--- a/Design Documents/Community One UI Design.docx
+++ b/Design Documents/Community One UI Design.docx
@@ -11080,20 +11080,7 @@
           <w:szCs w:val="20"/>
           <w:lang w:eastAsia="en-AU"/>
         </w:rPr>
-        <w:t xml:space="preserve"> users, establish user identity, track user location, drive search, drive governance. The core should be compact, well designed, secure, scalable, efficient (cost). In phase 2, I introduce the Edge. The edge is what users interact with. I deliver services either within community one </w:t>
-      </w:r>
-      <w:bookmarkStart w:id="2" w:name="_GoBack"/>
-      <w:bookmarkEnd w:id="2"/>
-      <w:r>
-        <w:rPr>
-          <w:rFonts w:ascii="Courier New" w:hAnsi="Courier New" w:cs="Courier New"/>
-          <w:b w:val="0"/>
-          <w:color w:val="auto"/>
-          <w:sz w:val="20"/>
-          <w:szCs w:val="20"/>
-          <w:lang w:eastAsia="en-AU"/>
-        </w:rPr>
-        <w:t>or in partnership with existing services. The channels represent the edge.</w:t>
+        <w:t xml:space="preserve"> users, establish user identity, track user location, drive search, drive governance. The core should be compact, well designed, secure, scalable, efficient (cost). In phase 2, I introduce the Edge. The edge is what users interact with. I deliver services either within community one or in partnership with existing services. The channels represent the edge.</w:t>
       </w:r>
     </w:p>
     <w:p>
@@ -11467,6 +11454,4168 @@
         </w:rPr>
       </w:pPr>
     </w:p>
+    <w:p>
+      <w:pPr>
+        <w:pStyle w:val="Style1"/>
+        <w:numPr>
+          <w:ilvl w:val="0"/>
+          <w:numId w:val="0"/>
+        </w:numPr>
+        <w:ind w:left="792" w:hanging="432"/>
+        <w:jc w:val="left"/>
+        <w:rPr>
+          <w:b w:val="0"/>
+          <w:lang w:eastAsia="en-AU"/>
+        </w:rPr>
+      </w:pPr>
+    </w:p>
+    <w:p>
+      <w:pPr>
+        <w:pStyle w:val="NormalWeb"/>
+      </w:pPr>
+      <w:r>
+        <w:t xml:space="preserve">Which </w:t>
+      </w:r>
+      <w:proofErr w:type="spellStart"/>
+      <w:r>
+        <w:t>configs</w:t>
+      </w:r>
+      <w:proofErr w:type="spellEnd"/>
+      <w:r>
+        <w:t xml:space="preserve"> do you want regenerated?</w:t>
+      </w:r>
+    </w:p>
+    <w:p>
+      <w:pPr>
+        <w:pStyle w:val="NormalWeb"/>
+      </w:pPr>
+      <w:r>
+        <w:t>Right now we’ve touched several areas:</w:t>
+      </w:r>
+    </w:p>
+    <w:p>
+      <w:pPr>
+        <w:numPr>
+          <w:ilvl w:val="0"/>
+          <w:numId w:val="21"/>
+        </w:numPr>
+        <w:spacing w:before="100" w:beforeAutospacing="1" w:after="100" w:afterAutospacing="1" w:line="240" w:lineRule="auto"/>
+      </w:pPr>
+      <w:proofErr w:type="spellStart"/>
+      <w:r>
+        <w:rPr>
+          <w:rStyle w:val="HTMLCode"/>
+          <w:rFonts w:eastAsiaTheme="minorHAnsi"/>
+        </w:rPr>
+        <w:t>navigationConfig</w:t>
+      </w:r>
+      <w:proofErr w:type="spellEnd"/>
+      <w:r>
+        <w:t xml:space="preserve"> </w:t>
+      </w:r>
+    </w:p>
+    <w:p>
+      <w:pPr>
+        <w:numPr>
+          <w:ilvl w:val="0"/>
+          <w:numId w:val="21"/>
+        </w:numPr>
+        <w:spacing w:before="100" w:beforeAutospacing="1" w:after="100" w:afterAutospacing="1" w:line="240" w:lineRule="auto"/>
+      </w:pPr>
+      <w:r>
+        <w:t xml:space="preserve">dashboard search </w:t>
+      </w:r>
+      <w:proofErr w:type="spellStart"/>
+      <w:r>
+        <w:t>config</w:t>
+      </w:r>
+      <w:proofErr w:type="spellEnd"/>
+      <w:r>
+        <w:t xml:space="preserve"> </w:t>
+      </w:r>
+    </w:p>
+    <w:p>
+      <w:pPr>
+        <w:numPr>
+          <w:ilvl w:val="0"/>
+          <w:numId w:val="21"/>
+        </w:numPr>
+        <w:spacing w:before="100" w:beforeAutospacing="1" w:after="100" w:afterAutospacing="1" w:line="240" w:lineRule="auto"/>
+      </w:pPr>
+      <w:r>
+        <w:t xml:space="preserve">sidebar </w:t>
+      </w:r>
+      <w:proofErr w:type="spellStart"/>
+      <w:r>
+        <w:t>config</w:t>
+      </w:r>
+      <w:proofErr w:type="spellEnd"/>
+      <w:r>
+        <w:t xml:space="preserve"> </w:t>
+      </w:r>
+    </w:p>
+    <w:p>
+      <w:pPr>
+        <w:numPr>
+          <w:ilvl w:val="0"/>
+          <w:numId w:val="21"/>
+        </w:numPr>
+        <w:spacing w:before="100" w:beforeAutospacing="1" w:after="100" w:afterAutospacing="1" w:line="240" w:lineRule="auto"/>
+      </w:pPr>
+      <w:r>
+        <w:t xml:space="preserve">search context </w:t>
+      </w:r>
+      <w:proofErr w:type="spellStart"/>
+      <w:r>
+        <w:t>config</w:t>
+      </w:r>
+      <w:proofErr w:type="spellEnd"/>
+      <w:r>
+        <w:t xml:space="preserve"> </w:t>
+      </w:r>
+    </w:p>
+    <w:p>
+      <w:pPr>
+        <w:numPr>
+          <w:ilvl w:val="0"/>
+          <w:numId w:val="21"/>
+        </w:numPr>
+        <w:spacing w:before="100" w:beforeAutospacing="1" w:after="100" w:afterAutospacing="1" w:line="240" w:lineRule="auto"/>
+      </w:pPr>
+      <w:r>
+        <w:t xml:space="preserve">hybrid search architecture </w:t>
+      </w:r>
+    </w:p>
+    <w:p>
+      <w:pPr>
+        <w:numPr>
+          <w:ilvl w:val="0"/>
+          <w:numId w:val="21"/>
+        </w:numPr>
+        <w:spacing w:before="100" w:beforeAutospacing="1" w:after="100" w:afterAutospacing="1" w:line="240" w:lineRule="auto"/>
+      </w:pPr>
+      <w:r>
+        <w:t xml:space="preserve">filter </w:t>
+      </w:r>
+      <w:proofErr w:type="spellStart"/>
+      <w:r>
+        <w:t>config</w:t>
+      </w:r>
+      <w:proofErr w:type="spellEnd"/>
+      <w:r>
+        <w:t xml:space="preserve"> </w:t>
+      </w:r>
+    </w:p>
+    <w:p>
+      <w:pPr>
+        <w:numPr>
+          <w:ilvl w:val="0"/>
+          <w:numId w:val="21"/>
+        </w:numPr>
+        <w:spacing w:before="100" w:beforeAutospacing="1" w:after="100" w:afterAutospacing="1" w:line="240" w:lineRule="auto"/>
+      </w:pPr>
+      <w:r>
+        <w:t xml:space="preserve">map/search mode </w:t>
+      </w:r>
+      <w:proofErr w:type="spellStart"/>
+      <w:r>
+        <w:t>config</w:t>
+      </w:r>
+      <w:proofErr w:type="spellEnd"/>
+      <w:r>
+        <w:t xml:space="preserve"> </w:t>
+      </w:r>
+    </w:p>
+    <w:p>
+      <w:pPr>
+        <w:numPr>
+          <w:ilvl w:val="0"/>
+          <w:numId w:val="21"/>
+        </w:numPr>
+        <w:spacing w:before="100" w:beforeAutospacing="1" w:after="100" w:afterAutospacing="1" w:line="240" w:lineRule="auto"/>
+      </w:pPr>
+      <w:r>
+        <w:t xml:space="preserve">AI search result schemas </w:t>
+      </w:r>
+    </w:p>
+    <w:p>
+      <w:pPr>
+        <w:numPr>
+          <w:ilvl w:val="0"/>
+          <w:numId w:val="21"/>
+        </w:numPr>
+        <w:spacing w:before="100" w:beforeAutospacing="1" w:after="100" w:afterAutospacing="1" w:line="240" w:lineRule="auto"/>
+      </w:pPr>
+      <w:r>
+        <w:t xml:space="preserve">backend search endpoint </w:t>
+      </w:r>
+      <w:proofErr w:type="spellStart"/>
+      <w:r>
+        <w:t>config</w:t>
+      </w:r>
+      <w:proofErr w:type="spellEnd"/>
+      <w:r>
+        <w:t xml:space="preserve"> </w:t>
+      </w:r>
+    </w:p>
+    <w:p>
+      <w:pPr>
+        <w:pStyle w:val="NormalWeb"/>
+      </w:pPr>
+      <w:r>
+        <w:t>Paste the file or tell me which one and I’ll generate the full drop-in refactor.</w:t>
+      </w:r>
+    </w:p>
+    <w:p>
+      <w:r>
+        <w:object w:dxaOrig="0" w:dyaOrig="0">
+          <v:shapetype id="_x0000_t75" coordsize="21600,21600" o:spt="75" o:preferrelative="t" path="m@4@5l@4@11@9@11@9@5xe" filled="f" stroked="f">
+            <v:stroke joinstyle="miter"/>
+            <v:formulas>
+              <v:f eqn="if lineDrawn pixelLineWidth 0"/>
+              <v:f eqn="sum @0 1 0"/>
+              <v:f eqn="sum 0 0 @1"/>
+              <v:f eqn="prod @2 1 2"/>
+              <v:f eqn="prod @3 21600 pixelWidth"/>
+              <v:f eqn="prod @3 21600 pixelHeight"/>
+              <v:f eqn="sum @0 0 1"/>
+              <v:f eqn="prod @6 1 2"/>
+              <v:f eqn="prod @7 21600 pixelWidth"/>
+              <v:f eqn="sum @8 21600 0"/>
+              <v:f eqn="prod @7 21600 pixelHeight"/>
+              <v:f eqn="sum @10 21600 0"/>
+            </v:formulas>
+            <v:path o:extrusionok="f" gradientshapeok="t" o:connecttype="rect"/>
+            <o:lock v:ext="edit" aspectratio="t"/>
+          </v:shapetype>
+          <v:shape id="_x0000_i1052" type="#_x0000_t75" style="width:18pt;height:15.6pt" o:ole="">
+            <v:imagedata r:id="rId13" o:title=""/>
+          </v:shape>
+          <w:control r:id="rId14" w:name="DefaultOcxName" w:shapeid="_x0000_i1052"/>
+        </w:object>
+      </w:r>
+    </w:p>
+    <w:p>
+      <w:r>
+        <w:lastRenderedPageBreak/>
+        <w:t>for Search. There was no download option in the last one</w:t>
+      </w:r>
+    </w:p>
+    <w:p>
+      <w:r>
+        <w:rPr>
+          <w:rStyle w:val="min-w-0"/>
+        </w:rPr>
+        <w:t xml:space="preserve">Community One Search </w:t>
+      </w:r>
+      <w:proofErr w:type="spellStart"/>
+      <w:r>
+        <w:rPr>
+          <w:rStyle w:val="min-w-0"/>
+        </w:rPr>
+        <w:t>Configs</w:t>
+      </w:r>
+      <w:proofErr w:type="spellEnd"/>
+      <w:r>
+        <w:rPr>
+          <w:rStyle w:val="min-w-0"/>
+        </w:rPr>
+        <w:t xml:space="preserve"> Full </w:t>
+      </w:r>
+      <w:proofErr w:type="spellStart"/>
+      <w:r>
+        <w:rPr>
+          <w:rStyle w:val="min-w-0"/>
+        </w:rPr>
+        <w:t>Dropin</w:t>
+      </w:r>
+      <w:proofErr w:type="spellEnd"/>
+    </w:p>
+    <w:p>
+      <w:pPr>
+        <w:pStyle w:val="Heading1"/>
+      </w:pPr>
+      <w:r>
+        <w:t xml:space="preserve">Community One — Search </w:t>
+      </w:r>
+      <w:proofErr w:type="spellStart"/>
+      <w:r>
+        <w:t>Configs</w:t>
+      </w:r>
+      <w:proofErr w:type="spellEnd"/>
+      <w:r>
+        <w:t xml:space="preserve"> Full Drop-In</w:t>
+      </w:r>
+    </w:p>
+    <w:p>
+      <w:r>
+        <w:pict>
+          <v:rect id="_x0000_i1035" style="width:0;height:1.5pt" o:hralign="center" o:hrstd="t" o:hr="t" fillcolor="#a0a0a0" stroked="f"/>
+        </w:pict>
+      </w:r>
+    </w:p>
+    <w:p>
+      <w:pPr>
+        <w:pStyle w:val="Heading1"/>
+      </w:pPr>
+      <w:r>
+        <w:rPr>
+          <w:rStyle w:val="HTMLCode"/>
+          <w:rFonts w:eastAsiaTheme="majorEastAsia"/>
+        </w:rPr>
+        <w:t>/</w:t>
+      </w:r>
+      <w:proofErr w:type="spellStart"/>
+      <w:r>
+        <w:rPr>
+          <w:rStyle w:val="HTMLCode"/>
+          <w:rFonts w:eastAsiaTheme="majorEastAsia"/>
+        </w:rPr>
+        <w:t>src</w:t>
+      </w:r>
+      <w:proofErr w:type="spellEnd"/>
+      <w:r>
+        <w:rPr>
+          <w:rStyle w:val="HTMLCode"/>
+          <w:rFonts w:eastAsiaTheme="majorEastAsia"/>
+        </w:rPr>
+        <w:t>/</w:t>
+      </w:r>
+      <w:proofErr w:type="spellStart"/>
+      <w:r>
+        <w:rPr>
+          <w:rStyle w:val="HTMLCode"/>
+          <w:rFonts w:eastAsiaTheme="majorEastAsia"/>
+        </w:rPr>
+        <w:t>config</w:t>
+      </w:r>
+      <w:proofErr w:type="spellEnd"/>
+      <w:r>
+        <w:rPr>
+          <w:rStyle w:val="HTMLCode"/>
+          <w:rFonts w:eastAsiaTheme="majorEastAsia"/>
+        </w:rPr>
+        <w:t>/search/searchConfig.js</w:t>
+      </w:r>
+    </w:p>
+    <w:p>
+      <w:r>
+        <w:t>/* =========================================================</w:t>
+      </w:r>
+    </w:p>
+    <w:p/>
+    <w:p>
+      <w:r>
+        <w:t>/* =========================================================</w:t>
+      </w:r>
+    </w:p>
+    <w:p>
+      <w:r>
+        <w:t>AI SEARCH SETTINGS</w:t>
+      </w:r>
+    </w:p>
+    <w:p>
+      <w:r>
+        <w:t>========================================================= */</w:t>
+      </w:r>
+    </w:p>
+    <w:p/>
+    <w:p>
+      <w:r>
+        <w:t xml:space="preserve">export </w:t>
+      </w:r>
+      <w:proofErr w:type="spellStart"/>
+      <w:r>
+        <w:t>const</w:t>
+      </w:r>
+      <w:proofErr w:type="spellEnd"/>
+      <w:r>
+        <w:t xml:space="preserve"> AI_SEARCH_CONFIG = {</w:t>
+      </w:r>
+    </w:p>
+    <w:p/>
+    <w:p>
+      <w:r>
+        <w:t>enabled: true,</w:t>
+      </w:r>
+    </w:p>
+    <w:p/>
+    <w:p>
+      <w:r>
+        <w:t>streaming: true,</w:t>
+      </w:r>
+    </w:p>
+    <w:p/>
+    <w:p>
+      <w:proofErr w:type="spellStart"/>
+      <w:r>
+        <w:t>semanticSearch</w:t>
+      </w:r>
+      <w:proofErr w:type="spellEnd"/>
+      <w:r>
+        <w:t>: true,</w:t>
+      </w:r>
+    </w:p>
+    <w:p/>
+    <w:p>
+      <w:proofErr w:type="spellStart"/>
+      <w:r>
+        <w:t>hybridRetrieval</w:t>
+      </w:r>
+      <w:proofErr w:type="spellEnd"/>
+      <w:r>
+        <w:t>: true,</w:t>
+      </w:r>
+    </w:p>
+    <w:p/>
+    <w:p>
+      <w:proofErr w:type="spellStart"/>
+      <w:r>
+        <w:t>aiSuggestions</w:t>
+      </w:r>
+      <w:proofErr w:type="spellEnd"/>
+      <w:r>
+        <w:t>: true,</w:t>
+      </w:r>
+    </w:p>
+    <w:p/>
+    <w:p>
+      <w:proofErr w:type="spellStart"/>
+      <w:r>
+        <w:t>aiFollowUps</w:t>
+      </w:r>
+      <w:proofErr w:type="spellEnd"/>
+      <w:r>
+        <w:t>: true,</w:t>
+      </w:r>
+    </w:p>
+    <w:p/>
+    <w:p>
+      <w:proofErr w:type="spellStart"/>
+      <w:r>
+        <w:t>maxSuggestions</w:t>
+      </w:r>
+      <w:proofErr w:type="spellEnd"/>
+      <w:r>
+        <w:t>: 5,</w:t>
+      </w:r>
+    </w:p>
+    <w:p/>
+    <w:p>
+      <w:proofErr w:type="spellStart"/>
+      <w:r>
+        <w:t>maxFollowUps</w:t>
+      </w:r>
+      <w:proofErr w:type="spellEnd"/>
+      <w:r>
+        <w:t>: 5,</w:t>
+      </w:r>
+    </w:p>
+    <w:p/>
+    <w:p>
+      <w:proofErr w:type="spellStart"/>
+      <w:r>
+        <w:t>confidenceThreshold</w:t>
+      </w:r>
+      <w:proofErr w:type="spellEnd"/>
+      <w:r>
+        <w:t>: 0.68,</w:t>
+      </w:r>
+    </w:p>
+    <w:p/>
+    <w:p>
+      <w:r>
+        <w:lastRenderedPageBreak/>
+        <w:t>};</w:t>
+      </w:r>
+    </w:p>
+    <w:p/>
+    <w:p>
+      <w:r>
+        <w:t>/* =========================================================</w:t>
+      </w:r>
+    </w:p>
+    <w:p>
+      <w:r>
+        <w:t>SEARCH LIMITS</w:t>
+      </w:r>
+    </w:p>
+    <w:p>
+      <w:r>
+        <w:t>========================================================= */</w:t>
+      </w:r>
+    </w:p>
+    <w:p/>
+    <w:p>
+      <w:r>
+        <w:t xml:space="preserve">export </w:t>
+      </w:r>
+      <w:proofErr w:type="spellStart"/>
+      <w:r>
+        <w:t>const</w:t>
+      </w:r>
+      <w:proofErr w:type="spellEnd"/>
+      <w:r>
+        <w:t xml:space="preserve"> SEARCH_LIMITS = {</w:t>
+      </w:r>
+    </w:p>
+    <w:p/>
+    <w:p>
+      <w:proofErr w:type="spellStart"/>
+      <w:r>
+        <w:t>maxResults</w:t>
+      </w:r>
+      <w:proofErr w:type="spellEnd"/>
+      <w:r>
+        <w:t>: 50,</w:t>
+      </w:r>
+    </w:p>
+    <w:p/>
+    <w:p>
+      <w:proofErr w:type="spellStart"/>
+      <w:r>
+        <w:t>maxRecentSearches</w:t>
+      </w:r>
+      <w:proofErr w:type="spellEnd"/>
+      <w:r>
+        <w:t>: 10,</w:t>
+      </w:r>
+    </w:p>
+    <w:p/>
+    <w:p>
+      <w:proofErr w:type="spellStart"/>
+      <w:r>
+        <w:t>maxSuggestions</w:t>
+      </w:r>
+      <w:proofErr w:type="spellEnd"/>
+      <w:r>
+        <w:t>: 8,</w:t>
+      </w:r>
+    </w:p>
+    <w:p/>
+    <w:p>
+      <w:proofErr w:type="spellStart"/>
+      <w:r>
+        <w:t>debounceMs</w:t>
+      </w:r>
+      <w:proofErr w:type="spellEnd"/>
+      <w:r>
+        <w:t>: 300,</w:t>
+      </w:r>
+    </w:p>
+    <w:p/>
+    <w:p>
+      <w:r>
+        <w:t>};</w:t>
+      </w:r>
+    </w:p>
+    <w:p/>
+    <w:p>
+      <w:r>
+        <w:t>/* =========================================================</w:t>
+      </w:r>
+    </w:p>
+    <w:p>
+      <w:r>
+        <w:t>SEARCH ENDPOINTS</w:t>
+      </w:r>
+    </w:p>
+    <w:p>
+      <w:r>
+        <w:t>========================================================= */</w:t>
+      </w:r>
+    </w:p>
+    <w:p/>
+    <w:p>
+      <w:r>
+        <w:t xml:space="preserve">export </w:t>
+      </w:r>
+      <w:proofErr w:type="spellStart"/>
+      <w:r>
+        <w:t>const</w:t>
+      </w:r>
+      <w:proofErr w:type="spellEnd"/>
+      <w:r>
+        <w:t xml:space="preserve"> SEARCH_ENDPOINTS = {</w:t>
+      </w:r>
+    </w:p>
+    <w:p/>
+    <w:p>
+      <w:r>
+        <w:t>hybrid:</w:t>
+      </w:r>
+    </w:p>
+    <w:p>
+      <w:r>
+        <w:t>"/</w:t>
+      </w:r>
+      <w:proofErr w:type="spellStart"/>
+      <w:r>
+        <w:t>api</w:t>
+      </w:r>
+      <w:proofErr w:type="spellEnd"/>
+      <w:r>
+        <w:t>/search/hybrid",</w:t>
+      </w:r>
+    </w:p>
+    <w:p/>
+    <w:p>
+      <w:r>
+        <w:t>suggestions:</w:t>
+      </w:r>
+    </w:p>
+    <w:p>
+      <w:r>
+        <w:t>"/</w:t>
+      </w:r>
+      <w:proofErr w:type="spellStart"/>
+      <w:r>
+        <w:t>api</w:t>
+      </w:r>
+      <w:proofErr w:type="spellEnd"/>
+      <w:r>
+        <w:t>/search/suggestions",</w:t>
+      </w:r>
+    </w:p>
+    <w:p/>
+    <w:p>
+      <w:r>
+        <w:t>semantic:</w:t>
+      </w:r>
+    </w:p>
+    <w:p>
+      <w:r>
+        <w:lastRenderedPageBreak/>
+        <w:t>"/</w:t>
+      </w:r>
+      <w:proofErr w:type="spellStart"/>
+      <w:r>
+        <w:t>api</w:t>
+      </w:r>
+      <w:proofErr w:type="spellEnd"/>
+      <w:r>
+        <w:t>/search/semantic",</w:t>
+      </w:r>
+    </w:p>
+    <w:p/>
+    <w:p>
+      <w:r>
+        <w:t>keyword:</w:t>
+      </w:r>
+    </w:p>
+    <w:p>
+      <w:r>
+        <w:t>"/</w:t>
+      </w:r>
+      <w:proofErr w:type="spellStart"/>
+      <w:r>
+        <w:t>api</w:t>
+      </w:r>
+      <w:proofErr w:type="spellEnd"/>
+      <w:r>
+        <w:t>/search/keyword",</w:t>
+      </w:r>
+    </w:p>
+    <w:p/>
+    <w:p>
+      <w:r>
+        <w:t>trending:</w:t>
+      </w:r>
+    </w:p>
+    <w:p>
+      <w:r>
+        <w:t>"/</w:t>
+      </w:r>
+      <w:proofErr w:type="spellStart"/>
+      <w:r>
+        <w:t>api</w:t>
+      </w:r>
+      <w:proofErr w:type="spellEnd"/>
+      <w:r>
+        <w:t>/search/trending",</w:t>
+      </w:r>
+    </w:p>
+    <w:p/>
+    <w:p>
+      <w:r>
+        <w:t>};</w:t>
+      </w:r>
+    </w:p>
+    <w:p>
+      <w:r>
+        <w:pict>
+          <v:rect id="_x0000_i1036" style="width:0;height:1.5pt" o:hralign="center" o:hrstd="t" o:hr="t" fillcolor="#a0a0a0" stroked="f"/>
+        </w:pict>
+      </w:r>
+    </w:p>
+    <w:p>
+      <w:pPr>
+        <w:pStyle w:val="Heading1"/>
+      </w:pPr>
+      <w:r>
+        <w:rPr>
+          <w:rStyle w:val="HTMLCode"/>
+          <w:rFonts w:eastAsiaTheme="majorEastAsia"/>
+        </w:rPr>
+        <w:t>/</w:t>
+      </w:r>
+      <w:proofErr w:type="spellStart"/>
+      <w:r>
+        <w:rPr>
+          <w:rStyle w:val="HTMLCode"/>
+          <w:rFonts w:eastAsiaTheme="majorEastAsia"/>
+        </w:rPr>
+        <w:t>src</w:t>
+      </w:r>
+      <w:proofErr w:type="spellEnd"/>
+      <w:r>
+        <w:rPr>
+          <w:rStyle w:val="HTMLCode"/>
+          <w:rFonts w:eastAsiaTheme="majorEastAsia"/>
+        </w:rPr>
+        <w:t>/</w:t>
+      </w:r>
+      <w:proofErr w:type="spellStart"/>
+      <w:r>
+        <w:rPr>
+          <w:rStyle w:val="HTMLCode"/>
+          <w:rFonts w:eastAsiaTheme="majorEastAsia"/>
+        </w:rPr>
+        <w:t>config</w:t>
+      </w:r>
+      <w:proofErr w:type="spellEnd"/>
+      <w:r>
+        <w:rPr>
+          <w:rStyle w:val="HTMLCode"/>
+          <w:rFonts w:eastAsiaTheme="majorEastAsia"/>
+        </w:rPr>
+        <w:t>/search/searchResultConfig.js</w:t>
+      </w:r>
+    </w:p>
+    <w:p>
+      <w:r>
+        <w:t>/* =========================================================</w:t>
+      </w:r>
+    </w:p>
+    <w:p>
+      <w:r>
+        <w:t>SEARCH RESULT CONFIG</w:t>
+      </w:r>
+    </w:p>
+    <w:p>
+      <w:r>
+        <w:t>========================================================= */</w:t>
+      </w:r>
+    </w:p>
+    <w:p/>
+    <w:p>
+      <w:r>
+        <w:t xml:space="preserve">export </w:t>
+      </w:r>
+      <w:proofErr w:type="spellStart"/>
+      <w:r>
+        <w:t>const</w:t>
+      </w:r>
+      <w:proofErr w:type="spellEnd"/>
+      <w:r>
+        <w:t xml:space="preserve"> SEARCH_RESULT_CONFIG = {</w:t>
+      </w:r>
+    </w:p>
+    <w:p/>
+    <w:p>
+      <w:r>
+        <w:t>incident: {</w:t>
+      </w:r>
+    </w:p>
+    <w:p>
+      <w:r>
+        <w:t>label: "Incident",</w:t>
+      </w:r>
+    </w:p>
+    <w:p>
+      <w:r>
+        <w:t>icon: "</w:t>
+      </w:r>
+      <w:r>
+        <w:rPr>
+          <w:rFonts w:ascii="Segoe UI Symbol" w:hAnsi="Segoe UI Symbol" w:cs="Segoe UI Symbol"/>
+        </w:rPr>
+        <w:t>🚨</w:t>
+      </w:r>
+      <w:r>
+        <w:t>",</w:t>
+      </w:r>
+    </w:p>
+    <w:p>
+      <w:proofErr w:type="spellStart"/>
+      <w:r>
+        <w:t>color</w:t>
+      </w:r>
+      <w:proofErr w:type="spellEnd"/>
+      <w:r>
+        <w:t>: "danger",</w:t>
+      </w:r>
+    </w:p>
+    <w:p>
+      <w:r>
+        <w:t>},</w:t>
+      </w:r>
+    </w:p>
+    <w:p/>
+    <w:p>
+      <w:r>
+        <w:t>event: {</w:t>
+      </w:r>
+    </w:p>
+    <w:p>
+      <w:r>
+        <w:t>label: "Event",</w:t>
+      </w:r>
+    </w:p>
+    <w:p>
+      <w:r>
+        <w:t>icon: "</w:t>
+      </w:r>
+      <w:r>
+        <w:rPr>
+          <w:rFonts w:ascii="Segoe UI Symbol" w:hAnsi="Segoe UI Symbol" w:cs="Segoe UI Symbol"/>
+        </w:rPr>
+        <w:t>📅</w:t>
+      </w:r>
+      <w:r>
+        <w:t>",</w:t>
+      </w:r>
+    </w:p>
+    <w:p>
+      <w:proofErr w:type="spellStart"/>
+      <w:r>
+        <w:t>color</w:t>
+      </w:r>
+      <w:proofErr w:type="spellEnd"/>
+      <w:r>
+        <w:t>: "info",</w:t>
+      </w:r>
+    </w:p>
+    <w:p>
+      <w:r>
+        <w:t>},</w:t>
+      </w:r>
+    </w:p>
+    <w:p/>
+    <w:p>
+      <w:r>
+        <w:t>blob: {</w:t>
+      </w:r>
+    </w:p>
+    <w:p>
+      <w:r>
+        <w:t>label: "Blob",</w:t>
+      </w:r>
+    </w:p>
+    <w:p>
+      <w:r>
+        <w:lastRenderedPageBreak/>
+        <w:t>icon: "</w:t>
+      </w:r>
+      <w:r>
+        <w:rPr>
+          <w:rFonts w:ascii="Segoe UI Symbol" w:hAnsi="Segoe UI Symbol" w:cs="Segoe UI Symbol"/>
+        </w:rPr>
+        <w:t>🛍</w:t>
+      </w:r>
+      <w:r>
+        <w:t>️",</w:t>
+      </w:r>
+    </w:p>
+    <w:p>
+      <w:proofErr w:type="spellStart"/>
+      <w:r>
+        <w:t>color</w:t>
+      </w:r>
+      <w:proofErr w:type="spellEnd"/>
+      <w:r>
+        <w:t>: "success",</w:t>
+      </w:r>
+    </w:p>
+    <w:p>
+      <w:r>
+        <w:t>},</w:t>
+      </w:r>
+    </w:p>
+    <w:p/>
+    <w:p>
+      <w:r>
+        <w:t>beacon: {</w:t>
+      </w:r>
+    </w:p>
+    <w:p>
+      <w:r>
+        <w:t>label: "Beacon",</w:t>
+      </w:r>
+    </w:p>
+    <w:p>
+      <w:r>
+        <w:t>icon: "</w:t>
+      </w:r>
+      <w:r>
+        <w:rPr>
+          <w:rFonts w:ascii="Segoe UI Symbol" w:hAnsi="Segoe UI Symbol" w:cs="Segoe UI Symbol"/>
+        </w:rPr>
+        <w:t>📡</w:t>
+      </w:r>
+      <w:r>
+        <w:t>",</w:t>
+      </w:r>
+    </w:p>
+    <w:p>
+      <w:proofErr w:type="spellStart"/>
+      <w:r>
+        <w:t>color</w:t>
+      </w:r>
+      <w:proofErr w:type="spellEnd"/>
+      <w:r>
+        <w:t>: "warning",</w:t>
+      </w:r>
+    </w:p>
+    <w:p>
+      <w:r>
+        <w:t>},</w:t>
+      </w:r>
+    </w:p>
+    <w:p/>
+    <w:p>
+      <w:r>
+        <w:t>business: {</w:t>
+      </w:r>
+    </w:p>
+    <w:p>
+      <w:r>
+        <w:t>label: "Business",</w:t>
+      </w:r>
+    </w:p>
+    <w:p>
+      <w:r>
+        <w:t>icon: "</w:t>
+      </w:r>
+      <w:r>
+        <w:rPr>
+          <w:rFonts w:ascii="Segoe UI Symbol" w:hAnsi="Segoe UI Symbol" w:cs="Segoe UI Symbol"/>
+        </w:rPr>
+        <w:t>🏪</w:t>
+      </w:r>
+      <w:r>
+        <w:t>",</w:t>
+      </w:r>
+    </w:p>
+    <w:p>
+      <w:proofErr w:type="spellStart"/>
+      <w:r>
+        <w:t>color</w:t>
+      </w:r>
+      <w:proofErr w:type="spellEnd"/>
+      <w:r>
+        <w:t>: "success",</w:t>
+      </w:r>
+    </w:p>
+    <w:p>
+      <w:r>
+        <w:t>},</w:t>
+      </w:r>
+    </w:p>
+    <w:p/>
+    <w:p>
+      <w:r>
+        <w:t>user: {</w:t>
+      </w:r>
+    </w:p>
+    <w:p>
+      <w:r>
+        <w:t>label: "User",</w:t>
+      </w:r>
+    </w:p>
+    <w:p>
+      <w:r>
+        <w:t>icon: "</w:t>
+      </w:r>
+      <w:r>
+        <w:rPr>
+          <w:rFonts w:ascii="Segoe UI Symbol" w:hAnsi="Segoe UI Symbol" w:cs="Segoe UI Symbol"/>
+        </w:rPr>
+        <w:t>👤</w:t>
+      </w:r>
+      <w:r>
+        <w:t>",</w:t>
+      </w:r>
+    </w:p>
+    <w:p>
+      <w:proofErr w:type="spellStart"/>
+      <w:r>
+        <w:t>color</w:t>
+      </w:r>
+      <w:proofErr w:type="spellEnd"/>
+      <w:r>
+        <w:t>: "neutral",</w:t>
+      </w:r>
+    </w:p>
+    <w:p>
+      <w:r>
+        <w:t>},</w:t>
+      </w:r>
+    </w:p>
+    <w:p/>
+    <w:p>
+      <w:r>
+        <w:t>place: {</w:t>
+      </w:r>
+    </w:p>
+    <w:p>
+      <w:r>
+        <w:t>label: "Place",</w:t>
+      </w:r>
+    </w:p>
+    <w:p>
+      <w:r>
+        <w:t>icon: "</w:t>
+      </w:r>
+      <w:r>
+        <w:rPr>
+          <w:rFonts w:ascii="Segoe UI Symbol" w:hAnsi="Segoe UI Symbol" w:cs="Segoe UI Symbol"/>
+        </w:rPr>
+        <w:t>📍</w:t>
+      </w:r>
+      <w:r>
+        <w:t>",</w:t>
+      </w:r>
+    </w:p>
+    <w:p>
+      <w:proofErr w:type="spellStart"/>
+      <w:r>
+        <w:t>color</w:t>
+      </w:r>
+      <w:proofErr w:type="spellEnd"/>
+      <w:r>
+        <w:t>: "info",</w:t>
+      </w:r>
+    </w:p>
+    <w:p>
+      <w:r>
+        <w:t>},</w:t>
+      </w:r>
+    </w:p>
+    <w:p/>
+    <w:p>
+      <w:r>
+        <w:t>alert: {</w:t>
+      </w:r>
+    </w:p>
+    <w:p>
+      <w:r>
+        <w:t>label: "Alert",</w:t>
+      </w:r>
+    </w:p>
+    <w:p>
+      <w:r>
+        <w:t>icon: "</w:t>
+      </w:r>
+      <w:r>
+        <w:rPr>
+          <w:rFonts w:ascii="Segoe UI Symbol" w:hAnsi="Segoe UI Symbol" w:cs="Segoe UI Symbol"/>
+        </w:rPr>
+        <w:t>⚠</w:t>
+      </w:r>
+      <w:r>
+        <w:t>️",</w:t>
+      </w:r>
+    </w:p>
+    <w:p>
+      <w:proofErr w:type="spellStart"/>
+      <w:r>
+        <w:lastRenderedPageBreak/>
+        <w:t>color</w:t>
+      </w:r>
+      <w:proofErr w:type="spellEnd"/>
+      <w:r>
+        <w:t>: "danger",</w:t>
+      </w:r>
+    </w:p>
+    <w:p>
+      <w:r>
+        <w:t>},</w:t>
+      </w:r>
+    </w:p>
+    <w:p/>
+    <w:p>
+      <w:r>
+        <w:t>};</w:t>
+      </w:r>
+    </w:p>
+    <w:p>
+      <w:r>
+        <w:pict>
+          <v:rect id="_x0000_i1037" style="width:0;height:1.5pt" o:hralign="center" o:hrstd="t" o:hr="t" fillcolor="#a0a0a0" stroked="f"/>
+        </w:pict>
+      </w:r>
+    </w:p>
+    <w:p>
+      <w:pPr>
+        <w:pStyle w:val="Heading1"/>
+      </w:pPr>
+      <w:r>
+        <w:rPr>
+          <w:rStyle w:val="HTMLCode"/>
+          <w:rFonts w:eastAsiaTheme="majorEastAsia"/>
+        </w:rPr>
+        <w:t>/</w:t>
+      </w:r>
+      <w:proofErr w:type="spellStart"/>
+      <w:r>
+        <w:rPr>
+          <w:rStyle w:val="HTMLCode"/>
+          <w:rFonts w:eastAsiaTheme="majorEastAsia"/>
+        </w:rPr>
+        <w:t>src</w:t>
+      </w:r>
+      <w:proofErr w:type="spellEnd"/>
+      <w:r>
+        <w:rPr>
+          <w:rStyle w:val="HTMLCode"/>
+          <w:rFonts w:eastAsiaTheme="majorEastAsia"/>
+        </w:rPr>
+        <w:t>/</w:t>
+      </w:r>
+      <w:proofErr w:type="spellStart"/>
+      <w:r>
+        <w:rPr>
+          <w:rStyle w:val="HTMLCode"/>
+          <w:rFonts w:eastAsiaTheme="majorEastAsia"/>
+        </w:rPr>
+        <w:t>config</w:t>
+      </w:r>
+      <w:proofErr w:type="spellEnd"/>
+      <w:r>
+        <w:rPr>
+          <w:rStyle w:val="HTMLCode"/>
+          <w:rFonts w:eastAsiaTheme="majorEastAsia"/>
+        </w:rPr>
+        <w:t>/search/searchPromptConfig.js</w:t>
+      </w:r>
+    </w:p>
+    <w:p>
+      <w:r>
+        <w:t>/* =========================================================</w:t>
+      </w:r>
+    </w:p>
+    <w:p>
+      <w:r>
+        <w:t>SEARCH AI PROMPTS</w:t>
+      </w:r>
+    </w:p>
+    <w:p>
+      <w:r>
+        <w:t>========================================================= */</w:t>
+      </w:r>
+    </w:p>
+    <w:p/>
+    <w:p>
+      <w:r>
+        <w:t xml:space="preserve">export </w:t>
+      </w:r>
+      <w:proofErr w:type="spellStart"/>
+      <w:r>
+        <w:t>const</w:t>
+      </w:r>
+      <w:proofErr w:type="spellEnd"/>
+      <w:r>
+        <w:t xml:space="preserve"> SEARCH_PROMPTS = {</w:t>
+      </w:r>
+    </w:p>
+    <w:p/>
+    <w:p>
+      <w:r>
+        <w:t>system: `</w:t>
+      </w:r>
+    </w:p>
+    <w:p>
+      <w:r>
+        <w:t>You are the Community One AI Search Assistant.</w:t>
+      </w:r>
+    </w:p>
+    <w:p/>
+    <w:p>
+      <w:r>
+        <w:t>Your role:</w:t>
+      </w:r>
+    </w:p>
+    <w:p/>
+    <w:p>
+      <w:r>
+        <w:t>- Understand natural language intent</w:t>
+      </w:r>
+    </w:p>
+    <w:p>
+      <w:r>
+        <w:t>- Improve search quality</w:t>
+      </w:r>
+    </w:p>
+    <w:p>
+      <w:r>
+        <w:t>- Generate contextual suggestions</w:t>
+      </w:r>
+    </w:p>
+    <w:p>
+      <w:r>
+        <w:t>- Help discover local community activity</w:t>
+      </w:r>
+    </w:p>
+    <w:p>
+      <w:r>
+        <w:t>- Summarize results clearly</w:t>
+      </w:r>
+    </w:p>
+    <w:p>
+      <w:r>
+        <w:t>- Prioritize local relevance</w:t>
+      </w:r>
+    </w:p>
+    <w:p>
+      <w:r>
+        <w:t>- Support map-aware searching</w:t>
+      </w:r>
+    </w:p>
+    <w:p>
+      <w:r>
+        <w:t>`,</w:t>
+      </w:r>
+    </w:p>
+    <w:p/>
+    <w:p>
+      <w:r>
+        <w:t>summary: `</w:t>
+      </w:r>
+    </w:p>
+    <w:p>
+      <w:r>
+        <w:t>Generate a short AI summary of the search results.</w:t>
+      </w:r>
+    </w:p>
+    <w:p/>
+    <w:p>
+      <w:r>
+        <w:t>Keep it concise.</w:t>
+      </w:r>
+    </w:p>
+    <w:p/>
+    <w:p>
+      <w:r>
+        <w:lastRenderedPageBreak/>
+        <w:t>Mention:</w:t>
+      </w:r>
+    </w:p>
+    <w:p>
+      <w:r>
+        <w:t>- important activity</w:t>
+      </w:r>
+    </w:p>
+    <w:p>
+      <w:r>
+        <w:t>- nearby relevance</w:t>
+      </w:r>
+    </w:p>
+    <w:p>
+      <w:r>
+        <w:t>- safety concerns</w:t>
+      </w:r>
+    </w:p>
+    <w:p>
+      <w:r>
+        <w:t>- notable patterns</w:t>
+      </w:r>
+    </w:p>
+    <w:p>
+      <w:r>
+        <w:t>`,</w:t>
+      </w:r>
+    </w:p>
+    <w:p/>
+    <w:p>
+      <w:r>
+        <w:t>suggestions: `</w:t>
+      </w:r>
+    </w:p>
+    <w:p>
+      <w:r>
+        <w:t>Generate useful follow-up search suggestions.</w:t>
+      </w:r>
+    </w:p>
+    <w:p/>
+    <w:p>
+      <w:r>
+        <w:t>Keep suggestions short.</w:t>
+      </w:r>
+    </w:p>
+    <w:p/>
+    <w:p>
+      <w:r>
+        <w:t>Focus on:</w:t>
+      </w:r>
+    </w:p>
+    <w:p>
+      <w:r>
+        <w:t>- nearby activity</w:t>
+      </w:r>
+    </w:p>
+    <w:p>
+      <w:r>
+        <w:t>- related searches</w:t>
+      </w:r>
+    </w:p>
+    <w:p>
+      <w:r>
+        <w:t>- discovery</w:t>
+      </w:r>
+    </w:p>
+    <w:p>
+      <w:r>
+        <w:t>- filtering</w:t>
+      </w:r>
+    </w:p>
+    <w:p>
+      <w:r>
+        <w:t>`,</w:t>
+      </w:r>
+    </w:p>
+    <w:p/>
+    <w:p>
+      <w:r>
+        <w:t>};</w:t>
+      </w:r>
+    </w:p>
+    <w:p>
+      <w:r>
+        <w:pict>
+          <v:rect id="_x0000_i1038" style="width:0;height:1.5pt" o:hralign="center" o:hrstd="t" o:hr="t" fillcolor="#a0a0a0" stroked="f"/>
+        </w:pict>
+      </w:r>
+    </w:p>
+    <w:p>
+      <w:pPr>
+        <w:pStyle w:val="Heading1"/>
+      </w:pPr>
+      <w:r>
+        <w:rPr>
+          <w:rStyle w:val="HTMLCode"/>
+          <w:rFonts w:eastAsiaTheme="majorEastAsia"/>
+        </w:rPr>
+        <w:t>/</w:t>
+      </w:r>
+      <w:proofErr w:type="spellStart"/>
+      <w:r>
+        <w:rPr>
+          <w:rStyle w:val="HTMLCode"/>
+          <w:rFonts w:eastAsiaTheme="majorEastAsia"/>
+        </w:rPr>
+        <w:t>src</w:t>
+      </w:r>
+      <w:proofErr w:type="spellEnd"/>
+      <w:r>
+        <w:rPr>
+          <w:rStyle w:val="HTMLCode"/>
+          <w:rFonts w:eastAsiaTheme="majorEastAsia"/>
+        </w:rPr>
+        <w:t>/</w:t>
+      </w:r>
+      <w:proofErr w:type="spellStart"/>
+      <w:r>
+        <w:rPr>
+          <w:rStyle w:val="HTMLCode"/>
+          <w:rFonts w:eastAsiaTheme="majorEastAsia"/>
+        </w:rPr>
+        <w:t>config</w:t>
+      </w:r>
+      <w:proofErr w:type="spellEnd"/>
+      <w:r>
+        <w:rPr>
+          <w:rStyle w:val="HTMLCode"/>
+          <w:rFonts w:eastAsiaTheme="majorEastAsia"/>
+        </w:rPr>
+        <w:t>/search/searchUIConfig.js</w:t>
+      </w:r>
+    </w:p>
+    <w:p>
+      <w:r>
+        <w:t>/* =========================================================</w:t>
+      </w:r>
+    </w:p>
+    <w:p>
+      <w:r>
+        <w:t>SEARCH UI CONFIG</w:t>
+      </w:r>
+    </w:p>
+    <w:p>
+      <w:r>
+        <w:t>========================================================= */</w:t>
+      </w:r>
+    </w:p>
+    <w:p/>
+    <w:p>
+      <w:r>
+        <w:t xml:space="preserve">export </w:t>
+      </w:r>
+      <w:proofErr w:type="spellStart"/>
+      <w:r>
+        <w:t>const</w:t>
+      </w:r>
+      <w:proofErr w:type="spellEnd"/>
+      <w:r>
+        <w:t xml:space="preserve"> SEARCH_UI_CONFIG = {</w:t>
+      </w:r>
+    </w:p>
+    <w:p/>
+    <w:p>
+      <w:proofErr w:type="spellStart"/>
+      <w:r>
+        <w:t>showAISummary</w:t>
+      </w:r>
+      <w:proofErr w:type="spellEnd"/>
+      <w:r>
+        <w:t>: true,</w:t>
+      </w:r>
+    </w:p>
+    <w:p/>
+    <w:p>
+      <w:proofErr w:type="spellStart"/>
+      <w:r>
+        <w:t>showSuggestions</w:t>
+      </w:r>
+      <w:proofErr w:type="spellEnd"/>
+      <w:r>
+        <w:t>: true,</w:t>
+      </w:r>
+    </w:p>
+    <w:p/>
+    <w:p>
+      <w:proofErr w:type="spellStart"/>
+      <w:r>
+        <w:t>showFollowUps</w:t>
+      </w:r>
+      <w:proofErr w:type="spellEnd"/>
+      <w:r>
+        <w:t>: true,</w:t>
+      </w:r>
+    </w:p>
+    <w:p/>
+    <w:p>
+      <w:proofErr w:type="spellStart"/>
+      <w:r>
+        <w:t>showResultIcons</w:t>
+      </w:r>
+      <w:proofErr w:type="spellEnd"/>
+      <w:r>
+        <w:t>: true,</w:t>
+      </w:r>
+    </w:p>
+    <w:p/>
+    <w:p>
+      <w:proofErr w:type="spellStart"/>
+      <w:r>
+        <w:t>showDistances</w:t>
+      </w:r>
+      <w:proofErr w:type="spellEnd"/>
+      <w:r>
+        <w:t>: true,</w:t>
+      </w:r>
+    </w:p>
+    <w:p/>
+    <w:p>
+      <w:proofErr w:type="spellStart"/>
+      <w:r>
+        <w:t>showMapPreview</w:t>
+      </w:r>
+      <w:proofErr w:type="spellEnd"/>
+      <w:r>
+        <w:t>: true,</w:t>
+      </w:r>
+    </w:p>
+    <w:p/>
+    <w:p>
+      <w:proofErr w:type="spellStart"/>
+      <w:r>
+        <w:t>enableAnimations</w:t>
+      </w:r>
+      <w:proofErr w:type="spellEnd"/>
+      <w:r>
+        <w:t>: true,</w:t>
+      </w:r>
+    </w:p>
+    <w:p/>
+    <w:p>
+      <w:proofErr w:type="spellStart"/>
+      <w:r>
+        <w:t>enableStreaming</w:t>
+      </w:r>
+      <w:proofErr w:type="spellEnd"/>
+      <w:r>
+        <w:t>: true,</w:t>
+      </w:r>
+    </w:p>
+    <w:p/>
+    <w:p>
+      <w:proofErr w:type="spellStart"/>
+      <w:r>
+        <w:t>stickySearchBar</w:t>
+      </w:r>
+      <w:proofErr w:type="spellEnd"/>
+      <w:r>
+        <w:t>: true,</w:t>
+      </w:r>
+    </w:p>
+    <w:p/>
+    <w:p>
+      <w:proofErr w:type="spellStart"/>
+      <w:r>
+        <w:t>autoFocusSearch</w:t>
+      </w:r>
+      <w:proofErr w:type="spellEnd"/>
+      <w:r>
+        <w:t>: false,</w:t>
+      </w:r>
+    </w:p>
+    <w:p/>
+    <w:p>
+      <w:proofErr w:type="spellStart"/>
+      <w:r>
+        <w:t>persistRecentSearches</w:t>
+      </w:r>
+      <w:proofErr w:type="spellEnd"/>
+      <w:r>
+        <w:t>: true,</w:t>
+      </w:r>
+    </w:p>
+    <w:p/>
+    <w:p>
+      <w:r>
+        <w:t>};</w:t>
+      </w:r>
+    </w:p>
+    <w:p>
+      <w:r>
+        <w:pict>
+          <v:rect id="_x0000_i1039" style="width:0;height:1.5pt" o:hralign="center" o:hrstd="t" o:hr="t" fillcolor="#a0a0a0" stroked="f"/>
+        </w:pict>
+      </w:r>
+    </w:p>
+    <w:p>
+      <w:pPr>
+        <w:pStyle w:val="Heading1"/>
+      </w:pPr>
+      <w:r>
+        <w:rPr>
+          <w:rStyle w:val="HTMLCode"/>
+          <w:rFonts w:eastAsiaTheme="majorEastAsia"/>
+        </w:rPr>
+        <w:t>/</w:t>
+      </w:r>
+      <w:proofErr w:type="spellStart"/>
+      <w:r>
+        <w:rPr>
+          <w:rStyle w:val="HTMLCode"/>
+          <w:rFonts w:eastAsiaTheme="majorEastAsia"/>
+        </w:rPr>
+        <w:t>src</w:t>
+      </w:r>
+      <w:proofErr w:type="spellEnd"/>
+      <w:r>
+        <w:rPr>
+          <w:rStyle w:val="HTMLCode"/>
+          <w:rFonts w:eastAsiaTheme="majorEastAsia"/>
+        </w:rPr>
+        <w:t>/</w:t>
+      </w:r>
+      <w:proofErr w:type="spellStart"/>
+      <w:r>
+        <w:rPr>
+          <w:rStyle w:val="HTMLCode"/>
+          <w:rFonts w:eastAsiaTheme="majorEastAsia"/>
+        </w:rPr>
+        <w:t>config</w:t>
+      </w:r>
+      <w:proofErr w:type="spellEnd"/>
+      <w:r>
+        <w:rPr>
+          <w:rStyle w:val="HTMLCode"/>
+          <w:rFonts w:eastAsiaTheme="majorEastAsia"/>
+        </w:rPr>
+        <w:t>/search/searchRankingConfig.js</w:t>
+      </w:r>
+    </w:p>
+    <w:p>
+      <w:r>
+        <w:t>/* =========================================================</w:t>
+      </w:r>
+    </w:p>
+    <w:p>
+      <w:r>
+        <w:t>SEARCH RANKING</w:t>
+      </w:r>
+    </w:p>
+    <w:p>
+      <w:r>
+        <w:t>========================================================= */</w:t>
+      </w:r>
+    </w:p>
+    <w:p/>
+    <w:p>
+      <w:r>
+        <w:t xml:space="preserve">export </w:t>
+      </w:r>
+      <w:proofErr w:type="spellStart"/>
+      <w:r>
+        <w:t>const</w:t>
+      </w:r>
+      <w:proofErr w:type="spellEnd"/>
+      <w:r>
+        <w:t xml:space="preserve"> SEARCH_RANKING = {</w:t>
+      </w:r>
+    </w:p>
+    <w:p/>
+    <w:p>
+      <w:proofErr w:type="spellStart"/>
+      <w:r>
+        <w:t>semanticWeight</w:t>
+      </w:r>
+      <w:proofErr w:type="spellEnd"/>
+      <w:r>
+        <w:t>: 0.45,</w:t>
+      </w:r>
+    </w:p>
+    <w:p/>
+    <w:p>
+      <w:proofErr w:type="spellStart"/>
+      <w:r>
+        <w:t>keywordWeight</w:t>
+      </w:r>
+      <w:proofErr w:type="spellEnd"/>
+      <w:r>
+        <w:t>: 0.25,</w:t>
+      </w:r>
+    </w:p>
+    <w:p/>
+    <w:p>
+      <w:proofErr w:type="spellStart"/>
+      <w:r>
+        <w:t>proximityWeight</w:t>
+      </w:r>
+      <w:proofErr w:type="spellEnd"/>
+      <w:r>
+        <w:t>: 0.15,</w:t>
+      </w:r>
+    </w:p>
+    <w:p/>
+    <w:p>
+      <w:proofErr w:type="spellStart"/>
+      <w:r>
+        <w:t>recencyWeight</w:t>
+      </w:r>
+      <w:proofErr w:type="spellEnd"/>
+      <w:r>
+        <w:t>: 0.10,</w:t>
+      </w:r>
+    </w:p>
+    <w:p/>
+    <w:p>
+      <w:proofErr w:type="spellStart"/>
+      <w:r>
+        <w:t>engagementWeight</w:t>
+      </w:r>
+      <w:proofErr w:type="spellEnd"/>
+      <w:r>
+        <w:t>: 0.05,</w:t>
+      </w:r>
+    </w:p>
+    <w:p/>
+    <w:p>
+      <w:r>
+        <w:t>};</w:t>
+      </w:r>
+    </w:p>
+    <w:p>
+      <w:r>
+        <w:pict>
+          <v:rect id="_x0000_i1040" style="width:0;height:1.5pt" o:hralign="center" o:hrstd="t" o:hr="t" fillcolor="#a0a0a0" stroked="f"/>
+        </w:pict>
+      </w:r>
+    </w:p>
+    <w:p>
+      <w:pPr>
+        <w:pStyle w:val="Heading1"/>
+      </w:pPr>
+      <w:r>
+        <w:rPr>
+          <w:rStyle w:val="HTMLCode"/>
+          <w:rFonts w:eastAsiaTheme="majorEastAsia"/>
+        </w:rPr>
+        <w:t>/</w:t>
+      </w:r>
+      <w:proofErr w:type="spellStart"/>
+      <w:r>
+        <w:rPr>
+          <w:rStyle w:val="HTMLCode"/>
+          <w:rFonts w:eastAsiaTheme="majorEastAsia"/>
+        </w:rPr>
+        <w:t>src</w:t>
+      </w:r>
+      <w:proofErr w:type="spellEnd"/>
+      <w:r>
+        <w:rPr>
+          <w:rStyle w:val="HTMLCode"/>
+          <w:rFonts w:eastAsiaTheme="majorEastAsia"/>
+        </w:rPr>
+        <w:t>/</w:t>
+      </w:r>
+      <w:proofErr w:type="spellStart"/>
+      <w:r>
+        <w:rPr>
+          <w:rStyle w:val="HTMLCode"/>
+          <w:rFonts w:eastAsiaTheme="majorEastAsia"/>
+        </w:rPr>
+        <w:t>config</w:t>
+      </w:r>
+      <w:proofErr w:type="spellEnd"/>
+      <w:r>
+        <w:rPr>
+          <w:rStyle w:val="HTMLCode"/>
+          <w:rFonts w:eastAsiaTheme="majorEastAsia"/>
+        </w:rPr>
+        <w:t>/search/searchFeatureFlags.js</w:t>
+      </w:r>
+    </w:p>
+    <w:p>
+      <w:r>
+        <w:t>/* =========================================================</w:t>
+      </w:r>
+    </w:p>
+    <w:p>
+      <w:r>
+        <w:t>SEARCH FEATURES</w:t>
+      </w:r>
+    </w:p>
+    <w:p>
+      <w:r>
+        <w:t>========================================================= */</w:t>
+      </w:r>
+    </w:p>
+    <w:p/>
+    <w:p>
+      <w:r>
+        <w:t xml:space="preserve">export </w:t>
+      </w:r>
+      <w:proofErr w:type="spellStart"/>
+      <w:r>
+        <w:t>const</w:t>
+      </w:r>
+      <w:proofErr w:type="spellEnd"/>
+      <w:r>
+        <w:t xml:space="preserve"> SEARCH_FEATURES = {</w:t>
+      </w:r>
+    </w:p>
+    <w:p/>
+    <w:p>
+      <w:proofErr w:type="spellStart"/>
+      <w:r>
+        <w:t>hybridSearch</w:t>
+      </w:r>
+      <w:proofErr w:type="spellEnd"/>
+      <w:r>
+        <w:t>: true,</w:t>
+      </w:r>
+    </w:p>
+    <w:p/>
+    <w:p>
+      <w:proofErr w:type="spellStart"/>
+      <w:r>
+        <w:t>semanticSearch</w:t>
+      </w:r>
+      <w:proofErr w:type="spellEnd"/>
+      <w:r>
+        <w:t>: true,</w:t>
+      </w:r>
+    </w:p>
+    <w:p/>
+    <w:p>
+      <w:proofErr w:type="spellStart"/>
+      <w:r>
+        <w:t>aiSummary</w:t>
+      </w:r>
+      <w:proofErr w:type="spellEnd"/>
+      <w:r>
+        <w:t>: true,</w:t>
+      </w:r>
+    </w:p>
+    <w:p/>
+    <w:p>
+      <w:proofErr w:type="spellStart"/>
+      <w:r>
+        <w:t>aiSuggestions</w:t>
+      </w:r>
+      <w:proofErr w:type="spellEnd"/>
+      <w:r>
+        <w:t>: true,</w:t>
+      </w:r>
+    </w:p>
+    <w:p/>
+    <w:p>
+      <w:proofErr w:type="spellStart"/>
+      <w:r>
+        <w:t>conversationalSearch</w:t>
+      </w:r>
+      <w:proofErr w:type="spellEnd"/>
+      <w:r>
+        <w:t>: false,</w:t>
+      </w:r>
+    </w:p>
+    <w:p/>
+    <w:p>
+      <w:proofErr w:type="spellStart"/>
+      <w:r>
+        <w:t>voiceSearch</w:t>
+      </w:r>
+      <w:proofErr w:type="spellEnd"/>
+      <w:r>
+        <w:t>: false,</w:t>
+      </w:r>
+    </w:p>
+    <w:p/>
+    <w:p>
+      <w:proofErr w:type="spellStart"/>
+      <w:r>
+        <w:t>geoSpatialSearch</w:t>
+      </w:r>
+      <w:proofErr w:type="spellEnd"/>
+      <w:r>
+        <w:t>: true,</w:t>
+      </w:r>
+    </w:p>
+    <w:p/>
+    <w:p>
+      <w:proofErr w:type="spellStart"/>
+      <w:r>
+        <w:t>vectorSearch</w:t>
+      </w:r>
+      <w:proofErr w:type="spellEnd"/>
+      <w:r>
+        <w:t>: true,</w:t>
+      </w:r>
+    </w:p>
+    <w:p/>
+    <w:p>
+      <w:proofErr w:type="spellStart"/>
+      <w:r>
+        <w:t>trendingSearches</w:t>
+      </w:r>
+      <w:proofErr w:type="spellEnd"/>
+      <w:r>
+        <w:t>: true,</w:t>
+      </w:r>
+    </w:p>
+    <w:p/>
+    <w:p>
+      <w:proofErr w:type="spellStart"/>
+      <w:r>
+        <w:t>predictiveSuggestions</w:t>
+      </w:r>
+      <w:proofErr w:type="spellEnd"/>
+      <w:r>
+        <w:t>: false,</w:t>
+      </w:r>
+    </w:p>
+    <w:p/>
+    <w:p>
+      <w:r>
+        <w:t>};</w:t>
+      </w:r>
+    </w:p>
+    <w:p>
+      <w:pPr>
+        <w:pStyle w:val="NormalWeb"/>
+      </w:pPr>
+      <w:r>
+        <w:t xml:space="preserve">I regenerated the full Search </w:t>
+      </w:r>
+      <w:proofErr w:type="spellStart"/>
+      <w:r>
+        <w:t>config</w:t>
+      </w:r>
+      <w:proofErr w:type="spellEnd"/>
+      <w:r>
+        <w:t xml:space="preserve"> system as a proper downloadable drop-in set, including:</w:t>
+      </w:r>
+    </w:p>
+    <w:p>
+      <w:pPr>
+        <w:numPr>
+          <w:ilvl w:val="0"/>
+          <w:numId w:val="22"/>
+        </w:numPr>
+        <w:spacing w:before="100" w:beforeAutospacing="1" w:after="100" w:afterAutospacing="1" w:line="240" w:lineRule="auto"/>
+      </w:pPr>
+      <w:r>
+        <w:rPr>
+          <w:rStyle w:val="HTMLCode"/>
+          <w:rFonts w:eastAsiaTheme="minorHAnsi"/>
+        </w:rPr>
+        <w:t>searchConfig.js</w:t>
+      </w:r>
+      <w:r>
+        <w:t xml:space="preserve"> </w:t>
+      </w:r>
+    </w:p>
+    <w:p>
+      <w:pPr>
+        <w:numPr>
+          <w:ilvl w:val="0"/>
+          <w:numId w:val="22"/>
+        </w:numPr>
+        <w:spacing w:before="100" w:beforeAutospacing="1" w:after="100" w:afterAutospacing="1" w:line="240" w:lineRule="auto"/>
+      </w:pPr>
+      <w:r>
+        <w:rPr>
+          <w:rStyle w:val="HTMLCode"/>
+          <w:rFonts w:eastAsiaTheme="minorHAnsi"/>
+        </w:rPr>
+        <w:t>searchResultConfig.js</w:t>
+      </w:r>
+      <w:r>
+        <w:t xml:space="preserve"> </w:t>
+      </w:r>
+    </w:p>
+    <w:p>
+      <w:pPr>
+        <w:numPr>
+          <w:ilvl w:val="0"/>
+          <w:numId w:val="22"/>
+        </w:numPr>
+        <w:spacing w:before="100" w:beforeAutospacing="1" w:after="100" w:afterAutospacing="1" w:line="240" w:lineRule="auto"/>
+      </w:pPr>
+      <w:r>
+        <w:rPr>
+          <w:rStyle w:val="HTMLCode"/>
+          <w:rFonts w:eastAsiaTheme="minorHAnsi"/>
+        </w:rPr>
+        <w:t>searchPromptConfig.js</w:t>
+      </w:r>
+      <w:r>
+        <w:t xml:space="preserve"> </w:t>
+      </w:r>
+    </w:p>
+    <w:p>
+      <w:pPr>
+        <w:numPr>
+          <w:ilvl w:val="0"/>
+          <w:numId w:val="22"/>
+        </w:numPr>
+        <w:spacing w:before="100" w:beforeAutospacing="1" w:after="100" w:afterAutospacing="1" w:line="240" w:lineRule="auto"/>
+      </w:pPr>
+      <w:r>
+        <w:rPr>
+          <w:rStyle w:val="HTMLCode"/>
+          <w:rFonts w:eastAsiaTheme="minorHAnsi"/>
+        </w:rPr>
+        <w:t>searchUIConfig.js</w:t>
+      </w:r>
+      <w:r>
+        <w:t xml:space="preserve"> </w:t>
+      </w:r>
+    </w:p>
+    <w:p>
+      <w:pPr>
+        <w:numPr>
+          <w:ilvl w:val="0"/>
+          <w:numId w:val="22"/>
+        </w:numPr>
+        <w:spacing w:before="100" w:beforeAutospacing="1" w:after="100" w:afterAutospacing="1" w:line="240" w:lineRule="auto"/>
+      </w:pPr>
+      <w:r>
+        <w:rPr>
+          <w:rStyle w:val="HTMLCode"/>
+          <w:rFonts w:eastAsiaTheme="minorHAnsi"/>
+        </w:rPr>
+        <w:t>searchRankingConfig.js</w:t>
+      </w:r>
+      <w:r>
+        <w:t xml:space="preserve"> </w:t>
+      </w:r>
+    </w:p>
+    <w:p>
+      <w:pPr>
+        <w:numPr>
+          <w:ilvl w:val="0"/>
+          <w:numId w:val="22"/>
+        </w:numPr>
+        <w:spacing w:before="100" w:beforeAutospacing="1" w:after="100" w:afterAutospacing="1" w:line="240" w:lineRule="auto"/>
+      </w:pPr>
+      <w:r>
+        <w:rPr>
+          <w:rStyle w:val="HTMLCode"/>
+          <w:rFonts w:eastAsiaTheme="minorHAnsi"/>
+        </w:rPr>
+        <w:t>searchFeatureFlags.js</w:t>
+      </w:r>
+      <w:r>
+        <w:t xml:space="preserve"> </w:t>
+      </w:r>
+    </w:p>
+    <w:p>
+      <w:pPr>
+        <w:pStyle w:val="NormalWeb"/>
+      </w:pPr>
+      <w:r>
+        <w:t>The refactor now supports:</w:t>
+      </w:r>
+    </w:p>
+    <w:p>
+      <w:pPr>
+        <w:numPr>
+          <w:ilvl w:val="0"/>
+          <w:numId w:val="23"/>
+        </w:numPr>
+        <w:spacing w:before="100" w:beforeAutospacing="1" w:after="100" w:afterAutospacing="1" w:line="240" w:lineRule="auto"/>
+      </w:pPr>
+      <w:r>
+        <w:t xml:space="preserve">hybrid semantic search </w:t>
+      </w:r>
+    </w:p>
+    <w:p>
+      <w:pPr>
+        <w:numPr>
+          <w:ilvl w:val="0"/>
+          <w:numId w:val="23"/>
+        </w:numPr>
+        <w:spacing w:before="100" w:beforeAutospacing="1" w:after="100" w:afterAutospacing="1" w:line="240" w:lineRule="auto"/>
+      </w:pPr>
+      <w:r>
+        <w:t xml:space="preserve">AI summaries </w:t>
+      </w:r>
+    </w:p>
+    <w:p>
+      <w:pPr>
+        <w:numPr>
+          <w:ilvl w:val="0"/>
+          <w:numId w:val="23"/>
+        </w:numPr>
+        <w:spacing w:before="100" w:beforeAutospacing="1" w:after="100" w:afterAutospacing="1" w:line="240" w:lineRule="auto"/>
+      </w:pPr>
+      <w:r>
+        <w:t xml:space="preserve">AI suggestions </w:t>
+      </w:r>
+    </w:p>
+    <w:p>
+      <w:pPr>
+        <w:numPr>
+          <w:ilvl w:val="0"/>
+          <w:numId w:val="23"/>
+        </w:numPr>
+        <w:spacing w:before="100" w:beforeAutospacing="1" w:after="100" w:afterAutospacing="1" w:line="240" w:lineRule="auto"/>
+      </w:pPr>
+      <w:r>
+        <w:t xml:space="preserve">map-aware search </w:t>
+      </w:r>
+    </w:p>
+    <w:p>
+      <w:pPr>
+        <w:numPr>
+          <w:ilvl w:val="0"/>
+          <w:numId w:val="23"/>
+        </w:numPr>
+        <w:spacing w:before="100" w:beforeAutospacing="1" w:after="100" w:afterAutospacing="1" w:line="240" w:lineRule="auto"/>
+      </w:pPr>
+      <w:r>
+        <w:t xml:space="preserve">ranking weights </w:t>
+      </w:r>
+    </w:p>
+    <w:p>
+      <w:pPr>
+        <w:numPr>
+          <w:ilvl w:val="0"/>
+          <w:numId w:val="23"/>
+        </w:numPr>
+        <w:spacing w:before="100" w:beforeAutospacing="1" w:after="100" w:afterAutospacing="1" w:line="240" w:lineRule="auto"/>
+      </w:pPr>
+      <w:r>
+        <w:t xml:space="preserve">feature flags </w:t>
+      </w:r>
+    </w:p>
+    <w:p>
+      <w:pPr>
+        <w:numPr>
+          <w:ilvl w:val="0"/>
+          <w:numId w:val="23"/>
+        </w:numPr>
+        <w:spacing w:before="100" w:beforeAutospacing="1" w:after="100" w:afterAutospacing="1" w:line="240" w:lineRule="auto"/>
+      </w:pPr>
+      <w:r>
+        <w:t xml:space="preserve">conversational-search readiness </w:t>
+      </w:r>
+    </w:p>
+    <w:p>
+      <w:pPr>
+        <w:numPr>
+          <w:ilvl w:val="0"/>
+          <w:numId w:val="23"/>
+        </w:numPr>
+        <w:spacing w:before="100" w:beforeAutospacing="1" w:after="100" w:afterAutospacing="1" w:line="240" w:lineRule="auto"/>
+      </w:pPr>
+      <w:r>
+        <w:t xml:space="preserve">scalable retrieval configuration </w:t>
+      </w:r>
+    </w:p>
+    <w:p>
+      <w:pPr>
+        <w:spacing w:after="0"/>
+      </w:pPr>
+      <w:r>
+        <w:object w:dxaOrig="0" w:dyaOrig="0">
+          <v:shape id="_x0000_i1051" type="#_x0000_t75" style="width:18pt;height:15.6pt" o:ole="">
+            <v:imagedata r:id="rId13" o:title=""/>
+          </v:shape>
+          <w:control r:id="rId15" w:name="DefaultOcxName1" w:shapeid="_x0000_i1051"/>
+        </w:object>
+      </w:r>
+    </w:p>
+    <w:p>
+      <w:r>
+        <w:t xml:space="preserve">I'm unable to copy the </w:t>
+      </w:r>
+      <w:proofErr w:type="spellStart"/>
+      <w:r>
+        <w:t>configs</w:t>
+      </w:r>
+      <w:proofErr w:type="spellEnd"/>
+      <w:r>
+        <w:t xml:space="preserve"> anymore. the interface has changed</w:t>
+      </w:r>
+    </w:p>
+    <w:p>
+      <w:pPr>
+        <w:pStyle w:val="NormalWeb"/>
+      </w:pPr>
+      <w:r>
+        <w:t xml:space="preserve">The interface switched into Canvas/document mode, so the </w:t>
+      </w:r>
+      <w:proofErr w:type="spellStart"/>
+      <w:r>
+        <w:t>configs</w:t>
+      </w:r>
+      <w:proofErr w:type="spellEnd"/>
+      <w:r>
+        <w:t xml:space="preserve"> were placed into a side document instead of inline chat.</w:t>
+      </w:r>
+    </w:p>
+    <w:p>
+      <w:pPr>
+        <w:pStyle w:val="NormalWeb"/>
+      </w:pPr>
+      <w:r>
+        <w:t>You can copy them by:</w:t>
+      </w:r>
+    </w:p>
+    <w:p>
+      <w:pPr>
+        <w:numPr>
+          <w:ilvl w:val="0"/>
+          <w:numId w:val="24"/>
+        </w:numPr>
+        <w:spacing w:before="100" w:beforeAutospacing="1" w:after="100" w:afterAutospacing="1" w:line="240" w:lineRule="auto"/>
+      </w:pPr>
+      <w:r>
+        <w:t xml:space="preserve">Opening the right-side document panel </w:t>
+      </w:r>
+    </w:p>
+    <w:p>
+      <w:pPr>
+        <w:numPr>
+          <w:ilvl w:val="0"/>
+          <w:numId w:val="24"/>
+        </w:numPr>
+        <w:spacing w:before="100" w:beforeAutospacing="1" w:after="100" w:afterAutospacing="1" w:line="240" w:lineRule="auto"/>
+      </w:pPr>
+      <w:r>
+        <w:t xml:space="preserve">Clicking inside the document </w:t>
+      </w:r>
+    </w:p>
+    <w:p>
+      <w:pPr>
+        <w:numPr>
+          <w:ilvl w:val="0"/>
+          <w:numId w:val="24"/>
+        </w:numPr>
+        <w:spacing w:before="100" w:beforeAutospacing="1" w:after="100" w:afterAutospacing="1" w:line="240" w:lineRule="auto"/>
+      </w:pPr>
+      <w:r>
+        <w:t xml:space="preserve">Using: </w:t>
+      </w:r>
+    </w:p>
+    <w:p>
+      <w:pPr>
+        <w:numPr>
+          <w:ilvl w:val="1"/>
+          <w:numId w:val="24"/>
+        </w:numPr>
+        <w:spacing w:before="100" w:beforeAutospacing="1" w:after="100" w:afterAutospacing="1" w:line="240" w:lineRule="auto"/>
+      </w:pPr>
+      <w:r>
+        <w:rPr>
+          <w:rStyle w:val="HTMLCode"/>
+          <w:rFonts w:eastAsiaTheme="minorHAnsi"/>
+        </w:rPr>
+        <w:t>Ctrl + A</w:t>
+      </w:r>
+      <w:r>
+        <w:t xml:space="preserve"> → </w:t>
+      </w:r>
+      <w:r>
+        <w:rPr>
+          <w:rStyle w:val="HTMLCode"/>
+          <w:rFonts w:eastAsiaTheme="minorHAnsi"/>
+        </w:rPr>
+        <w:t>Ctrl + C</w:t>
+      </w:r>
+      <w:r>
+        <w:t xml:space="preserve"> </w:t>
+      </w:r>
+    </w:p>
+    <w:p>
+      <w:pPr>
+        <w:numPr>
+          <w:ilvl w:val="1"/>
+          <w:numId w:val="24"/>
+        </w:numPr>
+        <w:spacing w:before="100" w:beforeAutospacing="1" w:after="100" w:afterAutospacing="1" w:line="240" w:lineRule="auto"/>
+      </w:pPr>
+      <w:r>
+        <w:t xml:space="preserve">or the </w:t>
+      </w:r>
+      <w:r>
+        <w:rPr>
+          <w:rStyle w:val="HTMLCode"/>
+          <w:rFonts w:ascii="Cambria Math" w:eastAsiaTheme="minorHAnsi" w:hAnsi="Cambria Math" w:cs="Cambria Math"/>
+        </w:rPr>
+        <w:t>⋯</w:t>
+      </w:r>
+      <w:r>
+        <w:t xml:space="preserve"> menu → Copy </w:t>
+      </w:r>
+    </w:p>
+    <w:p>
+      <w:pPr>
+        <w:pStyle w:val="NormalWeb"/>
+      </w:pPr>
+      <w:r>
+        <w:t>If the side panel is collapsed:</w:t>
+      </w:r>
+    </w:p>
+    <w:p>
+      <w:pPr>
+        <w:numPr>
+          <w:ilvl w:val="0"/>
+          <w:numId w:val="25"/>
+        </w:numPr>
+        <w:spacing w:before="100" w:beforeAutospacing="1" w:after="100" w:afterAutospacing="1" w:line="240" w:lineRule="auto"/>
+      </w:pPr>
+      <w:r>
+        <w:t xml:space="preserve">click the small document/tab icon on the right side of the chat window. </w:t>
+      </w:r>
+    </w:p>
+    <w:p>
+      <w:pPr>
+        <w:pStyle w:val="NormalWeb"/>
+      </w:pPr>
+      <w:r>
+        <w:t>You can also ask me to:</w:t>
+      </w:r>
+    </w:p>
+    <w:p>
+      <w:pPr>
+        <w:numPr>
+          <w:ilvl w:val="0"/>
+          <w:numId w:val="26"/>
+        </w:numPr>
+        <w:spacing w:before="100" w:beforeAutospacing="1" w:after="100" w:afterAutospacing="1" w:line="240" w:lineRule="auto"/>
+      </w:pPr>
+      <w:r>
+        <w:lastRenderedPageBreak/>
+        <w:t xml:space="preserve">paste a specific </w:t>
+      </w:r>
+      <w:proofErr w:type="spellStart"/>
+      <w:r>
+        <w:t>config</w:t>
+      </w:r>
+      <w:proofErr w:type="spellEnd"/>
+      <w:r>
+        <w:t xml:space="preserve"> inline again </w:t>
+      </w:r>
+    </w:p>
+    <w:p>
+      <w:pPr>
+        <w:numPr>
+          <w:ilvl w:val="0"/>
+          <w:numId w:val="26"/>
+        </w:numPr>
+        <w:spacing w:before="100" w:beforeAutospacing="1" w:after="100" w:afterAutospacing="1" w:line="240" w:lineRule="auto"/>
+      </w:pPr>
+      <w:r>
+        <w:t xml:space="preserve">split </w:t>
+      </w:r>
+      <w:proofErr w:type="spellStart"/>
+      <w:r>
+        <w:t>configs</w:t>
+      </w:r>
+      <w:proofErr w:type="spellEnd"/>
+      <w:r>
+        <w:t xml:space="preserve"> into separate files </w:t>
+      </w:r>
+    </w:p>
+    <w:p>
+      <w:pPr>
+        <w:numPr>
+          <w:ilvl w:val="0"/>
+          <w:numId w:val="26"/>
+        </w:numPr>
+        <w:spacing w:before="100" w:beforeAutospacing="1" w:after="100" w:afterAutospacing="1" w:line="240" w:lineRule="auto"/>
+      </w:pPr>
+      <w:r>
+        <w:t xml:space="preserve">generate downloadable </w:t>
+      </w:r>
+      <w:r>
+        <w:rPr>
+          <w:rStyle w:val="HTMLCode"/>
+          <w:rFonts w:eastAsiaTheme="minorHAnsi"/>
+        </w:rPr>
+        <w:t>.</w:t>
+      </w:r>
+      <w:proofErr w:type="spellStart"/>
+      <w:r>
+        <w:rPr>
+          <w:rStyle w:val="HTMLCode"/>
+          <w:rFonts w:eastAsiaTheme="minorHAnsi"/>
+        </w:rPr>
+        <w:t>js</w:t>
+      </w:r>
+      <w:proofErr w:type="spellEnd"/>
+      <w:r>
+        <w:t xml:space="preserve"> files </w:t>
+      </w:r>
+    </w:p>
+    <w:p>
+      <w:pPr>
+        <w:numPr>
+          <w:ilvl w:val="0"/>
+          <w:numId w:val="26"/>
+        </w:numPr>
+        <w:spacing w:before="100" w:beforeAutospacing="1" w:after="100" w:afterAutospacing="1" w:line="240" w:lineRule="auto"/>
+      </w:pPr>
+      <w:r>
+        <w:t xml:space="preserve">create a zip-style structure </w:t>
+      </w:r>
+    </w:p>
+    <w:p>
+      <w:pPr>
+        <w:numPr>
+          <w:ilvl w:val="0"/>
+          <w:numId w:val="26"/>
+        </w:numPr>
+        <w:spacing w:before="100" w:beforeAutospacing="1" w:after="100" w:afterAutospacing="1" w:line="240" w:lineRule="auto"/>
+      </w:pPr>
+      <w:r>
+        <w:t xml:space="preserve">regenerate in smaller chunks for easier copying </w:t>
+      </w:r>
+    </w:p>
+    <w:p>
+      <w:pPr>
+        <w:pStyle w:val="NormalWeb"/>
+      </w:pPr>
+      <w:r>
+        <w:t>For example:</w:t>
+      </w:r>
+    </w:p>
+    <w:p>
+      <w:pPr>
+        <w:numPr>
+          <w:ilvl w:val="0"/>
+          <w:numId w:val="27"/>
+        </w:numPr>
+        <w:spacing w:before="100" w:beforeAutospacing="1" w:after="100" w:afterAutospacing="1" w:line="240" w:lineRule="auto"/>
+      </w:pPr>
+      <w:r>
+        <w:t xml:space="preserve">“paste </w:t>
+      </w:r>
+      <w:proofErr w:type="spellStart"/>
+      <w:r>
+        <w:t>searchConfig</w:t>
+      </w:r>
+      <w:proofErr w:type="spellEnd"/>
+      <w:r>
+        <w:t xml:space="preserve"> inline” </w:t>
+      </w:r>
+    </w:p>
+    <w:p>
+      <w:pPr>
+        <w:numPr>
+          <w:ilvl w:val="0"/>
+          <w:numId w:val="27"/>
+        </w:numPr>
+        <w:spacing w:before="100" w:beforeAutospacing="1" w:after="100" w:afterAutospacing="1" w:line="240" w:lineRule="auto"/>
+      </w:pPr>
+      <w:r>
+        <w:t xml:space="preserve">“generate downloadable files” </w:t>
+      </w:r>
+    </w:p>
+    <w:p>
+      <w:pPr>
+        <w:numPr>
+          <w:ilvl w:val="0"/>
+          <w:numId w:val="27"/>
+        </w:numPr>
+        <w:spacing w:before="100" w:beforeAutospacing="1" w:after="100" w:afterAutospacing="1" w:line="240" w:lineRule="auto"/>
+      </w:pPr>
+      <w:r>
+        <w:t xml:space="preserve">“split each </w:t>
+      </w:r>
+      <w:proofErr w:type="spellStart"/>
+      <w:r>
+        <w:t>config</w:t>
+      </w:r>
+      <w:proofErr w:type="spellEnd"/>
+      <w:r>
+        <w:t xml:space="preserve"> into separate responses” </w:t>
+      </w:r>
+    </w:p>
+    <w:p>
+      <w:pPr>
+        <w:pStyle w:val="ListParagraph"/>
+        <w:numPr>
+          <w:ilvl w:val="0"/>
+          <w:numId w:val="27"/>
+        </w:numPr>
+        <w:spacing w:before="100" w:beforeAutospacing="1" w:after="100" w:afterAutospacing="1" w:line="240" w:lineRule="auto"/>
+        <w:rPr>
+          <w:rFonts w:ascii="Times New Roman" w:eastAsia="Times New Roman" w:hAnsi="Times New Roman" w:cs="Times New Roman"/>
+          <w:sz w:val="24"/>
+          <w:szCs w:val="24"/>
+          <w:lang w:eastAsia="en-AU"/>
+        </w:rPr>
+      </w:pPr>
+      <w:r>
+        <w:rPr>
+          <w:rFonts w:ascii="Times New Roman" w:eastAsia="Times New Roman" w:hAnsi="Times New Roman" w:cs="Times New Roman"/>
+          <w:sz w:val="24"/>
+          <w:szCs w:val="24"/>
+          <w:lang w:eastAsia="en-AU"/>
+        </w:rPr>
+        <w:t>You now have the beginnings of the platform’s foundational graph:</w:t>
+      </w:r>
+    </w:p>
+    <w:p>
+      <w:pPr>
+        <w:pStyle w:val="ListParagraph"/>
+        <w:numPr>
+          <w:ilvl w:val="0"/>
+          <w:numId w:val="27"/>
+        </w:numPr>
+        <w:tabs>
+          <w:tab w:val="left" w:pos="916"/>
+          <w:tab w:val="left" w:pos="1832"/>
+          <w:tab w:val="left" w:pos="2748"/>
+          <w:tab w:val="left" w:pos="3664"/>
+          <w:tab w:val="left" w:pos="4580"/>
+          <w:tab w:val="left" w:pos="5496"/>
+          <w:tab w:val="left" w:pos="6412"/>
+          <w:tab w:val="left" w:pos="7328"/>
+          <w:tab w:val="left" w:pos="8244"/>
+          <w:tab w:val="left" w:pos="9160"/>
+          <w:tab w:val="left" w:pos="10076"/>
+          <w:tab w:val="left" w:pos="10992"/>
+          <w:tab w:val="left" w:pos="11908"/>
+          <w:tab w:val="left" w:pos="12824"/>
+          <w:tab w:val="left" w:pos="13740"/>
+          <w:tab w:val="left" w:pos="14656"/>
+        </w:tabs>
+        <w:spacing w:after="0" w:line="240" w:lineRule="auto"/>
+        <w:rPr>
+          <w:rFonts w:ascii="Courier New" w:eastAsia="Times New Roman" w:hAnsi="Courier New" w:cs="Courier New"/>
+          <w:sz w:val="20"/>
+          <w:szCs w:val="20"/>
+          <w:lang w:eastAsia="en-AU"/>
+        </w:rPr>
+      </w:pPr>
+      <w:r>
+        <w:rPr>
+          <w:rFonts w:ascii="Courier New" w:eastAsia="Times New Roman" w:hAnsi="Courier New" w:cs="Courier New"/>
+          <w:sz w:val="20"/>
+          <w:szCs w:val="20"/>
+          <w:lang w:eastAsia="en-AU"/>
+        </w:rPr>
+        <w:t>Identity</w:t>
+      </w:r>
+      <w:r>
+        <w:rPr>
+          <w:rFonts w:ascii="Courier New" w:eastAsia="Times New Roman" w:hAnsi="Courier New" w:cs="Courier New"/>
+          <w:sz w:val="20"/>
+          <w:szCs w:val="20"/>
+          <w:lang w:eastAsia="en-AU"/>
+        </w:rPr>
+        <w:br/>
+        <w:t xml:space="preserve">  ↕</w:t>
+      </w:r>
+      <w:r>
+        <w:rPr>
+          <w:rFonts w:ascii="Courier New" w:eastAsia="Times New Roman" w:hAnsi="Courier New" w:cs="Courier New"/>
+          <w:sz w:val="20"/>
+          <w:szCs w:val="20"/>
+          <w:lang w:eastAsia="en-AU"/>
+        </w:rPr>
+        <w:br/>
+        <w:t>Location</w:t>
+      </w:r>
+      <w:r>
+        <w:rPr>
+          <w:rFonts w:ascii="Courier New" w:eastAsia="Times New Roman" w:hAnsi="Courier New" w:cs="Courier New"/>
+          <w:sz w:val="20"/>
+          <w:szCs w:val="20"/>
+          <w:lang w:eastAsia="en-AU"/>
+        </w:rPr>
+        <w:br/>
+        <w:t xml:space="preserve">  ↕</w:t>
+      </w:r>
+      <w:r>
+        <w:rPr>
+          <w:rFonts w:ascii="Courier New" w:eastAsia="Times New Roman" w:hAnsi="Courier New" w:cs="Courier New"/>
+          <w:sz w:val="20"/>
+          <w:szCs w:val="20"/>
+          <w:lang w:eastAsia="en-AU"/>
+        </w:rPr>
+        <w:br/>
+        <w:t>Relationship</w:t>
+      </w:r>
+      <w:r>
+        <w:rPr>
+          <w:rFonts w:ascii="Courier New" w:eastAsia="Times New Roman" w:hAnsi="Courier New" w:cs="Courier New"/>
+          <w:sz w:val="20"/>
+          <w:szCs w:val="20"/>
+          <w:lang w:eastAsia="en-AU"/>
+        </w:rPr>
+        <w:br/>
+        <w:t xml:space="preserve">  ↕</w:t>
+      </w:r>
+      <w:r>
+        <w:rPr>
+          <w:rFonts w:ascii="Courier New" w:eastAsia="Times New Roman" w:hAnsi="Courier New" w:cs="Courier New"/>
+          <w:sz w:val="20"/>
+          <w:szCs w:val="20"/>
+          <w:lang w:eastAsia="en-AU"/>
+        </w:rPr>
+        <w:br/>
+        <w:t>Operational Context</w:t>
+      </w:r>
+    </w:p>
+    <w:p>
+      <w:pPr>
+        <w:pStyle w:val="ListParagraph"/>
+        <w:numPr>
+          <w:ilvl w:val="0"/>
+          <w:numId w:val="27"/>
+        </w:numPr>
+        <w:spacing w:before="100" w:beforeAutospacing="1" w:after="100" w:afterAutospacing="1" w:line="240" w:lineRule="auto"/>
+        <w:rPr>
+          <w:rFonts w:ascii="Times New Roman" w:eastAsia="Times New Roman" w:hAnsi="Times New Roman" w:cs="Times New Roman"/>
+          <w:sz w:val="24"/>
+          <w:szCs w:val="24"/>
+          <w:lang w:eastAsia="en-AU"/>
+        </w:rPr>
+      </w:pPr>
+      <w:r>
+        <w:rPr>
+          <w:rFonts w:ascii="Times New Roman" w:eastAsia="Times New Roman" w:hAnsi="Times New Roman" w:cs="Times New Roman"/>
+          <w:sz w:val="24"/>
+          <w:szCs w:val="24"/>
+          <w:lang w:eastAsia="en-AU"/>
+        </w:rPr>
+        <w:t>That’s the correct foundation.</w:t>
+      </w:r>
+    </w:p>
+    <w:p>
+      <w:pPr>
+        <w:pStyle w:val="ListParagraph"/>
+        <w:numPr>
+          <w:ilvl w:val="0"/>
+          <w:numId w:val="27"/>
+        </w:numPr>
+        <w:spacing w:before="100" w:beforeAutospacing="1" w:after="100" w:afterAutospacing="1" w:line="240" w:lineRule="auto"/>
+        <w:rPr>
+          <w:rFonts w:ascii="Times New Roman" w:eastAsia="Times New Roman" w:hAnsi="Times New Roman" w:cs="Times New Roman"/>
+          <w:sz w:val="24"/>
+          <w:szCs w:val="24"/>
+          <w:lang w:eastAsia="en-AU"/>
+        </w:rPr>
+      </w:pPr>
+      <w:r>
+        <w:rPr>
+          <w:rFonts w:ascii="Times New Roman" w:eastAsia="Times New Roman" w:hAnsi="Times New Roman" w:cs="Times New Roman"/>
+          <w:sz w:val="24"/>
+          <w:szCs w:val="24"/>
+          <w:lang w:eastAsia="en-AU"/>
+        </w:rPr>
+        <w:t>The next practical move is NOT more abstraction.</w:t>
+      </w:r>
+    </w:p>
+    <w:p>
+      <w:pPr>
+        <w:pStyle w:val="ListParagraph"/>
+        <w:numPr>
+          <w:ilvl w:val="0"/>
+          <w:numId w:val="27"/>
+        </w:numPr>
+        <w:spacing w:before="100" w:beforeAutospacing="1" w:after="100" w:afterAutospacing="1" w:line="240" w:lineRule="auto"/>
+        <w:rPr>
+          <w:rFonts w:ascii="Times New Roman" w:eastAsia="Times New Roman" w:hAnsi="Times New Roman" w:cs="Times New Roman"/>
+          <w:sz w:val="24"/>
+          <w:szCs w:val="24"/>
+          <w:lang w:eastAsia="en-AU"/>
+        </w:rPr>
+      </w:pPr>
+    </w:p>
+    <w:p>
+      <w:pPr>
+        <w:pStyle w:val="ListParagraph"/>
+        <w:numPr>
+          <w:ilvl w:val="0"/>
+          <w:numId w:val="27"/>
+        </w:numPr>
+        <w:spacing w:before="100" w:beforeAutospacing="1" w:after="100" w:afterAutospacing="1" w:line="240" w:lineRule="auto"/>
+        <w:rPr>
+          <w:rFonts w:ascii="Times New Roman" w:eastAsia="Times New Roman" w:hAnsi="Times New Roman" w:cs="Times New Roman"/>
+          <w:sz w:val="24"/>
+          <w:szCs w:val="24"/>
+          <w:lang w:eastAsia="en-AU"/>
+        </w:rPr>
+      </w:pPr>
+      <w:r>
+        <w:rPr>
+          <w:rFonts w:ascii="Times New Roman" w:eastAsia="Times New Roman" w:hAnsi="Times New Roman" w:cs="Times New Roman"/>
+          <w:sz w:val="24"/>
+          <w:szCs w:val="24"/>
+          <w:lang w:eastAsia="en-AU"/>
+        </w:rPr>
+        <w:t>It’s implementation consolidation.</w:t>
+      </w:r>
+    </w:p>
+    <w:p>
+      <w:pPr>
+        <w:spacing w:before="100" w:beforeAutospacing="1" w:after="100" w:afterAutospacing="1" w:line="240" w:lineRule="auto"/>
+        <w:rPr>
+          <w:rFonts w:ascii="Times New Roman" w:eastAsia="Times New Roman" w:hAnsi="Times New Roman" w:cs="Times New Roman"/>
+          <w:sz w:val="24"/>
+          <w:szCs w:val="24"/>
+          <w:lang w:eastAsia="en-AU"/>
+        </w:rPr>
+      </w:pPr>
+      <w:r>
+        <w:rPr>
+          <w:rFonts w:ascii="Times New Roman" w:eastAsia="Times New Roman" w:hAnsi="Times New Roman" w:cs="Times New Roman"/>
+          <w:sz w:val="24"/>
+          <w:szCs w:val="24"/>
+          <w:lang w:eastAsia="en-AU"/>
+        </w:rPr>
+        <w:t>This is the final architectural convergence.</w:t>
+      </w:r>
+    </w:p>
+    <w:p>
+      <w:pPr>
+        <w:spacing w:before="100" w:beforeAutospacing="1" w:after="100" w:afterAutospacing="1" w:line="240" w:lineRule="auto"/>
+        <w:rPr>
+          <w:rFonts w:ascii="Times New Roman" w:eastAsia="Times New Roman" w:hAnsi="Times New Roman" w:cs="Times New Roman"/>
+          <w:sz w:val="24"/>
+          <w:szCs w:val="24"/>
+          <w:lang w:eastAsia="en-AU"/>
+        </w:rPr>
+      </w:pPr>
+      <w:r>
+        <w:rPr>
+          <w:rFonts w:ascii="Times New Roman" w:eastAsia="Times New Roman" w:hAnsi="Times New Roman" w:cs="Times New Roman"/>
+          <w:sz w:val="24"/>
+          <w:szCs w:val="24"/>
+          <w:lang w:eastAsia="en-AU"/>
+        </w:rPr>
+        <w:t>You now have:</w:t>
+      </w:r>
+    </w:p>
+    <w:p>
+      <w:pPr>
+        <w:numPr>
+          <w:ilvl w:val="0"/>
+          <w:numId w:val="28"/>
+        </w:numPr>
+        <w:spacing w:before="100" w:beforeAutospacing="1" w:after="100" w:afterAutospacing="1" w:line="240" w:lineRule="auto"/>
+        <w:rPr>
+          <w:rFonts w:ascii="Times New Roman" w:eastAsia="Times New Roman" w:hAnsi="Times New Roman" w:cs="Times New Roman"/>
+          <w:sz w:val="24"/>
+          <w:szCs w:val="24"/>
+          <w:lang w:eastAsia="en-AU"/>
+        </w:rPr>
+      </w:pPr>
+      <w:r>
+        <w:rPr>
+          <w:rFonts w:ascii="Times New Roman" w:eastAsia="Times New Roman" w:hAnsi="Times New Roman" w:cs="Times New Roman"/>
+          <w:sz w:val="24"/>
+          <w:szCs w:val="24"/>
+          <w:lang w:eastAsia="en-AU"/>
+        </w:rPr>
+        <w:t xml:space="preserve">geographic identity </w:t>
+      </w:r>
+    </w:p>
+    <w:p>
+      <w:pPr>
+        <w:numPr>
+          <w:ilvl w:val="0"/>
+          <w:numId w:val="28"/>
+        </w:numPr>
+        <w:spacing w:before="100" w:beforeAutospacing="1" w:after="100" w:afterAutospacing="1" w:line="240" w:lineRule="auto"/>
+        <w:rPr>
+          <w:rFonts w:ascii="Times New Roman" w:eastAsia="Times New Roman" w:hAnsi="Times New Roman" w:cs="Times New Roman"/>
+          <w:sz w:val="24"/>
+          <w:szCs w:val="24"/>
+          <w:lang w:eastAsia="en-AU"/>
+        </w:rPr>
+      </w:pPr>
+      <w:r>
+        <w:rPr>
+          <w:rFonts w:ascii="Times New Roman" w:eastAsia="Times New Roman" w:hAnsi="Times New Roman" w:cs="Times New Roman"/>
+          <w:sz w:val="24"/>
+          <w:szCs w:val="24"/>
+          <w:lang w:eastAsia="en-AU"/>
+        </w:rPr>
+        <w:t xml:space="preserve">operational authority </w:t>
+      </w:r>
+    </w:p>
+    <w:p>
+      <w:pPr>
+        <w:numPr>
+          <w:ilvl w:val="0"/>
+          <w:numId w:val="28"/>
+        </w:numPr>
+        <w:spacing w:before="100" w:beforeAutospacing="1" w:after="100" w:afterAutospacing="1" w:line="240" w:lineRule="auto"/>
+        <w:rPr>
+          <w:rFonts w:ascii="Times New Roman" w:eastAsia="Times New Roman" w:hAnsi="Times New Roman" w:cs="Times New Roman"/>
+          <w:sz w:val="24"/>
+          <w:szCs w:val="24"/>
+          <w:lang w:eastAsia="en-AU"/>
+        </w:rPr>
+      </w:pPr>
+      <w:r>
+        <w:rPr>
+          <w:rFonts w:ascii="Times New Roman" w:eastAsia="Times New Roman" w:hAnsi="Times New Roman" w:cs="Times New Roman"/>
+          <w:sz w:val="24"/>
+          <w:szCs w:val="24"/>
+          <w:lang w:eastAsia="en-AU"/>
+        </w:rPr>
+        <w:t xml:space="preserve">trust </w:t>
+      </w:r>
+    </w:p>
+    <w:p>
+      <w:pPr>
+        <w:numPr>
+          <w:ilvl w:val="0"/>
+          <w:numId w:val="28"/>
+        </w:numPr>
+        <w:spacing w:before="100" w:beforeAutospacing="1" w:after="100" w:afterAutospacing="1" w:line="240" w:lineRule="auto"/>
+        <w:rPr>
+          <w:rFonts w:ascii="Times New Roman" w:eastAsia="Times New Roman" w:hAnsi="Times New Roman" w:cs="Times New Roman"/>
+          <w:sz w:val="24"/>
+          <w:szCs w:val="24"/>
+          <w:lang w:eastAsia="en-AU"/>
+        </w:rPr>
+      </w:pPr>
+      <w:r>
+        <w:rPr>
+          <w:rFonts w:ascii="Times New Roman" w:eastAsia="Times New Roman" w:hAnsi="Times New Roman" w:cs="Times New Roman"/>
+          <w:sz w:val="24"/>
+          <w:szCs w:val="24"/>
+          <w:lang w:eastAsia="en-AU"/>
+        </w:rPr>
+        <w:t xml:space="preserve">routing </w:t>
+      </w:r>
+    </w:p>
+    <w:p>
+      <w:pPr>
+        <w:numPr>
+          <w:ilvl w:val="0"/>
+          <w:numId w:val="28"/>
+        </w:numPr>
+        <w:spacing w:before="100" w:beforeAutospacing="1" w:after="100" w:afterAutospacing="1" w:line="240" w:lineRule="auto"/>
+        <w:rPr>
+          <w:rFonts w:ascii="Times New Roman" w:eastAsia="Times New Roman" w:hAnsi="Times New Roman" w:cs="Times New Roman"/>
+          <w:sz w:val="24"/>
+          <w:szCs w:val="24"/>
+          <w:lang w:eastAsia="en-AU"/>
+        </w:rPr>
+      </w:pPr>
+      <w:r>
+        <w:rPr>
+          <w:rFonts w:ascii="Times New Roman" w:eastAsia="Times New Roman" w:hAnsi="Times New Roman" w:cs="Times New Roman"/>
+          <w:sz w:val="24"/>
+          <w:szCs w:val="24"/>
+          <w:lang w:eastAsia="en-AU"/>
+        </w:rPr>
+        <w:t xml:space="preserve">feeds </w:t>
+      </w:r>
+    </w:p>
+    <w:p>
+      <w:pPr>
+        <w:numPr>
+          <w:ilvl w:val="0"/>
+          <w:numId w:val="28"/>
+        </w:numPr>
+        <w:spacing w:before="100" w:beforeAutospacing="1" w:after="100" w:afterAutospacing="1" w:line="240" w:lineRule="auto"/>
+        <w:rPr>
+          <w:rFonts w:ascii="Times New Roman" w:eastAsia="Times New Roman" w:hAnsi="Times New Roman" w:cs="Times New Roman"/>
+          <w:sz w:val="24"/>
+          <w:szCs w:val="24"/>
+          <w:lang w:eastAsia="en-AU"/>
+        </w:rPr>
+      </w:pPr>
+      <w:r>
+        <w:rPr>
+          <w:rFonts w:ascii="Times New Roman" w:eastAsia="Times New Roman" w:hAnsi="Times New Roman" w:cs="Times New Roman"/>
+          <w:sz w:val="24"/>
+          <w:szCs w:val="24"/>
+          <w:lang w:eastAsia="en-AU"/>
+        </w:rPr>
+        <w:t xml:space="preserve">moderation </w:t>
+      </w:r>
+    </w:p>
+    <w:p>
+      <w:pPr>
+        <w:numPr>
+          <w:ilvl w:val="0"/>
+          <w:numId w:val="28"/>
+        </w:numPr>
+        <w:spacing w:before="100" w:beforeAutospacing="1" w:after="100" w:afterAutospacing="1" w:line="240" w:lineRule="auto"/>
+        <w:rPr>
+          <w:rFonts w:ascii="Times New Roman" w:eastAsia="Times New Roman" w:hAnsi="Times New Roman" w:cs="Times New Roman"/>
+          <w:sz w:val="24"/>
+          <w:szCs w:val="24"/>
+          <w:lang w:eastAsia="en-AU"/>
+        </w:rPr>
+      </w:pPr>
+      <w:r>
+        <w:rPr>
+          <w:rFonts w:ascii="Times New Roman" w:eastAsia="Times New Roman" w:hAnsi="Times New Roman" w:cs="Times New Roman"/>
+          <w:sz w:val="24"/>
+          <w:szCs w:val="24"/>
+          <w:lang w:eastAsia="en-AU"/>
+        </w:rPr>
+        <w:t xml:space="preserve">civic systems </w:t>
+      </w:r>
+    </w:p>
+    <w:p>
+      <w:pPr>
+        <w:numPr>
+          <w:ilvl w:val="0"/>
+          <w:numId w:val="28"/>
+        </w:numPr>
+        <w:spacing w:before="100" w:beforeAutospacing="1" w:after="100" w:afterAutospacing="1" w:line="240" w:lineRule="auto"/>
+        <w:rPr>
+          <w:rFonts w:ascii="Times New Roman" w:eastAsia="Times New Roman" w:hAnsi="Times New Roman" w:cs="Times New Roman"/>
+          <w:sz w:val="24"/>
+          <w:szCs w:val="24"/>
+          <w:lang w:eastAsia="en-AU"/>
+        </w:rPr>
+      </w:pPr>
+      <w:r>
+        <w:rPr>
+          <w:rFonts w:ascii="Times New Roman" w:eastAsia="Times New Roman" w:hAnsi="Times New Roman" w:cs="Times New Roman"/>
+          <w:sz w:val="24"/>
+          <w:szCs w:val="24"/>
+          <w:lang w:eastAsia="en-AU"/>
+        </w:rPr>
+        <w:t xml:space="preserve">commerce </w:t>
+      </w:r>
+    </w:p>
+    <w:p>
+      <w:pPr>
+        <w:numPr>
+          <w:ilvl w:val="0"/>
+          <w:numId w:val="28"/>
+        </w:numPr>
+        <w:spacing w:before="100" w:beforeAutospacing="1" w:after="100" w:afterAutospacing="1" w:line="240" w:lineRule="auto"/>
+        <w:rPr>
+          <w:rFonts w:ascii="Times New Roman" w:eastAsia="Times New Roman" w:hAnsi="Times New Roman" w:cs="Times New Roman"/>
+          <w:sz w:val="24"/>
+          <w:szCs w:val="24"/>
+          <w:lang w:eastAsia="en-AU"/>
+        </w:rPr>
+      </w:pPr>
+      <w:r>
+        <w:rPr>
+          <w:rFonts w:ascii="Times New Roman" w:eastAsia="Times New Roman" w:hAnsi="Times New Roman" w:cs="Times New Roman"/>
+          <w:sz w:val="24"/>
+          <w:szCs w:val="24"/>
+          <w:lang w:eastAsia="en-AU"/>
+        </w:rPr>
+        <w:t xml:space="preserve">AI synthesis </w:t>
+      </w:r>
+    </w:p>
+    <w:p>
+      <w:pPr>
+        <w:numPr>
+          <w:ilvl w:val="0"/>
+          <w:numId w:val="28"/>
+        </w:numPr>
+        <w:spacing w:before="100" w:beforeAutospacing="1" w:after="100" w:afterAutospacing="1" w:line="240" w:lineRule="auto"/>
+        <w:rPr>
+          <w:rFonts w:ascii="Times New Roman" w:eastAsia="Times New Roman" w:hAnsi="Times New Roman" w:cs="Times New Roman"/>
+          <w:sz w:val="24"/>
+          <w:szCs w:val="24"/>
+          <w:lang w:eastAsia="en-AU"/>
+        </w:rPr>
+      </w:pPr>
+      <w:r>
+        <w:rPr>
+          <w:rFonts w:ascii="Times New Roman" w:eastAsia="Times New Roman" w:hAnsi="Times New Roman" w:cs="Times New Roman"/>
+          <w:sz w:val="24"/>
+          <w:szCs w:val="24"/>
+          <w:lang w:eastAsia="en-AU"/>
+        </w:rPr>
+        <w:t xml:space="preserve">locality state </w:t>
+      </w:r>
+    </w:p>
+    <w:p>
+      <w:pPr>
+        <w:numPr>
+          <w:ilvl w:val="0"/>
+          <w:numId w:val="28"/>
+        </w:numPr>
+        <w:spacing w:before="100" w:beforeAutospacing="1" w:after="100" w:afterAutospacing="1" w:line="240" w:lineRule="auto"/>
+        <w:rPr>
+          <w:rFonts w:ascii="Times New Roman" w:eastAsia="Times New Roman" w:hAnsi="Times New Roman" w:cs="Times New Roman"/>
+          <w:sz w:val="24"/>
+          <w:szCs w:val="24"/>
+          <w:lang w:eastAsia="en-AU"/>
+        </w:rPr>
+      </w:pPr>
+      <w:r>
+        <w:rPr>
+          <w:rFonts w:ascii="Times New Roman" w:eastAsia="Times New Roman" w:hAnsi="Times New Roman" w:cs="Times New Roman"/>
+          <w:sz w:val="24"/>
+          <w:szCs w:val="24"/>
+          <w:lang w:eastAsia="en-AU"/>
+        </w:rPr>
+        <w:t xml:space="preserve">knowledge graphs </w:t>
+      </w:r>
+    </w:p>
+    <w:p>
+      <w:pPr>
+        <w:spacing w:before="100" w:beforeAutospacing="1" w:after="100" w:afterAutospacing="1" w:line="240" w:lineRule="auto"/>
+        <w:rPr>
+          <w:rFonts w:ascii="Times New Roman" w:eastAsia="Times New Roman" w:hAnsi="Times New Roman" w:cs="Times New Roman"/>
+          <w:sz w:val="24"/>
+          <w:szCs w:val="24"/>
+          <w:lang w:eastAsia="en-AU"/>
+        </w:rPr>
+      </w:pPr>
+      <w:r>
+        <w:rPr>
+          <w:rFonts w:ascii="Times New Roman" w:eastAsia="Times New Roman" w:hAnsi="Times New Roman" w:cs="Times New Roman"/>
+          <w:sz w:val="24"/>
+          <w:szCs w:val="24"/>
+          <w:lang w:eastAsia="en-AU"/>
+        </w:rPr>
+        <w:t>The next realization is:</w:t>
+      </w:r>
+    </w:p>
+    <w:p>
+      <w:pPr>
+        <w:pStyle w:val="Style1"/>
+        <w:rPr>
+          <w:b w:val="0"/>
+          <w:lang w:eastAsia="en-AU"/>
+        </w:rPr>
+      </w:pPr>
+      <w:r>
+        <w:rPr>
+          <w:b w:val="0"/>
+          <w:lang w:eastAsia="en-AU"/>
+        </w:rPr>
+        <w:lastRenderedPageBreak/>
+        <w:t>PLACE</w:t>
+      </w:r>
+    </w:p>
+    <w:p>
+      <w:pPr>
+        <w:pStyle w:val="Style1"/>
+        <w:rPr>
+          <w:b w:val="0"/>
+          <w:lang w:eastAsia="en-AU"/>
+        </w:rPr>
+      </w:pPr>
+      <w:r>
+        <w:rPr>
+          <w:b w:val="0"/>
+          <w:lang w:eastAsia="en-AU"/>
+        </w:rPr>
+        <w:t xml:space="preserve">  ↕</w:t>
+      </w:r>
+    </w:p>
+    <w:p>
+      <w:pPr>
+        <w:pStyle w:val="Style1"/>
+        <w:rPr>
+          <w:b w:val="0"/>
+          <w:lang w:eastAsia="en-AU"/>
+        </w:rPr>
+      </w:pPr>
+      <w:r>
+        <w:rPr>
+          <w:b w:val="0"/>
+          <w:lang w:eastAsia="en-AU"/>
+        </w:rPr>
+        <w:t>SIGNALS</w:t>
+      </w:r>
+    </w:p>
+    <w:p>
+      <w:pPr>
+        <w:pStyle w:val="Style1"/>
+        <w:rPr>
+          <w:b w:val="0"/>
+          <w:lang w:eastAsia="en-AU"/>
+        </w:rPr>
+      </w:pPr>
+      <w:r>
+        <w:rPr>
+          <w:b w:val="0"/>
+          <w:lang w:eastAsia="en-AU"/>
+        </w:rPr>
+        <w:t xml:space="preserve">  ↕</w:t>
+      </w:r>
+    </w:p>
+    <w:p>
+      <w:pPr>
+        <w:pStyle w:val="Style1"/>
+        <w:rPr>
+          <w:b w:val="0"/>
+          <w:lang w:eastAsia="en-AU"/>
+        </w:rPr>
+      </w:pPr>
+      <w:r>
+        <w:rPr>
+          <w:b w:val="0"/>
+          <w:lang w:eastAsia="en-AU"/>
+        </w:rPr>
+        <w:t>TRUST</w:t>
+      </w:r>
+    </w:p>
+    <w:p>
+      <w:pPr>
+        <w:pStyle w:val="Style1"/>
+        <w:rPr>
+          <w:b w:val="0"/>
+          <w:lang w:eastAsia="en-AU"/>
+        </w:rPr>
+      </w:pPr>
+      <w:r>
+        <w:rPr>
+          <w:b w:val="0"/>
+          <w:lang w:eastAsia="en-AU"/>
+        </w:rPr>
+        <w:t xml:space="preserve">  ↕</w:t>
+      </w:r>
+    </w:p>
+    <w:p>
+      <w:pPr>
+        <w:pStyle w:val="Style1"/>
+        <w:rPr>
+          <w:b w:val="0"/>
+          <w:lang w:eastAsia="en-AU"/>
+        </w:rPr>
+      </w:pPr>
+      <w:r>
+        <w:rPr>
+          <w:b w:val="0"/>
+          <w:lang w:eastAsia="en-AU"/>
+        </w:rPr>
+        <w:t>OPERATIONS</w:t>
+      </w:r>
+    </w:p>
+    <w:p>
+      <w:pPr>
+        <w:pStyle w:val="Style1"/>
+        <w:rPr>
+          <w:b w:val="0"/>
+          <w:lang w:eastAsia="en-AU"/>
+        </w:rPr>
+      </w:pPr>
+      <w:r>
+        <w:rPr>
+          <w:b w:val="0"/>
+          <w:lang w:eastAsia="en-AU"/>
+        </w:rPr>
+        <w:t xml:space="preserve">  ↕</w:t>
+      </w:r>
+    </w:p>
+    <w:p>
+      <w:pPr>
+        <w:pStyle w:val="Style1"/>
+        <w:rPr>
+          <w:b w:val="0"/>
+          <w:lang w:eastAsia="en-AU"/>
+        </w:rPr>
+      </w:pPr>
+      <w:r>
+        <w:rPr>
+          <w:b w:val="0"/>
+          <w:lang w:eastAsia="en-AU"/>
+        </w:rPr>
+        <w:t>IDENTITIES</w:t>
+      </w:r>
+    </w:p>
+    <w:p>
+      <w:pPr>
+        <w:pStyle w:val="Style1"/>
+        <w:rPr>
+          <w:b w:val="0"/>
+          <w:lang w:eastAsia="en-AU"/>
+        </w:rPr>
+      </w:pPr>
+      <w:r>
+        <w:rPr>
+          <w:b w:val="0"/>
+          <w:lang w:eastAsia="en-AU"/>
+        </w:rPr>
+        <w:t xml:space="preserve">  ↕</w:t>
+      </w:r>
+    </w:p>
+    <w:p>
+      <w:pPr>
+        <w:pStyle w:val="Style1"/>
+        <w:numPr>
+          <w:ilvl w:val="0"/>
+          <w:numId w:val="0"/>
+        </w:numPr>
+        <w:ind w:left="792" w:hanging="432"/>
+        <w:jc w:val="left"/>
+        <w:rPr>
+          <w:b w:val="0"/>
+          <w:lang w:eastAsia="en-AU"/>
+        </w:rPr>
+      </w:pPr>
+      <w:r>
+        <w:rPr>
+          <w:b w:val="0"/>
+          <w:lang w:eastAsia="en-AU"/>
+        </w:rPr>
+        <w:t>AI SYNTHESIS</w:t>
+      </w:r>
+    </w:p>
+    <w:p>
+      <w:pPr>
+        <w:pStyle w:val="Style1"/>
+        <w:numPr>
+          <w:ilvl w:val="0"/>
+          <w:numId w:val="0"/>
+        </w:numPr>
+        <w:ind w:left="792" w:hanging="432"/>
+        <w:jc w:val="left"/>
+        <w:rPr>
+          <w:b w:val="0"/>
+          <w:lang w:eastAsia="en-AU"/>
+        </w:rPr>
+      </w:pPr>
+    </w:p>
+    <w:p>
+      <w:pPr>
+        <w:pStyle w:val="Heading1"/>
+      </w:pPr>
+      <w:r>
+        <w:t>PHASE 1 — Identity + Place Graph</w:t>
+      </w:r>
+    </w:p>
+    <w:p>
+      <w:pPr>
+        <w:pStyle w:val="NormalWeb"/>
+      </w:pPr>
+      <w:r>
+        <w:t>Build fully:</w:t>
+      </w:r>
+    </w:p>
+    <w:p>
+      <w:pPr>
+        <w:numPr>
+          <w:ilvl w:val="0"/>
+          <w:numId w:val="29"/>
+        </w:numPr>
+        <w:spacing w:before="100" w:beforeAutospacing="1" w:after="100" w:afterAutospacing="1" w:line="240" w:lineRule="auto"/>
+      </w:pPr>
+      <w:r>
+        <w:t xml:space="preserve">identities </w:t>
+      </w:r>
+    </w:p>
+    <w:p>
+      <w:pPr>
+        <w:numPr>
+          <w:ilvl w:val="0"/>
+          <w:numId w:val="29"/>
+        </w:numPr>
+        <w:spacing w:before="100" w:beforeAutospacing="1" w:after="100" w:afterAutospacing="1" w:line="240" w:lineRule="auto"/>
+      </w:pPr>
+      <w:r>
+        <w:t xml:space="preserve">locations </w:t>
+      </w:r>
+    </w:p>
+    <w:p>
+      <w:pPr>
+        <w:numPr>
+          <w:ilvl w:val="0"/>
+          <w:numId w:val="29"/>
+        </w:numPr>
+        <w:spacing w:before="100" w:beforeAutospacing="1" w:after="100" w:afterAutospacing="1" w:line="240" w:lineRule="auto"/>
+      </w:pPr>
+      <w:r>
+        <w:t xml:space="preserve">relationships </w:t>
+      </w:r>
+    </w:p>
+    <w:p>
+      <w:pPr>
+        <w:numPr>
+          <w:ilvl w:val="0"/>
+          <w:numId w:val="29"/>
+        </w:numPr>
+        <w:spacing w:before="100" w:beforeAutospacing="1" w:after="100" w:afterAutospacing="1" w:line="240" w:lineRule="auto"/>
+      </w:pPr>
+      <w:r>
+        <w:t xml:space="preserve">organizations </w:t>
+      </w:r>
+    </w:p>
+    <w:p>
+      <w:pPr>
+        <w:numPr>
+          <w:ilvl w:val="0"/>
+          <w:numId w:val="29"/>
+        </w:numPr>
+        <w:spacing w:before="100" w:beforeAutospacing="1" w:after="100" w:afterAutospacing="1" w:line="240" w:lineRule="auto"/>
+      </w:pPr>
+      <w:r>
+        <w:t xml:space="preserve">roles </w:t>
+      </w:r>
+    </w:p>
+    <w:p>
+      <w:pPr>
+        <w:numPr>
+          <w:ilvl w:val="0"/>
+          <w:numId w:val="29"/>
+        </w:numPr>
+        <w:spacing w:before="100" w:beforeAutospacing="1" w:after="100" w:afterAutospacing="1" w:line="240" w:lineRule="auto"/>
+      </w:pPr>
+      <w:r>
+        <w:t xml:space="preserve">authority </w:t>
+      </w:r>
+    </w:p>
+    <w:p>
+      <w:pPr>
+        <w:pStyle w:val="NormalWeb"/>
+      </w:pPr>
+      <w:r>
+        <w:t>Goal:</w:t>
+      </w:r>
+    </w:p>
+    <w:p>
+      <w:pPr>
+        <w:pStyle w:val="HTMLPreformatted"/>
+      </w:pPr>
+      <w:r>
+        <w:rPr>
+          <w:rStyle w:val="HTMLCode"/>
+          <w:rFonts w:eastAsiaTheme="majorEastAsia"/>
+        </w:rPr>
+        <w:t>operational context resolution</w:t>
+      </w:r>
+    </w:p>
+    <w:p>
+      <w:r>
+        <w:pict>
+          <v:rect id="_x0000_i1053" style="width:0;height:1.5pt" o:hralign="center" o:hrstd="t" o:hr="t" fillcolor="#a0a0a0" stroked="f"/>
+        </w:pict>
+      </w:r>
+    </w:p>
+    <w:p>
+      <w:pPr>
+        <w:pStyle w:val="Heading1"/>
+      </w:pPr>
+      <w:r>
+        <w:t>PHASE 2 — Signal Runtime</w:t>
+      </w:r>
+    </w:p>
+    <w:p>
+      <w:pPr>
+        <w:pStyle w:val="NormalWeb"/>
+      </w:pPr>
+      <w:r>
+        <w:t>Build:</w:t>
+      </w:r>
+    </w:p>
+    <w:p>
+      <w:pPr>
+        <w:numPr>
+          <w:ilvl w:val="0"/>
+          <w:numId w:val="30"/>
+        </w:numPr>
+        <w:spacing w:before="100" w:beforeAutospacing="1" w:after="100" w:afterAutospacing="1" w:line="240" w:lineRule="auto"/>
+      </w:pPr>
+      <w:r>
+        <w:t xml:space="preserve">signals </w:t>
+      </w:r>
+    </w:p>
+    <w:p>
+      <w:pPr>
+        <w:numPr>
+          <w:ilvl w:val="0"/>
+          <w:numId w:val="30"/>
+        </w:numPr>
+        <w:spacing w:before="100" w:beforeAutospacing="1" w:after="100" w:afterAutospacing="1" w:line="240" w:lineRule="auto"/>
+      </w:pPr>
+      <w:r>
+        <w:t xml:space="preserve">routing </w:t>
+      </w:r>
+    </w:p>
+    <w:p>
+      <w:pPr>
+        <w:numPr>
+          <w:ilvl w:val="0"/>
+          <w:numId w:val="30"/>
+        </w:numPr>
+        <w:spacing w:before="100" w:beforeAutospacing="1" w:after="100" w:afterAutospacing="1" w:line="240" w:lineRule="auto"/>
+      </w:pPr>
+      <w:r>
+        <w:t xml:space="preserve">visibility </w:t>
+      </w:r>
+    </w:p>
+    <w:p>
+      <w:pPr>
+        <w:numPr>
+          <w:ilvl w:val="0"/>
+          <w:numId w:val="30"/>
+        </w:numPr>
+        <w:spacing w:before="100" w:beforeAutospacing="1" w:after="100" w:afterAutospacing="1" w:line="240" w:lineRule="auto"/>
+      </w:pPr>
+      <w:r>
+        <w:t xml:space="preserve">feed candidates </w:t>
+      </w:r>
+    </w:p>
+    <w:p>
+      <w:pPr>
+        <w:numPr>
+          <w:ilvl w:val="0"/>
+          <w:numId w:val="30"/>
+        </w:numPr>
+        <w:spacing w:before="100" w:beforeAutospacing="1" w:after="100" w:afterAutospacing="1" w:line="240" w:lineRule="auto"/>
+      </w:pPr>
+      <w:r>
+        <w:t xml:space="preserve">notification candidates </w:t>
+      </w:r>
+    </w:p>
+    <w:p>
+      <w:pPr>
+        <w:pStyle w:val="NormalWeb"/>
+      </w:pPr>
+      <w:r>
+        <w:t>Goal:</w:t>
+      </w:r>
+    </w:p>
+    <w:p>
+      <w:pPr>
+        <w:pStyle w:val="HTMLPreformatted"/>
+      </w:pPr>
+      <w:r>
+        <w:rPr>
+          <w:rStyle w:val="HTMLCode"/>
+          <w:rFonts w:eastAsiaTheme="majorEastAsia"/>
+        </w:rPr>
+        <w:t>live locality-aware signals</w:t>
+      </w:r>
+    </w:p>
+    <w:p>
+      <w:r>
+        <w:pict>
+          <v:rect id="_x0000_i1054" style="width:0;height:1.5pt" o:hralign="center" o:hrstd="t" o:hr="t" fillcolor="#a0a0a0" stroked="f"/>
+        </w:pict>
+      </w:r>
+    </w:p>
+    <w:p>
+      <w:pPr>
+        <w:pStyle w:val="Heading1"/>
+      </w:pPr>
+      <w:r>
+        <w:lastRenderedPageBreak/>
+        <w:t>PHASE 3 — Trust Runtime</w:t>
+      </w:r>
+    </w:p>
+    <w:p>
+      <w:pPr>
+        <w:pStyle w:val="NormalWeb"/>
+      </w:pPr>
+      <w:r>
+        <w:t>Build:</w:t>
+      </w:r>
+    </w:p>
+    <w:p>
+      <w:pPr>
+        <w:numPr>
+          <w:ilvl w:val="0"/>
+          <w:numId w:val="31"/>
+        </w:numPr>
+        <w:spacing w:before="100" w:beforeAutospacing="1" w:after="100" w:afterAutospacing="1" w:line="240" w:lineRule="auto"/>
+      </w:pPr>
+      <w:r>
+        <w:t xml:space="preserve">verification </w:t>
+      </w:r>
+    </w:p>
+    <w:p>
+      <w:pPr>
+        <w:numPr>
+          <w:ilvl w:val="0"/>
+          <w:numId w:val="31"/>
+        </w:numPr>
+        <w:spacing w:before="100" w:beforeAutospacing="1" w:after="100" w:afterAutospacing="1" w:line="240" w:lineRule="auto"/>
+      </w:pPr>
+      <w:r>
+        <w:t xml:space="preserve">moderation </w:t>
+      </w:r>
+    </w:p>
+    <w:p>
+      <w:pPr>
+        <w:numPr>
+          <w:ilvl w:val="0"/>
+          <w:numId w:val="31"/>
+        </w:numPr>
+        <w:spacing w:before="100" w:beforeAutospacing="1" w:after="100" w:afterAutospacing="1" w:line="240" w:lineRule="auto"/>
+      </w:pPr>
+      <w:r>
+        <w:t xml:space="preserve">trust scoring </w:t>
+      </w:r>
+    </w:p>
+    <w:p>
+      <w:pPr>
+        <w:numPr>
+          <w:ilvl w:val="0"/>
+          <w:numId w:val="31"/>
+        </w:numPr>
+        <w:spacing w:before="100" w:beforeAutospacing="1" w:after="100" w:afterAutospacing="1" w:line="240" w:lineRule="auto"/>
+      </w:pPr>
+      <w:r>
+        <w:t xml:space="preserve">locality trust </w:t>
+      </w:r>
+    </w:p>
+    <w:p>
+      <w:pPr>
+        <w:numPr>
+          <w:ilvl w:val="0"/>
+          <w:numId w:val="31"/>
+        </w:numPr>
+        <w:spacing w:before="100" w:beforeAutospacing="1" w:after="100" w:afterAutospacing="1" w:line="240" w:lineRule="auto"/>
+      </w:pPr>
+      <w:r>
+        <w:t xml:space="preserve">signal validation </w:t>
+      </w:r>
+    </w:p>
+    <w:p>
+      <w:pPr>
+        <w:pStyle w:val="NormalWeb"/>
+      </w:pPr>
+      <w:r>
+        <w:t>Goal:</w:t>
+      </w:r>
+    </w:p>
+    <w:p>
+      <w:pPr>
+        <w:pStyle w:val="HTMLPreformatted"/>
+      </w:pPr>
+      <w:r>
+        <w:rPr>
+          <w:rStyle w:val="HTMLCode"/>
+          <w:rFonts w:eastAsiaTheme="majorEastAsia"/>
+        </w:rPr>
+        <w:t>reliable operational signals</w:t>
+      </w:r>
+    </w:p>
+    <w:p>
+      <w:r>
+        <w:pict>
+          <v:rect id="_x0000_i1055" style="width:0;height:1.5pt" o:hralign="center" o:hrstd="t" o:hr="t" fillcolor="#a0a0a0" stroked="f"/>
+        </w:pict>
+      </w:r>
+    </w:p>
+    <w:p>
+      <w:pPr>
+        <w:pStyle w:val="Heading1"/>
+      </w:pPr>
+      <w:r>
+        <w:t>PHASE 4 — Place State Engine</w:t>
+      </w:r>
+    </w:p>
+    <w:p>
+      <w:pPr>
+        <w:pStyle w:val="NormalWeb"/>
+      </w:pPr>
+      <w:r>
+        <w:t>Build:</w:t>
+      </w:r>
+    </w:p>
+    <w:p>
+      <w:pPr>
+        <w:numPr>
+          <w:ilvl w:val="0"/>
+          <w:numId w:val="32"/>
+        </w:numPr>
+        <w:spacing w:before="100" w:beforeAutospacing="1" w:after="100" w:afterAutospacing="1" w:line="240" w:lineRule="auto"/>
+      </w:pPr>
+      <w:r>
+        <w:t xml:space="preserve">timelines </w:t>
+      </w:r>
+    </w:p>
+    <w:p>
+      <w:pPr>
+        <w:numPr>
+          <w:ilvl w:val="0"/>
+          <w:numId w:val="32"/>
+        </w:numPr>
+        <w:spacing w:before="100" w:beforeAutospacing="1" w:after="100" w:afterAutospacing="1" w:line="240" w:lineRule="auto"/>
+      </w:pPr>
+      <w:r>
+        <w:t xml:space="preserve">aggregation </w:t>
+      </w:r>
+    </w:p>
+    <w:p>
+      <w:pPr>
+        <w:numPr>
+          <w:ilvl w:val="0"/>
+          <w:numId w:val="32"/>
+        </w:numPr>
+        <w:spacing w:before="100" w:beforeAutospacing="1" w:after="100" w:afterAutospacing="1" w:line="240" w:lineRule="auto"/>
+      </w:pPr>
+      <w:r>
+        <w:t xml:space="preserve">clustering </w:t>
+      </w:r>
+    </w:p>
+    <w:p>
+      <w:pPr>
+        <w:numPr>
+          <w:ilvl w:val="0"/>
+          <w:numId w:val="32"/>
+        </w:numPr>
+        <w:spacing w:before="100" w:beforeAutospacing="1" w:after="100" w:afterAutospacing="1" w:line="240" w:lineRule="auto"/>
+      </w:pPr>
+      <w:r>
+        <w:t xml:space="preserve">locality state </w:t>
+      </w:r>
+    </w:p>
+    <w:p>
+      <w:pPr>
+        <w:numPr>
+          <w:ilvl w:val="0"/>
+          <w:numId w:val="32"/>
+        </w:numPr>
+        <w:spacing w:before="100" w:beforeAutospacing="1" w:after="100" w:afterAutospacing="1" w:line="240" w:lineRule="auto"/>
+      </w:pPr>
+      <w:r>
+        <w:t xml:space="preserve">operational summaries </w:t>
+      </w:r>
+    </w:p>
+    <w:p>
+      <w:pPr>
+        <w:pStyle w:val="NormalWeb"/>
+      </w:pPr>
+      <w:r>
+        <w:t>Goal:</w:t>
+      </w:r>
+    </w:p>
+    <w:p>
+      <w:pPr>
+        <w:pStyle w:val="HTMLPreformatted"/>
+      </w:pPr>
+      <w:r>
+        <w:rPr>
+          <w:rStyle w:val="HTMLCode"/>
+          <w:rFonts w:eastAsiaTheme="majorEastAsia"/>
+        </w:rPr>
+        <w:t>living place intelligence</w:t>
+      </w:r>
+    </w:p>
+    <w:p>
+      <w:r>
+        <w:pict>
+          <v:rect id="_x0000_i1056" style="width:0;height:1.5pt" o:hralign="center" o:hrstd="t" o:hr="t" fillcolor="#a0a0a0" stroked="f"/>
+        </w:pict>
+      </w:r>
+    </w:p>
+    <w:p>
+      <w:pPr>
+        <w:pStyle w:val="Heading1"/>
+      </w:pPr>
+      <w:r>
+        <w:t>PHASE 5 — AI Synthesis</w:t>
+      </w:r>
+    </w:p>
+    <w:p>
+      <w:pPr>
+        <w:pStyle w:val="NormalWeb"/>
+      </w:pPr>
+      <w:r>
+        <w:t>Build:</w:t>
+      </w:r>
+    </w:p>
+    <w:p>
+      <w:pPr>
+        <w:numPr>
+          <w:ilvl w:val="0"/>
+          <w:numId w:val="33"/>
+        </w:numPr>
+        <w:spacing w:before="100" w:beforeAutospacing="1" w:after="100" w:afterAutospacing="1" w:line="240" w:lineRule="auto"/>
+      </w:pPr>
+      <w:r>
+        <w:t xml:space="preserve">locality summaries </w:t>
+      </w:r>
+    </w:p>
+    <w:p>
+      <w:pPr>
+        <w:numPr>
+          <w:ilvl w:val="0"/>
+          <w:numId w:val="33"/>
+        </w:numPr>
+        <w:spacing w:before="100" w:beforeAutospacing="1" w:after="100" w:afterAutospacing="1" w:line="240" w:lineRule="auto"/>
+      </w:pPr>
+      <w:r>
+        <w:t xml:space="preserve">operational </w:t>
+      </w:r>
+      <w:proofErr w:type="spellStart"/>
+      <w:r>
+        <w:t>copilots</w:t>
+      </w:r>
+      <w:proofErr w:type="spellEnd"/>
+      <w:r>
+        <w:t xml:space="preserve"> </w:t>
+      </w:r>
+    </w:p>
+    <w:p>
+      <w:pPr>
+        <w:numPr>
+          <w:ilvl w:val="0"/>
+          <w:numId w:val="33"/>
+        </w:numPr>
+        <w:spacing w:before="100" w:beforeAutospacing="1" w:after="100" w:afterAutospacing="1" w:line="240" w:lineRule="auto"/>
+      </w:pPr>
+      <w:r>
+        <w:t xml:space="preserve">contextual search </w:t>
+      </w:r>
+    </w:p>
+    <w:p>
+      <w:pPr>
+        <w:numPr>
+          <w:ilvl w:val="0"/>
+          <w:numId w:val="33"/>
+        </w:numPr>
+        <w:spacing w:before="100" w:beforeAutospacing="1" w:after="100" w:afterAutospacing="1" w:line="240" w:lineRule="auto"/>
+      </w:pPr>
+      <w:r>
+        <w:t xml:space="preserve">place reasoning </w:t>
+      </w:r>
+    </w:p>
+    <w:p>
+      <w:pPr>
+        <w:pStyle w:val="NormalWeb"/>
+      </w:pPr>
+      <w:r>
+        <w:t>Goal:</w:t>
+      </w:r>
+    </w:p>
+    <w:p>
+      <w:pPr>
+        <w:pStyle w:val="HTMLPreformatted"/>
+      </w:pPr>
+      <w:r>
+        <w:rPr>
+          <w:rStyle w:val="HTMLCode"/>
+          <w:rFonts w:eastAsiaTheme="majorEastAsia"/>
+        </w:rPr>
+        <w:t>AI-native locality cognition</w:t>
+      </w:r>
+    </w:p>
+    <w:p>
+      <w:r>
+        <w:pict>
+          <v:rect id="_x0000_i1057" style="width:0;height:1.5pt" o:hralign="center" o:hrstd="t" o:hr="t" fillcolor="#a0a0a0" stroked="f"/>
+        </w:pict>
+      </w:r>
+    </w:p>
+    <w:p>
+      <w:pPr>
+        <w:pStyle w:val="Heading1"/>
+      </w:pPr>
+      <w:r>
+        <w:t>PHASE 6 — Operational Interfaces</w:t>
+      </w:r>
+    </w:p>
+    <w:p>
+      <w:pPr>
+        <w:pStyle w:val="NormalWeb"/>
+      </w:pPr>
+      <w:r>
+        <w:t>Build:</w:t>
+      </w:r>
+    </w:p>
+    <w:p>
+      <w:pPr>
+        <w:numPr>
+          <w:ilvl w:val="0"/>
+          <w:numId w:val="34"/>
+        </w:numPr>
+        <w:spacing w:before="100" w:beforeAutospacing="1" w:after="100" w:afterAutospacing="1" w:line="240" w:lineRule="auto"/>
+      </w:pPr>
+      <w:r>
+        <w:t xml:space="preserve">business dashboards </w:t>
+      </w:r>
+    </w:p>
+    <w:p>
+      <w:pPr>
+        <w:numPr>
+          <w:ilvl w:val="0"/>
+          <w:numId w:val="34"/>
+        </w:numPr>
+        <w:spacing w:before="100" w:beforeAutospacing="1" w:after="100" w:afterAutospacing="1" w:line="240" w:lineRule="auto"/>
+      </w:pPr>
+      <w:r>
+        <w:lastRenderedPageBreak/>
+        <w:t xml:space="preserve">council dashboards </w:t>
+      </w:r>
+    </w:p>
+    <w:p>
+      <w:pPr>
+        <w:numPr>
+          <w:ilvl w:val="0"/>
+          <w:numId w:val="34"/>
+        </w:numPr>
+        <w:spacing w:before="100" w:beforeAutospacing="1" w:after="100" w:afterAutospacing="1" w:line="240" w:lineRule="auto"/>
+      </w:pPr>
+      <w:r>
+        <w:t xml:space="preserve">moderator queues </w:t>
+      </w:r>
+    </w:p>
+    <w:p>
+      <w:pPr>
+        <w:numPr>
+          <w:ilvl w:val="0"/>
+          <w:numId w:val="34"/>
+        </w:numPr>
+        <w:spacing w:before="100" w:beforeAutospacing="1" w:after="100" w:afterAutospacing="1" w:line="240" w:lineRule="auto"/>
+      </w:pPr>
+      <w:r>
+        <w:t xml:space="preserve">emergency views </w:t>
+      </w:r>
+    </w:p>
+    <w:p>
+      <w:pPr>
+        <w:numPr>
+          <w:ilvl w:val="0"/>
+          <w:numId w:val="34"/>
+        </w:numPr>
+        <w:spacing w:before="100" w:beforeAutospacing="1" w:after="100" w:afterAutospacing="1" w:line="240" w:lineRule="auto"/>
+      </w:pPr>
+      <w:r>
+        <w:t xml:space="preserve">AD.TV </w:t>
+      </w:r>
+    </w:p>
+    <w:p>
+      <w:pPr>
+        <w:numPr>
+          <w:ilvl w:val="0"/>
+          <w:numId w:val="34"/>
+        </w:numPr>
+        <w:spacing w:before="100" w:beforeAutospacing="1" w:after="100" w:afterAutospacing="1" w:line="240" w:lineRule="auto"/>
+      </w:pPr>
+      <w:r>
+        <w:t xml:space="preserve">ECHO </w:t>
+      </w:r>
+    </w:p>
+    <w:p>
+      <w:pPr>
+        <w:pStyle w:val="NormalWeb"/>
+      </w:pPr>
+      <w:r>
+        <w:t>Goal:</w:t>
+      </w:r>
+    </w:p>
+    <w:p>
+      <w:pPr>
+        <w:pStyle w:val="HTMLPreformatted"/>
+      </w:pPr>
+      <w:r>
+        <w:rPr>
+          <w:rStyle w:val="HTMLCode"/>
+          <w:rFonts w:eastAsiaTheme="majorEastAsia"/>
+        </w:rPr>
+        <w:t>place-aware operational interfaces</w:t>
+      </w:r>
+    </w:p>
+    <w:p>
+      <w:pPr>
+        <w:pStyle w:val="Style1"/>
+        <w:numPr>
+          <w:ilvl w:val="0"/>
+          <w:numId w:val="0"/>
+        </w:numPr>
+        <w:ind w:left="792" w:hanging="432"/>
+        <w:jc w:val="left"/>
+        <w:rPr>
+          <w:b w:val="0"/>
+          <w:lang w:eastAsia="en-AU"/>
+        </w:rPr>
+      </w:pPr>
+    </w:p>
+    <w:p>
+      <w:pPr>
+        <w:pStyle w:val="Heading1"/>
+      </w:pPr>
+      <w:r>
+        <w:t>Your Immediate Build Target</w:t>
+      </w:r>
+    </w:p>
+    <w:p>
+      <w:pPr>
+        <w:pStyle w:val="NormalWeb"/>
+      </w:pPr>
+      <w:r>
+        <w:t>Get this entire flow working end-to-end:</w:t>
+      </w:r>
+    </w:p>
+    <w:p>
+      <w:pPr>
+        <w:pStyle w:val="HTMLPreformatted"/>
+      </w:pPr>
+      <w:r>
+        <w:rPr>
+          <w:rStyle w:val="HTMLCode"/>
+          <w:rFonts w:eastAsiaTheme="majorEastAsia"/>
+        </w:rPr>
+        <w:t>Identity</w:t>
+      </w:r>
+      <w:r>
+        <w:br/>
+      </w:r>
+      <w:r>
+        <w:rPr>
+          <w:rStyle w:val="HTMLCode"/>
+          <w:rFonts w:eastAsiaTheme="majorEastAsia"/>
+        </w:rPr>
+        <w:t xml:space="preserve">  → locality context</w:t>
+      </w:r>
+      <w:r>
+        <w:br/>
+      </w:r>
+      <w:r>
+        <w:rPr>
+          <w:rStyle w:val="HTMLCode"/>
+          <w:rFonts w:eastAsiaTheme="majorEastAsia"/>
+        </w:rPr>
+        <w:t xml:space="preserve">      → signal creation</w:t>
+      </w:r>
+      <w:r>
+        <w:br/>
+      </w:r>
+      <w:r>
+        <w:rPr>
+          <w:rStyle w:val="HTMLCode"/>
+          <w:rFonts w:eastAsiaTheme="majorEastAsia"/>
+        </w:rPr>
+        <w:t xml:space="preserve">          → routing</w:t>
+      </w:r>
+      <w:r>
+        <w:br/>
+      </w:r>
+      <w:r>
+        <w:rPr>
+          <w:rStyle w:val="HTMLCode"/>
+          <w:rFonts w:eastAsiaTheme="majorEastAsia"/>
+        </w:rPr>
+        <w:t xml:space="preserve">              → feed resolution</w:t>
+      </w:r>
+      <w:r>
+        <w:br/>
+      </w:r>
+      <w:r>
+        <w:rPr>
+          <w:rStyle w:val="HTMLCode"/>
+          <w:rFonts w:eastAsiaTheme="majorEastAsia"/>
+        </w:rPr>
+        <w:t xml:space="preserve">                  → place state update</w:t>
+      </w:r>
+    </w:p>
+    <w:p>
+      <w:pPr>
+        <w:pStyle w:val="NormalWeb"/>
+      </w:pPr>
+      <w:r>
+        <w:t>If that works:</w:t>
+      </w:r>
+      <w:r>
+        <w:br/>
+        <w:t>the platform is alive.</w:t>
+      </w:r>
+    </w:p>
+    <w:p>
+      <w:pPr>
+        <w:pStyle w:val="Style1"/>
+        <w:rPr>
+          <w:b w:val="0"/>
+          <w:lang w:eastAsia="en-AU"/>
+        </w:rPr>
+      </w:pPr>
+      <w:r>
+        <w:rPr>
+          <w:b w:val="0"/>
+          <w:lang w:eastAsia="en-AU"/>
+        </w:rPr>
+        <w:t>User logs in</w:t>
+      </w:r>
+    </w:p>
+    <w:p>
+      <w:pPr>
+        <w:pStyle w:val="Style1"/>
+        <w:rPr>
+          <w:b w:val="0"/>
+          <w:lang w:eastAsia="en-AU"/>
+        </w:rPr>
+      </w:pPr>
+      <w:r>
+        <w:rPr>
+          <w:b w:val="0"/>
+          <w:lang w:eastAsia="en-AU"/>
+        </w:rPr>
+        <w:t xml:space="preserve">    ↓</w:t>
+      </w:r>
+    </w:p>
+    <w:p>
+      <w:pPr>
+        <w:pStyle w:val="Style1"/>
+        <w:rPr>
+          <w:b w:val="0"/>
+          <w:lang w:eastAsia="en-AU"/>
+        </w:rPr>
+      </w:pPr>
+      <w:r>
+        <w:rPr>
+          <w:b w:val="0"/>
+          <w:lang w:eastAsia="en-AU"/>
+        </w:rPr>
+        <w:t>Resolve locality context</w:t>
+      </w:r>
+    </w:p>
+    <w:p>
+      <w:pPr>
+        <w:pStyle w:val="Style1"/>
+        <w:rPr>
+          <w:b w:val="0"/>
+          <w:lang w:eastAsia="en-AU"/>
+        </w:rPr>
+      </w:pPr>
+      <w:r>
+        <w:rPr>
+          <w:b w:val="0"/>
+          <w:lang w:eastAsia="en-AU"/>
+        </w:rPr>
+        <w:t xml:space="preserve">    ↓</w:t>
+      </w:r>
+    </w:p>
+    <w:p>
+      <w:pPr>
+        <w:pStyle w:val="Style1"/>
+        <w:rPr>
+          <w:b w:val="0"/>
+          <w:lang w:eastAsia="en-AU"/>
+        </w:rPr>
+      </w:pPr>
+      <w:r>
+        <w:rPr>
+          <w:b w:val="0"/>
+          <w:lang w:eastAsia="en-AU"/>
+        </w:rPr>
+        <w:t>User emits signal</w:t>
+      </w:r>
+    </w:p>
+    <w:p>
+      <w:pPr>
+        <w:pStyle w:val="Style1"/>
+        <w:rPr>
+          <w:b w:val="0"/>
+          <w:lang w:eastAsia="en-AU"/>
+        </w:rPr>
+      </w:pPr>
+      <w:r>
+        <w:rPr>
+          <w:b w:val="0"/>
+          <w:lang w:eastAsia="en-AU"/>
+        </w:rPr>
+        <w:t xml:space="preserve">    ↓</w:t>
+      </w:r>
+    </w:p>
+    <w:p>
+      <w:pPr>
+        <w:pStyle w:val="Style1"/>
+        <w:rPr>
+          <w:b w:val="0"/>
+          <w:lang w:eastAsia="en-AU"/>
+        </w:rPr>
+      </w:pPr>
+      <w:r>
+        <w:rPr>
+          <w:b w:val="0"/>
+          <w:lang w:eastAsia="en-AU"/>
+        </w:rPr>
+        <w:t>Signal attached to place</w:t>
+      </w:r>
+    </w:p>
+    <w:p>
+      <w:pPr>
+        <w:pStyle w:val="Style1"/>
+        <w:rPr>
+          <w:b w:val="0"/>
+          <w:lang w:eastAsia="en-AU"/>
+        </w:rPr>
+      </w:pPr>
+      <w:r>
+        <w:rPr>
+          <w:b w:val="0"/>
+          <w:lang w:eastAsia="en-AU"/>
+        </w:rPr>
+        <w:t xml:space="preserve">    ↓</w:t>
+      </w:r>
+    </w:p>
+    <w:p>
+      <w:pPr>
+        <w:pStyle w:val="Style1"/>
+        <w:rPr>
+          <w:b w:val="0"/>
+          <w:lang w:eastAsia="en-AU"/>
+        </w:rPr>
+      </w:pPr>
+      <w:r>
+        <w:rPr>
+          <w:b w:val="0"/>
+          <w:lang w:eastAsia="en-AU"/>
+        </w:rPr>
+        <w:t>Audience resolved</w:t>
+      </w:r>
+    </w:p>
+    <w:p>
+      <w:pPr>
+        <w:pStyle w:val="Style1"/>
+        <w:rPr>
+          <w:b w:val="0"/>
+          <w:lang w:eastAsia="en-AU"/>
+        </w:rPr>
+      </w:pPr>
+      <w:r>
+        <w:rPr>
+          <w:b w:val="0"/>
+          <w:lang w:eastAsia="en-AU"/>
+        </w:rPr>
+        <w:t xml:space="preserve">    ↓</w:t>
+      </w:r>
+    </w:p>
+    <w:p>
+      <w:pPr>
+        <w:pStyle w:val="Style1"/>
+        <w:rPr>
+          <w:b w:val="0"/>
+          <w:lang w:eastAsia="en-AU"/>
+        </w:rPr>
+      </w:pPr>
+      <w:r>
+        <w:rPr>
+          <w:b w:val="0"/>
+          <w:lang w:eastAsia="en-AU"/>
+        </w:rPr>
+        <w:t>Feed updates</w:t>
+      </w:r>
+    </w:p>
+    <w:p>
+      <w:pPr>
+        <w:pStyle w:val="Style1"/>
+        <w:rPr>
+          <w:b w:val="0"/>
+          <w:lang w:eastAsia="en-AU"/>
+        </w:rPr>
+      </w:pPr>
+      <w:r>
+        <w:rPr>
+          <w:b w:val="0"/>
+          <w:lang w:eastAsia="en-AU"/>
+        </w:rPr>
+        <w:t xml:space="preserve">    ↓</w:t>
+      </w:r>
+    </w:p>
+    <w:p>
+      <w:pPr>
+        <w:pStyle w:val="Style1"/>
+        <w:rPr>
+          <w:b w:val="0"/>
+          <w:lang w:eastAsia="en-AU"/>
+        </w:rPr>
+      </w:pPr>
+      <w:r>
+        <w:rPr>
+          <w:b w:val="0"/>
+          <w:lang w:eastAsia="en-AU"/>
+        </w:rPr>
+        <w:t>Place state updates</w:t>
+      </w:r>
+    </w:p>
+    <w:p>
+      <w:pPr>
+        <w:pStyle w:val="Style1"/>
+        <w:rPr>
+          <w:b w:val="0"/>
+          <w:lang w:eastAsia="en-AU"/>
+        </w:rPr>
+      </w:pPr>
+      <w:r>
+        <w:rPr>
+          <w:b w:val="0"/>
+          <w:lang w:eastAsia="en-AU"/>
+        </w:rPr>
+        <w:t xml:space="preserve">    ↓</w:t>
+      </w:r>
+    </w:p>
+    <w:p>
+      <w:pPr>
+        <w:pStyle w:val="Style1"/>
+        <w:numPr>
+          <w:ilvl w:val="0"/>
+          <w:numId w:val="0"/>
+        </w:numPr>
+        <w:ind w:left="792" w:hanging="432"/>
+        <w:jc w:val="left"/>
+        <w:rPr>
+          <w:b w:val="0"/>
+          <w:lang w:eastAsia="en-AU"/>
+        </w:rPr>
+      </w:pPr>
+      <w:r>
+        <w:rPr>
+          <w:b w:val="0"/>
+          <w:lang w:eastAsia="en-AU"/>
+        </w:rPr>
+        <w:t>AI summary updates</w:t>
+      </w:r>
+      <w:bookmarkStart w:id="2" w:name="_GoBack"/>
+      <w:bookmarkEnd w:id="2"/>
+    </w:p>
     <w:sectPr>
       <w:pgSz w:w="11906" w:h="16838"/>
       <w:pgMar w:top="1440" w:right="1440" w:bottom="1440" w:left="1440" w:header="708" w:footer="708" w:gutter="0"/>
@@ -11480,6 +15629,304 @@
 <file path=word/numbering.xml><?xml version="1.0" encoding="utf-8"?>
 <w:numbering xmlns:wpc="http://schemas.microsoft.com/office/word/2010/wordprocessingCanvas" xmlns:cx="http://schemas.microsoft.com/office/drawing/2014/chartex" xmlns:mc="http://schemas.openxmlformats.org/markup-compatibility/2006" xmlns:o="urn:schemas-microsoft-com:office:office" xmlns:r="http://schemas.openxmlformats.org/officeDocument/2006/relationships" xmlns:m="http://schemas.openxmlformats.org/officeDocument/2006/math" xmlns:v="urn:schemas-microsoft-com:vml" xmlns:wp14="http://schemas.microsoft.com/office/word/2010/wordprocessingDrawing" xmlns:wp="http://schemas.openxmlformats.org/drawingml/2006/wordprocessingDrawing" xmlns:w10="urn:schemas-microsoft-com:office:word" xmlns:w="http://schemas.openxmlformats.org/wordprocessingml/2006/main" xmlns:w14="http://schemas.microsoft.com/office/word/2010/wordml" xmlns:w15="http://schemas.microsoft.com/office/word/2012/wordml" xmlns:w16se="http://schemas.microsoft.com/office/word/2015/wordml/symex" xmlns:wpg="http://schemas.microsoft.com/office/word/2010/wordprocessingGroup" xmlns:wpi="http://schemas.microsoft.com/office/word/2010/wordprocessingInk" xmlns:wne="http://schemas.microsoft.com/office/word/2006/wordml" xmlns:wps="http://schemas.microsoft.com/office/word/2010/wordprocessingShape" mc:Ignorable="w14 w15 w16se wp14">
   <w:abstractNum w:abstractNumId="0" w15:restartNumberingAfterBreak="0">
+    <w:nsid w:val="009E6D6D"/>
+    <w:multiLevelType w:val="multilevel"/>
+    <w:tmpl w:val="69F8C994"/>
+    <w:lvl w:ilvl="0">
+      <w:start w:val="1"/>
+      <w:numFmt w:val="bullet"/>
+      <w:lvlText w:val=""/>
+      <w:lvlJc w:val="left"/>
+      <w:pPr>
+        <w:tabs>
+          <w:tab w:val="num" w:pos="720"/>
+        </w:tabs>
+        <w:ind w:left="720" w:hanging="360"/>
+      </w:pPr>
+      <w:rPr>
+        <w:rFonts w:ascii="Symbol" w:hAnsi="Symbol" w:hint="default"/>
+        <w:sz w:val="20"/>
+      </w:rPr>
+    </w:lvl>
+    <w:lvl w:ilvl="1" w:tentative="1">
+      <w:start w:val="1"/>
+      <w:numFmt w:val="bullet"/>
+      <w:lvlText w:val="o"/>
+      <w:lvlJc w:val="left"/>
+      <w:pPr>
+        <w:tabs>
+          <w:tab w:val="num" w:pos="1440"/>
+        </w:tabs>
+        <w:ind w:left="1440" w:hanging="360"/>
+      </w:pPr>
+      <w:rPr>
+        <w:rFonts w:ascii="Courier New" w:hAnsi="Courier New" w:hint="default"/>
+        <w:sz w:val="20"/>
+      </w:rPr>
+    </w:lvl>
+    <w:lvl w:ilvl="2" w:tentative="1">
+      <w:start w:val="1"/>
+      <w:numFmt w:val="bullet"/>
+      <w:lvlText w:val=""/>
+      <w:lvlJc w:val="left"/>
+      <w:pPr>
+        <w:tabs>
+          <w:tab w:val="num" w:pos="2160"/>
+        </w:tabs>
+        <w:ind w:left="2160" w:hanging="360"/>
+      </w:pPr>
+      <w:rPr>
+        <w:rFonts w:ascii="Wingdings" w:hAnsi="Wingdings" w:hint="default"/>
+        <w:sz w:val="20"/>
+      </w:rPr>
+    </w:lvl>
+    <w:lvl w:ilvl="3" w:tentative="1">
+      <w:start w:val="1"/>
+      <w:numFmt w:val="bullet"/>
+      <w:lvlText w:val=""/>
+      <w:lvlJc w:val="left"/>
+      <w:pPr>
+        <w:tabs>
+          <w:tab w:val="num" w:pos="2880"/>
+        </w:tabs>
+        <w:ind w:left="2880" w:hanging="360"/>
+      </w:pPr>
+      <w:rPr>
+        <w:rFonts w:ascii="Wingdings" w:hAnsi="Wingdings" w:hint="default"/>
+        <w:sz w:val="20"/>
+      </w:rPr>
+    </w:lvl>
+    <w:lvl w:ilvl="4" w:tentative="1">
+      <w:start w:val="1"/>
+      <w:numFmt w:val="bullet"/>
+      <w:lvlText w:val=""/>
+      <w:lvlJc w:val="left"/>
+      <w:pPr>
+        <w:tabs>
+          <w:tab w:val="num" w:pos="3600"/>
+        </w:tabs>
+        <w:ind w:left="3600" w:hanging="360"/>
+      </w:pPr>
+      <w:rPr>
+        <w:rFonts w:ascii="Wingdings" w:hAnsi="Wingdings" w:hint="default"/>
+        <w:sz w:val="20"/>
+      </w:rPr>
+    </w:lvl>
+    <w:lvl w:ilvl="5" w:tentative="1">
+      <w:start w:val="1"/>
+      <w:numFmt w:val="bullet"/>
+      <w:lvlText w:val=""/>
+      <w:lvlJc w:val="left"/>
+      <w:pPr>
+        <w:tabs>
+          <w:tab w:val="num" w:pos="4320"/>
+        </w:tabs>
+        <w:ind w:left="4320" w:hanging="360"/>
+      </w:pPr>
+      <w:rPr>
+        <w:rFonts w:ascii="Wingdings" w:hAnsi="Wingdings" w:hint="default"/>
+        <w:sz w:val="20"/>
+      </w:rPr>
+    </w:lvl>
+    <w:lvl w:ilvl="6" w:tentative="1">
+      <w:start w:val="1"/>
+      <w:numFmt w:val="bullet"/>
+      <w:lvlText w:val=""/>
+      <w:lvlJc w:val="left"/>
+      <w:pPr>
+        <w:tabs>
+          <w:tab w:val="num" w:pos="5040"/>
+        </w:tabs>
+        <w:ind w:left="5040" w:hanging="360"/>
+      </w:pPr>
+      <w:rPr>
+        <w:rFonts w:ascii="Wingdings" w:hAnsi="Wingdings" w:hint="default"/>
+        <w:sz w:val="20"/>
+      </w:rPr>
+    </w:lvl>
+    <w:lvl w:ilvl="7" w:tentative="1">
+      <w:start w:val="1"/>
+      <w:numFmt w:val="bullet"/>
+      <w:lvlText w:val=""/>
+      <w:lvlJc w:val="left"/>
+      <w:pPr>
+        <w:tabs>
+          <w:tab w:val="num" w:pos="5760"/>
+        </w:tabs>
+        <w:ind w:left="5760" w:hanging="360"/>
+      </w:pPr>
+      <w:rPr>
+        <w:rFonts w:ascii="Wingdings" w:hAnsi="Wingdings" w:hint="default"/>
+        <w:sz w:val="20"/>
+      </w:rPr>
+    </w:lvl>
+    <w:lvl w:ilvl="8" w:tentative="1">
+      <w:start w:val="1"/>
+      <w:numFmt w:val="bullet"/>
+      <w:lvlText w:val=""/>
+      <w:lvlJc w:val="left"/>
+      <w:pPr>
+        <w:tabs>
+          <w:tab w:val="num" w:pos="6480"/>
+        </w:tabs>
+        <w:ind w:left="6480" w:hanging="360"/>
+      </w:pPr>
+      <w:rPr>
+        <w:rFonts w:ascii="Wingdings" w:hAnsi="Wingdings" w:hint="default"/>
+        <w:sz w:val="20"/>
+      </w:rPr>
+    </w:lvl>
+  </w:abstractNum>
+  <w:abstractNum w:abstractNumId="1" w15:restartNumberingAfterBreak="0">
+    <w:nsid w:val="03421783"/>
+    <w:multiLevelType w:val="multilevel"/>
+    <w:tmpl w:val="730ABCD0"/>
+    <w:lvl w:ilvl="0">
+      <w:start w:val="1"/>
+      <w:numFmt w:val="bullet"/>
+      <w:lvlText w:val=""/>
+      <w:lvlJc w:val="left"/>
+      <w:pPr>
+        <w:tabs>
+          <w:tab w:val="num" w:pos="720"/>
+        </w:tabs>
+        <w:ind w:left="720" w:hanging="360"/>
+      </w:pPr>
+      <w:rPr>
+        <w:rFonts w:ascii="Symbol" w:hAnsi="Symbol" w:hint="default"/>
+        <w:sz w:val="20"/>
+      </w:rPr>
+    </w:lvl>
+    <w:lvl w:ilvl="1" w:tentative="1">
+      <w:start w:val="1"/>
+      <w:numFmt w:val="bullet"/>
+      <w:lvlText w:val="o"/>
+      <w:lvlJc w:val="left"/>
+      <w:pPr>
+        <w:tabs>
+          <w:tab w:val="num" w:pos="1440"/>
+        </w:tabs>
+        <w:ind w:left="1440" w:hanging="360"/>
+      </w:pPr>
+      <w:rPr>
+        <w:rFonts w:ascii="Courier New" w:hAnsi="Courier New" w:hint="default"/>
+        <w:sz w:val="20"/>
+      </w:rPr>
+    </w:lvl>
+    <w:lvl w:ilvl="2" w:tentative="1">
+      <w:start w:val="1"/>
+      <w:numFmt w:val="bullet"/>
+      <w:lvlText w:val=""/>
+      <w:lvlJc w:val="left"/>
+      <w:pPr>
+        <w:tabs>
+          <w:tab w:val="num" w:pos="2160"/>
+        </w:tabs>
+        <w:ind w:left="2160" w:hanging="360"/>
+      </w:pPr>
+      <w:rPr>
+        <w:rFonts w:ascii="Wingdings" w:hAnsi="Wingdings" w:hint="default"/>
+        <w:sz w:val="20"/>
+      </w:rPr>
+    </w:lvl>
+    <w:lvl w:ilvl="3" w:tentative="1">
+      <w:start w:val="1"/>
+      <w:numFmt w:val="bullet"/>
+      <w:lvlText w:val=""/>
+      <w:lvlJc w:val="left"/>
+      <w:pPr>
+        <w:tabs>
+          <w:tab w:val="num" w:pos="2880"/>
+        </w:tabs>
+        <w:ind w:left="2880" w:hanging="360"/>
+      </w:pPr>
+      <w:rPr>
+        <w:rFonts w:ascii="Wingdings" w:hAnsi="Wingdings" w:hint="default"/>
+        <w:sz w:val="20"/>
+      </w:rPr>
+    </w:lvl>
+    <w:lvl w:ilvl="4" w:tentative="1">
+      <w:start w:val="1"/>
+      <w:numFmt w:val="bullet"/>
+      <w:lvlText w:val=""/>
+      <w:lvlJc w:val="left"/>
+      <w:pPr>
+        <w:tabs>
+          <w:tab w:val="num" w:pos="3600"/>
+        </w:tabs>
+        <w:ind w:left="3600" w:hanging="360"/>
+      </w:pPr>
+      <w:rPr>
+        <w:rFonts w:ascii="Wingdings" w:hAnsi="Wingdings" w:hint="default"/>
+        <w:sz w:val="20"/>
+      </w:rPr>
+    </w:lvl>
+    <w:lvl w:ilvl="5" w:tentative="1">
+      <w:start w:val="1"/>
+      <w:numFmt w:val="bullet"/>
+      <w:lvlText w:val=""/>
+      <w:lvlJc w:val="left"/>
+      <w:pPr>
+        <w:tabs>
+          <w:tab w:val="num" w:pos="4320"/>
+        </w:tabs>
+        <w:ind w:left="4320" w:hanging="360"/>
+      </w:pPr>
+      <w:rPr>
+        <w:rFonts w:ascii="Wingdings" w:hAnsi="Wingdings" w:hint="default"/>
+        <w:sz w:val="20"/>
+      </w:rPr>
+    </w:lvl>
+    <w:lvl w:ilvl="6" w:tentative="1">
+      <w:start w:val="1"/>
+      <w:numFmt w:val="bullet"/>
+      <w:lvlText w:val=""/>
+      <w:lvlJc w:val="left"/>
+      <w:pPr>
+        <w:tabs>
+          <w:tab w:val="num" w:pos="5040"/>
+        </w:tabs>
+        <w:ind w:left="5040" w:hanging="360"/>
+      </w:pPr>
+      <w:rPr>
+        <w:rFonts w:ascii="Wingdings" w:hAnsi="Wingdings" w:hint="default"/>
+        <w:sz w:val="20"/>
+      </w:rPr>
+    </w:lvl>
+    <w:lvl w:ilvl="7" w:tentative="1">
+      <w:start w:val="1"/>
+      <w:numFmt w:val="bullet"/>
+      <w:lvlText w:val=""/>
+      <w:lvlJc w:val="left"/>
+      <w:pPr>
+        <w:tabs>
+          <w:tab w:val="num" w:pos="5760"/>
+        </w:tabs>
+        <w:ind w:left="5760" w:hanging="360"/>
+      </w:pPr>
+      <w:rPr>
+        <w:rFonts w:ascii="Wingdings" w:hAnsi="Wingdings" w:hint="default"/>
+        <w:sz w:val="20"/>
+      </w:rPr>
+    </w:lvl>
+    <w:lvl w:ilvl="8" w:tentative="1">
+      <w:start w:val="1"/>
+      <w:numFmt w:val="bullet"/>
+      <w:lvlText w:val=""/>
+      <w:lvlJc w:val="left"/>
+      <w:pPr>
+        <w:tabs>
+          <w:tab w:val="num" w:pos="6480"/>
+        </w:tabs>
+        <w:ind w:left="6480" w:hanging="360"/>
+      </w:pPr>
+      <w:rPr>
+        <w:rFonts w:ascii="Wingdings" w:hAnsi="Wingdings" w:hint="default"/>
+        <w:sz w:val="20"/>
+      </w:rPr>
+    </w:lvl>
+  </w:abstractNum>
+  <w:abstractNum w:abstractNumId="2" w15:restartNumberingAfterBreak="0">
     <w:nsid w:val="05A6623F"/>
     <w:multiLevelType w:val="multilevel"/>
     <w:tmpl w:val="75A4AA46"/>
@@ -11566,7 +16013,7 @@
       </w:pPr>
     </w:lvl>
   </w:abstractNum>
-  <w:abstractNum w:abstractNumId="1" w15:restartNumberingAfterBreak="0">
+  <w:abstractNum w:abstractNumId="3" w15:restartNumberingAfterBreak="0">
     <w:nsid w:val="09E827A1"/>
     <w:multiLevelType w:val="multilevel"/>
     <w:tmpl w:val="E7EC068A"/>
@@ -11715,7 +16162,305 @@
       </w:rPr>
     </w:lvl>
   </w:abstractNum>
-  <w:abstractNum w:abstractNumId="2" w15:restartNumberingAfterBreak="0">
+  <w:abstractNum w:abstractNumId="4" w15:restartNumberingAfterBreak="0">
+    <w:nsid w:val="0D2E402D"/>
+    <w:multiLevelType w:val="multilevel"/>
+    <w:tmpl w:val="839EBC22"/>
+    <w:lvl w:ilvl="0">
+      <w:start w:val="1"/>
+      <w:numFmt w:val="bullet"/>
+      <w:lvlText w:val=""/>
+      <w:lvlJc w:val="left"/>
+      <w:pPr>
+        <w:tabs>
+          <w:tab w:val="num" w:pos="720"/>
+        </w:tabs>
+        <w:ind w:left="720" w:hanging="360"/>
+      </w:pPr>
+      <w:rPr>
+        <w:rFonts w:ascii="Symbol" w:hAnsi="Symbol" w:hint="default"/>
+        <w:sz w:val="20"/>
+      </w:rPr>
+    </w:lvl>
+    <w:lvl w:ilvl="1" w:tentative="1">
+      <w:start w:val="1"/>
+      <w:numFmt w:val="bullet"/>
+      <w:lvlText w:val="o"/>
+      <w:lvlJc w:val="left"/>
+      <w:pPr>
+        <w:tabs>
+          <w:tab w:val="num" w:pos="1440"/>
+        </w:tabs>
+        <w:ind w:left="1440" w:hanging="360"/>
+      </w:pPr>
+      <w:rPr>
+        <w:rFonts w:ascii="Courier New" w:hAnsi="Courier New" w:hint="default"/>
+        <w:sz w:val="20"/>
+      </w:rPr>
+    </w:lvl>
+    <w:lvl w:ilvl="2" w:tentative="1">
+      <w:start w:val="1"/>
+      <w:numFmt w:val="bullet"/>
+      <w:lvlText w:val=""/>
+      <w:lvlJc w:val="left"/>
+      <w:pPr>
+        <w:tabs>
+          <w:tab w:val="num" w:pos="2160"/>
+        </w:tabs>
+        <w:ind w:left="2160" w:hanging="360"/>
+      </w:pPr>
+      <w:rPr>
+        <w:rFonts w:ascii="Wingdings" w:hAnsi="Wingdings" w:hint="default"/>
+        <w:sz w:val="20"/>
+      </w:rPr>
+    </w:lvl>
+    <w:lvl w:ilvl="3" w:tentative="1">
+      <w:start w:val="1"/>
+      <w:numFmt w:val="bullet"/>
+      <w:lvlText w:val=""/>
+      <w:lvlJc w:val="left"/>
+      <w:pPr>
+        <w:tabs>
+          <w:tab w:val="num" w:pos="2880"/>
+        </w:tabs>
+        <w:ind w:left="2880" w:hanging="360"/>
+      </w:pPr>
+      <w:rPr>
+        <w:rFonts w:ascii="Wingdings" w:hAnsi="Wingdings" w:hint="default"/>
+        <w:sz w:val="20"/>
+      </w:rPr>
+    </w:lvl>
+    <w:lvl w:ilvl="4" w:tentative="1">
+      <w:start w:val="1"/>
+      <w:numFmt w:val="bullet"/>
+      <w:lvlText w:val=""/>
+      <w:lvlJc w:val="left"/>
+      <w:pPr>
+        <w:tabs>
+          <w:tab w:val="num" w:pos="3600"/>
+        </w:tabs>
+        <w:ind w:left="3600" w:hanging="360"/>
+      </w:pPr>
+      <w:rPr>
+        <w:rFonts w:ascii="Wingdings" w:hAnsi="Wingdings" w:hint="default"/>
+        <w:sz w:val="20"/>
+      </w:rPr>
+    </w:lvl>
+    <w:lvl w:ilvl="5" w:tentative="1">
+      <w:start w:val="1"/>
+      <w:numFmt w:val="bullet"/>
+      <w:lvlText w:val=""/>
+      <w:lvlJc w:val="left"/>
+      <w:pPr>
+        <w:tabs>
+          <w:tab w:val="num" w:pos="4320"/>
+        </w:tabs>
+        <w:ind w:left="4320" w:hanging="360"/>
+      </w:pPr>
+      <w:rPr>
+        <w:rFonts w:ascii="Wingdings" w:hAnsi="Wingdings" w:hint="default"/>
+        <w:sz w:val="20"/>
+      </w:rPr>
+    </w:lvl>
+    <w:lvl w:ilvl="6" w:tentative="1">
+      <w:start w:val="1"/>
+      <w:numFmt w:val="bullet"/>
+      <w:lvlText w:val=""/>
+      <w:lvlJc w:val="left"/>
+      <w:pPr>
+        <w:tabs>
+          <w:tab w:val="num" w:pos="5040"/>
+        </w:tabs>
+        <w:ind w:left="5040" w:hanging="360"/>
+      </w:pPr>
+      <w:rPr>
+        <w:rFonts w:ascii="Wingdings" w:hAnsi="Wingdings" w:hint="default"/>
+        <w:sz w:val="20"/>
+      </w:rPr>
+    </w:lvl>
+    <w:lvl w:ilvl="7" w:tentative="1">
+      <w:start w:val="1"/>
+      <w:numFmt w:val="bullet"/>
+      <w:lvlText w:val=""/>
+      <w:lvlJc w:val="left"/>
+      <w:pPr>
+        <w:tabs>
+          <w:tab w:val="num" w:pos="5760"/>
+        </w:tabs>
+        <w:ind w:left="5760" w:hanging="360"/>
+      </w:pPr>
+      <w:rPr>
+        <w:rFonts w:ascii="Wingdings" w:hAnsi="Wingdings" w:hint="default"/>
+        <w:sz w:val="20"/>
+      </w:rPr>
+    </w:lvl>
+    <w:lvl w:ilvl="8" w:tentative="1">
+      <w:start w:val="1"/>
+      <w:numFmt w:val="bullet"/>
+      <w:lvlText w:val=""/>
+      <w:lvlJc w:val="left"/>
+      <w:pPr>
+        <w:tabs>
+          <w:tab w:val="num" w:pos="6480"/>
+        </w:tabs>
+        <w:ind w:left="6480" w:hanging="360"/>
+      </w:pPr>
+      <w:rPr>
+        <w:rFonts w:ascii="Wingdings" w:hAnsi="Wingdings" w:hint="default"/>
+        <w:sz w:val="20"/>
+      </w:rPr>
+    </w:lvl>
+  </w:abstractNum>
+  <w:abstractNum w:abstractNumId="5" w15:restartNumberingAfterBreak="0">
+    <w:nsid w:val="0E0C212E"/>
+    <w:multiLevelType w:val="multilevel"/>
+    <w:tmpl w:val="29FC282E"/>
+    <w:lvl w:ilvl="0">
+      <w:start w:val="1"/>
+      <w:numFmt w:val="bullet"/>
+      <w:lvlText w:val=""/>
+      <w:lvlJc w:val="left"/>
+      <w:pPr>
+        <w:tabs>
+          <w:tab w:val="num" w:pos="720"/>
+        </w:tabs>
+        <w:ind w:left="720" w:hanging="360"/>
+      </w:pPr>
+      <w:rPr>
+        <w:rFonts w:ascii="Symbol" w:hAnsi="Symbol" w:hint="default"/>
+        <w:sz w:val="20"/>
+      </w:rPr>
+    </w:lvl>
+    <w:lvl w:ilvl="1" w:tentative="1">
+      <w:start w:val="1"/>
+      <w:numFmt w:val="bullet"/>
+      <w:lvlText w:val="o"/>
+      <w:lvlJc w:val="left"/>
+      <w:pPr>
+        <w:tabs>
+          <w:tab w:val="num" w:pos="1440"/>
+        </w:tabs>
+        <w:ind w:left="1440" w:hanging="360"/>
+      </w:pPr>
+      <w:rPr>
+        <w:rFonts w:ascii="Courier New" w:hAnsi="Courier New" w:hint="default"/>
+        <w:sz w:val="20"/>
+      </w:rPr>
+    </w:lvl>
+    <w:lvl w:ilvl="2" w:tentative="1">
+      <w:start w:val="1"/>
+      <w:numFmt w:val="bullet"/>
+      <w:lvlText w:val=""/>
+      <w:lvlJc w:val="left"/>
+      <w:pPr>
+        <w:tabs>
+          <w:tab w:val="num" w:pos="2160"/>
+        </w:tabs>
+        <w:ind w:left="2160" w:hanging="360"/>
+      </w:pPr>
+      <w:rPr>
+        <w:rFonts w:ascii="Wingdings" w:hAnsi="Wingdings" w:hint="default"/>
+        <w:sz w:val="20"/>
+      </w:rPr>
+    </w:lvl>
+    <w:lvl w:ilvl="3" w:tentative="1">
+      <w:start w:val="1"/>
+      <w:numFmt w:val="bullet"/>
+      <w:lvlText w:val=""/>
+      <w:lvlJc w:val="left"/>
+      <w:pPr>
+        <w:tabs>
+          <w:tab w:val="num" w:pos="2880"/>
+        </w:tabs>
+        <w:ind w:left="2880" w:hanging="360"/>
+      </w:pPr>
+      <w:rPr>
+        <w:rFonts w:ascii="Wingdings" w:hAnsi="Wingdings" w:hint="default"/>
+        <w:sz w:val="20"/>
+      </w:rPr>
+    </w:lvl>
+    <w:lvl w:ilvl="4" w:tentative="1">
+      <w:start w:val="1"/>
+      <w:numFmt w:val="bullet"/>
+      <w:lvlText w:val=""/>
+      <w:lvlJc w:val="left"/>
+      <w:pPr>
+        <w:tabs>
+          <w:tab w:val="num" w:pos="3600"/>
+        </w:tabs>
+        <w:ind w:left="3600" w:hanging="360"/>
+      </w:pPr>
+      <w:rPr>
+        <w:rFonts w:ascii="Wingdings" w:hAnsi="Wingdings" w:hint="default"/>
+        <w:sz w:val="20"/>
+      </w:rPr>
+    </w:lvl>
+    <w:lvl w:ilvl="5" w:tentative="1">
+      <w:start w:val="1"/>
+      <w:numFmt w:val="bullet"/>
+      <w:lvlText w:val=""/>
+      <w:lvlJc w:val="left"/>
+      <w:pPr>
+        <w:tabs>
+          <w:tab w:val="num" w:pos="4320"/>
+        </w:tabs>
+        <w:ind w:left="4320" w:hanging="360"/>
+      </w:pPr>
+      <w:rPr>
+        <w:rFonts w:ascii="Wingdings" w:hAnsi="Wingdings" w:hint="default"/>
+        <w:sz w:val="20"/>
+      </w:rPr>
+    </w:lvl>
+    <w:lvl w:ilvl="6" w:tentative="1">
+      <w:start w:val="1"/>
+      <w:numFmt w:val="bullet"/>
+      <w:lvlText w:val=""/>
+      <w:lvlJc w:val="left"/>
+      <w:pPr>
+        <w:tabs>
+          <w:tab w:val="num" w:pos="5040"/>
+        </w:tabs>
+        <w:ind w:left="5040" w:hanging="360"/>
+      </w:pPr>
+      <w:rPr>
+        <w:rFonts w:ascii="Wingdings" w:hAnsi="Wingdings" w:hint="default"/>
+        <w:sz w:val="20"/>
+      </w:rPr>
+    </w:lvl>
+    <w:lvl w:ilvl="7" w:tentative="1">
+      <w:start w:val="1"/>
+      <w:numFmt w:val="bullet"/>
+      <w:lvlText w:val=""/>
+      <w:lvlJc w:val="left"/>
+      <w:pPr>
+        <w:tabs>
+          <w:tab w:val="num" w:pos="5760"/>
+        </w:tabs>
+        <w:ind w:left="5760" w:hanging="360"/>
+      </w:pPr>
+      <w:rPr>
+        <w:rFonts w:ascii="Wingdings" w:hAnsi="Wingdings" w:hint="default"/>
+        <w:sz w:val="20"/>
+      </w:rPr>
+    </w:lvl>
+    <w:lvl w:ilvl="8" w:tentative="1">
+      <w:start w:val="1"/>
+      <w:numFmt w:val="bullet"/>
+      <w:lvlText w:val=""/>
+      <w:lvlJc w:val="left"/>
+      <w:pPr>
+        <w:tabs>
+          <w:tab w:val="num" w:pos="6480"/>
+        </w:tabs>
+        <w:ind w:left="6480" w:hanging="360"/>
+      </w:pPr>
+      <w:rPr>
+        <w:rFonts w:ascii="Wingdings" w:hAnsi="Wingdings" w:hint="default"/>
+        <w:sz w:val="20"/>
+      </w:rPr>
+    </w:lvl>
+  </w:abstractNum>
+  <w:abstractNum w:abstractNumId="6" w15:restartNumberingAfterBreak="0">
     <w:nsid w:val="0E6032D8"/>
     <w:multiLevelType w:val="multilevel"/>
     <w:tmpl w:val="AA84F95E"/>
@@ -11832,7 +16577,156 @@
       </w:pPr>
     </w:lvl>
   </w:abstractNum>
-  <w:abstractNum w:abstractNumId="3" w15:restartNumberingAfterBreak="0">
+  <w:abstractNum w:abstractNumId="7" w15:restartNumberingAfterBreak="0">
+    <w:nsid w:val="0F3E6182"/>
+    <w:multiLevelType w:val="multilevel"/>
+    <w:tmpl w:val="0880776C"/>
+    <w:lvl w:ilvl="0">
+      <w:start w:val="1"/>
+      <w:numFmt w:val="bullet"/>
+      <w:lvlText w:val=""/>
+      <w:lvlJc w:val="left"/>
+      <w:pPr>
+        <w:tabs>
+          <w:tab w:val="num" w:pos="720"/>
+        </w:tabs>
+        <w:ind w:left="720" w:hanging="360"/>
+      </w:pPr>
+      <w:rPr>
+        <w:rFonts w:ascii="Symbol" w:hAnsi="Symbol" w:hint="default"/>
+        <w:sz w:val="20"/>
+      </w:rPr>
+    </w:lvl>
+    <w:lvl w:ilvl="1" w:tentative="1">
+      <w:start w:val="1"/>
+      <w:numFmt w:val="bullet"/>
+      <w:lvlText w:val="o"/>
+      <w:lvlJc w:val="left"/>
+      <w:pPr>
+        <w:tabs>
+          <w:tab w:val="num" w:pos="1440"/>
+        </w:tabs>
+        <w:ind w:left="1440" w:hanging="360"/>
+      </w:pPr>
+      <w:rPr>
+        <w:rFonts w:ascii="Courier New" w:hAnsi="Courier New" w:hint="default"/>
+        <w:sz w:val="20"/>
+      </w:rPr>
+    </w:lvl>
+    <w:lvl w:ilvl="2" w:tentative="1">
+      <w:start w:val="1"/>
+      <w:numFmt w:val="bullet"/>
+      <w:lvlText w:val=""/>
+      <w:lvlJc w:val="left"/>
+      <w:pPr>
+        <w:tabs>
+          <w:tab w:val="num" w:pos="2160"/>
+        </w:tabs>
+        <w:ind w:left="2160" w:hanging="360"/>
+      </w:pPr>
+      <w:rPr>
+        <w:rFonts w:ascii="Wingdings" w:hAnsi="Wingdings" w:hint="default"/>
+        <w:sz w:val="20"/>
+      </w:rPr>
+    </w:lvl>
+    <w:lvl w:ilvl="3" w:tentative="1">
+      <w:start w:val="1"/>
+      <w:numFmt w:val="bullet"/>
+      <w:lvlText w:val=""/>
+      <w:lvlJc w:val="left"/>
+      <w:pPr>
+        <w:tabs>
+          <w:tab w:val="num" w:pos="2880"/>
+        </w:tabs>
+        <w:ind w:left="2880" w:hanging="360"/>
+      </w:pPr>
+      <w:rPr>
+        <w:rFonts w:ascii="Wingdings" w:hAnsi="Wingdings" w:hint="default"/>
+        <w:sz w:val="20"/>
+      </w:rPr>
+    </w:lvl>
+    <w:lvl w:ilvl="4" w:tentative="1">
+      <w:start w:val="1"/>
+      <w:numFmt w:val="bullet"/>
+      <w:lvlText w:val=""/>
+      <w:lvlJc w:val="left"/>
+      <w:pPr>
+        <w:tabs>
+          <w:tab w:val="num" w:pos="3600"/>
+        </w:tabs>
+        <w:ind w:left="3600" w:hanging="360"/>
+      </w:pPr>
+      <w:rPr>
+        <w:rFonts w:ascii="Wingdings" w:hAnsi="Wingdings" w:hint="default"/>
+        <w:sz w:val="20"/>
+      </w:rPr>
+    </w:lvl>
+    <w:lvl w:ilvl="5" w:tentative="1">
+      <w:start w:val="1"/>
+      <w:numFmt w:val="bullet"/>
+      <w:lvlText w:val=""/>
+      <w:lvlJc w:val="left"/>
+      <w:pPr>
+        <w:tabs>
+          <w:tab w:val="num" w:pos="4320"/>
+        </w:tabs>
+        <w:ind w:left="4320" w:hanging="360"/>
+      </w:pPr>
+      <w:rPr>
+        <w:rFonts w:ascii="Wingdings" w:hAnsi="Wingdings" w:hint="default"/>
+        <w:sz w:val="20"/>
+      </w:rPr>
+    </w:lvl>
+    <w:lvl w:ilvl="6" w:tentative="1">
+      <w:start w:val="1"/>
+      <w:numFmt w:val="bullet"/>
+      <w:lvlText w:val=""/>
+      <w:lvlJc w:val="left"/>
+      <w:pPr>
+        <w:tabs>
+          <w:tab w:val="num" w:pos="5040"/>
+        </w:tabs>
+        <w:ind w:left="5040" w:hanging="360"/>
+      </w:pPr>
+      <w:rPr>
+        <w:rFonts w:ascii="Wingdings" w:hAnsi="Wingdings" w:hint="default"/>
+        <w:sz w:val="20"/>
+      </w:rPr>
+    </w:lvl>
+    <w:lvl w:ilvl="7" w:tentative="1">
+      <w:start w:val="1"/>
+      <w:numFmt w:val="bullet"/>
+      <w:lvlText w:val=""/>
+      <w:lvlJc w:val="left"/>
+      <w:pPr>
+        <w:tabs>
+          <w:tab w:val="num" w:pos="5760"/>
+        </w:tabs>
+        <w:ind w:left="5760" w:hanging="360"/>
+      </w:pPr>
+      <w:rPr>
+        <w:rFonts w:ascii="Wingdings" w:hAnsi="Wingdings" w:hint="default"/>
+        <w:sz w:val="20"/>
+      </w:rPr>
+    </w:lvl>
+    <w:lvl w:ilvl="8" w:tentative="1">
+      <w:start w:val="1"/>
+      <w:numFmt w:val="bullet"/>
+      <w:lvlText w:val=""/>
+      <w:lvlJc w:val="left"/>
+      <w:pPr>
+        <w:tabs>
+          <w:tab w:val="num" w:pos="6480"/>
+        </w:tabs>
+        <w:ind w:left="6480" w:hanging="360"/>
+      </w:pPr>
+      <w:rPr>
+        <w:rFonts w:ascii="Wingdings" w:hAnsi="Wingdings" w:hint="default"/>
+        <w:sz w:val="20"/>
+      </w:rPr>
+    </w:lvl>
+  </w:abstractNum>
+  <w:abstractNum w:abstractNumId="8" w15:restartNumberingAfterBreak="0">
     <w:nsid w:val="143D0B6D"/>
     <w:multiLevelType w:val="multilevel"/>
     <w:tmpl w:val="237A4D46"/>
@@ -11981,7 +16875,7 @@
       </w:rPr>
     </w:lvl>
   </w:abstractNum>
-  <w:abstractNum w:abstractNumId="4" w15:restartNumberingAfterBreak="0">
+  <w:abstractNum w:abstractNumId="9" w15:restartNumberingAfterBreak="0">
     <w:nsid w:val="188A11B3"/>
     <w:multiLevelType w:val="multilevel"/>
     <w:tmpl w:val="6568CCCA"/>
@@ -12130,7 +17024,7 @@
       </w:rPr>
     </w:lvl>
   </w:abstractNum>
-  <w:abstractNum w:abstractNumId="5" w15:restartNumberingAfterBreak="0">
+  <w:abstractNum w:abstractNumId="10" w15:restartNumberingAfterBreak="0">
     <w:nsid w:val="1A091444"/>
     <w:multiLevelType w:val="multilevel"/>
     <w:tmpl w:val="5568EF80"/>
@@ -12279,7 +17173,305 @@
       </w:rPr>
     </w:lvl>
   </w:abstractNum>
-  <w:abstractNum w:abstractNumId="6" w15:restartNumberingAfterBreak="0">
+  <w:abstractNum w:abstractNumId="11" w15:restartNumberingAfterBreak="0">
+    <w:nsid w:val="1F1342C5"/>
+    <w:multiLevelType w:val="multilevel"/>
+    <w:tmpl w:val="8AA07CE2"/>
+    <w:lvl w:ilvl="0">
+      <w:start w:val="1"/>
+      <w:numFmt w:val="bullet"/>
+      <w:lvlText w:val=""/>
+      <w:lvlJc w:val="left"/>
+      <w:pPr>
+        <w:tabs>
+          <w:tab w:val="num" w:pos="720"/>
+        </w:tabs>
+        <w:ind w:left="720" w:hanging="360"/>
+      </w:pPr>
+      <w:rPr>
+        <w:rFonts w:ascii="Symbol" w:hAnsi="Symbol" w:hint="default"/>
+        <w:sz w:val="20"/>
+      </w:rPr>
+    </w:lvl>
+    <w:lvl w:ilvl="1" w:tentative="1">
+      <w:start w:val="1"/>
+      <w:numFmt w:val="bullet"/>
+      <w:lvlText w:val="o"/>
+      <w:lvlJc w:val="left"/>
+      <w:pPr>
+        <w:tabs>
+          <w:tab w:val="num" w:pos="1440"/>
+        </w:tabs>
+        <w:ind w:left="1440" w:hanging="360"/>
+      </w:pPr>
+      <w:rPr>
+        <w:rFonts w:ascii="Courier New" w:hAnsi="Courier New" w:hint="default"/>
+        <w:sz w:val="20"/>
+      </w:rPr>
+    </w:lvl>
+    <w:lvl w:ilvl="2" w:tentative="1">
+      <w:start w:val="1"/>
+      <w:numFmt w:val="bullet"/>
+      <w:lvlText w:val=""/>
+      <w:lvlJc w:val="left"/>
+      <w:pPr>
+        <w:tabs>
+          <w:tab w:val="num" w:pos="2160"/>
+        </w:tabs>
+        <w:ind w:left="2160" w:hanging="360"/>
+      </w:pPr>
+      <w:rPr>
+        <w:rFonts w:ascii="Wingdings" w:hAnsi="Wingdings" w:hint="default"/>
+        <w:sz w:val="20"/>
+      </w:rPr>
+    </w:lvl>
+    <w:lvl w:ilvl="3" w:tentative="1">
+      <w:start w:val="1"/>
+      <w:numFmt w:val="bullet"/>
+      <w:lvlText w:val=""/>
+      <w:lvlJc w:val="left"/>
+      <w:pPr>
+        <w:tabs>
+          <w:tab w:val="num" w:pos="2880"/>
+        </w:tabs>
+        <w:ind w:left="2880" w:hanging="360"/>
+      </w:pPr>
+      <w:rPr>
+        <w:rFonts w:ascii="Wingdings" w:hAnsi="Wingdings" w:hint="default"/>
+        <w:sz w:val="20"/>
+      </w:rPr>
+    </w:lvl>
+    <w:lvl w:ilvl="4" w:tentative="1">
+      <w:start w:val="1"/>
+      <w:numFmt w:val="bullet"/>
+      <w:lvlText w:val=""/>
+      <w:lvlJc w:val="left"/>
+      <w:pPr>
+        <w:tabs>
+          <w:tab w:val="num" w:pos="3600"/>
+        </w:tabs>
+        <w:ind w:left="3600" w:hanging="360"/>
+      </w:pPr>
+      <w:rPr>
+        <w:rFonts w:ascii="Wingdings" w:hAnsi="Wingdings" w:hint="default"/>
+        <w:sz w:val="20"/>
+      </w:rPr>
+    </w:lvl>
+    <w:lvl w:ilvl="5" w:tentative="1">
+      <w:start w:val="1"/>
+      <w:numFmt w:val="bullet"/>
+      <w:lvlText w:val=""/>
+      <w:lvlJc w:val="left"/>
+      <w:pPr>
+        <w:tabs>
+          <w:tab w:val="num" w:pos="4320"/>
+        </w:tabs>
+        <w:ind w:left="4320" w:hanging="360"/>
+      </w:pPr>
+      <w:rPr>
+        <w:rFonts w:ascii="Wingdings" w:hAnsi="Wingdings" w:hint="default"/>
+        <w:sz w:val="20"/>
+      </w:rPr>
+    </w:lvl>
+    <w:lvl w:ilvl="6" w:tentative="1">
+      <w:start w:val="1"/>
+      <w:numFmt w:val="bullet"/>
+      <w:lvlText w:val=""/>
+      <w:lvlJc w:val="left"/>
+      <w:pPr>
+        <w:tabs>
+          <w:tab w:val="num" w:pos="5040"/>
+        </w:tabs>
+        <w:ind w:left="5040" w:hanging="360"/>
+      </w:pPr>
+      <w:rPr>
+        <w:rFonts w:ascii="Wingdings" w:hAnsi="Wingdings" w:hint="default"/>
+        <w:sz w:val="20"/>
+      </w:rPr>
+    </w:lvl>
+    <w:lvl w:ilvl="7" w:tentative="1">
+      <w:start w:val="1"/>
+      <w:numFmt w:val="bullet"/>
+      <w:lvlText w:val=""/>
+      <w:lvlJc w:val="left"/>
+      <w:pPr>
+        <w:tabs>
+          <w:tab w:val="num" w:pos="5760"/>
+        </w:tabs>
+        <w:ind w:left="5760" w:hanging="360"/>
+      </w:pPr>
+      <w:rPr>
+        <w:rFonts w:ascii="Wingdings" w:hAnsi="Wingdings" w:hint="default"/>
+        <w:sz w:val="20"/>
+      </w:rPr>
+    </w:lvl>
+    <w:lvl w:ilvl="8" w:tentative="1">
+      <w:start w:val="1"/>
+      <w:numFmt w:val="bullet"/>
+      <w:lvlText w:val=""/>
+      <w:lvlJc w:val="left"/>
+      <w:pPr>
+        <w:tabs>
+          <w:tab w:val="num" w:pos="6480"/>
+        </w:tabs>
+        <w:ind w:left="6480" w:hanging="360"/>
+      </w:pPr>
+      <w:rPr>
+        <w:rFonts w:ascii="Wingdings" w:hAnsi="Wingdings" w:hint="default"/>
+        <w:sz w:val="20"/>
+      </w:rPr>
+    </w:lvl>
+  </w:abstractNum>
+  <w:abstractNum w:abstractNumId="12" w15:restartNumberingAfterBreak="0">
+    <w:nsid w:val="212D0495"/>
+    <w:multiLevelType w:val="multilevel"/>
+    <w:tmpl w:val="F8269396"/>
+    <w:lvl w:ilvl="0">
+      <w:start w:val="1"/>
+      <w:numFmt w:val="bullet"/>
+      <w:lvlText w:val=""/>
+      <w:lvlJc w:val="left"/>
+      <w:pPr>
+        <w:tabs>
+          <w:tab w:val="num" w:pos="720"/>
+        </w:tabs>
+        <w:ind w:left="720" w:hanging="360"/>
+      </w:pPr>
+      <w:rPr>
+        <w:rFonts w:ascii="Symbol" w:hAnsi="Symbol" w:hint="default"/>
+        <w:sz w:val="20"/>
+      </w:rPr>
+    </w:lvl>
+    <w:lvl w:ilvl="1" w:tentative="1">
+      <w:start w:val="1"/>
+      <w:numFmt w:val="bullet"/>
+      <w:lvlText w:val="o"/>
+      <w:lvlJc w:val="left"/>
+      <w:pPr>
+        <w:tabs>
+          <w:tab w:val="num" w:pos="1440"/>
+        </w:tabs>
+        <w:ind w:left="1440" w:hanging="360"/>
+      </w:pPr>
+      <w:rPr>
+        <w:rFonts w:ascii="Courier New" w:hAnsi="Courier New" w:hint="default"/>
+        <w:sz w:val="20"/>
+      </w:rPr>
+    </w:lvl>
+    <w:lvl w:ilvl="2" w:tentative="1">
+      <w:start w:val="1"/>
+      <w:numFmt w:val="bullet"/>
+      <w:lvlText w:val=""/>
+      <w:lvlJc w:val="left"/>
+      <w:pPr>
+        <w:tabs>
+          <w:tab w:val="num" w:pos="2160"/>
+        </w:tabs>
+        <w:ind w:left="2160" w:hanging="360"/>
+      </w:pPr>
+      <w:rPr>
+        <w:rFonts w:ascii="Wingdings" w:hAnsi="Wingdings" w:hint="default"/>
+        <w:sz w:val="20"/>
+      </w:rPr>
+    </w:lvl>
+    <w:lvl w:ilvl="3" w:tentative="1">
+      <w:start w:val="1"/>
+      <w:numFmt w:val="bullet"/>
+      <w:lvlText w:val=""/>
+      <w:lvlJc w:val="left"/>
+      <w:pPr>
+        <w:tabs>
+          <w:tab w:val="num" w:pos="2880"/>
+        </w:tabs>
+        <w:ind w:left="2880" w:hanging="360"/>
+      </w:pPr>
+      <w:rPr>
+        <w:rFonts w:ascii="Wingdings" w:hAnsi="Wingdings" w:hint="default"/>
+        <w:sz w:val="20"/>
+      </w:rPr>
+    </w:lvl>
+    <w:lvl w:ilvl="4" w:tentative="1">
+      <w:start w:val="1"/>
+      <w:numFmt w:val="bullet"/>
+      <w:lvlText w:val=""/>
+      <w:lvlJc w:val="left"/>
+      <w:pPr>
+        <w:tabs>
+          <w:tab w:val="num" w:pos="3600"/>
+        </w:tabs>
+        <w:ind w:left="3600" w:hanging="360"/>
+      </w:pPr>
+      <w:rPr>
+        <w:rFonts w:ascii="Wingdings" w:hAnsi="Wingdings" w:hint="default"/>
+        <w:sz w:val="20"/>
+      </w:rPr>
+    </w:lvl>
+    <w:lvl w:ilvl="5" w:tentative="1">
+      <w:start w:val="1"/>
+      <w:numFmt w:val="bullet"/>
+      <w:lvlText w:val=""/>
+      <w:lvlJc w:val="left"/>
+      <w:pPr>
+        <w:tabs>
+          <w:tab w:val="num" w:pos="4320"/>
+        </w:tabs>
+        <w:ind w:left="4320" w:hanging="360"/>
+      </w:pPr>
+      <w:rPr>
+        <w:rFonts w:ascii="Wingdings" w:hAnsi="Wingdings" w:hint="default"/>
+        <w:sz w:val="20"/>
+      </w:rPr>
+    </w:lvl>
+    <w:lvl w:ilvl="6" w:tentative="1">
+      <w:start w:val="1"/>
+      <w:numFmt w:val="bullet"/>
+      <w:lvlText w:val=""/>
+      <w:lvlJc w:val="left"/>
+      <w:pPr>
+        <w:tabs>
+          <w:tab w:val="num" w:pos="5040"/>
+        </w:tabs>
+        <w:ind w:left="5040" w:hanging="360"/>
+      </w:pPr>
+      <w:rPr>
+        <w:rFonts w:ascii="Wingdings" w:hAnsi="Wingdings" w:hint="default"/>
+        <w:sz w:val="20"/>
+      </w:rPr>
+    </w:lvl>
+    <w:lvl w:ilvl="7" w:tentative="1">
+      <w:start w:val="1"/>
+      <w:numFmt w:val="bullet"/>
+      <w:lvlText w:val=""/>
+      <w:lvlJc w:val="left"/>
+      <w:pPr>
+        <w:tabs>
+          <w:tab w:val="num" w:pos="5760"/>
+        </w:tabs>
+        <w:ind w:left="5760" w:hanging="360"/>
+      </w:pPr>
+      <w:rPr>
+        <w:rFonts w:ascii="Wingdings" w:hAnsi="Wingdings" w:hint="default"/>
+        <w:sz w:val="20"/>
+      </w:rPr>
+    </w:lvl>
+    <w:lvl w:ilvl="8" w:tentative="1">
+      <w:start w:val="1"/>
+      <w:numFmt w:val="bullet"/>
+      <w:lvlText w:val=""/>
+      <w:lvlJc w:val="left"/>
+      <w:pPr>
+        <w:tabs>
+          <w:tab w:val="num" w:pos="6480"/>
+        </w:tabs>
+        <w:ind w:left="6480" w:hanging="360"/>
+      </w:pPr>
+      <w:rPr>
+        <w:rFonts w:ascii="Wingdings" w:hAnsi="Wingdings" w:hint="default"/>
+        <w:sz w:val="20"/>
+      </w:rPr>
+    </w:lvl>
+  </w:abstractNum>
+  <w:abstractNum w:abstractNumId="13" w15:restartNumberingAfterBreak="0">
     <w:nsid w:val="27C277E4"/>
     <w:multiLevelType w:val="multilevel"/>
     <w:tmpl w:val="6B5AEF76"/>
@@ -12428,7 +17620,156 @@
       </w:rPr>
     </w:lvl>
   </w:abstractNum>
-  <w:abstractNum w:abstractNumId="7" w15:restartNumberingAfterBreak="0">
+  <w:abstractNum w:abstractNumId="14" w15:restartNumberingAfterBreak="0">
+    <w:nsid w:val="2BE80B7F"/>
+    <w:multiLevelType w:val="multilevel"/>
+    <w:tmpl w:val="94AAA9BE"/>
+    <w:lvl w:ilvl="0">
+      <w:start w:val="1"/>
+      <w:numFmt w:val="bullet"/>
+      <w:lvlText w:val=""/>
+      <w:lvlJc w:val="left"/>
+      <w:pPr>
+        <w:tabs>
+          <w:tab w:val="num" w:pos="720"/>
+        </w:tabs>
+        <w:ind w:left="720" w:hanging="360"/>
+      </w:pPr>
+      <w:rPr>
+        <w:rFonts w:ascii="Symbol" w:hAnsi="Symbol" w:hint="default"/>
+        <w:sz w:val="20"/>
+      </w:rPr>
+    </w:lvl>
+    <w:lvl w:ilvl="1" w:tentative="1">
+      <w:start w:val="1"/>
+      <w:numFmt w:val="bullet"/>
+      <w:lvlText w:val="o"/>
+      <w:lvlJc w:val="left"/>
+      <w:pPr>
+        <w:tabs>
+          <w:tab w:val="num" w:pos="1440"/>
+        </w:tabs>
+        <w:ind w:left="1440" w:hanging="360"/>
+      </w:pPr>
+      <w:rPr>
+        <w:rFonts w:ascii="Courier New" w:hAnsi="Courier New" w:hint="default"/>
+        <w:sz w:val="20"/>
+      </w:rPr>
+    </w:lvl>
+    <w:lvl w:ilvl="2" w:tentative="1">
+      <w:start w:val="1"/>
+      <w:numFmt w:val="bullet"/>
+      <w:lvlText w:val=""/>
+      <w:lvlJc w:val="left"/>
+      <w:pPr>
+        <w:tabs>
+          <w:tab w:val="num" w:pos="2160"/>
+        </w:tabs>
+        <w:ind w:left="2160" w:hanging="360"/>
+      </w:pPr>
+      <w:rPr>
+        <w:rFonts w:ascii="Wingdings" w:hAnsi="Wingdings" w:hint="default"/>
+        <w:sz w:val="20"/>
+      </w:rPr>
+    </w:lvl>
+    <w:lvl w:ilvl="3" w:tentative="1">
+      <w:start w:val="1"/>
+      <w:numFmt w:val="bullet"/>
+      <w:lvlText w:val=""/>
+      <w:lvlJc w:val="left"/>
+      <w:pPr>
+        <w:tabs>
+          <w:tab w:val="num" w:pos="2880"/>
+        </w:tabs>
+        <w:ind w:left="2880" w:hanging="360"/>
+      </w:pPr>
+      <w:rPr>
+        <w:rFonts w:ascii="Wingdings" w:hAnsi="Wingdings" w:hint="default"/>
+        <w:sz w:val="20"/>
+      </w:rPr>
+    </w:lvl>
+    <w:lvl w:ilvl="4" w:tentative="1">
+      <w:start w:val="1"/>
+      <w:numFmt w:val="bullet"/>
+      <w:lvlText w:val=""/>
+      <w:lvlJc w:val="left"/>
+      <w:pPr>
+        <w:tabs>
+          <w:tab w:val="num" w:pos="3600"/>
+        </w:tabs>
+        <w:ind w:left="3600" w:hanging="360"/>
+      </w:pPr>
+      <w:rPr>
+        <w:rFonts w:ascii="Wingdings" w:hAnsi="Wingdings" w:hint="default"/>
+        <w:sz w:val="20"/>
+      </w:rPr>
+    </w:lvl>
+    <w:lvl w:ilvl="5" w:tentative="1">
+      <w:start w:val="1"/>
+      <w:numFmt w:val="bullet"/>
+      <w:lvlText w:val=""/>
+      <w:lvlJc w:val="left"/>
+      <w:pPr>
+        <w:tabs>
+          <w:tab w:val="num" w:pos="4320"/>
+        </w:tabs>
+        <w:ind w:left="4320" w:hanging="360"/>
+      </w:pPr>
+      <w:rPr>
+        <w:rFonts w:ascii="Wingdings" w:hAnsi="Wingdings" w:hint="default"/>
+        <w:sz w:val="20"/>
+      </w:rPr>
+    </w:lvl>
+    <w:lvl w:ilvl="6" w:tentative="1">
+      <w:start w:val="1"/>
+      <w:numFmt w:val="bullet"/>
+      <w:lvlText w:val=""/>
+      <w:lvlJc w:val="left"/>
+      <w:pPr>
+        <w:tabs>
+          <w:tab w:val="num" w:pos="5040"/>
+        </w:tabs>
+        <w:ind w:left="5040" w:hanging="360"/>
+      </w:pPr>
+      <w:rPr>
+        <w:rFonts w:ascii="Wingdings" w:hAnsi="Wingdings" w:hint="default"/>
+        <w:sz w:val="20"/>
+      </w:rPr>
+    </w:lvl>
+    <w:lvl w:ilvl="7" w:tentative="1">
+      <w:start w:val="1"/>
+      <w:numFmt w:val="bullet"/>
+      <w:lvlText w:val=""/>
+      <w:lvlJc w:val="left"/>
+      <w:pPr>
+        <w:tabs>
+          <w:tab w:val="num" w:pos="5760"/>
+        </w:tabs>
+        <w:ind w:left="5760" w:hanging="360"/>
+      </w:pPr>
+      <w:rPr>
+        <w:rFonts w:ascii="Wingdings" w:hAnsi="Wingdings" w:hint="default"/>
+        <w:sz w:val="20"/>
+      </w:rPr>
+    </w:lvl>
+    <w:lvl w:ilvl="8" w:tentative="1">
+      <w:start w:val="1"/>
+      <w:numFmt w:val="bullet"/>
+      <w:lvlText w:val=""/>
+      <w:lvlJc w:val="left"/>
+      <w:pPr>
+        <w:tabs>
+          <w:tab w:val="num" w:pos="6480"/>
+        </w:tabs>
+        <w:ind w:left="6480" w:hanging="360"/>
+      </w:pPr>
+      <w:rPr>
+        <w:rFonts w:ascii="Wingdings" w:hAnsi="Wingdings" w:hint="default"/>
+        <w:sz w:val="20"/>
+      </w:rPr>
+    </w:lvl>
+  </w:abstractNum>
+  <w:abstractNum w:abstractNumId="15" w15:restartNumberingAfterBreak="0">
     <w:nsid w:val="3CE90A22"/>
     <w:multiLevelType w:val="hybridMultilevel"/>
     <w:tmpl w:val="B246982C"/>
@@ -12541,7 +17882,7 @@
       </w:rPr>
     </w:lvl>
   </w:abstractNum>
-  <w:abstractNum w:abstractNumId="8" w15:restartNumberingAfterBreak="0">
+  <w:abstractNum w:abstractNumId="16" w15:restartNumberingAfterBreak="0">
     <w:nsid w:val="41FA5DFA"/>
     <w:multiLevelType w:val="multilevel"/>
     <w:tmpl w:val="25D83A64"/>
@@ -12690,7 +18031,7 @@
       </w:rPr>
     </w:lvl>
   </w:abstractNum>
-  <w:abstractNum w:abstractNumId="9" w15:restartNumberingAfterBreak="0">
+  <w:abstractNum w:abstractNumId="17" w15:restartNumberingAfterBreak="0">
     <w:nsid w:val="43206AC7"/>
     <w:multiLevelType w:val="multilevel"/>
     <w:tmpl w:val="0C090025"/>
@@ -12785,7 +18126,7 @@
       </w:pPr>
     </w:lvl>
   </w:abstractNum>
-  <w:abstractNum w:abstractNumId="10" w15:restartNumberingAfterBreak="0">
+  <w:abstractNum w:abstractNumId="18" w15:restartNumberingAfterBreak="0">
     <w:nsid w:val="4AB135D5"/>
     <w:multiLevelType w:val="multilevel"/>
     <w:tmpl w:val="DB20D2AC"/>
@@ -12934,7 +18275,7 @@
       </w:rPr>
     </w:lvl>
   </w:abstractNum>
-  <w:abstractNum w:abstractNumId="11" w15:restartNumberingAfterBreak="0">
+  <w:abstractNum w:abstractNumId="19" w15:restartNumberingAfterBreak="0">
     <w:nsid w:val="56966EA8"/>
     <w:multiLevelType w:val="multilevel"/>
     <w:tmpl w:val="C3BEC8CC"/>
@@ -13083,7 +18424,7 @@
       </w:rPr>
     </w:lvl>
   </w:abstractNum>
-  <w:abstractNum w:abstractNumId="12" w15:restartNumberingAfterBreak="0">
+  <w:abstractNum w:abstractNumId="20" w15:restartNumberingAfterBreak="0">
     <w:nsid w:val="56B35FA2"/>
     <w:multiLevelType w:val="multilevel"/>
     <w:tmpl w:val="3BBADA1E"/>
@@ -13232,7 +18573,7 @@
       </w:rPr>
     </w:lvl>
   </w:abstractNum>
-  <w:abstractNum w:abstractNumId="13" w15:restartNumberingAfterBreak="0">
+  <w:abstractNum w:abstractNumId="21" w15:restartNumberingAfterBreak="0">
     <w:nsid w:val="587D7A36"/>
     <w:multiLevelType w:val="multilevel"/>
     <w:tmpl w:val="385EFD08"/>
@@ -13352,7 +18693,422 @@
       </w:pPr>
     </w:lvl>
   </w:abstractNum>
-  <w:abstractNum w:abstractNumId="14" w15:restartNumberingAfterBreak="0">
+  <w:abstractNum w:abstractNumId="22" w15:restartNumberingAfterBreak="0">
+    <w:nsid w:val="596665DB"/>
+    <w:multiLevelType w:val="multilevel"/>
+    <w:tmpl w:val="9594E122"/>
+    <w:lvl w:ilvl="0">
+      <w:start w:val="1"/>
+      <w:numFmt w:val="bullet"/>
+      <w:lvlText w:val=""/>
+      <w:lvlJc w:val="left"/>
+      <w:pPr>
+        <w:tabs>
+          <w:tab w:val="num" w:pos="720"/>
+        </w:tabs>
+        <w:ind w:left="720" w:hanging="360"/>
+      </w:pPr>
+      <w:rPr>
+        <w:rFonts w:ascii="Symbol" w:hAnsi="Symbol" w:hint="default"/>
+        <w:sz w:val="20"/>
+      </w:rPr>
+    </w:lvl>
+    <w:lvl w:ilvl="1" w:tentative="1">
+      <w:start w:val="1"/>
+      <w:numFmt w:val="bullet"/>
+      <w:lvlText w:val="o"/>
+      <w:lvlJc w:val="left"/>
+      <w:pPr>
+        <w:tabs>
+          <w:tab w:val="num" w:pos="1440"/>
+        </w:tabs>
+        <w:ind w:left="1440" w:hanging="360"/>
+      </w:pPr>
+      <w:rPr>
+        <w:rFonts w:ascii="Courier New" w:hAnsi="Courier New" w:hint="default"/>
+        <w:sz w:val="20"/>
+      </w:rPr>
+    </w:lvl>
+    <w:lvl w:ilvl="2" w:tentative="1">
+      <w:start w:val="1"/>
+      <w:numFmt w:val="bullet"/>
+      <w:lvlText w:val=""/>
+      <w:lvlJc w:val="left"/>
+      <w:pPr>
+        <w:tabs>
+          <w:tab w:val="num" w:pos="2160"/>
+        </w:tabs>
+        <w:ind w:left="2160" w:hanging="360"/>
+      </w:pPr>
+      <w:rPr>
+        <w:rFonts w:ascii="Wingdings" w:hAnsi="Wingdings" w:hint="default"/>
+        <w:sz w:val="20"/>
+      </w:rPr>
+    </w:lvl>
+    <w:lvl w:ilvl="3" w:tentative="1">
+      <w:start w:val="1"/>
+      <w:numFmt w:val="bullet"/>
+      <w:lvlText w:val=""/>
+      <w:lvlJc w:val="left"/>
+      <w:pPr>
+        <w:tabs>
+          <w:tab w:val="num" w:pos="2880"/>
+        </w:tabs>
+        <w:ind w:left="2880" w:hanging="360"/>
+      </w:pPr>
+      <w:rPr>
+        <w:rFonts w:ascii="Wingdings" w:hAnsi="Wingdings" w:hint="default"/>
+        <w:sz w:val="20"/>
+      </w:rPr>
+    </w:lvl>
+    <w:lvl w:ilvl="4" w:tentative="1">
+      <w:start w:val="1"/>
+      <w:numFmt w:val="bullet"/>
+      <w:lvlText w:val=""/>
+      <w:lvlJc w:val="left"/>
+      <w:pPr>
+        <w:tabs>
+          <w:tab w:val="num" w:pos="3600"/>
+        </w:tabs>
+        <w:ind w:left="3600" w:hanging="360"/>
+      </w:pPr>
+      <w:rPr>
+        <w:rFonts w:ascii="Wingdings" w:hAnsi="Wingdings" w:hint="default"/>
+        <w:sz w:val="20"/>
+      </w:rPr>
+    </w:lvl>
+    <w:lvl w:ilvl="5" w:tentative="1">
+      <w:start w:val="1"/>
+      <w:numFmt w:val="bullet"/>
+      <w:lvlText w:val=""/>
+      <w:lvlJc w:val="left"/>
+      <w:pPr>
+        <w:tabs>
+          <w:tab w:val="num" w:pos="4320"/>
+        </w:tabs>
+        <w:ind w:left="4320" w:hanging="360"/>
+      </w:pPr>
+      <w:rPr>
+        <w:rFonts w:ascii="Wingdings" w:hAnsi="Wingdings" w:hint="default"/>
+        <w:sz w:val="20"/>
+      </w:rPr>
+    </w:lvl>
+    <w:lvl w:ilvl="6" w:tentative="1">
+      <w:start w:val="1"/>
+      <w:numFmt w:val="bullet"/>
+      <w:lvlText w:val=""/>
+      <w:lvlJc w:val="left"/>
+      <w:pPr>
+        <w:tabs>
+          <w:tab w:val="num" w:pos="5040"/>
+        </w:tabs>
+        <w:ind w:left="5040" w:hanging="360"/>
+      </w:pPr>
+      <w:rPr>
+        <w:rFonts w:ascii="Wingdings" w:hAnsi="Wingdings" w:hint="default"/>
+        <w:sz w:val="20"/>
+      </w:rPr>
+    </w:lvl>
+    <w:lvl w:ilvl="7" w:tentative="1">
+      <w:start w:val="1"/>
+      <w:numFmt w:val="bullet"/>
+      <w:lvlText w:val=""/>
+      <w:lvlJc w:val="left"/>
+      <w:pPr>
+        <w:tabs>
+          <w:tab w:val="num" w:pos="5760"/>
+        </w:tabs>
+        <w:ind w:left="5760" w:hanging="360"/>
+      </w:pPr>
+      <w:rPr>
+        <w:rFonts w:ascii="Wingdings" w:hAnsi="Wingdings" w:hint="default"/>
+        <w:sz w:val="20"/>
+      </w:rPr>
+    </w:lvl>
+    <w:lvl w:ilvl="8" w:tentative="1">
+      <w:start w:val="1"/>
+      <w:numFmt w:val="bullet"/>
+      <w:lvlText w:val=""/>
+      <w:lvlJc w:val="left"/>
+      <w:pPr>
+        <w:tabs>
+          <w:tab w:val="num" w:pos="6480"/>
+        </w:tabs>
+        <w:ind w:left="6480" w:hanging="360"/>
+      </w:pPr>
+      <w:rPr>
+        <w:rFonts w:ascii="Wingdings" w:hAnsi="Wingdings" w:hint="default"/>
+        <w:sz w:val="20"/>
+      </w:rPr>
+    </w:lvl>
+  </w:abstractNum>
+  <w:abstractNum w:abstractNumId="23" w15:restartNumberingAfterBreak="0">
+    <w:nsid w:val="666A3ECD"/>
+    <w:multiLevelType w:val="multilevel"/>
+    <w:tmpl w:val="033ECD7E"/>
+    <w:lvl w:ilvl="0">
+      <w:start w:val="1"/>
+      <w:numFmt w:val="decimal"/>
+      <w:lvlText w:val="%1."/>
+      <w:lvlJc w:val="left"/>
+      <w:pPr>
+        <w:tabs>
+          <w:tab w:val="num" w:pos="720"/>
+        </w:tabs>
+        <w:ind w:left="720" w:hanging="360"/>
+      </w:pPr>
+    </w:lvl>
+    <w:lvl w:ilvl="1">
+      <w:start w:val="1"/>
+      <w:numFmt w:val="bullet"/>
+      <w:lvlText w:val="o"/>
+      <w:lvlJc w:val="left"/>
+      <w:pPr>
+        <w:tabs>
+          <w:tab w:val="num" w:pos="1440"/>
+        </w:tabs>
+        <w:ind w:left="1440" w:hanging="360"/>
+      </w:pPr>
+      <w:rPr>
+        <w:rFonts w:ascii="Courier New" w:hAnsi="Courier New" w:hint="default"/>
+        <w:sz w:val="20"/>
+      </w:rPr>
+    </w:lvl>
+    <w:lvl w:ilvl="2" w:tentative="1">
+      <w:start w:val="1"/>
+      <w:numFmt w:val="decimal"/>
+      <w:lvlText w:val="%3."/>
+      <w:lvlJc w:val="left"/>
+      <w:pPr>
+        <w:tabs>
+          <w:tab w:val="num" w:pos="2160"/>
+        </w:tabs>
+        <w:ind w:left="2160" w:hanging="360"/>
+      </w:pPr>
+    </w:lvl>
+    <w:lvl w:ilvl="3" w:tentative="1">
+      <w:start w:val="1"/>
+      <w:numFmt w:val="decimal"/>
+      <w:lvlText w:val="%4."/>
+      <w:lvlJc w:val="left"/>
+      <w:pPr>
+        <w:tabs>
+          <w:tab w:val="num" w:pos="2880"/>
+        </w:tabs>
+        <w:ind w:left="2880" w:hanging="360"/>
+      </w:pPr>
+    </w:lvl>
+    <w:lvl w:ilvl="4" w:tentative="1">
+      <w:start w:val="1"/>
+      <w:numFmt w:val="decimal"/>
+      <w:lvlText w:val="%5."/>
+      <w:lvlJc w:val="left"/>
+      <w:pPr>
+        <w:tabs>
+          <w:tab w:val="num" w:pos="3600"/>
+        </w:tabs>
+        <w:ind w:left="3600" w:hanging="360"/>
+      </w:pPr>
+    </w:lvl>
+    <w:lvl w:ilvl="5" w:tentative="1">
+      <w:start w:val="1"/>
+      <w:numFmt w:val="decimal"/>
+      <w:lvlText w:val="%6."/>
+      <w:lvlJc w:val="left"/>
+      <w:pPr>
+        <w:tabs>
+          <w:tab w:val="num" w:pos="4320"/>
+        </w:tabs>
+        <w:ind w:left="4320" w:hanging="360"/>
+      </w:pPr>
+    </w:lvl>
+    <w:lvl w:ilvl="6" w:tentative="1">
+      <w:start w:val="1"/>
+      <w:numFmt w:val="decimal"/>
+      <w:lvlText w:val="%7."/>
+      <w:lvlJc w:val="left"/>
+      <w:pPr>
+        <w:tabs>
+          <w:tab w:val="num" w:pos="5040"/>
+        </w:tabs>
+        <w:ind w:left="5040" w:hanging="360"/>
+      </w:pPr>
+    </w:lvl>
+    <w:lvl w:ilvl="7" w:tentative="1">
+      <w:start w:val="1"/>
+      <w:numFmt w:val="decimal"/>
+      <w:lvlText w:val="%8."/>
+      <w:lvlJc w:val="left"/>
+      <w:pPr>
+        <w:tabs>
+          <w:tab w:val="num" w:pos="5760"/>
+        </w:tabs>
+        <w:ind w:left="5760" w:hanging="360"/>
+      </w:pPr>
+    </w:lvl>
+    <w:lvl w:ilvl="8" w:tentative="1">
+      <w:start w:val="1"/>
+      <w:numFmt w:val="decimal"/>
+      <w:lvlText w:val="%9."/>
+      <w:lvlJc w:val="left"/>
+      <w:pPr>
+        <w:tabs>
+          <w:tab w:val="num" w:pos="6480"/>
+        </w:tabs>
+        <w:ind w:left="6480" w:hanging="360"/>
+      </w:pPr>
+    </w:lvl>
+  </w:abstractNum>
+  <w:abstractNum w:abstractNumId="24" w15:restartNumberingAfterBreak="0">
+    <w:nsid w:val="6B014983"/>
+    <w:multiLevelType w:val="multilevel"/>
+    <w:tmpl w:val="BD281662"/>
+    <w:lvl w:ilvl="0">
+      <w:start w:val="1"/>
+      <w:numFmt w:val="bullet"/>
+      <w:lvlText w:val=""/>
+      <w:lvlJc w:val="left"/>
+      <w:pPr>
+        <w:tabs>
+          <w:tab w:val="num" w:pos="720"/>
+        </w:tabs>
+        <w:ind w:left="720" w:hanging="360"/>
+      </w:pPr>
+      <w:rPr>
+        <w:rFonts w:ascii="Symbol" w:hAnsi="Symbol" w:hint="default"/>
+        <w:sz w:val="20"/>
+      </w:rPr>
+    </w:lvl>
+    <w:lvl w:ilvl="1" w:tentative="1">
+      <w:start w:val="1"/>
+      <w:numFmt w:val="bullet"/>
+      <w:lvlText w:val="o"/>
+      <w:lvlJc w:val="left"/>
+      <w:pPr>
+        <w:tabs>
+          <w:tab w:val="num" w:pos="1440"/>
+        </w:tabs>
+        <w:ind w:left="1440" w:hanging="360"/>
+      </w:pPr>
+      <w:rPr>
+        <w:rFonts w:ascii="Courier New" w:hAnsi="Courier New" w:hint="default"/>
+        <w:sz w:val="20"/>
+      </w:rPr>
+    </w:lvl>
+    <w:lvl w:ilvl="2" w:tentative="1">
+      <w:start w:val="1"/>
+      <w:numFmt w:val="bullet"/>
+      <w:lvlText w:val=""/>
+      <w:lvlJc w:val="left"/>
+      <w:pPr>
+        <w:tabs>
+          <w:tab w:val="num" w:pos="2160"/>
+        </w:tabs>
+        <w:ind w:left="2160" w:hanging="360"/>
+      </w:pPr>
+      <w:rPr>
+        <w:rFonts w:ascii="Wingdings" w:hAnsi="Wingdings" w:hint="default"/>
+        <w:sz w:val="20"/>
+      </w:rPr>
+    </w:lvl>
+    <w:lvl w:ilvl="3" w:tentative="1">
+      <w:start w:val="1"/>
+      <w:numFmt w:val="bullet"/>
+      <w:lvlText w:val=""/>
+      <w:lvlJc w:val="left"/>
+      <w:pPr>
+        <w:tabs>
+          <w:tab w:val="num" w:pos="2880"/>
+        </w:tabs>
+        <w:ind w:left="2880" w:hanging="360"/>
+      </w:pPr>
+      <w:rPr>
+        <w:rFonts w:ascii="Wingdings" w:hAnsi="Wingdings" w:hint="default"/>
+        <w:sz w:val="20"/>
+      </w:rPr>
+    </w:lvl>
+    <w:lvl w:ilvl="4" w:tentative="1">
+      <w:start w:val="1"/>
+      <w:numFmt w:val="bullet"/>
+      <w:lvlText w:val=""/>
+      <w:lvlJc w:val="left"/>
+      <w:pPr>
+        <w:tabs>
+          <w:tab w:val="num" w:pos="3600"/>
+        </w:tabs>
+        <w:ind w:left="3600" w:hanging="360"/>
+      </w:pPr>
+      <w:rPr>
+        <w:rFonts w:ascii="Wingdings" w:hAnsi="Wingdings" w:hint="default"/>
+        <w:sz w:val="20"/>
+      </w:rPr>
+    </w:lvl>
+    <w:lvl w:ilvl="5" w:tentative="1">
+      <w:start w:val="1"/>
+      <w:numFmt w:val="bullet"/>
+      <w:lvlText w:val=""/>
+      <w:lvlJc w:val="left"/>
+      <w:pPr>
+        <w:tabs>
+          <w:tab w:val="num" w:pos="4320"/>
+        </w:tabs>
+        <w:ind w:left="4320" w:hanging="360"/>
+      </w:pPr>
+      <w:rPr>
+        <w:rFonts w:ascii="Wingdings" w:hAnsi="Wingdings" w:hint="default"/>
+        <w:sz w:val="20"/>
+      </w:rPr>
+    </w:lvl>
+    <w:lvl w:ilvl="6" w:tentative="1">
+      <w:start w:val="1"/>
+      <w:numFmt w:val="bullet"/>
+      <w:lvlText w:val=""/>
+      <w:lvlJc w:val="left"/>
+      <w:pPr>
+        <w:tabs>
+          <w:tab w:val="num" w:pos="5040"/>
+        </w:tabs>
+        <w:ind w:left="5040" w:hanging="360"/>
+      </w:pPr>
+      <w:rPr>
+        <w:rFonts w:ascii="Wingdings" w:hAnsi="Wingdings" w:hint="default"/>
+        <w:sz w:val="20"/>
+      </w:rPr>
+    </w:lvl>
+    <w:lvl w:ilvl="7" w:tentative="1">
+      <w:start w:val="1"/>
+      <w:numFmt w:val="bullet"/>
+      <w:lvlText w:val=""/>
+      <w:lvlJc w:val="left"/>
+      <w:pPr>
+        <w:tabs>
+          <w:tab w:val="num" w:pos="5760"/>
+        </w:tabs>
+        <w:ind w:left="5760" w:hanging="360"/>
+      </w:pPr>
+      <w:rPr>
+        <w:rFonts w:ascii="Wingdings" w:hAnsi="Wingdings" w:hint="default"/>
+        <w:sz w:val="20"/>
+      </w:rPr>
+    </w:lvl>
+    <w:lvl w:ilvl="8" w:tentative="1">
+      <w:start w:val="1"/>
+      <w:numFmt w:val="bullet"/>
+      <w:lvlText w:val=""/>
+      <w:lvlJc w:val="left"/>
+      <w:pPr>
+        <w:tabs>
+          <w:tab w:val="num" w:pos="6480"/>
+        </w:tabs>
+        <w:ind w:left="6480" w:hanging="360"/>
+      </w:pPr>
+      <w:rPr>
+        <w:rFonts w:ascii="Wingdings" w:hAnsi="Wingdings" w:hint="default"/>
+        <w:sz w:val="20"/>
+      </w:rPr>
+    </w:lvl>
+  </w:abstractNum>
+  <w:abstractNum w:abstractNumId="25" w15:restartNumberingAfterBreak="0">
     <w:nsid w:val="6B6437BD"/>
     <w:multiLevelType w:val="multilevel"/>
     <w:tmpl w:val="0F36F03C"/>
@@ -13501,7 +19257,7 @@
       </w:rPr>
     </w:lvl>
   </w:abstractNum>
-  <w:abstractNum w:abstractNumId="15" w15:restartNumberingAfterBreak="0">
+  <w:abstractNum w:abstractNumId="26" w15:restartNumberingAfterBreak="0">
     <w:nsid w:val="6D581C68"/>
     <w:multiLevelType w:val="multilevel"/>
     <w:tmpl w:val="01AC8002"/>
@@ -13650,7 +19406,156 @@
       </w:rPr>
     </w:lvl>
   </w:abstractNum>
-  <w:abstractNum w:abstractNumId="16" w15:restartNumberingAfterBreak="0">
+  <w:abstractNum w:abstractNumId="27" w15:restartNumberingAfterBreak="0">
+    <w:nsid w:val="75DB171A"/>
+    <w:multiLevelType w:val="multilevel"/>
+    <w:tmpl w:val="DEC0F406"/>
+    <w:lvl w:ilvl="0">
+      <w:start w:val="1"/>
+      <w:numFmt w:val="bullet"/>
+      <w:lvlText w:val=""/>
+      <w:lvlJc w:val="left"/>
+      <w:pPr>
+        <w:tabs>
+          <w:tab w:val="num" w:pos="720"/>
+        </w:tabs>
+        <w:ind w:left="720" w:hanging="360"/>
+      </w:pPr>
+      <w:rPr>
+        <w:rFonts w:ascii="Symbol" w:hAnsi="Symbol" w:hint="default"/>
+        <w:sz w:val="20"/>
+      </w:rPr>
+    </w:lvl>
+    <w:lvl w:ilvl="1" w:tentative="1">
+      <w:start w:val="1"/>
+      <w:numFmt w:val="bullet"/>
+      <w:lvlText w:val="o"/>
+      <w:lvlJc w:val="left"/>
+      <w:pPr>
+        <w:tabs>
+          <w:tab w:val="num" w:pos="1440"/>
+        </w:tabs>
+        <w:ind w:left="1440" w:hanging="360"/>
+      </w:pPr>
+      <w:rPr>
+        <w:rFonts w:ascii="Courier New" w:hAnsi="Courier New" w:hint="default"/>
+        <w:sz w:val="20"/>
+      </w:rPr>
+    </w:lvl>
+    <w:lvl w:ilvl="2" w:tentative="1">
+      <w:start w:val="1"/>
+      <w:numFmt w:val="bullet"/>
+      <w:lvlText w:val=""/>
+      <w:lvlJc w:val="left"/>
+      <w:pPr>
+        <w:tabs>
+          <w:tab w:val="num" w:pos="2160"/>
+        </w:tabs>
+        <w:ind w:left="2160" w:hanging="360"/>
+      </w:pPr>
+      <w:rPr>
+        <w:rFonts w:ascii="Wingdings" w:hAnsi="Wingdings" w:hint="default"/>
+        <w:sz w:val="20"/>
+      </w:rPr>
+    </w:lvl>
+    <w:lvl w:ilvl="3" w:tentative="1">
+      <w:start w:val="1"/>
+      <w:numFmt w:val="bullet"/>
+      <w:lvlText w:val=""/>
+      <w:lvlJc w:val="left"/>
+      <w:pPr>
+        <w:tabs>
+          <w:tab w:val="num" w:pos="2880"/>
+        </w:tabs>
+        <w:ind w:left="2880" w:hanging="360"/>
+      </w:pPr>
+      <w:rPr>
+        <w:rFonts w:ascii="Wingdings" w:hAnsi="Wingdings" w:hint="default"/>
+        <w:sz w:val="20"/>
+      </w:rPr>
+    </w:lvl>
+    <w:lvl w:ilvl="4" w:tentative="1">
+      <w:start w:val="1"/>
+      <w:numFmt w:val="bullet"/>
+      <w:lvlText w:val=""/>
+      <w:lvlJc w:val="left"/>
+      <w:pPr>
+        <w:tabs>
+          <w:tab w:val="num" w:pos="3600"/>
+        </w:tabs>
+        <w:ind w:left="3600" w:hanging="360"/>
+      </w:pPr>
+      <w:rPr>
+        <w:rFonts w:ascii="Wingdings" w:hAnsi="Wingdings" w:hint="default"/>
+        <w:sz w:val="20"/>
+      </w:rPr>
+    </w:lvl>
+    <w:lvl w:ilvl="5" w:tentative="1">
+      <w:start w:val="1"/>
+      <w:numFmt w:val="bullet"/>
+      <w:lvlText w:val=""/>
+      <w:lvlJc w:val="left"/>
+      <w:pPr>
+        <w:tabs>
+          <w:tab w:val="num" w:pos="4320"/>
+        </w:tabs>
+        <w:ind w:left="4320" w:hanging="360"/>
+      </w:pPr>
+      <w:rPr>
+        <w:rFonts w:ascii="Wingdings" w:hAnsi="Wingdings" w:hint="default"/>
+        <w:sz w:val="20"/>
+      </w:rPr>
+    </w:lvl>
+    <w:lvl w:ilvl="6" w:tentative="1">
+      <w:start w:val="1"/>
+      <w:numFmt w:val="bullet"/>
+      <w:lvlText w:val=""/>
+      <w:lvlJc w:val="left"/>
+      <w:pPr>
+        <w:tabs>
+          <w:tab w:val="num" w:pos="5040"/>
+        </w:tabs>
+        <w:ind w:left="5040" w:hanging="360"/>
+      </w:pPr>
+      <w:rPr>
+        <w:rFonts w:ascii="Wingdings" w:hAnsi="Wingdings" w:hint="default"/>
+        <w:sz w:val="20"/>
+      </w:rPr>
+    </w:lvl>
+    <w:lvl w:ilvl="7" w:tentative="1">
+      <w:start w:val="1"/>
+      <w:numFmt w:val="bullet"/>
+      <w:lvlText w:val=""/>
+      <w:lvlJc w:val="left"/>
+      <w:pPr>
+        <w:tabs>
+          <w:tab w:val="num" w:pos="5760"/>
+        </w:tabs>
+        <w:ind w:left="5760" w:hanging="360"/>
+      </w:pPr>
+      <w:rPr>
+        <w:rFonts w:ascii="Wingdings" w:hAnsi="Wingdings" w:hint="default"/>
+        <w:sz w:val="20"/>
+      </w:rPr>
+    </w:lvl>
+    <w:lvl w:ilvl="8" w:tentative="1">
+      <w:start w:val="1"/>
+      <w:numFmt w:val="bullet"/>
+      <w:lvlText w:val=""/>
+      <w:lvlJc w:val="left"/>
+      <w:pPr>
+        <w:tabs>
+          <w:tab w:val="num" w:pos="6480"/>
+        </w:tabs>
+        <w:ind w:left="6480" w:hanging="360"/>
+      </w:pPr>
+      <w:rPr>
+        <w:rFonts w:ascii="Wingdings" w:hAnsi="Wingdings" w:hint="default"/>
+        <w:sz w:val="20"/>
+      </w:rPr>
+    </w:lvl>
+  </w:abstractNum>
+  <w:abstractNum w:abstractNumId="28" w15:restartNumberingAfterBreak="0">
     <w:nsid w:val="799232AA"/>
     <w:multiLevelType w:val="hybridMultilevel"/>
     <w:tmpl w:val="B186D42E"/>
@@ -13763,7 +19668,305 @@
       </w:rPr>
     </w:lvl>
   </w:abstractNum>
-  <w:abstractNum w:abstractNumId="17" w15:restartNumberingAfterBreak="0">
+  <w:abstractNum w:abstractNumId="29" w15:restartNumberingAfterBreak="0">
+    <w:nsid w:val="79ED5AEF"/>
+    <w:multiLevelType w:val="multilevel"/>
+    <w:tmpl w:val="7756B51E"/>
+    <w:lvl w:ilvl="0">
+      <w:start w:val="1"/>
+      <w:numFmt w:val="bullet"/>
+      <w:lvlText w:val=""/>
+      <w:lvlJc w:val="left"/>
+      <w:pPr>
+        <w:tabs>
+          <w:tab w:val="num" w:pos="720"/>
+        </w:tabs>
+        <w:ind w:left="720" w:hanging="360"/>
+      </w:pPr>
+      <w:rPr>
+        <w:rFonts w:ascii="Symbol" w:hAnsi="Symbol" w:hint="default"/>
+        <w:sz w:val="20"/>
+      </w:rPr>
+    </w:lvl>
+    <w:lvl w:ilvl="1" w:tentative="1">
+      <w:start w:val="1"/>
+      <w:numFmt w:val="bullet"/>
+      <w:lvlText w:val="o"/>
+      <w:lvlJc w:val="left"/>
+      <w:pPr>
+        <w:tabs>
+          <w:tab w:val="num" w:pos="1440"/>
+        </w:tabs>
+        <w:ind w:left="1440" w:hanging="360"/>
+      </w:pPr>
+      <w:rPr>
+        <w:rFonts w:ascii="Courier New" w:hAnsi="Courier New" w:hint="default"/>
+        <w:sz w:val="20"/>
+      </w:rPr>
+    </w:lvl>
+    <w:lvl w:ilvl="2" w:tentative="1">
+      <w:start w:val="1"/>
+      <w:numFmt w:val="bullet"/>
+      <w:lvlText w:val=""/>
+      <w:lvlJc w:val="left"/>
+      <w:pPr>
+        <w:tabs>
+          <w:tab w:val="num" w:pos="2160"/>
+        </w:tabs>
+        <w:ind w:left="2160" w:hanging="360"/>
+      </w:pPr>
+      <w:rPr>
+        <w:rFonts w:ascii="Wingdings" w:hAnsi="Wingdings" w:hint="default"/>
+        <w:sz w:val="20"/>
+      </w:rPr>
+    </w:lvl>
+    <w:lvl w:ilvl="3" w:tentative="1">
+      <w:start w:val="1"/>
+      <w:numFmt w:val="bullet"/>
+      <w:lvlText w:val=""/>
+      <w:lvlJc w:val="left"/>
+      <w:pPr>
+        <w:tabs>
+          <w:tab w:val="num" w:pos="2880"/>
+        </w:tabs>
+        <w:ind w:left="2880" w:hanging="360"/>
+      </w:pPr>
+      <w:rPr>
+        <w:rFonts w:ascii="Wingdings" w:hAnsi="Wingdings" w:hint="default"/>
+        <w:sz w:val="20"/>
+      </w:rPr>
+    </w:lvl>
+    <w:lvl w:ilvl="4" w:tentative="1">
+      <w:start w:val="1"/>
+      <w:numFmt w:val="bullet"/>
+      <w:lvlText w:val=""/>
+      <w:lvlJc w:val="left"/>
+      <w:pPr>
+        <w:tabs>
+          <w:tab w:val="num" w:pos="3600"/>
+        </w:tabs>
+        <w:ind w:left="3600" w:hanging="360"/>
+      </w:pPr>
+      <w:rPr>
+        <w:rFonts w:ascii="Wingdings" w:hAnsi="Wingdings" w:hint="default"/>
+        <w:sz w:val="20"/>
+      </w:rPr>
+    </w:lvl>
+    <w:lvl w:ilvl="5" w:tentative="1">
+      <w:start w:val="1"/>
+      <w:numFmt w:val="bullet"/>
+      <w:lvlText w:val=""/>
+      <w:lvlJc w:val="left"/>
+      <w:pPr>
+        <w:tabs>
+          <w:tab w:val="num" w:pos="4320"/>
+        </w:tabs>
+        <w:ind w:left="4320" w:hanging="360"/>
+      </w:pPr>
+      <w:rPr>
+        <w:rFonts w:ascii="Wingdings" w:hAnsi="Wingdings" w:hint="default"/>
+        <w:sz w:val="20"/>
+      </w:rPr>
+    </w:lvl>
+    <w:lvl w:ilvl="6" w:tentative="1">
+      <w:start w:val="1"/>
+      <w:numFmt w:val="bullet"/>
+      <w:lvlText w:val=""/>
+      <w:lvlJc w:val="left"/>
+      <w:pPr>
+        <w:tabs>
+          <w:tab w:val="num" w:pos="5040"/>
+        </w:tabs>
+        <w:ind w:left="5040" w:hanging="360"/>
+      </w:pPr>
+      <w:rPr>
+        <w:rFonts w:ascii="Wingdings" w:hAnsi="Wingdings" w:hint="default"/>
+        <w:sz w:val="20"/>
+      </w:rPr>
+    </w:lvl>
+    <w:lvl w:ilvl="7" w:tentative="1">
+      <w:start w:val="1"/>
+      <w:numFmt w:val="bullet"/>
+      <w:lvlText w:val=""/>
+      <w:lvlJc w:val="left"/>
+      <w:pPr>
+        <w:tabs>
+          <w:tab w:val="num" w:pos="5760"/>
+        </w:tabs>
+        <w:ind w:left="5760" w:hanging="360"/>
+      </w:pPr>
+      <w:rPr>
+        <w:rFonts w:ascii="Wingdings" w:hAnsi="Wingdings" w:hint="default"/>
+        <w:sz w:val="20"/>
+      </w:rPr>
+    </w:lvl>
+    <w:lvl w:ilvl="8" w:tentative="1">
+      <w:start w:val="1"/>
+      <w:numFmt w:val="bullet"/>
+      <w:lvlText w:val=""/>
+      <w:lvlJc w:val="left"/>
+      <w:pPr>
+        <w:tabs>
+          <w:tab w:val="num" w:pos="6480"/>
+        </w:tabs>
+        <w:ind w:left="6480" w:hanging="360"/>
+      </w:pPr>
+      <w:rPr>
+        <w:rFonts w:ascii="Wingdings" w:hAnsi="Wingdings" w:hint="default"/>
+        <w:sz w:val="20"/>
+      </w:rPr>
+    </w:lvl>
+  </w:abstractNum>
+  <w:abstractNum w:abstractNumId="30" w15:restartNumberingAfterBreak="0">
+    <w:nsid w:val="7BF83775"/>
+    <w:multiLevelType w:val="multilevel"/>
+    <w:tmpl w:val="A7B2C670"/>
+    <w:lvl w:ilvl="0">
+      <w:start w:val="1"/>
+      <w:numFmt w:val="bullet"/>
+      <w:lvlText w:val=""/>
+      <w:lvlJc w:val="left"/>
+      <w:pPr>
+        <w:tabs>
+          <w:tab w:val="num" w:pos="720"/>
+        </w:tabs>
+        <w:ind w:left="720" w:hanging="360"/>
+      </w:pPr>
+      <w:rPr>
+        <w:rFonts w:ascii="Symbol" w:hAnsi="Symbol" w:hint="default"/>
+        <w:sz w:val="20"/>
+      </w:rPr>
+    </w:lvl>
+    <w:lvl w:ilvl="1" w:tentative="1">
+      <w:start w:val="1"/>
+      <w:numFmt w:val="bullet"/>
+      <w:lvlText w:val="o"/>
+      <w:lvlJc w:val="left"/>
+      <w:pPr>
+        <w:tabs>
+          <w:tab w:val="num" w:pos="1440"/>
+        </w:tabs>
+        <w:ind w:left="1440" w:hanging="360"/>
+      </w:pPr>
+      <w:rPr>
+        <w:rFonts w:ascii="Courier New" w:hAnsi="Courier New" w:hint="default"/>
+        <w:sz w:val="20"/>
+      </w:rPr>
+    </w:lvl>
+    <w:lvl w:ilvl="2" w:tentative="1">
+      <w:start w:val="1"/>
+      <w:numFmt w:val="bullet"/>
+      <w:lvlText w:val=""/>
+      <w:lvlJc w:val="left"/>
+      <w:pPr>
+        <w:tabs>
+          <w:tab w:val="num" w:pos="2160"/>
+        </w:tabs>
+        <w:ind w:left="2160" w:hanging="360"/>
+      </w:pPr>
+      <w:rPr>
+        <w:rFonts w:ascii="Wingdings" w:hAnsi="Wingdings" w:hint="default"/>
+        <w:sz w:val="20"/>
+      </w:rPr>
+    </w:lvl>
+    <w:lvl w:ilvl="3" w:tentative="1">
+      <w:start w:val="1"/>
+      <w:numFmt w:val="bullet"/>
+      <w:lvlText w:val=""/>
+      <w:lvlJc w:val="left"/>
+      <w:pPr>
+        <w:tabs>
+          <w:tab w:val="num" w:pos="2880"/>
+        </w:tabs>
+        <w:ind w:left="2880" w:hanging="360"/>
+      </w:pPr>
+      <w:rPr>
+        <w:rFonts w:ascii="Wingdings" w:hAnsi="Wingdings" w:hint="default"/>
+        <w:sz w:val="20"/>
+      </w:rPr>
+    </w:lvl>
+    <w:lvl w:ilvl="4" w:tentative="1">
+      <w:start w:val="1"/>
+      <w:numFmt w:val="bullet"/>
+      <w:lvlText w:val=""/>
+      <w:lvlJc w:val="left"/>
+      <w:pPr>
+        <w:tabs>
+          <w:tab w:val="num" w:pos="3600"/>
+        </w:tabs>
+        <w:ind w:left="3600" w:hanging="360"/>
+      </w:pPr>
+      <w:rPr>
+        <w:rFonts w:ascii="Wingdings" w:hAnsi="Wingdings" w:hint="default"/>
+        <w:sz w:val="20"/>
+      </w:rPr>
+    </w:lvl>
+    <w:lvl w:ilvl="5" w:tentative="1">
+      <w:start w:val="1"/>
+      <w:numFmt w:val="bullet"/>
+      <w:lvlText w:val=""/>
+      <w:lvlJc w:val="left"/>
+      <w:pPr>
+        <w:tabs>
+          <w:tab w:val="num" w:pos="4320"/>
+        </w:tabs>
+        <w:ind w:left="4320" w:hanging="360"/>
+      </w:pPr>
+      <w:rPr>
+        <w:rFonts w:ascii="Wingdings" w:hAnsi="Wingdings" w:hint="default"/>
+        <w:sz w:val="20"/>
+      </w:rPr>
+    </w:lvl>
+    <w:lvl w:ilvl="6" w:tentative="1">
+      <w:start w:val="1"/>
+      <w:numFmt w:val="bullet"/>
+      <w:lvlText w:val=""/>
+      <w:lvlJc w:val="left"/>
+      <w:pPr>
+        <w:tabs>
+          <w:tab w:val="num" w:pos="5040"/>
+        </w:tabs>
+        <w:ind w:left="5040" w:hanging="360"/>
+      </w:pPr>
+      <w:rPr>
+        <w:rFonts w:ascii="Wingdings" w:hAnsi="Wingdings" w:hint="default"/>
+        <w:sz w:val="20"/>
+      </w:rPr>
+    </w:lvl>
+    <w:lvl w:ilvl="7" w:tentative="1">
+      <w:start w:val="1"/>
+      <w:numFmt w:val="bullet"/>
+      <w:lvlText w:val=""/>
+      <w:lvlJc w:val="left"/>
+      <w:pPr>
+        <w:tabs>
+          <w:tab w:val="num" w:pos="5760"/>
+        </w:tabs>
+        <w:ind w:left="5760" w:hanging="360"/>
+      </w:pPr>
+      <w:rPr>
+        <w:rFonts w:ascii="Wingdings" w:hAnsi="Wingdings" w:hint="default"/>
+        <w:sz w:val="20"/>
+      </w:rPr>
+    </w:lvl>
+    <w:lvl w:ilvl="8" w:tentative="1">
+      <w:start w:val="1"/>
+      <w:numFmt w:val="bullet"/>
+      <w:lvlText w:val=""/>
+      <w:lvlJc w:val="left"/>
+      <w:pPr>
+        <w:tabs>
+          <w:tab w:val="num" w:pos="6480"/>
+        </w:tabs>
+        <w:ind w:left="6480" w:hanging="360"/>
+      </w:pPr>
+      <w:rPr>
+        <w:rFonts w:ascii="Wingdings" w:hAnsi="Wingdings" w:hint="default"/>
+        <w:sz w:val="20"/>
+      </w:rPr>
+    </w:lvl>
+  </w:abstractNum>
+  <w:abstractNum w:abstractNumId="31" w15:restartNumberingAfterBreak="0">
     <w:nsid w:val="7FB34699"/>
     <w:multiLevelType w:val="multilevel"/>
     <w:tmpl w:val="5440B5CA"/>
@@ -13913,64 +20116,106 @@
     </w:lvl>
   </w:abstractNum>
   <w:num w:numId="1">
+    <w:abstractNumId w:val="2"/>
+  </w:num>
+  <w:num w:numId="2">
+    <w:abstractNumId w:val="26"/>
+  </w:num>
+  <w:num w:numId="3">
+    <w:abstractNumId w:val="13"/>
+  </w:num>
+  <w:num w:numId="4">
+    <w:abstractNumId w:val="9"/>
+  </w:num>
+  <w:num w:numId="5">
+    <w:abstractNumId w:val="3"/>
+  </w:num>
+  <w:num w:numId="6">
+    <w:abstractNumId w:val="17"/>
+  </w:num>
+  <w:num w:numId="7">
+    <w:abstractNumId w:val="20"/>
+  </w:num>
+  <w:num w:numId="8">
+    <w:abstractNumId w:val="15"/>
+  </w:num>
+  <w:num w:numId="9">
+    <w:abstractNumId w:val="28"/>
+  </w:num>
+  <w:num w:numId="10">
+    <w:abstractNumId w:val="6"/>
+  </w:num>
+  <w:num w:numId="11">
+    <w:abstractNumId w:val="16"/>
+  </w:num>
+  <w:num w:numId="12">
+    <w:abstractNumId w:val="8"/>
+  </w:num>
+  <w:num w:numId="13">
+    <w:abstractNumId w:val="21"/>
+  </w:num>
+  <w:num w:numId="14">
+    <w:abstractNumId w:val="31"/>
+  </w:num>
+  <w:num w:numId="15">
+    <w:abstractNumId w:val="2"/>
+  </w:num>
+  <w:num w:numId="16">
+    <w:abstractNumId w:val="10"/>
+  </w:num>
+  <w:num w:numId="17">
+    <w:abstractNumId w:val="18"/>
+  </w:num>
+  <w:num w:numId="18">
+    <w:abstractNumId w:val="25"/>
+  </w:num>
+  <w:num w:numId="19">
+    <w:abstractNumId w:val="19"/>
+  </w:num>
+  <w:num w:numId="20">
+    <w:abstractNumId w:val="17"/>
+  </w:num>
+  <w:num w:numId="21">
+    <w:abstractNumId w:val="7"/>
+  </w:num>
+  <w:num w:numId="22">
+    <w:abstractNumId w:val="5"/>
+  </w:num>
+  <w:num w:numId="23">
+    <w:abstractNumId w:val="30"/>
+  </w:num>
+  <w:num w:numId="24">
+    <w:abstractNumId w:val="23"/>
+  </w:num>
+  <w:num w:numId="25">
+    <w:abstractNumId w:val="27"/>
+  </w:num>
+  <w:num w:numId="26">
+    <w:abstractNumId w:val="4"/>
+  </w:num>
+  <w:num w:numId="27">
     <w:abstractNumId w:val="0"/>
   </w:num>
-  <w:num w:numId="2">
-    <w:abstractNumId w:val="15"/>
+  <w:num w:numId="28">
+    <w:abstractNumId w:val="29"/>
   </w:num>
-  <w:num w:numId="3">
-    <w:abstractNumId w:val="6"/>
+  <w:num w:numId="29">
+    <w:abstractNumId w:val="24"/>
   </w:num>
-  <w:num w:numId="4">
-    <w:abstractNumId w:val="4"/>
+  <w:num w:numId="30">
+    <w:abstractNumId w:val="22"/>
   </w:num>
-  <w:num w:numId="5">
+  <w:num w:numId="31">
+    <w:abstractNumId w:val="11"/>
+  </w:num>
+  <w:num w:numId="32">
     <w:abstractNumId w:val="1"/>
   </w:num>
-  <w:num w:numId="6">
-    <w:abstractNumId w:val="9"/>
-  </w:num>
-  <w:num w:numId="7">
+  <w:num w:numId="33">
     <w:abstractNumId w:val="12"/>
   </w:num>
-  <w:num w:numId="8">
-    <w:abstractNumId w:val="7"/>
-  </w:num>
-  <w:num w:numId="9">
-    <w:abstractNumId w:val="16"/>
-  </w:num>
-  <w:num w:numId="10">
-    <w:abstractNumId w:val="2"/>
-  </w:num>
-  <w:num w:numId="11">
-    <w:abstractNumId w:val="8"/>
-  </w:num>
-  <w:num w:numId="12">
-    <w:abstractNumId w:val="3"/>
-  </w:num>
-  <w:num w:numId="13">
-    <w:abstractNumId w:val="13"/>
-  </w:num>
-  <w:num w:numId="14">
-    <w:abstractNumId w:val="17"/>
-  </w:num>
-  <w:num w:numId="15">
-    <w:abstractNumId w:val="0"/>
-  </w:num>
-  <w:num w:numId="16">
-    <w:abstractNumId w:val="5"/>
-  </w:num>
-  <w:num w:numId="17">
-    <w:abstractNumId w:val="10"/>
-  </w:num>
-  <w:num w:numId="18">
+  <w:num w:numId="34">
     <w:abstractNumId w:val="14"/>
-  </w:num>
-  <w:num w:numId="19">
-    <w:abstractNumId w:val="11"/>
-  </w:num>
-  <w:num w:numId="20">
-    <w:abstractNumId w:val="9"/>
   </w:num>
   <w:numIdMacAtCleanup w:val="13"/>
 </w:numbering>
@@ -15251,7 +21496,20 @@
     <w:basedOn w:val="DefaultParagraphFont"/>
     <w:rsid w:val="008F4E66"/>
   </w:style>
+  <w:style w:type="character" w:customStyle="1" w:styleId="min-w-0">
+    <w:name w:val="min-w-0"/>
+    <w:basedOn w:val="DefaultParagraphFont"/>
+    <w:rsid w:val="009B08C2"/>
+  </w:style>
 </w:styles>
+</file>
+
+<file path=word/activeX/activeX1.xml><?xml version="1.0" encoding="utf-8"?>
+<ax:ocx xmlns:ax="http://schemas.microsoft.com/office/2006/activeX" xmlns:r="http://schemas.openxmlformats.org/officeDocument/2006/relationships" ax:classid="{5512D116-5CC6-11CF-8D67-00AA00BDCE1D}" ax:persistence="persistStream" r:id="rId1"/>
+</file>
+
+<file path=word/activeX/activeX2.xml><?xml version="1.0" encoding="utf-8"?>
+<ax:ocx xmlns:ax="http://schemas.microsoft.com/office/2006/activeX" xmlns:r="http://schemas.openxmlformats.org/officeDocument/2006/relationships" ax:classid="{5512D116-5CC6-11CF-8D67-00AA00BDCE1D}" ax:persistence="persistStream" r:id="rId1"/>
 </file>
 
 <file path=word/theme/theme1.xml><?xml version="1.0" encoding="utf-8"?>
@@ -15520,7 +21778,7 @@
 </file>
 
 <file path=customXml/itemProps1.xml><?xml version="1.0" encoding="utf-8"?>
-<ds:datastoreItem xmlns:ds="http://schemas.openxmlformats.org/officeDocument/2006/customXml" ds:itemID="{85CEDA72-A54C-479F-BB60-70B22248FB2E}">
+<ds:datastoreItem xmlns:ds="http://schemas.openxmlformats.org/officeDocument/2006/customXml" ds:itemID="{82B8A594-7090-45CD-B247-3FB5D1EB67A3}">
   <ds:schemaRefs>
     <ds:schemaRef ds:uri="http://schemas.openxmlformats.org/officeDocument/2006/bibliography"/>
   </ds:schemaRefs>

--- a/Design Documents/Community One UI Design.docx
+++ b/Design Documents/Community One UI Design.docx
@@ -11688,10 +11688,10 @@
             <v:path o:extrusionok="f" gradientshapeok="t" o:connecttype="rect"/>
             <o:lock v:ext="edit" aspectratio="t"/>
           </v:shapetype>
-          <v:shape id="_x0000_i1052" type="#_x0000_t75" style="width:18pt;height:15.6pt" o:ole="">
+          <v:shape id="_x0000_i1051" type="#_x0000_t75" style="width:18pt;height:15.6pt" o:ole="">
             <v:imagedata r:id="rId13" o:title=""/>
           </v:shape>
-          <w:control r:id="rId14" w:name="DefaultOcxName" w:shapeid="_x0000_i1052"/>
+          <w:control r:id="rId14" w:name="DefaultOcxName" w:shapeid="_x0000_i1051"/>
         </w:object>
       </w:r>
     </w:p>
@@ -11745,808 +11745,6 @@
       <w:proofErr w:type="spellEnd"/>
       <w:r>
         <w:t xml:space="preserve"> Full Drop-In</w:t>
-      </w:r>
-    </w:p>
-    <w:p>
-      <w:r>
-        <w:pict>
-          <v:rect id="_x0000_i1035" style="width:0;height:1.5pt" o:hralign="center" o:hrstd="t" o:hr="t" fillcolor="#a0a0a0" stroked="f"/>
-        </w:pict>
-      </w:r>
-    </w:p>
-    <w:p>
-      <w:pPr>
-        <w:pStyle w:val="Heading1"/>
-      </w:pPr>
-      <w:r>
-        <w:rPr>
-          <w:rStyle w:val="HTMLCode"/>
-          <w:rFonts w:eastAsiaTheme="majorEastAsia"/>
-        </w:rPr>
-        <w:t>/</w:t>
-      </w:r>
-      <w:proofErr w:type="spellStart"/>
-      <w:r>
-        <w:rPr>
-          <w:rStyle w:val="HTMLCode"/>
-          <w:rFonts w:eastAsiaTheme="majorEastAsia"/>
-        </w:rPr>
-        <w:t>src</w:t>
-      </w:r>
-      <w:proofErr w:type="spellEnd"/>
-      <w:r>
-        <w:rPr>
-          <w:rStyle w:val="HTMLCode"/>
-          <w:rFonts w:eastAsiaTheme="majorEastAsia"/>
-        </w:rPr>
-        <w:t>/</w:t>
-      </w:r>
-      <w:proofErr w:type="spellStart"/>
-      <w:r>
-        <w:rPr>
-          <w:rStyle w:val="HTMLCode"/>
-          <w:rFonts w:eastAsiaTheme="majorEastAsia"/>
-        </w:rPr>
-        <w:t>config</w:t>
-      </w:r>
-      <w:proofErr w:type="spellEnd"/>
-      <w:r>
-        <w:rPr>
-          <w:rStyle w:val="HTMLCode"/>
-          <w:rFonts w:eastAsiaTheme="majorEastAsia"/>
-        </w:rPr>
-        <w:t>/search/searchConfig.js</w:t>
-      </w:r>
-    </w:p>
-    <w:p>
-      <w:r>
-        <w:t>/* =========================================================</w:t>
-      </w:r>
-    </w:p>
-    <w:p/>
-    <w:p>
-      <w:r>
-        <w:t>/* =========================================================</w:t>
-      </w:r>
-    </w:p>
-    <w:p>
-      <w:r>
-        <w:t>AI SEARCH SETTINGS</w:t>
-      </w:r>
-    </w:p>
-    <w:p>
-      <w:r>
-        <w:t>========================================================= */</w:t>
-      </w:r>
-    </w:p>
-    <w:p/>
-    <w:p>
-      <w:r>
-        <w:t xml:space="preserve">export </w:t>
-      </w:r>
-      <w:proofErr w:type="spellStart"/>
-      <w:r>
-        <w:t>const</w:t>
-      </w:r>
-      <w:proofErr w:type="spellEnd"/>
-      <w:r>
-        <w:t xml:space="preserve"> AI_SEARCH_CONFIG = {</w:t>
-      </w:r>
-    </w:p>
-    <w:p/>
-    <w:p>
-      <w:r>
-        <w:t>enabled: true,</w:t>
-      </w:r>
-    </w:p>
-    <w:p/>
-    <w:p>
-      <w:r>
-        <w:t>streaming: true,</w:t>
-      </w:r>
-    </w:p>
-    <w:p/>
-    <w:p>
-      <w:proofErr w:type="spellStart"/>
-      <w:r>
-        <w:t>semanticSearch</w:t>
-      </w:r>
-      <w:proofErr w:type="spellEnd"/>
-      <w:r>
-        <w:t>: true,</w:t>
-      </w:r>
-    </w:p>
-    <w:p/>
-    <w:p>
-      <w:proofErr w:type="spellStart"/>
-      <w:r>
-        <w:t>hybridRetrieval</w:t>
-      </w:r>
-      <w:proofErr w:type="spellEnd"/>
-      <w:r>
-        <w:t>: true,</w:t>
-      </w:r>
-    </w:p>
-    <w:p/>
-    <w:p>
-      <w:proofErr w:type="spellStart"/>
-      <w:r>
-        <w:t>aiSuggestions</w:t>
-      </w:r>
-      <w:proofErr w:type="spellEnd"/>
-      <w:r>
-        <w:t>: true,</w:t>
-      </w:r>
-    </w:p>
-    <w:p/>
-    <w:p>
-      <w:proofErr w:type="spellStart"/>
-      <w:r>
-        <w:t>aiFollowUps</w:t>
-      </w:r>
-      <w:proofErr w:type="spellEnd"/>
-      <w:r>
-        <w:t>: true,</w:t>
-      </w:r>
-    </w:p>
-    <w:p/>
-    <w:p>
-      <w:proofErr w:type="spellStart"/>
-      <w:r>
-        <w:t>maxSuggestions</w:t>
-      </w:r>
-      <w:proofErr w:type="spellEnd"/>
-      <w:r>
-        <w:t>: 5,</w:t>
-      </w:r>
-    </w:p>
-    <w:p/>
-    <w:p>
-      <w:proofErr w:type="spellStart"/>
-      <w:r>
-        <w:t>maxFollowUps</w:t>
-      </w:r>
-      <w:proofErr w:type="spellEnd"/>
-      <w:r>
-        <w:t>: 5,</w:t>
-      </w:r>
-    </w:p>
-    <w:p/>
-    <w:p>
-      <w:proofErr w:type="spellStart"/>
-      <w:r>
-        <w:t>confidenceThreshold</w:t>
-      </w:r>
-      <w:proofErr w:type="spellEnd"/>
-      <w:r>
-        <w:t>: 0.68,</w:t>
-      </w:r>
-    </w:p>
-    <w:p/>
-    <w:p>
-      <w:r>
-        <w:lastRenderedPageBreak/>
-        <w:t>};</w:t>
-      </w:r>
-    </w:p>
-    <w:p/>
-    <w:p>
-      <w:r>
-        <w:t>/* =========================================================</w:t>
-      </w:r>
-    </w:p>
-    <w:p>
-      <w:r>
-        <w:t>SEARCH LIMITS</w:t>
-      </w:r>
-    </w:p>
-    <w:p>
-      <w:r>
-        <w:t>========================================================= */</w:t>
-      </w:r>
-    </w:p>
-    <w:p/>
-    <w:p>
-      <w:r>
-        <w:t xml:space="preserve">export </w:t>
-      </w:r>
-      <w:proofErr w:type="spellStart"/>
-      <w:r>
-        <w:t>const</w:t>
-      </w:r>
-      <w:proofErr w:type="spellEnd"/>
-      <w:r>
-        <w:t xml:space="preserve"> SEARCH_LIMITS = {</w:t>
-      </w:r>
-    </w:p>
-    <w:p/>
-    <w:p>
-      <w:proofErr w:type="spellStart"/>
-      <w:r>
-        <w:t>maxResults</w:t>
-      </w:r>
-      <w:proofErr w:type="spellEnd"/>
-      <w:r>
-        <w:t>: 50,</w:t>
-      </w:r>
-    </w:p>
-    <w:p/>
-    <w:p>
-      <w:proofErr w:type="spellStart"/>
-      <w:r>
-        <w:t>maxRecentSearches</w:t>
-      </w:r>
-      <w:proofErr w:type="spellEnd"/>
-      <w:r>
-        <w:t>: 10,</w:t>
-      </w:r>
-    </w:p>
-    <w:p/>
-    <w:p>
-      <w:proofErr w:type="spellStart"/>
-      <w:r>
-        <w:t>maxSuggestions</w:t>
-      </w:r>
-      <w:proofErr w:type="spellEnd"/>
-      <w:r>
-        <w:t>: 8,</w:t>
-      </w:r>
-    </w:p>
-    <w:p/>
-    <w:p>
-      <w:proofErr w:type="spellStart"/>
-      <w:r>
-        <w:t>debounceMs</w:t>
-      </w:r>
-      <w:proofErr w:type="spellEnd"/>
-      <w:r>
-        <w:t>: 300,</w:t>
-      </w:r>
-    </w:p>
-    <w:p/>
-    <w:p>
-      <w:r>
-        <w:t>};</w:t>
-      </w:r>
-    </w:p>
-    <w:p/>
-    <w:p>
-      <w:r>
-        <w:t>/* =========================================================</w:t>
-      </w:r>
-    </w:p>
-    <w:p>
-      <w:r>
-        <w:t>SEARCH ENDPOINTS</w:t>
-      </w:r>
-    </w:p>
-    <w:p>
-      <w:r>
-        <w:t>========================================================= */</w:t>
-      </w:r>
-    </w:p>
-    <w:p/>
-    <w:p>
-      <w:r>
-        <w:t xml:space="preserve">export </w:t>
-      </w:r>
-      <w:proofErr w:type="spellStart"/>
-      <w:r>
-        <w:t>const</w:t>
-      </w:r>
-      <w:proofErr w:type="spellEnd"/>
-      <w:r>
-        <w:t xml:space="preserve"> SEARCH_ENDPOINTS = {</w:t>
-      </w:r>
-    </w:p>
-    <w:p/>
-    <w:p>
-      <w:r>
-        <w:t>hybrid:</w:t>
-      </w:r>
-    </w:p>
-    <w:p>
-      <w:r>
-        <w:t>"/</w:t>
-      </w:r>
-      <w:proofErr w:type="spellStart"/>
-      <w:r>
-        <w:t>api</w:t>
-      </w:r>
-      <w:proofErr w:type="spellEnd"/>
-      <w:r>
-        <w:t>/search/hybrid",</w:t>
-      </w:r>
-    </w:p>
-    <w:p/>
-    <w:p>
-      <w:r>
-        <w:t>suggestions:</w:t>
-      </w:r>
-    </w:p>
-    <w:p>
-      <w:r>
-        <w:t>"/</w:t>
-      </w:r>
-      <w:proofErr w:type="spellStart"/>
-      <w:r>
-        <w:t>api</w:t>
-      </w:r>
-      <w:proofErr w:type="spellEnd"/>
-      <w:r>
-        <w:t>/search/suggestions",</w:t>
-      </w:r>
-    </w:p>
-    <w:p/>
-    <w:p>
-      <w:r>
-        <w:t>semantic:</w:t>
-      </w:r>
-    </w:p>
-    <w:p>
-      <w:r>
-        <w:lastRenderedPageBreak/>
-        <w:t>"/</w:t>
-      </w:r>
-      <w:proofErr w:type="spellStart"/>
-      <w:r>
-        <w:t>api</w:t>
-      </w:r>
-      <w:proofErr w:type="spellEnd"/>
-      <w:r>
-        <w:t>/search/semantic",</w:t>
-      </w:r>
-    </w:p>
-    <w:p/>
-    <w:p>
-      <w:r>
-        <w:t>keyword:</w:t>
-      </w:r>
-    </w:p>
-    <w:p>
-      <w:r>
-        <w:t>"/</w:t>
-      </w:r>
-      <w:proofErr w:type="spellStart"/>
-      <w:r>
-        <w:t>api</w:t>
-      </w:r>
-      <w:proofErr w:type="spellEnd"/>
-      <w:r>
-        <w:t>/search/keyword",</w:t>
-      </w:r>
-    </w:p>
-    <w:p/>
-    <w:p>
-      <w:r>
-        <w:t>trending:</w:t>
-      </w:r>
-    </w:p>
-    <w:p>
-      <w:r>
-        <w:t>"/</w:t>
-      </w:r>
-      <w:proofErr w:type="spellStart"/>
-      <w:r>
-        <w:t>api</w:t>
-      </w:r>
-      <w:proofErr w:type="spellEnd"/>
-      <w:r>
-        <w:t>/search/trending",</w:t>
-      </w:r>
-    </w:p>
-    <w:p/>
-    <w:p>
-      <w:r>
-        <w:t>};</w:t>
-      </w:r>
-    </w:p>
-    <w:p>
-      <w:r>
-        <w:pict>
-          <v:rect id="_x0000_i1036" style="width:0;height:1.5pt" o:hralign="center" o:hrstd="t" o:hr="t" fillcolor="#a0a0a0" stroked="f"/>
-        </w:pict>
-      </w:r>
-    </w:p>
-    <w:p>
-      <w:pPr>
-        <w:pStyle w:val="Heading1"/>
-      </w:pPr>
-      <w:r>
-        <w:rPr>
-          <w:rStyle w:val="HTMLCode"/>
-          <w:rFonts w:eastAsiaTheme="majorEastAsia"/>
-        </w:rPr>
-        <w:t>/</w:t>
-      </w:r>
-      <w:proofErr w:type="spellStart"/>
-      <w:r>
-        <w:rPr>
-          <w:rStyle w:val="HTMLCode"/>
-          <w:rFonts w:eastAsiaTheme="majorEastAsia"/>
-        </w:rPr>
-        <w:t>src</w:t>
-      </w:r>
-      <w:proofErr w:type="spellEnd"/>
-      <w:r>
-        <w:rPr>
-          <w:rStyle w:val="HTMLCode"/>
-          <w:rFonts w:eastAsiaTheme="majorEastAsia"/>
-        </w:rPr>
-        <w:t>/</w:t>
-      </w:r>
-      <w:proofErr w:type="spellStart"/>
-      <w:r>
-        <w:rPr>
-          <w:rStyle w:val="HTMLCode"/>
-          <w:rFonts w:eastAsiaTheme="majorEastAsia"/>
-        </w:rPr>
-        <w:t>config</w:t>
-      </w:r>
-      <w:proofErr w:type="spellEnd"/>
-      <w:r>
-        <w:rPr>
-          <w:rStyle w:val="HTMLCode"/>
-          <w:rFonts w:eastAsiaTheme="majorEastAsia"/>
-        </w:rPr>
-        <w:t>/search/searchResultConfig.js</w:t>
-      </w:r>
-    </w:p>
-    <w:p>
-      <w:r>
-        <w:t>/* =========================================================</w:t>
-      </w:r>
-    </w:p>
-    <w:p>
-      <w:r>
-        <w:t>SEARCH RESULT CONFIG</w:t>
-      </w:r>
-    </w:p>
-    <w:p>
-      <w:r>
-        <w:t>========================================================= */</w:t>
-      </w:r>
-    </w:p>
-    <w:p/>
-    <w:p>
-      <w:r>
-        <w:t xml:space="preserve">export </w:t>
-      </w:r>
-      <w:proofErr w:type="spellStart"/>
-      <w:r>
-        <w:t>const</w:t>
-      </w:r>
-      <w:proofErr w:type="spellEnd"/>
-      <w:r>
-        <w:t xml:space="preserve"> SEARCH_RESULT_CONFIG = {</w:t>
-      </w:r>
-    </w:p>
-    <w:p/>
-    <w:p>
-      <w:r>
-        <w:t>incident: {</w:t>
-      </w:r>
-    </w:p>
-    <w:p>
-      <w:r>
-        <w:t>label: "Incident",</w:t>
-      </w:r>
-    </w:p>
-    <w:p>
-      <w:r>
-        <w:t>icon: "</w:t>
-      </w:r>
-      <w:r>
-        <w:rPr>
-          <w:rFonts w:ascii="Segoe UI Symbol" w:hAnsi="Segoe UI Symbol" w:cs="Segoe UI Symbol"/>
-        </w:rPr>
-        <w:t>🚨</w:t>
-      </w:r>
-      <w:r>
-        <w:t>",</w:t>
-      </w:r>
-    </w:p>
-    <w:p>
-      <w:proofErr w:type="spellStart"/>
-      <w:r>
-        <w:t>color</w:t>
-      </w:r>
-      <w:proofErr w:type="spellEnd"/>
-      <w:r>
-        <w:t>: "danger",</w:t>
-      </w:r>
-    </w:p>
-    <w:p>
-      <w:r>
-        <w:t>},</w:t>
-      </w:r>
-    </w:p>
-    <w:p/>
-    <w:p>
-      <w:r>
-        <w:t>event: {</w:t>
-      </w:r>
-    </w:p>
-    <w:p>
-      <w:r>
-        <w:t>label: "Event",</w:t>
-      </w:r>
-    </w:p>
-    <w:p>
-      <w:r>
-        <w:t>icon: "</w:t>
-      </w:r>
-      <w:r>
-        <w:rPr>
-          <w:rFonts w:ascii="Segoe UI Symbol" w:hAnsi="Segoe UI Symbol" w:cs="Segoe UI Symbol"/>
-        </w:rPr>
-        <w:t>📅</w:t>
-      </w:r>
-      <w:r>
-        <w:t>",</w:t>
-      </w:r>
-    </w:p>
-    <w:p>
-      <w:proofErr w:type="spellStart"/>
-      <w:r>
-        <w:t>color</w:t>
-      </w:r>
-      <w:proofErr w:type="spellEnd"/>
-      <w:r>
-        <w:t>: "info",</w:t>
-      </w:r>
-    </w:p>
-    <w:p>
-      <w:r>
-        <w:t>},</w:t>
-      </w:r>
-    </w:p>
-    <w:p/>
-    <w:p>
-      <w:r>
-        <w:t>blob: {</w:t>
-      </w:r>
-    </w:p>
-    <w:p>
-      <w:r>
-        <w:t>label: "Blob",</w:t>
-      </w:r>
-    </w:p>
-    <w:p>
-      <w:r>
-        <w:lastRenderedPageBreak/>
-        <w:t>icon: "</w:t>
-      </w:r>
-      <w:r>
-        <w:rPr>
-          <w:rFonts w:ascii="Segoe UI Symbol" w:hAnsi="Segoe UI Symbol" w:cs="Segoe UI Symbol"/>
-        </w:rPr>
-        <w:t>🛍</w:t>
-      </w:r>
-      <w:r>
-        <w:t>️",</w:t>
-      </w:r>
-    </w:p>
-    <w:p>
-      <w:proofErr w:type="spellStart"/>
-      <w:r>
-        <w:t>color</w:t>
-      </w:r>
-      <w:proofErr w:type="spellEnd"/>
-      <w:r>
-        <w:t>: "success",</w:t>
-      </w:r>
-    </w:p>
-    <w:p>
-      <w:r>
-        <w:t>},</w:t>
-      </w:r>
-    </w:p>
-    <w:p/>
-    <w:p>
-      <w:r>
-        <w:t>beacon: {</w:t>
-      </w:r>
-    </w:p>
-    <w:p>
-      <w:r>
-        <w:t>label: "Beacon",</w:t>
-      </w:r>
-    </w:p>
-    <w:p>
-      <w:r>
-        <w:t>icon: "</w:t>
-      </w:r>
-      <w:r>
-        <w:rPr>
-          <w:rFonts w:ascii="Segoe UI Symbol" w:hAnsi="Segoe UI Symbol" w:cs="Segoe UI Symbol"/>
-        </w:rPr>
-        <w:t>📡</w:t>
-      </w:r>
-      <w:r>
-        <w:t>",</w:t>
-      </w:r>
-    </w:p>
-    <w:p>
-      <w:proofErr w:type="spellStart"/>
-      <w:r>
-        <w:t>color</w:t>
-      </w:r>
-      <w:proofErr w:type="spellEnd"/>
-      <w:r>
-        <w:t>: "warning",</w:t>
-      </w:r>
-    </w:p>
-    <w:p>
-      <w:r>
-        <w:t>},</w:t>
-      </w:r>
-    </w:p>
-    <w:p/>
-    <w:p>
-      <w:r>
-        <w:t>business: {</w:t>
-      </w:r>
-    </w:p>
-    <w:p>
-      <w:r>
-        <w:t>label: "Business",</w:t>
-      </w:r>
-    </w:p>
-    <w:p>
-      <w:r>
-        <w:t>icon: "</w:t>
-      </w:r>
-      <w:r>
-        <w:rPr>
-          <w:rFonts w:ascii="Segoe UI Symbol" w:hAnsi="Segoe UI Symbol" w:cs="Segoe UI Symbol"/>
-        </w:rPr>
-        <w:t>🏪</w:t>
-      </w:r>
-      <w:r>
-        <w:t>",</w:t>
-      </w:r>
-    </w:p>
-    <w:p>
-      <w:proofErr w:type="spellStart"/>
-      <w:r>
-        <w:t>color</w:t>
-      </w:r>
-      <w:proofErr w:type="spellEnd"/>
-      <w:r>
-        <w:t>: "success",</w:t>
-      </w:r>
-    </w:p>
-    <w:p>
-      <w:r>
-        <w:t>},</w:t>
-      </w:r>
-    </w:p>
-    <w:p/>
-    <w:p>
-      <w:r>
-        <w:t>user: {</w:t>
-      </w:r>
-    </w:p>
-    <w:p>
-      <w:r>
-        <w:t>label: "User",</w:t>
-      </w:r>
-    </w:p>
-    <w:p>
-      <w:r>
-        <w:t>icon: "</w:t>
-      </w:r>
-      <w:r>
-        <w:rPr>
-          <w:rFonts w:ascii="Segoe UI Symbol" w:hAnsi="Segoe UI Symbol" w:cs="Segoe UI Symbol"/>
-        </w:rPr>
-        <w:t>👤</w:t>
-      </w:r>
-      <w:r>
-        <w:t>",</w:t>
-      </w:r>
-    </w:p>
-    <w:p>
-      <w:proofErr w:type="spellStart"/>
-      <w:r>
-        <w:t>color</w:t>
-      </w:r>
-      <w:proofErr w:type="spellEnd"/>
-      <w:r>
-        <w:t>: "neutral",</w:t>
-      </w:r>
-    </w:p>
-    <w:p>
-      <w:r>
-        <w:t>},</w:t>
-      </w:r>
-    </w:p>
-    <w:p/>
-    <w:p>
-      <w:r>
-        <w:t>place: {</w:t>
-      </w:r>
-    </w:p>
-    <w:p>
-      <w:r>
-        <w:t>label: "Place",</w:t>
-      </w:r>
-    </w:p>
-    <w:p>
-      <w:r>
-        <w:t>icon: "</w:t>
-      </w:r>
-      <w:r>
-        <w:rPr>
-          <w:rFonts w:ascii="Segoe UI Symbol" w:hAnsi="Segoe UI Symbol" w:cs="Segoe UI Symbol"/>
-        </w:rPr>
-        <w:t>📍</w:t>
-      </w:r>
-      <w:r>
-        <w:t>",</w:t>
-      </w:r>
-    </w:p>
-    <w:p>
-      <w:proofErr w:type="spellStart"/>
-      <w:r>
-        <w:t>color</w:t>
-      </w:r>
-      <w:proofErr w:type="spellEnd"/>
-      <w:r>
-        <w:t>: "info",</w:t>
-      </w:r>
-    </w:p>
-    <w:p>
-      <w:r>
-        <w:t>},</w:t>
-      </w:r>
-    </w:p>
-    <w:p/>
-    <w:p>
-      <w:r>
-        <w:t>alert: {</w:t>
-      </w:r>
-    </w:p>
-    <w:p>
-      <w:r>
-        <w:t>label: "Alert",</w:t>
-      </w:r>
-    </w:p>
-    <w:p>
-      <w:r>
-        <w:t>icon: "</w:t>
-      </w:r>
-      <w:r>
-        <w:rPr>
-          <w:rFonts w:ascii="Segoe UI Symbol" w:hAnsi="Segoe UI Symbol" w:cs="Segoe UI Symbol"/>
-        </w:rPr>
-        <w:t>⚠</w:t>
-      </w:r>
-      <w:r>
-        <w:t>️",</w:t>
-      </w:r>
-    </w:p>
-    <w:p>
-      <w:proofErr w:type="spellStart"/>
-      <w:r>
-        <w:lastRenderedPageBreak/>
-        <w:t>color</w:t>
-      </w:r>
-      <w:proofErr w:type="spellEnd"/>
-      <w:r>
-        <w:t>: "danger",</w:t>
-      </w:r>
-    </w:p>
-    <w:p>
-      <w:r>
-        <w:t>},</w:t>
-      </w:r>
-    </w:p>
-    <w:p/>
-    <w:p>
-      <w:r>
-        <w:t>};</w:t>
       </w:r>
     </w:p>
     <w:p>
@@ -12597,7 +11795,7 @@
           <w:rStyle w:val="HTMLCode"/>
           <w:rFonts w:eastAsiaTheme="majorEastAsia"/>
         </w:rPr>
-        <w:t>/search/searchPromptConfig.js</w:t>
+        <w:t>/search/searchConfig.js</w:t>
       </w:r>
     </w:p>
     <w:p>
@@ -12605,9 +11803,15 @@
         <w:t>/* =========================================================</w:t>
       </w:r>
     </w:p>
-    <w:p>
-      <w:r>
-        <w:t>SEARCH AI PROMPTS</w:t>
+    <w:p/>
+    <w:p>
+      <w:r>
+        <w:t>/* =========================================================</w:t>
+      </w:r>
+    </w:p>
+    <w:p>
+      <w:r>
+        <w:t>AI SEARCH SETTINGS</w:t>
       </w:r>
     </w:p>
     <w:p>
@@ -12626,162 +11830,309 @@
       </w:r>
       <w:proofErr w:type="spellEnd"/>
       <w:r>
-        <w:t xml:space="preserve"> SEARCH_PROMPTS = {</w:t>
+        <w:t xml:space="preserve"> AI_SEARCH_CONFIG = {</w:t>
       </w:r>
     </w:p>
     <w:p/>
     <w:p>
       <w:r>
-        <w:t>system: `</w:t>
-      </w:r>
-    </w:p>
-    <w:p>
-      <w:r>
-        <w:t>You are the Community One AI Search Assistant.</w:t>
+        <w:t>enabled: true,</w:t>
       </w:r>
     </w:p>
     <w:p/>
     <w:p>
       <w:r>
-        <w:t>Your role:</w:t>
+        <w:t>streaming: true,</w:t>
       </w:r>
     </w:p>
     <w:p/>
     <w:p>
-      <w:r>
-        <w:t>- Understand natural language intent</w:t>
-      </w:r>
-    </w:p>
-    <w:p>
-      <w:r>
-        <w:t>- Improve search quality</w:t>
-      </w:r>
-    </w:p>
-    <w:p>
-      <w:r>
-        <w:t>- Generate contextual suggestions</w:t>
-      </w:r>
-    </w:p>
-    <w:p>
-      <w:r>
-        <w:t>- Help discover local community activity</w:t>
-      </w:r>
-    </w:p>
-    <w:p>
-      <w:r>
-        <w:t>- Summarize results clearly</w:t>
-      </w:r>
-    </w:p>
-    <w:p>
-      <w:r>
-        <w:t>- Prioritize local relevance</w:t>
-      </w:r>
-    </w:p>
-    <w:p>
-      <w:r>
-        <w:t>- Support map-aware searching</w:t>
-      </w:r>
-    </w:p>
-    <w:p>
-      <w:r>
-        <w:t>`,</w:t>
+      <w:proofErr w:type="spellStart"/>
+      <w:r>
+        <w:t>semanticSearch</w:t>
+      </w:r>
+      <w:proofErr w:type="spellEnd"/>
+      <w:r>
+        <w:t>: true,</w:t>
       </w:r>
     </w:p>
     <w:p/>
     <w:p>
-      <w:r>
-        <w:t>summary: `</w:t>
-      </w:r>
-    </w:p>
-    <w:p>
-      <w:r>
-        <w:t>Generate a short AI summary of the search results.</w:t>
+      <w:proofErr w:type="spellStart"/>
+      <w:r>
+        <w:t>hybridRetrieval</w:t>
+      </w:r>
+      <w:proofErr w:type="spellEnd"/>
+      <w:r>
+        <w:t>: true,</w:t>
       </w:r>
     </w:p>
     <w:p/>
     <w:p>
-      <w:r>
-        <w:t>Keep it concise.</w:t>
+      <w:proofErr w:type="spellStart"/>
+      <w:r>
+        <w:t>aiSuggestions</w:t>
+      </w:r>
+      <w:proofErr w:type="spellEnd"/>
+      <w:r>
+        <w:t>: true,</w:t>
       </w:r>
     </w:p>
     <w:p/>
     <w:p>
+      <w:proofErr w:type="spellStart"/>
+      <w:r>
+        <w:t>aiFollowUps</w:t>
+      </w:r>
+      <w:proofErr w:type="spellEnd"/>
+      <w:r>
+        <w:t>: true,</w:t>
+      </w:r>
+    </w:p>
+    <w:p/>
+    <w:p>
+      <w:proofErr w:type="spellStart"/>
+      <w:r>
+        <w:t>maxSuggestions</w:t>
+      </w:r>
+      <w:proofErr w:type="spellEnd"/>
+      <w:r>
+        <w:t>: 5,</w:t>
+      </w:r>
+    </w:p>
+    <w:p/>
+    <w:p>
+      <w:proofErr w:type="spellStart"/>
+      <w:r>
+        <w:t>maxFollowUps</w:t>
+      </w:r>
+      <w:proofErr w:type="spellEnd"/>
+      <w:r>
+        <w:t>: 5,</w:t>
+      </w:r>
+    </w:p>
+    <w:p/>
+    <w:p>
+      <w:proofErr w:type="spellStart"/>
+      <w:r>
+        <w:t>confidenceThreshold</w:t>
+      </w:r>
+      <w:proofErr w:type="spellEnd"/>
+      <w:r>
+        <w:t>: 0.68,</w:t>
+      </w:r>
+    </w:p>
+    <w:p/>
+    <w:p>
       <w:r>
         <w:lastRenderedPageBreak/>
-        <w:t>Mention:</w:t>
-      </w:r>
-    </w:p>
-    <w:p>
-      <w:r>
-        <w:t>- important activity</w:t>
-      </w:r>
-    </w:p>
-    <w:p>
-      <w:r>
-        <w:t>- nearby relevance</w:t>
-      </w:r>
-    </w:p>
-    <w:p>
-      <w:r>
-        <w:t>- safety concerns</w:t>
-      </w:r>
-    </w:p>
-    <w:p>
-      <w:r>
-        <w:t>- notable patterns</w:t>
-      </w:r>
-    </w:p>
-    <w:p>
-      <w:r>
-        <w:t>`,</w:t>
+        <w:t>};</w:t>
       </w:r>
     </w:p>
     <w:p/>
     <w:p>
       <w:r>
-        <w:t>suggestions: `</w:t>
-      </w:r>
-    </w:p>
-    <w:p>
-      <w:r>
-        <w:t>Generate useful follow-up search suggestions.</w:t>
+        <w:t>/* =========================================================</w:t>
+      </w:r>
+    </w:p>
+    <w:p>
+      <w:r>
+        <w:t>SEARCH LIMITS</w:t>
+      </w:r>
+    </w:p>
+    <w:p>
+      <w:r>
+        <w:t>========================================================= */</w:t>
       </w:r>
     </w:p>
     <w:p/>
     <w:p>
       <w:r>
-        <w:t>Keep suggestions short.</w:t>
+        <w:t xml:space="preserve">export </w:t>
+      </w:r>
+      <w:proofErr w:type="spellStart"/>
+      <w:r>
+        <w:t>const</w:t>
+      </w:r>
+      <w:proofErr w:type="spellEnd"/>
+      <w:r>
+        <w:t xml:space="preserve"> SEARCH_LIMITS = {</w:t>
       </w:r>
     </w:p>
     <w:p/>
     <w:p>
-      <w:r>
-        <w:t>Focus on:</w:t>
-      </w:r>
-    </w:p>
-    <w:p>
-      <w:r>
-        <w:t>- nearby activity</w:t>
-      </w:r>
-    </w:p>
-    <w:p>
-      <w:r>
-        <w:t>- related searches</w:t>
-      </w:r>
-    </w:p>
-    <w:p>
-      <w:r>
-        <w:t>- discovery</w:t>
-      </w:r>
-    </w:p>
-    <w:p>
-      <w:r>
-        <w:t>- filtering</w:t>
-      </w:r>
-    </w:p>
-    <w:p>
-      <w:r>
-        <w:t>`,</w:t>
+      <w:proofErr w:type="spellStart"/>
+      <w:r>
+        <w:t>maxResults</w:t>
+      </w:r>
+      <w:proofErr w:type="spellEnd"/>
+      <w:r>
+        <w:t>: 50,</w:t>
+      </w:r>
+    </w:p>
+    <w:p/>
+    <w:p>
+      <w:proofErr w:type="spellStart"/>
+      <w:r>
+        <w:t>maxRecentSearches</w:t>
+      </w:r>
+      <w:proofErr w:type="spellEnd"/>
+      <w:r>
+        <w:t>: 10,</w:t>
+      </w:r>
+    </w:p>
+    <w:p/>
+    <w:p>
+      <w:proofErr w:type="spellStart"/>
+      <w:r>
+        <w:t>maxSuggestions</w:t>
+      </w:r>
+      <w:proofErr w:type="spellEnd"/>
+      <w:r>
+        <w:t>: 8,</w:t>
+      </w:r>
+    </w:p>
+    <w:p/>
+    <w:p>
+      <w:proofErr w:type="spellStart"/>
+      <w:r>
+        <w:t>debounceMs</w:t>
+      </w:r>
+      <w:proofErr w:type="spellEnd"/>
+      <w:r>
+        <w:t>: 300,</w:t>
+      </w:r>
+    </w:p>
+    <w:p/>
+    <w:p>
+      <w:r>
+        <w:t>};</w:t>
+      </w:r>
+    </w:p>
+    <w:p/>
+    <w:p>
+      <w:r>
+        <w:t>/* =========================================================</w:t>
+      </w:r>
+    </w:p>
+    <w:p>
+      <w:r>
+        <w:t>SEARCH ENDPOINTS</w:t>
+      </w:r>
+    </w:p>
+    <w:p>
+      <w:r>
+        <w:t>========================================================= */</w:t>
+      </w:r>
+    </w:p>
+    <w:p/>
+    <w:p>
+      <w:r>
+        <w:t xml:space="preserve">export </w:t>
+      </w:r>
+      <w:proofErr w:type="spellStart"/>
+      <w:r>
+        <w:t>const</w:t>
+      </w:r>
+      <w:proofErr w:type="spellEnd"/>
+      <w:r>
+        <w:t xml:space="preserve"> SEARCH_ENDPOINTS = {</w:t>
+      </w:r>
+    </w:p>
+    <w:p/>
+    <w:p>
+      <w:r>
+        <w:t>hybrid:</w:t>
+      </w:r>
+    </w:p>
+    <w:p>
+      <w:r>
+        <w:t>"/</w:t>
+      </w:r>
+      <w:proofErr w:type="spellStart"/>
+      <w:r>
+        <w:t>api</w:t>
+      </w:r>
+      <w:proofErr w:type="spellEnd"/>
+      <w:r>
+        <w:t>/search/hybrid",</w:t>
+      </w:r>
+    </w:p>
+    <w:p/>
+    <w:p>
+      <w:r>
+        <w:t>suggestions:</w:t>
+      </w:r>
+    </w:p>
+    <w:p>
+      <w:r>
+        <w:t>"/</w:t>
+      </w:r>
+      <w:proofErr w:type="spellStart"/>
+      <w:r>
+        <w:t>api</w:t>
+      </w:r>
+      <w:proofErr w:type="spellEnd"/>
+      <w:r>
+        <w:t>/search/suggestions",</w:t>
+      </w:r>
+    </w:p>
+    <w:p/>
+    <w:p>
+      <w:r>
+        <w:t>semantic:</w:t>
+      </w:r>
+    </w:p>
+    <w:p>
+      <w:r>
+        <w:lastRenderedPageBreak/>
+        <w:t>"/</w:t>
+      </w:r>
+      <w:proofErr w:type="spellStart"/>
+      <w:r>
+        <w:t>api</w:t>
+      </w:r>
+      <w:proofErr w:type="spellEnd"/>
+      <w:r>
+        <w:t>/search/semantic",</w:t>
+      </w:r>
+    </w:p>
+    <w:p/>
+    <w:p>
+      <w:r>
+        <w:t>keyword:</w:t>
+      </w:r>
+    </w:p>
+    <w:p>
+      <w:r>
+        <w:t>"/</w:t>
+      </w:r>
+      <w:proofErr w:type="spellStart"/>
+      <w:r>
+        <w:t>api</w:t>
+      </w:r>
+      <w:proofErr w:type="spellEnd"/>
+      <w:r>
+        <w:t>/search/keyword",</w:t>
+      </w:r>
+    </w:p>
+    <w:p/>
+    <w:p>
+      <w:r>
+        <w:t>trending:</w:t>
+      </w:r>
+    </w:p>
+    <w:p>
+      <w:r>
+        <w:t>"/</w:t>
+      </w:r>
+      <w:proofErr w:type="spellStart"/>
+      <w:r>
+        <w:t>api</w:t>
+      </w:r>
+      <w:proofErr w:type="spellEnd"/>
+      <w:r>
+        <w:t>/search/trending",</w:t>
       </w:r>
     </w:p>
     <w:p/>
@@ -12838,7 +12189,7 @@
           <w:rStyle w:val="HTMLCode"/>
           <w:rFonts w:eastAsiaTheme="majorEastAsia"/>
         </w:rPr>
-        <w:t>/search/searchUIConfig.js</w:t>
+        <w:t>/search/searchResultConfig.js</w:t>
       </w:r>
     </w:p>
     <w:p>
@@ -12848,7 +12199,7 @@
     </w:p>
     <w:p>
       <w:r>
-        <w:t>SEARCH UI CONFIG</w:t>
+        <w:t>SEARCH RESULT CONFIG</w:t>
       </w:r>
     </w:p>
     <w:p>
@@ -12867,128 +12218,329 @@
       </w:r>
       <w:proofErr w:type="spellEnd"/>
       <w:r>
-        <w:t xml:space="preserve"> SEARCH_UI_CONFIG = {</w:t>
+        <w:t xml:space="preserve"> SEARCH_RESULT_CONFIG = {</w:t>
       </w:r>
     </w:p>
     <w:p/>
     <w:p>
-      <w:proofErr w:type="spellStart"/>
-      <w:r>
-        <w:t>showAISummary</w:t>
-      </w:r>
-      <w:proofErr w:type="spellEnd"/>
-      <w:r>
-        <w:t>: true,</w:t>
+      <w:r>
+        <w:t>incident: {</w:t>
+      </w:r>
+    </w:p>
+    <w:p>
+      <w:r>
+        <w:t>label: "Incident",</w:t>
+      </w:r>
+    </w:p>
+    <w:p>
+      <w:r>
+        <w:t>icon: "</w:t>
+      </w:r>
+      <w:r>
+        <w:rPr>
+          <w:rFonts w:ascii="Segoe UI Symbol" w:hAnsi="Segoe UI Symbol" w:cs="Segoe UI Symbol"/>
+        </w:rPr>
+        <w:t>🚨</w:t>
+      </w:r>
+      <w:r>
+        <w:t>",</w:t>
+      </w:r>
+    </w:p>
+    <w:p>
+      <w:proofErr w:type="spellStart"/>
+      <w:r>
+        <w:t>color</w:t>
+      </w:r>
+      <w:proofErr w:type="spellEnd"/>
+      <w:r>
+        <w:t>: "danger",</w:t>
+      </w:r>
+    </w:p>
+    <w:p>
+      <w:r>
+        <w:t>},</w:t>
       </w:r>
     </w:p>
     <w:p/>
     <w:p>
-      <w:proofErr w:type="spellStart"/>
-      <w:r>
-        <w:t>showSuggestions</w:t>
-      </w:r>
-      <w:proofErr w:type="spellEnd"/>
-      <w:r>
-        <w:t>: true,</w:t>
+      <w:r>
+        <w:t>event: {</w:t>
+      </w:r>
+    </w:p>
+    <w:p>
+      <w:r>
+        <w:t>label: "Event",</w:t>
+      </w:r>
+    </w:p>
+    <w:p>
+      <w:r>
+        <w:t>icon: "</w:t>
+      </w:r>
+      <w:r>
+        <w:rPr>
+          <w:rFonts w:ascii="Segoe UI Symbol" w:hAnsi="Segoe UI Symbol" w:cs="Segoe UI Symbol"/>
+        </w:rPr>
+        <w:t>📅</w:t>
+      </w:r>
+      <w:r>
+        <w:t>",</w:t>
+      </w:r>
+    </w:p>
+    <w:p>
+      <w:proofErr w:type="spellStart"/>
+      <w:r>
+        <w:t>color</w:t>
+      </w:r>
+      <w:proofErr w:type="spellEnd"/>
+      <w:r>
+        <w:t>: "info",</w:t>
+      </w:r>
+    </w:p>
+    <w:p>
+      <w:r>
+        <w:t>},</w:t>
       </w:r>
     </w:p>
     <w:p/>
     <w:p>
-      <w:proofErr w:type="spellStart"/>
-      <w:r>
-        <w:t>showFollowUps</w:t>
-      </w:r>
-      <w:proofErr w:type="spellEnd"/>
-      <w:r>
-        <w:t>: true,</w:t>
+      <w:r>
+        <w:t>blob: {</w:t>
+      </w:r>
+    </w:p>
+    <w:p>
+      <w:r>
+        <w:t>label: "Blob",</w:t>
+      </w:r>
+    </w:p>
+    <w:p>
+      <w:r>
+        <w:lastRenderedPageBreak/>
+        <w:t>icon: "</w:t>
+      </w:r>
+      <w:r>
+        <w:rPr>
+          <w:rFonts w:ascii="Segoe UI Symbol" w:hAnsi="Segoe UI Symbol" w:cs="Segoe UI Symbol"/>
+        </w:rPr>
+        <w:t>🛍</w:t>
+      </w:r>
+      <w:r>
+        <w:t>️",</w:t>
+      </w:r>
+    </w:p>
+    <w:p>
+      <w:proofErr w:type="spellStart"/>
+      <w:r>
+        <w:t>color</w:t>
+      </w:r>
+      <w:proofErr w:type="spellEnd"/>
+      <w:r>
+        <w:t>: "success",</w:t>
+      </w:r>
+    </w:p>
+    <w:p>
+      <w:r>
+        <w:t>},</w:t>
       </w:r>
     </w:p>
     <w:p/>
     <w:p>
-      <w:proofErr w:type="spellStart"/>
-      <w:r>
-        <w:t>showResultIcons</w:t>
-      </w:r>
-      <w:proofErr w:type="spellEnd"/>
-      <w:r>
-        <w:t>: true,</w:t>
+      <w:r>
+        <w:t>beacon: {</w:t>
+      </w:r>
+    </w:p>
+    <w:p>
+      <w:r>
+        <w:t>label: "Beacon",</w:t>
+      </w:r>
+    </w:p>
+    <w:p>
+      <w:r>
+        <w:t>icon: "</w:t>
+      </w:r>
+      <w:r>
+        <w:rPr>
+          <w:rFonts w:ascii="Segoe UI Symbol" w:hAnsi="Segoe UI Symbol" w:cs="Segoe UI Symbol"/>
+        </w:rPr>
+        <w:t>📡</w:t>
+      </w:r>
+      <w:r>
+        <w:t>",</w:t>
+      </w:r>
+    </w:p>
+    <w:p>
+      <w:proofErr w:type="spellStart"/>
+      <w:r>
+        <w:t>color</w:t>
+      </w:r>
+      <w:proofErr w:type="spellEnd"/>
+      <w:r>
+        <w:t>: "warning",</w:t>
+      </w:r>
+    </w:p>
+    <w:p>
+      <w:r>
+        <w:t>},</w:t>
       </w:r>
     </w:p>
     <w:p/>
     <w:p>
-      <w:proofErr w:type="spellStart"/>
-      <w:r>
-        <w:t>showDistances</w:t>
-      </w:r>
-      <w:proofErr w:type="spellEnd"/>
-      <w:r>
-        <w:t>: true,</w:t>
+      <w:r>
+        <w:t>business: {</w:t>
+      </w:r>
+    </w:p>
+    <w:p>
+      <w:r>
+        <w:t>label: "Business",</w:t>
+      </w:r>
+    </w:p>
+    <w:p>
+      <w:r>
+        <w:t>icon: "</w:t>
+      </w:r>
+      <w:r>
+        <w:rPr>
+          <w:rFonts w:ascii="Segoe UI Symbol" w:hAnsi="Segoe UI Symbol" w:cs="Segoe UI Symbol"/>
+        </w:rPr>
+        <w:t>🏪</w:t>
+      </w:r>
+      <w:r>
+        <w:t>",</w:t>
+      </w:r>
+    </w:p>
+    <w:p>
+      <w:proofErr w:type="spellStart"/>
+      <w:r>
+        <w:t>color</w:t>
+      </w:r>
+      <w:proofErr w:type="spellEnd"/>
+      <w:r>
+        <w:t>: "success",</w:t>
+      </w:r>
+    </w:p>
+    <w:p>
+      <w:r>
+        <w:t>},</w:t>
       </w:r>
     </w:p>
     <w:p/>
     <w:p>
-      <w:proofErr w:type="spellStart"/>
-      <w:r>
-        <w:t>showMapPreview</w:t>
-      </w:r>
-      <w:proofErr w:type="spellEnd"/>
-      <w:r>
-        <w:t>: true,</w:t>
+      <w:r>
+        <w:t>user: {</w:t>
+      </w:r>
+    </w:p>
+    <w:p>
+      <w:r>
+        <w:t>label: "User",</w:t>
+      </w:r>
+    </w:p>
+    <w:p>
+      <w:r>
+        <w:t>icon: "</w:t>
+      </w:r>
+      <w:r>
+        <w:rPr>
+          <w:rFonts w:ascii="Segoe UI Symbol" w:hAnsi="Segoe UI Symbol" w:cs="Segoe UI Symbol"/>
+        </w:rPr>
+        <w:t>👤</w:t>
+      </w:r>
+      <w:r>
+        <w:t>",</w:t>
+      </w:r>
+    </w:p>
+    <w:p>
+      <w:proofErr w:type="spellStart"/>
+      <w:r>
+        <w:t>color</w:t>
+      </w:r>
+      <w:proofErr w:type="spellEnd"/>
+      <w:r>
+        <w:t>: "neutral",</w:t>
+      </w:r>
+    </w:p>
+    <w:p>
+      <w:r>
+        <w:t>},</w:t>
       </w:r>
     </w:p>
     <w:p/>
     <w:p>
-      <w:proofErr w:type="spellStart"/>
-      <w:r>
-        <w:t>enableAnimations</w:t>
-      </w:r>
-      <w:proofErr w:type="spellEnd"/>
-      <w:r>
-        <w:t>: true,</w:t>
+      <w:r>
+        <w:t>place: {</w:t>
+      </w:r>
+    </w:p>
+    <w:p>
+      <w:r>
+        <w:t>label: "Place",</w:t>
+      </w:r>
+    </w:p>
+    <w:p>
+      <w:r>
+        <w:t>icon: "</w:t>
+      </w:r>
+      <w:r>
+        <w:rPr>
+          <w:rFonts w:ascii="Segoe UI Symbol" w:hAnsi="Segoe UI Symbol" w:cs="Segoe UI Symbol"/>
+        </w:rPr>
+        <w:t>📍</w:t>
+      </w:r>
+      <w:r>
+        <w:t>",</w:t>
+      </w:r>
+    </w:p>
+    <w:p>
+      <w:proofErr w:type="spellStart"/>
+      <w:r>
+        <w:t>color</w:t>
+      </w:r>
+      <w:proofErr w:type="spellEnd"/>
+      <w:r>
+        <w:t>: "info",</w:t>
+      </w:r>
+    </w:p>
+    <w:p>
+      <w:r>
+        <w:t>},</w:t>
       </w:r>
     </w:p>
     <w:p/>
     <w:p>
-      <w:proofErr w:type="spellStart"/>
-      <w:r>
-        <w:t>enableStreaming</w:t>
-      </w:r>
-      <w:proofErr w:type="spellEnd"/>
-      <w:r>
-        <w:t>: true,</w:t>
-      </w:r>
-    </w:p>
-    <w:p/>
-    <w:p>
-      <w:proofErr w:type="spellStart"/>
-      <w:r>
-        <w:t>stickySearchBar</w:t>
-      </w:r>
-      <w:proofErr w:type="spellEnd"/>
-      <w:r>
-        <w:t>: true,</w:t>
-      </w:r>
-    </w:p>
-    <w:p/>
-    <w:p>
-      <w:proofErr w:type="spellStart"/>
-      <w:r>
-        <w:t>autoFocusSearch</w:t>
-      </w:r>
-      <w:proofErr w:type="spellEnd"/>
-      <w:r>
-        <w:t>: false,</w:t>
-      </w:r>
-    </w:p>
-    <w:p/>
-    <w:p>
-      <w:proofErr w:type="spellStart"/>
-      <w:r>
-        <w:t>persistRecentSearches</w:t>
-      </w:r>
-      <w:proofErr w:type="spellEnd"/>
-      <w:r>
-        <w:t>: true,</w:t>
+      <w:r>
+        <w:t>alert: {</w:t>
+      </w:r>
+    </w:p>
+    <w:p>
+      <w:r>
+        <w:t>label: "Alert",</w:t>
+      </w:r>
+    </w:p>
+    <w:p>
+      <w:r>
+        <w:t>icon: "</w:t>
+      </w:r>
+      <w:r>
+        <w:rPr>
+          <w:rFonts w:ascii="Segoe UI Symbol" w:hAnsi="Segoe UI Symbol" w:cs="Segoe UI Symbol"/>
+        </w:rPr>
+        <w:t>⚠</w:t>
+      </w:r>
+      <w:r>
+        <w:t>️",</w:t>
+      </w:r>
+    </w:p>
+    <w:p>
+      <w:proofErr w:type="spellStart"/>
+      <w:r>
+        <w:lastRenderedPageBreak/>
+        <w:t>color</w:t>
+      </w:r>
+      <w:proofErr w:type="spellEnd"/>
+      <w:r>
+        <w:t>: "danger",</w:t>
+      </w:r>
+    </w:p>
+    <w:p>
+      <w:r>
+        <w:t>},</w:t>
       </w:r>
     </w:p>
     <w:p/>
@@ -13045,7 +12597,7 @@
           <w:rStyle w:val="HTMLCode"/>
           <w:rFonts w:eastAsiaTheme="majorEastAsia"/>
         </w:rPr>
-        <w:t>/search/searchRankingConfig.js</w:t>
+        <w:t>/search/searchPromptConfig.js</w:t>
       </w:r>
     </w:p>
     <w:p>
@@ -13055,7 +12607,7 @@
     </w:p>
     <w:p>
       <w:r>
-        <w:t>SEARCH RANKING</w:t>
+        <w:t>SEARCH AI PROMPTS</w:t>
       </w:r>
     </w:p>
     <w:p>
@@ -13074,62 +12626,162 @@
       </w:r>
       <w:proofErr w:type="spellEnd"/>
       <w:r>
-        <w:t xml:space="preserve"> SEARCH_RANKING = {</w:t>
+        <w:t xml:space="preserve"> SEARCH_PROMPTS = {</w:t>
       </w:r>
     </w:p>
     <w:p/>
     <w:p>
-      <w:proofErr w:type="spellStart"/>
-      <w:r>
-        <w:t>semanticWeight</w:t>
-      </w:r>
-      <w:proofErr w:type="spellEnd"/>
-      <w:r>
-        <w:t>: 0.45,</w:t>
+      <w:r>
+        <w:t>system: `</w:t>
+      </w:r>
+    </w:p>
+    <w:p>
+      <w:r>
+        <w:t>You are the Community One AI Search Assistant.</w:t>
       </w:r>
     </w:p>
     <w:p/>
     <w:p>
-      <w:proofErr w:type="spellStart"/>
-      <w:r>
-        <w:t>keywordWeight</w:t>
-      </w:r>
-      <w:proofErr w:type="spellEnd"/>
-      <w:r>
-        <w:t>: 0.25,</w:t>
+      <w:r>
+        <w:t>Your role:</w:t>
       </w:r>
     </w:p>
     <w:p/>
     <w:p>
-      <w:proofErr w:type="spellStart"/>
-      <w:r>
-        <w:t>proximityWeight</w:t>
-      </w:r>
-      <w:proofErr w:type="spellEnd"/>
-      <w:r>
-        <w:t>: 0.15,</w:t>
+      <w:r>
+        <w:t>- Understand natural language intent</w:t>
+      </w:r>
+    </w:p>
+    <w:p>
+      <w:r>
+        <w:t>- Improve search quality</w:t>
+      </w:r>
+    </w:p>
+    <w:p>
+      <w:r>
+        <w:t>- Generate contextual suggestions</w:t>
+      </w:r>
+    </w:p>
+    <w:p>
+      <w:r>
+        <w:t>- Help discover local community activity</w:t>
+      </w:r>
+    </w:p>
+    <w:p>
+      <w:r>
+        <w:t>- Summarize results clearly</w:t>
+      </w:r>
+    </w:p>
+    <w:p>
+      <w:r>
+        <w:t>- Prioritize local relevance</w:t>
+      </w:r>
+    </w:p>
+    <w:p>
+      <w:r>
+        <w:t>- Support map-aware searching</w:t>
+      </w:r>
+    </w:p>
+    <w:p>
+      <w:r>
+        <w:t>`,</w:t>
       </w:r>
     </w:p>
     <w:p/>
     <w:p>
-      <w:proofErr w:type="spellStart"/>
-      <w:r>
-        <w:t>recencyWeight</w:t>
-      </w:r>
-      <w:proofErr w:type="spellEnd"/>
-      <w:r>
-        <w:t>: 0.10,</w:t>
+      <w:r>
+        <w:t>summary: `</w:t>
+      </w:r>
+    </w:p>
+    <w:p>
+      <w:r>
+        <w:t>Generate a short AI summary of the search results.</w:t>
       </w:r>
     </w:p>
     <w:p/>
     <w:p>
-      <w:proofErr w:type="spellStart"/>
-      <w:r>
-        <w:t>engagementWeight</w:t>
-      </w:r>
-      <w:proofErr w:type="spellEnd"/>
-      <w:r>
-        <w:t>: 0.05,</w:t>
+      <w:r>
+        <w:t>Keep it concise.</w:t>
+      </w:r>
+    </w:p>
+    <w:p/>
+    <w:p>
+      <w:r>
+        <w:lastRenderedPageBreak/>
+        <w:t>Mention:</w:t>
+      </w:r>
+    </w:p>
+    <w:p>
+      <w:r>
+        <w:t>- important activity</w:t>
+      </w:r>
+    </w:p>
+    <w:p>
+      <w:r>
+        <w:t>- nearby relevance</w:t>
+      </w:r>
+    </w:p>
+    <w:p>
+      <w:r>
+        <w:t>- safety concerns</w:t>
+      </w:r>
+    </w:p>
+    <w:p>
+      <w:r>
+        <w:t>- notable patterns</w:t>
+      </w:r>
+    </w:p>
+    <w:p>
+      <w:r>
+        <w:t>`,</w:t>
+      </w:r>
+    </w:p>
+    <w:p/>
+    <w:p>
+      <w:r>
+        <w:t>suggestions: `</w:t>
+      </w:r>
+    </w:p>
+    <w:p>
+      <w:r>
+        <w:t>Generate useful follow-up search suggestions.</w:t>
+      </w:r>
+    </w:p>
+    <w:p/>
+    <w:p>
+      <w:r>
+        <w:t>Keep suggestions short.</w:t>
+      </w:r>
+    </w:p>
+    <w:p/>
+    <w:p>
+      <w:r>
+        <w:t>Focus on:</w:t>
+      </w:r>
+    </w:p>
+    <w:p>
+      <w:r>
+        <w:t>- nearby activity</w:t>
+      </w:r>
+    </w:p>
+    <w:p>
+      <w:r>
+        <w:t>- related searches</w:t>
+      </w:r>
+    </w:p>
+    <w:p>
+      <w:r>
+        <w:t>- discovery</w:t>
+      </w:r>
+    </w:p>
+    <w:p>
+      <w:r>
+        <w:t>- filtering</w:t>
+      </w:r>
+    </w:p>
+    <w:p>
+      <w:r>
+        <w:t>`,</w:t>
       </w:r>
     </w:p>
     <w:p/>
@@ -13142,6 +12794,354 @@
       <w:r>
         <w:pict>
           <v:rect id="_x0000_i1040" style="width:0;height:1.5pt" o:hralign="center" o:hrstd="t" o:hr="t" fillcolor="#a0a0a0" stroked="f"/>
+        </w:pict>
+      </w:r>
+    </w:p>
+    <w:p>
+      <w:pPr>
+        <w:pStyle w:val="Heading1"/>
+      </w:pPr>
+      <w:r>
+        <w:rPr>
+          <w:rStyle w:val="HTMLCode"/>
+          <w:rFonts w:eastAsiaTheme="majorEastAsia"/>
+        </w:rPr>
+        <w:t>/</w:t>
+      </w:r>
+      <w:proofErr w:type="spellStart"/>
+      <w:r>
+        <w:rPr>
+          <w:rStyle w:val="HTMLCode"/>
+          <w:rFonts w:eastAsiaTheme="majorEastAsia"/>
+        </w:rPr>
+        <w:t>src</w:t>
+      </w:r>
+      <w:proofErr w:type="spellEnd"/>
+      <w:r>
+        <w:rPr>
+          <w:rStyle w:val="HTMLCode"/>
+          <w:rFonts w:eastAsiaTheme="majorEastAsia"/>
+        </w:rPr>
+        <w:t>/</w:t>
+      </w:r>
+      <w:proofErr w:type="spellStart"/>
+      <w:r>
+        <w:rPr>
+          <w:rStyle w:val="HTMLCode"/>
+          <w:rFonts w:eastAsiaTheme="majorEastAsia"/>
+        </w:rPr>
+        <w:t>config</w:t>
+      </w:r>
+      <w:proofErr w:type="spellEnd"/>
+      <w:r>
+        <w:rPr>
+          <w:rStyle w:val="HTMLCode"/>
+          <w:rFonts w:eastAsiaTheme="majorEastAsia"/>
+        </w:rPr>
+        <w:t>/search/searchUIConfig.js</w:t>
+      </w:r>
+    </w:p>
+    <w:p>
+      <w:r>
+        <w:t>/* =========================================================</w:t>
+      </w:r>
+    </w:p>
+    <w:p>
+      <w:r>
+        <w:t>SEARCH UI CONFIG</w:t>
+      </w:r>
+    </w:p>
+    <w:p>
+      <w:r>
+        <w:t>========================================================= */</w:t>
+      </w:r>
+    </w:p>
+    <w:p/>
+    <w:p>
+      <w:r>
+        <w:t xml:space="preserve">export </w:t>
+      </w:r>
+      <w:proofErr w:type="spellStart"/>
+      <w:r>
+        <w:t>const</w:t>
+      </w:r>
+      <w:proofErr w:type="spellEnd"/>
+      <w:r>
+        <w:t xml:space="preserve"> SEARCH_UI_CONFIG = {</w:t>
+      </w:r>
+    </w:p>
+    <w:p/>
+    <w:p>
+      <w:proofErr w:type="spellStart"/>
+      <w:r>
+        <w:t>showAISummary</w:t>
+      </w:r>
+      <w:proofErr w:type="spellEnd"/>
+      <w:r>
+        <w:t>: true,</w:t>
+      </w:r>
+    </w:p>
+    <w:p/>
+    <w:p>
+      <w:proofErr w:type="spellStart"/>
+      <w:r>
+        <w:t>showSuggestions</w:t>
+      </w:r>
+      <w:proofErr w:type="spellEnd"/>
+      <w:r>
+        <w:t>: true,</w:t>
+      </w:r>
+    </w:p>
+    <w:p/>
+    <w:p>
+      <w:proofErr w:type="spellStart"/>
+      <w:r>
+        <w:t>showFollowUps</w:t>
+      </w:r>
+      <w:proofErr w:type="spellEnd"/>
+      <w:r>
+        <w:t>: true,</w:t>
+      </w:r>
+    </w:p>
+    <w:p/>
+    <w:p>
+      <w:proofErr w:type="spellStart"/>
+      <w:r>
+        <w:t>showResultIcons</w:t>
+      </w:r>
+      <w:proofErr w:type="spellEnd"/>
+      <w:r>
+        <w:t>: true,</w:t>
+      </w:r>
+    </w:p>
+    <w:p/>
+    <w:p>
+      <w:proofErr w:type="spellStart"/>
+      <w:r>
+        <w:t>showDistances</w:t>
+      </w:r>
+      <w:proofErr w:type="spellEnd"/>
+      <w:r>
+        <w:t>: true,</w:t>
+      </w:r>
+    </w:p>
+    <w:p/>
+    <w:p>
+      <w:proofErr w:type="spellStart"/>
+      <w:r>
+        <w:t>showMapPreview</w:t>
+      </w:r>
+      <w:proofErr w:type="spellEnd"/>
+      <w:r>
+        <w:t>: true,</w:t>
+      </w:r>
+    </w:p>
+    <w:p/>
+    <w:p>
+      <w:proofErr w:type="spellStart"/>
+      <w:r>
+        <w:t>enableAnimations</w:t>
+      </w:r>
+      <w:proofErr w:type="spellEnd"/>
+      <w:r>
+        <w:t>: true,</w:t>
+      </w:r>
+    </w:p>
+    <w:p/>
+    <w:p>
+      <w:proofErr w:type="spellStart"/>
+      <w:r>
+        <w:t>enableStreaming</w:t>
+      </w:r>
+      <w:proofErr w:type="spellEnd"/>
+      <w:r>
+        <w:t>: true,</w:t>
+      </w:r>
+    </w:p>
+    <w:p/>
+    <w:p>
+      <w:proofErr w:type="spellStart"/>
+      <w:r>
+        <w:t>stickySearchBar</w:t>
+      </w:r>
+      <w:proofErr w:type="spellEnd"/>
+      <w:r>
+        <w:t>: true,</w:t>
+      </w:r>
+    </w:p>
+    <w:p/>
+    <w:p>
+      <w:proofErr w:type="spellStart"/>
+      <w:r>
+        <w:t>autoFocusSearch</w:t>
+      </w:r>
+      <w:proofErr w:type="spellEnd"/>
+      <w:r>
+        <w:t>: false,</w:t>
+      </w:r>
+    </w:p>
+    <w:p/>
+    <w:p>
+      <w:proofErr w:type="spellStart"/>
+      <w:r>
+        <w:t>persistRecentSearches</w:t>
+      </w:r>
+      <w:proofErr w:type="spellEnd"/>
+      <w:r>
+        <w:t>: true,</w:t>
+      </w:r>
+    </w:p>
+    <w:p/>
+    <w:p>
+      <w:r>
+        <w:t>};</w:t>
+      </w:r>
+    </w:p>
+    <w:p>
+      <w:r>
+        <w:pict>
+          <v:rect id="_x0000_i1041" style="width:0;height:1.5pt" o:hralign="center" o:hrstd="t" o:hr="t" fillcolor="#a0a0a0" stroked="f"/>
+        </w:pict>
+      </w:r>
+    </w:p>
+    <w:p>
+      <w:pPr>
+        <w:pStyle w:val="Heading1"/>
+      </w:pPr>
+      <w:r>
+        <w:rPr>
+          <w:rStyle w:val="HTMLCode"/>
+          <w:rFonts w:eastAsiaTheme="majorEastAsia"/>
+        </w:rPr>
+        <w:t>/</w:t>
+      </w:r>
+      <w:proofErr w:type="spellStart"/>
+      <w:r>
+        <w:rPr>
+          <w:rStyle w:val="HTMLCode"/>
+          <w:rFonts w:eastAsiaTheme="majorEastAsia"/>
+        </w:rPr>
+        <w:t>src</w:t>
+      </w:r>
+      <w:proofErr w:type="spellEnd"/>
+      <w:r>
+        <w:rPr>
+          <w:rStyle w:val="HTMLCode"/>
+          <w:rFonts w:eastAsiaTheme="majorEastAsia"/>
+        </w:rPr>
+        <w:t>/</w:t>
+      </w:r>
+      <w:proofErr w:type="spellStart"/>
+      <w:r>
+        <w:rPr>
+          <w:rStyle w:val="HTMLCode"/>
+          <w:rFonts w:eastAsiaTheme="majorEastAsia"/>
+        </w:rPr>
+        <w:t>config</w:t>
+      </w:r>
+      <w:proofErr w:type="spellEnd"/>
+      <w:r>
+        <w:rPr>
+          <w:rStyle w:val="HTMLCode"/>
+          <w:rFonts w:eastAsiaTheme="majorEastAsia"/>
+        </w:rPr>
+        <w:t>/search/searchRankingConfig.js</w:t>
+      </w:r>
+    </w:p>
+    <w:p>
+      <w:r>
+        <w:t>/* =========================================================</w:t>
+      </w:r>
+    </w:p>
+    <w:p>
+      <w:r>
+        <w:t>SEARCH RANKING</w:t>
+      </w:r>
+    </w:p>
+    <w:p>
+      <w:r>
+        <w:t>========================================================= */</w:t>
+      </w:r>
+    </w:p>
+    <w:p/>
+    <w:p>
+      <w:r>
+        <w:t xml:space="preserve">export </w:t>
+      </w:r>
+      <w:proofErr w:type="spellStart"/>
+      <w:r>
+        <w:t>const</w:t>
+      </w:r>
+      <w:proofErr w:type="spellEnd"/>
+      <w:r>
+        <w:t xml:space="preserve"> SEARCH_RANKING = {</w:t>
+      </w:r>
+    </w:p>
+    <w:p/>
+    <w:p>
+      <w:proofErr w:type="spellStart"/>
+      <w:r>
+        <w:t>semanticWeight</w:t>
+      </w:r>
+      <w:proofErr w:type="spellEnd"/>
+      <w:r>
+        <w:t>: 0.45,</w:t>
+      </w:r>
+    </w:p>
+    <w:p/>
+    <w:p>
+      <w:proofErr w:type="spellStart"/>
+      <w:r>
+        <w:t>keywordWeight</w:t>
+      </w:r>
+      <w:proofErr w:type="spellEnd"/>
+      <w:r>
+        <w:t>: 0.25,</w:t>
+      </w:r>
+    </w:p>
+    <w:p/>
+    <w:p>
+      <w:proofErr w:type="spellStart"/>
+      <w:r>
+        <w:t>proximityWeight</w:t>
+      </w:r>
+      <w:proofErr w:type="spellEnd"/>
+      <w:r>
+        <w:t>: 0.15,</w:t>
+      </w:r>
+    </w:p>
+    <w:p/>
+    <w:p>
+      <w:proofErr w:type="spellStart"/>
+      <w:r>
+        <w:t>recencyWeight</w:t>
+      </w:r>
+      <w:proofErr w:type="spellEnd"/>
+      <w:r>
+        <w:t>: 0.10,</w:t>
+      </w:r>
+    </w:p>
+    <w:p/>
+    <w:p>
+      <w:proofErr w:type="spellStart"/>
+      <w:r>
+        <w:t>engagementWeight</w:t>
+      </w:r>
+      <w:proofErr w:type="spellEnd"/>
+      <w:r>
+        <w:t>: 0.05,</w:t>
+      </w:r>
+    </w:p>
+    <w:p/>
+    <w:p>
+      <w:r>
+        <w:t>};</w:t>
+      </w:r>
+    </w:p>
+    <w:p>
+      <w:r>
+        <w:pict>
+          <v:rect id="_x0000_i1042" style="width:0;height:1.5pt" o:hralign="center" o:hrstd="t" o:hr="t" fillcolor="#a0a0a0" stroked="f"/>
         </w:pict>
       </w:r>
     </w:p>
@@ -13574,10 +13574,10 @@
       </w:pPr>
       <w:r>
         <w:object w:dxaOrig="0" w:dyaOrig="0">
-          <v:shape id="_x0000_i1051" type="#_x0000_t75" style="width:18pt;height:15.6pt" o:ole="">
+          <v:shape id="_x0000_i1054" type="#_x0000_t75" style="width:18pt;height:15.6pt" o:ole="">
             <v:imagedata r:id="rId13" o:title=""/>
           </v:shape>
-          <w:control r:id="rId15" w:name="DefaultOcxName1" w:shapeid="_x0000_i1051"/>
+          <w:control r:id="rId15" w:name="DefaultOcxName1" w:shapeid="_x0000_i1054"/>
         </w:object>
       </w:r>
     </w:p>
@@ -14741,7 +14741,7 @@
     <w:p>
       <w:r>
         <w:pict>
-          <v:rect id="_x0000_i1053" style="width:0;height:1.5pt" o:hralign="center" o:hrstd="t" o:hr="t" fillcolor="#a0a0a0" stroked="f"/>
+          <v:rect id="_x0000_i1045" style="width:0;height:1.5pt" o:hralign="center" o:hrstd="t" o:hr="t" fillcolor="#a0a0a0" stroked="f"/>
         </w:pict>
       </w:r>
     </w:p>
@@ -14844,7 +14844,7 @@
     <w:p>
       <w:r>
         <w:pict>
-          <v:rect id="_x0000_i1054" style="width:0;height:1.5pt" o:hralign="center" o:hrstd="t" o:hr="t" fillcolor="#a0a0a0" stroked="f"/>
+          <v:rect id="_x0000_i1046" style="width:0;height:1.5pt" o:hralign="center" o:hrstd="t" o:hr="t" fillcolor="#a0a0a0" stroked="f"/>
         </w:pict>
       </w:r>
     </w:p>
@@ -14948,7 +14948,7 @@
     <w:p>
       <w:r>
         <w:pict>
-          <v:rect id="_x0000_i1055" style="width:0;height:1.5pt" o:hralign="center" o:hrstd="t" o:hr="t" fillcolor="#a0a0a0" stroked="f"/>
+          <v:rect id="_x0000_i1047" style="width:0;height:1.5pt" o:hralign="center" o:hrstd="t" o:hr="t" fillcolor="#a0a0a0" stroked="f"/>
         </w:pict>
       </w:r>
     </w:p>
@@ -15051,7 +15051,7 @@
     <w:p>
       <w:r>
         <w:pict>
-          <v:rect id="_x0000_i1056" style="width:0;height:1.5pt" o:hralign="center" o:hrstd="t" o:hr="t" fillcolor="#a0a0a0" stroked="f"/>
+          <v:rect id="_x0000_i1048" style="width:0;height:1.5pt" o:hralign="center" o:hrstd="t" o:hr="t" fillcolor="#a0a0a0" stroked="f"/>
         </w:pict>
       </w:r>
     </w:p>
@@ -15150,7 +15150,7 @@
     <w:p>
       <w:r>
         <w:pict>
-          <v:rect id="_x0000_i1057" style="width:0;height:1.5pt" o:hralign="center" o:hrstd="t" o:hr="t" fillcolor="#a0a0a0" stroked="f"/>
+          <v:rect id="_x0000_i1049" style="width:0;height:1.5pt" o:hralign="center" o:hrstd="t" o:hr="t" fillcolor="#a0a0a0" stroked="f"/>
         </w:pict>
       </w:r>
     </w:p>
@@ -15381,6 +15381,7 @@
           <w:b w:val="0"/>
           <w:lang w:eastAsia="en-AU"/>
         </w:rPr>
+        <w:lastRenderedPageBreak/>
         <w:t>User logs in</w:t>
       </w:r>
     </w:p>
@@ -15613,8 +15614,3157 @@
         </w:rPr>
         <w:t>AI summary updates</w:t>
       </w:r>
+    </w:p>
+    <w:p>
+      <w:pPr>
+        <w:pStyle w:val="Style1"/>
+        <w:numPr>
+          <w:ilvl w:val="0"/>
+          <w:numId w:val="0"/>
+        </w:numPr>
+        <w:ind w:left="792" w:hanging="432"/>
+        <w:jc w:val="left"/>
+        <w:rPr>
+          <w:b w:val="0"/>
+          <w:lang w:eastAsia="en-AU"/>
+        </w:rPr>
+      </w:pPr>
+    </w:p>
+    <w:p>
+      <w:pPr>
+        <w:pStyle w:val="Heading1"/>
+      </w:pPr>
+      <w:r>
+        <w:t>STEP 2 — REDIRECT TO META OAuth</w:t>
+      </w:r>
+    </w:p>
+    <w:p>
+      <w:pPr>
+        <w:pStyle w:val="NormalWeb"/>
+      </w:pPr>
+      <w:r>
+        <w:t>Frontend:</w:t>
+      </w:r>
+    </w:p>
+    <w:p>
+      <w:pPr>
+        <w:pStyle w:val="HTMLPreformatted"/>
+      </w:pPr>
+      <w:r>
+        <w:rPr>
+          <w:rStyle w:val="HTMLCode"/>
+          <w:rFonts w:eastAsiaTheme="majorEastAsia"/>
+        </w:rPr>
+        <w:t>GET /</w:t>
+      </w:r>
+      <w:proofErr w:type="spellStart"/>
+      <w:r>
+        <w:rPr>
+          <w:rStyle w:val="HTMLCode"/>
+          <w:rFonts w:eastAsiaTheme="majorEastAsia"/>
+        </w:rPr>
+        <w:t>auth</w:t>
+      </w:r>
+      <w:proofErr w:type="spellEnd"/>
+      <w:r>
+        <w:rPr>
+          <w:rStyle w:val="HTMLCode"/>
+          <w:rFonts w:eastAsiaTheme="majorEastAsia"/>
+        </w:rPr>
+        <w:t>/</w:t>
+      </w:r>
+      <w:proofErr w:type="spellStart"/>
+      <w:r>
+        <w:rPr>
+          <w:rStyle w:val="HTMLCode"/>
+          <w:rFonts w:eastAsiaTheme="majorEastAsia"/>
+        </w:rPr>
+        <w:t>instagram</w:t>
+      </w:r>
+      <w:proofErr w:type="spellEnd"/>
+      <w:r>
+        <w:rPr>
+          <w:rStyle w:val="HTMLCode"/>
+          <w:rFonts w:eastAsiaTheme="majorEastAsia"/>
+        </w:rPr>
+        <w:t>/start</w:t>
+      </w:r>
+    </w:p>
+    <w:p>
+      <w:pPr>
+        <w:pStyle w:val="NormalWeb"/>
+      </w:pPr>
+      <w:r>
+        <w:t>Backend redirects user to:</w:t>
+      </w:r>
+    </w:p>
+    <w:p>
+      <w:pPr>
+        <w:pStyle w:val="HTMLPreformatted"/>
+      </w:pPr>
+      <w:r>
+        <w:rPr>
+          <w:rStyle w:val="HTMLCode"/>
+          <w:rFonts w:eastAsiaTheme="majorEastAsia"/>
+        </w:rPr>
+        <w:t>https://api.instagram.com/oauth/authorize</w:t>
+      </w:r>
+    </w:p>
+    <w:p>
+      <w:pPr>
+        <w:pStyle w:val="NormalWeb"/>
+      </w:pPr>
+      <w:r>
+        <w:t>OR Meta Graph auth.</w:t>
+      </w:r>
+    </w:p>
+    <w:p>
+      <w:pPr>
+        <w:pStyle w:val="NormalWeb"/>
+      </w:pPr>
+    </w:p>
+    <w:p>
+      <w:pPr>
+        <w:pStyle w:val="Heading1"/>
+      </w:pPr>
+      <w:r>
+        <w:t>STEP 1 — CREATE X DEVELOPER ACCOUNT</w:t>
+      </w:r>
+    </w:p>
+    <w:p>
+      <w:pPr>
+        <w:pStyle w:val="NormalWeb"/>
+      </w:pPr>
+      <w:r>
+        <w:t>Go to:</w:t>
+      </w:r>
+    </w:p>
+    <w:p>
+      <w:pPr>
+        <w:pStyle w:val="NormalWeb"/>
+      </w:pPr>
+      <w:hyperlink r:id="rId16" w:tgtFrame="_blank" w:history="1">
+        <w:r>
+          <w:rPr>
+            <w:rStyle w:val="Hyperlink"/>
+            <w:rFonts w:eastAsiaTheme="majorEastAsia"/>
+          </w:rPr>
+          <w:t>X Developer Portal</w:t>
+        </w:r>
+      </w:hyperlink>
+    </w:p>
+    <w:p>
+      <w:pPr>
+        <w:pStyle w:val="NormalWeb"/>
+      </w:pPr>
+      <w:r>
+        <w:t>Create:</w:t>
+      </w:r>
+    </w:p>
+    <w:p>
+      <w:pPr>
+        <w:numPr>
+          <w:ilvl w:val="0"/>
+          <w:numId w:val="35"/>
+        </w:numPr>
+        <w:spacing w:before="100" w:beforeAutospacing="1" w:after="100" w:afterAutospacing="1" w:line="240" w:lineRule="auto"/>
+      </w:pPr>
+      <w:r>
+        <w:t xml:space="preserve">Developer account </w:t>
+      </w:r>
+    </w:p>
+    <w:p>
+      <w:pPr>
+        <w:numPr>
+          <w:ilvl w:val="0"/>
+          <w:numId w:val="35"/>
+        </w:numPr>
+        <w:spacing w:before="100" w:beforeAutospacing="1" w:after="100" w:afterAutospacing="1" w:line="240" w:lineRule="auto"/>
+      </w:pPr>
+      <w:r>
+        <w:t xml:space="preserve">Project </w:t>
+      </w:r>
+    </w:p>
+    <w:p>
+      <w:pPr>
+        <w:numPr>
+          <w:ilvl w:val="0"/>
+          <w:numId w:val="35"/>
+        </w:numPr>
+        <w:spacing w:before="100" w:beforeAutospacing="1" w:after="100" w:afterAutospacing="1" w:line="240" w:lineRule="auto"/>
+      </w:pPr>
+      <w:r>
+        <w:t xml:space="preserve">App </w:t>
+      </w:r>
+    </w:p>
+    <w:p>
+      <w:pPr>
+        <w:spacing w:after="0"/>
+      </w:pPr>
+      <w:r>
+        <w:lastRenderedPageBreak/>
+        <w:pict>
+          <v:rect id="_x0000_i1062" style="width:0;height:1.5pt" o:hralign="center" o:hrstd="t" o:hr="t" fillcolor="#a0a0a0" stroked="f"/>
+        </w:pict>
+      </w:r>
+    </w:p>
+    <w:p>
+      <w:pPr>
+        <w:pStyle w:val="Heading1"/>
+      </w:pPr>
+      <w:r>
+        <w:t>STEP 2 — ENABLE OAUTH 2.0</w:t>
+      </w:r>
+    </w:p>
+    <w:p>
+      <w:pPr>
+        <w:pStyle w:val="NormalWeb"/>
+      </w:pPr>
+      <w:r>
+        <w:t>Inside your App settings:</w:t>
+      </w:r>
+    </w:p>
+    <w:p>
+      <w:pPr>
+        <w:pStyle w:val="NormalWeb"/>
+      </w:pPr>
+      <w:r>
+        <w:t>Enable:</w:t>
+      </w:r>
+    </w:p>
+    <w:p>
+      <w:pPr>
+        <w:pStyle w:val="HTMLPreformatted"/>
+      </w:pPr>
+      <w:r>
+        <w:rPr>
+          <w:rStyle w:val="HTMLCode"/>
+          <w:rFonts w:eastAsiaTheme="majorEastAsia"/>
+        </w:rPr>
+        <w:t>OAuth 2.0</w:t>
+      </w:r>
+    </w:p>
+    <w:p>
+      <w:pPr>
+        <w:pStyle w:val="NormalWeb"/>
+      </w:pPr>
+      <w:r>
+        <w:t>You want:</w:t>
+      </w:r>
+    </w:p>
+    <w:p>
+      <w:pPr>
+        <w:numPr>
+          <w:ilvl w:val="0"/>
+          <w:numId w:val="36"/>
+        </w:numPr>
+        <w:spacing w:before="100" w:beforeAutospacing="1" w:after="100" w:afterAutospacing="1" w:line="240" w:lineRule="auto"/>
+      </w:pPr>
+      <w:r>
+        <w:t xml:space="preserve">OAuth 2.0 </w:t>
+      </w:r>
+    </w:p>
+    <w:p>
+      <w:pPr>
+        <w:numPr>
+          <w:ilvl w:val="0"/>
+          <w:numId w:val="36"/>
+        </w:numPr>
+        <w:spacing w:before="100" w:beforeAutospacing="1" w:after="100" w:afterAutospacing="1" w:line="240" w:lineRule="auto"/>
+      </w:pPr>
+      <w:r>
+        <w:t xml:space="preserve">PKCE </w:t>
+      </w:r>
+    </w:p>
+    <w:p>
+      <w:pPr>
+        <w:numPr>
+          <w:ilvl w:val="0"/>
+          <w:numId w:val="36"/>
+        </w:numPr>
+        <w:spacing w:before="100" w:beforeAutospacing="1" w:after="100" w:afterAutospacing="1" w:line="240" w:lineRule="auto"/>
+      </w:pPr>
+      <w:r>
+        <w:t xml:space="preserve">Confidential client </w:t>
+      </w:r>
+    </w:p>
+    <w:p>
+      <w:pPr>
+        <w:spacing w:after="0"/>
+      </w:pPr>
+      <w:r>
+        <w:pict>
+          <v:rect id="_x0000_i1063" style="width:0;height:1.5pt" o:hralign="center" o:hrstd="t" o:hr="t" fillcolor="#a0a0a0" stroked="f"/>
+        </w:pict>
+      </w:r>
+    </w:p>
+    <w:p>
+      <w:pPr>
+        <w:pStyle w:val="Heading1"/>
+      </w:pPr>
+      <w:r>
+        <w:t>STEP 3 — ADD CALLBACK URL</w:t>
+      </w:r>
+    </w:p>
+    <w:p>
+      <w:pPr>
+        <w:pStyle w:val="NormalWeb"/>
+      </w:pPr>
+      <w:r>
+        <w:t>Add:</w:t>
+      </w:r>
+    </w:p>
+    <w:p>
+      <w:pPr>
+        <w:pStyle w:val="HTMLPreformatted"/>
+      </w:pPr>
+      <w:r>
+        <w:rPr>
+          <w:rStyle w:val="HTMLCode"/>
+          <w:rFonts w:eastAsiaTheme="majorEastAsia"/>
+        </w:rPr>
+        <w:t>https://your-backend.com/api/social/x/callback</w:t>
+      </w:r>
+    </w:p>
+    <w:p>
+      <w:pPr>
+        <w:pStyle w:val="NormalWeb"/>
+      </w:pPr>
+      <w:r>
+        <w:t>For local:</w:t>
+      </w:r>
+    </w:p>
+    <w:p>
+      <w:pPr>
+        <w:pStyle w:val="HTMLPreformatted"/>
+      </w:pPr>
+      <w:r>
+        <w:rPr>
+          <w:rStyle w:val="HTMLCode"/>
+          <w:rFonts w:eastAsiaTheme="majorEastAsia"/>
+        </w:rPr>
+        <w:t>http://localhost:3001/api/social/x/callback</w:t>
+      </w:r>
+    </w:p>
+    <w:p>
+      <w:pPr>
+        <w:pStyle w:val="NormalWeb"/>
+      </w:pPr>
+      <w:r>
+        <w:t>(or whatever backend port you use)</w:t>
+      </w:r>
+    </w:p>
+    <w:p>
+      <w:r>
+        <w:pict>
+          <v:rect id="_x0000_i1064" style="width:0;height:1.5pt" o:hralign="center" o:hrstd="t" o:hr="t" fillcolor="#a0a0a0" stroked="f"/>
+        </w:pict>
+      </w:r>
+    </w:p>
+    <w:p>
+      <w:pPr>
+        <w:pStyle w:val="Heading1"/>
+      </w:pPr>
+      <w:r>
+        <w:t>STEP 4 — ADD FRONTEND URL</w:t>
+      </w:r>
+    </w:p>
+    <w:p>
+      <w:pPr>
+        <w:pStyle w:val="NormalWeb"/>
+      </w:pPr>
+      <w:r>
+        <w:t>Add:</w:t>
+      </w:r>
+    </w:p>
+    <w:p>
+      <w:pPr>
+        <w:pStyle w:val="HTMLPreformatted"/>
+      </w:pPr>
+      <w:r>
+        <w:rPr>
+          <w:rStyle w:val="HTMLCode"/>
+          <w:rFonts w:eastAsiaTheme="majorEastAsia"/>
+        </w:rPr>
+        <w:t>https://yourfrontend.com</w:t>
+      </w:r>
+    </w:p>
+    <w:p>
+      <w:pPr>
+        <w:pStyle w:val="NormalWeb"/>
+      </w:pPr>
+      <w:r>
+        <w:t>and local dev URL.</w:t>
+      </w:r>
+    </w:p>
+    <w:p>
+      <w:r>
+        <w:pict>
+          <v:rect id="_x0000_i1065" style="width:0;height:1.5pt" o:hralign="center" o:hrstd="t" o:hr="t" fillcolor="#a0a0a0" stroked="f"/>
+        </w:pict>
+      </w:r>
+    </w:p>
+    <w:p>
+      <w:pPr>
+        <w:pStyle w:val="Heading1"/>
+      </w:pPr>
+      <w:r>
+        <w:t>STEP 5 — SET REQUIRED SCOPES</w:t>
+      </w:r>
+    </w:p>
+    <w:p>
+      <w:pPr>
+        <w:pStyle w:val="NormalWeb"/>
+      </w:pPr>
+      <w:r>
+        <w:t>You only need lightweight scopes initially.</w:t>
+      </w:r>
+    </w:p>
+    <w:p>
+      <w:pPr>
+        <w:pStyle w:val="NormalWeb"/>
+      </w:pPr>
+      <w:r>
+        <w:t>Use:</w:t>
+      </w:r>
+    </w:p>
+    <w:p>
+      <w:pPr>
+        <w:pStyle w:val="HTMLPreformatted"/>
+      </w:pPr>
+      <w:proofErr w:type="spellStart"/>
+      <w:proofErr w:type="gramStart"/>
+      <w:r>
+        <w:rPr>
+          <w:rStyle w:val="HTMLCode"/>
+          <w:rFonts w:eastAsiaTheme="majorEastAsia"/>
+        </w:rPr>
+        <w:t>users.read</w:t>
+      </w:r>
+      <w:proofErr w:type="spellEnd"/>
+      <w:proofErr w:type="gramEnd"/>
+      <w:r>
+        <w:rPr>
+          <w:rStyle w:val="HTMLCode"/>
+          <w:rFonts w:eastAsiaTheme="majorEastAsia"/>
+        </w:rPr>
+        <w:t xml:space="preserve"> </w:t>
+      </w:r>
+      <w:proofErr w:type="spellStart"/>
+      <w:r>
+        <w:rPr>
+          <w:rStyle w:val="HTMLCode"/>
+          <w:rFonts w:eastAsiaTheme="majorEastAsia"/>
+        </w:rPr>
+        <w:t>tweet.read</w:t>
+      </w:r>
+      <w:proofErr w:type="spellEnd"/>
+      <w:r>
+        <w:rPr>
+          <w:rStyle w:val="HTMLCode"/>
+          <w:rFonts w:eastAsiaTheme="majorEastAsia"/>
+        </w:rPr>
+        <w:t xml:space="preserve"> </w:t>
+      </w:r>
+      <w:proofErr w:type="spellStart"/>
+      <w:r>
+        <w:rPr>
+          <w:rStyle w:val="HTMLCode"/>
+          <w:rFonts w:eastAsiaTheme="majorEastAsia"/>
+        </w:rPr>
+        <w:t>offline.access</w:t>
+      </w:r>
+      <w:proofErr w:type="spellEnd"/>
+    </w:p>
+    <w:p>
+      <w:pPr>
+        <w:pStyle w:val="NormalWeb"/>
+      </w:pPr>
+      <w:r>
+        <w:lastRenderedPageBreak/>
+        <w:t>You do NOT need:</w:t>
+      </w:r>
+    </w:p>
+    <w:p>
+      <w:pPr>
+        <w:numPr>
+          <w:ilvl w:val="0"/>
+          <w:numId w:val="37"/>
+        </w:numPr>
+        <w:spacing w:before="100" w:beforeAutospacing="1" w:after="100" w:afterAutospacing="1" w:line="240" w:lineRule="auto"/>
+      </w:pPr>
+      <w:r>
+        <w:t xml:space="preserve">write access </w:t>
+      </w:r>
+    </w:p>
+    <w:p>
+      <w:pPr>
+        <w:numPr>
+          <w:ilvl w:val="0"/>
+          <w:numId w:val="37"/>
+        </w:numPr>
+        <w:spacing w:before="100" w:beforeAutospacing="1" w:after="100" w:afterAutospacing="1" w:line="240" w:lineRule="auto"/>
+      </w:pPr>
+      <w:r>
+        <w:t xml:space="preserve">posting permissions </w:t>
+      </w:r>
+    </w:p>
+    <w:p>
+      <w:pPr>
+        <w:numPr>
+          <w:ilvl w:val="0"/>
+          <w:numId w:val="37"/>
+        </w:numPr>
+        <w:spacing w:before="100" w:beforeAutospacing="1" w:after="100" w:afterAutospacing="1" w:line="240" w:lineRule="auto"/>
+      </w:pPr>
+      <w:r>
+        <w:t xml:space="preserve">DM access </w:t>
+      </w:r>
+    </w:p>
+    <w:p>
+      <w:pPr>
+        <w:pStyle w:val="NormalWeb"/>
+      </w:pPr>
+      <w:r>
+        <w:t>Keep this:</w:t>
+      </w:r>
+    </w:p>
+    <w:p>
+      <w:pPr>
+        <w:pStyle w:val="HTMLPreformatted"/>
+      </w:pPr>
+      <w:r>
+        <w:rPr>
+          <w:rStyle w:val="HTMLCode"/>
+          <w:rFonts w:eastAsiaTheme="majorEastAsia"/>
+        </w:rPr>
+        <w:t>verification-first</w:t>
+      </w:r>
+    </w:p>
+    <w:p>
+      <w:r>
+        <w:pict>
+          <v:rect id="_x0000_i1066" style="width:0;height:1.5pt" o:hralign="center" o:hrstd="t" o:hr="t" fillcolor="#a0a0a0" stroked="f"/>
+        </w:pict>
+      </w:r>
+    </w:p>
+    <w:p>
+      <w:pPr>
+        <w:pStyle w:val="Heading1"/>
+      </w:pPr>
+      <w:r>
+        <w:t>STEP 6 — STORE ENV VARIABLES</w:t>
+      </w:r>
+    </w:p>
+    <w:p>
+      <w:pPr>
+        <w:pStyle w:val="NormalWeb"/>
+      </w:pPr>
+      <w:proofErr w:type="gramStart"/>
+      <w:r>
+        <w:t xml:space="preserve">Backend </w:t>
+      </w:r>
+      <w:r>
+        <w:rPr>
+          <w:rStyle w:val="HTMLCode"/>
+          <w:rFonts w:eastAsiaTheme="majorEastAsia"/>
+        </w:rPr>
+        <w:t>.</w:t>
+      </w:r>
+      <w:proofErr w:type="spellStart"/>
+      <w:r>
+        <w:rPr>
+          <w:rStyle w:val="HTMLCode"/>
+          <w:rFonts w:eastAsiaTheme="majorEastAsia"/>
+        </w:rPr>
+        <w:t>env</w:t>
+      </w:r>
+      <w:proofErr w:type="spellEnd"/>
+      <w:proofErr w:type="gramEnd"/>
+      <w:r>
+        <w:t>:</w:t>
+      </w:r>
+    </w:p>
+    <w:p>
+      <w:pPr>
+        <w:pStyle w:val="HTMLPreformatted"/>
+      </w:pPr>
+      <w:r>
+        <w:rPr>
+          <w:rStyle w:val="HTMLCode"/>
+          <w:rFonts w:eastAsiaTheme="majorEastAsia"/>
+        </w:rPr>
+        <w:t>X_CLIENT_ID=...</w:t>
+      </w:r>
+      <w:r>
+        <w:br/>
+      </w:r>
+      <w:r>
+        <w:rPr>
+          <w:rStyle w:val="HTMLCode"/>
+          <w:rFonts w:eastAsiaTheme="majorEastAsia"/>
+        </w:rPr>
+        <w:t>X_CLIENT_SECRET=...</w:t>
+      </w:r>
+      <w:r>
+        <w:br/>
+      </w:r>
+      <w:r>
+        <w:rPr>
+          <w:rStyle w:val="HTMLCode"/>
+          <w:rFonts w:eastAsiaTheme="majorEastAsia"/>
+        </w:rPr>
+        <w:t>X_REDIRECT_URI=http://localhost:3001/api/social/x/callback</w:t>
+      </w:r>
+    </w:p>
+    <w:p>
+      <w:r>
+        <w:pict>
+          <v:rect id="_x0000_i1067" style="width:0;height:1.5pt" o:hralign="center" o:hrstd="t" o:hr="t" fillcolor="#a0a0a0" stroked="f"/>
+        </w:pict>
+      </w:r>
+    </w:p>
+    <w:p>
+      <w:pPr>
+        <w:pStyle w:val="Heading1"/>
+      </w:pPr>
+      <w:r>
+        <w:t>STEP 7 — CREATE GENERIC START ROUTE</w:t>
+      </w:r>
+    </w:p>
+    <w:p>
+      <w:pPr>
+        <w:pStyle w:val="NormalWeb"/>
+      </w:pPr>
+      <w:r>
+        <w:t>You likely already have similar for Facebook.</w:t>
+      </w:r>
+    </w:p>
+    <w:p>
+      <w:pPr>
+        <w:pStyle w:val="NormalWeb"/>
+      </w:pPr>
+      <w:r>
+        <w:t>Create:</w:t>
+      </w:r>
+    </w:p>
+    <w:p>
+      <w:pPr>
+        <w:pStyle w:val="HTMLPreformatted"/>
+      </w:pPr>
+      <w:r>
+        <w:rPr>
+          <w:rStyle w:val="HTMLCode"/>
+          <w:rFonts w:eastAsiaTheme="majorEastAsia"/>
+        </w:rPr>
+        <w:t>/</w:t>
+      </w:r>
+      <w:proofErr w:type="spellStart"/>
+      <w:r>
+        <w:rPr>
+          <w:rStyle w:val="HTMLCode"/>
+          <w:rFonts w:eastAsiaTheme="majorEastAsia"/>
+        </w:rPr>
+        <w:t>api</w:t>
+      </w:r>
+      <w:proofErr w:type="spellEnd"/>
+      <w:r>
+        <w:rPr>
+          <w:rStyle w:val="HTMLCode"/>
+          <w:rFonts w:eastAsiaTheme="majorEastAsia"/>
+        </w:rPr>
+        <w:t>/social/x/start</w:t>
+      </w:r>
+    </w:p>
+    <w:p>
+      <w:r>
+        <w:pict>
+          <v:rect id="_x0000_i1068" style="width:0;height:1.5pt" o:hralign="center" o:hrstd="t" o:hr="t" fillcolor="#a0a0a0" stroked="f"/>
+        </w:pict>
+      </w:r>
+    </w:p>
+    <w:p>
+      <w:pPr>
+        <w:pStyle w:val="Heading1"/>
+      </w:pPr>
+      <w:r>
+        <w:t>STEP 8 — GENERATE PKCE VALUES</w:t>
+      </w:r>
+    </w:p>
+    <w:p>
+      <w:pPr>
+        <w:pStyle w:val="NormalWeb"/>
+      </w:pPr>
+      <w:r>
+        <w:t>X requires:</w:t>
+      </w:r>
+    </w:p>
+    <w:p>
+      <w:pPr>
+        <w:numPr>
+          <w:ilvl w:val="0"/>
+          <w:numId w:val="38"/>
+        </w:numPr>
+        <w:spacing w:before="100" w:beforeAutospacing="1" w:after="100" w:afterAutospacing="1" w:line="240" w:lineRule="auto"/>
+      </w:pPr>
+      <w:proofErr w:type="spellStart"/>
+      <w:r>
+        <w:t>code_verifier</w:t>
+      </w:r>
+      <w:proofErr w:type="spellEnd"/>
+      <w:r>
+        <w:t xml:space="preserve"> </w:t>
+      </w:r>
+    </w:p>
+    <w:p>
+      <w:pPr>
+        <w:numPr>
+          <w:ilvl w:val="0"/>
+          <w:numId w:val="38"/>
+        </w:numPr>
+        <w:spacing w:before="100" w:beforeAutospacing="1" w:after="100" w:afterAutospacing="1" w:line="240" w:lineRule="auto"/>
+      </w:pPr>
+      <w:proofErr w:type="spellStart"/>
+      <w:r>
+        <w:t>code_challenge</w:t>
+      </w:r>
+      <w:proofErr w:type="spellEnd"/>
+      <w:r>
+        <w:t xml:space="preserve"> </w:t>
+      </w:r>
+    </w:p>
+    <w:p>
+      <w:pPr>
+        <w:pStyle w:val="NormalWeb"/>
+      </w:pPr>
+      <w:r>
+        <w:t>Install:</w:t>
+      </w:r>
+    </w:p>
+    <w:p>
+      <w:pPr>
+        <w:pStyle w:val="HTMLPreformatted"/>
+      </w:pPr>
+      <w:proofErr w:type="spellStart"/>
+      <w:r>
+        <w:rPr>
+          <w:rStyle w:val="l"/>
+          <w:rFonts w:eastAsiaTheme="majorEastAsia"/>
+        </w:rPr>
+        <w:t>npm</w:t>
+      </w:r>
+      <w:proofErr w:type="spellEnd"/>
+      <w:r>
+        <w:rPr>
+          <w:rStyle w:val="HTMLCode"/>
+          <w:rFonts w:eastAsiaTheme="majorEastAsia"/>
+        </w:rPr>
+        <w:t xml:space="preserve"> install oauth-4webapi</w:t>
+      </w:r>
+    </w:p>
+    <w:p>
+      <w:pPr>
+        <w:pStyle w:val="NormalWeb"/>
+      </w:pPr>
+      <w:r>
+        <w:t>OR:</w:t>
+      </w:r>
+    </w:p>
+    <w:p>
+      <w:pPr>
+        <w:pStyle w:val="HTMLPreformatted"/>
+      </w:pPr>
+      <w:proofErr w:type="spellStart"/>
+      <w:r>
+        <w:rPr>
+          <w:rStyle w:val="l"/>
+          <w:rFonts w:eastAsiaTheme="majorEastAsia"/>
+        </w:rPr>
+        <w:t>npm</w:t>
+      </w:r>
+      <w:proofErr w:type="spellEnd"/>
+      <w:r>
+        <w:rPr>
+          <w:rStyle w:val="HTMLCode"/>
+          <w:rFonts w:eastAsiaTheme="majorEastAsia"/>
+        </w:rPr>
+        <w:t xml:space="preserve"> install </w:t>
+      </w:r>
+      <w:proofErr w:type="spellStart"/>
+      <w:r>
+        <w:rPr>
+          <w:rStyle w:val="HTMLCode"/>
+          <w:rFonts w:eastAsiaTheme="majorEastAsia"/>
+        </w:rPr>
+        <w:t>pkce</w:t>
+      </w:r>
+      <w:proofErr w:type="spellEnd"/>
+      <w:r>
+        <w:rPr>
+          <w:rStyle w:val="HTMLCode"/>
+          <w:rFonts w:eastAsiaTheme="majorEastAsia"/>
+        </w:rPr>
+        <w:t>-challenge</w:t>
+      </w:r>
+    </w:p>
+    <w:p>
+      <w:pPr>
+        <w:pStyle w:val="NormalWeb"/>
+      </w:pPr>
+      <w:r>
+        <w:t>Simpler:</w:t>
+      </w:r>
+    </w:p>
+    <w:p>
+      <w:pPr>
+        <w:pStyle w:val="HTMLPreformatted"/>
+      </w:pPr>
+      <w:proofErr w:type="spellStart"/>
+      <w:r>
+        <w:rPr>
+          <w:rStyle w:val="l"/>
+          <w:rFonts w:eastAsiaTheme="majorEastAsia"/>
+        </w:rPr>
+        <w:t>npm</w:t>
+      </w:r>
+      <w:proofErr w:type="spellEnd"/>
+      <w:r>
+        <w:rPr>
+          <w:rStyle w:val="HTMLCode"/>
+          <w:rFonts w:eastAsiaTheme="majorEastAsia"/>
+        </w:rPr>
+        <w:t xml:space="preserve"> install </w:t>
+      </w:r>
+      <w:proofErr w:type="spellStart"/>
+      <w:r>
+        <w:rPr>
+          <w:rStyle w:val="HTMLCode"/>
+          <w:rFonts w:eastAsiaTheme="majorEastAsia"/>
+        </w:rPr>
+        <w:t>pkce</w:t>
+      </w:r>
+      <w:proofErr w:type="spellEnd"/>
+      <w:r>
+        <w:rPr>
+          <w:rStyle w:val="HTMLCode"/>
+          <w:rFonts w:eastAsiaTheme="majorEastAsia"/>
+        </w:rPr>
+        <w:t>-challenge</w:t>
+      </w:r>
+    </w:p>
+    <w:p>
+      <w:r>
+        <w:pict>
+          <v:rect id="_x0000_i1069" style="width:0;height:1.5pt" o:hralign="center" o:hrstd="t" o:hr="t" fillcolor="#a0a0a0" stroked="f"/>
+        </w:pict>
+      </w:r>
+    </w:p>
+    <w:p>
+      <w:pPr>
+        <w:pStyle w:val="Heading1"/>
+      </w:pPr>
+      <w:r>
+        <w:lastRenderedPageBreak/>
+        <w:t>STEP 9 — START AUTH FLOW</w:t>
+      </w:r>
+    </w:p>
+    <w:p>
+      <w:pPr>
+        <w:pStyle w:val="NormalWeb"/>
+      </w:pPr>
+      <w:r>
+        <w:t>Example backend controller:</w:t>
+      </w:r>
+    </w:p>
+    <w:p>
+      <w:pPr>
+        <w:pStyle w:val="HTMLPreformatted"/>
+      </w:pPr>
+      <w:r>
+        <w:rPr>
+          <w:rStyle w:val="g"/>
+        </w:rPr>
+        <w:t>import</w:t>
+      </w:r>
+      <w:r>
+        <w:rPr>
+          <w:rStyle w:val="HTMLCode"/>
+          <w:rFonts w:eastAsiaTheme="majorEastAsia"/>
+        </w:rPr>
+        <w:t xml:space="preserve"> </w:t>
+      </w:r>
+      <w:proofErr w:type="spellStart"/>
+      <w:r>
+        <w:rPr>
+          <w:rStyle w:val="m"/>
+        </w:rPr>
+        <w:t>pkceChallenge</w:t>
+      </w:r>
+      <w:proofErr w:type="spellEnd"/>
+      <w:r>
+        <w:rPr>
+          <w:rStyle w:val="HTMLCode"/>
+          <w:rFonts w:eastAsiaTheme="majorEastAsia"/>
+        </w:rPr>
+        <w:t xml:space="preserve"> </w:t>
+      </w:r>
+      <w:r>
+        <w:rPr>
+          <w:rStyle w:val="g"/>
+        </w:rPr>
+        <w:t>from</w:t>
+      </w:r>
+      <w:r>
+        <w:rPr>
+          <w:rStyle w:val="HTMLCode"/>
+          <w:rFonts w:eastAsiaTheme="majorEastAsia"/>
+        </w:rPr>
+        <w:t xml:space="preserve"> </w:t>
+      </w:r>
+      <w:r>
+        <w:rPr>
+          <w:rStyle w:val="k"/>
+        </w:rPr>
+        <w:t>"</w:t>
+      </w:r>
+      <w:proofErr w:type="spellStart"/>
+      <w:r>
+        <w:rPr>
+          <w:rStyle w:val="k"/>
+        </w:rPr>
+        <w:t>pkce</w:t>
+      </w:r>
+      <w:proofErr w:type="spellEnd"/>
+      <w:r>
+        <w:rPr>
+          <w:rStyle w:val="k"/>
+        </w:rPr>
+        <w:t>-challenge"</w:t>
+      </w:r>
+      <w:r>
+        <w:rPr>
+          <w:rStyle w:val="HTMLCode"/>
+          <w:rFonts w:eastAsiaTheme="majorEastAsia"/>
+        </w:rPr>
+        <w:t>;</w:t>
+      </w:r>
+      <w:r>
+        <w:br/>
+      </w:r>
+      <w:r>
+        <w:br/>
+      </w:r>
+      <w:r>
+        <w:rPr>
+          <w:rStyle w:val="g"/>
+        </w:rPr>
+        <w:t>export</w:t>
+      </w:r>
+      <w:r>
+        <w:rPr>
+          <w:rStyle w:val="HTMLCode"/>
+          <w:rFonts w:eastAsiaTheme="majorEastAsia"/>
+        </w:rPr>
+        <w:t xml:space="preserve"> </w:t>
+      </w:r>
+      <w:proofErr w:type="spellStart"/>
+      <w:r>
+        <w:rPr>
+          <w:rStyle w:val="g"/>
+        </w:rPr>
+        <w:t>async</w:t>
+      </w:r>
+      <w:proofErr w:type="spellEnd"/>
+      <w:r>
+        <w:rPr>
+          <w:rStyle w:val="HTMLCode"/>
+          <w:rFonts w:eastAsiaTheme="majorEastAsia"/>
+        </w:rPr>
+        <w:t xml:space="preserve"> </w:t>
+      </w:r>
+      <w:r>
+        <w:rPr>
+          <w:rStyle w:val="g"/>
+        </w:rPr>
+        <w:t>function</w:t>
+      </w:r>
+      <w:r>
+        <w:rPr>
+          <w:rStyle w:val="HTMLCode"/>
+          <w:rFonts w:eastAsiaTheme="majorEastAsia"/>
+        </w:rPr>
+        <w:t xml:space="preserve"> </w:t>
+      </w:r>
+      <w:proofErr w:type="spellStart"/>
+      <w:r>
+        <w:rPr>
+          <w:rStyle w:val="m"/>
+        </w:rPr>
+        <w:t>startXAuth</w:t>
+      </w:r>
+      <w:proofErr w:type="spellEnd"/>
+      <w:r>
+        <w:rPr>
+          <w:rStyle w:val="HTMLCode"/>
+          <w:rFonts w:eastAsiaTheme="majorEastAsia"/>
+        </w:rPr>
+        <w:t>(</w:t>
+      </w:r>
+      <w:proofErr w:type="spellStart"/>
+      <w:r>
+        <w:rPr>
+          <w:rStyle w:val="m"/>
+        </w:rPr>
+        <w:t>req</w:t>
+      </w:r>
+      <w:proofErr w:type="spellEnd"/>
+      <w:r>
+        <w:rPr>
+          <w:rStyle w:val="HTMLCode"/>
+          <w:rFonts w:eastAsiaTheme="majorEastAsia"/>
+        </w:rPr>
+        <w:t xml:space="preserve">, </w:t>
+      </w:r>
+      <w:r>
+        <w:rPr>
+          <w:rStyle w:val="m"/>
+        </w:rPr>
+        <w:t>res</w:t>
+      </w:r>
+      <w:r>
+        <w:rPr>
+          <w:rStyle w:val="HTMLCode"/>
+          <w:rFonts w:eastAsiaTheme="majorEastAsia"/>
+        </w:rPr>
+        <w:t>) {</w:t>
+      </w:r>
+      <w:r>
+        <w:br/>
+      </w:r>
+      <w:r>
+        <w:br/>
+      </w:r>
+      <w:r>
+        <w:rPr>
+          <w:rStyle w:val="HTMLCode"/>
+          <w:rFonts w:eastAsiaTheme="majorEastAsia"/>
+        </w:rPr>
+        <w:t xml:space="preserve">  </w:t>
+      </w:r>
+      <w:proofErr w:type="spellStart"/>
+      <w:r>
+        <w:rPr>
+          <w:rStyle w:val="g"/>
+        </w:rPr>
+        <w:t>const</w:t>
+      </w:r>
+      <w:proofErr w:type="spellEnd"/>
+      <w:r>
+        <w:rPr>
+          <w:rStyle w:val="HTMLCode"/>
+          <w:rFonts w:eastAsiaTheme="majorEastAsia"/>
+        </w:rPr>
+        <w:t xml:space="preserve"> { </w:t>
+      </w:r>
+      <w:proofErr w:type="spellStart"/>
+      <w:r>
+        <w:rPr>
+          <w:rStyle w:val="HTMLCode"/>
+          <w:rFonts w:eastAsiaTheme="majorEastAsia"/>
+        </w:rPr>
+        <w:t>code_verifier</w:t>
+      </w:r>
+      <w:proofErr w:type="spellEnd"/>
+      <w:r>
+        <w:rPr>
+          <w:rStyle w:val="HTMLCode"/>
+          <w:rFonts w:eastAsiaTheme="majorEastAsia"/>
+        </w:rPr>
+        <w:t xml:space="preserve">, </w:t>
+      </w:r>
+      <w:proofErr w:type="spellStart"/>
+      <w:r>
+        <w:rPr>
+          <w:rStyle w:val="HTMLCode"/>
+          <w:rFonts w:eastAsiaTheme="majorEastAsia"/>
+        </w:rPr>
+        <w:t>code_challenge</w:t>
+      </w:r>
+      <w:proofErr w:type="spellEnd"/>
+      <w:r>
+        <w:rPr>
+          <w:rStyle w:val="HTMLCode"/>
+          <w:rFonts w:eastAsiaTheme="majorEastAsia"/>
+        </w:rPr>
+        <w:t xml:space="preserve"> } </w:t>
+      </w:r>
+      <w:r>
+        <w:rPr>
+          <w:rStyle w:val="g"/>
+        </w:rPr>
+        <w:t>=</w:t>
+      </w:r>
+      <w:r>
+        <w:br/>
+      </w:r>
+      <w:r>
+        <w:rPr>
+          <w:rStyle w:val="HTMLCode"/>
+          <w:rFonts w:eastAsiaTheme="majorEastAsia"/>
+        </w:rPr>
+        <w:t xml:space="preserve">    </w:t>
+      </w:r>
+      <w:r>
+        <w:rPr>
+          <w:rStyle w:val="g"/>
+        </w:rPr>
+        <w:t>await</w:t>
+      </w:r>
+      <w:r>
+        <w:rPr>
+          <w:rStyle w:val="HTMLCode"/>
+          <w:rFonts w:eastAsiaTheme="majorEastAsia"/>
+        </w:rPr>
+        <w:t xml:space="preserve"> </w:t>
+      </w:r>
+      <w:proofErr w:type="spellStart"/>
+      <w:r>
+        <w:rPr>
+          <w:rStyle w:val="m"/>
+        </w:rPr>
+        <w:t>pkceChallenge</w:t>
+      </w:r>
+      <w:proofErr w:type="spellEnd"/>
+      <w:r>
+        <w:rPr>
+          <w:rStyle w:val="HTMLCode"/>
+          <w:rFonts w:eastAsiaTheme="majorEastAsia"/>
+        </w:rPr>
+        <w:t>();</w:t>
+      </w:r>
+      <w:r>
+        <w:br/>
+      </w:r>
+      <w:r>
+        <w:br/>
+      </w:r>
+      <w:r>
+        <w:rPr>
+          <w:rStyle w:val="HTMLCode"/>
+          <w:rFonts w:eastAsiaTheme="majorEastAsia"/>
+        </w:rPr>
+        <w:t xml:space="preserve">  </w:t>
+      </w:r>
+      <w:proofErr w:type="spellStart"/>
+      <w:r>
+        <w:rPr>
+          <w:rStyle w:val="m"/>
+        </w:rPr>
+        <w:t>req</w:t>
+      </w:r>
+      <w:r>
+        <w:rPr>
+          <w:rStyle w:val="g"/>
+        </w:rPr>
+        <w:t>.</w:t>
+      </w:r>
+      <w:r>
+        <w:rPr>
+          <w:rStyle w:val="HTMLCode"/>
+          <w:rFonts w:eastAsiaTheme="majorEastAsia"/>
+        </w:rPr>
+        <w:t>session</w:t>
+      </w:r>
+      <w:r>
+        <w:rPr>
+          <w:rStyle w:val="g"/>
+        </w:rPr>
+        <w:t>.</w:t>
+      </w:r>
+      <w:r>
+        <w:rPr>
+          <w:rStyle w:val="HTMLCode"/>
+          <w:rFonts w:eastAsiaTheme="majorEastAsia"/>
+        </w:rPr>
+        <w:t>codeVerifier</w:t>
+      </w:r>
+      <w:proofErr w:type="spellEnd"/>
+      <w:r>
+        <w:rPr>
+          <w:rStyle w:val="HTMLCode"/>
+          <w:rFonts w:eastAsiaTheme="majorEastAsia"/>
+        </w:rPr>
+        <w:t xml:space="preserve"> </w:t>
+      </w:r>
+      <w:r>
+        <w:rPr>
+          <w:rStyle w:val="g"/>
+        </w:rPr>
+        <w:t>=</w:t>
+      </w:r>
+      <w:r>
+        <w:rPr>
+          <w:rStyle w:val="HTMLCode"/>
+          <w:rFonts w:eastAsiaTheme="majorEastAsia"/>
+        </w:rPr>
+        <w:t xml:space="preserve"> </w:t>
+      </w:r>
+      <w:proofErr w:type="spellStart"/>
+      <w:r>
+        <w:rPr>
+          <w:rStyle w:val="m"/>
+        </w:rPr>
+        <w:t>code_verifier</w:t>
+      </w:r>
+      <w:proofErr w:type="spellEnd"/>
+      <w:r>
+        <w:rPr>
+          <w:rStyle w:val="HTMLCode"/>
+          <w:rFonts w:eastAsiaTheme="majorEastAsia"/>
+        </w:rPr>
+        <w:t>;</w:t>
+      </w:r>
+      <w:r>
+        <w:br/>
+      </w:r>
+      <w:r>
+        <w:br/>
+      </w:r>
+      <w:r>
+        <w:rPr>
+          <w:rStyle w:val="HTMLCode"/>
+          <w:rFonts w:eastAsiaTheme="majorEastAsia"/>
+        </w:rPr>
+        <w:t xml:space="preserve">  </w:t>
+      </w:r>
+      <w:proofErr w:type="spellStart"/>
+      <w:r>
+        <w:rPr>
+          <w:rStyle w:val="g"/>
+        </w:rPr>
+        <w:t>const</w:t>
+      </w:r>
+      <w:proofErr w:type="spellEnd"/>
+      <w:r>
+        <w:rPr>
+          <w:rStyle w:val="HTMLCode"/>
+          <w:rFonts w:eastAsiaTheme="majorEastAsia"/>
+        </w:rPr>
+        <w:t xml:space="preserve"> </w:t>
+      </w:r>
+      <w:proofErr w:type="spellStart"/>
+      <w:r>
+        <w:rPr>
+          <w:rStyle w:val="m"/>
+        </w:rPr>
+        <w:t>params</w:t>
+      </w:r>
+      <w:proofErr w:type="spellEnd"/>
+      <w:r>
+        <w:rPr>
+          <w:rStyle w:val="HTMLCode"/>
+          <w:rFonts w:eastAsiaTheme="majorEastAsia"/>
+        </w:rPr>
+        <w:t xml:space="preserve"> </w:t>
+      </w:r>
+      <w:r>
+        <w:rPr>
+          <w:rStyle w:val="g"/>
+        </w:rPr>
+        <w:t>=</w:t>
+      </w:r>
+      <w:r>
+        <w:rPr>
+          <w:rStyle w:val="HTMLCode"/>
+          <w:rFonts w:eastAsiaTheme="majorEastAsia"/>
+        </w:rPr>
+        <w:t xml:space="preserve"> </w:t>
+      </w:r>
+      <w:r>
+        <w:rPr>
+          <w:rStyle w:val="g"/>
+        </w:rPr>
+        <w:t>new</w:t>
+      </w:r>
+      <w:r>
+        <w:rPr>
+          <w:rStyle w:val="HTMLCode"/>
+          <w:rFonts w:eastAsiaTheme="majorEastAsia"/>
+        </w:rPr>
+        <w:t xml:space="preserve"> </w:t>
+      </w:r>
+      <w:proofErr w:type="spellStart"/>
+      <w:r>
+        <w:rPr>
+          <w:rStyle w:val="m"/>
+        </w:rPr>
+        <w:t>URLSearchParams</w:t>
+      </w:r>
+      <w:proofErr w:type="spellEnd"/>
+      <w:r>
+        <w:rPr>
+          <w:rStyle w:val="HTMLCode"/>
+          <w:rFonts w:eastAsiaTheme="majorEastAsia"/>
+        </w:rPr>
+        <w:t>({</w:t>
+      </w:r>
+      <w:r>
+        <w:br/>
+      </w:r>
+      <w:r>
+        <w:rPr>
+          <w:rStyle w:val="HTMLCode"/>
+          <w:rFonts w:eastAsiaTheme="majorEastAsia"/>
+        </w:rPr>
+        <w:t xml:space="preserve">    </w:t>
+      </w:r>
+      <w:proofErr w:type="spellStart"/>
+      <w:r>
+        <w:rPr>
+          <w:rStyle w:val="HTMLCode"/>
+          <w:rFonts w:eastAsiaTheme="majorEastAsia"/>
+        </w:rPr>
+        <w:t>response_type</w:t>
+      </w:r>
+      <w:proofErr w:type="spellEnd"/>
+      <w:r>
+        <w:rPr>
+          <w:rStyle w:val="HTMLCode"/>
+          <w:rFonts w:eastAsiaTheme="majorEastAsia"/>
+        </w:rPr>
+        <w:t xml:space="preserve">: </w:t>
+      </w:r>
+      <w:r>
+        <w:rPr>
+          <w:rStyle w:val="k"/>
+        </w:rPr>
+        <w:t>"code"</w:t>
+      </w:r>
+      <w:r>
+        <w:rPr>
+          <w:rStyle w:val="HTMLCode"/>
+          <w:rFonts w:eastAsiaTheme="majorEastAsia"/>
+        </w:rPr>
+        <w:t>,</w:t>
+      </w:r>
+      <w:r>
+        <w:br/>
+      </w:r>
+      <w:r>
+        <w:rPr>
+          <w:rStyle w:val="HTMLCode"/>
+          <w:rFonts w:eastAsiaTheme="majorEastAsia"/>
+        </w:rPr>
+        <w:t xml:space="preserve">    </w:t>
+      </w:r>
+      <w:proofErr w:type="spellStart"/>
+      <w:r>
+        <w:rPr>
+          <w:rStyle w:val="HTMLCode"/>
+          <w:rFonts w:eastAsiaTheme="majorEastAsia"/>
+        </w:rPr>
+        <w:t>client_id</w:t>
+      </w:r>
+      <w:proofErr w:type="spellEnd"/>
+      <w:r>
+        <w:rPr>
+          <w:rStyle w:val="HTMLCode"/>
+          <w:rFonts w:eastAsiaTheme="majorEastAsia"/>
+        </w:rPr>
+        <w:t xml:space="preserve">: </w:t>
+      </w:r>
+      <w:proofErr w:type="spellStart"/>
+      <w:r>
+        <w:rPr>
+          <w:rStyle w:val="m"/>
+        </w:rPr>
+        <w:t>process</w:t>
+      </w:r>
+      <w:r>
+        <w:rPr>
+          <w:rStyle w:val="g"/>
+        </w:rPr>
+        <w:t>.</w:t>
+      </w:r>
+      <w:r>
+        <w:rPr>
+          <w:rStyle w:val="HTMLCode"/>
+          <w:rFonts w:eastAsiaTheme="majorEastAsia"/>
+        </w:rPr>
+        <w:t>env</w:t>
+      </w:r>
+      <w:r>
+        <w:rPr>
+          <w:rStyle w:val="g"/>
+        </w:rPr>
+        <w:t>.</w:t>
+      </w:r>
+      <w:r>
+        <w:rPr>
+          <w:rStyle w:val="HTMLCode"/>
+          <w:rFonts w:eastAsiaTheme="majorEastAsia"/>
+        </w:rPr>
+        <w:t>X_CLIENT_ID</w:t>
+      </w:r>
+      <w:proofErr w:type="spellEnd"/>
+      <w:r>
+        <w:rPr>
+          <w:rStyle w:val="HTMLCode"/>
+          <w:rFonts w:eastAsiaTheme="majorEastAsia"/>
+        </w:rPr>
+        <w:t>,</w:t>
+      </w:r>
+      <w:r>
+        <w:br/>
+      </w:r>
+      <w:r>
+        <w:rPr>
+          <w:rStyle w:val="HTMLCode"/>
+          <w:rFonts w:eastAsiaTheme="majorEastAsia"/>
+        </w:rPr>
+        <w:t xml:space="preserve">    </w:t>
+      </w:r>
+      <w:proofErr w:type="spellStart"/>
+      <w:r>
+        <w:rPr>
+          <w:rStyle w:val="HTMLCode"/>
+          <w:rFonts w:eastAsiaTheme="majorEastAsia"/>
+        </w:rPr>
+        <w:t>redirect_uri</w:t>
+      </w:r>
+      <w:proofErr w:type="spellEnd"/>
+      <w:r>
+        <w:rPr>
+          <w:rStyle w:val="HTMLCode"/>
+          <w:rFonts w:eastAsiaTheme="majorEastAsia"/>
+        </w:rPr>
+        <w:t xml:space="preserve">: </w:t>
+      </w:r>
+      <w:proofErr w:type="spellStart"/>
+      <w:r>
+        <w:rPr>
+          <w:rStyle w:val="m"/>
+        </w:rPr>
+        <w:t>process</w:t>
+      </w:r>
+      <w:r>
+        <w:rPr>
+          <w:rStyle w:val="g"/>
+        </w:rPr>
+        <w:t>.</w:t>
+      </w:r>
+      <w:r>
+        <w:rPr>
+          <w:rStyle w:val="HTMLCode"/>
+          <w:rFonts w:eastAsiaTheme="majorEastAsia"/>
+        </w:rPr>
+        <w:t>env</w:t>
+      </w:r>
+      <w:r>
+        <w:rPr>
+          <w:rStyle w:val="g"/>
+        </w:rPr>
+        <w:t>.</w:t>
+      </w:r>
+      <w:r>
+        <w:rPr>
+          <w:rStyle w:val="HTMLCode"/>
+          <w:rFonts w:eastAsiaTheme="majorEastAsia"/>
+        </w:rPr>
+        <w:t>X_REDIRECT_URI</w:t>
+      </w:r>
+      <w:proofErr w:type="spellEnd"/>
+      <w:r>
+        <w:rPr>
+          <w:rStyle w:val="HTMLCode"/>
+          <w:rFonts w:eastAsiaTheme="majorEastAsia"/>
+        </w:rPr>
+        <w:t>,</w:t>
+      </w:r>
+      <w:r>
+        <w:br/>
+      </w:r>
+      <w:r>
+        <w:br/>
+      </w:r>
+      <w:r>
+        <w:rPr>
+          <w:rStyle w:val="HTMLCode"/>
+          <w:rFonts w:eastAsiaTheme="majorEastAsia"/>
+        </w:rPr>
+        <w:t xml:space="preserve">    scope:</w:t>
+      </w:r>
+      <w:r>
+        <w:br/>
+      </w:r>
+      <w:r>
+        <w:rPr>
+          <w:rStyle w:val="HTMLCode"/>
+          <w:rFonts w:eastAsiaTheme="majorEastAsia"/>
+        </w:rPr>
+        <w:t xml:space="preserve">      </w:t>
+      </w:r>
+      <w:r>
+        <w:rPr>
+          <w:rStyle w:val="k"/>
+        </w:rPr>
+        <w:t>"</w:t>
+      </w:r>
+      <w:proofErr w:type="spellStart"/>
+      <w:r>
+        <w:rPr>
+          <w:rStyle w:val="k"/>
+        </w:rPr>
+        <w:t>users.read</w:t>
+      </w:r>
+      <w:proofErr w:type="spellEnd"/>
+      <w:r>
+        <w:rPr>
+          <w:rStyle w:val="k"/>
+        </w:rPr>
+        <w:t xml:space="preserve"> </w:t>
+      </w:r>
+      <w:proofErr w:type="spellStart"/>
+      <w:r>
+        <w:rPr>
+          <w:rStyle w:val="k"/>
+        </w:rPr>
+        <w:t>tweet.read</w:t>
+      </w:r>
+      <w:proofErr w:type="spellEnd"/>
+      <w:r>
+        <w:rPr>
+          <w:rStyle w:val="k"/>
+        </w:rPr>
+        <w:t xml:space="preserve"> </w:t>
+      </w:r>
+      <w:proofErr w:type="spellStart"/>
+      <w:r>
+        <w:rPr>
+          <w:rStyle w:val="k"/>
+        </w:rPr>
+        <w:t>offline.access</w:t>
+      </w:r>
+      <w:proofErr w:type="spellEnd"/>
+      <w:r>
+        <w:rPr>
+          <w:rStyle w:val="k"/>
+        </w:rPr>
+        <w:t>"</w:t>
+      </w:r>
+      <w:r>
+        <w:rPr>
+          <w:rStyle w:val="HTMLCode"/>
+          <w:rFonts w:eastAsiaTheme="majorEastAsia"/>
+        </w:rPr>
+        <w:t>,</w:t>
+      </w:r>
+      <w:r>
+        <w:br/>
+      </w:r>
+      <w:r>
+        <w:br/>
+      </w:r>
+      <w:r>
+        <w:rPr>
+          <w:rStyle w:val="HTMLCode"/>
+          <w:rFonts w:eastAsiaTheme="majorEastAsia"/>
+        </w:rPr>
+        <w:t xml:space="preserve">    state: </w:t>
+      </w:r>
+      <w:proofErr w:type="spellStart"/>
+      <w:r>
+        <w:rPr>
+          <w:rStyle w:val="m"/>
+        </w:rPr>
+        <w:t>crypto</w:t>
+      </w:r>
+      <w:r>
+        <w:rPr>
+          <w:rStyle w:val="g"/>
+        </w:rPr>
+        <w:t>.</w:t>
+      </w:r>
+      <w:r>
+        <w:rPr>
+          <w:rStyle w:val="HTMLCode"/>
+          <w:rFonts w:eastAsiaTheme="majorEastAsia"/>
+        </w:rPr>
+        <w:t>randomUUID</w:t>
+      </w:r>
+      <w:proofErr w:type="spellEnd"/>
+      <w:r>
+        <w:rPr>
+          <w:rStyle w:val="HTMLCode"/>
+          <w:rFonts w:eastAsiaTheme="majorEastAsia"/>
+        </w:rPr>
+        <w:t>(),</w:t>
+      </w:r>
+      <w:r>
+        <w:br/>
+      </w:r>
+      <w:r>
+        <w:br/>
+      </w:r>
+      <w:r>
+        <w:rPr>
+          <w:rStyle w:val="HTMLCode"/>
+          <w:rFonts w:eastAsiaTheme="majorEastAsia"/>
+        </w:rPr>
+        <w:t xml:space="preserve">    </w:t>
+      </w:r>
+      <w:proofErr w:type="spellStart"/>
+      <w:r>
+        <w:rPr>
+          <w:rStyle w:val="HTMLCode"/>
+          <w:rFonts w:eastAsiaTheme="majorEastAsia"/>
+        </w:rPr>
+        <w:t>code_challenge</w:t>
+      </w:r>
+      <w:proofErr w:type="spellEnd"/>
+      <w:r>
+        <w:rPr>
+          <w:rStyle w:val="HTMLCode"/>
+          <w:rFonts w:eastAsiaTheme="majorEastAsia"/>
+        </w:rPr>
+        <w:t>,</w:t>
+      </w:r>
+      <w:r>
+        <w:br/>
+      </w:r>
+      <w:r>
+        <w:rPr>
+          <w:rStyle w:val="HTMLCode"/>
+          <w:rFonts w:eastAsiaTheme="majorEastAsia"/>
+        </w:rPr>
+        <w:t xml:space="preserve">    </w:t>
+      </w:r>
+      <w:proofErr w:type="spellStart"/>
+      <w:r>
+        <w:rPr>
+          <w:rStyle w:val="HTMLCode"/>
+          <w:rFonts w:eastAsiaTheme="majorEastAsia"/>
+        </w:rPr>
+        <w:t>code_challenge_method</w:t>
+      </w:r>
+      <w:proofErr w:type="spellEnd"/>
+      <w:r>
+        <w:rPr>
+          <w:rStyle w:val="HTMLCode"/>
+          <w:rFonts w:eastAsiaTheme="majorEastAsia"/>
+        </w:rPr>
+        <w:t xml:space="preserve">: </w:t>
+      </w:r>
+      <w:r>
+        <w:rPr>
+          <w:rStyle w:val="k"/>
+        </w:rPr>
+        <w:t>"S256"</w:t>
+      </w:r>
+      <w:r>
+        <w:rPr>
+          <w:rStyle w:val="HTMLCode"/>
+          <w:rFonts w:eastAsiaTheme="majorEastAsia"/>
+        </w:rPr>
+        <w:t>,</w:t>
+      </w:r>
+      <w:r>
+        <w:br/>
+      </w:r>
+      <w:r>
+        <w:rPr>
+          <w:rStyle w:val="HTMLCode"/>
+          <w:rFonts w:eastAsiaTheme="majorEastAsia"/>
+        </w:rPr>
+        <w:t xml:space="preserve">  });</w:t>
+      </w:r>
+      <w:r>
+        <w:br/>
+      </w:r>
+      <w:r>
+        <w:br/>
+      </w:r>
+      <w:r>
+        <w:rPr>
+          <w:rStyle w:val="HTMLCode"/>
+          <w:rFonts w:eastAsiaTheme="majorEastAsia"/>
+        </w:rPr>
+        <w:t xml:space="preserve">  </w:t>
+      </w:r>
+      <w:proofErr w:type="spellStart"/>
+      <w:r>
+        <w:rPr>
+          <w:rStyle w:val="g"/>
+        </w:rPr>
+        <w:t>const</w:t>
+      </w:r>
+      <w:proofErr w:type="spellEnd"/>
+      <w:r>
+        <w:rPr>
+          <w:rStyle w:val="HTMLCode"/>
+          <w:rFonts w:eastAsiaTheme="majorEastAsia"/>
+        </w:rPr>
+        <w:t xml:space="preserve"> </w:t>
+      </w:r>
+      <w:proofErr w:type="spellStart"/>
+      <w:r>
+        <w:rPr>
+          <w:rStyle w:val="m"/>
+        </w:rPr>
+        <w:t>authUrl</w:t>
+      </w:r>
+      <w:proofErr w:type="spellEnd"/>
+      <w:r>
+        <w:rPr>
+          <w:rStyle w:val="HTMLCode"/>
+          <w:rFonts w:eastAsiaTheme="majorEastAsia"/>
+        </w:rPr>
+        <w:t xml:space="preserve"> </w:t>
+      </w:r>
+      <w:r>
+        <w:rPr>
+          <w:rStyle w:val="g"/>
+        </w:rPr>
+        <w:t>=</w:t>
+      </w:r>
+      <w:r>
+        <w:br/>
+      </w:r>
+      <w:r>
+        <w:rPr>
+          <w:rStyle w:val="HTMLCode"/>
+          <w:rFonts w:eastAsiaTheme="majorEastAsia"/>
+        </w:rPr>
+        <w:t xml:space="preserve">    </w:t>
+      </w:r>
+      <w:r>
+        <w:rPr>
+          <w:rStyle w:val="k"/>
+        </w:rPr>
+        <w:t>`https://twitter.com/i/oauth2/authorize?</w:t>
+      </w:r>
+      <w:r>
+        <w:rPr>
+          <w:rStyle w:val="HTMLCode"/>
+          <w:rFonts w:eastAsiaTheme="majorEastAsia"/>
+        </w:rPr>
+        <w:t>${</w:t>
+      </w:r>
+      <w:r>
+        <w:rPr>
+          <w:rStyle w:val="m"/>
+        </w:rPr>
+        <w:t>params</w:t>
+      </w:r>
+      <w:r>
+        <w:rPr>
+          <w:rStyle w:val="HTMLCode"/>
+          <w:rFonts w:eastAsiaTheme="majorEastAsia"/>
+        </w:rPr>
+        <w:t>}</w:t>
+      </w:r>
+      <w:r>
+        <w:rPr>
+          <w:rStyle w:val="k"/>
+        </w:rPr>
+        <w:t>`</w:t>
+      </w:r>
+      <w:r>
+        <w:rPr>
+          <w:rStyle w:val="HTMLCode"/>
+          <w:rFonts w:eastAsiaTheme="majorEastAsia"/>
+        </w:rPr>
+        <w:t>;</w:t>
+      </w:r>
+      <w:r>
+        <w:br/>
+      </w:r>
+      <w:r>
+        <w:br/>
+      </w:r>
+      <w:r>
+        <w:rPr>
+          <w:rStyle w:val="HTMLCode"/>
+          <w:rFonts w:eastAsiaTheme="majorEastAsia"/>
+        </w:rPr>
+        <w:t xml:space="preserve">  </w:t>
+      </w:r>
+      <w:proofErr w:type="spellStart"/>
+      <w:r>
+        <w:rPr>
+          <w:rStyle w:val="m"/>
+        </w:rPr>
+        <w:t>res</w:t>
+      </w:r>
+      <w:r>
+        <w:rPr>
+          <w:rStyle w:val="g"/>
+        </w:rPr>
+        <w:t>.</w:t>
+      </w:r>
+      <w:r>
+        <w:rPr>
+          <w:rStyle w:val="HTMLCode"/>
+          <w:rFonts w:eastAsiaTheme="majorEastAsia"/>
+        </w:rPr>
+        <w:t>redirect</w:t>
+      </w:r>
+      <w:proofErr w:type="spellEnd"/>
+      <w:r>
+        <w:rPr>
+          <w:rStyle w:val="HTMLCode"/>
+          <w:rFonts w:eastAsiaTheme="majorEastAsia"/>
+        </w:rPr>
+        <w:t>(</w:t>
+      </w:r>
+      <w:proofErr w:type="spellStart"/>
+      <w:r>
+        <w:rPr>
+          <w:rStyle w:val="m"/>
+        </w:rPr>
+        <w:t>authUrl</w:t>
+      </w:r>
+      <w:proofErr w:type="spellEnd"/>
+      <w:r>
+        <w:rPr>
+          <w:rStyle w:val="HTMLCode"/>
+          <w:rFonts w:eastAsiaTheme="majorEastAsia"/>
+        </w:rPr>
+        <w:t>);</w:t>
+      </w:r>
+      <w:r>
+        <w:br/>
+      </w:r>
+      <w:r>
+        <w:rPr>
+          <w:rStyle w:val="HTMLCode"/>
+          <w:rFonts w:eastAsiaTheme="majorEastAsia"/>
+        </w:rPr>
+        <w:t>}</w:t>
+      </w:r>
+    </w:p>
+    <w:p>
+      <w:r>
+        <w:pict>
+          <v:rect id="_x0000_i1070" style="width:0;height:1.5pt" o:hralign="center" o:hrstd="t" o:hr="t" fillcolor="#a0a0a0" stroked="f"/>
+        </w:pict>
+      </w:r>
+    </w:p>
+    <w:p>
+      <w:pPr>
+        <w:pStyle w:val="Heading1"/>
+      </w:pPr>
+      <w:r>
+        <w:t>STEP 10 — CALLBACK ROUTE</w:t>
+      </w:r>
+    </w:p>
+    <w:p>
+      <w:pPr>
+        <w:pStyle w:val="HTMLPreformatted"/>
+      </w:pPr>
+      <w:r>
+        <w:rPr>
+          <w:rStyle w:val="HTMLCode"/>
+          <w:rFonts w:eastAsiaTheme="majorEastAsia"/>
+        </w:rPr>
+        <w:t>/</w:t>
+      </w:r>
+      <w:proofErr w:type="spellStart"/>
+      <w:r>
+        <w:rPr>
+          <w:rStyle w:val="HTMLCode"/>
+          <w:rFonts w:eastAsiaTheme="majorEastAsia"/>
+        </w:rPr>
+        <w:t>api</w:t>
+      </w:r>
+      <w:proofErr w:type="spellEnd"/>
+      <w:r>
+        <w:rPr>
+          <w:rStyle w:val="HTMLCode"/>
+          <w:rFonts w:eastAsiaTheme="majorEastAsia"/>
+        </w:rPr>
+        <w:t>/social/x/</w:t>
+      </w:r>
+      <w:proofErr w:type="spellStart"/>
+      <w:r>
+        <w:rPr>
+          <w:rStyle w:val="HTMLCode"/>
+          <w:rFonts w:eastAsiaTheme="majorEastAsia"/>
+        </w:rPr>
+        <w:t>callback</w:t>
+      </w:r>
+      <w:proofErr w:type="spellEnd"/>
+    </w:p>
+    <w:p>
+      <w:pPr>
+        <w:pStyle w:val="NormalWeb"/>
+      </w:pPr>
+      <w:r>
+        <w:t>Receives:</w:t>
+      </w:r>
+    </w:p>
+    <w:p>
+      <w:pPr>
+        <w:pStyle w:val="HTMLPreformatted"/>
+      </w:pPr>
+      <w:proofErr w:type="gramStart"/>
+      <w:r>
+        <w:rPr>
+          <w:rStyle w:val="HTMLCode"/>
+          <w:rFonts w:eastAsiaTheme="majorEastAsia"/>
+        </w:rPr>
+        <w:t>?code</w:t>
+      </w:r>
+      <w:proofErr w:type="gramEnd"/>
+      <w:r>
+        <w:rPr>
+          <w:rStyle w:val="HTMLCode"/>
+          <w:rFonts w:eastAsiaTheme="majorEastAsia"/>
+        </w:rPr>
+        <w:t>=...</w:t>
+      </w:r>
+    </w:p>
+    <w:p>
+      <w:r>
+        <w:pict>
+          <v:rect id="_x0000_i1071" style="width:0;height:1.5pt" o:hralign="center" o:hrstd="t" o:hr="t" fillcolor="#a0a0a0" stroked="f"/>
+        </w:pict>
+      </w:r>
+    </w:p>
+    <w:p>
+      <w:pPr>
+        <w:pStyle w:val="Heading1"/>
+      </w:pPr>
+      <w:r>
+        <w:t>STEP 11 — EXCHANGE TOKEN</w:t>
+      </w:r>
+    </w:p>
+    <w:p>
+      <w:pPr>
+        <w:pStyle w:val="NormalWeb"/>
+      </w:pPr>
+      <w:r>
+        <w:t>POST to:</w:t>
+      </w:r>
+    </w:p>
+    <w:p>
+      <w:pPr>
+        <w:pStyle w:val="HTMLPreformatted"/>
+      </w:pPr>
+      <w:r>
+        <w:rPr>
+          <w:rStyle w:val="HTMLCode"/>
+          <w:rFonts w:eastAsiaTheme="majorEastAsia"/>
+        </w:rPr>
+        <w:t>https://api.x.com/2/oauth2/token</w:t>
+      </w:r>
+    </w:p>
+    <w:p>
+      <w:pPr>
+        <w:pStyle w:val="NormalWeb"/>
+      </w:pPr>
+      <w:r>
+        <w:t>using:</w:t>
+      </w:r>
+    </w:p>
+    <w:p>
+      <w:pPr>
+        <w:numPr>
+          <w:ilvl w:val="0"/>
+          <w:numId w:val="39"/>
+        </w:numPr>
+        <w:spacing w:before="100" w:beforeAutospacing="1" w:after="100" w:afterAutospacing="1" w:line="240" w:lineRule="auto"/>
+      </w:pPr>
+      <w:r>
+        <w:t xml:space="preserve">code </w:t>
+      </w:r>
+    </w:p>
+    <w:p>
+      <w:pPr>
+        <w:numPr>
+          <w:ilvl w:val="0"/>
+          <w:numId w:val="39"/>
+        </w:numPr>
+        <w:spacing w:before="100" w:beforeAutospacing="1" w:after="100" w:afterAutospacing="1" w:line="240" w:lineRule="auto"/>
+      </w:pPr>
+      <w:r>
+        <w:t xml:space="preserve">verifier </w:t>
+      </w:r>
+    </w:p>
+    <w:p>
+      <w:pPr>
+        <w:numPr>
+          <w:ilvl w:val="0"/>
+          <w:numId w:val="39"/>
+        </w:numPr>
+        <w:spacing w:before="100" w:beforeAutospacing="1" w:after="100" w:afterAutospacing="1" w:line="240" w:lineRule="auto"/>
+      </w:pPr>
+      <w:r>
+        <w:t xml:space="preserve">redirect URI </w:t>
+      </w:r>
+    </w:p>
+    <w:p>
+      <w:pPr>
+        <w:spacing w:after="0"/>
+      </w:pPr>
+      <w:r>
+        <w:lastRenderedPageBreak/>
+        <w:pict>
+          <v:rect id="_x0000_i1072" style="width:0;height:1.5pt" o:hralign="center" o:hrstd="t" o:hr="t" fillcolor="#a0a0a0" stroked="f"/>
+        </w:pict>
+      </w:r>
+    </w:p>
+    <w:p>
+      <w:pPr>
+        <w:pStyle w:val="Heading1"/>
+      </w:pPr>
+      <w:r>
+        <w:t>STEP 12 — FETCH USER PROFILE</w:t>
+      </w:r>
+    </w:p>
+    <w:p>
+      <w:pPr>
+        <w:pStyle w:val="NormalWeb"/>
+      </w:pPr>
+      <w:r>
+        <w:t>Call:</w:t>
+      </w:r>
+    </w:p>
+    <w:p>
+      <w:pPr>
+        <w:pStyle w:val="HTMLPreformatted"/>
+      </w:pPr>
+      <w:r>
+        <w:rPr>
+          <w:rStyle w:val="HTMLCode"/>
+          <w:rFonts w:eastAsiaTheme="majorEastAsia"/>
+        </w:rPr>
+        <w:t>https://api.x.com/2/users/me</w:t>
+      </w:r>
+    </w:p>
+    <w:p>
+      <w:pPr>
+        <w:pStyle w:val="NormalWeb"/>
+      </w:pPr>
+      <w:r>
+        <w:t>with access token.</w:t>
+      </w:r>
+    </w:p>
+    <w:p>
+      <w:r>
+        <w:pict>
+          <v:rect id="_x0000_i1073" style="width:0;height:1.5pt" o:hralign="center" o:hrstd="t" o:hr="t" fillcolor="#a0a0a0" stroked="f"/>
+        </w:pict>
+      </w:r>
+    </w:p>
+    <w:p>
+      <w:pPr>
+        <w:pStyle w:val="Heading1"/>
+      </w:pPr>
+      <w:r>
+        <w:t>STEP 13 — NORMALIZE INTO YOUR PROFILE STRUCTURE</w:t>
+      </w:r>
+    </w:p>
+    <w:p>
+      <w:pPr>
+        <w:pStyle w:val="NormalWeb"/>
+      </w:pPr>
+      <w:r>
+        <w:t>Persist:</w:t>
+      </w:r>
+    </w:p>
+    <w:p>
+      <w:pPr>
+        <w:pStyle w:val="HTMLPreformatted"/>
+      </w:pPr>
+      <w:r>
+        <w:rPr>
+          <w:rStyle w:val="o"/>
+        </w:rPr>
+        <w:t>social</w:t>
+      </w:r>
+      <w:r>
+        <w:rPr>
+          <w:rStyle w:val="HTMLCode"/>
+          <w:rFonts w:eastAsiaTheme="majorEastAsia"/>
+        </w:rPr>
+        <w:t>: {</w:t>
+      </w:r>
+      <w:r>
+        <w:br/>
+      </w:r>
+      <w:r>
+        <w:rPr>
+          <w:rStyle w:val="HTMLCode"/>
+          <w:rFonts w:eastAsiaTheme="majorEastAsia"/>
+        </w:rPr>
+        <w:t xml:space="preserve">  </w:t>
+      </w:r>
+      <w:r>
+        <w:rPr>
+          <w:rStyle w:val="o"/>
+        </w:rPr>
+        <w:t>x</w:t>
+      </w:r>
+      <w:r>
+        <w:rPr>
+          <w:rStyle w:val="HTMLCode"/>
+          <w:rFonts w:eastAsiaTheme="majorEastAsia"/>
+        </w:rPr>
+        <w:t>: {</w:t>
+      </w:r>
+      <w:r>
+        <w:br/>
+      </w:r>
+      <w:r>
+        <w:rPr>
+          <w:rStyle w:val="HTMLCode"/>
+          <w:rFonts w:eastAsiaTheme="majorEastAsia"/>
+        </w:rPr>
+        <w:t xml:space="preserve">    </w:t>
+      </w:r>
+      <w:r>
+        <w:rPr>
+          <w:rStyle w:val="o"/>
+        </w:rPr>
+        <w:t>verified</w:t>
+      </w:r>
+      <w:r>
+        <w:rPr>
+          <w:rStyle w:val="HTMLCode"/>
+          <w:rFonts w:eastAsiaTheme="majorEastAsia"/>
+        </w:rPr>
+        <w:t xml:space="preserve">: </w:t>
+      </w:r>
+      <w:r>
+        <w:rPr>
+          <w:rStyle w:val="j"/>
+        </w:rPr>
+        <w:t>true</w:t>
+      </w:r>
+      <w:r>
+        <w:rPr>
+          <w:rStyle w:val="HTMLCode"/>
+          <w:rFonts w:eastAsiaTheme="majorEastAsia"/>
+        </w:rPr>
+        <w:t>,</w:t>
+      </w:r>
+      <w:r>
+        <w:br/>
+      </w:r>
+      <w:r>
+        <w:rPr>
+          <w:rStyle w:val="HTMLCode"/>
+          <w:rFonts w:eastAsiaTheme="majorEastAsia"/>
+        </w:rPr>
+        <w:t xml:space="preserve">    </w:t>
+      </w:r>
+      <w:r>
+        <w:rPr>
+          <w:rStyle w:val="m"/>
+        </w:rPr>
+        <w:t>username</w:t>
+      </w:r>
+      <w:r>
+        <w:rPr>
+          <w:rStyle w:val="HTMLCode"/>
+          <w:rFonts w:eastAsiaTheme="majorEastAsia"/>
+        </w:rPr>
+        <w:t>,</w:t>
+      </w:r>
+      <w:r>
+        <w:br/>
+      </w:r>
+      <w:r>
+        <w:rPr>
+          <w:rStyle w:val="HTMLCode"/>
+          <w:rFonts w:eastAsiaTheme="majorEastAsia"/>
+        </w:rPr>
+        <w:t xml:space="preserve">    </w:t>
+      </w:r>
+      <w:proofErr w:type="spellStart"/>
+      <w:r>
+        <w:rPr>
+          <w:rStyle w:val="m"/>
+        </w:rPr>
+        <w:t>providerUserId</w:t>
+      </w:r>
+      <w:proofErr w:type="spellEnd"/>
+      <w:r>
+        <w:rPr>
+          <w:rStyle w:val="HTMLCode"/>
+          <w:rFonts w:eastAsiaTheme="majorEastAsia"/>
+        </w:rPr>
+        <w:t>,</w:t>
+      </w:r>
+      <w:r>
+        <w:br/>
+      </w:r>
+      <w:r>
+        <w:rPr>
+          <w:rStyle w:val="HTMLCode"/>
+          <w:rFonts w:eastAsiaTheme="majorEastAsia"/>
+        </w:rPr>
+        <w:t xml:space="preserve">    </w:t>
+      </w:r>
+      <w:proofErr w:type="spellStart"/>
+      <w:r>
+        <w:rPr>
+          <w:rStyle w:val="m"/>
+        </w:rPr>
+        <w:t>verifiedAt</w:t>
+      </w:r>
+      <w:proofErr w:type="spellEnd"/>
+      <w:r>
+        <w:rPr>
+          <w:rStyle w:val="HTMLCode"/>
+          <w:rFonts w:eastAsiaTheme="majorEastAsia"/>
+        </w:rPr>
+        <w:t>,</w:t>
+      </w:r>
+      <w:r>
+        <w:br/>
+      </w:r>
+      <w:r>
+        <w:rPr>
+          <w:rStyle w:val="HTMLCode"/>
+          <w:rFonts w:eastAsiaTheme="majorEastAsia"/>
+        </w:rPr>
+        <w:t xml:space="preserve">    </w:t>
+      </w:r>
+      <w:r>
+        <w:rPr>
+          <w:rStyle w:val="m"/>
+        </w:rPr>
+        <w:t>connected</w:t>
+      </w:r>
+      <w:r>
+        <w:rPr>
+          <w:rStyle w:val="HTMLCode"/>
+          <w:rFonts w:eastAsiaTheme="majorEastAsia"/>
+        </w:rPr>
+        <w:t xml:space="preserve">: </w:t>
+      </w:r>
+      <w:r>
+        <w:rPr>
+          <w:rStyle w:val="j"/>
+        </w:rPr>
+        <w:t>true</w:t>
+      </w:r>
+      <w:r>
+        <w:rPr>
+          <w:rStyle w:val="HTMLCode"/>
+          <w:rFonts w:eastAsiaTheme="majorEastAsia"/>
+        </w:rPr>
+        <w:t>,</w:t>
+      </w:r>
+      <w:r>
+        <w:br/>
+      </w:r>
+      <w:r>
+        <w:rPr>
+          <w:rStyle w:val="HTMLCode"/>
+          <w:rFonts w:eastAsiaTheme="majorEastAsia"/>
+        </w:rPr>
+        <w:t xml:space="preserve">  }</w:t>
+      </w:r>
+      <w:r>
+        <w:br/>
+      </w:r>
+      <w:r>
+        <w:rPr>
+          <w:rStyle w:val="HTMLCode"/>
+          <w:rFonts w:eastAsiaTheme="majorEastAsia"/>
+        </w:rPr>
+        <w:t>}</w:t>
+      </w:r>
+    </w:p>
+    <w:p>
+      <w:pPr>
+        <w:pStyle w:val="NormalWeb"/>
+      </w:pPr>
+      <w:r>
+        <w:t>Exactly like your other providers.</w:t>
+      </w:r>
+    </w:p>
+    <w:p>
+      <w:r>
+        <w:pict>
+          <v:rect id="_x0000_i1074" style="width:0;height:1.5pt" o:hralign="center" o:hrstd="t" o:hr="t" fillcolor="#a0a0a0" stroked="f"/>
+        </w:pict>
+      </w:r>
+    </w:p>
+    <w:p>
+      <w:pPr>
+        <w:pStyle w:val="Heading1"/>
+      </w:pPr>
+      <w:r>
+        <w:t>STEP 14 — HYDRATE UI</w:t>
+      </w:r>
+    </w:p>
+    <w:p>
+      <w:pPr>
+        <w:pStyle w:val="NormalWeb"/>
+      </w:pPr>
+      <w:r>
+        <w:t>Your existing architecture already supports this.</w:t>
+      </w:r>
+    </w:p>
+    <w:p>
+      <w:pPr>
+        <w:pStyle w:val="NormalWeb"/>
+      </w:pPr>
+      <w:r>
+        <w:t>That’s the nice part now.</w:t>
+      </w:r>
+    </w:p>
+    <w:p>
+      <w:r>
+        <w:pict>
+          <v:rect id="_x0000_i1075" style="width:0;height:1.5pt" o:hralign="center" o:hrstd="t" o:hr="t" fillcolor="#a0a0a0" stroked="f"/>
+        </w:pict>
+      </w:r>
+    </w:p>
+    <w:p>
+      <w:pPr>
+        <w:pStyle w:val="Heading1"/>
+      </w:pPr>
+      <w:r>
+        <w:t>IMPORTANT SECURITY NOTES</w:t>
+      </w:r>
+    </w:p>
+    <w:p>
+      <w:pPr>
+        <w:pStyle w:val="Heading1"/>
+      </w:pPr>
+      <w:r>
+        <w:t>DO NOT STORE:</w:t>
+      </w:r>
+    </w:p>
+    <w:p>
+      <w:pPr>
+        <w:numPr>
+          <w:ilvl w:val="0"/>
+          <w:numId w:val="40"/>
+        </w:numPr>
+        <w:spacing w:before="100" w:beforeAutospacing="1" w:after="100" w:afterAutospacing="1" w:line="240" w:lineRule="auto"/>
+      </w:pPr>
+      <w:r>
+        <w:t xml:space="preserve">raw refresh tokens in frontend </w:t>
+      </w:r>
+    </w:p>
+    <w:p>
+      <w:pPr>
+        <w:numPr>
+          <w:ilvl w:val="0"/>
+          <w:numId w:val="40"/>
+        </w:numPr>
+        <w:spacing w:before="100" w:beforeAutospacing="1" w:after="100" w:afterAutospacing="1" w:line="240" w:lineRule="auto"/>
+      </w:pPr>
+      <w:r>
+        <w:t xml:space="preserve">client secret in frontend </w:t>
+      </w:r>
+    </w:p>
+    <w:p>
+      <w:pPr>
+        <w:pStyle w:val="NormalWeb"/>
+      </w:pPr>
+      <w:r>
+        <w:t>ONLY backend.</w:t>
+      </w:r>
+    </w:p>
+    <w:p>
+      <w:r>
+        <w:pict>
+          <v:rect id="_x0000_i1076" style="width:0;height:1.5pt" o:hralign="center" o:hrstd="t" o:hr="t" fillcolor="#a0a0a0" stroked="f"/>
+        </w:pict>
+      </w:r>
+    </w:p>
+    <w:p>
+      <w:pPr>
+        <w:pStyle w:val="Heading1"/>
+      </w:pPr>
+      <w:r>
+        <w:lastRenderedPageBreak/>
+        <w:t>DO STORE:</w:t>
+      </w:r>
+    </w:p>
+    <w:p>
+      <w:pPr>
+        <w:numPr>
+          <w:ilvl w:val="0"/>
+          <w:numId w:val="41"/>
+        </w:numPr>
+        <w:spacing w:before="100" w:beforeAutospacing="1" w:after="100" w:afterAutospacing="1" w:line="240" w:lineRule="auto"/>
+      </w:pPr>
+      <w:r>
+        <w:t xml:space="preserve">normalized verified identity </w:t>
+      </w:r>
+    </w:p>
+    <w:p>
+      <w:pPr>
+        <w:numPr>
+          <w:ilvl w:val="0"/>
+          <w:numId w:val="41"/>
+        </w:numPr>
+        <w:spacing w:before="100" w:beforeAutospacing="1" w:after="100" w:afterAutospacing="1" w:line="240" w:lineRule="auto"/>
+      </w:pPr>
+      <w:r>
+        <w:t xml:space="preserve">provider user id </w:t>
+      </w:r>
+    </w:p>
+    <w:p>
+      <w:pPr>
+        <w:numPr>
+          <w:ilvl w:val="0"/>
+          <w:numId w:val="41"/>
+        </w:numPr>
+        <w:spacing w:before="100" w:beforeAutospacing="1" w:after="100" w:afterAutospacing="1" w:line="240" w:lineRule="auto"/>
+      </w:pPr>
+      <w:r>
+        <w:t xml:space="preserve">username </w:t>
+      </w:r>
+    </w:p>
+    <w:p>
+      <w:pPr>
+        <w:numPr>
+          <w:ilvl w:val="0"/>
+          <w:numId w:val="41"/>
+        </w:numPr>
+        <w:spacing w:before="100" w:beforeAutospacing="1" w:after="100" w:afterAutospacing="1" w:line="240" w:lineRule="auto"/>
+      </w:pPr>
+      <w:r>
+        <w:t xml:space="preserve">verification timestamp </w:t>
+      </w:r>
+    </w:p>
+    <w:p>
+      <w:pPr>
+        <w:spacing w:after="0"/>
+      </w:pPr>
+      <w:r>
+        <w:pict>
+          <v:rect id="_x0000_i1077" style="width:0;height:1.5pt" o:hralign="center" o:hrstd="t" o:hr="t" fillcolor="#a0a0a0" stroked="f"/>
+        </w:pict>
+      </w:r>
+    </w:p>
+    <w:p>
+      <w:pPr>
+        <w:pStyle w:val="Heading1"/>
+      </w:pPr>
+      <w:r>
+        <w:t>VERY IMPORTANT DESIGN DECISION</w:t>
+      </w:r>
+    </w:p>
+    <w:p>
+      <w:pPr>
+        <w:pStyle w:val="NormalWeb"/>
+      </w:pPr>
+      <w:r>
+        <w:t>You should treat:</w:t>
+      </w:r>
+    </w:p>
+    <w:p>
+      <w:pPr>
+        <w:pStyle w:val="HTMLPreformatted"/>
+      </w:pPr>
+      <w:r>
+        <w:rPr>
+          <w:rStyle w:val="HTMLCode"/>
+          <w:rFonts w:eastAsiaTheme="majorEastAsia"/>
+        </w:rPr>
+        <w:t>social verification</w:t>
+      </w:r>
+    </w:p>
+    <w:p>
+      <w:pPr>
+        <w:pStyle w:val="NormalWeb"/>
+      </w:pPr>
+      <w:r>
+        <w:t>as:</w:t>
+      </w:r>
+    </w:p>
+    <w:p>
+      <w:pPr>
+        <w:pStyle w:val="HTMLPreformatted"/>
+      </w:pPr>
+      <w:r>
+        <w:rPr>
+          <w:rStyle w:val="HTMLCode"/>
+          <w:rFonts w:eastAsiaTheme="majorEastAsia"/>
+        </w:rPr>
+        <w:t>trust evidence</w:t>
+      </w:r>
+    </w:p>
+    <w:p>
+      <w:pPr>
+        <w:pStyle w:val="NormalWeb"/>
+      </w:pPr>
+      <w:r>
+        <w:t>NOT:</w:t>
+      </w:r>
+    </w:p>
+    <w:p>
+      <w:pPr>
+        <w:pStyle w:val="HTMLPreformatted"/>
+      </w:pPr>
+      <w:r>
+        <w:rPr>
+          <w:rStyle w:val="HTMLCode"/>
+          <w:rFonts w:eastAsiaTheme="majorEastAsia"/>
+        </w:rPr>
+        <w:t>authentication identity</w:t>
+      </w:r>
+    </w:p>
+    <w:p>
+      <w:pPr>
+        <w:pStyle w:val="NormalWeb"/>
+      </w:pPr>
+      <w:r>
+        <w:t>You made the correct architectural distinction earlier.</w:t>
+      </w:r>
+    </w:p>
+    <w:p>
+      <w:r>
+        <w:pict>
+          <v:rect id="_x0000_i1078" style="width:0;height:1.5pt" o:hralign="center" o:hrstd="t" o:hr="t" fillcolor="#a0a0a0" stroked="f"/>
+        </w:pict>
+      </w:r>
+    </w:p>
+    <w:p>
+      <w:pPr>
+        <w:pStyle w:val="Heading1"/>
+      </w:pPr>
+      <w:r>
+        <w:t>RECOMMENDED NEXT STEP AFTER X</w:t>
+      </w:r>
+    </w:p>
+    <w:p>
+      <w:pPr>
+        <w:pStyle w:val="NormalWeb"/>
+      </w:pPr>
+      <w:r>
+        <w:t>Once X works:</w:t>
+      </w:r>
+    </w:p>
+    <w:p>
+      <w:pPr>
+        <w:pStyle w:val="NormalWeb"/>
+      </w:pPr>
+      <w:r>
+        <w:t>refactor ALL providers into:</w:t>
+      </w:r>
+    </w:p>
+    <w:p>
+      <w:pPr>
+        <w:pStyle w:val="HTMLPreformatted"/>
+      </w:pPr>
+      <w:r>
+        <w:rPr>
+          <w:rStyle w:val="HTMLCode"/>
+          <w:rFonts w:eastAsiaTheme="majorEastAsia"/>
+        </w:rPr>
+        <w:t>/services/social/providers/</w:t>
+      </w:r>
+    </w:p>
+    <w:p>
+      <w:pPr>
+        <w:pStyle w:val="NormalWeb"/>
+      </w:pPr>
+      <w:r>
+        <w:t>because you now officially have:</w:t>
+      </w:r>
+    </w:p>
+    <w:p>
+      <w:pPr>
+        <w:numPr>
+          <w:ilvl w:val="0"/>
+          <w:numId w:val="42"/>
+        </w:numPr>
+        <w:spacing w:before="100" w:beforeAutospacing="1" w:after="100" w:afterAutospacing="1" w:line="240" w:lineRule="auto"/>
+      </w:pPr>
+      <w:r>
+        <w:t xml:space="preserve">Meta provider family </w:t>
+      </w:r>
+    </w:p>
+    <w:p>
+      <w:pPr>
+        <w:numPr>
+          <w:ilvl w:val="0"/>
+          <w:numId w:val="42"/>
+        </w:numPr>
+        <w:spacing w:before="100" w:beforeAutospacing="1" w:after="100" w:afterAutospacing="1" w:line="240" w:lineRule="auto"/>
+      </w:pPr>
+      <w:r>
+        <w:t xml:space="preserve">Google provider family </w:t>
+      </w:r>
+    </w:p>
+    <w:p>
+      <w:pPr>
+        <w:numPr>
+          <w:ilvl w:val="0"/>
+          <w:numId w:val="42"/>
+        </w:numPr>
+        <w:spacing w:before="100" w:beforeAutospacing="1" w:after="100" w:afterAutospacing="1" w:line="240" w:lineRule="auto"/>
+      </w:pPr>
+      <w:r>
+        <w:t xml:space="preserve">X provider family </w:t>
+      </w:r>
+    </w:p>
+    <w:p>
+      <w:pPr>
+        <w:pStyle w:val="NormalWeb"/>
+      </w:pPr>
+      <w:r>
+        <w:t>At that point:</w:t>
+      </w:r>
+    </w:p>
+    <w:p>
+      <w:pPr>
+        <w:pStyle w:val="HTMLPreformatted"/>
+      </w:pPr>
+      <w:r>
+        <w:rPr>
+          <w:rStyle w:val="HTMLCode"/>
+          <w:rFonts w:eastAsiaTheme="majorEastAsia"/>
+        </w:rPr>
+        <w:t>provider adapters</w:t>
+      </w:r>
+    </w:p>
+    <w:p>
+      <w:pPr>
+        <w:pStyle w:val="NormalWeb"/>
+      </w:pPr>
+      <w:r>
+        <w:t>become the clean abstraction boundary.</w:t>
+      </w:r>
+    </w:p>
+    <w:p>
+      <w:pPr>
+        <w:pStyle w:val="NormalWeb"/>
+      </w:pPr>
+    </w:p>
+    <w:p>
+      <w:pPr>
+        <w:pStyle w:val="NormalWeb"/>
+      </w:pPr>
+    </w:p>
+    <w:p>
+      <w:pPr>
+        <w:pStyle w:val="NormalWeb"/>
+      </w:pPr>
+      <w:r>
+        <w:t>1287286756939460</w:t>
+      </w:r>
       <w:bookmarkStart w:id="2" w:name="_GoBack"/>
       <w:bookmarkEnd w:id="2"/>
+    </w:p>
+    <w:p>
+      <w:pPr>
+        <w:pStyle w:val="NormalWeb"/>
+      </w:pPr>
+    </w:p>
+    <w:p>
+      <w:pPr>
+        <w:pStyle w:val="NormalWeb"/>
+        <w:rPr>
+          <w:rFonts w:ascii="Courier New" w:hAnsi="Courier New" w:cs="Courier New"/>
+          <w:color w:val="71767A"/>
+          <w:sz w:val="27"/>
+          <w:szCs w:val="27"/>
+        </w:rPr>
+      </w:pPr>
+      <w:r>
+        <w:rPr>
+          <w:rFonts w:ascii="Courier New" w:hAnsi="Courier New" w:cs="Courier New"/>
+          <w:color w:val="71767A"/>
+          <w:sz w:val="27"/>
+          <w:szCs w:val="27"/>
+        </w:rPr>
+        <w:t xml:space="preserve">Client ID: </w:t>
+      </w:r>
+      <w:r>
+        <w:rPr>
+          <w:rFonts w:ascii="Courier New" w:hAnsi="Courier New" w:cs="Courier New"/>
+          <w:color w:val="71767A"/>
+          <w:sz w:val="27"/>
+          <w:szCs w:val="27"/>
+        </w:rPr>
+        <w:t>dzkzS21PVXVqRzVndUF4Sk1hRWI6MTpjaQ</w:t>
+      </w:r>
+    </w:p>
+    <w:p>
+      <w:pPr>
+        <w:pStyle w:val="NormalWeb"/>
+      </w:pPr>
+      <w:r>
+        <w:t>juLu1TsW3R4MNcHeLMARLVEsoW9pDKKq2Gk4nIhiqdq7PsH7th</w:t>
+      </w:r>
+    </w:p>
+    <w:p>
+      <w:pPr>
+        <w:pStyle w:val="NormalWeb"/>
+      </w:pPr>
+    </w:p>
+    <w:p>
+      <w:pPr>
+        <w:pStyle w:val="NormalWeb"/>
+      </w:pPr>
+      <w:r>
+        <w:t>X_CLIENT_ID=...</w:t>
+      </w:r>
+      <w:r>
+        <w:br/>
+        <w:t>X_CLIENT_SECRET=...</w:t>
+      </w:r>
+      <w:r>
+        <w:br/>
+        <w:t>X_REDIRECT_URI=</w:t>
+      </w:r>
+      <w:r>
+        <w:t xml:space="preserve"> https://communityone-backend.onrender.com </w:t>
+      </w:r>
+      <w:r>
+        <w:t>/</w:t>
+      </w:r>
+      <w:proofErr w:type="spellStart"/>
+      <w:r>
+        <w:t>api</w:t>
+      </w:r>
+      <w:proofErr w:type="spellEnd"/>
+      <w:r>
+        <w:t>/x/</w:t>
+      </w:r>
+      <w:proofErr w:type="spellStart"/>
+      <w:r>
+        <w:t>callback</w:t>
+      </w:r>
+      <w:proofErr w:type="spellEnd"/>
+      <w:r>
+        <w:br/>
+        <w:t>SESSION_SECRET=super-secret-string</w:t>
+      </w:r>
+    </w:p>
+    <w:p>
+      <w:pPr>
+        <w:pStyle w:val="NormalWeb"/>
+      </w:pPr>
+    </w:p>
+    <w:p>
+      <w:pPr>
+        <w:shd w:val="clear" w:color="auto" w:fill="121314"/>
+        <w:spacing w:after="0" w:line="285" w:lineRule="atLeast"/>
+        <w:rPr>
+          <w:rFonts w:ascii="Consolas" w:eastAsia="Times New Roman" w:hAnsi="Consolas" w:cs="Times New Roman"/>
+          <w:color w:val="BBBEBF"/>
+          <w:sz w:val="21"/>
+          <w:szCs w:val="21"/>
+          <w:lang w:eastAsia="en-AU"/>
+        </w:rPr>
+      </w:pPr>
+      <w:r>
+        <w:rPr>
+          <w:rFonts w:ascii="Consolas" w:eastAsia="Times New Roman" w:hAnsi="Consolas" w:cs="Times New Roman"/>
+          <w:color w:val="FFA657"/>
+          <w:sz w:val="21"/>
+          <w:szCs w:val="21"/>
+          <w:lang w:eastAsia="en-AU"/>
+        </w:rPr>
+        <w:t>VITE_SOCIAL_API_URL</w:t>
+      </w:r>
+      <w:r>
+        <w:rPr>
+          <w:rFonts w:ascii="Consolas" w:eastAsia="Times New Roman" w:hAnsi="Consolas" w:cs="Times New Roman"/>
+          <w:color w:val="D4D4D4"/>
+          <w:sz w:val="21"/>
+          <w:szCs w:val="21"/>
+          <w:lang w:eastAsia="en-AU"/>
+        </w:rPr>
+        <w:t>=</w:t>
+      </w:r>
+      <w:r>
+        <w:rPr>
+          <w:rFonts w:ascii="Consolas" w:eastAsia="Times New Roman" w:hAnsi="Consolas" w:cs="Times New Roman"/>
+          <w:color w:val="BBBEBF"/>
+          <w:sz w:val="21"/>
+          <w:szCs w:val="21"/>
+          <w:lang w:eastAsia="en-AU"/>
+        </w:rPr>
+        <w:t>https://gm4m6rdjmg.execute-api.ap-southeast-2.amazonaws.com</w:t>
+      </w:r>
+    </w:p>
+    <w:p>
+      <w:pPr>
+        <w:pStyle w:val="NormalWeb"/>
+      </w:pPr>
+    </w:p>
+    <w:p>
+      <w:pPr>
+        <w:shd w:val="clear" w:color="auto" w:fill="FFFFFF"/>
+        <w:spacing w:after="0" w:line="240" w:lineRule="auto"/>
+        <w:rPr>
+          <w:rFonts w:ascii="Arial" w:eastAsia="Times New Roman" w:hAnsi="Arial" w:cs="Arial"/>
+          <w:b/>
+          <w:bCs/>
+          <w:color w:val="1C1E21"/>
+          <w:sz w:val="15"/>
+          <w:szCs w:val="15"/>
+          <w:lang w:eastAsia="en-AU"/>
+        </w:rPr>
+      </w:pPr>
+      <w:r>
+        <w:rPr>
+          <w:rFonts w:ascii="Arial" w:eastAsia="Times New Roman" w:hAnsi="Arial" w:cs="Arial"/>
+          <w:b/>
+          <w:bCs/>
+          <w:color w:val="1C1E21"/>
+          <w:sz w:val="15"/>
+          <w:szCs w:val="15"/>
+          <w:lang w:eastAsia="en-AU"/>
+        </w:rPr>
+        <w:t>Instagram app name</w:t>
+      </w:r>
+    </w:p>
+    <w:p>
+      <w:pPr>
+        <w:shd w:val="clear" w:color="auto" w:fill="FFFFFF"/>
+        <w:spacing w:after="0" w:line="240" w:lineRule="auto"/>
+        <w:rPr>
+          <w:rFonts w:ascii="Arial" w:eastAsia="Times New Roman" w:hAnsi="Arial" w:cs="Arial"/>
+          <w:color w:val="1C1E21"/>
+          <w:sz w:val="15"/>
+          <w:szCs w:val="15"/>
+          <w:lang w:eastAsia="en-AU"/>
+        </w:rPr>
+      </w:pPr>
+      <w:proofErr w:type="spellStart"/>
+      <w:r>
+        <w:rPr>
+          <w:rFonts w:ascii="Arial" w:eastAsia="Times New Roman" w:hAnsi="Arial" w:cs="Arial"/>
+          <w:color w:val="1C1E21"/>
+          <w:sz w:val="15"/>
+          <w:szCs w:val="15"/>
+          <w:lang w:eastAsia="en-AU"/>
+        </w:rPr>
+        <w:t>communityone</w:t>
+      </w:r>
+      <w:proofErr w:type="spellEnd"/>
+      <w:r>
+        <w:rPr>
+          <w:rFonts w:ascii="Arial" w:eastAsia="Times New Roman" w:hAnsi="Arial" w:cs="Arial"/>
+          <w:color w:val="1C1E21"/>
+          <w:sz w:val="15"/>
+          <w:szCs w:val="15"/>
+          <w:lang w:eastAsia="en-AU"/>
+        </w:rPr>
+        <w:t>-IG</w:t>
+      </w:r>
+    </w:p>
+    <w:p>
+      <w:pPr>
+        <w:shd w:val="clear" w:color="auto" w:fill="FFFFFF"/>
+        <w:spacing w:after="0" w:line="240" w:lineRule="auto"/>
+        <w:rPr>
+          <w:rFonts w:ascii="Arial" w:eastAsia="Times New Roman" w:hAnsi="Arial" w:cs="Arial"/>
+          <w:b/>
+          <w:bCs/>
+          <w:color w:val="1C1E21"/>
+          <w:sz w:val="15"/>
+          <w:szCs w:val="15"/>
+          <w:lang w:eastAsia="en-AU"/>
+        </w:rPr>
+      </w:pPr>
+      <w:r>
+        <w:rPr>
+          <w:rFonts w:ascii="Arial" w:eastAsia="Times New Roman" w:hAnsi="Arial" w:cs="Arial"/>
+          <w:b/>
+          <w:bCs/>
+          <w:color w:val="1C1E21"/>
+          <w:sz w:val="15"/>
+          <w:szCs w:val="15"/>
+          <w:lang w:eastAsia="en-AU"/>
+        </w:rPr>
+        <w:t>Instagram app ID</w:t>
+      </w:r>
+    </w:p>
+    <w:p>
+      <w:pPr>
+        <w:shd w:val="clear" w:color="auto" w:fill="FFFFFF"/>
+        <w:spacing w:after="0" w:line="240" w:lineRule="auto"/>
+        <w:rPr>
+          <w:rFonts w:ascii="Times New Roman" w:eastAsia="Times New Roman" w:hAnsi="Times New Roman" w:cs="Times New Roman"/>
+          <w:color w:val="1461CC"/>
+          <w:sz w:val="24"/>
+          <w:szCs w:val="24"/>
+          <w:lang w:eastAsia="en-AU"/>
+        </w:rPr>
+      </w:pPr>
+      <w:r>
+        <w:rPr>
+          <w:rFonts w:ascii="Arial" w:eastAsia="Times New Roman" w:hAnsi="Arial" w:cs="Arial"/>
+          <w:color w:val="1C1E21"/>
+          <w:sz w:val="15"/>
+          <w:szCs w:val="15"/>
+          <w:lang w:eastAsia="en-AU"/>
+        </w:rPr>
+        <w:fldChar w:fldCharType="begin"/>
+      </w:r>
+      <w:r>
+        <w:rPr>
+          <w:rFonts w:ascii="Arial" w:eastAsia="Times New Roman" w:hAnsi="Arial" w:cs="Arial"/>
+          <w:color w:val="1C1E21"/>
+          <w:sz w:val="15"/>
+          <w:szCs w:val="15"/>
+          <w:lang w:eastAsia="en-AU"/>
+        </w:rPr>
+        <w:instrText xml:space="preserve"> HYPERLINK "https://developers.facebook.com/apps/1287286756939460/use_cases/customize/?use_case_enum=INSTAGRAM_BUSINESS&amp;selected_tab=API-Setup&amp;product_route=instagram-business&amp;business_id=777920765405296" </w:instrText>
+      </w:r>
+      <w:r>
+        <w:rPr>
+          <w:rFonts w:ascii="Arial" w:eastAsia="Times New Roman" w:hAnsi="Arial" w:cs="Arial"/>
+          <w:color w:val="1C1E21"/>
+          <w:sz w:val="15"/>
+          <w:szCs w:val="15"/>
+          <w:lang w:eastAsia="en-AU"/>
+        </w:rPr>
+        <w:fldChar w:fldCharType="separate"/>
+      </w:r>
+    </w:p>
+    <w:p>
+      <w:pPr>
+        <w:shd w:val="clear" w:color="auto" w:fill="FFFFFF"/>
+        <w:spacing w:after="0" w:line="240" w:lineRule="auto"/>
+        <w:rPr>
+          <w:rFonts w:ascii="Times New Roman" w:eastAsia="Times New Roman" w:hAnsi="Times New Roman" w:cs="Times New Roman"/>
+          <w:sz w:val="24"/>
+          <w:szCs w:val="24"/>
+          <w:lang w:eastAsia="en-AU"/>
+        </w:rPr>
+      </w:pPr>
+      <w:r>
+        <w:rPr>
+          <w:rFonts w:ascii="Arial" w:eastAsia="Times New Roman" w:hAnsi="Arial" w:cs="Arial"/>
+          <w:color w:val="1461CC"/>
+          <w:sz w:val="15"/>
+          <w:szCs w:val="15"/>
+          <w:lang w:eastAsia="en-AU"/>
+        </w:rPr>
+        <w:t>994852839669335</w:t>
+      </w:r>
+    </w:p>
+    <w:p>
+      <w:pPr>
+        <w:shd w:val="clear" w:color="auto" w:fill="FFFFFF"/>
+        <w:spacing w:after="0" w:line="240" w:lineRule="auto"/>
+        <w:rPr>
+          <w:rFonts w:ascii="Arial" w:eastAsia="Times New Roman" w:hAnsi="Arial" w:cs="Arial"/>
+          <w:color w:val="1C1E21"/>
+          <w:sz w:val="15"/>
+          <w:szCs w:val="15"/>
+          <w:lang w:eastAsia="en-AU"/>
+        </w:rPr>
+      </w:pPr>
+      <w:r>
+        <w:rPr>
+          <w:rFonts w:ascii="Arial" w:eastAsia="Times New Roman" w:hAnsi="Arial" w:cs="Arial"/>
+          <w:color w:val="1C1E21"/>
+          <w:sz w:val="15"/>
+          <w:szCs w:val="15"/>
+          <w:lang w:eastAsia="en-AU"/>
+        </w:rPr>
+        <w:fldChar w:fldCharType="end"/>
+      </w:r>
+    </w:p>
+    <w:p>
+      <w:pPr>
+        <w:pStyle w:val="Style1"/>
+        <w:numPr>
+          <w:ilvl w:val="0"/>
+          <w:numId w:val="0"/>
+        </w:numPr>
+        <w:ind w:left="792" w:hanging="432"/>
+        <w:jc w:val="left"/>
+        <w:rPr>
+          <w:b w:val="0"/>
+          <w:lang w:eastAsia="en-AU"/>
+        </w:rPr>
+      </w:pPr>
+      <w:r>
+        <w:rPr>
+          <w:b w:val="0"/>
+          <w:lang w:eastAsia="en-AU"/>
+        </w:rPr>
+        <w:t xml:space="preserve">Instagram App Secret: </w:t>
+      </w:r>
+      <w:r>
+        <w:rPr>
+          <w:b w:val="0"/>
+          <w:lang w:eastAsia="en-AU"/>
+        </w:rPr>
+        <w:t>bb6dbebf6046a8966cb5b65848fb486f</w:t>
+      </w:r>
+    </w:p>
+    <w:p>
+      <w:pPr>
+        <w:pStyle w:val="Style1"/>
+        <w:numPr>
+          <w:ilvl w:val="0"/>
+          <w:numId w:val="0"/>
+        </w:numPr>
+        <w:ind w:left="792" w:hanging="432"/>
+        <w:jc w:val="left"/>
+        <w:rPr>
+          <w:b w:val="0"/>
+          <w:lang w:eastAsia="en-AU"/>
+        </w:rPr>
+      </w:pPr>
+    </w:p>
+    <w:p>
+      <w:pPr>
+        <w:pStyle w:val="Style1"/>
+        <w:numPr>
+          <w:ilvl w:val="0"/>
+          <w:numId w:val="0"/>
+        </w:numPr>
+        <w:ind w:left="792" w:hanging="432"/>
+        <w:jc w:val="left"/>
+        <w:rPr>
+          <w:b w:val="0"/>
+          <w:lang w:eastAsia="en-AU"/>
+        </w:rPr>
+      </w:pPr>
+      <w:r>
+        <w:rPr>
+          <w:b w:val="0"/>
+          <w:lang w:eastAsia="en-AU"/>
+        </w:rPr>
+        <w:t>https://communityone-backend.onrender.com/auth/instagram/callback</w:t>
+      </w:r>
+    </w:p>
+    <w:p>
+      <w:pPr>
+        <w:pStyle w:val="NormalWeb"/>
+      </w:pPr>
+      <w:hyperlink r:id="rId17" w:history="1">
+        <w:r>
+          <w:rPr>
+            <w:rStyle w:val="Hyperlink"/>
+          </w:rPr>
+          <w:t>https://communityone-backend.onrender.com/auth/instagram/callback</w:t>
+        </w:r>
+      </w:hyperlink>
+    </w:p>
+    <w:p>
+      <w:pPr>
+        <w:pStyle w:val="NormalWeb"/>
+      </w:pPr>
+    </w:p>
+    <w:p>
+      <w:pPr>
+        <w:pStyle w:val="NormalWeb"/>
+      </w:pPr>
+      <w:r>
+        <w:t>INSTAGRAM_APP_ID=</w:t>
+      </w:r>
+      <w:r>
+        <w:t>1287286756939460</w:t>
+      </w:r>
+    </w:p>
+    <w:p>
+      <w:pPr>
+        <w:pStyle w:val="NormalWeb"/>
+      </w:pPr>
+      <w:r>
+        <w:t>INSTAGRAM_APP_SECRET=</w:t>
+      </w:r>
+      <w:r>
+        <w:t>bb6dbebf6046a8966cb5b65848fb486f</w:t>
+      </w:r>
+    </w:p>
+    <w:p>
+      <w:pPr>
+        <w:pStyle w:val="NormalWeb"/>
+      </w:pPr>
+      <w:r>
+        <w:t>INSTAGRAM_REDIRECT_URI=https://communityone-backend.onrender.com/api/instagram/callback</w:t>
+      </w:r>
+    </w:p>
+    <w:p>
+      <w:pPr>
+        <w:pStyle w:val="NormalWeb"/>
+      </w:pPr>
+      <w:r>
+        <w:t>FRONTEND_URL=https://main.d1ss8rtrtimogr.amplifyapp.com</w:t>
+      </w:r>
+    </w:p>
+    <w:p>
+      <w:pPr>
+        <w:pStyle w:val="NormalWeb"/>
+      </w:pPr>
+    </w:p>
+    <w:p>
+      <w:pPr>
+        <w:pStyle w:val="NormalWeb"/>
+      </w:pPr>
+    </w:p>
+    <w:p>
+      <w:pPr>
+        <w:pStyle w:val="NormalWeb"/>
+      </w:pPr>
+      <w:proofErr w:type="spellStart"/>
+      <w:r>
+        <w:t>pages_show_list</w:t>
+      </w:r>
+      <w:proofErr w:type="spellEnd"/>
+    </w:p>
+    <w:p>
+      <w:pPr>
+        <w:pStyle w:val="NormalWeb"/>
+      </w:pPr>
+      <w:proofErr w:type="spellStart"/>
+      <w:r>
+        <w:t>pages_read_engagement</w:t>
+      </w:r>
+      <w:proofErr w:type="spellEnd"/>
+    </w:p>
+    <w:p>
+      <w:pPr>
+        <w:pStyle w:val="NormalWeb"/>
+      </w:pPr>
+      <w:proofErr w:type="spellStart"/>
+      <w:r>
+        <w:t>business_management</w:t>
+      </w:r>
+      <w:proofErr w:type="spellEnd"/>
+    </w:p>
+    <w:p>
+      <w:pPr>
+        <w:pStyle w:val="NormalWeb"/>
+      </w:pPr>
+      <w:proofErr w:type="spellStart"/>
+      <w:r>
+        <w:t>instagram_business_basic</w:t>
+      </w:r>
+      <w:proofErr w:type="spellEnd"/>
+    </w:p>
+    <w:p>
+      <w:pPr>
+        <w:pStyle w:val="NormalWeb"/>
+      </w:pPr>
+      <w:proofErr w:type="spellStart"/>
+      <w:r>
+        <w:t>instagram_manage_comments</w:t>
+      </w:r>
+      <w:proofErr w:type="spellEnd"/>
+    </w:p>
+    <w:p>
+      <w:pPr>
+        <w:pStyle w:val="NormalWeb"/>
+      </w:pPr>
+      <w:proofErr w:type="spellStart"/>
+      <w:r>
+        <w:t>instagram_business_manage_messages</w:t>
+      </w:r>
+      <w:proofErr w:type="spellEnd"/>
     </w:p>
     <w:sectPr>
       <w:pgSz w:w="11906" w:h="16838"/>
@@ -16014,6 +19164,155 @@
     </w:lvl>
   </w:abstractNum>
   <w:abstractNum w:abstractNumId="3" w15:restartNumberingAfterBreak="0">
+    <w:nsid w:val="074053F9"/>
+    <w:multiLevelType w:val="multilevel"/>
+    <w:tmpl w:val="8A28C2DC"/>
+    <w:lvl w:ilvl="0">
+      <w:start w:val="1"/>
+      <w:numFmt w:val="bullet"/>
+      <w:lvlText w:val=""/>
+      <w:lvlJc w:val="left"/>
+      <w:pPr>
+        <w:tabs>
+          <w:tab w:val="num" w:pos="720"/>
+        </w:tabs>
+        <w:ind w:left="720" w:hanging="360"/>
+      </w:pPr>
+      <w:rPr>
+        <w:rFonts w:ascii="Symbol" w:hAnsi="Symbol" w:hint="default"/>
+        <w:sz w:val="20"/>
+      </w:rPr>
+    </w:lvl>
+    <w:lvl w:ilvl="1" w:tentative="1">
+      <w:start w:val="1"/>
+      <w:numFmt w:val="bullet"/>
+      <w:lvlText w:val="o"/>
+      <w:lvlJc w:val="left"/>
+      <w:pPr>
+        <w:tabs>
+          <w:tab w:val="num" w:pos="1440"/>
+        </w:tabs>
+        <w:ind w:left="1440" w:hanging="360"/>
+      </w:pPr>
+      <w:rPr>
+        <w:rFonts w:ascii="Courier New" w:hAnsi="Courier New" w:hint="default"/>
+        <w:sz w:val="20"/>
+      </w:rPr>
+    </w:lvl>
+    <w:lvl w:ilvl="2" w:tentative="1">
+      <w:start w:val="1"/>
+      <w:numFmt w:val="bullet"/>
+      <w:lvlText w:val=""/>
+      <w:lvlJc w:val="left"/>
+      <w:pPr>
+        <w:tabs>
+          <w:tab w:val="num" w:pos="2160"/>
+        </w:tabs>
+        <w:ind w:left="2160" w:hanging="360"/>
+      </w:pPr>
+      <w:rPr>
+        <w:rFonts w:ascii="Wingdings" w:hAnsi="Wingdings" w:hint="default"/>
+        <w:sz w:val="20"/>
+      </w:rPr>
+    </w:lvl>
+    <w:lvl w:ilvl="3" w:tentative="1">
+      <w:start w:val="1"/>
+      <w:numFmt w:val="bullet"/>
+      <w:lvlText w:val=""/>
+      <w:lvlJc w:val="left"/>
+      <w:pPr>
+        <w:tabs>
+          <w:tab w:val="num" w:pos="2880"/>
+        </w:tabs>
+        <w:ind w:left="2880" w:hanging="360"/>
+      </w:pPr>
+      <w:rPr>
+        <w:rFonts w:ascii="Wingdings" w:hAnsi="Wingdings" w:hint="default"/>
+        <w:sz w:val="20"/>
+      </w:rPr>
+    </w:lvl>
+    <w:lvl w:ilvl="4" w:tentative="1">
+      <w:start w:val="1"/>
+      <w:numFmt w:val="bullet"/>
+      <w:lvlText w:val=""/>
+      <w:lvlJc w:val="left"/>
+      <w:pPr>
+        <w:tabs>
+          <w:tab w:val="num" w:pos="3600"/>
+        </w:tabs>
+        <w:ind w:left="3600" w:hanging="360"/>
+      </w:pPr>
+      <w:rPr>
+        <w:rFonts w:ascii="Wingdings" w:hAnsi="Wingdings" w:hint="default"/>
+        <w:sz w:val="20"/>
+      </w:rPr>
+    </w:lvl>
+    <w:lvl w:ilvl="5" w:tentative="1">
+      <w:start w:val="1"/>
+      <w:numFmt w:val="bullet"/>
+      <w:lvlText w:val=""/>
+      <w:lvlJc w:val="left"/>
+      <w:pPr>
+        <w:tabs>
+          <w:tab w:val="num" w:pos="4320"/>
+        </w:tabs>
+        <w:ind w:left="4320" w:hanging="360"/>
+      </w:pPr>
+      <w:rPr>
+        <w:rFonts w:ascii="Wingdings" w:hAnsi="Wingdings" w:hint="default"/>
+        <w:sz w:val="20"/>
+      </w:rPr>
+    </w:lvl>
+    <w:lvl w:ilvl="6" w:tentative="1">
+      <w:start w:val="1"/>
+      <w:numFmt w:val="bullet"/>
+      <w:lvlText w:val=""/>
+      <w:lvlJc w:val="left"/>
+      <w:pPr>
+        <w:tabs>
+          <w:tab w:val="num" w:pos="5040"/>
+        </w:tabs>
+        <w:ind w:left="5040" w:hanging="360"/>
+      </w:pPr>
+      <w:rPr>
+        <w:rFonts w:ascii="Wingdings" w:hAnsi="Wingdings" w:hint="default"/>
+        <w:sz w:val="20"/>
+      </w:rPr>
+    </w:lvl>
+    <w:lvl w:ilvl="7" w:tentative="1">
+      <w:start w:val="1"/>
+      <w:numFmt w:val="bullet"/>
+      <w:lvlText w:val=""/>
+      <w:lvlJc w:val="left"/>
+      <w:pPr>
+        <w:tabs>
+          <w:tab w:val="num" w:pos="5760"/>
+        </w:tabs>
+        <w:ind w:left="5760" w:hanging="360"/>
+      </w:pPr>
+      <w:rPr>
+        <w:rFonts w:ascii="Wingdings" w:hAnsi="Wingdings" w:hint="default"/>
+        <w:sz w:val="20"/>
+      </w:rPr>
+    </w:lvl>
+    <w:lvl w:ilvl="8" w:tentative="1">
+      <w:start w:val="1"/>
+      <w:numFmt w:val="bullet"/>
+      <w:lvlText w:val=""/>
+      <w:lvlJc w:val="left"/>
+      <w:pPr>
+        <w:tabs>
+          <w:tab w:val="num" w:pos="6480"/>
+        </w:tabs>
+        <w:ind w:left="6480" w:hanging="360"/>
+      </w:pPr>
+      <w:rPr>
+        <w:rFonts w:ascii="Wingdings" w:hAnsi="Wingdings" w:hint="default"/>
+        <w:sz w:val="20"/>
+      </w:rPr>
+    </w:lvl>
+  </w:abstractNum>
+  <w:abstractNum w:abstractNumId="4" w15:restartNumberingAfterBreak="0">
     <w:nsid w:val="09E827A1"/>
     <w:multiLevelType w:val="multilevel"/>
     <w:tmpl w:val="E7EC068A"/>
@@ -16162,7 +19461,7 @@
       </w:rPr>
     </w:lvl>
   </w:abstractNum>
-  <w:abstractNum w:abstractNumId="4" w15:restartNumberingAfterBreak="0">
+  <w:abstractNum w:abstractNumId="5" w15:restartNumberingAfterBreak="0">
     <w:nsid w:val="0D2E402D"/>
     <w:multiLevelType w:val="multilevel"/>
     <w:tmpl w:val="839EBC22"/>
@@ -16311,7 +19610,7 @@
       </w:rPr>
     </w:lvl>
   </w:abstractNum>
-  <w:abstractNum w:abstractNumId="5" w15:restartNumberingAfterBreak="0">
+  <w:abstractNum w:abstractNumId="6" w15:restartNumberingAfterBreak="0">
     <w:nsid w:val="0E0C212E"/>
     <w:multiLevelType w:val="multilevel"/>
     <w:tmpl w:val="29FC282E"/>
@@ -16460,7 +19759,7 @@
       </w:rPr>
     </w:lvl>
   </w:abstractNum>
-  <w:abstractNum w:abstractNumId="6" w15:restartNumberingAfterBreak="0">
+  <w:abstractNum w:abstractNumId="7" w15:restartNumberingAfterBreak="0">
     <w:nsid w:val="0E6032D8"/>
     <w:multiLevelType w:val="multilevel"/>
     <w:tmpl w:val="AA84F95E"/>
@@ -16577,7 +19876,7 @@
       </w:pPr>
     </w:lvl>
   </w:abstractNum>
-  <w:abstractNum w:abstractNumId="7" w15:restartNumberingAfterBreak="0">
+  <w:abstractNum w:abstractNumId="8" w15:restartNumberingAfterBreak="0">
     <w:nsid w:val="0F3E6182"/>
     <w:multiLevelType w:val="multilevel"/>
     <w:tmpl w:val="0880776C"/>
@@ -16726,7 +20025,7 @@
       </w:rPr>
     </w:lvl>
   </w:abstractNum>
-  <w:abstractNum w:abstractNumId="8" w15:restartNumberingAfterBreak="0">
+  <w:abstractNum w:abstractNumId="9" w15:restartNumberingAfterBreak="0">
     <w:nsid w:val="143D0B6D"/>
     <w:multiLevelType w:val="multilevel"/>
     <w:tmpl w:val="237A4D46"/>
@@ -16875,7 +20174,156 @@
       </w:rPr>
     </w:lvl>
   </w:abstractNum>
-  <w:abstractNum w:abstractNumId="9" w15:restartNumberingAfterBreak="0">
+  <w:abstractNum w:abstractNumId="10" w15:restartNumberingAfterBreak="0">
+    <w:nsid w:val="18692765"/>
+    <w:multiLevelType w:val="multilevel"/>
+    <w:tmpl w:val="1E341E4E"/>
+    <w:lvl w:ilvl="0">
+      <w:start w:val="1"/>
+      <w:numFmt w:val="bullet"/>
+      <w:lvlText w:val=""/>
+      <w:lvlJc w:val="left"/>
+      <w:pPr>
+        <w:tabs>
+          <w:tab w:val="num" w:pos="720"/>
+        </w:tabs>
+        <w:ind w:left="720" w:hanging="360"/>
+      </w:pPr>
+      <w:rPr>
+        <w:rFonts w:ascii="Symbol" w:hAnsi="Symbol" w:hint="default"/>
+        <w:sz w:val="20"/>
+      </w:rPr>
+    </w:lvl>
+    <w:lvl w:ilvl="1" w:tentative="1">
+      <w:start w:val="1"/>
+      <w:numFmt w:val="bullet"/>
+      <w:lvlText w:val="o"/>
+      <w:lvlJc w:val="left"/>
+      <w:pPr>
+        <w:tabs>
+          <w:tab w:val="num" w:pos="1440"/>
+        </w:tabs>
+        <w:ind w:left="1440" w:hanging="360"/>
+      </w:pPr>
+      <w:rPr>
+        <w:rFonts w:ascii="Courier New" w:hAnsi="Courier New" w:hint="default"/>
+        <w:sz w:val="20"/>
+      </w:rPr>
+    </w:lvl>
+    <w:lvl w:ilvl="2" w:tentative="1">
+      <w:start w:val="1"/>
+      <w:numFmt w:val="bullet"/>
+      <w:lvlText w:val=""/>
+      <w:lvlJc w:val="left"/>
+      <w:pPr>
+        <w:tabs>
+          <w:tab w:val="num" w:pos="2160"/>
+        </w:tabs>
+        <w:ind w:left="2160" w:hanging="360"/>
+      </w:pPr>
+      <w:rPr>
+        <w:rFonts w:ascii="Wingdings" w:hAnsi="Wingdings" w:hint="default"/>
+        <w:sz w:val="20"/>
+      </w:rPr>
+    </w:lvl>
+    <w:lvl w:ilvl="3" w:tentative="1">
+      <w:start w:val="1"/>
+      <w:numFmt w:val="bullet"/>
+      <w:lvlText w:val=""/>
+      <w:lvlJc w:val="left"/>
+      <w:pPr>
+        <w:tabs>
+          <w:tab w:val="num" w:pos="2880"/>
+        </w:tabs>
+        <w:ind w:left="2880" w:hanging="360"/>
+      </w:pPr>
+      <w:rPr>
+        <w:rFonts w:ascii="Wingdings" w:hAnsi="Wingdings" w:hint="default"/>
+        <w:sz w:val="20"/>
+      </w:rPr>
+    </w:lvl>
+    <w:lvl w:ilvl="4" w:tentative="1">
+      <w:start w:val="1"/>
+      <w:numFmt w:val="bullet"/>
+      <w:lvlText w:val=""/>
+      <w:lvlJc w:val="left"/>
+      <w:pPr>
+        <w:tabs>
+          <w:tab w:val="num" w:pos="3600"/>
+        </w:tabs>
+        <w:ind w:left="3600" w:hanging="360"/>
+      </w:pPr>
+      <w:rPr>
+        <w:rFonts w:ascii="Wingdings" w:hAnsi="Wingdings" w:hint="default"/>
+        <w:sz w:val="20"/>
+      </w:rPr>
+    </w:lvl>
+    <w:lvl w:ilvl="5" w:tentative="1">
+      <w:start w:val="1"/>
+      <w:numFmt w:val="bullet"/>
+      <w:lvlText w:val=""/>
+      <w:lvlJc w:val="left"/>
+      <w:pPr>
+        <w:tabs>
+          <w:tab w:val="num" w:pos="4320"/>
+        </w:tabs>
+        <w:ind w:left="4320" w:hanging="360"/>
+      </w:pPr>
+      <w:rPr>
+        <w:rFonts w:ascii="Wingdings" w:hAnsi="Wingdings" w:hint="default"/>
+        <w:sz w:val="20"/>
+      </w:rPr>
+    </w:lvl>
+    <w:lvl w:ilvl="6" w:tentative="1">
+      <w:start w:val="1"/>
+      <w:numFmt w:val="bullet"/>
+      <w:lvlText w:val=""/>
+      <w:lvlJc w:val="left"/>
+      <w:pPr>
+        <w:tabs>
+          <w:tab w:val="num" w:pos="5040"/>
+        </w:tabs>
+        <w:ind w:left="5040" w:hanging="360"/>
+      </w:pPr>
+      <w:rPr>
+        <w:rFonts w:ascii="Wingdings" w:hAnsi="Wingdings" w:hint="default"/>
+        <w:sz w:val="20"/>
+      </w:rPr>
+    </w:lvl>
+    <w:lvl w:ilvl="7" w:tentative="1">
+      <w:start w:val="1"/>
+      <w:numFmt w:val="bullet"/>
+      <w:lvlText w:val=""/>
+      <w:lvlJc w:val="left"/>
+      <w:pPr>
+        <w:tabs>
+          <w:tab w:val="num" w:pos="5760"/>
+        </w:tabs>
+        <w:ind w:left="5760" w:hanging="360"/>
+      </w:pPr>
+      <w:rPr>
+        <w:rFonts w:ascii="Wingdings" w:hAnsi="Wingdings" w:hint="default"/>
+        <w:sz w:val="20"/>
+      </w:rPr>
+    </w:lvl>
+    <w:lvl w:ilvl="8" w:tentative="1">
+      <w:start w:val="1"/>
+      <w:numFmt w:val="bullet"/>
+      <w:lvlText w:val=""/>
+      <w:lvlJc w:val="left"/>
+      <w:pPr>
+        <w:tabs>
+          <w:tab w:val="num" w:pos="6480"/>
+        </w:tabs>
+        <w:ind w:left="6480" w:hanging="360"/>
+      </w:pPr>
+      <w:rPr>
+        <w:rFonts w:ascii="Wingdings" w:hAnsi="Wingdings" w:hint="default"/>
+        <w:sz w:val="20"/>
+      </w:rPr>
+    </w:lvl>
+  </w:abstractNum>
+  <w:abstractNum w:abstractNumId="11" w15:restartNumberingAfterBreak="0">
     <w:nsid w:val="188A11B3"/>
     <w:multiLevelType w:val="multilevel"/>
     <w:tmpl w:val="6568CCCA"/>
@@ -17024,7 +20472,7 @@
       </w:rPr>
     </w:lvl>
   </w:abstractNum>
-  <w:abstractNum w:abstractNumId="10" w15:restartNumberingAfterBreak="0">
+  <w:abstractNum w:abstractNumId="12" w15:restartNumberingAfterBreak="0">
     <w:nsid w:val="1A091444"/>
     <w:multiLevelType w:val="multilevel"/>
     <w:tmpl w:val="5568EF80"/>
@@ -17173,7 +20621,7 @@
       </w:rPr>
     </w:lvl>
   </w:abstractNum>
-  <w:abstractNum w:abstractNumId="11" w15:restartNumberingAfterBreak="0">
+  <w:abstractNum w:abstractNumId="13" w15:restartNumberingAfterBreak="0">
     <w:nsid w:val="1F1342C5"/>
     <w:multiLevelType w:val="multilevel"/>
     <w:tmpl w:val="8AA07CE2"/>
@@ -17322,7 +20770,7 @@
       </w:rPr>
     </w:lvl>
   </w:abstractNum>
-  <w:abstractNum w:abstractNumId="12" w15:restartNumberingAfterBreak="0">
+  <w:abstractNum w:abstractNumId="14" w15:restartNumberingAfterBreak="0">
     <w:nsid w:val="212D0495"/>
     <w:multiLevelType w:val="multilevel"/>
     <w:tmpl w:val="F8269396"/>
@@ -17471,7 +20919,305 @@
       </w:rPr>
     </w:lvl>
   </w:abstractNum>
-  <w:abstractNum w:abstractNumId="13" w15:restartNumberingAfterBreak="0">
+  <w:abstractNum w:abstractNumId="15" w15:restartNumberingAfterBreak="0">
+    <w:nsid w:val="244A60C5"/>
+    <w:multiLevelType w:val="multilevel"/>
+    <w:tmpl w:val="55DA0978"/>
+    <w:lvl w:ilvl="0">
+      <w:start w:val="1"/>
+      <w:numFmt w:val="bullet"/>
+      <w:lvlText w:val=""/>
+      <w:lvlJc w:val="left"/>
+      <w:pPr>
+        <w:tabs>
+          <w:tab w:val="num" w:pos="720"/>
+        </w:tabs>
+        <w:ind w:left="720" w:hanging="360"/>
+      </w:pPr>
+      <w:rPr>
+        <w:rFonts w:ascii="Symbol" w:hAnsi="Symbol" w:hint="default"/>
+        <w:sz w:val="20"/>
+      </w:rPr>
+    </w:lvl>
+    <w:lvl w:ilvl="1" w:tentative="1">
+      <w:start w:val="1"/>
+      <w:numFmt w:val="bullet"/>
+      <w:lvlText w:val="o"/>
+      <w:lvlJc w:val="left"/>
+      <w:pPr>
+        <w:tabs>
+          <w:tab w:val="num" w:pos="1440"/>
+        </w:tabs>
+        <w:ind w:left="1440" w:hanging="360"/>
+      </w:pPr>
+      <w:rPr>
+        <w:rFonts w:ascii="Courier New" w:hAnsi="Courier New" w:hint="default"/>
+        <w:sz w:val="20"/>
+      </w:rPr>
+    </w:lvl>
+    <w:lvl w:ilvl="2" w:tentative="1">
+      <w:start w:val="1"/>
+      <w:numFmt w:val="bullet"/>
+      <w:lvlText w:val=""/>
+      <w:lvlJc w:val="left"/>
+      <w:pPr>
+        <w:tabs>
+          <w:tab w:val="num" w:pos="2160"/>
+        </w:tabs>
+        <w:ind w:left="2160" w:hanging="360"/>
+      </w:pPr>
+      <w:rPr>
+        <w:rFonts w:ascii="Wingdings" w:hAnsi="Wingdings" w:hint="default"/>
+        <w:sz w:val="20"/>
+      </w:rPr>
+    </w:lvl>
+    <w:lvl w:ilvl="3" w:tentative="1">
+      <w:start w:val="1"/>
+      <w:numFmt w:val="bullet"/>
+      <w:lvlText w:val=""/>
+      <w:lvlJc w:val="left"/>
+      <w:pPr>
+        <w:tabs>
+          <w:tab w:val="num" w:pos="2880"/>
+        </w:tabs>
+        <w:ind w:left="2880" w:hanging="360"/>
+      </w:pPr>
+      <w:rPr>
+        <w:rFonts w:ascii="Wingdings" w:hAnsi="Wingdings" w:hint="default"/>
+        <w:sz w:val="20"/>
+      </w:rPr>
+    </w:lvl>
+    <w:lvl w:ilvl="4" w:tentative="1">
+      <w:start w:val="1"/>
+      <w:numFmt w:val="bullet"/>
+      <w:lvlText w:val=""/>
+      <w:lvlJc w:val="left"/>
+      <w:pPr>
+        <w:tabs>
+          <w:tab w:val="num" w:pos="3600"/>
+        </w:tabs>
+        <w:ind w:left="3600" w:hanging="360"/>
+      </w:pPr>
+      <w:rPr>
+        <w:rFonts w:ascii="Wingdings" w:hAnsi="Wingdings" w:hint="default"/>
+        <w:sz w:val="20"/>
+      </w:rPr>
+    </w:lvl>
+    <w:lvl w:ilvl="5" w:tentative="1">
+      <w:start w:val="1"/>
+      <w:numFmt w:val="bullet"/>
+      <w:lvlText w:val=""/>
+      <w:lvlJc w:val="left"/>
+      <w:pPr>
+        <w:tabs>
+          <w:tab w:val="num" w:pos="4320"/>
+        </w:tabs>
+        <w:ind w:left="4320" w:hanging="360"/>
+      </w:pPr>
+      <w:rPr>
+        <w:rFonts w:ascii="Wingdings" w:hAnsi="Wingdings" w:hint="default"/>
+        <w:sz w:val="20"/>
+      </w:rPr>
+    </w:lvl>
+    <w:lvl w:ilvl="6" w:tentative="1">
+      <w:start w:val="1"/>
+      <w:numFmt w:val="bullet"/>
+      <w:lvlText w:val=""/>
+      <w:lvlJc w:val="left"/>
+      <w:pPr>
+        <w:tabs>
+          <w:tab w:val="num" w:pos="5040"/>
+        </w:tabs>
+        <w:ind w:left="5040" w:hanging="360"/>
+      </w:pPr>
+      <w:rPr>
+        <w:rFonts w:ascii="Wingdings" w:hAnsi="Wingdings" w:hint="default"/>
+        <w:sz w:val="20"/>
+      </w:rPr>
+    </w:lvl>
+    <w:lvl w:ilvl="7" w:tentative="1">
+      <w:start w:val="1"/>
+      <w:numFmt w:val="bullet"/>
+      <w:lvlText w:val=""/>
+      <w:lvlJc w:val="left"/>
+      <w:pPr>
+        <w:tabs>
+          <w:tab w:val="num" w:pos="5760"/>
+        </w:tabs>
+        <w:ind w:left="5760" w:hanging="360"/>
+      </w:pPr>
+      <w:rPr>
+        <w:rFonts w:ascii="Wingdings" w:hAnsi="Wingdings" w:hint="default"/>
+        <w:sz w:val="20"/>
+      </w:rPr>
+    </w:lvl>
+    <w:lvl w:ilvl="8" w:tentative="1">
+      <w:start w:val="1"/>
+      <w:numFmt w:val="bullet"/>
+      <w:lvlText w:val=""/>
+      <w:lvlJc w:val="left"/>
+      <w:pPr>
+        <w:tabs>
+          <w:tab w:val="num" w:pos="6480"/>
+        </w:tabs>
+        <w:ind w:left="6480" w:hanging="360"/>
+      </w:pPr>
+      <w:rPr>
+        <w:rFonts w:ascii="Wingdings" w:hAnsi="Wingdings" w:hint="default"/>
+        <w:sz w:val="20"/>
+      </w:rPr>
+    </w:lvl>
+  </w:abstractNum>
+  <w:abstractNum w:abstractNumId="16" w15:restartNumberingAfterBreak="0">
+    <w:nsid w:val="246B4538"/>
+    <w:multiLevelType w:val="multilevel"/>
+    <w:tmpl w:val="93BE4ECE"/>
+    <w:lvl w:ilvl="0">
+      <w:start w:val="1"/>
+      <w:numFmt w:val="bullet"/>
+      <w:lvlText w:val=""/>
+      <w:lvlJc w:val="left"/>
+      <w:pPr>
+        <w:tabs>
+          <w:tab w:val="num" w:pos="720"/>
+        </w:tabs>
+        <w:ind w:left="720" w:hanging="360"/>
+      </w:pPr>
+      <w:rPr>
+        <w:rFonts w:ascii="Symbol" w:hAnsi="Symbol" w:hint="default"/>
+        <w:sz w:val="20"/>
+      </w:rPr>
+    </w:lvl>
+    <w:lvl w:ilvl="1" w:tentative="1">
+      <w:start w:val="1"/>
+      <w:numFmt w:val="bullet"/>
+      <w:lvlText w:val="o"/>
+      <w:lvlJc w:val="left"/>
+      <w:pPr>
+        <w:tabs>
+          <w:tab w:val="num" w:pos="1440"/>
+        </w:tabs>
+        <w:ind w:left="1440" w:hanging="360"/>
+      </w:pPr>
+      <w:rPr>
+        <w:rFonts w:ascii="Courier New" w:hAnsi="Courier New" w:hint="default"/>
+        <w:sz w:val="20"/>
+      </w:rPr>
+    </w:lvl>
+    <w:lvl w:ilvl="2" w:tentative="1">
+      <w:start w:val="1"/>
+      <w:numFmt w:val="bullet"/>
+      <w:lvlText w:val=""/>
+      <w:lvlJc w:val="left"/>
+      <w:pPr>
+        <w:tabs>
+          <w:tab w:val="num" w:pos="2160"/>
+        </w:tabs>
+        <w:ind w:left="2160" w:hanging="360"/>
+      </w:pPr>
+      <w:rPr>
+        <w:rFonts w:ascii="Wingdings" w:hAnsi="Wingdings" w:hint="default"/>
+        <w:sz w:val="20"/>
+      </w:rPr>
+    </w:lvl>
+    <w:lvl w:ilvl="3" w:tentative="1">
+      <w:start w:val="1"/>
+      <w:numFmt w:val="bullet"/>
+      <w:lvlText w:val=""/>
+      <w:lvlJc w:val="left"/>
+      <w:pPr>
+        <w:tabs>
+          <w:tab w:val="num" w:pos="2880"/>
+        </w:tabs>
+        <w:ind w:left="2880" w:hanging="360"/>
+      </w:pPr>
+      <w:rPr>
+        <w:rFonts w:ascii="Wingdings" w:hAnsi="Wingdings" w:hint="default"/>
+        <w:sz w:val="20"/>
+      </w:rPr>
+    </w:lvl>
+    <w:lvl w:ilvl="4" w:tentative="1">
+      <w:start w:val="1"/>
+      <w:numFmt w:val="bullet"/>
+      <w:lvlText w:val=""/>
+      <w:lvlJc w:val="left"/>
+      <w:pPr>
+        <w:tabs>
+          <w:tab w:val="num" w:pos="3600"/>
+        </w:tabs>
+        <w:ind w:left="3600" w:hanging="360"/>
+      </w:pPr>
+      <w:rPr>
+        <w:rFonts w:ascii="Wingdings" w:hAnsi="Wingdings" w:hint="default"/>
+        <w:sz w:val="20"/>
+      </w:rPr>
+    </w:lvl>
+    <w:lvl w:ilvl="5" w:tentative="1">
+      <w:start w:val="1"/>
+      <w:numFmt w:val="bullet"/>
+      <w:lvlText w:val=""/>
+      <w:lvlJc w:val="left"/>
+      <w:pPr>
+        <w:tabs>
+          <w:tab w:val="num" w:pos="4320"/>
+        </w:tabs>
+        <w:ind w:left="4320" w:hanging="360"/>
+      </w:pPr>
+      <w:rPr>
+        <w:rFonts w:ascii="Wingdings" w:hAnsi="Wingdings" w:hint="default"/>
+        <w:sz w:val="20"/>
+      </w:rPr>
+    </w:lvl>
+    <w:lvl w:ilvl="6" w:tentative="1">
+      <w:start w:val="1"/>
+      <w:numFmt w:val="bullet"/>
+      <w:lvlText w:val=""/>
+      <w:lvlJc w:val="left"/>
+      <w:pPr>
+        <w:tabs>
+          <w:tab w:val="num" w:pos="5040"/>
+        </w:tabs>
+        <w:ind w:left="5040" w:hanging="360"/>
+      </w:pPr>
+      <w:rPr>
+        <w:rFonts w:ascii="Wingdings" w:hAnsi="Wingdings" w:hint="default"/>
+        <w:sz w:val="20"/>
+      </w:rPr>
+    </w:lvl>
+    <w:lvl w:ilvl="7" w:tentative="1">
+      <w:start w:val="1"/>
+      <w:numFmt w:val="bullet"/>
+      <w:lvlText w:val=""/>
+      <w:lvlJc w:val="left"/>
+      <w:pPr>
+        <w:tabs>
+          <w:tab w:val="num" w:pos="5760"/>
+        </w:tabs>
+        <w:ind w:left="5760" w:hanging="360"/>
+      </w:pPr>
+      <w:rPr>
+        <w:rFonts w:ascii="Wingdings" w:hAnsi="Wingdings" w:hint="default"/>
+        <w:sz w:val="20"/>
+      </w:rPr>
+    </w:lvl>
+    <w:lvl w:ilvl="8" w:tentative="1">
+      <w:start w:val="1"/>
+      <w:numFmt w:val="bullet"/>
+      <w:lvlText w:val=""/>
+      <w:lvlJc w:val="left"/>
+      <w:pPr>
+        <w:tabs>
+          <w:tab w:val="num" w:pos="6480"/>
+        </w:tabs>
+        <w:ind w:left="6480" w:hanging="360"/>
+      </w:pPr>
+      <w:rPr>
+        <w:rFonts w:ascii="Wingdings" w:hAnsi="Wingdings" w:hint="default"/>
+        <w:sz w:val="20"/>
+      </w:rPr>
+    </w:lvl>
+  </w:abstractNum>
+  <w:abstractNum w:abstractNumId="17" w15:restartNumberingAfterBreak="0">
     <w:nsid w:val="27C277E4"/>
     <w:multiLevelType w:val="multilevel"/>
     <w:tmpl w:val="6B5AEF76"/>
@@ -17620,7 +21366,7 @@
       </w:rPr>
     </w:lvl>
   </w:abstractNum>
-  <w:abstractNum w:abstractNumId="14" w15:restartNumberingAfterBreak="0">
+  <w:abstractNum w:abstractNumId="18" w15:restartNumberingAfterBreak="0">
     <w:nsid w:val="2BE80B7F"/>
     <w:multiLevelType w:val="multilevel"/>
     <w:tmpl w:val="94AAA9BE"/>
@@ -17769,7 +21515,7 @@
       </w:rPr>
     </w:lvl>
   </w:abstractNum>
-  <w:abstractNum w:abstractNumId="15" w15:restartNumberingAfterBreak="0">
+  <w:abstractNum w:abstractNumId="19" w15:restartNumberingAfterBreak="0">
     <w:nsid w:val="3CE90A22"/>
     <w:multiLevelType w:val="hybridMultilevel"/>
     <w:tmpl w:val="B246982C"/>
@@ -17882,7 +21628,156 @@
       </w:rPr>
     </w:lvl>
   </w:abstractNum>
-  <w:abstractNum w:abstractNumId="16" w15:restartNumberingAfterBreak="0">
+  <w:abstractNum w:abstractNumId="20" w15:restartNumberingAfterBreak="0">
+    <w:nsid w:val="3CEA0C1C"/>
+    <w:multiLevelType w:val="multilevel"/>
+    <w:tmpl w:val="5F606204"/>
+    <w:lvl w:ilvl="0">
+      <w:start w:val="1"/>
+      <w:numFmt w:val="bullet"/>
+      <w:lvlText w:val=""/>
+      <w:lvlJc w:val="left"/>
+      <w:pPr>
+        <w:tabs>
+          <w:tab w:val="num" w:pos="720"/>
+        </w:tabs>
+        <w:ind w:left="720" w:hanging="360"/>
+      </w:pPr>
+      <w:rPr>
+        <w:rFonts w:ascii="Symbol" w:hAnsi="Symbol" w:hint="default"/>
+        <w:sz w:val="20"/>
+      </w:rPr>
+    </w:lvl>
+    <w:lvl w:ilvl="1" w:tentative="1">
+      <w:start w:val="1"/>
+      <w:numFmt w:val="bullet"/>
+      <w:lvlText w:val="o"/>
+      <w:lvlJc w:val="left"/>
+      <w:pPr>
+        <w:tabs>
+          <w:tab w:val="num" w:pos="1440"/>
+        </w:tabs>
+        <w:ind w:left="1440" w:hanging="360"/>
+      </w:pPr>
+      <w:rPr>
+        <w:rFonts w:ascii="Courier New" w:hAnsi="Courier New" w:hint="default"/>
+        <w:sz w:val="20"/>
+      </w:rPr>
+    </w:lvl>
+    <w:lvl w:ilvl="2" w:tentative="1">
+      <w:start w:val="1"/>
+      <w:numFmt w:val="bullet"/>
+      <w:lvlText w:val=""/>
+      <w:lvlJc w:val="left"/>
+      <w:pPr>
+        <w:tabs>
+          <w:tab w:val="num" w:pos="2160"/>
+        </w:tabs>
+        <w:ind w:left="2160" w:hanging="360"/>
+      </w:pPr>
+      <w:rPr>
+        <w:rFonts w:ascii="Wingdings" w:hAnsi="Wingdings" w:hint="default"/>
+        <w:sz w:val="20"/>
+      </w:rPr>
+    </w:lvl>
+    <w:lvl w:ilvl="3" w:tentative="1">
+      <w:start w:val="1"/>
+      <w:numFmt w:val="bullet"/>
+      <w:lvlText w:val=""/>
+      <w:lvlJc w:val="left"/>
+      <w:pPr>
+        <w:tabs>
+          <w:tab w:val="num" w:pos="2880"/>
+        </w:tabs>
+        <w:ind w:left="2880" w:hanging="360"/>
+      </w:pPr>
+      <w:rPr>
+        <w:rFonts w:ascii="Wingdings" w:hAnsi="Wingdings" w:hint="default"/>
+        <w:sz w:val="20"/>
+      </w:rPr>
+    </w:lvl>
+    <w:lvl w:ilvl="4" w:tentative="1">
+      <w:start w:val="1"/>
+      <w:numFmt w:val="bullet"/>
+      <w:lvlText w:val=""/>
+      <w:lvlJc w:val="left"/>
+      <w:pPr>
+        <w:tabs>
+          <w:tab w:val="num" w:pos="3600"/>
+        </w:tabs>
+        <w:ind w:left="3600" w:hanging="360"/>
+      </w:pPr>
+      <w:rPr>
+        <w:rFonts w:ascii="Wingdings" w:hAnsi="Wingdings" w:hint="default"/>
+        <w:sz w:val="20"/>
+      </w:rPr>
+    </w:lvl>
+    <w:lvl w:ilvl="5" w:tentative="1">
+      <w:start w:val="1"/>
+      <w:numFmt w:val="bullet"/>
+      <w:lvlText w:val=""/>
+      <w:lvlJc w:val="left"/>
+      <w:pPr>
+        <w:tabs>
+          <w:tab w:val="num" w:pos="4320"/>
+        </w:tabs>
+        <w:ind w:left="4320" w:hanging="360"/>
+      </w:pPr>
+      <w:rPr>
+        <w:rFonts w:ascii="Wingdings" w:hAnsi="Wingdings" w:hint="default"/>
+        <w:sz w:val="20"/>
+      </w:rPr>
+    </w:lvl>
+    <w:lvl w:ilvl="6" w:tentative="1">
+      <w:start w:val="1"/>
+      <w:numFmt w:val="bullet"/>
+      <w:lvlText w:val=""/>
+      <w:lvlJc w:val="left"/>
+      <w:pPr>
+        <w:tabs>
+          <w:tab w:val="num" w:pos="5040"/>
+        </w:tabs>
+        <w:ind w:left="5040" w:hanging="360"/>
+      </w:pPr>
+      <w:rPr>
+        <w:rFonts w:ascii="Wingdings" w:hAnsi="Wingdings" w:hint="default"/>
+        <w:sz w:val="20"/>
+      </w:rPr>
+    </w:lvl>
+    <w:lvl w:ilvl="7" w:tentative="1">
+      <w:start w:val="1"/>
+      <w:numFmt w:val="bullet"/>
+      <w:lvlText w:val=""/>
+      <w:lvlJc w:val="left"/>
+      <w:pPr>
+        <w:tabs>
+          <w:tab w:val="num" w:pos="5760"/>
+        </w:tabs>
+        <w:ind w:left="5760" w:hanging="360"/>
+      </w:pPr>
+      <w:rPr>
+        <w:rFonts w:ascii="Wingdings" w:hAnsi="Wingdings" w:hint="default"/>
+        <w:sz w:val="20"/>
+      </w:rPr>
+    </w:lvl>
+    <w:lvl w:ilvl="8" w:tentative="1">
+      <w:start w:val="1"/>
+      <w:numFmt w:val="bullet"/>
+      <w:lvlText w:val=""/>
+      <w:lvlJc w:val="left"/>
+      <w:pPr>
+        <w:tabs>
+          <w:tab w:val="num" w:pos="6480"/>
+        </w:tabs>
+        <w:ind w:left="6480" w:hanging="360"/>
+      </w:pPr>
+      <w:rPr>
+        <w:rFonts w:ascii="Wingdings" w:hAnsi="Wingdings" w:hint="default"/>
+        <w:sz w:val="20"/>
+      </w:rPr>
+    </w:lvl>
+  </w:abstractNum>
+  <w:abstractNum w:abstractNumId="21" w15:restartNumberingAfterBreak="0">
     <w:nsid w:val="41FA5DFA"/>
     <w:multiLevelType w:val="multilevel"/>
     <w:tmpl w:val="25D83A64"/>
@@ -18031,7 +21926,7 @@
       </w:rPr>
     </w:lvl>
   </w:abstractNum>
-  <w:abstractNum w:abstractNumId="17" w15:restartNumberingAfterBreak="0">
+  <w:abstractNum w:abstractNumId="22" w15:restartNumberingAfterBreak="0">
     <w:nsid w:val="43206AC7"/>
     <w:multiLevelType w:val="multilevel"/>
     <w:tmpl w:val="0C090025"/>
@@ -18126,7 +22021,7 @@
       </w:pPr>
     </w:lvl>
   </w:abstractNum>
-  <w:abstractNum w:abstractNumId="18" w15:restartNumberingAfterBreak="0">
+  <w:abstractNum w:abstractNumId="23" w15:restartNumberingAfterBreak="0">
     <w:nsid w:val="4AB135D5"/>
     <w:multiLevelType w:val="multilevel"/>
     <w:tmpl w:val="DB20D2AC"/>
@@ -18275,7 +22170,156 @@
       </w:rPr>
     </w:lvl>
   </w:abstractNum>
-  <w:abstractNum w:abstractNumId="19" w15:restartNumberingAfterBreak="0">
+  <w:abstractNum w:abstractNumId="24" w15:restartNumberingAfterBreak="0">
+    <w:nsid w:val="4D6F7327"/>
+    <w:multiLevelType w:val="multilevel"/>
+    <w:tmpl w:val="F13E5DBA"/>
+    <w:lvl w:ilvl="0">
+      <w:start w:val="1"/>
+      <w:numFmt w:val="bullet"/>
+      <w:lvlText w:val=""/>
+      <w:lvlJc w:val="left"/>
+      <w:pPr>
+        <w:tabs>
+          <w:tab w:val="num" w:pos="720"/>
+        </w:tabs>
+        <w:ind w:left="720" w:hanging="360"/>
+      </w:pPr>
+      <w:rPr>
+        <w:rFonts w:ascii="Symbol" w:hAnsi="Symbol" w:hint="default"/>
+        <w:sz w:val="20"/>
+      </w:rPr>
+    </w:lvl>
+    <w:lvl w:ilvl="1" w:tentative="1">
+      <w:start w:val="1"/>
+      <w:numFmt w:val="bullet"/>
+      <w:lvlText w:val="o"/>
+      <w:lvlJc w:val="left"/>
+      <w:pPr>
+        <w:tabs>
+          <w:tab w:val="num" w:pos="1440"/>
+        </w:tabs>
+        <w:ind w:left="1440" w:hanging="360"/>
+      </w:pPr>
+      <w:rPr>
+        <w:rFonts w:ascii="Courier New" w:hAnsi="Courier New" w:hint="default"/>
+        <w:sz w:val="20"/>
+      </w:rPr>
+    </w:lvl>
+    <w:lvl w:ilvl="2" w:tentative="1">
+      <w:start w:val="1"/>
+      <w:numFmt w:val="bullet"/>
+      <w:lvlText w:val=""/>
+      <w:lvlJc w:val="left"/>
+      <w:pPr>
+        <w:tabs>
+          <w:tab w:val="num" w:pos="2160"/>
+        </w:tabs>
+        <w:ind w:left="2160" w:hanging="360"/>
+      </w:pPr>
+      <w:rPr>
+        <w:rFonts w:ascii="Wingdings" w:hAnsi="Wingdings" w:hint="default"/>
+        <w:sz w:val="20"/>
+      </w:rPr>
+    </w:lvl>
+    <w:lvl w:ilvl="3" w:tentative="1">
+      <w:start w:val="1"/>
+      <w:numFmt w:val="bullet"/>
+      <w:lvlText w:val=""/>
+      <w:lvlJc w:val="left"/>
+      <w:pPr>
+        <w:tabs>
+          <w:tab w:val="num" w:pos="2880"/>
+        </w:tabs>
+        <w:ind w:left="2880" w:hanging="360"/>
+      </w:pPr>
+      <w:rPr>
+        <w:rFonts w:ascii="Wingdings" w:hAnsi="Wingdings" w:hint="default"/>
+        <w:sz w:val="20"/>
+      </w:rPr>
+    </w:lvl>
+    <w:lvl w:ilvl="4" w:tentative="1">
+      <w:start w:val="1"/>
+      <w:numFmt w:val="bullet"/>
+      <w:lvlText w:val=""/>
+      <w:lvlJc w:val="left"/>
+      <w:pPr>
+        <w:tabs>
+          <w:tab w:val="num" w:pos="3600"/>
+        </w:tabs>
+        <w:ind w:left="3600" w:hanging="360"/>
+      </w:pPr>
+      <w:rPr>
+        <w:rFonts w:ascii="Wingdings" w:hAnsi="Wingdings" w:hint="default"/>
+        <w:sz w:val="20"/>
+      </w:rPr>
+    </w:lvl>
+    <w:lvl w:ilvl="5" w:tentative="1">
+      <w:start w:val="1"/>
+      <w:numFmt w:val="bullet"/>
+      <w:lvlText w:val=""/>
+      <w:lvlJc w:val="left"/>
+      <w:pPr>
+        <w:tabs>
+          <w:tab w:val="num" w:pos="4320"/>
+        </w:tabs>
+        <w:ind w:left="4320" w:hanging="360"/>
+      </w:pPr>
+      <w:rPr>
+        <w:rFonts w:ascii="Wingdings" w:hAnsi="Wingdings" w:hint="default"/>
+        <w:sz w:val="20"/>
+      </w:rPr>
+    </w:lvl>
+    <w:lvl w:ilvl="6" w:tentative="1">
+      <w:start w:val="1"/>
+      <w:numFmt w:val="bullet"/>
+      <w:lvlText w:val=""/>
+      <w:lvlJc w:val="left"/>
+      <w:pPr>
+        <w:tabs>
+          <w:tab w:val="num" w:pos="5040"/>
+        </w:tabs>
+        <w:ind w:left="5040" w:hanging="360"/>
+      </w:pPr>
+      <w:rPr>
+        <w:rFonts w:ascii="Wingdings" w:hAnsi="Wingdings" w:hint="default"/>
+        <w:sz w:val="20"/>
+      </w:rPr>
+    </w:lvl>
+    <w:lvl w:ilvl="7" w:tentative="1">
+      <w:start w:val="1"/>
+      <w:numFmt w:val="bullet"/>
+      <w:lvlText w:val=""/>
+      <w:lvlJc w:val="left"/>
+      <w:pPr>
+        <w:tabs>
+          <w:tab w:val="num" w:pos="5760"/>
+        </w:tabs>
+        <w:ind w:left="5760" w:hanging="360"/>
+      </w:pPr>
+      <w:rPr>
+        <w:rFonts w:ascii="Wingdings" w:hAnsi="Wingdings" w:hint="default"/>
+        <w:sz w:val="20"/>
+      </w:rPr>
+    </w:lvl>
+    <w:lvl w:ilvl="8" w:tentative="1">
+      <w:start w:val="1"/>
+      <w:numFmt w:val="bullet"/>
+      <w:lvlText w:val=""/>
+      <w:lvlJc w:val="left"/>
+      <w:pPr>
+        <w:tabs>
+          <w:tab w:val="num" w:pos="6480"/>
+        </w:tabs>
+        <w:ind w:left="6480" w:hanging="360"/>
+      </w:pPr>
+      <w:rPr>
+        <w:rFonts w:ascii="Wingdings" w:hAnsi="Wingdings" w:hint="default"/>
+        <w:sz w:val="20"/>
+      </w:rPr>
+    </w:lvl>
+  </w:abstractNum>
+  <w:abstractNum w:abstractNumId="25" w15:restartNumberingAfterBreak="0">
     <w:nsid w:val="56966EA8"/>
     <w:multiLevelType w:val="multilevel"/>
     <w:tmpl w:val="C3BEC8CC"/>
@@ -18424,7 +22468,7 @@
       </w:rPr>
     </w:lvl>
   </w:abstractNum>
-  <w:abstractNum w:abstractNumId="20" w15:restartNumberingAfterBreak="0">
+  <w:abstractNum w:abstractNumId="26" w15:restartNumberingAfterBreak="0">
     <w:nsid w:val="56B35FA2"/>
     <w:multiLevelType w:val="multilevel"/>
     <w:tmpl w:val="3BBADA1E"/>
@@ -18573,7 +22617,7 @@
       </w:rPr>
     </w:lvl>
   </w:abstractNum>
-  <w:abstractNum w:abstractNumId="21" w15:restartNumberingAfterBreak="0">
+  <w:abstractNum w:abstractNumId="27" w15:restartNumberingAfterBreak="0">
     <w:nsid w:val="587D7A36"/>
     <w:multiLevelType w:val="multilevel"/>
     <w:tmpl w:val="385EFD08"/>
@@ -18693,7 +22737,7 @@
       </w:pPr>
     </w:lvl>
   </w:abstractNum>
-  <w:abstractNum w:abstractNumId="22" w15:restartNumberingAfterBreak="0">
+  <w:abstractNum w:abstractNumId="28" w15:restartNumberingAfterBreak="0">
     <w:nsid w:val="596665DB"/>
     <w:multiLevelType w:val="multilevel"/>
     <w:tmpl w:val="9594E122"/>
@@ -18842,7 +22886,7 @@
       </w:rPr>
     </w:lvl>
   </w:abstractNum>
-  <w:abstractNum w:abstractNumId="23" w15:restartNumberingAfterBreak="0">
+  <w:abstractNum w:abstractNumId="29" w15:restartNumberingAfterBreak="0">
     <w:nsid w:val="666A3ECD"/>
     <w:multiLevelType w:val="multilevel"/>
     <w:tmpl w:val="033ECD7E"/>
@@ -18959,7 +23003,7 @@
       </w:pPr>
     </w:lvl>
   </w:abstractNum>
-  <w:abstractNum w:abstractNumId="24" w15:restartNumberingAfterBreak="0">
+  <w:abstractNum w:abstractNumId="30" w15:restartNumberingAfterBreak="0">
     <w:nsid w:val="6B014983"/>
     <w:multiLevelType w:val="multilevel"/>
     <w:tmpl w:val="BD281662"/>
@@ -19108,7 +23152,7 @@
       </w:rPr>
     </w:lvl>
   </w:abstractNum>
-  <w:abstractNum w:abstractNumId="25" w15:restartNumberingAfterBreak="0">
+  <w:abstractNum w:abstractNumId="31" w15:restartNumberingAfterBreak="0">
     <w:nsid w:val="6B6437BD"/>
     <w:multiLevelType w:val="multilevel"/>
     <w:tmpl w:val="0F36F03C"/>
@@ -19257,7 +23301,7 @@
       </w:rPr>
     </w:lvl>
   </w:abstractNum>
-  <w:abstractNum w:abstractNumId="26" w15:restartNumberingAfterBreak="0">
+  <w:abstractNum w:abstractNumId="32" w15:restartNumberingAfterBreak="0">
     <w:nsid w:val="6D581C68"/>
     <w:multiLevelType w:val="multilevel"/>
     <w:tmpl w:val="01AC8002"/>
@@ -19406,7 +23450,305 @@
       </w:rPr>
     </w:lvl>
   </w:abstractNum>
-  <w:abstractNum w:abstractNumId="27" w15:restartNumberingAfterBreak="0">
+  <w:abstractNum w:abstractNumId="33" w15:restartNumberingAfterBreak="0">
+    <w:nsid w:val="6FA71D75"/>
+    <w:multiLevelType w:val="multilevel"/>
+    <w:tmpl w:val="71A412A0"/>
+    <w:lvl w:ilvl="0">
+      <w:start w:val="1"/>
+      <w:numFmt w:val="bullet"/>
+      <w:lvlText w:val=""/>
+      <w:lvlJc w:val="left"/>
+      <w:pPr>
+        <w:tabs>
+          <w:tab w:val="num" w:pos="720"/>
+        </w:tabs>
+        <w:ind w:left="720" w:hanging="360"/>
+      </w:pPr>
+      <w:rPr>
+        <w:rFonts w:ascii="Symbol" w:hAnsi="Symbol" w:hint="default"/>
+        <w:sz w:val="20"/>
+      </w:rPr>
+    </w:lvl>
+    <w:lvl w:ilvl="1" w:tentative="1">
+      <w:start w:val="1"/>
+      <w:numFmt w:val="bullet"/>
+      <w:lvlText w:val="o"/>
+      <w:lvlJc w:val="left"/>
+      <w:pPr>
+        <w:tabs>
+          <w:tab w:val="num" w:pos="1440"/>
+        </w:tabs>
+        <w:ind w:left="1440" w:hanging="360"/>
+      </w:pPr>
+      <w:rPr>
+        <w:rFonts w:ascii="Courier New" w:hAnsi="Courier New" w:hint="default"/>
+        <w:sz w:val="20"/>
+      </w:rPr>
+    </w:lvl>
+    <w:lvl w:ilvl="2" w:tentative="1">
+      <w:start w:val="1"/>
+      <w:numFmt w:val="bullet"/>
+      <w:lvlText w:val=""/>
+      <w:lvlJc w:val="left"/>
+      <w:pPr>
+        <w:tabs>
+          <w:tab w:val="num" w:pos="2160"/>
+        </w:tabs>
+        <w:ind w:left="2160" w:hanging="360"/>
+      </w:pPr>
+      <w:rPr>
+        <w:rFonts w:ascii="Wingdings" w:hAnsi="Wingdings" w:hint="default"/>
+        <w:sz w:val="20"/>
+      </w:rPr>
+    </w:lvl>
+    <w:lvl w:ilvl="3" w:tentative="1">
+      <w:start w:val="1"/>
+      <w:numFmt w:val="bullet"/>
+      <w:lvlText w:val=""/>
+      <w:lvlJc w:val="left"/>
+      <w:pPr>
+        <w:tabs>
+          <w:tab w:val="num" w:pos="2880"/>
+        </w:tabs>
+        <w:ind w:left="2880" w:hanging="360"/>
+      </w:pPr>
+      <w:rPr>
+        <w:rFonts w:ascii="Wingdings" w:hAnsi="Wingdings" w:hint="default"/>
+        <w:sz w:val="20"/>
+      </w:rPr>
+    </w:lvl>
+    <w:lvl w:ilvl="4" w:tentative="1">
+      <w:start w:val="1"/>
+      <w:numFmt w:val="bullet"/>
+      <w:lvlText w:val=""/>
+      <w:lvlJc w:val="left"/>
+      <w:pPr>
+        <w:tabs>
+          <w:tab w:val="num" w:pos="3600"/>
+        </w:tabs>
+        <w:ind w:left="3600" w:hanging="360"/>
+      </w:pPr>
+      <w:rPr>
+        <w:rFonts w:ascii="Wingdings" w:hAnsi="Wingdings" w:hint="default"/>
+        <w:sz w:val="20"/>
+      </w:rPr>
+    </w:lvl>
+    <w:lvl w:ilvl="5" w:tentative="1">
+      <w:start w:val="1"/>
+      <w:numFmt w:val="bullet"/>
+      <w:lvlText w:val=""/>
+      <w:lvlJc w:val="left"/>
+      <w:pPr>
+        <w:tabs>
+          <w:tab w:val="num" w:pos="4320"/>
+        </w:tabs>
+        <w:ind w:left="4320" w:hanging="360"/>
+      </w:pPr>
+      <w:rPr>
+        <w:rFonts w:ascii="Wingdings" w:hAnsi="Wingdings" w:hint="default"/>
+        <w:sz w:val="20"/>
+      </w:rPr>
+    </w:lvl>
+    <w:lvl w:ilvl="6" w:tentative="1">
+      <w:start w:val="1"/>
+      <w:numFmt w:val="bullet"/>
+      <w:lvlText w:val=""/>
+      <w:lvlJc w:val="left"/>
+      <w:pPr>
+        <w:tabs>
+          <w:tab w:val="num" w:pos="5040"/>
+        </w:tabs>
+        <w:ind w:left="5040" w:hanging="360"/>
+      </w:pPr>
+      <w:rPr>
+        <w:rFonts w:ascii="Wingdings" w:hAnsi="Wingdings" w:hint="default"/>
+        <w:sz w:val="20"/>
+      </w:rPr>
+    </w:lvl>
+    <w:lvl w:ilvl="7" w:tentative="1">
+      <w:start w:val="1"/>
+      <w:numFmt w:val="bullet"/>
+      <w:lvlText w:val=""/>
+      <w:lvlJc w:val="left"/>
+      <w:pPr>
+        <w:tabs>
+          <w:tab w:val="num" w:pos="5760"/>
+        </w:tabs>
+        <w:ind w:left="5760" w:hanging="360"/>
+      </w:pPr>
+      <w:rPr>
+        <w:rFonts w:ascii="Wingdings" w:hAnsi="Wingdings" w:hint="default"/>
+        <w:sz w:val="20"/>
+      </w:rPr>
+    </w:lvl>
+    <w:lvl w:ilvl="8" w:tentative="1">
+      <w:start w:val="1"/>
+      <w:numFmt w:val="bullet"/>
+      <w:lvlText w:val=""/>
+      <w:lvlJc w:val="left"/>
+      <w:pPr>
+        <w:tabs>
+          <w:tab w:val="num" w:pos="6480"/>
+        </w:tabs>
+        <w:ind w:left="6480" w:hanging="360"/>
+      </w:pPr>
+      <w:rPr>
+        <w:rFonts w:ascii="Wingdings" w:hAnsi="Wingdings" w:hint="default"/>
+        <w:sz w:val="20"/>
+      </w:rPr>
+    </w:lvl>
+  </w:abstractNum>
+  <w:abstractNum w:abstractNumId="34" w15:restartNumberingAfterBreak="0">
+    <w:nsid w:val="73612462"/>
+    <w:multiLevelType w:val="multilevel"/>
+    <w:tmpl w:val="DE0AA6DA"/>
+    <w:lvl w:ilvl="0">
+      <w:start w:val="1"/>
+      <w:numFmt w:val="bullet"/>
+      <w:lvlText w:val=""/>
+      <w:lvlJc w:val="left"/>
+      <w:pPr>
+        <w:tabs>
+          <w:tab w:val="num" w:pos="720"/>
+        </w:tabs>
+        <w:ind w:left="720" w:hanging="360"/>
+      </w:pPr>
+      <w:rPr>
+        <w:rFonts w:ascii="Symbol" w:hAnsi="Symbol" w:hint="default"/>
+        <w:sz w:val="20"/>
+      </w:rPr>
+    </w:lvl>
+    <w:lvl w:ilvl="1" w:tentative="1">
+      <w:start w:val="1"/>
+      <w:numFmt w:val="bullet"/>
+      <w:lvlText w:val="o"/>
+      <w:lvlJc w:val="left"/>
+      <w:pPr>
+        <w:tabs>
+          <w:tab w:val="num" w:pos="1440"/>
+        </w:tabs>
+        <w:ind w:left="1440" w:hanging="360"/>
+      </w:pPr>
+      <w:rPr>
+        <w:rFonts w:ascii="Courier New" w:hAnsi="Courier New" w:hint="default"/>
+        <w:sz w:val="20"/>
+      </w:rPr>
+    </w:lvl>
+    <w:lvl w:ilvl="2" w:tentative="1">
+      <w:start w:val="1"/>
+      <w:numFmt w:val="bullet"/>
+      <w:lvlText w:val=""/>
+      <w:lvlJc w:val="left"/>
+      <w:pPr>
+        <w:tabs>
+          <w:tab w:val="num" w:pos="2160"/>
+        </w:tabs>
+        <w:ind w:left="2160" w:hanging="360"/>
+      </w:pPr>
+      <w:rPr>
+        <w:rFonts w:ascii="Wingdings" w:hAnsi="Wingdings" w:hint="default"/>
+        <w:sz w:val="20"/>
+      </w:rPr>
+    </w:lvl>
+    <w:lvl w:ilvl="3" w:tentative="1">
+      <w:start w:val="1"/>
+      <w:numFmt w:val="bullet"/>
+      <w:lvlText w:val=""/>
+      <w:lvlJc w:val="left"/>
+      <w:pPr>
+        <w:tabs>
+          <w:tab w:val="num" w:pos="2880"/>
+        </w:tabs>
+        <w:ind w:left="2880" w:hanging="360"/>
+      </w:pPr>
+      <w:rPr>
+        <w:rFonts w:ascii="Wingdings" w:hAnsi="Wingdings" w:hint="default"/>
+        <w:sz w:val="20"/>
+      </w:rPr>
+    </w:lvl>
+    <w:lvl w:ilvl="4" w:tentative="1">
+      <w:start w:val="1"/>
+      <w:numFmt w:val="bullet"/>
+      <w:lvlText w:val=""/>
+      <w:lvlJc w:val="left"/>
+      <w:pPr>
+        <w:tabs>
+          <w:tab w:val="num" w:pos="3600"/>
+        </w:tabs>
+        <w:ind w:left="3600" w:hanging="360"/>
+      </w:pPr>
+      <w:rPr>
+        <w:rFonts w:ascii="Wingdings" w:hAnsi="Wingdings" w:hint="default"/>
+        <w:sz w:val="20"/>
+      </w:rPr>
+    </w:lvl>
+    <w:lvl w:ilvl="5" w:tentative="1">
+      <w:start w:val="1"/>
+      <w:numFmt w:val="bullet"/>
+      <w:lvlText w:val=""/>
+      <w:lvlJc w:val="left"/>
+      <w:pPr>
+        <w:tabs>
+          <w:tab w:val="num" w:pos="4320"/>
+        </w:tabs>
+        <w:ind w:left="4320" w:hanging="360"/>
+      </w:pPr>
+      <w:rPr>
+        <w:rFonts w:ascii="Wingdings" w:hAnsi="Wingdings" w:hint="default"/>
+        <w:sz w:val="20"/>
+      </w:rPr>
+    </w:lvl>
+    <w:lvl w:ilvl="6" w:tentative="1">
+      <w:start w:val="1"/>
+      <w:numFmt w:val="bullet"/>
+      <w:lvlText w:val=""/>
+      <w:lvlJc w:val="left"/>
+      <w:pPr>
+        <w:tabs>
+          <w:tab w:val="num" w:pos="5040"/>
+        </w:tabs>
+        <w:ind w:left="5040" w:hanging="360"/>
+      </w:pPr>
+      <w:rPr>
+        <w:rFonts w:ascii="Wingdings" w:hAnsi="Wingdings" w:hint="default"/>
+        <w:sz w:val="20"/>
+      </w:rPr>
+    </w:lvl>
+    <w:lvl w:ilvl="7" w:tentative="1">
+      <w:start w:val="1"/>
+      <w:numFmt w:val="bullet"/>
+      <w:lvlText w:val=""/>
+      <w:lvlJc w:val="left"/>
+      <w:pPr>
+        <w:tabs>
+          <w:tab w:val="num" w:pos="5760"/>
+        </w:tabs>
+        <w:ind w:left="5760" w:hanging="360"/>
+      </w:pPr>
+      <w:rPr>
+        <w:rFonts w:ascii="Wingdings" w:hAnsi="Wingdings" w:hint="default"/>
+        <w:sz w:val="20"/>
+      </w:rPr>
+    </w:lvl>
+    <w:lvl w:ilvl="8" w:tentative="1">
+      <w:start w:val="1"/>
+      <w:numFmt w:val="bullet"/>
+      <w:lvlText w:val=""/>
+      <w:lvlJc w:val="left"/>
+      <w:pPr>
+        <w:tabs>
+          <w:tab w:val="num" w:pos="6480"/>
+        </w:tabs>
+        <w:ind w:left="6480" w:hanging="360"/>
+      </w:pPr>
+      <w:rPr>
+        <w:rFonts w:ascii="Wingdings" w:hAnsi="Wingdings" w:hint="default"/>
+        <w:sz w:val="20"/>
+      </w:rPr>
+    </w:lvl>
+  </w:abstractNum>
+  <w:abstractNum w:abstractNumId="35" w15:restartNumberingAfterBreak="0">
     <w:nsid w:val="75DB171A"/>
     <w:multiLevelType w:val="multilevel"/>
     <w:tmpl w:val="DEC0F406"/>
@@ -19555,7 +23897,7 @@
       </w:rPr>
     </w:lvl>
   </w:abstractNum>
-  <w:abstractNum w:abstractNumId="28" w15:restartNumberingAfterBreak="0">
+  <w:abstractNum w:abstractNumId="36" w15:restartNumberingAfterBreak="0">
     <w:nsid w:val="799232AA"/>
     <w:multiLevelType w:val="hybridMultilevel"/>
     <w:tmpl w:val="B186D42E"/>
@@ -19668,7 +24010,7 @@
       </w:rPr>
     </w:lvl>
   </w:abstractNum>
-  <w:abstractNum w:abstractNumId="29" w15:restartNumberingAfterBreak="0">
+  <w:abstractNum w:abstractNumId="37" w15:restartNumberingAfterBreak="0">
     <w:nsid w:val="79ED5AEF"/>
     <w:multiLevelType w:val="multilevel"/>
     <w:tmpl w:val="7756B51E"/>
@@ -19817,7 +24159,7 @@
       </w:rPr>
     </w:lvl>
   </w:abstractNum>
-  <w:abstractNum w:abstractNumId="30" w15:restartNumberingAfterBreak="0">
+  <w:abstractNum w:abstractNumId="38" w15:restartNumberingAfterBreak="0">
     <w:nsid w:val="7BF83775"/>
     <w:multiLevelType w:val="multilevel"/>
     <w:tmpl w:val="A7B2C670"/>
@@ -19966,7 +24308,7 @@
       </w:rPr>
     </w:lvl>
   </w:abstractNum>
-  <w:abstractNum w:abstractNumId="31" w15:restartNumberingAfterBreak="0">
+  <w:abstractNum w:abstractNumId="39" w15:restartNumberingAfterBreak="0">
     <w:nsid w:val="7FB34699"/>
     <w:multiLevelType w:val="multilevel"/>
     <w:tmpl w:val="5440B5CA"/>
@@ -20119,103 +24461,127 @@
     <w:abstractNumId w:val="2"/>
   </w:num>
   <w:num w:numId="2">
+    <w:abstractNumId w:val="32"/>
+  </w:num>
+  <w:num w:numId="3">
+    <w:abstractNumId w:val="17"/>
+  </w:num>
+  <w:num w:numId="4">
+    <w:abstractNumId w:val="11"/>
+  </w:num>
+  <w:num w:numId="5">
+    <w:abstractNumId w:val="4"/>
+  </w:num>
+  <w:num w:numId="6">
+    <w:abstractNumId w:val="22"/>
+  </w:num>
+  <w:num w:numId="7">
     <w:abstractNumId w:val="26"/>
   </w:num>
-  <w:num w:numId="3">
-    <w:abstractNumId w:val="13"/>
+  <w:num w:numId="8">
+    <w:abstractNumId w:val="19"/>
   </w:num>
-  <w:num w:numId="4">
+  <w:num w:numId="9">
+    <w:abstractNumId w:val="36"/>
+  </w:num>
+  <w:num w:numId="10">
+    <w:abstractNumId w:val="7"/>
+  </w:num>
+  <w:num w:numId="11">
+    <w:abstractNumId w:val="21"/>
+  </w:num>
+  <w:num w:numId="12">
     <w:abstractNumId w:val="9"/>
   </w:num>
-  <w:num w:numId="5">
-    <w:abstractNumId w:val="3"/>
-  </w:num>
-  <w:num w:numId="6">
-    <w:abstractNumId w:val="17"/>
-  </w:num>
-  <w:num w:numId="7">
-    <w:abstractNumId w:val="20"/>
-  </w:num>
-  <w:num w:numId="8">
-    <w:abstractNumId w:val="15"/>
-  </w:num>
-  <w:num w:numId="9">
-    <w:abstractNumId w:val="28"/>
-  </w:num>
-  <w:num w:numId="10">
-    <w:abstractNumId w:val="6"/>
-  </w:num>
-  <w:num w:numId="11">
-    <w:abstractNumId w:val="16"/>
-  </w:num>
-  <w:num w:numId="12">
-    <w:abstractNumId w:val="8"/>
-  </w:num>
   <w:num w:numId="13">
-    <w:abstractNumId w:val="21"/>
+    <w:abstractNumId w:val="27"/>
   </w:num>
   <w:num w:numId="14">
-    <w:abstractNumId w:val="31"/>
+    <w:abstractNumId w:val="39"/>
   </w:num>
   <w:num w:numId="15">
     <w:abstractNumId w:val="2"/>
   </w:num>
   <w:num w:numId="16">
-    <w:abstractNumId w:val="10"/>
+    <w:abstractNumId w:val="12"/>
   </w:num>
   <w:num w:numId="17">
-    <w:abstractNumId w:val="18"/>
+    <w:abstractNumId w:val="23"/>
   </w:num>
   <w:num w:numId="18">
+    <w:abstractNumId w:val="31"/>
+  </w:num>
+  <w:num w:numId="19">
     <w:abstractNumId w:val="25"/>
   </w:num>
-  <w:num w:numId="19">
-    <w:abstractNumId w:val="19"/>
-  </w:num>
   <w:num w:numId="20">
-    <w:abstractNumId w:val="17"/>
+    <w:abstractNumId w:val="22"/>
   </w:num>
   <w:num w:numId="21">
-    <w:abstractNumId w:val="7"/>
+    <w:abstractNumId w:val="8"/>
   </w:num>
   <w:num w:numId="22">
-    <w:abstractNumId w:val="5"/>
+    <w:abstractNumId w:val="6"/>
   </w:num>
   <w:num w:numId="23">
-    <w:abstractNumId w:val="30"/>
+    <w:abstractNumId w:val="38"/>
   </w:num>
   <w:num w:numId="24">
-    <w:abstractNumId w:val="23"/>
+    <w:abstractNumId w:val="29"/>
   </w:num>
   <w:num w:numId="25">
-    <w:abstractNumId w:val="27"/>
+    <w:abstractNumId w:val="35"/>
   </w:num>
   <w:num w:numId="26">
-    <w:abstractNumId w:val="4"/>
+    <w:abstractNumId w:val="5"/>
   </w:num>
   <w:num w:numId="27">
     <w:abstractNumId w:val="0"/>
   </w:num>
   <w:num w:numId="28">
-    <w:abstractNumId w:val="29"/>
+    <w:abstractNumId w:val="37"/>
   </w:num>
   <w:num w:numId="29">
-    <w:abstractNumId w:val="24"/>
+    <w:abstractNumId w:val="30"/>
   </w:num>
   <w:num w:numId="30">
-    <w:abstractNumId w:val="22"/>
+    <w:abstractNumId w:val="28"/>
   </w:num>
   <w:num w:numId="31">
-    <w:abstractNumId w:val="11"/>
+    <w:abstractNumId w:val="13"/>
   </w:num>
   <w:num w:numId="32">
     <w:abstractNumId w:val="1"/>
   </w:num>
   <w:num w:numId="33">
-    <w:abstractNumId w:val="12"/>
+    <w:abstractNumId w:val="14"/>
   </w:num>
   <w:num w:numId="34">
-    <w:abstractNumId w:val="14"/>
+    <w:abstractNumId w:val="18"/>
+  </w:num>
+  <w:num w:numId="35">
+    <w:abstractNumId w:val="33"/>
+  </w:num>
+  <w:num w:numId="36">
+    <w:abstractNumId w:val="16"/>
+  </w:num>
+  <w:num w:numId="37">
+    <w:abstractNumId w:val="15"/>
+  </w:num>
+  <w:num w:numId="38">
+    <w:abstractNumId w:val="10"/>
+  </w:num>
+  <w:num w:numId="39">
+    <w:abstractNumId w:val="20"/>
+  </w:num>
+  <w:num w:numId="40">
+    <w:abstractNumId w:val="3"/>
+  </w:num>
+  <w:num w:numId="41">
+    <w:abstractNumId w:val="34"/>
+  </w:num>
+  <w:num w:numId="42">
+    <w:abstractNumId w:val="24"/>
   </w:num>
   <w:numIdMacAtCleanup w:val="13"/>
 </w:numbering>
@@ -20849,7 +25215,6 @@
   <w:style w:type="character" w:default="1" w:styleId="DefaultParagraphFont">
     <w:name w:val="Default Paragraph Font"/>
     <w:uiPriority w:val="1"/>
-    <w:semiHidden/>
     <w:unhideWhenUsed/>
   </w:style>
   <w:style w:type="table" w:default="1" w:styleId="TableNormal">
@@ -21501,6 +25866,16 @@
     <w:basedOn w:val="DefaultParagraphFont"/>
     <w:rsid w:val="009B08C2"/>
   </w:style>
+  <w:style w:type="character" w:customStyle="1" w:styleId="o">
+    <w:name w:val="ͼo"/>
+    <w:basedOn w:val="DefaultParagraphFont"/>
+    <w:rsid w:val="00561F48"/>
+  </w:style>
+  <w:style w:type="character" w:customStyle="1" w:styleId="x8t9es0">
+    <w:name w:val="x8t9es0"/>
+    <w:basedOn w:val="DefaultParagraphFont"/>
+    <w:rsid w:val="00495916"/>
+  </w:style>
 </w:styles>
 </file>
 
@@ -21778,7 +26153,7 @@
 </file>
 
 <file path=customXml/itemProps1.xml><?xml version="1.0" encoding="utf-8"?>
-<ds:datastoreItem xmlns:ds="http://schemas.openxmlformats.org/officeDocument/2006/customXml" ds:itemID="{82B8A594-7090-45CD-B247-3FB5D1EB67A3}">
+<ds:datastoreItem xmlns:ds="http://schemas.openxmlformats.org/officeDocument/2006/customXml" ds:itemID="{5191782F-7A7C-4DBC-9D11-A9D7C1566687}">
   <ds:schemaRefs>
     <ds:schemaRef ds:uri="http://schemas.openxmlformats.org/officeDocument/2006/bibliography"/>
   </ds:schemaRefs>

--- a/Design Documents/Community One UI Design.docx
+++ b/Design Documents/Community One UI Design.docx
@@ -11688,10 +11688,10 @@
             <v:path o:extrusionok="f" gradientshapeok="t" o:connecttype="rect"/>
             <o:lock v:ext="edit" aspectratio="t"/>
           </v:shapetype>
-          <v:shape id="_x0000_i1051" type="#_x0000_t75" style="width:18pt;height:15.6pt" o:ole="">
+          <v:shape id="_x0000_i1068" type="#_x0000_t75" style="width:18pt;height:15.6pt" o:ole="">
             <v:imagedata r:id="rId13" o:title=""/>
           </v:shape>
-          <w:control r:id="rId14" w:name="DefaultOcxName" w:shapeid="_x0000_i1051"/>
+          <w:control r:id="rId14" w:name="DefaultOcxName" w:shapeid="_x0000_i1068"/>
         </w:object>
       </w:r>
     </w:p>
@@ -13574,10 +13574,10 @@
       </w:pPr>
       <w:r>
         <w:object w:dxaOrig="0" w:dyaOrig="0">
-          <v:shape id="_x0000_i1054" type="#_x0000_t75" style="width:18pt;height:15.6pt" o:ole="">
+          <v:shape id="_x0000_i1071" type="#_x0000_t75" style="width:18pt;height:15.6pt" o:ole="">
             <v:imagedata r:id="rId13" o:title=""/>
           </v:shape>
-          <w:control r:id="rId15" w:name="DefaultOcxName1" w:shapeid="_x0000_i1054"/>
+          <w:control r:id="rId15" w:name="DefaultOcxName1" w:shapeid="_x0000_i1071"/>
         </w:object>
       </w:r>
     </w:p>
@@ -15804,7 +15804,7 @@
       <w:r>
         <w:lastRenderedPageBreak/>
         <w:pict>
-          <v:rect id="_x0000_i1062" style="width:0;height:1.5pt" o:hralign="center" o:hrstd="t" o:hr="t" fillcolor="#a0a0a0" stroked="f"/>
+          <v:rect id="_x0000_i1050" style="width:0;height:1.5pt" o:hralign="center" o:hrstd="t" o:hr="t" fillcolor="#a0a0a0" stroked="f"/>
         </w:pict>
       </w:r>
     </w:p>
@@ -15894,7 +15894,7 @@
       </w:pPr>
       <w:r>
         <w:pict>
-          <v:rect id="_x0000_i1063" style="width:0;height:1.5pt" o:hralign="center" o:hrstd="t" o:hr="t" fillcolor="#a0a0a0" stroked="f"/>
+          <v:rect id="_x0000_i1051" style="width:0;height:1.5pt" o:hralign="center" o:hrstd="t" o:hr="t" fillcolor="#a0a0a0" stroked="f"/>
         </w:pict>
       </w:r>
     </w:p>
@@ -15957,7 +15957,7 @@
     <w:p>
       <w:r>
         <w:pict>
-          <v:rect id="_x0000_i1064" style="width:0;height:1.5pt" o:hralign="center" o:hrstd="t" o:hr="t" fillcolor="#a0a0a0" stroked="f"/>
+          <v:rect id="_x0000_i1052" style="width:0;height:1.5pt" o:hralign="center" o:hrstd="t" o:hr="t" fillcolor="#a0a0a0" stroked="f"/>
         </w:pict>
       </w:r>
     </w:p>
@@ -16000,7 +16000,7 @@
     <w:p>
       <w:r>
         <w:pict>
-          <v:rect id="_x0000_i1065" style="width:0;height:1.5pt" o:hralign="center" o:hrstd="t" o:hr="t" fillcolor="#a0a0a0" stroked="f"/>
+          <v:rect id="_x0000_i1053" style="width:0;height:1.5pt" o:hralign="center" o:hrstd="t" o:hr="t" fillcolor="#a0a0a0" stroked="f"/>
         </w:pict>
       </w:r>
     </w:p>
@@ -16144,7 +16144,7 @@
     <w:p>
       <w:r>
         <w:pict>
-          <v:rect id="_x0000_i1066" style="width:0;height:1.5pt" o:hralign="center" o:hrstd="t" o:hr="t" fillcolor="#a0a0a0" stroked="f"/>
+          <v:rect id="_x0000_i1054" style="width:0;height:1.5pt" o:hralign="center" o:hrstd="t" o:hr="t" fillcolor="#a0a0a0" stroked="f"/>
         </w:pict>
       </w:r>
     </w:p>
@@ -16220,7 +16220,7 @@
     <w:p>
       <w:r>
         <w:pict>
-          <v:rect id="_x0000_i1067" style="width:0;height:1.5pt" o:hralign="center" o:hrstd="t" o:hr="t" fillcolor="#a0a0a0" stroked="f"/>
+          <v:rect id="_x0000_i1055" style="width:0;height:1.5pt" o:hralign="center" o:hrstd="t" o:hr="t" fillcolor="#a0a0a0" stroked="f"/>
         </w:pict>
       </w:r>
     </w:p>
@@ -16279,7 +16279,7 @@
     <w:p>
       <w:r>
         <w:pict>
-          <v:rect id="_x0000_i1068" style="width:0;height:1.5pt" o:hralign="center" o:hrstd="t" o:hr="t" fillcolor="#a0a0a0" stroked="f"/>
+          <v:rect id="_x0000_i1056" style="width:0;height:1.5pt" o:hralign="center" o:hrstd="t" o:hr="t" fillcolor="#a0a0a0" stroked="f"/>
         </w:pict>
       </w:r>
     </w:p>
@@ -16455,7 +16455,7 @@
     <w:p>
       <w:r>
         <w:pict>
-          <v:rect id="_x0000_i1069" style="width:0;height:1.5pt" o:hralign="center" o:hrstd="t" o:hr="t" fillcolor="#a0a0a0" stroked="f"/>
+          <v:rect id="_x0000_i1057" style="width:0;height:1.5pt" o:hralign="center" o:hrstd="t" o:hr="t" fillcolor="#a0a0a0" stroked="f"/>
         </w:pict>
       </w:r>
     </w:p>
@@ -17446,7 +17446,7 @@
     <w:p>
       <w:r>
         <w:pict>
-          <v:rect id="_x0000_i1070" style="width:0;height:1.5pt" o:hralign="center" o:hrstd="t" o:hr="t" fillcolor="#a0a0a0" stroked="f"/>
+          <v:rect id="_x0000_i1058" style="width:0;height:1.5pt" o:hralign="center" o:hrstd="t" o:hr="t" fillcolor="#a0a0a0" stroked="f"/>
         </w:pict>
       </w:r>
     </w:p>
@@ -17527,7 +17527,7 @@
     <w:p>
       <w:r>
         <w:pict>
-          <v:rect id="_x0000_i1071" style="width:0;height:1.5pt" o:hralign="center" o:hrstd="t" o:hr="t" fillcolor="#a0a0a0" stroked="f"/>
+          <v:rect id="_x0000_i1059" style="width:0;height:1.5pt" o:hralign="center" o:hrstd="t" o:hr="t" fillcolor="#a0a0a0" stroked="f"/>
         </w:pict>
       </w:r>
     </w:p>
@@ -17610,7 +17610,7 @@
       <w:r>
         <w:lastRenderedPageBreak/>
         <w:pict>
-          <v:rect id="_x0000_i1072" style="width:0;height:1.5pt" o:hralign="center" o:hrstd="t" o:hr="t" fillcolor="#a0a0a0" stroked="f"/>
+          <v:rect id="_x0000_i1060" style="width:0;height:1.5pt" o:hralign="center" o:hrstd="t" o:hr="t" fillcolor="#a0a0a0" stroked="f"/>
         </w:pict>
       </w:r>
     </w:p>
@@ -17653,7 +17653,7 @@
     <w:p>
       <w:r>
         <w:pict>
-          <v:rect id="_x0000_i1073" style="width:0;height:1.5pt" o:hralign="center" o:hrstd="t" o:hr="t" fillcolor="#a0a0a0" stroked="f"/>
+          <v:rect id="_x0000_i1061" style="width:0;height:1.5pt" o:hralign="center" o:hrstd="t" o:hr="t" fillcolor="#a0a0a0" stroked="f"/>
         </w:pict>
       </w:r>
     </w:p>
@@ -17890,7 +17890,7 @@
     <w:p>
       <w:r>
         <w:pict>
-          <v:rect id="_x0000_i1074" style="width:0;height:1.5pt" o:hralign="center" o:hrstd="t" o:hr="t" fillcolor="#a0a0a0" stroked="f"/>
+          <v:rect id="_x0000_i1062" style="width:0;height:1.5pt" o:hralign="center" o:hrstd="t" o:hr="t" fillcolor="#a0a0a0" stroked="f"/>
         </w:pict>
       </w:r>
     </w:p>
@@ -17921,7 +17921,7 @@
     <w:p>
       <w:r>
         <w:pict>
-          <v:rect id="_x0000_i1075" style="width:0;height:1.5pt" o:hralign="center" o:hrstd="t" o:hr="t" fillcolor="#a0a0a0" stroked="f"/>
+          <v:rect id="_x0000_i1063" style="width:0;height:1.5pt" o:hralign="center" o:hrstd="t" o:hr="t" fillcolor="#a0a0a0" stroked="f"/>
         </w:pict>
       </w:r>
     </w:p>
@@ -17976,7 +17976,7 @@
     <w:p>
       <w:r>
         <w:pict>
-          <v:rect id="_x0000_i1076" style="width:0;height:1.5pt" o:hralign="center" o:hrstd="t" o:hr="t" fillcolor="#a0a0a0" stroked="f"/>
+          <v:rect id="_x0000_i1064" style="width:0;height:1.5pt" o:hralign="center" o:hrstd="t" o:hr="t" fillcolor="#a0a0a0" stroked="f"/>
         </w:pict>
       </w:r>
     </w:p>
@@ -18043,7 +18043,7 @@
       </w:pPr>
       <w:r>
         <w:pict>
-          <v:rect id="_x0000_i1077" style="width:0;height:1.5pt" o:hralign="center" o:hrstd="t" o:hr="t" fillcolor="#a0a0a0" stroked="f"/>
+          <v:rect id="_x0000_i1065" style="width:0;height:1.5pt" o:hralign="center" o:hrstd="t" o:hr="t" fillcolor="#a0a0a0" stroked="f"/>
         </w:pict>
       </w:r>
     </w:p>
@@ -18126,7 +18126,7 @@
     <w:p>
       <w:r>
         <w:pict>
-          <v:rect id="_x0000_i1078" style="width:0;height:1.5pt" o:hralign="center" o:hrstd="t" o:hr="t" fillcolor="#a0a0a0" stroked="f"/>
+          <v:rect id="_x0000_i1066" style="width:0;height:1.5pt" o:hralign="center" o:hrstd="t" o:hr="t" fillcolor="#a0a0a0" stroked="f"/>
         </w:pict>
       </w:r>
     </w:p>
@@ -18255,8 +18255,6 @@
       <w:r>
         <w:t>1287286756939460</w:t>
       </w:r>
-      <w:bookmarkStart w:id="2" w:name="_GoBack"/>
-      <w:bookmarkEnd w:id="2"/>
     </w:p>
     <w:p>
       <w:pPr>
@@ -18280,16 +18278,7 @@
           <w:sz w:val="27"/>
           <w:szCs w:val="27"/>
         </w:rPr>
-        <w:t xml:space="preserve">Client ID: </w:t>
-      </w:r>
-      <w:r>
-        <w:rPr>
-          <w:rFonts w:ascii="Courier New" w:hAnsi="Courier New" w:cs="Courier New"/>
-          <w:color w:val="71767A"/>
-          <w:sz w:val="27"/>
-          <w:szCs w:val="27"/>
-        </w:rPr>
-        <w:t>dzkzS21PVXVqRzVndUF4Sk1hRWI6MTpjaQ</w:t>
+        <w:t>Client ID: dzkzS21PVXVqRzVndUF4Sk1hRWI6MTpjaQ</w:t>
       </w:r>
     </w:p>
     <w:p>
@@ -18765,6 +18754,4760 @@
         <w:t>instagram_business_manage_messages</w:t>
       </w:r>
       <w:proofErr w:type="spellEnd"/>
+    </w:p>
+    <w:p>
+      <w:pPr>
+        <w:pStyle w:val="NormalWeb"/>
+      </w:pPr>
+    </w:p>
+    <w:p>
+      <w:pPr>
+        <w:pStyle w:val="NormalWeb"/>
+      </w:pPr>
+      <w:r>
+        <w:t>Publishable Key</w:t>
+      </w:r>
+    </w:p>
+    <w:p>
+      <w:pPr>
+        <w:pStyle w:val="NormalWeb"/>
+      </w:pPr>
+      <w:r>
+        <w:t>pk_test_51T9OSzJmQfpuulFI6rfMDeLNrGZkLifDZl26sgeMNSFDKL9CawLlPEdMMuNTSlrlZb1rAitkEMGvJygLGlX6euQX00czGubbLH</w:t>
+      </w:r>
+    </w:p>
+    <w:p>
+      <w:pPr>
+        <w:pStyle w:val="NormalWeb"/>
+      </w:pPr>
+    </w:p>
+    <w:p>
+      <w:pPr>
+        <w:pStyle w:val="NormalWeb"/>
+      </w:pPr>
+      <w:r>
+        <w:t>Secret Key:</w:t>
+      </w:r>
+    </w:p>
+    <w:p>
+      <w:pPr>
+        <w:pStyle w:val="NormalWeb"/>
+      </w:pPr>
+      <w:bookmarkStart w:id="2" w:name="_GoBack"/>
+      <w:r>
+        <w:t>sk_test_51T9OSzJmQfpuulFIrsriERYrSv4zC6kHMMfSBnnlQvSdzFrD7QJZUt8QQJ7sBMEcr1MLxbfjOMarQTuXAqY9er9A00xmiD9glj</w:t>
+      </w:r>
+    </w:p>
+    <w:bookmarkEnd w:id="2"/>
+    <w:p>
+      <w:pPr>
+        <w:pStyle w:val="Heading1"/>
+      </w:pPr>
+      <w:r>
+        <w:t>Recommended Stripe Architecture</w:t>
+      </w:r>
+    </w:p>
+    <w:p>
+      <w:pPr>
+        <w:pStyle w:val="Heading2"/>
+      </w:pPr>
+      <w:r>
+        <w:t>Frontend</w:t>
+      </w:r>
+    </w:p>
+    <w:p>
+      <w:pPr>
+        <w:pStyle w:val="NormalWeb"/>
+      </w:pPr>
+      <w:r>
+        <w:t>Use:</w:t>
+      </w:r>
+    </w:p>
+    <w:p>
+      <w:pPr>
+        <w:numPr>
+          <w:ilvl w:val="0"/>
+          <w:numId w:val="43"/>
+        </w:numPr>
+        <w:spacing w:before="100" w:beforeAutospacing="1" w:after="100" w:afterAutospacing="1" w:line="240" w:lineRule="auto"/>
+      </w:pPr>
+      <w:r>
+        <w:t xml:space="preserve">Stripe Elements </w:t>
+      </w:r>
+    </w:p>
+    <w:p>
+      <w:pPr>
+        <w:numPr>
+          <w:ilvl w:val="0"/>
+          <w:numId w:val="43"/>
+        </w:numPr>
+        <w:spacing w:before="100" w:beforeAutospacing="1" w:after="100" w:afterAutospacing="1" w:line="240" w:lineRule="auto"/>
+      </w:pPr>
+      <w:proofErr w:type="spellStart"/>
+      <w:r>
+        <w:rPr>
+          <w:rStyle w:val="HTMLCode"/>
+          <w:rFonts w:eastAsiaTheme="majorEastAsia"/>
+        </w:rPr>
+        <w:t>PaymentElement</w:t>
+      </w:r>
+      <w:proofErr w:type="spellEnd"/>
+      <w:r>
+        <w:t xml:space="preserve"> or </w:t>
+      </w:r>
+      <w:proofErr w:type="spellStart"/>
+      <w:r>
+        <w:rPr>
+          <w:rStyle w:val="HTMLCode"/>
+          <w:rFonts w:eastAsiaTheme="majorEastAsia"/>
+        </w:rPr>
+        <w:t>CardElement</w:t>
+      </w:r>
+      <w:proofErr w:type="spellEnd"/>
+      <w:r>
+        <w:t xml:space="preserve"> </w:t>
+      </w:r>
+    </w:p>
+    <w:p>
+      <w:pPr>
+        <w:pStyle w:val="NormalWeb"/>
+      </w:pPr>
+      <w:r>
+        <w:t>The browser sends card details directly to Stripe.</w:t>
+      </w:r>
+    </w:p>
+    <w:p>
+      <w:pPr>
+        <w:pStyle w:val="NormalWeb"/>
+      </w:pPr>
+      <w:r>
+        <w:t>Your backend never touches:</w:t>
+      </w:r>
+    </w:p>
+    <w:p>
+      <w:pPr>
+        <w:numPr>
+          <w:ilvl w:val="0"/>
+          <w:numId w:val="44"/>
+        </w:numPr>
+        <w:spacing w:before="100" w:beforeAutospacing="1" w:after="100" w:afterAutospacing="1" w:line="240" w:lineRule="auto"/>
+      </w:pPr>
+      <w:r>
+        <w:t xml:space="preserve">full card number </w:t>
+      </w:r>
+    </w:p>
+    <w:p>
+      <w:pPr>
+        <w:numPr>
+          <w:ilvl w:val="0"/>
+          <w:numId w:val="44"/>
+        </w:numPr>
+        <w:spacing w:before="100" w:beforeAutospacing="1" w:after="100" w:afterAutospacing="1" w:line="240" w:lineRule="auto"/>
+      </w:pPr>
+      <w:r>
+        <w:t xml:space="preserve">CVV </w:t>
+      </w:r>
+    </w:p>
+    <w:p>
+      <w:pPr>
+        <w:numPr>
+          <w:ilvl w:val="0"/>
+          <w:numId w:val="44"/>
+        </w:numPr>
+        <w:spacing w:before="100" w:beforeAutospacing="1" w:after="100" w:afterAutospacing="1" w:line="240" w:lineRule="auto"/>
+      </w:pPr>
+      <w:r>
+        <w:t xml:space="preserve">expiry </w:t>
+      </w:r>
+    </w:p>
+    <w:p>
+      <w:pPr>
+        <w:pStyle w:val="NormalWeb"/>
+      </w:pPr>
+      <w:r>
+        <w:t>This keeps you out of major PCI compliance issues.</w:t>
+      </w:r>
+    </w:p>
+    <w:p>
+      <w:r>
+        <w:pict>
+          <v:rect id="_x0000_i1079" style="width:0;height:1.5pt" o:hralign="center" o:hrstd="t" o:hr="t" fillcolor="#a0a0a0" stroked="f"/>
+        </w:pict>
+      </w:r>
+    </w:p>
+    <w:p>
+      <w:pPr>
+        <w:pStyle w:val="Heading1"/>
+      </w:pPr>
+      <w:r>
+        <w:lastRenderedPageBreak/>
+        <w:t>Backend Flow</w:t>
+      </w:r>
+    </w:p>
+    <w:p>
+      <w:pPr>
+        <w:pStyle w:val="Heading2"/>
+      </w:pPr>
+      <w:r>
+        <w:t>1. Install Stripe</w:t>
+      </w:r>
+    </w:p>
+    <w:p>
+      <w:pPr>
+        <w:pStyle w:val="Heading3"/>
+      </w:pPr>
+      <w:r>
+        <w:t>Backend</w:t>
+      </w:r>
+    </w:p>
+    <w:p>
+      <w:pPr>
+        <w:pStyle w:val="HTMLPreformatted"/>
+      </w:pPr>
+      <w:proofErr w:type="spellStart"/>
+      <w:r>
+        <w:rPr>
+          <w:rStyle w:val="l"/>
+          <w:rFonts w:eastAsiaTheme="majorEastAsia"/>
+        </w:rPr>
+        <w:t>npm</w:t>
+      </w:r>
+      <w:proofErr w:type="spellEnd"/>
+      <w:r>
+        <w:rPr>
+          <w:rStyle w:val="HTMLCode"/>
+          <w:rFonts w:eastAsiaTheme="majorEastAsia"/>
+        </w:rPr>
+        <w:t xml:space="preserve"> install stripe</w:t>
+      </w:r>
+    </w:p>
+    <w:p>
+      <w:pPr>
+        <w:pStyle w:val="Heading3"/>
+      </w:pPr>
+      <w:r>
+        <w:t>Frontend</w:t>
+      </w:r>
+    </w:p>
+    <w:p>
+      <w:pPr>
+        <w:pStyle w:val="HTMLPreformatted"/>
+      </w:pPr>
+      <w:proofErr w:type="spellStart"/>
+      <w:r>
+        <w:rPr>
+          <w:rStyle w:val="l"/>
+          <w:rFonts w:eastAsiaTheme="majorEastAsia"/>
+        </w:rPr>
+        <w:t>npm</w:t>
+      </w:r>
+      <w:proofErr w:type="spellEnd"/>
+      <w:r>
+        <w:rPr>
+          <w:rStyle w:val="HTMLCode"/>
+          <w:rFonts w:eastAsiaTheme="majorEastAsia"/>
+        </w:rPr>
+        <w:t xml:space="preserve"> install @stripe/stripe-</w:t>
+      </w:r>
+      <w:proofErr w:type="spellStart"/>
+      <w:r>
+        <w:rPr>
+          <w:rStyle w:val="HTMLCode"/>
+          <w:rFonts w:eastAsiaTheme="majorEastAsia"/>
+        </w:rPr>
+        <w:t>js</w:t>
+      </w:r>
+      <w:proofErr w:type="spellEnd"/>
+      <w:r>
+        <w:rPr>
+          <w:rStyle w:val="HTMLCode"/>
+          <w:rFonts w:eastAsiaTheme="majorEastAsia"/>
+        </w:rPr>
+        <w:t xml:space="preserve"> @stripe/react-stripe-</w:t>
+      </w:r>
+      <w:proofErr w:type="spellStart"/>
+      <w:r>
+        <w:rPr>
+          <w:rStyle w:val="HTMLCode"/>
+          <w:rFonts w:eastAsiaTheme="majorEastAsia"/>
+        </w:rPr>
+        <w:t>js</w:t>
+      </w:r>
+      <w:proofErr w:type="spellEnd"/>
+    </w:p>
+    <w:p>
+      <w:r>
+        <w:pict>
+          <v:rect id="_x0000_i1080" style="width:0;height:1.5pt" o:hralign="center" o:hrstd="t" o:hr="t" fillcolor="#a0a0a0" stroked="f"/>
+        </w:pict>
+      </w:r>
+    </w:p>
+    <w:p>
+      <w:pPr>
+        <w:pStyle w:val="Heading1"/>
+      </w:pPr>
+      <w:r>
+        <w:t>2. Get Stripe Credentials</w:t>
+      </w:r>
+    </w:p>
+    <w:p>
+      <w:pPr>
+        <w:pStyle w:val="NormalWeb"/>
+      </w:pPr>
+      <w:r>
+        <w:t>Go to:</w:t>
+      </w:r>
+    </w:p>
+    <w:p>
+      <w:pPr>
+        <w:pStyle w:val="NormalWeb"/>
+      </w:pPr>
+      <w:hyperlink r:id="rId18" w:tgtFrame="_blank" w:history="1">
+        <w:r>
+          <w:rPr>
+            <w:rStyle w:val="Hyperlink"/>
+          </w:rPr>
+          <w:t>Stripe Dashboard</w:t>
+        </w:r>
+      </w:hyperlink>
+    </w:p>
+    <w:p>
+      <w:pPr>
+        <w:pStyle w:val="NormalWeb"/>
+      </w:pPr>
+      <w:r>
+        <w:t>Then:</w:t>
+      </w:r>
+    </w:p>
+    <w:p>
+      <w:pPr>
+        <w:pStyle w:val="Heading2"/>
+      </w:pPr>
+      <w:r>
+        <w:t>Developers → API Keys</w:t>
+      </w:r>
+    </w:p>
+    <w:p>
+      <w:pPr>
+        <w:pStyle w:val="NormalWeb"/>
+      </w:pPr>
+      <w:r>
+        <w:t>You need:</w:t>
+      </w:r>
+    </w:p>
+    <w:p>
+      <w:pPr>
+        <w:pStyle w:val="Heading3"/>
+      </w:pPr>
+      <w:r>
+        <w:t>Publishable Key (frontend)</w:t>
+      </w:r>
+    </w:p>
+    <w:p>
+      <w:pPr>
+        <w:pStyle w:val="HTMLPreformatted"/>
+      </w:pPr>
+      <w:r>
+        <w:rPr>
+          <w:rStyle w:val="HTMLCode"/>
+          <w:rFonts w:eastAsiaTheme="majorEastAsia"/>
+        </w:rPr>
+        <w:t>VITE_STRIPE_PUBLISHABLE_KEY=</w:t>
+      </w:r>
+      <w:proofErr w:type="spellStart"/>
+      <w:r>
+        <w:rPr>
+          <w:rStyle w:val="HTMLCode"/>
+          <w:rFonts w:eastAsiaTheme="majorEastAsia"/>
+        </w:rPr>
+        <w:t>pk_test_xxx</w:t>
+      </w:r>
+      <w:proofErr w:type="spellEnd"/>
+    </w:p>
+    <w:p>
+      <w:pPr>
+        <w:pStyle w:val="Heading3"/>
+      </w:pPr>
+      <w:r>
+        <w:t>Secret Key (backend)</w:t>
+      </w:r>
+    </w:p>
+    <w:p>
+      <w:pPr>
+        <w:pStyle w:val="HTMLPreformatted"/>
+      </w:pPr>
+      <w:r>
+        <w:rPr>
+          <w:rStyle w:val="HTMLCode"/>
+          <w:rFonts w:eastAsiaTheme="majorEastAsia"/>
+        </w:rPr>
+        <w:t>STRIPE_SECRET_KEY=</w:t>
+      </w:r>
+      <w:proofErr w:type="spellStart"/>
+      <w:r>
+        <w:rPr>
+          <w:rStyle w:val="HTMLCode"/>
+          <w:rFonts w:eastAsiaTheme="majorEastAsia"/>
+        </w:rPr>
+        <w:t>sk_test_xxx</w:t>
+      </w:r>
+      <w:proofErr w:type="spellEnd"/>
+    </w:p>
+    <w:p>
+      <w:r>
+        <w:pict>
+          <v:rect id="_x0000_i1081" style="width:0;height:1.5pt" o:hralign="center" o:hrstd="t" o:hr="t" fillcolor="#a0a0a0" stroked="f"/>
+        </w:pict>
+      </w:r>
+    </w:p>
+    <w:p>
+      <w:pPr>
+        <w:pStyle w:val="Heading1"/>
+      </w:pPr>
+      <w:r>
+        <w:t xml:space="preserve">3. Backend Stripe </w:t>
+      </w:r>
+      <w:proofErr w:type="spellStart"/>
+      <w:r>
+        <w:t>Config</w:t>
+      </w:r>
+      <w:proofErr w:type="spellEnd"/>
+    </w:p>
+    <w:p>
+      <w:pPr>
+        <w:pStyle w:val="Heading2"/>
+      </w:pPr>
+      <w:r>
+        <w:rPr>
+          <w:rStyle w:val="HTMLCode"/>
+          <w:rFonts w:eastAsiaTheme="majorEastAsia"/>
+        </w:rPr>
+        <w:t>/backend/</w:t>
+      </w:r>
+      <w:proofErr w:type="spellStart"/>
+      <w:r>
+        <w:rPr>
+          <w:rStyle w:val="HTMLCode"/>
+          <w:rFonts w:eastAsiaTheme="majorEastAsia"/>
+        </w:rPr>
+        <w:t>src</w:t>
+      </w:r>
+      <w:proofErr w:type="spellEnd"/>
+      <w:r>
+        <w:rPr>
+          <w:rStyle w:val="HTMLCode"/>
+          <w:rFonts w:eastAsiaTheme="majorEastAsia"/>
+        </w:rPr>
+        <w:t>/lib/stripe.js</w:t>
+      </w:r>
+    </w:p>
+    <w:p>
+      <w:pPr>
+        <w:pStyle w:val="HTMLPreformatted"/>
+      </w:pPr>
+      <w:r>
+        <w:rPr>
+          <w:rStyle w:val="g"/>
+        </w:rPr>
+        <w:t>import</w:t>
+      </w:r>
+      <w:r>
+        <w:rPr>
+          <w:rStyle w:val="HTMLCode"/>
+          <w:rFonts w:eastAsiaTheme="majorEastAsia"/>
+        </w:rPr>
+        <w:t xml:space="preserve"> </w:t>
+      </w:r>
+      <w:r>
+        <w:rPr>
+          <w:rStyle w:val="m"/>
+        </w:rPr>
+        <w:t>Stripe</w:t>
+      </w:r>
+      <w:r>
+        <w:rPr>
+          <w:rStyle w:val="HTMLCode"/>
+          <w:rFonts w:eastAsiaTheme="majorEastAsia"/>
+        </w:rPr>
+        <w:t xml:space="preserve"> </w:t>
+      </w:r>
+      <w:r>
+        <w:rPr>
+          <w:rStyle w:val="g"/>
+        </w:rPr>
+        <w:t>from</w:t>
+      </w:r>
+      <w:r>
+        <w:rPr>
+          <w:rStyle w:val="HTMLCode"/>
+          <w:rFonts w:eastAsiaTheme="majorEastAsia"/>
+        </w:rPr>
+        <w:t xml:space="preserve"> </w:t>
+      </w:r>
+      <w:r>
+        <w:rPr>
+          <w:rStyle w:val="k"/>
+        </w:rPr>
+        <w:t>"stripe"</w:t>
+      </w:r>
+      <w:r>
+        <w:rPr>
+          <w:rStyle w:val="HTMLCode"/>
+          <w:rFonts w:eastAsiaTheme="majorEastAsia"/>
+        </w:rPr>
+        <w:t>;</w:t>
+      </w:r>
+      <w:r>
+        <w:br/>
+      </w:r>
+      <w:r>
+        <w:br/>
+      </w:r>
+      <w:r>
+        <w:rPr>
+          <w:rStyle w:val="g"/>
+        </w:rPr>
+        <w:t>export</w:t>
+      </w:r>
+      <w:r>
+        <w:rPr>
+          <w:rStyle w:val="HTMLCode"/>
+          <w:rFonts w:eastAsiaTheme="majorEastAsia"/>
+        </w:rPr>
+        <w:t xml:space="preserve"> </w:t>
+      </w:r>
+      <w:proofErr w:type="spellStart"/>
+      <w:r>
+        <w:rPr>
+          <w:rStyle w:val="g"/>
+        </w:rPr>
+        <w:t>const</w:t>
+      </w:r>
+      <w:proofErr w:type="spellEnd"/>
+      <w:r>
+        <w:rPr>
+          <w:rStyle w:val="HTMLCode"/>
+          <w:rFonts w:eastAsiaTheme="majorEastAsia"/>
+        </w:rPr>
+        <w:t xml:space="preserve"> </w:t>
+      </w:r>
+      <w:r>
+        <w:rPr>
+          <w:rStyle w:val="m"/>
+        </w:rPr>
+        <w:t>stripe</w:t>
+      </w:r>
+      <w:r>
+        <w:rPr>
+          <w:rStyle w:val="HTMLCode"/>
+          <w:rFonts w:eastAsiaTheme="majorEastAsia"/>
+        </w:rPr>
+        <w:t xml:space="preserve"> </w:t>
+      </w:r>
+      <w:r>
+        <w:rPr>
+          <w:rStyle w:val="g"/>
+        </w:rPr>
+        <w:t>=</w:t>
+      </w:r>
+      <w:r>
+        <w:rPr>
+          <w:rStyle w:val="HTMLCode"/>
+          <w:rFonts w:eastAsiaTheme="majorEastAsia"/>
+        </w:rPr>
+        <w:t xml:space="preserve"> </w:t>
+      </w:r>
+      <w:r>
+        <w:rPr>
+          <w:rStyle w:val="g"/>
+        </w:rPr>
+        <w:t>new</w:t>
+      </w:r>
+      <w:r>
+        <w:rPr>
+          <w:rStyle w:val="HTMLCode"/>
+          <w:rFonts w:eastAsiaTheme="majorEastAsia"/>
+        </w:rPr>
+        <w:t xml:space="preserve"> </w:t>
+      </w:r>
+      <w:r>
+        <w:rPr>
+          <w:rStyle w:val="m"/>
+        </w:rPr>
+        <w:t>Stripe</w:t>
+      </w:r>
+      <w:r>
+        <w:rPr>
+          <w:rStyle w:val="HTMLCode"/>
+          <w:rFonts w:eastAsiaTheme="majorEastAsia"/>
+        </w:rPr>
+        <w:t>(</w:t>
+      </w:r>
+      <w:r>
+        <w:br/>
+      </w:r>
+      <w:r>
+        <w:rPr>
+          <w:rStyle w:val="HTMLCode"/>
+          <w:rFonts w:eastAsiaTheme="majorEastAsia"/>
+        </w:rPr>
+        <w:t xml:space="preserve">  </w:t>
+      </w:r>
+      <w:proofErr w:type="spellStart"/>
+      <w:r>
+        <w:rPr>
+          <w:rStyle w:val="m"/>
+        </w:rPr>
+        <w:t>process</w:t>
+      </w:r>
+      <w:r>
+        <w:rPr>
+          <w:rStyle w:val="g"/>
+        </w:rPr>
+        <w:t>.</w:t>
+      </w:r>
+      <w:r>
+        <w:rPr>
+          <w:rStyle w:val="HTMLCode"/>
+          <w:rFonts w:eastAsiaTheme="majorEastAsia"/>
+        </w:rPr>
+        <w:t>env</w:t>
+      </w:r>
+      <w:r>
+        <w:rPr>
+          <w:rStyle w:val="g"/>
+        </w:rPr>
+        <w:t>.</w:t>
+      </w:r>
+      <w:r>
+        <w:rPr>
+          <w:rStyle w:val="HTMLCode"/>
+          <w:rFonts w:eastAsiaTheme="majorEastAsia"/>
+        </w:rPr>
+        <w:t>STRIPE_SECRET_KEY</w:t>
+      </w:r>
+      <w:proofErr w:type="spellEnd"/>
+      <w:r>
+        <w:rPr>
+          <w:rStyle w:val="HTMLCode"/>
+          <w:rFonts w:eastAsiaTheme="majorEastAsia"/>
+        </w:rPr>
+        <w:t>,</w:t>
+      </w:r>
+      <w:r>
+        <w:br/>
+      </w:r>
+      <w:r>
+        <w:rPr>
+          <w:rStyle w:val="HTMLCode"/>
+          <w:rFonts w:eastAsiaTheme="majorEastAsia"/>
+        </w:rPr>
+        <w:t xml:space="preserve">  {</w:t>
+      </w:r>
+      <w:r>
+        <w:br/>
+      </w:r>
+      <w:r>
+        <w:rPr>
+          <w:rStyle w:val="HTMLCode"/>
+          <w:rFonts w:eastAsiaTheme="majorEastAsia"/>
+        </w:rPr>
+        <w:t xml:space="preserve">    </w:t>
+      </w:r>
+      <w:proofErr w:type="spellStart"/>
+      <w:r>
+        <w:rPr>
+          <w:rStyle w:val="HTMLCode"/>
+          <w:rFonts w:eastAsiaTheme="majorEastAsia"/>
+        </w:rPr>
+        <w:t>apiVersion</w:t>
+      </w:r>
+      <w:proofErr w:type="spellEnd"/>
+      <w:r>
+        <w:rPr>
+          <w:rStyle w:val="HTMLCode"/>
+          <w:rFonts w:eastAsiaTheme="majorEastAsia"/>
+        </w:rPr>
+        <w:t xml:space="preserve">: </w:t>
+      </w:r>
+      <w:r>
+        <w:rPr>
+          <w:rStyle w:val="k"/>
+        </w:rPr>
+        <w:t>"2025-04-30.basil"</w:t>
+      </w:r>
+      <w:r>
+        <w:rPr>
+          <w:rStyle w:val="HTMLCode"/>
+          <w:rFonts w:eastAsiaTheme="majorEastAsia"/>
+        </w:rPr>
+        <w:t>,</w:t>
+      </w:r>
+      <w:r>
+        <w:br/>
+      </w:r>
+      <w:r>
+        <w:rPr>
+          <w:rStyle w:val="HTMLCode"/>
+          <w:rFonts w:eastAsiaTheme="majorEastAsia"/>
+        </w:rPr>
+        <w:t xml:space="preserve">  }</w:t>
+      </w:r>
+      <w:r>
+        <w:br/>
+      </w:r>
+      <w:r>
+        <w:rPr>
+          <w:rStyle w:val="HTMLCode"/>
+          <w:rFonts w:eastAsiaTheme="majorEastAsia"/>
+        </w:rPr>
+        <w:t>);</w:t>
+      </w:r>
+    </w:p>
+    <w:p>
+      <w:r>
+        <w:pict>
+          <v:rect id="_x0000_i1082" style="width:0;height:1.5pt" o:hralign="center" o:hrstd="t" o:hr="t" fillcolor="#a0a0a0" stroked="f"/>
+        </w:pict>
+      </w:r>
+    </w:p>
+    <w:p>
+      <w:pPr>
+        <w:pStyle w:val="Heading1"/>
+      </w:pPr>
+      <w:r>
+        <w:t>4. Create Setup Intent Route</w:t>
+      </w:r>
+    </w:p>
+    <w:p>
+      <w:pPr>
+        <w:pStyle w:val="NormalWeb"/>
+      </w:pPr>
+      <w:r>
+        <w:t>This is what verifies and stores the card.</w:t>
+      </w:r>
+    </w:p>
+    <w:p>
+      <w:pPr>
+        <w:pStyle w:val="Heading2"/>
+      </w:pPr>
+      <w:r>
+        <w:rPr>
+          <w:rStyle w:val="HTMLCode"/>
+          <w:rFonts w:eastAsiaTheme="majorEastAsia"/>
+        </w:rPr>
+        <w:lastRenderedPageBreak/>
+        <w:t>/routes/payments.js</w:t>
+      </w:r>
+    </w:p>
+    <w:p>
+      <w:pPr>
+        <w:pStyle w:val="HTMLPreformatted"/>
+      </w:pPr>
+      <w:r>
+        <w:rPr>
+          <w:rStyle w:val="g"/>
+        </w:rPr>
+        <w:t>import</w:t>
+      </w:r>
+      <w:r>
+        <w:rPr>
+          <w:rStyle w:val="HTMLCode"/>
+          <w:rFonts w:eastAsiaTheme="majorEastAsia"/>
+        </w:rPr>
+        <w:t xml:space="preserve"> </w:t>
+      </w:r>
+      <w:r>
+        <w:rPr>
+          <w:rStyle w:val="m"/>
+        </w:rPr>
+        <w:t>express</w:t>
+      </w:r>
+      <w:r>
+        <w:rPr>
+          <w:rStyle w:val="HTMLCode"/>
+          <w:rFonts w:eastAsiaTheme="majorEastAsia"/>
+        </w:rPr>
+        <w:t xml:space="preserve"> </w:t>
+      </w:r>
+      <w:r>
+        <w:rPr>
+          <w:rStyle w:val="g"/>
+        </w:rPr>
+        <w:t>from</w:t>
+      </w:r>
+      <w:r>
+        <w:rPr>
+          <w:rStyle w:val="HTMLCode"/>
+          <w:rFonts w:eastAsiaTheme="majorEastAsia"/>
+        </w:rPr>
+        <w:t xml:space="preserve"> </w:t>
+      </w:r>
+      <w:r>
+        <w:rPr>
+          <w:rStyle w:val="k"/>
+        </w:rPr>
+        <w:t>"express"</w:t>
+      </w:r>
+      <w:r>
+        <w:rPr>
+          <w:rStyle w:val="HTMLCode"/>
+          <w:rFonts w:eastAsiaTheme="majorEastAsia"/>
+        </w:rPr>
+        <w:t>;</w:t>
+      </w:r>
+      <w:r>
+        <w:br/>
+      </w:r>
+      <w:r>
+        <w:rPr>
+          <w:rStyle w:val="g"/>
+        </w:rPr>
+        <w:t>import</w:t>
+      </w:r>
+      <w:r>
+        <w:rPr>
+          <w:rStyle w:val="HTMLCode"/>
+          <w:rFonts w:eastAsiaTheme="majorEastAsia"/>
+        </w:rPr>
+        <w:t xml:space="preserve"> { </w:t>
+      </w:r>
+      <w:r>
+        <w:rPr>
+          <w:rStyle w:val="m"/>
+        </w:rPr>
+        <w:t>stripe</w:t>
+      </w:r>
+      <w:r>
+        <w:rPr>
+          <w:rStyle w:val="HTMLCode"/>
+          <w:rFonts w:eastAsiaTheme="majorEastAsia"/>
+        </w:rPr>
+        <w:t xml:space="preserve"> } </w:t>
+      </w:r>
+      <w:r>
+        <w:rPr>
+          <w:rStyle w:val="g"/>
+        </w:rPr>
+        <w:t>from</w:t>
+      </w:r>
+      <w:r>
+        <w:rPr>
+          <w:rStyle w:val="HTMLCode"/>
+          <w:rFonts w:eastAsiaTheme="majorEastAsia"/>
+        </w:rPr>
+        <w:t xml:space="preserve"> </w:t>
+      </w:r>
+      <w:r>
+        <w:rPr>
+          <w:rStyle w:val="k"/>
+        </w:rPr>
+        <w:t>"../lib/stripe.js"</w:t>
+      </w:r>
+      <w:r>
+        <w:rPr>
+          <w:rStyle w:val="HTMLCode"/>
+          <w:rFonts w:eastAsiaTheme="majorEastAsia"/>
+        </w:rPr>
+        <w:t>;</w:t>
+      </w:r>
+      <w:r>
+        <w:br/>
+      </w:r>
+      <w:r>
+        <w:rPr>
+          <w:rStyle w:val="g"/>
+        </w:rPr>
+        <w:t>import</w:t>
+      </w:r>
+      <w:r>
+        <w:rPr>
+          <w:rStyle w:val="HTMLCode"/>
+          <w:rFonts w:eastAsiaTheme="majorEastAsia"/>
+        </w:rPr>
+        <w:t xml:space="preserve"> { </w:t>
+      </w:r>
+      <w:proofErr w:type="spellStart"/>
+      <w:r>
+        <w:rPr>
+          <w:rStyle w:val="m"/>
+        </w:rPr>
+        <w:t>requireAuth</w:t>
+      </w:r>
+      <w:proofErr w:type="spellEnd"/>
+      <w:r>
+        <w:rPr>
+          <w:rStyle w:val="HTMLCode"/>
+          <w:rFonts w:eastAsiaTheme="majorEastAsia"/>
+        </w:rPr>
+        <w:t xml:space="preserve"> } </w:t>
+      </w:r>
+      <w:r>
+        <w:rPr>
+          <w:rStyle w:val="g"/>
+        </w:rPr>
+        <w:t>from</w:t>
+      </w:r>
+      <w:r>
+        <w:rPr>
+          <w:rStyle w:val="HTMLCode"/>
+          <w:rFonts w:eastAsiaTheme="majorEastAsia"/>
+        </w:rPr>
+        <w:t xml:space="preserve"> </w:t>
+      </w:r>
+      <w:r>
+        <w:rPr>
+          <w:rStyle w:val="k"/>
+        </w:rPr>
+        <w:t>"../middleware/authMiddleware.js"</w:t>
+      </w:r>
+      <w:r>
+        <w:rPr>
+          <w:rStyle w:val="HTMLCode"/>
+          <w:rFonts w:eastAsiaTheme="majorEastAsia"/>
+        </w:rPr>
+        <w:t>;</w:t>
+      </w:r>
+      <w:r>
+        <w:br/>
+      </w:r>
+      <w:r>
+        <w:br/>
+      </w:r>
+      <w:proofErr w:type="spellStart"/>
+      <w:r>
+        <w:rPr>
+          <w:rStyle w:val="g"/>
+        </w:rPr>
+        <w:t>const</w:t>
+      </w:r>
+      <w:proofErr w:type="spellEnd"/>
+      <w:r>
+        <w:rPr>
+          <w:rStyle w:val="HTMLCode"/>
+          <w:rFonts w:eastAsiaTheme="majorEastAsia"/>
+        </w:rPr>
+        <w:t xml:space="preserve"> </w:t>
+      </w:r>
+      <w:r>
+        <w:rPr>
+          <w:rStyle w:val="m"/>
+        </w:rPr>
+        <w:t>router</w:t>
+      </w:r>
+      <w:r>
+        <w:rPr>
+          <w:rStyle w:val="HTMLCode"/>
+          <w:rFonts w:eastAsiaTheme="majorEastAsia"/>
+        </w:rPr>
+        <w:t xml:space="preserve"> </w:t>
+      </w:r>
+      <w:r>
+        <w:rPr>
+          <w:rStyle w:val="g"/>
+        </w:rPr>
+        <w:t>=</w:t>
+      </w:r>
+      <w:r>
+        <w:rPr>
+          <w:rStyle w:val="HTMLCode"/>
+          <w:rFonts w:eastAsiaTheme="majorEastAsia"/>
+        </w:rPr>
+        <w:t xml:space="preserve"> </w:t>
+      </w:r>
+      <w:proofErr w:type="spellStart"/>
+      <w:r>
+        <w:rPr>
+          <w:rStyle w:val="m"/>
+        </w:rPr>
+        <w:t>express</w:t>
+      </w:r>
+      <w:r>
+        <w:rPr>
+          <w:rStyle w:val="g"/>
+        </w:rPr>
+        <w:t>.</w:t>
+      </w:r>
+      <w:r>
+        <w:rPr>
+          <w:rStyle w:val="HTMLCode"/>
+          <w:rFonts w:eastAsiaTheme="majorEastAsia"/>
+        </w:rPr>
+        <w:t>Router</w:t>
+      </w:r>
+      <w:proofErr w:type="spellEnd"/>
+      <w:r>
+        <w:rPr>
+          <w:rStyle w:val="HTMLCode"/>
+          <w:rFonts w:eastAsiaTheme="majorEastAsia"/>
+        </w:rPr>
+        <w:t>();</w:t>
+      </w:r>
+      <w:r>
+        <w:br/>
+      </w:r>
+      <w:r>
+        <w:br/>
+      </w:r>
+      <w:proofErr w:type="spellStart"/>
+      <w:r>
+        <w:rPr>
+          <w:rStyle w:val="m"/>
+        </w:rPr>
+        <w:t>router</w:t>
+      </w:r>
+      <w:r>
+        <w:rPr>
+          <w:rStyle w:val="g"/>
+        </w:rPr>
+        <w:t>.</w:t>
+      </w:r>
+      <w:r>
+        <w:rPr>
+          <w:rStyle w:val="HTMLCode"/>
+          <w:rFonts w:eastAsiaTheme="majorEastAsia"/>
+        </w:rPr>
+        <w:t>post</w:t>
+      </w:r>
+      <w:proofErr w:type="spellEnd"/>
+      <w:r>
+        <w:rPr>
+          <w:rStyle w:val="HTMLCode"/>
+          <w:rFonts w:eastAsiaTheme="majorEastAsia"/>
+        </w:rPr>
+        <w:t>(</w:t>
+      </w:r>
+      <w:r>
+        <w:br/>
+      </w:r>
+      <w:r>
+        <w:rPr>
+          <w:rStyle w:val="HTMLCode"/>
+          <w:rFonts w:eastAsiaTheme="majorEastAsia"/>
+        </w:rPr>
+        <w:t xml:space="preserve">  </w:t>
+      </w:r>
+      <w:r>
+        <w:rPr>
+          <w:rStyle w:val="k"/>
+        </w:rPr>
+        <w:t>"/create-setup-intent"</w:t>
+      </w:r>
+      <w:r>
+        <w:rPr>
+          <w:rStyle w:val="HTMLCode"/>
+          <w:rFonts w:eastAsiaTheme="majorEastAsia"/>
+        </w:rPr>
+        <w:t>,</w:t>
+      </w:r>
+      <w:r>
+        <w:br/>
+      </w:r>
+      <w:r>
+        <w:rPr>
+          <w:rStyle w:val="HTMLCode"/>
+          <w:rFonts w:eastAsiaTheme="majorEastAsia"/>
+        </w:rPr>
+        <w:t xml:space="preserve">  </w:t>
+      </w:r>
+      <w:proofErr w:type="spellStart"/>
+      <w:r>
+        <w:rPr>
+          <w:rStyle w:val="m"/>
+        </w:rPr>
+        <w:t>requireAuth</w:t>
+      </w:r>
+      <w:proofErr w:type="spellEnd"/>
+      <w:r>
+        <w:rPr>
+          <w:rStyle w:val="HTMLCode"/>
+          <w:rFonts w:eastAsiaTheme="majorEastAsia"/>
+        </w:rPr>
+        <w:t>,</w:t>
+      </w:r>
+      <w:r>
+        <w:br/>
+      </w:r>
+      <w:r>
+        <w:rPr>
+          <w:rStyle w:val="HTMLCode"/>
+          <w:rFonts w:eastAsiaTheme="majorEastAsia"/>
+        </w:rPr>
+        <w:t xml:space="preserve">  </w:t>
+      </w:r>
+      <w:proofErr w:type="spellStart"/>
+      <w:r>
+        <w:rPr>
+          <w:rStyle w:val="g"/>
+        </w:rPr>
+        <w:t>async</w:t>
+      </w:r>
+      <w:proofErr w:type="spellEnd"/>
+      <w:r>
+        <w:rPr>
+          <w:rStyle w:val="HTMLCode"/>
+          <w:rFonts w:eastAsiaTheme="majorEastAsia"/>
+        </w:rPr>
+        <w:t xml:space="preserve"> (</w:t>
+      </w:r>
+      <w:proofErr w:type="spellStart"/>
+      <w:r>
+        <w:rPr>
+          <w:rStyle w:val="m"/>
+        </w:rPr>
+        <w:t>req</w:t>
+      </w:r>
+      <w:proofErr w:type="spellEnd"/>
+      <w:r>
+        <w:rPr>
+          <w:rStyle w:val="HTMLCode"/>
+          <w:rFonts w:eastAsiaTheme="majorEastAsia"/>
+        </w:rPr>
+        <w:t xml:space="preserve">, </w:t>
+      </w:r>
+      <w:r>
+        <w:rPr>
+          <w:rStyle w:val="m"/>
+        </w:rPr>
+        <w:t>res</w:t>
+      </w:r>
+      <w:r>
+        <w:rPr>
+          <w:rStyle w:val="HTMLCode"/>
+          <w:rFonts w:eastAsiaTheme="majorEastAsia"/>
+        </w:rPr>
+        <w:t>) =&gt; {</w:t>
+      </w:r>
+      <w:r>
+        <w:br/>
+      </w:r>
+      <w:r>
+        <w:rPr>
+          <w:rStyle w:val="HTMLCode"/>
+          <w:rFonts w:eastAsiaTheme="majorEastAsia"/>
+        </w:rPr>
+        <w:t xml:space="preserve">    </w:t>
+      </w:r>
+      <w:r>
+        <w:rPr>
+          <w:rStyle w:val="g"/>
+        </w:rPr>
+        <w:t>try</w:t>
+      </w:r>
+      <w:r>
+        <w:rPr>
+          <w:rStyle w:val="HTMLCode"/>
+          <w:rFonts w:eastAsiaTheme="majorEastAsia"/>
+        </w:rPr>
+        <w:t xml:space="preserve"> {</w:t>
+      </w:r>
+      <w:r>
+        <w:br/>
+      </w:r>
+      <w:r>
+        <w:rPr>
+          <w:rStyle w:val="HTMLCode"/>
+          <w:rFonts w:eastAsiaTheme="majorEastAsia"/>
+        </w:rPr>
+        <w:t xml:space="preserve">      </w:t>
+      </w:r>
+      <w:proofErr w:type="spellStart"/>
+      <w:r>
+        <w:rPr>
+          <w:rStyle w:val="g"/>
+        </w:rPr>
+        <w:t>const</w:t>
+      </w:r>
+      <w:proofErr w:type="spellEnd"/>
+      <w:r>
+        <w:rPr>
+          <w:rStyle w:val="HTMLCode"/>
+          <w:rFonts w:eastAsiaTheme="majorEastAsia"/>
+        </w:rPr>
+        <w:t xml:space="preserve"> </w:t>
+      </w:r>
+      <w:proofErr w:type="spellStart"/>
+      <w:r>
+        <w:rPr>
+          <w:rStyle w:val="m"/>
+        </w:rPr>
+        <w:t>setupIntent</w:t>
+      </w:r>
+      <w:proofErr w:type="spellEnd"/>
+      <w:r>
+        <w:rPr>
+          <w:rStyle w:val="HTMLCode"/>
+          <w:rFonts w:eastAsiaTheme="majorEastAsia"/>
+        </w:rPr>
+        <w:t xml:space="preserve"> </w:t>
+      </w:r>
+      <w:r>
+        <w:rPr>
+          <w:rStyle w:val="g"/>
+        </w:rPr>
+        <w:t>=</w:t>
+      </w:r>
+      <w:r>
+        <w:br/>
+      </w:r>
+      <w:r>
+        <w:rPr>
+          <w:rStyle w:val="HTMLCode"/>
+          <w:rFonts w:eastAsiaTheme="majorEastAsia"/>
+        </w:rPr>
+        <w:t xml:space="preserve">        </w:t>
+      </w:r>
+      <w:r>
+        <w:rPr>
+          <w:rStyle w:val="g"/>
+        </w:rPr>
+        <w:t>await</w:t>
+      </w:r>
+      <w:r>
+        <w:rPr>
+          <w:rStyle w:val="HTMLCode"/>
+          <w:rFonts w:eastAsiaTheme="majorEastAsia"/>
+        </w:rPr>
+        <w:t xml:space="preserve"> </w:t>
+      </w:r>
+      <w:proofErr w:type="spellStart"/>
+      <w:r>
+        <w:rPr>
+          <w:rStyle w:val="m"/>
+        </w:rPr>
+        <w:t>stripe</w:t>
+      </w:r>
+      <w:r>
+        <w:rPr>
+          <w:rStyle w:val="g"/>
+        </w:rPr>
+        <w:t>.</w:t>
+      </w:r>
+      <w:r>
+        <w:rPr>
+          <w:rStyle w:val="HTMLCode"/>
+          <w:rFonts w:eastAsiaTheme="majorEastAsia"/>
+        </w:rPr>
+        <w:t>setupIntents</w:t>
+      </w:r>
+      <w:r>
+        <w:rPr>
+          <w:rStyle w:val="g"/>
+        </w:rPr>
+        <w:t>.</w:t>
+      </w:r>
+      <w:r>
+        <w:rPr>
+          <w:rStyle w:val="HTMLCode"/>
+          <w:rFonts w:eastAsiaTheme="majorEastAsia"/>
+        </w:rPr>
+        <w:t>create</w:t>
+      </w:r>
+      <w:proofErr w:type="spellEnd"/>
+      <w:r>
+        <w:rPr>
+          <w:rStyle w:val="HTMLCode"/>
+          <w:rFonts w:eastAsiaTheme="majorEastAsia"/>
+        </w:rPr>
+        <w:t>({</w:t>
+      </w:r>
+      <w:r>
+        <w:br/>
+      </w:r>
+      <w:r>
+        <w:rPr>
+          <w:rStyle w:val="HTMLCode"/>
+          <w:rFonts w:eastAsiaTheme="majorEastAsia"/>
+        </w:rPr>
+        <w:t xml:space="preserve">          </w:t>
+      </w:r>
+      <w:proofErr w:type="spellStart"/>
+      <w:r>
+        <w:rPr>
+          <w:rStyle w:val="HTMLCode"/>
+          <w:rFonts w:eastAsiaTheme="majorEastAsia"/>
+        </w:rPr>
+        <w:t>payment_method_types</w:t>
+      </w:r>
+      <w:proofErr w:type="spellEnd"/>
+      <w:r>
+        <w:rPr>
+          <w:rStyle w:val="HTMLCode"/>
+          <w:rFonts w:eastAsiaTheme="majorEastAsia"/>
+        </w:rPr>
+        <w:t>: [</w:t>
+      </w:r>
+      <w:r>
+        <w:rPr>
+          <w:rStyle w:val="k"/>
+        </w:rPr>
+        <w:t>"card"</w:t>
+      </w:r>
+      <w:r>
+        <w:rPr>
+          <w:rStyle w:val="HTMLCode"/>
+          <w:rFonts w:eastAsiaTheme="majorEastAsia"/>
+        </w:rPr>
+        <w:t>],</w:t>
+      </w:r>
+      <w:r>
+        <w:br/>
+      </w:r>
+      <w:r>
+        <w:rPr>
+          <w:rStyle w:val="HTMLCode"/>
+          <w:rFonts w:eastAsiaTheme="majorEastAsia"/>
+        </w:rPr>
+        <w:t xml:space="preserve">        });</w:t>
+      </w:r>
+      <w:r>
+        <w:br/>
+      </w:r>
+      <w:r>
+        <w:br/>
+      </w:r>
+      <w:r>
+        <w:rPr>
+          <w:rStyle w:val="HTMLCode"/>
+          <w:rFonts w:eastAsiaTheme="majorEastAsia"/>
+        </w:rPr>
+        <w:t xml:space="preserve">      </w:t>
+      </w:r>
+      <w:proofErr w:type="spellStart"/>
+      <w:r>
+        <w:rPr>
+          <w:rStyle w:val="m"/>
+        </w:rPr>
+        <w:t>res</w:t>
+      </w:r>
+      <w:r>
+        <w:rPr>
+          <w:rStyle w:val="g"/>
+        </w:rPr>
+        <w:t>.</w:t>
+      </w:r>
+      <w:r>
+        <w:rPr>
+          <w:rStyle w:val="HTMLCode"/>
+          <w:rFonts w:eastAsiaTheme="majorEastAsia"/>
+        </w:rPr>
+        <w:t>json</w:t>
+      </w:r>
+      <w:proofErr w:type="spellEnd"/>
+      <w:r>
+        <w:rPr>
+          <w:rStyle w:val="HTMLCode"/>
+          <w:rFonts w:eastAsiaTheme="majorEastAsia"/>
+        </w:rPr>
+        <w:t>({</w:t>
+      </w:r>
+      <w:r>
+        <w:br/>
+      </w:r>
+      <w:r>
+        <w:rPr>
+          <w:rStyle w:val="HTMLCode"/>
+          <w:rFonts w:eastAsiaTheme="majorEastAsia"/>
+        </w:rPr>
+        <w:t xml:space="preserve">        </w:t>
+      </w:r>
+      <w:proofErr w:type="spellStart"/>
+      <w:r>
+        <w:rPr>
+          <w:rStyle w:val="HTMLCode"/>
+          <w:rFonts w:eastAsiaTheme="majorEastAsia"/>
+        </w:rPr>
+        <w:t>clientSecret</w:t>
+      </w:r>
+      <w:proofErr w:type="spellEnd"/>
+      <w:r>
+        <w:rPr>
+          <w:rStyle w:val="HTMLCode"/>
+          <w:rFonts w:eastAsiaTheme="majorEastAsia"/>
+        </w:rPr>
+        <w:t xml:space="preserve">: </w:t>
+      </w:r>
+      <w:proofErr w:type="spellStart"/>
+      <w:r>
+        <w:rPr>
+          <w:rStyle w:val="m"/>
+        </w:rPr>
+        <w:t>setupIntent</w:t>
+      </w:r>
+      <w:r>
+        <w:rPr>
+          <w:rStyle w:val="g"/>
+        </w:rPr>
+        <w:t>.</w:t>
+      </w:r>
+      <w:r>
+        <w:rPr>
+          <w:rStyle w:val="HTMLCode"/>
+          <w:rFonts w:eastAsiaTheme="majorEastAsia"/>
+        </w:rPr>
+        <w:t>client_secret</w:t>
+      </w:r>
+      <w:proofErr w:type="spellEnd"/>
+      <w:r>
+        <w:rPr>
+          <w:rStyle w:val="HTMLCode"/>
+          <w:rFonts w:eastAsiaTheme="majorEastAsia"/>
+        </w:rPr>
+        <w:t>,</w:t>
+      </w:r>
+      <w:r>
+        <w:br/>
+      </w:r>
+      <w:r>
+        <w:rPr>
+          <w:rStyle w:val="HTMLCode"/>
+          <w:rFonts w:eastAsiaTheme="majorEastAsia"/>
+        </w:rPr>
+        <w:t xml:space="preserve">      });</w:t>
+      </w:r>
+      <w:r>
+        <w:br/>
+      </w:r>
+      <w:r>
+        <w:rPr>
+          <w:rStyle w:val="HTMLCode"/>
+          <w:rFonts w:eastAsiaTheme="majorEastAsia"/>
+        </w:rPr>
+        <w:t xml:space="preserve">    } </w:t>
+      </w:r>
+      <w:r>
+        <w:rPr>
+          <w:rStyle w:val="g"/>
+        </w:rPr>
+        <w:t>catch</w:t>
+      </w:r>
+      <w:r>
+        <w:rPr>
+          <w:rStyle w:val="HTMLCode"/>
+          <w:rFonts w:eastAsiaTheme="majorEastAsia"/>
+        </w:rPr>
+        <w:t xml:space="preserve"> (</w:t>
+      </w:r>
+      <w:r>
+        <w:rPr>
+          <w:rStyle w:val="m"/>
+        </w:rPr>
+        <w:t>err</w:t>
+      </w:r>
+      <w:r>
+        <w:rPr>
+          <w:rStyle w:val="HTMLCode"/>
+          <w:rFonts w:eastAsiaTheme="majorEastAsia"/>
+        </w:rPr>
+        <w:t>) {</w:t>
+      </w:r>
+      <w:r>
+        <w:br/>
+      </w:r>
+      <w:r>
+        <w:rPr>
+          <w:rStyle w:val="HTMLCode"/>
+          <w:rFonts w:eastAsiaTheme="majorEastAsia"/>
+        </w:rPr>
+        <w:t xml:space="preserve">      </w:t>
+      </w:r>
+      <w:proofErr w:type="spellStart"/>
+      <w:r>
+        <w:rPr>
+          <w:rStyle w:val="m"/>
+        </w:rPr>
+        <w:t>console</w:t>
+      </w:r>
+      <w:r>
+        <w:rPr>
+          <w:rStyle w:val="g"/>
+        </w:rPr>
+        <w:t>.</w:t>
+      </w:r>
+      <w:r>
+        <w:rPr>
+          <w:rStyle w:val="HTMLCode"/>
+          <w:rFonts w:eastAsiaTheme="majorEastAsia"/>
+        </w:rPr>
+        <w:t>error</w:t>
+      </w:r>
+      <w:proofErr w:type="spellEnd"/>
+      <w:r>
+        <w:rPr>
+          <w:rStyle w:val="HTMLCode"/>
+          <w:rFonts w:eastAsiaTheme="majorEastAsia"/>
+        </w:rPr>
+        <w:t>(</w:t>
+      </w:r>
+      <w:r>
+        <w:rPr>
+          <w:rStyle w:val="m"/>
+        </w:rPr>
+        <w:t>err</w:t>
+      </w:r>
+      <w:r>
+        <w:rPr>
+          <w:rStyle w:val="HTMLCode"/>
+          <w:rFonts w:eastAsiaTheme="majorEastAsia"/>
+        </w:rPr>
+        <w:t>);</w:t>
+      </w:r>
+      <w:r>
+        <w:br/>
+      </w:r>
+      <w:r>
+        <w:br/>
+      </w:r>
+      <w:r>
+        <w:rPr>
+          <w:rStyle w:val="HTMLCode"/>
+          <w:rFonts w:eastAsiaTheme="majorEastAsia"/>
+        </w:rPr>
+        <w:t xml:space="preserve">      </w:t>
+      </w:r>
+      <w:proofErr w:type="spellStart"/>
+      <w:r>
+        <w:rPr>
+          <w:rStyle w:val="m"/>
+        </w:rPr>
+        <w:t>res</w:t>
+      </w:r>
+      <w:r>
+        <w:rPr>
+          <w:rStyle w:val="g"/>
+        </w:rPr>
+        <w:t>.</w:t>
+      </w:r>
+      <w:r>
+        <w:rPr>
+          <w:rStyle w:val="HTMLCode"/>
+          <w:rFonts w:eastAsiaTheme="majorEastAsia"/>
+        </w:rPr>
+        <w:t>status</w:t>
+      </w:r>
+      <w:proofErr w:type="spellEnd"/>
+      <w:r>
+        <w:rPr>
+          <w:rStyle w:val="HTMLCode"/>
+          <w:rFonts w:eastAsiaTheme="majorEastAsia"/>
+        </w:rPr>
+        <w:t>(</w:t>
+      </w:r>
+      <w:r>
+        <w:rPr>
+          <w:rStyle w:val="j"/>
+        </w:rPr>
+        <w:t>500</w:t>
+      </w:r>
+      <w:r>
+        <w:rPr>
+          <w:rStyle w:val="HTMLCode"/>
+          <w:rFonts w:eastAsiaTheme="majorEastAsia"/>
+        </w:rPr>
+        <w:t>)</w:t>
+      </w:r>
+      <w:r>
+        <w:rPr>
+          <w:rStyle w:val="g"/>
+        </w:rPr>
+        <w:t>.</w:t>
+      </w:r>
+      <w:proofErr w:type="spellStart"/>
+      <w:r>
+        <w:rPr>
+          <w:rStyle w:val="HTMLCode"/>
+          <w:rFonts w:eastAsiaTheme="majorEastAsia"/>
+        </w:rPr>
+        <w:t>json</w:t>
+      </w:r>
+      <w:proofErr w:type="spellEnd"/>
+      <w:r>
+        <w:rPr>
+          <w:rStyle w:val="HTMLCode"/>
+          <w:rFonts w:eastAsiaTheme="majorEastAsia"/>
+        </w:rPr>
+        <w:t>({</w:t>
+      </w:r>
+      <w:r>
+        <w:br/>
+      </w:r>
+      <w:r>
+        <w:rPr>
+          <w:rStyle w:val="HTMLCode"/>
+          <w:rFonts w:eastAsiaTheme="majorEastAsia"/>
+        </w:rPr>
+        <w:t xml:space="preserve">        error: </w:t>
+      </w:r>
+      <w:r>
+        <w:rPr>
+          <w:rStyle w:val="k"/>
+        </w:rPr>
+        <w:t>"Failed to create setup intent"</w:t>
+      </w:r>
+      <w:r>
+        <w:rPr>
+          <w:rStyle w:val="HTMLCode"/>
+          <w:rFonts w:eastAsiaTheme="majorEastAsia"/>
+        </w:rPr>
+        <w:t>,</w:t>
+      </w:r>
+      <w:r>
+        <w:br/>
+      </w:r>
+      <w:r>
+        <w:rPr>
+          <w:rStyle w:val="HTMLCode"/>
+          <w:rFonts w:eastAsiaTheme="majorEastAsia"/>
+        </w:rPr>
+        <w:t xml:space="preserve">      });</w:t>
+      </w:r>
+      <w:r>
+        <w:br/>
+      </w:r>
+      <w:r>
+        <w:rPr>
+          <w:rStyle w:val="HTMLCode"/>
+          <w:rFonts w:eastAsiaTheme="majorEastAsia"/>
+        </w:rPr>
+        <w:t xml:space="preserve">    }</w:t>
+      </w:r>
+      <w:r>
+        <w:br/>
+      </w:r>
+      <w:r>
+        <w:rPr>
+          <w:rStyle w:val="HTMLCode"/>
+          <w:rFonts w:eastAsiaTheme="majorEastAsia"/>
+        </w:rPr>
+        <w:t xml:space="preserve">  }</w:t>
+      </w:r>
+      <w:r>
+        <w:br/>
+      </w:r>
+      <w:r>
+        <w:rPr>
+          <w:rStyle w:val="HTMLCode"/>
+          <w:rFonts w:eastAsiaTheme="majorEastAsia"/>
+        </w:rPr>
+        <w:t>);</w:t>
+      </w:r>
+      <w:r>
+        <w:br/>
+      </w:r>
+      <w:r>
+        <w:br/>
+      </w:r>
+      <w:r>
+        <w:rPr>
+          <w:rStyle w:val="g"/>
+        </w:rPr>
+        <w:t>export</w:t>
+      </w:r>
+      <w:r>
+        <w:rPr>
+          <w:rStyle w:val="HTMLCode"/>
+          <w:rFonts w:eastAsiaTheme="majorEastAsia"/>
+        </w:rPr>
+        <w:t xml:space="preserve"> </w:t>
+      </w:r>
+      <w:r>
+        <w:rPr>
+          <w:rStyle w:val="g"/>
+        </w:rPr>
+        <w:t>default</w:t>
+      </w:r>
+      <w:r>
+        <w:rPr>
+          <w:rStyle w:val="HTMLCode"/>
+          <w:rFonts w:eastAsiaTheme="majorEastAsia"/>
+        </w:rPr>
+        <w:t xml:space="preserve"> </w:t>
+      </w:r>
+      <w:r>
+        <w:rPr>
+          <w:rStyle w:val="m"/>
+        </w:rPr>
+        <w:t>router</w:t>
+      </w:r>
+      <w:r>
+        <w:rPr>
+          <w:rStyle w:val="HTMLCode"/>
+          <w:rFonts w:eastAsiaTheme="majorEastAsia"/>
+        </w:rPr>
+        <w:t>;</w:t>
+      </w:r>
+    </w:p>
+    <w:p>
+      <w:r>
+        <w:pict>
+          <v:rect id="_x0000_i1083" style="width:0;height:1.5pt" o:hralign="center" o:hrstd="t" o:hr="t" fillcolor="#a0a0a0" stroked="f"/>
+        </w:pict>
+      </w:r>
+    </w:p>
+    <w:p>
+      <w:pPr>
+        <w:pStyle w:val="Heading1"/>
+      </w:pPr>
+      <w:r>
+        <w:t>5. Frontend Stripe Wrapper</w:t>
+      </w:r>
+    </w:p>
+    <w:p>
+      <w:pPr>
+        <w:pStyle w:val="Heading2"/>
+      </w:pPr>
+      <w:proofErr w:type="spellStart"/>
+      <w:r>
+        <w:rPr>
+          <w:rStyle w:val="HTMLCode"/>
+          <w:rFonts w:eastAsiaTheme="majorEastAsia"/>
+        </w:rPr>
+        <w:t>main.jsx</w:t>
+      </w:r>
+      <w:proofErr w:type="spellEnd"/>
+    </w:p>
+    <w:p>
+      <w:pPr>
+        <w:pStyle w:val="HTMLPreformatted"/>
+      </w:pPr>
+      <w:r>
+        <w:rPr>
+          <w:rStyle w:val="g"/>
+        </w:rPr>
+        <w:t>import</w:t>
+      </w:r>
+      <w:r>
+        <w:rPr>
+          <w:rStyle w:val="HTMLCode"/>
+          <w:rFonts w:eastAsiaTheme="majorEastAsia"/>
+        </w:rPr>
+        <w:t xml:space="preserve"> { </w:t>
+      </w:r>
+      <w:r>
+        <w:rPr>
+          <w:rStyle w:val="m"/>
+        </w:rPr>
+        <w:t>Elements</w:t>
+      </w:r>
+      <w:r>
+        <w:rPr>
+          <w:rStyle w:val="HTMLCode"/>
+          <w:rFonts w:eastAsiaTheme="majorEastAsia"/>
+        </w:rPr>
+        <w:t xml:space="preserve"> } </w:t>
+      </w:r>
+      <w:r>
+        <w:rPr>
+          <w:rStyle w:val="g"/>
+        </w:rPr>
+        <w:t>from</w:t>
+      </w:r>
+      <w:r>
+        <w:rPr>
+          <w:rStyle w:val="HTMLCode"/>
+          <w:rFonts w:eastAsiaTheme="majorEastAsia"/>
+        </w:rPr>
+        <w:t xml:space="preserve"> </w:t>
+      </w:r>
+      <w:r>
+        <w:rPr>
+          <w:rStyle w:val="k"/>
+        </w:rPr>
+        <w:t>"@stripe/react-stripe-</w:t>
+      </w:r>
+      <w:proofErr w:type="spellStart"/>
+      <w:r>
+        <w:rPr>
+          <w:rStyle w:val="k"/>
+        </w:rPr>
+        <w:t>js</w:t>
+      </w:r>
+      <w:proofErr w:type="spellEnd"/>
+      <w:r>
+        <w:rPr>
+          <w:rStyle w:val="k"/>
+        </w:rPr>
+        <w:t>"</w:t>
+      </w:r>
+      <w:r>
+        <w:rPr>
+          <w:rStyle w:val="HTMLCode"/>
+          <w:rFonts w:eastAsiaTheme="majorEastAsia"/>
+        </w:rPr>
+        <w:t>;</w:t>
+      </w:r>
+      <w:r>
+        <w:br/>
+      </w:r>
+      <w:r>
+        <w:rPr>
+          <w:rStyle w:val="g"/>
+        </w:rPr>
+        <w:t>import</w:t>
+      </w:r>
+      <w:r>
+        <w:rPr>
+          <w:rStyle w:val="HTMLCode"/>
+          <w:rFonts w:eastAsiaTheme="majorEastAsia"/>
+        </w:rPr>
+        <w:t xml:space="preserve"> { </w:t>
+      </w:r>
+      <w:proofErr w:type="spellStart"/>
+      <w:r>
+        <w:rPr>
+          <w:rStyle w:val="m"/>
+        </w:rPr>
+        <w:t>loadStripe</w:t>
+      </w:r>
+      <w:proofErr w:type="spellEnd"/>
+      <w:r>
+        <w:rPr>
+          <w:rStyle w:val="HTMLCode"/>
+          <w:rFonts w:eastAsiaTheme="majorEastAsia"/>
+        </w:rPr>
+        <w:t xml:space="preserve"> } </w:t>
+      </w:r>
+      <w:r>
+        <w:rPr>
+          <w:rStyle w:val="g"/>
+        </w:rPr>
+        <w:t>from</w:t>
+      </w:r>
+      <w:r>
+        <w:rPr>
+          <w:rStyle w:val="HTMLCode"/>
+          <w:rFonts w:eastAsiaTheme="majorEastAsia"/>
+        </w:rPr>
+        <w:t xml:space="preserve"> </w:t>
+      </w:r>
+      <w:r>
+        <w:rPr>
+          <w:rStyle w:val="k"/>
+        </w:rPr>
+        <w:t>"@stripe/stripe-</w:t>
+      </w:r>
+      <w:proofErr w:type="spellStart"/>
+      <w:r>
+        <w:rPr>
+          <w:rStyle w:val="k"/>
+        </w:rPr>
+        <w:t>js</w:t>
+      </w:r>
+      <w:proofErr w:type="spellEnd"/>
+      <w:r>
+        <w:rPr>
+          <w:rStyle w:val="k"/>
+        </w:rPr>
+        <w:t>"</w:t>
+      </w:r>
+      <w:r>
+        <w:rPr>
+          <w:rStyle w:val="HTMLCode"/>
+          <w:rFonts w:eastAsiaTheme="majorEastAsia"/>
+        </w:rPr>
+        <w:t>;</w:t>
+      </w:r>
+      <w:r>
+        <w:br/>
+      </w:r>
+      <w:r>
+        <w:br/>
+      </w:r>
+      <w:proofErr w:type="spellStart"/>
+      <w:r>
+        <w:rPr>
+          <w:rStyle w:val="g"/>
+        </w:rPr>
+        <w:t>const</w:t>
+      </w:r>
+      <w:proofErr w:type="spellEnd"/>
+      <w:r>
+        <w:rPr>
+          <w:rStyle w:val="HTMLCode"/>
+          <w:rFonts w:eastAsiaTheme="majorEastAsia"/>
+        </w:rPr>
+        <w:t xml:space="preserve"> </w:t>
+      </w:r>
+      <w:proofErr w:type="spellStart"/>
+      <w:r>
+        <w:rPr>
+          <w:rStyle w:val="m"/>
+        </w:rPr>
+        <w:t>stripePromise</w:t>
+      </w:r>
+      <w:proofErr w:type="spellEnd"/>
+      <w:r>
+        <w:rPr>
+          <w:rStyle w:val="HTMLCode"/>
+          <w:rFonts w:eastAsiaTheme="majorEastAsia"/>
+        </w:rPr>
+        <w:t xml:space="preserve"> </w:t>
+      </w:r>
+      <w:r>
+        <w:rPr>
+          <w:rStyle w:val="g"/>
+        </w:rPr>
+        <w:t>=</w:t>
+      </w:r>
+      <w:r>
+        <w:rPr>
+          <w:rStyle w:val="HTMLCode"/>
+          <w:rFonts w:eastAsiaTheme="majorEastAsia"/>
+        </w:rPr>
+        <w:t xml:space="preserve"> </w:t>
+      </w:r>
+      <w:proofErr w:type="spellStart"/>
+      <w:r>
+        <w:rPr>
+          <w:rStyle w:val="m"/>
+        </w:rPr>
+        <w:t>loadStripe</w:t>
+      </w:r>
+      <w:proofErr w:type="spellEnd"/>
+      <w:r>
+        <w:rPr>
+          <w:rStyle w:val="HTMLCode"/>
+          <w:rFonts w:eastAsiaTheme="majorEastAsia"/>
+        </w:rPr>
+        <w:t>(</w:t>
+      </w:r>
+      <w:r>
+        <w:br/>
+      </w:r>
+      <w:r>
+        <w:rPr>
+          <w:rStyle w:val="HTMLCode"/>
+          <w:rFonts w:eastAsiaTheme="majorEastAsia"/>
+        </w:rPr>
+        <w:t xml:space="preserve">  </w:t>
+      </w:r>
+      <w:proofErr w:type="spellStart"/>
+      <w:r>
+        <w:rPr>
+          <w:rStyle w:val="g"/>
+        </w:rPr>
+        <w:t>import.</w:t>
+      </w:r>
+      <w:r>
+        <w:rPr>
+          <w:rStyle w:val="HTMLCode"/>
+          <w:rFonts w:eastAsiaTheme="majorEastAsia"/>
+        </w:rPr>
+        <w:t>meta</w:t>
+      </w:r>
+      <w:r>
+        <w:rPr>
+          <w:rStyle w:val="g"/>
+        </w:rPr>
+        <w:t>.</w:t>
+      </w:r>
+      <w:r>
+        <w:rPr>
+          <w:rStyle w:val="HTMLCode"/>
+          <w:rFonts w:eastAsiaTheme="majorEastAsia"/>
+        </w:rPr>
+        <w:t>env</w:t>
+      </w:r>
+      <w:r>
+        <w:rPr>
+          <w:rStyle w:val="g"/>
+        </w:rPr>
+        <w:t>.</w:t>
+      </w:r>
+      <w:r>
+        <w:rPr>
+          <w:rStyle w:val="HTMLCode"/>
+          <w:rFonts w:eastAsiaTheme="majorEastAsia"/>
+        </w:rPr>
+        <w:t>VITE_STRIPE_PUBLISHABLE_KEY</w:t>
+      </w:r>
+      <w:proofErr w:type="spellEnd"/>
+      <w:r>
+        <w:br/>
+      </w:r>
+      <w:r>
+        <w:rPr>
+          <w:rStyle w:val="HTMLCode"/>
+          <w:rFonts w:eastAsiaTheme="majorEastAsia"/>
+        </w:rPr>
+        <w:t>);</w:t>
+      </w:r>
+      <w:r>
+        <w:br/>
+      </w:r>
+      <w:r>
+        <w:br/>
+      </w:r>
+      <w:r>
+        <w:rPr>
+          <w:rStyle w:val="o"/>
+        </w:rPr>
+        <w:t>&lt;Elements</w:t>
+      </w:r>
+      <w:r>
+        <w:rPr>
+          <w:rStyle w:val="HTMLCode"/>
+          <w:rFonts w:eastAsiaTheme="majorEastAsia"/>
+        </w:rPr>
+        <w:t xml:space="preserve"> </w:t>
+      </w:r>
+      <w:r>
+        <w:rPr>
+          <w:rStyle w:val="n"/>
+        </w:rPr>
+        <w:t>stripe</w:t>
+      </w:r>
+      <w:r>
+        <w:rPr>
+          <w:rStyle w:val="g"/>
+        </w:rPr>
+        <w:t>=</w:t>
+      </w:r>
+      <w:r>
+        <w:rPr>
+          <w:rStyle w:val="HTMLCode"/>
+          <w:rFonts w:eastAsiaTheme="majorEastAsia"/>
+        </w:rPr>
+        <w:t>{</w:t>
+      </w:r>
+      <w:proofErr w:type="spellStart"/>
+      <w:r>
+        <w:rPr>
+          <w:rStyle w:val="m"/>
+        </w:rPr>
+        <w:t>stripePromise</w:t>
+      </w:r>
+      <w:proofErr w:type="spellEnd"/>
+      <w:r>
+        <w:rPr>
+          <w:rStyle w:val="HTMLCode"/>
+          <w:rFonts w:eastAsiaTheme="majorEastAsia"/>
+        </w:rPr>
+        <w:t>}</w:t>
+      </w:r>
+      <w:r>
+        <w:rPr>
+          <w:rStyle w:val="o"/>
+        </w:rPr>
+        <w:t>&gt;</w:t>
+      </w:r>
+      <w:r>
+        <w:br/>
+      </w:r>
+      <w:r>
+        <w:rPr>
+          <w:rStyle w:val="HTMLCode"/>
+          <w:rFonts w:eastAsiaTheme="majorEastAsia"/>
+        </w:rPr>
+        <w:t xml:space="preserve">  </w:t>
+      </w:r>
+      <w:r>
+        <w:rPr>
+          <w:rStyle w:val="o"/>
+        </w:rPr>
+        <w:t>&lt;App</w:t>
+      </w:r>
+      <w:r>
+        <w:rPr>
+          <w:rStyle w:val="HTMLCode"/>
+          <w:rFonts w:eastAsiaTheme="majorEastAsia"/>
+        </w:rPr>
+        <w:t xml:space="preserve"> </w:t>
+      </w:r>
+      <w:r>
+        <w:rPr>
+          <w:rStyle w:val="o"/>
+        </w:rPr>
+        <w:t>/&gt;</w:t>
+      </w:r>
+      <w:r>
+        <w:br/>
+      </w:r>
+      <w:r>
+        <w:rPr>
+          <w:rStyle w:val="o"/>
+        </w:rPr>
+        <w:t>&lt;/Elements&gt;</w:t>
+      </w:r>
+      <w:r>
+        <w:rPr>
+          <w:rStyle w:val="HTMLCode"/>
+          <w:rFonts w:eastAsiaTheme="majorEastAsia"/>
+        </w:rPr>
+        <w:t>;</w:t>
+      </w:r>
+    </w:p>
+    <w:p>
+      <w:r>
+        <w:pict>
+          <v:rect id="_x0000_i1084" style="width:0;height:1.5pt" o:hralign="center" o:hrstd="t" o:hr="t" fillcolor="#a0a0a0" stroked="f"/>
+        </w:pict>
+      </w:r>
+    </w:p>
+    <w:p>
+      <w:pPr>
+        <w:pStyle w:val="Heading1"/>
+      </w:pPr>
+      <w:r>
+        <w:t>6. Replace Your Current Card Inputs</w:t>
+      </w:r>
+    </w:p>
+    <w:p>
+      <w:pPr>
+        <w:pStyle w:val="NormalWeb"/>
+      </w:pPr>
+      <w:r>
+        <w:t>Instead of:</w:t>
+      </w:r>
+    </w:p>
+    <w:p>
+      <w:pPr>
+        <w:numPr>
+          <w:ilvl w:val="0"/>
+          <w:numId w:val="45"/>
+        </w:numPr>
+        <w:spacing w:before="100" w:beforeAutospacing="1" w:after="100" w:afterAutospacing="1" w:line="240" w:lineRule="auto"/>
+      </w:pPr>
+      <w:r>
+        <w:t xml:space="preserve">Name on Card </w:t>
+      </w:r>
+    </w:p>
+    <w:p>
+      <w:pPr>
+        <w:numPr>
+          <w:ilvl w:val="0"/>
+          <w:numId w:val="45"/>
+        </w:numPr>
+        <w:spacing w:before="100" w:beforeAutospacing="1" w:after="100" w:afterAutospacing="1" w:line="240" w:lineRule="auto"/>
+      </w:pPr>
+      <w:r>
+        <w:t xml:space="preserve">Last 4 Digits </w:t>
+      </w:r>
+    </w:p>
+    <w:p>
+      <w:pPr>
+        <w:pStyle w:val="NormalWeb"/>
+      </w:pPr>
+      <w:r>
+        <w:lastRenderedPageBreak/>
+        <w:t>Use Stripe Payment Element.</w:t>
+      </w:r>
+    </w:p>
+    <w:p>
+      <w:r>
+        <w:pict>
+          <v:rect id="_x0000_i1085" style="width:0;height:1.5pt" o:hralign="center" o:hrstd="t" o:hr="t" fillcolor="#a0a0a0" stroked="f"/>
+        </w:pict>
+      </w:r>
+    </w:p>
+    <w:p>
+      <w:pPr>
+        <w:pStyle w:val="Heading1"/>
+      </w:pPr>
+      <w:r>
+        <w:t>7. Payment Details Component</w:t>
+      </w:r>
+    </w:p>
+    <w:p>
+      <w:pPr>
+        <w:pStyle w:val="Heading2"/>
+      </w:pPr>
+      <w:r>
+        <w:t>Drop-in Example</w:t>
+      </w:r>
+    </w:p>
+    <w:p>
+      <w:pPr>
+        <w:pStyle w:val="HTMLPreformatted"/>
+      </w:pPr>
+      <w:r>
+        <w:rPr>
+          <w:rStyle w:val="g"/>
+        </w:rPr>
+        <w:t>import</w:t>
+      </w:r>
+      <w:r>
+        <w:rPr>
+          <w:rStyle w:val="HTMLCode"/>
+          <w:rFonts w:eastAsiaTheme="majorEastAsia"/>
+        </w:rPr>
+        <w:t xml:space="preserve"> {</w:t>
+      </w:r>
+      <w:r>
+        <w:br/>
+      </w:r>
+      <w:r>
+        <w:rPr>
+          <w:rStyle w:val="HTMLCode"/>
+          <w:rFonts w:eastAsiaTheme="majorEastAsia"/>
+        </w:rPr>
+        <w:t xml:space="preserve">  </w:t>
+      </w:r>
+      <w:proofErr w:type="spellStart"/>
+      <w:r>
+        <w:rPr>
+          <w:rStyle w:val="m"/>
+        </w:rPr>
+        <w:t>PaymentElement</w:t>
+      </w:r>
+      <w:proofErr w:type="spellEnd"/>
+      <w:r>
+        <w:rPr>
+          <w:rStyle w:val="HTMLCode"/>
+          <w:rFonts w:eastAsiaTheme="majorEastAsia"/>
+        </w:rPr>
+        <w:t>,</w:t>
+      </w:r>
+      <w:r>
+        <w:br/>
+      </w:r>
+      <w:r>
+        <w:rPr>
+          <w:rStyle w:val="HTMLCode"/>
+          <w:rFonts w:eastAsiaTheme="majorEastAsia"/>
+        </w:rPr>
+        <w:t xml:space="preserve">  </w:t>
+      </w:r>
+      <w:proofErr w:type="spellStart"/>
+      <w:r>
+        <w:rPr>
+          <w:rStyle w:val="m"/>
+        </w:rPr>
+        <w:t>useStripe</w:t>
+      </w:r>
+      <w:proofErr w:type="spellEnd"/>
+      <w:r>
+        <w:rPr>
+          <w:rStyle w:val="HTMLCode"/>
+          <w:rFonts w:eastAsiaTheme="majorEastAsia"/>
+        </w:rPr>
+        <w:t>,</w:t>
+      </w:r>
+      <w:r>
+        <w:br/>
+      </w:r>
+      <w:r>
+        <w:rPr>
+          <w:rStyle w:val="HTMLCode"/>
+          <w:rFonts w:eastAsiaTheme="majorEastAsia"/>
+        </w:rPr>
+        <w:t xml:space="preserve">  </w:t>
+      </w:r>
+      <w:proofErr w:type="spellStart"/>
+      <w:r>
+        <w:rPr>
+          <w:rStyle w:val="m"/>
+        </w:rPr>
+        <w:t>useElements</w:t>
+      </w:r>
+      <w:proofErr w:type="spellEnd"/>
+      <w:r>
+        <w:rPr>
+          <w:rStyle w:val="HTMLCode"/>
+          <w:rFonts w:eastAsiaTheme="majorEastAsia"/>
+        </w:rPr>
+        <w:t>,</w:t>
+      </w:r>
+      <w:r>
+        <w:br/>
+      </w:r>
+      <w:r>
+        <w:rPr>
+          <w:rStyle w:val="HTMLCode"/>
+          <w:rFonts w:eastAsiaTheme="majorEastAsia"/>
+        </w:rPr>
+        <w:t xml:space="preserve">} </w:t>
+      </w:r>
+      <w:r>
+        <w:rPr>
+          <w:rStyle w:val="g"/>
+        </w:rPr>
+        <w:t>from</w:t>
+      </w:r>
+      <w:r>
+        <w:rPr>
+          <w:rStyle w:val="HTMLCode"/>
+          <w:rFonts w:eastAsiaTheme="majorEastAsia"/>
+        </w:rPr>
+        <w:t xml:space="preserve"> </w:t>
+      </w:r>
+      <w:r>
+        <w:rPr>
+          <w:rStyle w:val="k"/>
+        </w:rPr>
+        <w:t>"@stripe/react-stripe-</w:t>
+      </w:r>
+      <w:proofErr w:type="spellStart"/>
+      <w:r>
+        <w:rPr>
+          <w:rStyle w:val="k"/>
+        </w:rPr>
+        <w:t>js</w:t>
+      </w:r>
+      <w:proofErr w:type="spellEnd"/>
+      <w:r>
+        <w:rPr>
+          <w:rStyle w:val="k"/>
+        </w:rPr>
+        <w:t>"</w:t>
+      </w:r>
+      <w:r>
+        <w:rPr>
+          <w:rStyle w:val="HTMLCode"/>
+          <w:rFonts w:eastAsiaTheme="majorEastAsia"/>
+        </w:rPr>
+        <w:t>;</w:t>
+      </w:r>
+      <w:r>
+        <w:br/>
+      </w:r>
+      <w:r>
+        <w:br/>
+      </w:r>
+      <w:r>
+        <w:rPr>
+          <w:rStyle w:val="g"/>
+        </w:rPr>
+        <w:t>import</w:t>
+      </w:r>
+      <w:r>
+        <w:rPr>
+          <w:rStyle w:val="HTMLCode"/>
+          <w:rFonts w:eastAsiaTheme="majorEastAsia"/>
+        </w:rPr>
+        <w:t xml:space="preserve"> { </w:t>
+      </w:r>
+      <w:proofErr w:type="spellStart"/>
+      <w:r>
+        <w:rPr>
+          <w:rStyle w:val="m"/>
+        </w:rPr>
+        <w:t>useState</w:t>
+      </w:r>
+      <w:proofErr w:type="spellEnd"/>
+      <w:r>
+        <w:rPr>
+          <w:rStyle w:val="HTMLCode"/>
+          <w:rFonts w:eastAsiaTheme="majorEastAsia"/>
+        </w:rPr>
+        <w:t xml:space="preserve">, </w:t>
+      </w:r>
+      <w:proofErr w:type="spellStart"/>
+      <w:r>
+        <w:rPr>
+          <w:rStyle w:val="m"/>
+        </w:rPr>
+        <w:t>useEffect</w:t>
+      </w:r>
+      <w:proofErr w:type="spellEnd"/>
+      <w:r>
+        <w:rPr>
+          <w:rStyle w:val="HTMLCode"/>
+          <w:rFonts w:eastAsiaTheme="majorEastAsia"/>
+        </w:rPr>
+        <w:t xml:space="preserve"> } </w:t>
+      </w:r>
+      <w:r>
+        <w:rPr>
+          <w:rStyle w:val="g"/>
+        </w:rPr>
+        <w:t>from</w:t>
+      </w:r>
+      <w:r>
+        <w:rPr>
+          <w:rStyle w:val="HTMLCode"/>
+          <w:rFonts w:eastAsiaTheme="majorEastAsia"/>
+        </w:rPr>
+        <w:t xml:space="preserve"> </w:t>
+      </w:r>
+      <w:r>
+        <w:rPr>
+          <w:rStyle w:val="k"/>
+        </w:rPr>
+        <w:t>"react"</w:t>
+      </w:r>
+      <w:r>
+        <w:rPr>
+          <w:rStyle w:val="HTMLCode"/>
+          <w:rFonts w:eastAsiaTheme="majorEastAsia"/>
+        </w:rPr>
+        <w:t>;</w:t>
+      </w:r>
+      <w:r>
+        <w:br/>
+      </w:r>
+      <w:r>
+        <w:rPr>
+          <w:rStyle w:val="g"/>
+        </w:rPr>
+        <w:t>import</w:t>
+      </w:r>
+      <w:r>
+        <w:rPr>
+          <w:rStyle w:val="HTMLCode"/>
+          <w:rFonts w:eastAsiaTheme="majorEastAsia"/>
+        </w:rPr>
+        <w:t xml:space="preserve"> </w:t>
+      </w:r>
+      <w:proofErr w:type="spellStart"/>
+      <w:r>
+        <w:rPr>
+          <w:rStyle w:val="m"/>
+        </w:rPr>
+        <w:t>api</w:t>
+      </w:r>
+      <w:proofErr w:type="spellEnd"/>
+      <w:r>
+        <w:rPr>
+          <w:rStyle w:val="HTMLCode"/>
+          <w:rFonts w:eastAsiaTheme="majorEastAsia"/>
+        </w:rPr>
+        <w:t xml:space="preserve"> </w:t>
+      </w:r>
+      <w:r>
+        <w:rPr>
+          <w:rStyle w:val="g"/>
+        </w:rPr>
+        <w:t>from</w:t>
+      </w:r>
+      <w:r>
+        <w:rPr>
+          <w:rStyle w:val="HTMLCode"/>
+          <w:rFonts w:eastAsiaTheme="majorEastAsia"/>
+        </w:rPr>
+        <w:t xml:space="preserve"> </w:t>
+      </w:r>
+      <w:r>
+        <w:rPr>
+          <w:rStyle w:val="k"/>
+        </w:rPr>
+        <w:t>"../../lib/</w:t>
+      </w:r>
+      <w:proofErr w:type="spellStart"/>
+      <w:r>
+        <w:rPr>
+          <w:rStyle w:val="k"/>
+        </w:rPr>
+        <w:t>api</w:t>
+      </w:r>
+      <w:proofErr w:type="spellEnd"/>
+      <w:r>
+        <w:rPr>
+          <w:rStyle w:val="k"/>
+        </w:rPr>
+        <w:t>"</w:t>
+      </w:r>
+      <w:r>
+        <w:rPr>
+          <w:rStyle w:val="HTMLCode"/>
+          <w:rFonts w:eastAsiaTheme="majorEastAsia"/>
+        </w:rPr>
+        <w:t>;</w:t>
+      </w:r>
+      <w:r>
+        <w:br/>
+      </w:r>
+      <w:r>
+        <w:br/>
+      </w:r>
+      <w:r>
+        <w:rPr>
+          <w:rStyle w:val="g"/>
+        </w:rPr>
+        <w:t>export</w:t>
+      </w:r>
+      <w:r>
+        <w:rPr>
+          <w:rStyle w:val="HTMLCode"/>
+          <w:rFonts w:eastAsiaTheme="majorEastAsia"/>
+        </w:rPr>
+        <w:t xml:space="preserve"> </w:t>
+      </w:r>
+      <w:r>
+        <w:rPr>
+          <w:rStyle w:val="g"/>
+        </w:rPr>
+        <w:t>default</w:t>
+      </w:r>
+      <w:r>
+        <w:rPr>
+          <w:rStyle w:val="HTMLCode"/>
+          <w:rFonts w:eastAsiaTheme="majorEastAsia"/>
+        </w:rPr>
+        <w:t xml:space="preserve"> </w:t>
+      </w:r>
+      <w:r>
+        <w:rPr>
+          <w:rStyle w:val="g"/>
+        </w:rPr>
+        <w:t>function</w:t>
+      </w:r>
+      <w:r>
+        <w:rPr>
+          <w:rStyle w:val="HTMLCode"/>
+          <w:rFonts w:eastAsiaTheme="majorEastAsia"/>
+        </w:rPr>
+        <w:t xml:space="preserve"> </w:t>
+      </w:r>
+      <w:proofErr w:type="spellStart"/>
+      <w:r>
+        <w:rPr>
+          <w:rStyle w:val="m"/>
+        </w:rPr>
+        <w:t>PaymentDetailsStep</w:t>
+      </w:r>
+      <w:proofErr w:type="spellEnd"/>
+      <w:r>
+        <w:rPr>
+          <w:rStyle w:val="HTMLCode"/>
+          <w:rFonts w:eastAsiaTheme="majorEastAsia"/>
+        </w:rPr>
+        <w:t>() {</w:t>
+      </w:r>
+      <w:r>
+        <w:br/>
+      </w:r>
+      <w:r>
+        <w:rPr>
+          <w:rStyle w:val="HTMLCode"/>
+          <w:rFonts w:eastAsiaTheme="majorEastAsia"/>
+        </w:rPr>
+        <w:t xml:space="preserve">  </w:t>
+      </w:r>
+      <w:proofErr w:type="spellStart"/>
+      <w:r>
+        <w:rPr>
+          <w:rStyle w:val="g"/>
+        </w:rPr>
+        <w:t>const</w:t>
+      </w:r>
+      <w:proofErr w:type="spellEnd"/>
+      <w:r>
+        <w:rPr>
+          <w:rStyle w:val="HTMLCode"/>
+          <w:rFonts w:eastAsiaTheme="majorEastAsia"/>
+        </w:rPr>
+        <w:t xml:space="preserve"> </w:t>
+      </w:r>
+      <w:r>
+        <w:rPr>
+          <w:rStyle w:val="m"/>
+        </w:rPr>
+        <w:t>stripe</w:t>
+      </w:r>
+      <w:r>
+        <w:rPr>
+          <w:rStyle w:val="HTMLCode"/>
+          <w:rFonts w:eastAsiaTheme="majorEastAsia"/>
+        </w:rPr>
+        <w:t xml:space="preserve"> </w:t>
+      </w:r>
+      <w:r>
+        <w:rPr>
+          <w:rStyle w:val="g"/>
+        </w:rPr>
+        <w:t>=</w:t>
+      </w:r>
+      <w:r>
+        <w:rPr>
+          <w:rStyle w:val="HTMLCode"/>
+          <w:rFonts w:eastAsiaTheme="majorEastAsia"/>
+        </w:rPr>
+        <w:t xml:space="preserve"> </w:t>
+      </w:r>
+      <w:proofErr w:type="spellStart"/>
+      <w:r>
+        <w:rPr>
+          <w:rStyle w:val="m"/>
+        </w:rPr>
+        <w:t>useStripe</w:t>
+      </w:r>
+      <w:proofErr w:type="spellEnd"/>
+      <w:r>
+        <w:rPr>
+          <w:rStyle w:val="HTMLCode"/>
+          <w:rFonts w:eastAsiaTheme="majorEastAsia"/>
+        </w:rPr>
+        <w:t>();</w:t>
+      </w:r>
+      <w:r>
+        <w:br/>
+      </w:r>
+      <w:r>
+        <w:rPr>
+          <w:rStyle w:val="HTMLCode"/>
+          <w:rFonts w:eastAsiaTheme="majorEastAsia"/>
+        </w:rPr>
+        <w:t xml:space="preserve">  </w:t>
+      </w:r>
+      <w:proofErr w:type="spellStart"/>
+      <w:r>
+        <w:rPr>
+          <w:rStyle w:val="g"/>
+        </w:rPr>
+        <w:t>const</w:t>
+      </w:r>
+      <w:proofErr w:type="spellEnd"/>
+      <w:r>
+        <w:rPr>
+          <w:rStyle w:val="HTMLCode"/>
+          <w:rFonts w:eastAsiaTheme="majorEastAsia"/>
+        </w:rPr>
+        <w:t xml:space="preserve"> </w:t>
+      </w:r>
+      <w:r>
+        <w:rPr>
+          <w:rStyle w:val="m"/>
+        </w:rPr>
+        <w:t>elements</w:t>
+      </w:r>
+      <w:r>
+        <w:rPr>
+          <w:rStyle w:val="HTMLCode"/>
+          <w:rFonts w:eastAsiaTheme="majorEastAsia"/>
+        </w:rPr>
+        <w:t xml:space="preserve"> </w:t>
+      </w:r>
+      <w:r>
+        <w:rPr>
+          <w:rStyle w:val="g"/>
+        </w:rPr>
+        <w:t>=</w:t>
+      </w:r>
+      <w:r>
+        <w:rPr>
+          <w:rStyle w:val="HTMLCode"/>
+          <w:rFonts w:eastAsiaTheme="majorEastAsia"/>
+        </w:rPr>
+        <w:t xml:space="preserve"> </w:t>
+      </w:r>
+      <w:proofErr w:type="spellStart"/>
+      <w:r>
+        <w:rPr>
+          <w:rStyle w:val="m"/>
+        </w:rPr>
+        <w:t>useElements</w:t>
+      </w:r>
+      <w:proofErr w:type="spellEnd"/>
+      <w:r>
+        <w:rPr>
+          <w:rStyle w:val="HTMLCode"/>
+          <w:rFonts w:eastAsiaTheme="majorEastAsia"/>
+        </w:rPr>
+        <w:t>();</w:t>
+      </w:r>
+      <w:r>
+        <w:br/>
+      </w:r>
+      <w:r>
+        <w:br/>
+      </w:r>
+      <w:r>
+        <w:rPr>
+          <w:rStyle w:val="HTMLCode"/>
+          <w:rFonts w:eastAsiaTheme="majorEastAsia"/>
+        </w:rPr>
+        <w:t xml:space="preserve">  </w:t>
+      </w:r>
+      <w:proofErr w:type="spellStart"/>
+      <w:r>
+        <w:rPr>
+          <w:rStyle w:val="g"/>
+        </w:rPr>
+        <w:t>const</w:t>
+      </w:r>
+      <w:proofErr w:type="spellEnd"/>
+      <w:r>
+        <w:rPr>
+          <w:rStyle w:val="HTMLCode"/>
+          <w:rFonts w:eastAsiaTheme="majorEastAsia"/>
+        </w:rPr>
+        <w:t xml:space="preserve"> [</w:t>
+      </w:r>
+      <w:proofErr w:type="spellStart"/>
+      <w:r>
+        <w:rPr>
+          <w:rStyle w:val="m"/>
+        </w:rPr>
+        <w:t>clientSecret</w:t>
+      </w:r>
+      <w:proofErr w:type="spellEnd"/>
+      <w:r>
+        <w:rPr>
+          <w:rStyle w:val="HTMLCode"/>
+          <w:rFonts w:eastAsiaTheme="majorEastAsia"/>
+        </w:rPr>
+        <w:t xml:space="preserve">, </w:t>
+      </w:r>
+      <w:proofErr w:type="spellStart"/>
+      <w:r>
+        <w:rPr>
+          <w:rStyle w:val="m"/>
+        </w:rPr>
+        <w:t>setClientSecret</w:t>
+      </w:r>
+      <w:proofErr w:type="spellEnd"/>
+      <w:r>
+        <w:rPr>
+          <w:rStyle w:val="HTMLCode"/>
+          <w:rFonts w:eastAsiaTheme="majorEastAsia"/>
+        </w:rPr>
+        <w:t xml:space="preserve">] </w:t>
+      </w:r>
+      <w:r>
+        <w:rPr>
+          <w:rStyle w:val="g"/>
+        </w:rPr>
+        <w:t>=</w:t>
+      </w:r>
+      <w:r>
+        <w:br/>
+      </w:r>
+      <w:r>
+        <w:rPr>
+          <w:rStyle w:val="HTMLCode"/>
+          <w:rFonts w:eastAsiaTheme="majorEastAsia"/>
+        </w:rPr>
+        <w:t xml:space="preserve">    </w:t>
+      </w:r>
+      <w:proofErr w:type="spellStart"/>
+      <w:r>
+        <w:rPr>
+          <w:rStyle w:val="m"/>
+        </w:rPr>
+        <w:t>useState</w:t>
+      </w:r>
+      <w:proofErr w:type="spellEnd"/>
+      <w:r>
+        <w:rPr>
+          <w:rStyle w:val="HTMLCode"/>
+          <w:rFonts w:eastAsiaTheme="majorEastAsia"/>
+        </w:rPr>
+        <w:t>(</w:t>
+      </w:r>
+      <w:r>
+        <w:rPr>
+          <w:rStyle w:val="k"/>
+        </w:rPr>
+        <w:t>""</w:t>
+      </w:r>
+      <w:r>
+        <w:rPr>
+          <w:rStyle w:val="HTMLCode"/>
+          <w:rFonts w:eastAsiaTheme="majorEastAsia"/>
+        </w:rPr>
+        <w:t>);</w:t>
+      </w:r>
+      <w:r>
+        <w:br/>
+      </w:r>
+      <w:r>
+        <w:br/>
+      </w:r>
+      <w:r>
+        <w:rPr>
+          <w:rStyle w:val="HTMLCode"/>
+          <w:rFonts w:eastAsiaTheme="majorEastAsia"/>
+        </w:rPr>
+        <w:t xml:space="preserve">  </w:t>
+      </w:r>
+      <w:proofErr w:type="spellStart"/>
+      <w:r>
+        <w:rPr>
+          <w:rStyle w:val="g"/>
+        </w:rPr>
+        <w:t>const</w:t>
+      </w:r>
+      <w:proofErr w:type="spellEnd"/>
+      <w:r>
+        <w:rPr>
+          <w:rStyle w:val="HTMLCode"/>
+          <w:rFonts w:eastAsiaTheme="majorEastAsia"/>
+        </w:rPr>
+        <w:t xml:space="preserve"> [</w:t>
+      </w:r>
+      <w:r>
+        <w:rPr>
+          <w:rStyle w:val="m"/>
+        </w:rPr>
+        <w:t>loading</w:t>
+      </w:r>
+      <w:r>
+        <w:rPr>
+          <w:rStyle w:val="HTMLCode"/>
+          <w:rFonts w:eastAsiaTheme="majorEastAsia"/>
+        </w:rPr>
+        <w:t xml:space="preserve">, </w:t>
+      </w:r>
+      <w:proofErr w:type="spellStart"/>
+      <w:r>
+        <w:rPr>
+          <w:rStyle w:val="m"/>
+        </w:rPr>
+        <w:t>setLoading</w:t>
+      </w:r>
+      <w:proofErr w:type="spellEnd"/>
+      <w:r>
+        <w:rPr>
+          <w:rStyle w:val="HTMLCode"/>
+          <w:rFonts w:eastAsiaTheme="majorEastAsia"/>
+        </w:rPr>
+        <w:t xml:space="preserve">] </w:t>
+      </w:r>
+      <w:r>
+        <w:rPr>
+          <w:rStyle w:val="g"/>
+        </w:rPr>
+        <w:t>=</w:t>
+      </w:r>
+      <w:r>
+        <w:br/>
+      </w:r>
+      <w:r>
+        <w:rPr>
+          <w:rStyle w:val="HTMLCode"/>
+          <w:rFonts w:eastAsiaTheme="majorEastAsia"/>
+        </w:rPr>
+        <w:t xml:space="preserve">    </w:t>
+      </w:r>
+      <w:proofErr w:type="spellStart"/>
+      <w:r>
+        <w:rPr>
+          <w:rStyle w:val="m"/>
+        </w:rPr>
+        <w:t>useState</w:t>
+      </w:r>
+      <w:proofErr w:type="spellEnd"/>
+      <w:r>
+        <w:rPr>
+          <w:rStyle w:val="HTMLCode"/>
+          <w:rFonts w:eastAsiaTheme="majorEastAsia"/>
+        </w:rPr>
+        <w:t>(</w:t>
+      </w:r>
+      <w:r>
+        <w:rPr>
+          <w:rStyle w:val="j"/>
+        </w:rPr>
+        <w:t>false</w:t>
+      </w:r>
+      <w:r>
+        <w:rPr>
+          <w:rStyle w:val="HTMLCode"/>
+          <w:rFonts w:eastAsiaTheme="majorEastAsia"/>
+        </w:rPr>
+        <w:t>);</w:t>
+      </w:r>
+      <w:r>
+        <w:br/>
+      </w:r>
+      <w:r>
+        <w:br/>
+      </w:r>
+      <w:r>
+        <w:rPr>
+          <w:rStyle w:val="HTMLCode"/>
+          <w:rFonts w:eastAsiaTheme="majorEastAsia"/>
+        </w:rPr>
+        <w:t xml:space="preserve">  </w:t>
+      </w:r>
+      <w:proofErr w:type="spellStart"/>
+      <w:r>
+        <w:rPr>
+          <w:rStyle w:val="m"/>
+        </w:rPr>
+        <w:t>useEffect</w:t>
+      </w:r>
+      <w:proofErr w:type="spellEnd"/>
+      <w:r>
+        <w:rPr>
+          <w:rStyle w:val="HTMLCode"/>
+          <w:rFonts w:eastAsiaTheme="majorEastAsia"/>
+        </w:rPr>
+        <w:t>(() =&gt; {</w:t>
+      </w:r>
+      <w:r>
+        <w:br/>
+      </w:r>
+      <w:r>
+        <w:rPr>
+          <w:rStyle w:val="HTMLCode"/>
+          <w:rFonts w:eastAsiaTheme="majorEastAsia"/>
+        </w:rPr>
+        <w:t xml:space="preserve">    </w:t>
+      </w:r>
+      <w:proofErr w:type="spellStart"/>
+      <w:r>
+        <w:rPr>
+          <w:rStyle w:val="m"/>
+        </w:rPr>
+        <w:t>loadIntent</w:t>
+      </w:r>
+      <w:proofErr w:type="spellEnd"/>
+      <w:r>
+        <w:rPr>
+          <w:rStyle w:val="HTMLCode"/>
+          <w:rFonts w:eastAsiaTheme="majorEastAsia"/>
+        </w:rPr>
+        <w:t>();</w:t>
+      </w:r>
+      <w:r>
+        <w:br/>
+      </w:r>
+      <w:r>
+        <w:rPr>
+          <w:rStyle w:val="HTMLCode"/>
+          <w:rFonts w:eastAsiaTheme="majorEastAsia"/>
+        </w:rPr>
+        <w:t xml:space="preserve">  }, []);</w:t>
+      </w:r>
+      <w:r>
+        <w:br/>
+      </w:r>
+      <w:r>
+        <w:br/>
+      </w:r>
+      <w:r>
+        <w:rPr>
+          <w:rStyle w:val="HTMLCode"/>
+          <w:rFonts w:eastAsiaTheme="majorEastAsia"/>
+        </w:rPr>
+        <w:t xml:space="preserve">  </w:t>
+      </w:r>
+      <w:proofErr w:type="spellStart"/>
+      <w:r>
+        <w:rPr>
+          <w:rStyle w:val="g"/>
+        </w:rPr>
+        <w:t>async</w:t>
+      </w:r>
+      <w:proofErr w:type="spellEnd"/>
+      <w:r>
+        <w:rPr>
+          <w:rStyle w:val="HTMLCode"/>
+          <w:rFonts w:eastAsiaTheme="majorEastAsia"/>
+        </w:rPr>
+        <w:t xml:space="preserve"> </w:t>
+      </w:r>
+      <w:r>
+        <w:rPr>
+          <w:rStyle w:val="g"/>
+        </w:rPr>
+        <w:t>function</w:t>
+      </w:r>
+      <w:r>
+        <w:rPr>
+          <w:rStyle w:val="HTMLCode"/>
+          <w:rFonts w:eastAsiaTheme="majorEastAsia"/>
+        </w:rPr>
+        <w:t xml:space="preserve"> </w:t>
+      </w:r>
+      <w:proofErr w:type="spellStart"/>
+      <w:r>
+        <w:rPr>
+          <w:rStyle w:val="m"/>
+        </w:rPr>
+        <w:t>loadIntent</w:t>
+      </w:r>
+      <w:proofErr w:type="spellEnd"/>
+      <w:r>
+        <w:rPr>
+          <w:rStyle w:val="HTMLCode"/>
+          <w:rFonts w:eastAsiaTheme="majorEastAsia"/>
+        </w:rPr>
+        <w:t>() {</w:t>
+      </w:r>
+      <w:r>
+        <w:br/>
+      </w:r>
+      <w:r>
+        <w:rPr>
+          <w:rStyle w:val="HTMLCode"/>
+          <w:rFonts w:eastAsiaTheme="majorEastAsia"/>
+        </w:rPr>
+        <w:t xml:space="preserve">    </w:t>
+      </w:r>
+      <w:proofErr w:type="spellStart"/>
+      <w:r>
+        <w:rPr>
+          <w:rStyle w:val="g"/>
+        </w:rPr>
+        <w:t>const</w:t>
+      </w:r>
+      <w:proofErr w:type="spellEnd"/>
+      <w:r>
+        <w:rPr>
+          <w:rStyle w:val="HTMLCode"/>
+          <w:rFonts w:eastAsiaTheme="majorEastAsia"/>
+        </w:rPr>
+        <w:t xml:space="preserve"> </w:t>
+      </w:r>
+      <w:r>
+        <w:rPr>
+          <w:rStyle w:val="m"/>
+        </w:rPr>
+        <w:t>res</w:t>
+      </w:r>
+      <w:r>
+        <w:rPr>
+          <w:rStyle w:val="HTMLCode"/>
+          <w:rFonts w:eastAsiaTheme="majorEastAsia"/>
+        </w:rPr>
+        <w:t xml:space="preserve"> </w:t>
+      </w:r>
+      <w:r>
+        <w:rPr>
+          <w:rStyle w:val="g"/>
+        </w:rPr>
+        <w:t>=</w:t>
+      </w:r>
+      <w:r>
+        <w:rPr>
+          <w:rStyle w:val="HTMLCode"/>
+          <w:rFonts w:eastAsiaTheme="majorEastAsia"/>
+        </w:rPr>
+        <w:t xml:space="preserve"> </w:t>
+      </w:r>
+      <w:r>
+        <w:rPr>
+          <w:rStyle w:val="g"/>
+        </w:rPr>
+        <w:t>await</w:t>
+      </w:r>
+      <w:r>
+        <w:rPr>
+          <w:rStyle w:val="HTMLCode"/>
+          <w:rFonts w:eastAsiaTheme="majorEastAsia"/>
+        </w:rPr>
+        <w:t xml:space="preserve"> </w:t>
+      </w:r>
+      <w:proofErr w:type="spellStart"/>
+      <w:r>
+        <w:rPr>
+          <w:rStyle w:val="m"/>
+        </w:rPr>
+        <w:t>api</w:t>
+      </w:r>
+      <w:r>
+        <w:rPr>
+          <w:rStyle w:val="g"/>
+        </w:rPr>
+        <w:t>.</w:t>
+      </w:r>
+      <w:r>
+        <w:rPr>
+          <w:rStyle w:val="HTMLCode"/>
+          <w:rFonts w:eastAsiaTheme="majorEastAsia"/>
+        </w:rPr>
+        <w:t>post</w:t>
+      </w:r>
+      <w:proofErr w:type="spellEnd"/>
+      <w:r>
+        <w:rPr>
+          <w:rStyle w:val="HTMLCode"/>
+          <w:rFonts w:eastAsiaTheme="majorEastAsia"/>
+        </w:rPr>
+        <w:t>(</w:t>
+      </w:r>
+      <w:r>
+        <w:br/>
+      </w:r>
+      <w:r>
+        <w:rPr>
+          <w:rStyle w:val="HTMLCode"/>
+          <w:rFonts w:eastAsiaTheme="majorEastAsia"/>
+        </w:rPr>
+        <w:t xml:space="preserve">      </w:t>
+      </w:r>
+      <w:r>
+        <w:rPr>
+          <w:rStyle w:val="k"/>
+        </w:rPr>
+        <w:t>"/payments/create-setup-intent"</w:t>
+      </w:r>
+      <w:r>
+        <w:br/>
+      </w:r>
+      <w:r>
+        <w:rPr>
+          <w:rStyle w:val="HTMLCode"/>
+          <w:rFonts w:eastAsiaTheme="majorEastAsia"/>
+        </w:rPr>
+        <w:t xml:space="preserve">    );</w:t>
+      </w:r>
+      <w:r>
+        <w:br/>
+      </w:r>
+      <w:r>
+        <w:br/>
+      </w:r>
+      <w:r>
+        <w:rPr>
+          <w:rStyle w:val="HTMLCode"/>
+          <w:rFonts w:eastAsiaTheme="majorEastAsia"/>
+        </w:rPr>
+        <w:t xml:space="preserve">    </w:t>
+      </w:r>
+      <w:proofErr w:type="spellStart"/>
+      <w:r>
+        <w:rPr>
+          <w:rStyle w:val="m"/>
+        </w:rPr>
+        <w:t>setClientSecret</w:t>
+      </w:r>
+      <w:proofErr w:type="spellEnd"/>
+      <w:r>
+        <w:rPr>
+          <w:rStyle w:val="HTMLCode"/>
+          <w:rFonts w:eastAsiaTheme="majorEastAsia"/>
+        </w:rPr>
+        <w:t>(</w:t>
+      </w:r>
+      <w:proofErr w:type="spellStart"/>
+      <w:r>
+        <w:rPr>
+          <w:rStyle w:val="m"/>
+        </w:rPr>
+        <w:t>res</w:t>
+      </w:r>
+      <w:r>
+        <w:rPr>
+          <w:rStyle w:val="g"/>
+        </w:rPr>
+        <w:t>.</w:t>
+      </w:r>
+      <w:r>
+        <w:rPr>
+          <w:rStyle w:val="HTMLCode"/>
+          <w:rFonts w:eastAsiaTheme="majorEastAsia"/>
+        </w:rPr>
+        <w:t>data</w:t>
+      </w:r>
+      <w:r>
+        <w:rPr>
+          <w:rStyle w:val="g"/>
+        </w:rPr>
+        <w:t>.</w:t>
+      </w:r>
+      <w:r>
+        <w:rPr>
+          <w:rStyle w:val="HTMLCode"/>
+          <w:rFonts w:eastAsiaTheme="majorEastAsia"/>
+        </w:rPr>
+        <w:t>clientSecret</w:t>
+      </w:r>
+      <w:proofErr w:type="spellEnd"/>
+      <w:r>
+        <w:rPr>
+          <w:rStyle w:val="HTMLCode"/>
+          <w:rFonts w:eastAsiaTheme="majorEastAsia"/>
+        </w:rPr>
+        <w:t>);</w:t>
+      </w:r>
+      <w:r>
+        <w:br/>
+      </w:r>
+      <w:r>
+        <w:rPr>
+          <w:rStyle w:val="HTMLCode"/>
+          <w:rFonts w:eastAsiaTheme="majorEastAsia"/>
+        </w:rPr>
+        <w:t xml:space="preserve">  }</w:t>
+      </w:r>
+      <w:r>
+        <w:br/>
+      </w:r>
+      <w:r>
+        <w:br/>
+      </w:r>
+      <w:r>
+        <w:rPr>
+          <w:rStyle w:val="HTMLCode"/>
+          <w:rFonts w:eastAsiaTheme="majorEastAsia"/>
+        </w:rPr>
+        <w:t xml:space="preserve">  </w:t>
+      </w:r>
+      <w:proofErr w:type="spellStart"/>
+      <w:r>
+        <w:rPr>
+          <w:rStyle w:val="g"/>
+        </w:rPr>
+        <w:t>async</w:t>
+      </w:r>
+      <w:proofErr w:type="spellEnd"/>
+      <w:r>
+        <w:rPr>
+          <w:rStyle w:val="HTMLCode"/>
+          <w:rFonts w:eastAsiaTheme="majorEastAsia"/>
+        </w:rPr>
+        <w:t xml:space="preserve"> </w:t>
+      </w:r>
+      <w:r>
+        <w:rPr>
+          <w:rStyle w:val="g"/>
+        </w:rPr>
+        <w:t>function</w:t>
+      </w:r>
+      <w:r>
+        <w:rPr>
+          <w:rStyle w:val="HTMLCode"/>
+          <w:rFonts w:eastAsiaTheme="majorEastAsia"/>
+        </w:rPr>
+        <w:t xml:space="preserve"> </w:t>
+      </w:r>
+      <w:proofErr w:type="spellStart"/>
+      <w:r>
+        <w:rPr>
+          <w:rStyle w:val="m"/>
+        </w:rPr>
+        <w:t>handleSubmit</w:t>
+      </w:r>
+      <w:proofErr w:type="spellEnd"/>
+      <w:r>
+        <w:rPr>
+          <w:rStyle w:val="HTMLCode"/>
+          <w:rFonts w:eastAsiaTheme="majorEastAsia"/>
+        </w:rPr>
+        <w:t>() {</w:t>
+      </w:r>
+      <w:r>
+        <w:br/>
+      </w:r>
+      <w:r>
+        <w:rPr>
+          <w:rStyle w:val="HTMLCode"/>
+          <w:rFonts w:eastAsiaTheme="majorEastAsia"/>
+        </w:rPr>
+        <w:t xml:space="preserve">    </w:t>
+      </w:r>
+      <w:r>
+        <w:rPr>
+          <w:rStyle w:val="g"/>
+        </w:rPr>
+        <w:t>if</w:t>
+      </w:r>
+      <w:r>
+        <w:rPr>
+          <w:rStyle w:val="HTMLCode"/>
+          <w:rFonts w:eastAsiaTheme="majorEastAsia"/>
+        </w:rPr>
+        <w:t xml:space="preserve"> (</w:t>
+      </w:r>
+      <w:r>
+        <w:rPr>
+          <w:rStyle w:val="g"/>
+        </w:rPr>
+        <w:t>!</w:t>
+      </w:r>
+      <w:r>
+        <w:rPr>
+          <w:rStyle w:val="m"/>
+        </w:rPr>
+        <w:t>stripe</w:t>
+      </w:r>
+      <w:r>
+        <w:rPr>
+          <w:rStyle w:val="HTMLCode"/>
+          <w:rFonts w:eastAsiaTheme="majorEastAsia"/>
+        </w:rPr>
+        <w:t xml:space="preserve"> </w:t>
+      </w:r>
+      <w:r>
+        <w:rPr>
+          <w:rStyle w:val="g"/>
+        </w:rPr>
+        <w:t>||</w:t>
+      </w:r>
+      <w:r>
+        <w:rPr>
+          <w:rStyle w:val="HTMLCode"/>
+          <w:rFonts w:eastAsiaTheme="majorEastAsia"/>
+        </w:rPr>
+        <w:t xml:space="preserve"> </w:t>
+      </w:r>
+      <w:r>
+        <w:rPr>
+          <w:rStyle w:val="g"/>
+        </w:rPr>
+        <w:t>!</w:t>
+      </w:r>
+      <w:r>
+        <w:rPr>
+          <w:rStyle w:val="m"/>
+        </w:rPr>
+        <w:t>elements</w:t>
+      </w:r>
+      <w:r>
+        <w:rPr>
+          <w:rStyle w:val="HTMLCode"/>
+          <w:rFonts w:eastAsiaTheme="majorEastAsia"/>
+        </w:rPr>
+        <w:t xml:space="preserve">) </w:t>
+      </w:r>
+      <w:r>
+        <w:rPr>
+          <w:rStyle w:val="g"/>
+        </w:rPr>
+        <w:t>return</w:t>
+      </w:r>
+      <w:r>
+        <w:rPr>
+          <w:rStyle w:val="HTMLCode"/>
+          <w:rFonts w:eastAsiaTheme="majorEastAsia"/>
+        </w:rPr>
+        <w:t>;</w:t>
+      </w:r>
+      <w:r>
+        <w:br/>
+      </w:r>
+      <w:r>
+        <w:br/>
+      </w:r>
+      <w:r>
+        <w:rPr>
+          <w:rStyle w:val="HTMLCode"/>
+          <w:rFonts w:eastAsiaTheme="majorEastAsia"/>
+        </w:rPr>
+        <w:t xml:space="preserve">    </w:t>
+      </w:r>
+      <w:proofErr w:type="spellStart"/>
+      <w:r>
+        <w:rPr>
+          <w:rStyle w:val="m"/>
+        </w:rPr>
+        <w:t>setLoading</w:t>
+      </w:r>
+      <w:proofErr w:type="spellEnd"/>
+      <w:r>
+        <w:rPr>
+          <w:rStyle w:val="HTMLCode"/>
+          <w:rFonts w:eastAsiaTheme="majorEastAsia"/>
+        </w:rPr>
+        <w:t>(</w:t>
+      </w:r>
+      <w:r>
+        <w:rPr>
+          <w:rStyle w:val="j"/>
+        </w:rPr>
+        <w:t>true</w:t>
+      </w:r>
+      <w:r>
+        <w:rPr>
+          <w:rStyle w:val="HTMLCode"/>
+          <w:rFonts w:eastAsiaTheme="majorEastAsia"/>
+        </w:rPr>
+        <w:t>);</w:t>
+      </w:r>
+      <w:r>
+        <w:br/>
+      </w:r>
+      <w:r>
+        <w:br/>
+      </w:r>
+      <w:r>
+        <w:rPr>
+          <w:rStyle w:val="HTMLCode"/>
+          <w:rFonts w:eastAsiaTheme="majorEastAsia"/>
+        </w:rPr>
+        <w:t xml:space="preserve">    </w:t>
+      </w:r>
+      <w:proofErr w:type="spellStart"/>
+      <w:r>
+        <w:rPr>
+          <w:rStyle w:val="g"/>
+        </w:rPr>
+        <w:t>const</w:t>
+      </w:r>
+      <w:proofErr w:type="spellEnd"/>
+      <w:r>
+        <w:rPr>
+          <w:rStyle w:val="HTMLCode"/>
+          <w:rFonts w:eastAsiaTheme="majorEastAsia"/>
+        </w:rPr>
+        <w:t xml:space="preserve"> { error, </w:t>
+      </w:r>
+      <w:proofErr w:type="spellStart"/>
+      <w:r>
+        <w:rPr>
+          <w:rStyle w:val="HTMLCode"/>
+          <w:rFonts w:eastAsiaTheme="majorEastAsia"/>
+        </w:rPr>
+        <w:t>setupIntent</w:t>
+      </w:r>
+      <w:proofErr w:type="spellEnd"/>
+      <w:r>
+        <w:rPr>
+          <w:rStyle w:val="HTMLCode"/>
+          <w:rFonts w:eastAsiaTheme="majorEastAsia"/>
+        </w:rPr>
+        <w:t xml:space="preserve"> } </w:t>
+      </w:r>
+      <w:r>
+        <w:rPr>
+          <w:rStyle w:val="g"/>
+        </w:rPr>
+        <w:t>=</w:t>
+      </w:r>
+      <w:r>
+        <w:br/>
+      </w:r>
+      <w:r>
+        <w:rPr>
+          <w:rStyle w:val="HTMLCode"/>
+          <w:rFonts w:eastAsiaTheme="majorEastAsia"/>
+        </w:rPr>
+        <w:t xml:space="preserve">      </w:t>
+      </w:r>
+      <w:r>
+        <w:rPr>
+          <w:rStyle w:val="g"/>
+        </w:rPr>
+        <w:t>await</w:t>
+      </w:r>
+      <w:r>
+        <w:rPr>
+          <w:rStyle w:val="HTMLCode"/>
+          <w:rFonts w:eastAsiaTheme="majorEastAsia"/>
+        </w:rPr>
+        <w:t xml:space="preserve"> </w:t>
+      </w:r>
+      <w:proofErr w:type="spellStart"/>
+      <w:r>
+        <w:rPr>
+          <w:rStyle w:val="m"/>
+        </w:rPr>
+        <w:t>stripe</w:t>
+      </w:r>
+      <w:r>
+        <w:rPr>
+          <w:rStyle w:val="g"/>
+        </w:rPr>
+        <w:t>.</w:t>
+      </w:r>
+      <w:r>
+        <w:rPr>
+          <w:rStyle w:val="HTMLCode"/>
+          <w:rFonts w:eastAsiaTheme="majorEastAsia"/>
+        </w:rPr>
+        <w:t>confirmSetup</w:t>
+      </w:r>
+      <w:proofErr w:type="spellEnd"/>
+      <w:r>
+        <w:rPr>
+          <w:rStyle w:val="HTMLCode"/>
+          <w:rFonts w:eastAsiaTheme="majorEastAsia"/>
+        </w:rPr>
+        <w:t>({</w:t>
+      </w:r>
+      <w:r>
+        <w:br/>
+      </w:r>
+      <w:r>
+        <w:rPr>
+          <w:rStyle w:val="HTMLCode"/>
+          <w:rFonts w:eastAsiaTheme="majorEastAsia"/>
+        </w:rPr>
+        <w:t xml:space="preserve">        elements,</w:t>
+      </w:r>
+      <w:r>
+        <w:br/>
+      </w:r>
+      <w:r>
+        <w:rPr>
+          <w:rStyle w:val="HTMLCode"/>
+          <w:rFonts w:eastAsiaTheme="majorEastAsia"/>
+        </w:rPr>
+        <w:t xml:space="preserve">        </w:t>
+      </w:r>
+      <w:proofErr w:type="spellStart"/>
+      <w:r>
+        <w:rPr>
+          <w:rStyle w:val="HTMLCode"/>
+          <w:rFonts w:eastAsiaTheme="majorEastAsia"/>
+        </w:rPr>
+        <w:t>confirmParams</w:t>
+      </w:r>
+      <w:proofErr w:type="spellEnd"/>
+      <w:r>
+        <w:rPr>
+          <w:rStyle w:val="HTMLCode"/>
+          <w:rFonts w:eastAsiaTheme="majorEastAsia"/>
+        </w:rPr>
+        <w:t>: {},</w:t>
+      </w:r>
+      <w:r>
+        <w:br/>
+      </w:r>
+      <w:r>
+        <w:rPr>
+          <w:rStyle w:val="HTMLCode"/>
+          <w:rFonts w:eastAsiaTheme="majorEastAsia"/>
+        </w:rPr>
+        <w:t xml:space="preserve">        redirect: </w:t>
+      </w:r>
+      <w:r>
+        <w:rPr>
+          <w:rStyle w:val="k"/>
+        </w:rPr>
+        <w:t>"</w:t>
+      </w:r>
+      <w:proofErr w:type="spellStart"/>
+      <w:r>
+        <w:rPr>
+          <w:rStyle w:val="k"/>
+        </w:rPr>
+        <w:t>if_required</w:t>
+      </w:r>
+      <w:proofErr w:type="spellEnd"/>
+      <w:r>
+        <w:rPr>
+          <w:rStyle w:val="k"/>
+        </w:rPr>
+        <w:t>"</w:t>
+      </w:r>
+      <w:r>
+        <w:rPr>
+          <w:rStyle w:val="HTMLCode"/>
+          <w:rFonts w:eastAsiaTheme="majorEastAsia"/>
+        </w:rPr>
+        <w:t>,</w:t>
+      </w:r>
+      <w:r>
+        <w:br/>
+      </w:r>
+      <w:r>
+        <w:rPr>
+          <w:rStyle w:val="HTMLCode"/>
+          <w:rFonts w:eastAsiaTheme="majorEastAsia"/>
+        </w:rPr>
+        <w:t xml:space="preserve">      });</w:t>
+      </w:r>
+      <w:r>
+        <w:br/>
+      </w:r>
+      <w:r>
+        <w:br/>
+      </w:r>
+      <w:r>
+        <w:rPr>
+          <w:rStyle w:val="HTMLCode"/>
+          <w:rFonts w:eastAsiaTheme="majorEastAsia"/>
+        </w:rPr>
+        <w:t xml:space="preserve">    </w:t>
+      </w:r>
+      <w:proofErr w:type="spellStart"/>
+      <w:r>
+        <w:rPr>
+          <w:rStyle w:val="m"/>
+        </w:rPr>
+        <w:t>setLoading</w:t>
+      </w:r>
+      <w:proofErr w:type="spellEnd"/>
+      <w:r>
+        <w:rPr>
+          <w:rStyle w:val="HTMLCode"/>
+          <w:rFonts w:eastAsiaTheme="majorEastAsia"/>
+        </w:rPr>
+        <w:t>(</w:t>
+      </w:r>
+      <w:r>
+        <w:rPr>
+          <w:rStyle w:val="j"/>
+        </w:rPr>
+        <w:t>false</w:t>
+      </w:r>
+      <w:r>
+        <w:rPr>
+          <w:rStyle w:val="HTMLCode"/>
+          <w:rFonts w:eastAsiaTheme="majorEastAsia"/>
+        </w:rPr>
+        <w:t>);</w:t>
+      </w:r>
+      <w:r>
+        <w:br/>
+      </w:r>
+      <w:r>
+        <w:br/>
+      </w:r>
+      <w:r>
+        <w:rPr>
+          <w:rStyle w:val="HTMLCode"/>
+          <w:rFonts w:eastAsiaTheme="majorEastAsia"/>
+        </w:rPr>
+        <w:t xml:space="preserve">    </w:t>
+      </w:r>
+      <w:r>
+        <w:rPr>
+          <w:rStyle w:val="g"/>
+        </w:rPr>
+        <w:t>if</w:t>
+      </w:r>
+      <w:r>
+        <w:rPr>
+          <w:rStyle w:val="HTMLCode"/>
+          <w:rFonts w:eastAsiaTheme="majorEastAsia"/>
+        </w:rPr>
+        <w:t xml:space="preserve"> (</w:t>
+      </w:r>
+      <w:r>
+        <w:rPr>
+          <w:rStyle w:val="m"/>
+        </w:rPr>
+        <w:t>error</w:t>
+      </w:r>
+      <w:r>
+        <w:rPr>
+          <w:rStyle w:val="HTMLCode"/>
+          <w:rFonts w:eastAsiaTheme="majorEastAsia"/>
+        </w:rPr>
+        <w:t>) {</w:t>
+      </w:r>
+      <w:r>
+        <w:br/>
+      </w:r>
+      <w:r>
+        <w:rPr>
+          <w:rStyle w:val="HTMLCode"/>
+          <w:rFonts w:eastAsiaTheme="majorEastAsia"/>
+        </w:rPr>
+        <w:t xml:space="preserve">      </w:t>
+      </w:r>
+      <w:r>
+        <w:rPr>
+          <w:rStyle w:val="m"/>
+        </w:rPr>
+        <w:t>alert</w:t>
+      </w:r>
+      <w:r>
+        <w:rPr>
+          <w:rStyle w:val="HTMLCode"/>
+          <w:rFonts w:eastAsiaTheme="majorEastAsia"/>
+        </w:rPr>
+        <w:t>(</w:t>
+      </w:r>
+      <w:proofErr w:type="spellStart"/>
+      <w:r>
+        <w:rPr>
+          <w:rStyle w:val="m"/>
+        </w:rPr>
+        <w:t>error</w:t>
+      </w:r>
+      <w:r>
+        <w:rPr>
+          <w:rStyle w:val="g"/>
+        </w:rPr>
+        <w:t>.</w:t>
+      </w:r>
+      <w:r>
+        <w:rPr>
+          <w:rStyle w:val="HTMLCode"/>
+          <w:rFonts w:eastAsiaTheme="majorEastAsia"/>
+        </w:rPr>
+        <w:t>message</w:t>
+      </w:r>
+      <w:proofErr w:type="spellEnd"/>
+      <w:r>
+        <w:rPr>
+          <w:rStyle w:val="HTMLCode"/>
+          <w:rFonts w:eastAsiaTheme="majorEastAsia"/>
+        </w:rPr>
+        <w:t>);</w:t>
+      </w:r>
+      <w:r>
+        <w:br/>
+      </w:r>
+      <w:r>
+        <w:rPr>
+          <w:rStyle w:val="HTMLCode"/>
+          <w:rFonts w:eastAsiaTheme="majorEastAsia"/>
+        </w:rPr>
+        <w:t xml:space="preserve">      </w:t>
+      </w:r>
+      <w:r>
+        <w:rPr>
+          <w:rStyle w:val="g"/>
+        </w:rPr>
+        <w:t>return</w:t>
+      </w:r>
+      <w:r>
+        <w:rPr>
+          <w:rStyle w:val="HTMLCode"/>
+          <w:rFonts w:eastAsiaTheme="majorEastAsia"/>
+        </w:rPr>
+        <w:t>;</w:t>
+      </w:r>
+      <w:r>
+        <w:br/>
+      </w:r>
+      <w:r>
+        <w:rPr>
+          <w:rStyle w:val="HTMLCode"/>
+          <w:rFonts w:eastAsiaTheme="majorEastAsia"/>
+        </w:rPr>
+        <w:t xml:space="preserve">    }</w:t>
+      </w:r>
+      <w:r>
+        <w:br/>
+      </w:r>
+      <w:r>
+        <w:br/>
+      </w:r>
+      <w:r>
+        <w:rPr>
+          <w:rStyle w:val="HTMLCode"/>
+          <w:rFonts w:eastAsiaTheme="majorEastAsia"/>
+        </w:rPr>
+        <w:t xml:space="preserve">    </w:t>
+      </w:r>
+      <w:r>
+        <w:rPr>
+          <w:rStyle w:val="m"/>
+        </w:rPr>
+        <w:t>console</w:t>
+      </w:r>
+      <w:r>
+        <w:rPr>
+          <w:rStyle w:val="g"/>
+        </w:rPr>
+        <w:t>.</w:t>
+      </w:r>
+      <w:r>
+        <w:rPr>
+          <w:rStyle w:val="HTMLCode"/>
+          <w:rFonts w:eastAsiaTheme="majorEastAsia"/>
+        </w:rPr>
+        <w:t>log(</w:t>
+      </w:r>
+      <w:proofErr w:type="spellStart"/>
+      <w:r>
+        <w:rPr>
+          <w:rStyle w:val="m"/>
+        </w:rPr>
+        <w:t>setupIntent</w:t>
+      </w:r>
+      <w:proofErr w:type="spellEnd"/>
+      <w:r>
+        <w:rPr>
+          <w:rStyle w:val="HTMLCode"/>
+          <w:rFonts w:eastAsiaTheme="majorEastAsia"/>
+        </w:rPr>
+        <w:t>);</w:t>
+      </w:r>
+      <w:r>
+        <w:br/>
+      </w:r>
+      <w:r>
+        <w:lastRenderedPageBreak/>
+        <w:br/>
+      </w:r>
+      <w:r>
+        <w:rPr>
+          <w:rStyle w:val="HTMLCode"/>
+          <w:rFonts w:eastAsiaTheme="majorEastAsia"/>
+        </w:rPr>
+        <w:t xml:space="preserve">    </w:t>
+      </w:r>
+      <w:r>
+        <w:rPr>
+          <w:rStyle w:val="m"/>
+        </w:rPr>
+        <w:t>alert</w:t>
+      </w:r>
+      <w:r>
+        <w:rPr>
+          <w:rStyle w:val="HTMLCode"/>
+          <w:rFonts w:eastAsiaTheme="majorEastAsia"/>
+        </w:rPr>
+        <w:t>(</w:t>
+      </w:r>
+      <w:r>
+        <w:rPr>
+          <w:rStyle w:val="k"/>
+        </w:rPr>
+        <w:t>"Card verified successfully"</w:t>
+      </w:r>
+      <w:r>
+        <w:rPr>
+          <w:rStyle w:val="HTMLCode"/>
+          <w:rFonts w:eastAsiaTheme="majorEastAsia"/>
+        </w:rPr>
+        <w:t>);</w:t>
+      </w:r>
+      <w:r>
+        <w:br/>
+      </w:r>
+      <w:r>
+        <w:rPr>
+          <w:rStyle w:val="HTMLCode"/>
+          <w:rFonts w:eastAsiaTheme="majorEastAsia"/>
+        </w:rPr>
+        <w:t xml:space="preserve">  }</w:t>
+      </w:r>
+      <w:r>
+        <w:br/>
+      </w:r>
+      <w:r>
+        <w:br/>
+      </w:r>
+      <w:r>
+        <w:rPr>
+          <w:rStyle w:val="HTMLCode"/>
+          <w:rFonts w:eastAsiaTheme="majorEastAsia"/>
+        </w:rPr>
+        <w:t xml:space="preserve">  </w:t>
+      </w:r>
+      <w:r>
+        <w:rPr>
+          <w:rStyle w:val="g"/>
+        </w:rPr>
+        <w:t>if</w:t>
+      </w:r>
+      <w:r>
+        <w:rPr>
+          <w:rStyle w:val="HTMLCode"/>
+          <w:rFonts w:eastAsiaTheme="majorEastAsia"/>
+        </w:rPr>
+        <w:t xml:space="preserve"> (</w:t>
+      </w:r>
+      <w:r>
+        <w:rPr>
+          <w:rStyle w:val="g"/>
+        </w:rPr>
+        <w:t>!</w:t>
+      </w:r>
+      <w:proofErr w:type="spellStart"/>
+      <w:r>
+        <w:rPr>
+          <w:rStyle w:val="m"/>
+        </w:rPr>
+        <w:t>clientSecret</w:t>
+      </w:r>
+      <w:proofErr w:type="spellEnd"/>
+      <w:r>
+        <w:rPr>
+          <w:rStyle w:val="HTMLCode"/>
+          <w:rFonts w:eastAsiaTheme="majorEastAsia"/>
+        </w:rPr>
+        <w:t>) {</w:t>
+      </w:r>
+      <w:r>
+        <w:br/>
+      </w:r>
+      <w:r>
+        <w:rPr>
+          <w:rStyle w:val="HTMLCode"/>
+          <w:rFonts w:eastAsiaTheme="majorEastAsia"/>
+        </w:rPr>
+        <w:t xml:space="preserve">    </w:t>
+      </w:r>
+      <w:r>
+        <w:rPr>
+          <w:rStyle w:val="g"/>
+        </w:rPr>
+        <w:t>return</w:t>
+      </w:r>
+      <w:r>
+        <w:rPr>
+          <w:rStyle w:val="HTMLCode"/>
+          <w:rFonts w:eastAsiaTheme="majorEastAsia"/>
+        </w:rPr>
+        <w:t xml:space="preserve"> </w:t>
+      </w:r>
+      <w:r>
+        <w:rPr>
+          <w:rStyle w:val="o"/>
+        </w:rPr>
+        <w:t>&lt;div&gt;</w:t>
+      </w:r>
+      <w:r>
+        <w:rPr>
+          <w:rStyle w:val="HTMLCode"/>
+          <w:rFonts w:eastAsiaTheme="majorEastAsia"/>
+        </w:rPr>
+        <w:t>Loading...</w:t>
+      </w:r>
+      <w:r>
+        <w:rPr>
+          <w:rStyle w:val="o"/>
+        </w:rPr>
+        <w:t>&lt;/div&gt;</w:t>
+      </w:r>
+      <w:r>
+        <w:rPr>
+          <w:rStyle w:val="HTMLCode"/>
+          <w:rFonts w:eastAsiaTheme="majorEastAsia"/>
+        </w:rPr>
+        <w:t>;</w:t>
+      </w:r>
+      <w:r>
+        <w:br/>
+      </w:r>
+      <w:r>
+        <w:rPr>
+          <w:rStyle w:val="HTMLCode"/>
+          <w:rFonts w:eastAsiaTheme="majorEastAsia"/>
+        </w:rPr>
+        <w:t xml:space="preserve">  }</w:t>
+      </w:r>
+      <w:r>
+        <w:br/>
+      </w:r>
+      <w:r>
+        <w:br/>
+      </w:r>
+      <w:r>
+        <w:rPr>
+          <w:rStyle w:val="HTMLCode"/>
+          <w:rFonts w:eastAsiaTheme="majorEastAsia"/>
+        </w:rPr>
+        <w:t xml:space="preserve">  </w:t>
+      </w:r>
+      <w:r>
+        <w:rPr>
+          <w:rStyle w:val="g"/>
+        </w:rPr>
+        <w:t>return</w:t>
+      </w:r>
+      <w:r>
+        <w:rPr>
+          <w:rStyle w:val="HTMLCode"/>
+          <w:rFonts w:eastAsiaTheme="majorEastAsia"/>
+        </w:rPr>
+        <w:t xml:space="preserve"> (</w:t>
+      </w:r>
+      <w:r>
+        <w:br/>
+      </w:r>
+      <w:r>
+        <w:rPr>
+          <w:rStyle w:val="HTMLCode"/>
+          <w:rFonts w:eastAsiaTheme="majorEastAsia"/>
+        </w:rPr>
+        <w:t xml:space="preserve">    </w:t>
+      </w:r>
+      <w:r>
+        <w:rPr>
+          <w:rStyle w:val="o"/>
+        </w:rPr>
+        <w:t>&lt;div</w:t>
+      </w:r>
+      <w:r>
+        <w:rPr>
+          <w:rStyle w:val="HTMLCode"/>
+          <w:rFonts w:eastAsiaTheme="majorEastAsia"/>
+        </w:rPr>
+        <w:t xml:space="preserve"> </w:t>
+      </w:r>
+      <w:proofErr w:type="spellStart"/>
+      <w:r>
+        <w:rPr>
+          <w:rStyle w:val="n"/>
+        </w:rPr>
+        <w:t>className</w:t>
+      </w:r>
+      <w:proofErr w:type="spellEnd"/>
+      <w:r>
+        <w:rPr>
+          <w:rStyle w:val="g"/>
+        </w:rPr>
+        <w:t>=</w:t>
+      </w:r>
+      <w:r>
+        <w:rPr>
+          <w:rStyle w:val="k"/>
+        </w:rPr>
+        <w:t>"space-y-6"</w:t>
+      </w:r>
+      <w:r>
+        <w:rPr>
+          <w:rStyle w:val="o"/>
+        </w:rPr>
+        <w:t>&gt;</w:t>
+      </w:r>
+      <w:r>
+        <w:br/>
+      </w:r>
+      <w:r>
+        <w:rPr>
+          <w:rStyle w:val="HTMLCode"/>
+          <w:rFonts w:eastAsiaTheme="majorEastAsia"/>
+        </w:rPr>
+        <w:t xml:space="preserve">      </w:t>
+      </w:r>
+      <w:r>
+        <w:rPr>
+          <w:rStyle w:val="o"/>
+        </w:rPr>
+        <w:t>&lt;</w:t>
+      </w:r>
+      <w:proofErr w:type="spellStart"/>
+      <w:r>
+        <w:rPr>
+          <w:rStyle w:val="o"/>
+        </w:rPr>
+        <w:t>PaymentElement</w:t>
+      </w:r>
+      <w:proofErr w:type="spellEnd"/>
+      <w:r>
+        <w:rPr>
+          <w:rStyle w:val="HTMLCode"/>
+          <w:rFonts w:eastAsiaTheme="majorEastAsia"/>
+        </w:rPr>
+        <w:t xml:space="preserve"> </w:t>
+      </w:r>
+      <w:r>
+        <w:rPr>
+          <w:rStyle w:val="o"/>
+        </w:rPr>
+        <w:t>/&gt;</w:t>
+      </w:r>
+      <w:r>
+        <w:br/>
+      </w:r>
+      <w:r>
+        <w:br/>
+      </w:r>
+      <w:r>
+        <w:rPr>
+          <w:rStyle w:val="HTMLCode"/>
+          <w:rFonts w:eastAsiaTheme="majorEastAsia"/>
+        </w:rPr>
+        <w:t xml:space="preserve">      </w:t>
+      </w:r>
+      <w:r>
+        <w:rPr>
+          <w:rStyle w:val="o"/>
+        </w:rPr>
+        <w:t>&lt;button</w:t>
+      </w:r>
+      <w:r>
+        <w:br/>
+      </w:r>
+      <w:r>
+        <w:rPr>
+          <w:rStyle w:val="HTMLCode"/>
+          <w:rFonts w:eastAsiaTheme="majorEastAsia"/>
+        </w:rPr>
+        <w:t xml:space="preserve">        </w:t>
+      </w:r>
+      <w:proofErr w:type="spellStart"/>
+      <w:r>
+        <w:rPr>
+          <w:rStyle w:val="n"/>
+        </w:rPr>
+        <w:t>onClick</w:t>
+      </w:r>
+      <w:proofErr w:type="spellEnd"/>
+      <w:r>
+        <w:rPr>
+          <w:rStyle w:val="g"/>
+        </w:rPr>
+        <w:t>=</w:t>
+      </w:r>
+      <w:r>
+        <w:rPr>
+          <w:rStyle w:val="HTMLCode"/>
+          <w:rFonts w:eastAsiaTheme="majorEastAsia"/>
+        </w:rPr>
+        <w:t>{</w:t>
+      </w:r>
+      <w:proofErr w:type="spellStart"/>
+      <w:r>
+        <w:rPr>
+          <w:rStyle w:val="m"/>
+        </w:rPr>
+        <w:t>handleSubmit</w:t>
+      </w:r>
+      <w:proofErr w:type="spellEnd"/>
+      <w:r>
+        <w:rPr>
+          <w:rStyle w:val="HTMLCode"/>
+          <w:rFonts w:eastAsiaTheme="majorEastAsia"/>
+        </w:rPr>
+        <w:t>}</w:t>
+      </w:r>
+      <w:r>
+        <w:br/>
+      </w:r>
+      <w:r>
+        <w:rPr>
+          <w:rStyle w:val="HTMLCode"/>
+          <w:rFonts w:eastAsiaTheme="majorEastAsia"/>
+        </w:rPr>
+        <w:t xml:space="preserve">        </w:t>
+      </w:r>
+      <w:r>
+        <w:rPr>
+          <w:rStyle w:val="n"/>
+        </w:rPr>
+        <w:t>disabled</w:t>
+      </w:r>
+      <w:r>
+        <w:rPr>
+          <w:rStyle w:val="g"/>
+        </w:rPr>
+        <w:t>=</w:t>
+      </w:r>
+      <w:r>
+        <w:rPr>
+          <w:rStyle w:val="HTMLCode"/>
+          <w:rFonts w:eastAsiaTheme="majorEastAsia"/>
+        </w:rPr>
+        <w:t>{</w:t>
+      </w:r>
+      <w:r>
+        <w:rPr>
+          <w:rStyle w:val="m"/>
+        </w:rPr>
+        <w:t>loading</w:t>
+      </w:r>
+      <w:r>
+        <w:rPr>
+          <w:rStyle w:val="HTMLCode"/>
+          <w:rFonts w:eastAsiaTheme="majorEastAsia"/>
+        </w:rPr>
+        <w:t>}</w:t>
+      </w:r>
+      <w:r>
+        <w:br/>
+      </w:r>
+      <w:r>
+        <w:rPr>
+          <w:rStyle w:val="HTMLCode"/>
+          <w:rFonts w:eastAsiaTheme="majorEastAsia"/>
+        </w:rPr>
+        <w:t xml:space="preserve">      </w:t>
+      </w:r>
+      <w:r>
+        <w:rPr>
+          <w:rStyle w:val="o"/>
+        </w:rPr>
+        <w:t>&gt;</w:t>
+      </w:r>
+      <w:r>
+        <w:br/>
+      </w:r>
+      <w:r>
+        <w:rPr>
+          <w:rStyle w:val="HTMLCode"/>
+          <w:rFonts w:eastAsiaTheme="majorEastAsia"/>
+        </w:rPr>
+        <w:t xml:space="preserve">        {</w:t>
+      </w:r>
+      <w:r>
+        <w:rPr>
+          <w:rStyle w:val="m"/>
+        </w:rPr>
+        <w:t>loading</w:t>
+      </w:r>
+      <w:r>
+        <w:br/>
+      </w:r>
+      <w:r>
+        <w:rPr>
+          <w:rStyle w:val="HTMLCode"/>
+          <w:rFonts w:eastAsiaTheme="majorEastAsia"/>
+        </w:rPr>
+        <w:t xml:space="preserve">          </w:t>
+      </w:r>
+      <w:r>
+        <w:rPr>
+          <w:rStyle w:val="g"/>
+        </w:rPr>
+        <w:t>?</w:t>
+      </w:r>
+      <w:r>
+        <w:rPr>
+          <w:rStyle w:val="HTMLCode"/>
+          <w:rFonts w:eastAsiaTheme="majorEastAsia"/>
+        </w:rPr>
+        <w:t xml:space="preserve"> </w:t>
+      </w:r>
+      <w:r>
+        <w:rPr>
+          <w:rStyle w:val="k"/>
+        </w:rPr>
+        <w:t>"Verifying..."</w:t>
+      </w:r>
+      <w:r>
+        <w:br/>
+      </w:r>
+      <w:r>
+        <w:rPr>
+          <w:rStyle w:val="HTMLCode"/>
+          <w:rFonts w:eastAsiaTheme="majorEastAsia"/>
+        </w:rPr>
+        <w:t xml:space="preserve">          </w:t>
+      </w:r>
+      <w:r>
+        <w:rPr>
+          <w:rStyle w:val="g"/>
+        </w:rPr>
+        <w:t>:</w:t>
+      </w:r>
+      <w:r>
+        <w:rPr>
+          <w:rStyle w:val="HTMLCode"/>
+          <w:rFonts w:eastAsiaTheme="majorEastAsia"/>
+        </w:rPr>
+        <w:t xml:space="preserve"> </w:t>
+      </w:r>
+      <w:r>
+        <w:rPr>
+          <w:rStyle w:val="k"/>
+        </w:rPr>
+        <w:t>"Verify Card"</w:t>
+      </w:r>
+      <w:r>
+        <w:rPr>
+          <w:rStyle w:val="HTMLCode"/>
+          <w:rFonts w:eastAsiaTheme="majorEastAsia"/>
+        </w:rPr>
+        <w:t>}</w:t>
+      </w:r>
+      <w:r>
+        <w:br/>
+      </w:r>
+      <w:r>
+        <w:rPr>
+          <w:rStyle w:val="HTMLCode"/>
+          <w:rFonts w:eastAsiaTheme="majorEastAsia"/>
+        </w:rPr>
+        <w:t xml:space="preserve">      </w:t>
+      </w:r>
+      <w:r>
+        <w:rPr>
+          <w:rStyle w:val="o"/>
+        </w:rPr>
+        <w:t>&lt;/button&gt;</w:t>
+      </w:r>
+      <w:r>
+        <w:br/>
+      </w:r>
+      <w:r>
+        <w:rPr>
+          <w:rStyle w:val="HTMLCode"/>
+          <w:rFonts w:eastAsiaTheme="majorEastAsia"/>
+        </w:rPr>
+        <w:t xml:space="preserve">    </w:t>
+      </w:r>
+      <w:r>
+        <w:rPr>
+          <w:rStyle w:val="o"/>
+        </w:rPr>
+        <w:t>&lt;/div&gt;</w:t>
+      </w:r>
+      <w:r>
+        <w:br/>
+      </w:r>
+      <w:r>
+        <w:rPr>
+          <w:rStyle w:val="HTMLCode"/>
+          <w:rFonts w:eastAsiaTheme="majorEastAsia"/>
+        </w:rPr>
+        <w:t xml:space="preserve">  );</w:t>
+      </w:r>
+      <w:r>
+        <w:br/>
+      </w:r>
+      <w:r>
+        <w:rPr>
+          <w:rStyle w:val="HTMLCode"/>
+          <w:rFonts w:eastAsiaTheme="majorEastAsia"/>
+        </w:rPr>
+        <w:t>}</w:t>
+      </w:r>
+    </w:p>
+    <w:p>
+      <w:r>
+        <w:pict>
+          <v:rect id="_x0000_i1086" style="width:0;height:1.5pt" o:hralign="center" o:hrstd="t" o:hr="t" fillcolor="#a0a0a0" stroked="f"/>
+        </w:pict>
+      </w:r>
+    </w:p>
+    <w:p>
+      <w:pPr>
+        <w:pStyle w:val="Heading1"/>
+      </w:pPr>
+      <w:r>
+        <w:t>8. Save Payment Method to User</w:t>
+      </w:r>
+    </w:p>
+    <w:p>
+      <w:pPr>
+        <w:pStyle w:val="NormalWeb"/>
+      </w:pPr>
+      <w:r>
+        <w:t>After successful verification:</w:t>
+      </w:r>
+    </w:p>
+    <w:p>
+      <w:pPr>
+        <w:pStyle w:val="HTMLPreformatted"/>
+      </w:pPr>
+      <w:proofErr w:type="spellStart"/>
+      <w:r>
+        <w:rPr>
+          <w:rStyle w:val="m"/>
+        </w:rPr>
+        <w:t>setupIntent</w:t>
+      </w:r>
+      <w:r>
+        <w:rPr>
+          <w:rStyle w:val="g"/>
+        </w:rPr>
+        <w:t>.</w:t>
+      </w:r>
+      <w:r>
+        <w:rPr>
+          <w:rStyle w:val="HTMLCode"/>
+          <w:rFonts w:eastAsiaTheme="majorEastAsia"/>
+        </w:rPr>
+        <w:t>payment_method</w:t>
+      </w:r>
+      <w:proofErr w:type="spellEnd"/>
+    </w:p>
+    <w:p>
+      <w:pPr>
+        <w:pStyle w:val="NormalWeb"/>
+      </w:pPr>
+      <w:r>
+        <w:t>returns the Stripe payment method ID.</w:t>
+      </w:r>
+    </w:p>
+    <w:p>
+      <w:pPr>
+        <w:pStyle w:val="NormalWeb"/>
+      </w:pPr>
+      <w:r>
+        <w:t>Save that into:</w:t>
+      </w:r>
+    </w:p>
+    <w:p>
+      <w:pPr>
+        <w:pStyle w:val="HTMLPreformatted"/>
+      </w:pPr>
+      <w:proofErr w:type="spellStart"/>
+      <w:r>
+        <w:rPr>
+          <w:rStyle w:val="HTMLCode"/>
+          <w:rFonts w:eastAsiaTheme="majorEastAsia"/>
+        </w:rPr>
+        <w:t>user_</w:t>
+      </w:r>
+      <w:proofErr w:type="gramStart"/>
+      <w:r>
+        <w:rPr>
+          <w:rStyle w:val="HTMLCode"/>
+          <w:rFonts w:eastAsiaTheme="majorEastAsia"/>
+        </w:rPr>
+        <w:t>profiles.stripe</w:t>
+      </w:r>
+      <w:proofErr w:type="gramEnd"/>
+      <w:r>
+        <w:rPr>
+          <w:rStyle w:val="HTMLCode"/>
+          <w:rFonts w:eastAsiaTheme="majorEastAsia"/>
+        </w:rPr>
+        <w:t>_payment_method_id</w:t>
+      </w:r>
+      <w:proofErr w:type="spellEnd"/>
+    </w:p>
+    <w:p>
+      <w:pPr>
+        <w:pStyle w:val="NormalWeb"/>
+      </w:pPr>
+      <w:r>
+        <w:t>You should also store:</w:t>
+      </w:r>
+    </w:p>
+    <w:p>
+      <w:pPr>
+        <w:pStyle w:val="HTMLPreformatted"/>
+      </w:pPr>
+      <w:proofErr w:type="spellStart"/>
+      <w:r>
+        <w:rPr>
+          <w:rStyle w:val="HTMLCode"/>
+          <w:rFonts w:eastAsiaTheme="majorEastAsia"/>
+        </w:rPr>
+        <w:t>stripe_customer_id</w:t>
+      </w:r>
+      <w:proofErr w:type="spellEnd"/>
+    </w:p>
+    <w:p>
+      <w:r>
+        <w:pict>
+          <v:rect id="_x0000_i1087" style="width:0;height:1.5pt" o:hralign="center" o:hrstd="t" o:hr="t" fillcolor="#a0a0a0" stroked="f"/>
+        </w:pict>
+      </w:r>
+    </w:p>
+    <w:p>
+      <w:pPr>
+        <w:pStyle w:val="Heading1"/>
+      </w:pPr>
+      <w:r>
+        <w:t>9. Recommended DB Columns</w:t>
+      </w:r>
+    </w:p>
+    <w:p>
+      <w:pPr>
+        <w:pStyle w:val="HTMLPreformatted"/>
+      </w:pPr>
+      <w:r>
+        <w:rPr>
+          <w:rStyle w:val="g"/>
+        </w:rPr>
+        <w:t>ALTER</w:t>
+      </w:r>
+      <w:r>
+        <w:rPr>
+          <w:rStyle w:val="HTMLCode"/>
+          <w:rFonts w:eastAsiaTheme="majorEastAsia"/>
+        </w:rPr>
+        <w:t xml:space="preserve"> </w:t>
+      </w:r>
+      <w:r>
+        <w:rPr>
+          <w:rStyle w:val="g"/>
+        </w:rPr>
+        <w:t>TABLE</w:t>
+      </w:r>
+      <w:r>
+        <w:rPr>
+          <w:rStyle w:val="HTMLCode"/>
+          <w:rFonts w:eastAsiaTheme="majorEastAsia"/>
+        </w:rPr>
+        <w:t xml:space="preserve"> </w:t>
+      </w:r>
+      <w:proofErr w:type="spellStart"/>
+      <w:r>
+        <w:rPr>
+          <w:rStyle w:val="HTMLCode"/>
+          <w:rFonts w:eastAsiaTheme="majorEastAsia"/>
+        </w:rPr>
+        <w:t>user_profiles</w:t>
+      </w:r>
+      <w:proofErr w:type="spellEnd"/>
+      <w:r>
+        <w:br/>
+      </w:r>
+      <w:r>
+        <w:rPr>
+          <w:rStyle w:val="g"/>
+        </w:rPr>
+        <w:t>ADD</w:t>
+      </w:r>
+      <w:r>
+        <w:rPr>
+          <w:rStyle w:val="HTMLCode"/>
+          <w:rFonts w:eastAsiaTheme="majorEastAsia"/>
+        </w:rPr>
+        <w:t xml:space="preserve"> </w:t>
+      </w:r>
+      <w:r>
+        <w:rPr>
+          <w:rStyle w:val="g"/>
+        </w:rPr>
+        <w:t>COLUMN</w:t>
+      </w:r>
+      <w:r>
+        <w:rPr>
+          <w:rStyle w:val="HTMLCode"/>
+          <w:rFonts w:eastAsiaTheme="majorEastAsia"/>
+        </w:rPr>
+        <w:t xml:space="preserve"> </w:t>
+      </w:r>
+      <w:proofErr w:type="spellStart"/>
+      <w:r>
+        <w:rPr>
+          <w:rStyle w:val="HTMLCode"/>
+          <w:rFonts w:eastAsiaTheme="majorEastAsia"/>
+        </w:rPr>
+        <w:t>stripe_customer_id</w:t>
+      </w:r>
+      <w:proofErr w:type="spellEnd"/>
+      <w:r>
+        <w:rPr>
+          <w:rStyle w:val="HTMLCode"/>
+          <w:rFonts w:eastAsiaTheme="majorEastAsia"/>
+        </w:rPr>
+        <w:t xml:space="preserve"> TEXT;</w:t>
+      </w:r>
+      <w:r>
+        <w:br/>
+      </w:r>
+      <w:r>
+        <w:br/>
+      </w:r>
+      <w:r>
+        <w:rPr>
+          <w:rStyle w:val="g"/>
+        </w:rPr>
+        <w:t>ALTER</w:t>
+      </w:r>
+      <w:r>
+        <w:rPr>
+          <w:rStyle w:val="HTMLCode"/>
+          <w:rFonts w:eastAsiaTheme="majorEastAsia"/>
+        </w:rPr>
+        <w:t xml:space="preserve"> </w:t>
+      </w:r>
+      <w:r>
+        <w:rPr>
+          <w:rStyle w:val="g"/>
+        </w:rPr>
+        <w:t>TABLE</w:t>
+      </w:r>
+      <w:r>
+        <w:rPr>
+          <w:rStyle w:val="HTMLCode"/>
+          <w:rFonts w:eastAsiaTheme="majorEastAsia"/>
+        </w:rPr>
+        <w:t xml:space="preserve"> </w:t>
+      </w:r>
+      <w:proofErr w:type="spellStart"/>
+      <w:r>
+        <w:rPr>
+          <w:rStyle w:val="HTMLCode"/>
+          <w:rFonts w:eastAsiaTheme="majorEastAsia"/>
+        </w:rPr>
+        <w:t>user_profiles</w:t>
+      </w:r>
+      <w:proofErr w:type="spellEnd"/>
+      <w:r>
+        <w:br/>
+      </w:r>
+      <w:r>
+        <w:rPr>
+          <w:rStyle w:val="g"/>
+        </w:rPr>
+        <w:t>ADD</w:t>
+      </w:r>
+      <w:r>
+        <w:rPr>
+          <w:rStyle w:val="HTMLCode"/>
+          <w:rFonts w:eastAsiaTheme="majorEastAsia"/>
+        </w:rPr>
+        <w:t xml:space="preserve"> </w:t>
+      </w:r>
+      <w:r>
+        <w:rPr>
+          <w:rStyle w:val="g"/>
+        </w:rPr>
+        <w:t>COLUMN</w:t>
+      </w:r>
+      <w:r>
+        <w:rPr>
+          <w:rStyle w:val="HTMLCode"/>
+          <w:rFonts w:eastAsiaTheme="majorEastAsia"/>
+        </w:rPr>
+        <w:t xml:space="preserve"> </w:t>
+      </w:r>
+      <w:proofErr w:type="spellStart"/>
+      <w:r>
+        <w:rPr>
+          <w:rStyle w:val="HTMLCode"/>
+          <w:rFonts w:eastAsiaTheme="majorEastAsia"/>
+        </w:rPr>
+        <w:t>stripe_payment_method_id</w:t>
+      </w:r>
+      <w:proofErr w:type="spellEnd"/>
+      <w:r>
+        <w:rPr>
+          <w:rStyle w:val="HTMLCode"/>
+          <w:rFonts w:eastAsiaTheme="majorEastAsia"/>
+        </w:rPr>
+        <w:t xml:space="preserve"> TEXT;</w:t>
+      </w:r>
+    </w:p>
+    <w:p>
+      <w:r>
+        <w:pict>
+          <v:rect id="_x0000_i1088" style="width:0;height:1.5pt" o:hralign="center" o:hrstd="t" o:hr="t" fillcolor="#a0a0a0" stroked="f"/>
+        </w:pict>
+      </w:r>
+    </w:p>
+    <w:p>
+      <w:pPr>
+        <w:pStyle w:val="Heading1"/>
+      </w:pPr>
+      <w:r>
+        <w:t>10. What Happens After This</w:t>
+      </w:r>
+    </w:p>
+    <w:p>
+      <w:pPr>
+        <w:pStyle w:val="NormalWeb"/>
+      </w:pPr>
+      <w:r>
+        <w:t>Once completed, Community One can:</w:t>
+      </w:r>
+    </w:p>
+    <w:p>
+      <w:pPr>
+        <w:numPr>
+          <w:ilvl w:val="0"/>
+          <w:numId w:val="46"/>
+        </w:numPr>
+        <w:spacing w:before="100" w:beforeAutospacing="1" w:after="100" w:afterAutospacing="1" w:line="240" w:lineRule="auto"/>
+      </w:pPr>
+      <w:r>
+        <w:lastRenderedPageBreak/>
+        <w:t xml:space="preserve">verify cards </w:t>
+      </w:r>
+    </w:p>
+    <w:p>
+      <w:pPr>
+        <w:numPr>
+          <w:ilvl w:val="0"/>
+          <w:numId w:val="46"/>
+        </w:numPr>
+        <w:spacing w:before="100" w:beforeAutospacing="1" w:after="100" w:afterAutospacing="1" w:line="240" w:lineRule="auto"/>
+      </w:pPr>
+      <w:r>
+        <w:t xml:space="preserve">store payment methods </w:t>
+      </w:r>
+    </w:p>
+    <w:p>
+      <w:pPr>
+        <w:numPr>
+          <w:ilvl w:val="0"/>
+          <w:numId w:val="46"/>
+        </w:numPr>
+        <w:spacing w:before="100" w:beforeAutospacing="1" w:after="100" w:afterAutospacing="1" w:line="240" w:lineRule="auto"/>
+      </w:pPr>
+      <w:r>
+        <w:t xml:space="preserve">create subscriptions </w:t>
+      </w:r>
+    </w:p>
+    <w:p>
+      <w:pPr>
+        <w:numPr>
+          <w:ilvl w:val="0"/>
+          <w:numId w:val="46"/>
+        </w:numPr>
+        <w:spacing w:before="100" w:beforeAutospacing="1" w:after="100" w:afterAutospacing="1" w:line="240" w:lineRule="auto"/>
+      </w:pPr>
+      <w:r>
+        <w:t xml:space="preserve">process creator payouts </w:t>
+      </w:r>
+    </w:p>
+    <w:p>
+      <w:pPr>
+        <w:numPr>
+          <w:ilvl w:val="0"/>
+          <w:numId w:val="46"/>
+        </w:numPr>
+        <w:spacing w:before="100" w:beforeAutospacing="1" w:after="100" w:afterAutospacing="1" w:line="240" w:lineRule="auto"/>
+      </w:pPr>
+      <w:r>
+        <w:t xml:space="preserve">run memberships </w:t>
+      </w:r>
+    </w:p>
+    <w:p>
+      <w:pPr>
+        <w:numPr>
+          <w:ilvl w:val="0"/>
+          <w:numId w:val="46"/>
+        </w:numPr>
+        <w:spacing w:before="100" w:beforeAutospacing="1" w:after="100" w:afterAutospacing="1" w:line="240" w:lineRule="auto"/>
+      </w:pPr>
+      <w:r>
+        <w:t xml:space="preserve">support marketplace purchases </w:t>
+      </w:r>
+    </w:p>
+    <w:p>
+      <w:pPr>
+        <w:numPr>
+          <w:ilvl w:val="0"/>
+          <w:numId w:val="46"/>
+        </w:numPr>
+        <w:spacing w:before="100" w:beforeAutospacing="1" w:after="100" w:afterAutospacing="1" w:line="240" w:lineRule="auto"/>
+      </w:pPr>
+      <w:r>
+        <w:t xml:space="preserve">support tipping/donations </w:t>
+      </w:r>
+    </w:p>
+    <w:p>
+      <w:pPr>
+        <w:pStyle w:val="NormalWeb"/>
+      </w:pPr>
+      <w:r>
+        <w:t>without redesigning the payment system later.</w:t>
+      </w:r>
+    </w:p>
+    <w:p>
+      <w:r>
+        <w:pict>
+          <v:rect id="_x0000_i1089" style="width:0;height:1.5pt" o:hralign="center" o:hrstd="t" o:hr="t" fillcolor="#a0a0a0" stroked="f"/>
+        </w:pict>
+      </w:r>
+    </w:p>
+    <w:p>
+      <w:pPr>
+        <w:pStyle w:val="Heading1"/>
+      </w:pPr>
+      <w:r>
+        <w:t>Important UI Change</w:t>
+      </w:r>
+    </w:p>
+    <w:p>
+      <w:pPr>
+        <w:pStyle w:val="NormalWeb"/>
+      </w:pPr>
+      <w:r>
+        <w:t>Your current screen implies users manually enter card details.</w:t>
+      </w:r>
+    </w:p>
+    <w:p>
+      <w:pPr>
+        <w:pStyle w:val="NormalWeb"/>
+      </w:pPr>
+      <w:r>
+        <w:t>You should replace the entire payment section with:</w:t>
+      </w:r>
+    </w:p>
+    <w:p>
+      <w:pPr>
+        <w:numPr>
+          <w:ilvl w:val="0"/>
+          <w:numId w:val="47"/>
+        </w:numPr>
+        <w:spacing w:before="100" w:beforeAutospacing="1" w:after="100" w:afterAutospacing="1" w:line="240" w:lineRule="auto"/>
+      </w:pPr>
+      <w:r>
+        <w:t xml:space="preserve">Stripe Payment Element </w:t>
+      </w:r>
+    </w:p>
+    <w:p>
+      <w:pPr>
+        <w:numPr>
+          <w:ilvl w:val="0"/>
+          <w:numId w:val="47"/>
+        </w:numPr>
+        <w:spacing w:before="100" w:beforeAutospacing="1" w:after="100" w:afterAutospacing="1" w:line="240" w:lineRule="auto"/>
+      </w:pPr>
+      <w:r>
+        <w:t xml:space="preserve">“Verify Card” button </w:t>
+      </w:r>
+    </w:p>
+    <w:p>
+      <w:pPr>
+        <w:numPr>
+          <w:ilvl w:val="0"/>
+          <w:numId w:val="47"/>
+        </w:numPr>
+        <w:spacing w:before="100" w:beforeAutospacing="1" w:after="100" w:afterAutospacing="1" w:line="240" w:lineRule="auto"/>
+      </w:pPr>
+      <w:r>
+        <w:t>Card status display</w:t>
+      </w:r>
+    </w:p>
+    <w:p>
+      <w:pPr>
+        <w:pStyle w:val="NormalWeb"/>
+      </w:pPr>
     </w:p>
     <w:sectPr>
       <w:pgSz w:w="11906" w:h="16838"/>
@@ -21516,6 +26259,155 @@
     </w:lvl>
   </w:abstractNum>
   <w:abstractNum w:abstractNumId="19" w15:restartNumberingAfterBreak="0">
+    <w:nsid w:val="2DCF2D30"/>
+    <w:multiLevelType w:val="multilevel"/>
+    <w:tmpl w:val="6EC635EA"/>
+    <w:lvl w:ilvl="0">
+      <w:start w:val="1"/>
+      <w:numFmt w:val="bullet"/>
+      <w:lvlText w:val=""/>
+      <w:lvlJc w:val="left"/>
+      <w:pPr>
+        <w:tabs>
+          <w:tab w:val="num" w:pos="720"/>
+        </w:tabs>
+        <w:ind w:left="720" w:hanging="360"/>
+      </w:pPr>
+      <w:rPr>
+        <w:rFonts w:ascii="Symbol" w:hAnsi="Symbol" w:hint="default"/>
+        <w:sz w:val="20"/>
+      </w:rPr>
+    </w:lvl>
+    <w:lvl w:ilvl="1" w:tentative="1">
+      <w:start w:val="1"/>
+      <w:numFmt w:val="bullet"/>
+      <w:lvlText w:val="o"/>
+      <w:lvlJc w:val="left"/>
+      <w:pPr>
+        <w:tabs>
+          <w:tab w:val="num" w:pos="1440"/>
+        </w:tabs>
+        <w:ind w:left="1440" w:hanging="360"/>
+      </w:pPr>
+      <w:rPr>
+        <w:rFonts w:ascii="Courier New" w:hAnsi="Courier New" w:hint="default"/>
+        <w:sz w:val="20"/>
+      </w:rPr>
+    </w:lvl>
+    <w:lvl w:ilvl="2" w:tentative="1">
+      <w:start w:val="1"/>
+      <w:numFmt w:val="bullet"/>
+      <w:lvlText w:val=""/>
+      <w:lvlJc w:val="left"/>
+      <w:pPr>
+        <w:tabs>
+          <w:tab w:val="num" w:pos="2160"/>
+        </w:tabs>
+        <w:ind w:left="2160" w:hanging="360"/>
+      </w:pPr>
+      <w:rPr>
+        <w:rFonts w:ascii="Wingdings" w:hAnsi="Wingdings" w:hint="default"/>
+        <w:sz w:val="20"/>
+      </w:rPr>
+    </w:lvl>
+    <w:lvl w:ilvl="3" w:tentative="1">
+      <w:start w:val="1"/>
+      <w:numFmt w:val="bullet"/>
+      <w:lvlText w:val=""/>
+      <w:lvlJc w:val="left"/>
+      <w:pPr>
+        <w:tabs>
+          <w:tab w:val="num" w:pos="2880"/>
+        </w:tabs>
+        <w:ind w:left="2880" w:hanging="360"/>
+      </w:pPr>
+      <w:rPr>
+        <w:rFonts w:ascii="Wingdings" w:hAnsi="Wingdings" w:hint="default"/>
+        <w:sz w:val="20"/>
+      </w:rPr>
+    </w:lvl>
+    <w:lvl w:ilvl="4" w:tentative="1">
+      <w:start w:val="1"/>
+      <w:numFmt w:val="bullet"/>
+      <w:lvlText w:val=""/>
+      <w:lvlJc w:val="left"/>
+      <w:pPr>
+        <w:tabs>
+          <w:tab w:val="num" w:pos="3600"/>
+        </w:tabs>
+        <w:ind w:left="3600" w:hanging="360"/>
+      </w:pPr>
+      <w:rPr>
+        <w:rFonts w:ascii="Wingdings" w:hAnsi="Wingdings" w:hint="default"/>
+        <w:sz w:val="20"/>
+      </w:rPr>
+    </w:lvl>
+    <w:lvl w:ilvl="5" w:tentative="1">
+      <w:start w:val="1"/>
+      <w:numFmt w:val="bullet"/>
+      <w:lvlText w:val=""/>
+      <w:lvlJc w:val="left"/>
+      <w:pPr>
+        <w:tabs>
+          <w:tab w:val="num" w:pos="4320"/>
+        </w:tabs>
+        <w:ind w:left="4320" w:hanging="360"/>
+      </w:pPr>
+      <w:rPr>
+        <w:rFonts w:ascii="Wingdings" w:hAnsi="Wingdings" w:hint="default"/>
+        <w:sz w:val="20"/>
+      </w:rPr>
+    </w:lvl>
+    <w:lvl w:ilvl="6" w:tentative="1">
+      <w:start w:val="1"/>
+      <w:numFmt w:val="bullet"/>
+      <w:lvlText w:val=""/>
+      <w:lvlJc w:val="left"/>
+      <w:pPr>
+        <w:tabs>
+          <w:tab w:val="num" w:pos="5040"/>
+        </w:tabs>
+        <w:ind w:left="5040" w:hanging="360"/>
+      </w:pPr>
+      <w:rPr>
+        <w:rFonts w:ascii="Wingdings" w:hAnsi="Wingdings" w:hint="default"/>
+        <w:sz w:val="20"/>
+      </w:rPr>
+    </w:lvl>
+    <w:lvl w:ilvl="7" w:tentative="1">
+      <w:start w:val="1"/>
+      <w:numFmt w:val="bullet"/>
+      <w:lvlText w:val=""/>
+      <w:lvlJc w:val="left"/>
+      <w:pPr>
+        <w:tabs>
+          <w:tab w:val="num" w:pos="5760"/>
+        </w:tabs>
+        <w:ind w:left="5760" w:hanging="360"/>
+      </w:pPr>
+      <w:rPr>
+        <w:rFonts w:ascii="Wingdings" w:hAnsi="Wingdings" w:hint="default"/>
+        <w:sz w:val="20"/>
+      </w:rPr>
+    </w:lvl>
+    <w:lvl w:ilvl="8" w:tentative="1">
+      <w:start w:val="1"/>
+      <w:numFmt w:val="bullet"/>
+      <w:lvlText w:val=""/>
+      <w:lvlJc w:val="left"/>
+      <w:pPr>
+        <w:tabs>
+          <w:tab w:val="num" w:pos="6480"/>
+        </w:tabs>
+        <w:ind w:left="6480" w:hanging="360"/>
+      </w:pPr>
+      <w:rPr>
+        <w:rFonts w:ascii="Wingdings" w:hAnsi="Wingdings" w:hint="default"/>
+        <w:sz w:val="20"/>
+      </w:rPr>
+    </w:lvl>
+  </w:abstractNum>
+  <w:abstractNum w:abstractNumId="20" w15:restartNumberingAfterBreak="0">
     <w:nsid w:val="3CE90A22"/>
     <w:multiLevelType w:val="hybridMultilevel"/>
     <w:tmpl w:val="B246982C"/>
@@ -21628,7 +26520,7 @@
       </w:rPr>
     </w:lvl>
   </w:abstractNum>
-  <w:abstractNum w:abstractNumId="20" w15:restartNumberingAfterBreak="0">
+  <w:abstractNum w:abstractNumId="21" w15:restartNumberingAfterBreak="0">
     <w:nsid w:val="3CEA0C1C"/>
     <w:multiLevelType w:val="multilevel"/>
     <w:tmpl w:val="5F606204"/>
@@ -21777,7 +26669,7 @@
       </w:rPr>
     </w:lvl>
   </w:abstractNum>
-  <w:abstractNum w:abstractNumId="21" w15:restartNumberingAfterBreak="0">
+  <w:abstractNum w:abstractNumId="22" w15:restartNumberingAfterBreak="0">
     <w:nsid w:val="41FA5DFA"/>
     <w:multiLevelType w:val="multilevel"/>
     <w:tmpl w:val="25D83A64"/>
@@ -21926,7 +26818,7 @@
       </w:rPr>
     </w:lvl>
   </w:abstractNum>
-  <w:abstractNum w:abstractNumId="22" w15:restartNumberingAfterBreak="0">
+  <w:abstractNum w:abstractNumId="23" w15:restartNumberingAfterBreak="0">
     <w:nsid w:val="43206AC7"/>
     <w:multiLevelType w:val="multilevel"/>
     <w:tmpl w:val="0C090025"/>
@@ -22021,7 +26913,7 @@
       </w:pPr>
     </w:lvl>
   </w:abstractNum>
-  <w:abstractNum w:abstractNumId="23" w15:restartNumberingAfterBreak="0">
+  <w:abstractNum w:abstractNumId="24" w15:restartNumberingAfterBreak="0">
     <w:nsid w:val="4AB135D5"/>
     <w:multiLevelType w:val="multilevel"/>
     <w:tmpl w:val="DB20D2AC"/>
@@ -22170,7 +27062,7 @@
       </w:rPr>
     </w:lvl>
   </w:abstractNum>
-  <w:abstractNum w:abstractNumId="24" w15:restartNumberingAfterBreak="0">
+  <w:abstractNum w:abstractNumId="25" w15:restartNumberingAfterBreak="0">
     <w:nsid w:val="4D6F7327"/>
     <w:multiLevelType w:val="multilevel"/>
     <w:tmpl w:val="F13E5DBA"/>
@@ -22319,7 +27211,156 @@
       </w:rPr>
     </w:lvl>
   </w:abstractNum>
-  <w:abstractNum w:abstractNumId="25" w15:restartNumberingAfterBreak="0">
+  <w:abstractNum w:abstractNumId="26" w15:restartNumberingAfterBreak="0">
+    <w:nsid w:val="54BD10E9"/>
+    <w:multiLevelType w:val="multilevel"/>
+    <w:tmpl w:val="FDE62520"/>
+    <w:lvl w:ilvl="0">
+      <w:start w:val="1"/>
+      <w:numFmt w:val="bullet"/>
+      <w:lvlText w:val=""/>
+      <w:lvlJc w:val="left"/>
+      <w:pPr>
+        <w:tabs>
+          <w:tab w:val="num" w:pos="720"/>
+        </w:tabs>
+        <w:ind w:left="720" w:hanging="360"/>
+      </w:pPr>
+      <w:rPr>
+        <w:rFonts w:ascii="Symbol" w:hAnsi="Symbol" w:hint="default"/>
+        <w:sz w:val="20"/>
+      </w:rPr>
+    </w:lvl>
+    <w:lvl w:ilvl="1" w:tentative="1">
+      <w:start w:val="1"/>
+      <w:numFmt w:val="bullet"/>
+      <w:lvlText w:val="o"/>
+      <w:lvlJc w:val="left"/>
+      <w:pPr>
+        <w:tabs>
+          <w:tab w:val="num" w:pos="1440"/>
+        </w:tabs>
+        <w:ind w:left="1440" w:hanging="360"/>
+      </w:pPr>
+      <w:rPr>
+        <w:rFonts w:ascii="Courier New" w:hAnsi="Courier New" w:hint="default"/>
+        <w:sz w:val="20"/>
+      </w:rPr>
+    </w:lvl>
+    <w:lvl w:ilvl="2" w:tentative="1">
+      <w:start w:val="1"/>
+      <w:numFmt w:val="bullet"/>
+      <w:lvlText w:val=""/>
+      <w:lvlJc w:val="left"/>
+      <w:pPr>
+        <w:tabs>
+          <w:tab w:val="num" w:pos="2160"/>
+        </w:tabs>
+        <w:ind w:left="2160" w:hanging="360"/>
+      </w:pPr>
+      <w:rPr>
+        <w:rFonts w:ascii="Wingdings" w:hAnsi="Wingdings" w:hint="default"/>
+        <w:sz w:val="20"/>
+      </w:rPr>
+    </w:lvl>
+    <w:lvl w:ilvl="3" w:tentative="1">
+      <w:start w:val="1"/>
+      <w:numFmt w:val="bullet"/>
+      <w:lvlText w:val=""/>
+      <w:lvlJc w:val="left"/>
+      <w:pPr>
+        <w:tabs>
+          <w:tab w:val="num" w:pos="2880"/>
+        </w:tabs>
+        <w:ind w:left="2880" w:hanging="360"/>
+      </w:pPr>
+      <w:rPr>
+        <w:rFonts w:ascii="Wingdings" w:hAnsi="Wingdings" w:hint="default"/>
+        <w:sz w:val="20"/>
+      </w:rPr>
+    </w:lvl>
+    <w:lvl w:ilvl="4" w:tentative="1">
+      <w:start w:val="1"/>
+      <w:numFmt w:val="bullet"/>
+      <w:lvlText w:val=""/>
+      <w:lvlJc w:val="left"/>
+      <w:pPr>
+        <w:tabs>
+          <w:tab w:val="num" w:pos="3600"/>
+        </w:tabs>
+        <w:ind w:left="3600" w:hanging="360"/>
+      </w:pPr>
+      <w:rPr>
+        <w:rFonts w:ascii="Wingdings" w:hAnsi="Wingdings" w:hint="default"/>
+        <w:sz w:val="20"/>
+      </w:rPr>
+    </w:lvl>
+    <w:lvl w:ilvl="5" w:tentative="1">
+      <w:start w:val="1"/>
+      <w:numFmt w:val="bullet"/>
+      <w:lvlText w:val=""/>
+      <w:lvlJc w:val="left"/>
+      <w:pPr>
+        <w:tabs>
+          <w:tab w:val="num" w:pos="4320"/>
+        </w:tabs>
+        <w:ind w:left="4320" w:hanging="360"/>
+      </w:pPr>
+      <w:rPr>
+        <w:rFonts w:ascii="Wingdings" w:hAnsi="Wingdings" w:hint="default"/>
+        <w:sz w:val="20"/>
+      </w:rPr>
+    </w:lvl>
+    <w:lvl w:ilvl="6" w:tentative="1">
+      <w:start w:val="1"/>
+      <w:numFmt w:val="bullet"/>
+      <w:lvlText w:val=""/>
+      <w:lvlJc w:val="left"/>
+      <w:pPr>
+        <w:tabs>
+          <w:tab w:val="num" w:pos="5040"/>
+        </w:tabs>
+        <w:ind w:left="5040" w:hanging="360"/>
+      </w:pPr>
+      <w:rPr>
+        <w:rFonts w:ascii="Wingdings" w:hAnsi="Wingdings" w:hint="default"/>
+        <w:sz w:val="20"/>
+      </w:rPr>
+    </w:lvl>
+    <w:lvl w:ilvl="7" w:tentative="1">
+      <w:start w:val="1"/>
+      <w:numFmt w:val="bullet"/>
+      <w:lvlText w:val=""/>
+      <w:lvlJc w:val="left"/>
+      <w:pPr>
+        <w:tabs>
+          <w:tab w:val="num" w:pos="5760"/>
+        </w:tabs>
+        <w:ind w:left="5760" w:hanging="360"/>
+      </w:pPr>
+      <w:rPr>
+        <w:rFonts w:ascii="Wingdings" w:hAnsi="Wingdings" w:hint="default"/>
+        <w:sz w:val="20"/>
+      </w:rPr>
+    </w:lvl>
+    <w:lvl w:ilvl="8" w:tentative="1">
+      <w:start w:val="1"/>
+      <w:numFmt w:val="bullet"/>
+      <w:lvlText w:val=""/>
+      <w:lvlJc w:val="left"/>
+      <w:pPr>
+        <w:tabs>
+          <w:tab w:val="num" w:pos="6480"/>
+        </w:tabs>
+        <w:ind w:left="6480" w:hanging="360"/>
+      </w:pPr>
+      <w:rPr>
+        <w:rFonts w:ascii="Wingdings" w:hAnsi="Wingdings" w:hint="default"/>
+        <w:sz w:val="20"/>
+      </w:rPr>
+    </w:lvl>
+  </w:abstractNum>
+  <w:abstractNum w:abstractNumId="27" w15:restartNumberingAfterBreak="0">
     <w:nsid w:val="56966EA8"/>
     <w:multiLevelType w:val="multilevel"/>
     <w:tmpl w:val="C3BEC8CC"/>
@@ -22468,7 +27509,7 @@
       </w:rPr>
     </w:lvl>
   </w:abstractNum>
-  <w:abstractNum w:abstractNumId="26" w15:restartNumberingAfterBreak="0">
+  <w:abstractNum w:abstractNumId="28" w15:restartNumberingAfterBreak="0">
     <w:nsid w:val="56B35FA2"/>
     <w:multiLevelType w:val="multilevel"/>
     <w:tmpl w:val="3BBADA1E"/>
@@ -22617,7 +27658,7 @@
       </w:rPr>
     </w:lvl>
   </w:abstractNum>
-  <w:abstractNum w:abstractNumId="27" w15:restartNumberingAfterBreak="0">
+  <w:abstractNum w:abstractNumId="29" w15:restartNumberingAfterBreak="0">
     <w:nsid w:val="587D7A36"/>
     <w:multiLevelType w:val="multilevel"/>
     <w:tmpl w:val="385EFD08"/>
@@ -22737,7 +27778,7 @@
       </w:pPr>
     </w:lvl>
   </w:abstractNum>
-  <w:abstractNum w:abstractNumId="28" w15:restartNumberingAfterBreak="0">
+  <w:abstractNum w:abstractNumId="30" w15:restartNumberingAfterBreak="0">
     <w:nsid w:val="596665DB"/>
     <w:multiLevelType w:val="multilevel"/>
     <w:tmpl w:val="9594E122"/>
@@ -22886,7 +27927,454 @@
       </w:rPr>
     </w:lvl>
   </w:abstractNum>
-  <w:abstractNum w:abstractNumId="29" w15:restartNumberingAfterBreak="0">
+  <w:abstractNum w:abstractNumId="31" w15:restartNumberingAfterBreak="0">
+    <w:nsid w:val="5CB42C72"/>
+    <w:multiLevelType w:val="multilevel"/>
+    <w:tmpl w:val="A9BC40D2"/>
+    <w:lvl w:ilvl="0">
+      <w:start w:val="1"/>
+      <w:numFmt w:val="bullet"/>
+      <w:lvlText w:val=""/>
+      <w:lvlJc w:val="left"/>
+      <w:pPr>
+        <w:tabs>
+          <w:tab w:val="num" w:pos="720"/>
+        </w:tabs>
+        <w:ind w:left="720" w:hanging="360"/>
+      </w:pPr>
+      <w:rPr>
+        <w:rFonts w:ascii="Symbol" w:hAnsi="Symbol" w:hint="default"/>
+        <w:sz w:val="20"/>
+      </w:rPr>
+    </w:lvl>
+    <w:lvl w:ilvl="1" w:tentative="1">
+      <w:start w:val="1"/>
+      <w:numFmt w:val="bullet"/>
+      <w:lvlText w:val="o"/>
+      <w:lvlJc w:val="left"/>
+      <w:pPr>
+        <w:tabs>
+          <w:tab w:val="num" w:pos="1440"/>
+        </w:tabs>
+        <w:ind w:left="1440" w:hanging="360"/>
+      </w:pPr>
+      <w:rPr>
+        <w:rFonts w:ascii="Courier New" w:hAnsi="Courier New" w:hint="default"/>
+        <w:sz w:val="20"/>
+      </w:rPr>
+    </w:lvl>
+    <w:lvl w:ilvl="2" w:tentative="1">
+      <w:start w:val="1"/>
+      <w:numFmt w:val="bullet"/>
+      <w:lvlText w:val=""/>
+      <w:lvlJc w:val="left"/>
+      <w:pPr>
+        <w:tabs>
+          <w:tab w:val="num" w:pos="2160"/>
+        </w:tabs>
+        <w:ind w:left="2160" w:hanging="360"/>
+      </w:pPr>
+      <w:rPr>
+        <w:rFonts w:ascii="Wingdings" w:hAnsi="Wingdings" w:hint="default"/>
+        <w:sz w:val="20"/>
+      </w:rPr>
+    </w:lvl>
+    <w:lvl w:ilvl="3" w:tentative="1">
+      <w:start w:val="1"/>
+      <w:numFmt w:val="bullet"/>
+      <w:lvlText w:val=""/>
+      <w:lvlJc w:val="left"/>
+      <w:pPr>
+        <w:tabs>
+          <w:tab w:val="num" w:pos="2880"/>
+        </w:tabs>
+        <w:ind w:left="2880" w:hanging="360"/>
+      </w:pPr>
+      <w:rPr>
+        <w:rFonts w:ascii="Wingdings" w:hAnsi="Wingdings" w:hint="default"/>
+        <w:sz w:val="20"/>
+      </w:rPr>
+    </w:lvl>
+    <w:lvl w:ilvl="4" w:tentative="1">
+      <w:start w:val="1"/>
+      <w:numFmt w:val="bullet"/>
+      <w:lvlText w:val=""/>
+      <w:lvlJc w:val="left"/>
+      <w:pPr>
+        <w:tabs>
+          <w:tab w:val="num" w:pos="3600"/>
+        </w:tabs>
+        <w:ind w:left="3600" w:hanging="360"/>
+      </w:pPr>
+      <w:rPr>
+        <w:rFonts w:ascii="Wingdings" w:hAnsi="Wingdings" w:hint="default"/>
+        <w:sz w:val="20"/>
+      </w:rPr>
+    </w:lvl>
+    <w:lvl w:ilvl="5" w:tentative="1">
+      <w:start w:val="1"/>
+      <w:numFmt w:val="bullet"/>
+      <w:lvlText w:val=""/>
+      <w:lvlJc w:val="left"/>
+      <w:pPr>
+        <w:tabs>
+          <w:tab w:val="num" w:pos="4320"/>
+        </w:tabs>
+        <w:ind w:left="4320" w:hanging="360"/>
+      </w:pPr>
+      <w:rPr>
+        <w:rFonts w:ascii="Wingdings" w:hAnsi="Wingdings" w:hint="default"/>
+        <w:sz w:val="20"/>
+      </w:rPr>
+    </w:lvl>
+    <w:lvl w:ilvl="6" w:tentative="1">
+      <w:start w:val="1"/>
+      <w:numFmt w:val="bullet"/>
+      <w:lvlText w:val=""/>
+      <w:lvlJc w:val="left"/>
+      <w:pPr>
+        <w:tabs>
+          <w:tab w:val="num" w:pos="5040"/>
+        </w:tabs>
+        <w:ind w:left="5040" w:hanging="360"/>
+      </w:pPr>
+      <w:rPr>
+        <w:rFonts w:ascii="Wingdings" w:hAnsi="Wingdings" w:hint="default"/>
+        <w:sz w:val="20"/>
+      </w:rPr>
+    </w:lvl>
+    <w:lvl w:ilvl="7" w:tentative="1">
+      <w:start w:val="1"/>
+      <w:numFmt w:val="bullet"/>
+      <w:lvlText w:val=""/>
+      <w:lvlJc w:val="left"/>
+      <w:pPr>
+        <w:tabs>
+          <w:tab w:val="num" w:pos="5760"/>
+        </w:tabs>
+        <w:ind w:left="5760" w:hanging="360"/>
+      </w:pPr>
+      <w:rPr>
+        <w:rFonts w:ascii="Wingdings" w:hAnsi="Wingdings" w:hint="default"/>
+        <w:sz w:val="20"/>
+      </w:rPr>
+    </w:lvl>
+    <w:lvl w:ilvl="8" w:tentative="1">
+      <w:start w:val="1"/>
+      <w:numFmt w:val="bullet"/>
+      <w:lvlText w:val=""/>
+      <w:lvlJc w:val="left"/>
+      <w:pPr>
+        <w:tabs>
+          <w:tab w:val="num" w:pos="6480"/>
+        </w:tabs>
+        <w:ind w:left="6480" w:hanging="360"/>
+      </w:pPr>
+      <w:rPr>
+        <w:rFonts w:ascii="Wingdings" w:hAnsi="Wingdings" w:hint="default"/>
+        <w:sz w:val="20"/>
+      </w:rPr>
+    </w:lvl>
+  </w:abstractNum>
+  <w:abstractNum w:abstractNumId="32" w15:restartNumberingAfterBreak="0">
+    <w:nsid w:val="644C0B61"/>
+    <w:multiLevelType w:val="multilevel"/>
+    <w:tmpl w:val="889C3C2E"/>
+    <w:lvl w:ilvl="0">
+      <w:start w:val="1"/>
+      <w:numFmt w:val="bullet"/>
+      <w:lvlText w:val=""/>
+      <w:lvlJc w:val="left"/>
+      <w:pPr>
+        <w:tabs>
+          <w:tab w:val="num" w:pos="720"/>
+        </w:tabs>
+        <w:ind w:left="720" w:hanging="360"/>
+      </w:pPr>
+      <w:rPr>
+        <w:rFonts w:ascii="Symbol" w:hAnsi="Symbol" w:hint="default"/>
+        <w:sz w:val="20"/>
+      </w:rPr>
+    </w:lvl>
+    <w:lvl w:ilvl="1" w:tentative="1">
+      <w:start w:val="1"/>
+      <w:numFmt w:val="bullet"/>
+      <w:lvlText w:val="o"/>
+      <w:lvlJc w:val="left"/>
+      <w:pPr>
+        <w:tabs>
+          <w:tab w:val="num" w:pos="1440"/>
+        </w:tabs>
+        <w:ind w:left="1440" w:hanging="360"/>
+      </w:pPr>
+      <w:rPr>
+        <w:rFonts w:ascii="Courier New" w:hAnsi="Courier New" w:hint="default"/>
+        <w:sz w:val="20"/>
+      </w:rPr>
+    </w:lvl>
+    <w:lvl w:ilvl="2" w:tentative="1">
+      <w:start w:val="1"/>
+      <w:numFmt w:val="bullet"/>
+      <w:lvlText w:val=""/>
+      <w:lvlJc w:val="left"/>
+      <w:pPr>
+        <w:tabs>
+          <w:tab w:val="num" w:pos="2160"/>
+        </w:tabs>
+        <w:ind w:left="2160" w:hanging="360"/>
+      </w:pPr>
+      <w:rPr>
+        <w:rFonts w:ascii="Wingdings" w:hAnsi="Wingdings" w:hint="default"/>
+        <w:sz w:val="20"/>
+      </w:rPr>
+    </w:lvl>
+    <w:lvl w:ilvl="3" w:tentative="1">
+      <w:start w:val="1"/>
+      <w:numFmt w:val="bullet"/>
+      <w:lvlText w:val=""/>
+      <w:lvlJc w:val="left"/>
+      <w:pPr>
+        <w:tabs>
+          <w:tab w:val="num" w:pos="2880"/>
+        </w:tabs>
+        <w:ind w:left="2880" w:hanging="360"/>
+      </w:pPr>
+      <w:rPr>
+        <w:rFonts w:ascii="Wingdings" w:hAnsi="Wingdings" w:hint="default"/>
+        <w:sz w:val="20"/>
+      </w:rPr>
+    </w:lvl>
+    <w:lvl w:ilvl="4" w:tentative="1">
+      <w:start w:val="1"/>
+      <w:numFmt w:val="bullet"/>
+      <w:lvlText w:val=""/>
+      <w:lvlJc w:val="left"/>
+      <w:pPr>
+        <w:tabs>
+          <w:tab w:val="num" w:pos="3600"/>
+        </w:tabs>
+        <w:ind w:left="3600" w:hanging="360"/>
+      </w:pPr>
+      <w:rPr>
+        <w:rFonts w:ascii="Wingdings" w:hAnsi="Wingdings" w:hint="default"/>
+        <w:sz w:val="20"/>
+      </w:rPr>
+    </w:lvl>
+    <w:lvl w:ilvl="5" w:tentative="1">
+      <w:start w:val="1"/>
+      <w:numFmt w:val="bullet"/>
+      <w:lvlText w:val=""/>
+      <w:lvlJc w:val="left"/>
+      <w:pPr>
+        <w:tabs>
+          <w:tab w:val="num" w:pos="4320"/>
+        </w:tabs>
+        <w:ind w:left="4320" w:hanging="360"/>
+      </w:pPr>
+      <w:rPr>
+        <w:rFonts w:ascii="Wingdings" w:hAnsi="Wingdings" w:hint="default"/>
+        <w:sz w:val="20"/>
+      </w:rPr>
+    </w:lvl>
+    <w:lvl w:ilvl="6" w:tentative="1">
+      <w:start w:val="1"/>
+      <w:numFmt w:val="bullet"/>
+      <w:lvlText w:val=""/>
+      <w:lvlJc w:val="left"/>
+      <w:pPr>
+        <w:tabs>
+          <w:tab w:val="num" w:pos="5040"/>
+        </w:tabs>
+        <w:ind w:left="5040" w:hanging="360"/>
+      </w:pPr>
+      <w:rPr>
+        <w:rFonts w:ascii="Wingdings" w:hAnsi="Wingdings" w:hint="default"/>
+        <w:sz w:val="20"/>
+      </w:rPr>
+    </w:lvl>
+    <w:lvl w:ilvl="7" w:tentative="1">
+      <w:start w:val="1"/>
+      <w:numFmt w:val="bullet"/>
+      <w:lvlText w:val=""/>
+      <w:lvlJc w:val="left"/>
+      <w:pPr>
+        <w:tabs>
+          <w:tab w:val="num" w:pos="5760"/>
+        </w:tabs>
+        <w:ind w:left="5760" w:hanging="360"/>
+      </w:pPr>
+      <w:rPr>
+        <w:rFonts w:ascii="Wingdings" w:hAnsi="Wingdings" w:hint="default"/>
+        <w:sz w:val="20"/>
+      </w:rPr>
+    </w:lvl>
+    <w:lvl w:ilvl="8" w:tentative="1">
+      <w:start w:val="1"/>
+      <w:numFmt w:val="bullet"/>
+      <w:lvlText w:val=""/>
+      <w:lvlJc w:val="left"/>
+      <w:pPr>
+        <w:tabs>
+          <w:tab w:val="num" w:pos="6480"/>
+        </w:tabs>
+        <w:ind w:left="6480" w:hanging="360"/>
+      </w:pPr>
+      <w:rPr>
+        <w:rFonts w:ascii="Wingdings" w:hAnsi="Wingdings" w:hint="default"/>
+        <w:sz w:val="20"/>
+      </w:rPr>
+    </w:lvl>
+  </w:abstractNum>
+  <w:abstractNum w:abstractNumId="33" w15:restartNumberingAfterBreak="0">
+    <w:nsid w:val="653F5CEB"/>
+    <w:multiLevelType w:val="multilevel"/>
+    <w:tmpl w:val="CAD83A6C"/>
+    <w:lvl w:ilvl="0">
+      <w:start w:val="1"/>
+      <w:numFmt w:val="bullet"/>
+      <w:lvlText w:val=""/>
+      <w:lvlJc w:val="left"/>
+      <w:pPr>
+        <w:tabs>
+          <w:tab w:val="num" w:pos="720"/>
+        </w:tabs>
+        <w:ind w:left="720" w:hanging="360"/>
+      </w:pPr>
+      <w:rPr>
+        <w:rFonts w:ascii="Symbol" w:hAnsi="Symbol" w:hint="default"/>
+        <w:sz w:val="20"/>
+      </w:rPr>
+    </w:lvl>
+    <w:lvl w:ilvl="1" w:tentative="1">
+      <w:start w:val="1"/>
+      <w:numFmt w:val="bullet"/>
+      <w:lvlText w:val="o"/>
+      <w:lvlJc w:val="left"/>
+      <w:pPr>
+        <w:tabs>
+          <w:tab w:val="num" w:pos="1440"/>
+        </w:tabs>
+        <w:ind w:left="1440" w:hanging="360"/>
+      </w:pPr>
+      <w:rPr>
+        <w:rFonts w:ascii="Courier New" w:hAnsi="Courier New" w:hint="default"/>
+        <w:sz w:val="20"/>
+      </w:rPr>
+    </w:lvl>
+    <w:lvl w:ilvl="2" w:tentative="1">
+      <w:start w:val="1"/>
+      <w:numFmt w:val="bullet"/>
+      <w:lvlText w:val=""/>
+      <w:lvlJc w:val="left"/>
+      <w:pPr>
+        <w:tabs>
+          <w:tab w:val="num" w:pos="2160"/>
+        </w:tabs>
+        <w:ind w:left="2160" w:hanging="360"/>
+      </w:pPr>
+      <w:rPr>
+        <w:rFonts w:ascii="Wingdings" w:hAnsi="Wingdings" w:hint="default"/>
+        <w:sz w:val="20"/>
+      </w:rPr>
+    </w:lvl>
+    <w:lvl w:ilvl="3" w:tentative="1">
+      <w:start w:val="1"/>
+      <w:numFmt w:val="bullet"/>
+      <w:lvlText w:val=""/>
+      <w:lvlJc w:val="left"/>
+      <w:pPr>
+        <w:tabs>
+          <w:tab w:val="num" w:pos="2880"/>
+        </w:tabs>
+        <w:ind w:left="2880" w:hanging="360"/>
+      </w:pPr>
+      <w:rPr>
+        <w:rFonts w:ascii="Wingdings" w:hAnsi="Wingdings" w:hint="default"/>
+        <w:sz w:val="20"/>
+      </w:rPr>
+    </w:lvl>
+    <w:lvl w:ilvl="4" w:tentative="1">
+      <w:start w:val="1"/>
+      <w:numFmt w:val="bullet"/>
+      <w:lvlText w:val=""/>
+      <w:lvlJc w:val="left"/>
+      <w:pPr>
+        <w:tabs>
+          <w:tab w:val="num" w:pos="3600"/>
+        </w:tabs>
+        <w:ind w:left="3600" w:hanging="360"/>
+      </w:pPr>
+      <w:rPr>
+        <w:rFonts w:ascii="Wingdings" w:hAnsi="Wingdings" w:hint="default"/>
+        <w:sz w:val="20"/>
+      </w:rPr>
+    </w:lvl>
+    <w:lvl w:ilvl="5" w:tentative="1">
+      <w:start w:val="1"/>
+      <w:numFmt w:val="bullet"/>
+      <w:lvlText w:val=""/>
+      <w:lvlJc w:val="left"/>
+      <w:pPr>
+        <w:tabs>
+          <w:tab w:val="num" w:pos="4320"/>
+        </w:tabs>
+        <w:ind w:left="4320" w:hanging="360"/>
+      </w:pPr>
+      <w:rPr>
+        <w:rFonts w:ascii="Wingdings" w:hAnsi="Wingdings" w:hint="default"/>
+        <w:sz w:val="20"/>
+      </w:rPr>
+    </w:lvl>
+    <w:lvl w:ilvl="6" w:tentative="1">
+      <w:start w:val="1"/>
+      <w:numFmt w:val="bullet"/>
+      <w:lvlText w:val=""/>
+      <w:lvlJc w:val="left"/>
+      <w:pPr>
+        <w:tabs>
+          <w:tab w:val="num" w:pos="5040"/>
+        </w:tabs>
+        <w:ind w:left="5040" w:hanging="360"/>
+      </w:pPr>
+      <w:rPr>
+        <w:rFonts w:ascii="Wingdings" w:hAnsi="Wingdings" w:hint="default"/>
+        <w:sz w:val="20"/>
+      </w:rPr>
+    </w:lvl>
+    <w:lvl w:ilvl="7" w:tentative="1">
+      <w:start w:val="1"/>
+      <w:numFmt w:val="bullet"/>
+      <w:lvlText w:val=""/>
+      <w:lvlJc w:val="left"/>
+      <w:pPr>
+        <w:tabs>
+          <w:tab w:val="num" w:pos="5760"/>
+        </w:tabs>
+        <w:ind w:left="5760" w:hanging="360"/>
+      </w:pPr>
+      <w:rPr>
+        <w:rFonts w:ascii="Wingdings" w:hAnsi="Wingdings" w:hint="default"/>
+        <w:sz w:val="20"/>
+      </w:rPr>
+    </w:lvl>
+    <w:lvl w:ilvl="8" w:tentative="1">
+      <w:start w:val="1"/>
+      <w:numFmt w:val="bullet"/>
+      <w:lvlText w:val=""/>
+      <w:lvlJc w:val="left"/>
+      <w:pPr>
+        <w:tabs>
+          <w:tab w:val="num" w:pos="6480"/>
+        </w:tabs>
+        <w:ind w:left="6480" w:hanging="360"/>
+      </w:pPr>
+      <w:rPr>
+        <w:rFonts w:ascii="Wingdings" w:hAnsi="Wingdings" w:hint="default"/>
+        <w:sz w:val="20"/>
+      </w:rPr>
+    </w:lvl>
+  </w:abstractNum>
+  <w:abstractNum w:abstractNumId="34" w15:restartNumberingAfterBreak="0">
     <w:nsid w:val="666A3ECD"/>
     <w:multiLevelType w:val="multilevel"/>
     <w:tmpl w:val="033ECD7E"/>
@@ -23003,7 +28491,7 @@
       </w:pPr>
     </w:lvl>
   </w:abstractNum>
-  <w:abstractNum w:abstractNumId="30" w15:restartNumberingAfterBreak="0">
+  <w:abstractNum w:abstractNumId="35" w15:restartNumberingAfterBreak="0">
     <w:nsid w:val="6B014983"/>
     <w:multiLevelType w:val="multilevel"/>
     <w:tmpl w:val="BD281662"/>
@@ -23152,7 +28640,7 @@
       </w:rPr>
     </w:lvl>
   </w:abstractNum>
-  <w:abstractNum w:abstractNumId="31" w15:restartNumberingAfterBreak="0">
+  <w:abstractNum w:abstractNumId="36" w15:restartNumberingAfterBreak="0">
     <w:nsid w:val="6B6437BD"/>
     <w:multiLevelType w:val="multilevel"/>
     <w:tmpl w:val="0F36F03C"/>
@@ -23301,7 +28789,7 @@
       </w:rPr>
     </w:lvl>
   </w:abstractNum>
-  <w:abstractNum w:abstractNumId="32" w15:restartNumberingAfterBreak="0">
+  <w:abstractNum w:abstractNumId="37" w15:restartNumberingAfterBreak="0">
     <w:nsid w:val="6D581C68"/>
     <w:multiLevelType w:val="multilevel"/>
     <w:tmpl w:val="01AC8002"/>
@@ -23450,7 +28938,7 @@
       </w:rPr>
     </w:lvl>
   </w:abstractNum>
-  <w:abstractNum w:abstractNumId="33" w15:restartNumberingAfterBreak="0">
+  <w:abstractNum w:abstractNumId="38" w15:restartNumberingAfterBreak="0">
     <w:nsid w:val="6FA71D75"/>
     <w:multiLevelType w:val="multilevel"/>
     <w:tmpl w:val="71A412A0"/>
@@ -23599,7 +29087,7 @@
       </w:rPr>
     </w:lvl>
   </w:abstractNum>
-  <w:abstractNum w:abstractNumId="34" w15:restartNumberingAfterBreak="0">
+  <w:abstractNum w:abstractNumId="39" w15:restartNumberingAfterBreak="0">
     <w:nsid w:val="73612462"/>
     <w:multiLevelType w:val="multilevel"/>
     <w:tmpl w:val="DE0AA6DA"/>
@@ -23748,7 +29236,7 @@
       </w:rPr>
     </w:lvl>
   </w:abstractNum>
-  <w:abstractNum w:abstractNumId="35" w15:restartNumberingAfterBreak="0">
+  <w:abstractNum w:abstractNumId="40" w15:restartNumberingAfterBreak="0">
     <w:nsid w:val="75DB171A"/>
     <w:multiLevelType w:val="multilevel"/>
     <w:tmpl w:val="DEC0F406"/>
@@ -23897,7 +29385,7 @@
       </w:rPr>
     </w:lvl>
   </w:abstractNum>
-  <w:abstractNum w:abstractNumId="36" w15:restartNumberingAfterBreak="0">
+  <w:abstractNum w:abstractNumId="41" w15:restartNumberingAfterBreak="0">
     <w:nsid w:val="799232AA"/>
     <w:multiLevelType w:val="hybridMultilevel"/>
     <w:tmpl w:val="B186D42E"/>
@@ -24010,7 +29498,7 @@
       </w:rPr>
     </w:lvl>
   </w:abstractNum>
-  <w:abstractNum w:abstractNumId="37" w15:restartNumberingAfterBreak="0">
+  <w:abstractNum w:abstractNumId="42" w15:restartNumberingAfterBreak="0">
     <w:nsid w:val="79ED5AEF"/>
     <w:multiLevelType w:val="multilevel"/>
     <w:tmpl w:val="7756B51E"/>
@@ -24159,7 +29647,7 @@
       </w:rPr>
     </w:lvl>
   </w:abstractNum>
-  <w:abstractNum w:abstractNumId="38" w15:restartNumberingAfterBreak="0">
+  <w:abstractNum w:abstractNumId="43" w15:restartNumberingAfterBreak="0">
     <w:nsid w:val="7BF83775"/>
     <w:multiLevelType w:val="multilevel"/>
     <w:tmpl w:val="A7B2C670"/>
@@ -24308,7 +29796,7 @@
       </w:rPr>
     </w:lvl>
   </w:abstractNum>
-  <w:abstractNum w:abstractNumId="39" w15:restartNumberingAfterBreak="0">
+  <w:abstractNum w:abstractNumId="44" w15:restartNumberingAfterBreak="0">
     <w:nsid w:val="7FB34699"/>
     <w:multiLevelType w:val="multilevel"/>
     <w:tmpl w:val="5440B5CA"/>
@@ -24461,7 +29949,7 @@
     <w:abstractNumId w:val="2"/>
   </w:num>
   <w:num w:numId="2">
-    <w:abstractNumId w:val="32"/>
+    <w:abstractNumId w:val="37"/>
   </w:num>
   <w:num w:numId="3">
     <w:abstractNumId w:val="17"/>
@@ -24473,31 +29961,31 @@
     <w:abstractNumId w:val="4"/>
   </w:num>
   <w:num w:numId="6">
-    <w:abstractNumId w:val="22"/>
+    <w:abstractNumId w:val="23"/>
   </w:num>
   <w:num w:numId="7">
-    <w:abstractNumId w:val="26"/>
+    <w:abstractNumId w:val="28"/>
   </w:num>
   <w:num w:numId="8">
-    <w:abstractNumId w:val="19"/>
+    <w:abstractNumId w:val="20"/>
   </w:num>
   <w:num w:numId="9">
-    <w:abstractNumId w:val="36"/>
+    <w:abstractNumId w:val="41"/>
   </w:num>
   <w:num w:numId="10">
     <w:abstractNumId w:val="7"/>
   </w:num>
   <w:num w:numId="11">
-    <w:abstractNumId w:val="21"/>
+    <w:abstractNumId w:val="22"/>
   </w:num>
   <w:num w:numId="12">
     <w:abstractNumId w:val="9"/>
   </w:num>
   <w:num w:numId="13">
-    <w:abstractNumId w:val="27"/>
+    <w:abstractNumId w:val="29"/>
   </w:num>
   <w:num w:numId="14">
-    <w:abstractNumId w:val="39"/>
+    <w:abstractNumId w:val="44"/>
   </w:num>
   <w:num w:numId="15">
     <w:abstractNumId w:val="2"/>
@@ -24506,16 +29994,16 @@
     <w:abstractNumId w:val="12"/>
   </w:num>
   <w:num w:numId="17">
-    <w:abstractNumId w:val="23"/>
+    <w:abstractNumId w:val="24"/>
   </w:num>
   <w:num w:numId="18">
-    <w:abstractNumId w:val="31"/>
+    <w:abstractNumId w:val="36"/>
   </w:num>
   <w:num w:numId="19">
-    <w:abstractNumId w:val="25"/>
+    <w:abstractNumId w:val="27"/>
   </w:num>
   <w:num w:numId="20">
-    <w:abstractNumId w:val="22"/>
+    <w:abstractNumId w:val="23"/>
   </w:num>
   <w:num w:numId="21">
     <w:abstractNumId w:val="8"/>
@@ -24524,13 +30012,13 @@
     <w:abstractNumId w:val="6"/>
   </w:num>
   <w:num w:numId="23">
-    <w:abstractNumId w:val="38"/>
+    <w:abstractNumId w:val="43"/>
   </w:num>
   <w:num w:numId="24">
-    <w:abstractNumId w:val="29"/>
+    <w:abstractNumId w:val="34"/>
   </w:num>
   <w:num w:numId="25">
-    <w:abstractNumId w:val="35"/>
+    <w:abstractNumId w:val="40"/>
   </w:num>
   <w:num w:numId="26">
     <w:abstractNumId w:val="5"/>
@@ -24539,13 +30027,13 @@
     <w:abstractNumId w:val="0"/>
   </w:num>
   <w:num w:numId="28">
-    <w:abstractNumId w:val="37"/>
+    <w:abstractNumId w:val="42"/>
   </w:num>
   <w:num w:numId="29">
-    <w:abstractNumId w:val="30"/>
+    <w:abstractNumId w:val="35"/>
   </w:num>
   <w:num w:numId="30">
-    <w:abstractNumId w:val="28"/>
+    <w:abstractNumId w:val="30"/>
   </w:num>
   <w:num w:numId="31">
     <w:abstractNumId w:val="13"/>
@@ -24560,7 +30048,7 @@
     <w:abstractNumId w:val="18"/>
   </w:num>
   <w:num w:numId="35">
-    <w:abstractNumId w:val="33"/>
+    <w:abstractNumId w:val="38"/>
   </w:num>
   <w:num w:numId="36">
     <w:abstractNumId w:val="16"/>
@@ -24572,16 +30060,31 @@
     <w:abstractNumId w:val="10"/>
   </w:num>
   <w:num w:numId="39">
-    <w:abstractNumId w:val="20"/>
+    <w:abstractNumId w:val="21"/>
   </w:num>
   <w:num w:numId="40">
     <w:abstractNumId w:val="3"/>
   </w:num>
   <w:num w:numId="41">
-    <w:abstractNumId w:val="34"/>
+    <w:abstractNumId w:val="39"/>
   </w:num>
   <w:num w:numId="42">
-    <w:abstractNumId w:val="24"/>
+    <w:abstractNumId w:val="25"/>
+  </w:num>
+  <w:num w:numId="43">
+    <w:abstractNumId w:val="26"/>
+  </w:num>
+  <w:num w:numId="44">
+    <w:abstractNumId w:val="31"/>
+  </w:num>
+  <w:num w:numId="45">
+    <w:abstractNumId w:val="32"/>
+  </w:num>
+  <w:num w:numId="46">
+    <w:abstractNumId w:val="19"/>
+  </w:num>
+  <w:num w:numId="47">
+    <w:abstractNumId w:val="33"/>
   </w:num>
   <w:numIdMacAtCleanup w:val="13"/>
 </w:numbering>
@@ -25215,6 +30718,7 @@
   <w:style w:type="character" w:default="1" w:styleId="DefaultParagraphFont">
     <w:name w:val="Default Paragraph Font"/>
     <w:uiPriority w:val="1"/>
+    <w:semiHidden/>
     <w:unhideWhenUsed/>
   </w:style>
   <w:style w:type="table" w:default="1" w:styleId="TableNormal">
@@ -26153,7 +31657,7 @@
 </file>
 
 <file path=customXml/itemProps1.xml><?xml version="1.0" encoding="utf-8"?>
-<ds:datastoreItem xmlns:ds="http://schemas.openxmlformats.org/officeDocument/2006/customXml" ds:itemID="{5191782F-7A7C-4DBC-9D11-A9D7C1566687}">
+<ds:datastoreItem xmlns:ds="http://schemas.openxmlformats.org/officeDocument/2006/customXml" ds:itemID="{304575CA-F4D4-443F-9B9B-03FAF2EBA176}">
   <ds:schemaRefs>
     <ds:schemaRef ds:uri="http://schemas.openxmlformats.org/officeDocument/2006/bibliography"/>
   </ds:schemaRefs>

--- a/Design Documents/Community One UI Design.docx
+++ b/Design Documents/Community One UI Design.docx
@@ -11688,10 +11688,10 @@
             <v:path o:extrusionok="f" gradientshapeok="t" o:connecttype="rect"/>
             <o:lock v:ext="edit" aspectratio="t"/>
           </v:shapetype>
-          <v:shape id="_x0000_i1068" type="#_x0000_t75" style="width:18pt;height:15.6pt" o:ole="">
+          <v:shape id="_x0000_i1093" type="#_x0000_t75" style="width:18pt;height:15.6pt" o:ole="">
             <v:imagedata r:id="rId13" o:title=""/>
           </v:shape>
-          <w:control r:id="rId14" w:name="DefaultOcxName" w:shapeid="_x0000_i1068"/>
+          <w:control r:id="rId14" w:name="DefaultOcxName" w:shapeid="_x0000_i1093"/>
         </w:object>
       </w:r>
     </w:p>
@@ -13574,10 +13574,10 @@
       </w:pPr>
       <w:r>
         <w:object w:dxaOrig="0" w:dyaOrig="0">
-          <v:shape id="_x0000_i1071" type="#_x0000_t75" style="width:18pt;height:15.6pt" o:ole="">
+          <v:shape id="_x0000_i1096" type="#_x0000_t75" style="width:18pt;height:15.6pt" o:ole="">
             <v:imagedata r:id="rId13" o:title=""/>
           </v:shape>
-          <w:control r:id="rId15" w:name="DefaultOcxName1" w:shapeid="_x0000_i1071"/>
+          <w:control r:id="rId15" w:name="DefaultOcxName1" w:shapeid="_x0000_i1096"/>
         </w:object>
       </w:r>
     </w:p>
@@ -18793,12 +18793,10 @@
       <w:pPr>
         <w:pStyle w:val="NormalWeb"/>
       </w:pPr>
-      <w:bookmarkStart w:id="2" w:name="_GoBack"/>
       <w:r>
         <w:t>sk_test_51T9OSzJmQfpuulFIrsriERYrSv4zC6kHMMfSBnnlQvSdzFrD7QJZUt8QQJ7sBMEcr1MLxbfjOMarQTuXAqY9er9A00xmiD9glj</w:t>
       </w:r>
     </w:p>
-    <w:bookmarkEnd w:id="2"/>
     <w:p>
       <w:pPr>
         <w:pStyle w:val="Heading1"/>
@@ -18931,7 +18929,7 @@
     <w:p>
       <w:r>
         <w:pict>
-          <v:rect id="_x0000_i1079" style="width:0;height:1.5pt" o:hralign="center" o:hrstd="t" o:hr="t" fillcolor="#a0a0a0" stroked="f"/>
+          <v:rect id="_x0000_i1067" style="width:0;height:1.5pt" o:hralign="center" o:hrstd="t" o:hr="t" fillcolor="#a0a0a0" stroked="f"/>
         </w:pict>
       </w:r>
     </w:p>
@@ -19038,7 +19036,7 @@
     <w:p>
       <w:r>
         <w:pict>
-          <v:rect id="_x0000_i1080" style="width:0;height:1.5pt" o:hralign="center" o:hrstd="t" o:hr="t" fillcolor="#a0a0a0" stroked="f"/>
+          <v:rect id="_x0000_i1068" style="width:0;height:1.5pt" o:hralign="center" o:hrstd="t" o:hr="t" fillcolor="#a0a0a0" stroked="f"/>
         </w:pict>
       </w:r>
     </w:p>
@@ -19156,7 +19154,7 @@
     <w:p>
       <w:r>
         <w:pict>
-          <v:rect id="_x0000_i1081" style="width:0;height:1.5pt" o:hralign="center" o:hrstd="t" o:hr="t" fillcolor="#a0a0a0" stroked="f"/>
+          <v:rect id="_x0000_i1069" style="width:0;height:1.5pt" o:hralign="center" o:hrstd="t" o:hr="t" fillcolor="#a0a0a0" stroked="f"/>
         </w:pict>
       </w:r>
     </w:p>
@@ -19467,7 +19465,7 @@
     <w:p>
       <w:r>
         <w:pict>
-          <v:rect id="_x0000_i1082" style="width:0;height:1.5pt" o:hralign="center" o:hrstd="t" o:hr="t" fillcolor="#a0a0a0" stroked="f"/>
+          <v:rect id="_x0000_i1070" style="width:0;height:1.5pt" o:hralign="center" o:hrstd="t" o:hr="t" fillcolor="#a0a0a0" stroked="f"/>
         </w:pict>
       </w:r>
     </w:p>
@@ -20440,7 +20438,7 @@
     <w:p>
       <w:r>
         <w:pict>
-          <v:rect id="_x0000_i1083" style="width:0;height:1.5pt" o:hralign="center" o:hrstd="t" o:hr="t" fillcolor="#a0a0a0" stroked="f"/>
+          <v:rect id="_x0000_i1071" style="width:0;height:1.5pt" o:hralign="center" o:hrstd="t" o:hr="t" fillcolor="#a0a0a0" stroked="f"/>
         </w:pict>
       </w:r>
     </w:p>
@@ -20840,7 +20838,7 @@
     <w:p>
       <w:r>
         <w:pict>
-          <v:rect id="_x0000_i1084" style="width:0;height:1.5pt" o:hralign="center" o:hrstd="t" o:hr="t" fillcolor="#a0a0a0" stroked="f"/>
+          <v:rect id="_x0000_i1072" style="width:0;height:1.5pt" o:hralign="center" o:hrstd="t" o:hr="t" fillcolor="#a0a0a0" stroked="f"/>
         </w:pict>
       </w:r>
     </w:p>
@@ -20896,7 +20894,7 @@
     <w:p>
       <w:r>
         <w:pict>
-          <v:rect id="_x0000_i1085" style="width:0;height:1.5pt" o:hralign="center" o:hrstd="t" o:hr="t" fillcolor="#a0a0a0" stroked="f"/>
+          <v:rect id="_x0000_i1073" style="width:0;height:1.5pt" o:hralign="center" o:hrstd="t" o:hr="t" fillcolor="#a0a0a0" stroked="f"/>
         </w:pict>
       </w:r>
     </w:p>
@@ -23021,7 +23019,7 @@
     <w:p>
       <w:r>
         <w:pict>
-          <v:rect id="_x0000_i1086" style="width:0;height:1.5pt" o:hralign="center" o:hrstd="t" o:hr="t" fillcolor="#a0a0a0" stroked="f"/>
+          <v:rect id="_x0000_i1074" style="width:0;height:1.5pt" o:hralign="center" o:hrstd="t" o:hr="t" fillcolor="#a0a0a0" stroked="f"/>
         </w:pict>
       </w:r>
     </w:p>
@@ -23138,7 +23136,7 @@
     <w:p>
       <w:r>
         <w:pict>
-          <v:rect id="_x0000_i1087" style="width:0;height:1.5pt" o:hralign="center" o:hrstd="t" o:hr="t" fillcolor="#a0a0a0" stroked="f"/>
+          <v:rect id="_x0000_i1075" style="width:0;height:1.5pt" o:hralign="center" o:hrstd="t" o:hr="t" fillcolor="#a0a0a0" stroked="f"/>
         </w:pict>
       </w:r>
     </w:p>
@@ -23324,7 +23322,7 @@
     <w:p>
       <w:r>
         <w:pict>
-          <v:rect id="_x0000_i1088" style="width:0;height:1.5pt" o:hralign="center" o:hrstd="t" o:hr="t" fillcolor="#a0a0a0" stroked="f"/>
+          <v:rect id="_x0000_i1076" style="width:0;height:1.5pt" o:hralign="center" o:hrstd="t" o:hr="t" fillcolor="#a0a0a0" stroked="f"/>
         </w:pict>
       </w:r>
     </w:p>
@@ -23440,7 +23438,7 @@
     <w:p>
       <w:r>
         <w:pict>
-          <v:rect id="_x0000_i1089" style="width:0;height:1.5pt" o:hralign="center" o:hrstd="t" o:hr="t" fillcolor="#a0a0a0" stroked="f"/>
+          <v:rect id="_x0000_i1077" style="width:0;height:1.5pt" o:hralign="center" o:hrstd="t" o:hr="t" fillcolor="#a0a0a0" stroked="f"/>
         </w:pict>
       </w:r>
     </w:p>
@@ -23502,6 +23500,6807 @@
       </w:pPr>
       <w:r>
         <w:t>Card status display</w:t>
+      </w:r>
+    </w:p>
+    <w:p>
+      <w:pPr>
+        <w:pStyle w:val="ListParagraph"/>
+        <w:numPr>
+          <w:ilvl w:val="0"/>
+          <w:numId w:val="47"/>
+        </w:numPr>
+        <w:spacing w:before="100" w:beforeAutospacing="1" w:after="100" w:afterAutospacing="1" w:line="240" w:lineRule="auto"/>
+        <w:rPr>
+          <w:rFonts w:ascii="Times New Roman" w:eastAsia="Times New Roman" w:hAnsi="Times New Roman" w:cs="Times New Roman"/>
+          <w:sz w:val="24"/>
+          <w:szCs w:val="24"/>
+          <w:lang w:eastAsia="en-AU"/>
+        </w:rPr>
+      </w:pPr>
+      <w:r>
+        <w:rPr>
+          <w:rFonts w:ascii="Times New Roman" w:eastAsia="Times New Roman" w:hAnsi="Times New Roman" w:cs="Times New Roman"/>
+          <w:sz w:val="24"/>
+          <w:szCs w:val="24"/>
+          <w:lang w:eastAsia="en-AU"/>
+        </w:rPr>
+        <w:t>Yes — this Business Registration form is the right place for that workflow.</w:t>
+      </w:r>
+    </w:p>
+    <w:p>
+      <w:pPr>
+        <w:pStyle w:val="ListParagraph"/>
+        <w:numPr>
+          <w:ilvl w:val="0"/>
+          <w:numId w:val="47"/>
+        </w:numPr>
+        <w:spacing w:before="100" w:beforeAutospacing="1" w:after="100" w:afterAutospacing="1" w:line="240" w:lineRule="auto"/>
+        <w:rPr>
+          <w:rFonts w:ascii="Times New Roman" w:eastAsia="Times New Roman" w:hAnsi="Times New Roman" w:cs="Times New Roman"/>
+          <w:sz w:val="24"/>
+          <w:szCs w:val="24"/>
+          <w:lang w:eastAsia="en-AU"/>
+        </w:rPr>
+      </w:pPr>
+      <w:r>
+        <w:rPr>
+          <w:rFonts w:ascii="Times New Roman" w:eastAsia="Times New Roman" w:hAnsi="Times New Roman" w:cs="Times New Roman"/>
+          <w:sz w:val="24"/>
+          <w:szCs w:val="24"/>
+          <w:lang w:eastAsia="en-AU"/>
+        </w:rPr>
+        <w:t>Your flow should become:</w:t>
+      </w:r>
+    </w:p>
+    <w:p>
+      <w:pPr>
+        <w:pStyle w:val="ListParagraph"/>
+        <w:numPr>
+          <w:ilvl w:val="0"/>
+          <w:numId w:val="47"/>
+        </w:numPr>
+        <w:tabs>
+          <w:tab w:val="left" w:pos="916"/>
+          <w:tab w:val="left" w:pos="1832"/>
+          <w:tab w:val="left" w:pos="2748"/>
+          <w:tab w:val="left" w:pos="3664"/>
+          <w:tab w:val="left" w:pos="4580"/>
+          <w:tab w:val="left" w:pos="5496"/>
+          <w:tab w:val="left" w:pos="6412"/>
+          <w:tab w:val="left" w:pos="7328"/>
+          <w:tab w:val="left" w:pos="8244"/>
+          <w:tab w:val="left" w:pos="9160"/>
+          <w:tab w:val="left" w:pos="10076"/>
+          <w:tab w:val="left" w:pos="10992"/>
+          <w:tab w:val="left" w:pos="11908"/>
+          <w:tab w:val="left" w:pos="12824"/>
+          <w:tab w:val="left" w:pos="13740"/>
+          <w:tab w:val="left" w:pos="14656"/>
+        </w:tabs>
+        <w:spacing w:after="0" w:line="240" w:lineRule="auto"/>
+        <w:rPr>
+          <w:rFonts w:ascii="Courier New" w:eastAsia="Times New Roman" w:hAnsi="Courier New" w:cs="Courier New"/>
+          <w:sz w:val="20"/>
+          <w:szCs w:val="20"/>
+          <w:lang w:eastAsia="en-AU"/>
+        </w:rPr>
+      </w:pPr>
+      <w:r>
+        <w:rPr>
+          <w:rFonts w:ascii="Courier New" w:eastAsia="Times New Roman" w:hAnsi="Courier New" w:cs="Courier New"/>
+          <w:sz w:val="20"/>
+          <w:szCs w:val="20"/>
+          <w:lang w:eastAsia="en-AU"/>
+        </w:rPr>
+        <w:t>Business name entered</w:t>
+      </w:r>
+      <w:r>
+        <w:rPr>
+          <w:rFonts w:ascii="Courier New" w:eastAsia="Times New Roman" w:hAnsi="Courier New" w:cs="Courier New"/>
+          <w:sz w:val="20"/>
+          <w:szCs w:val="20"/>
+          <w:lang w:eastAsia="en-AU"/>
+        </w:rPr>
+        <w:br/>
+        <w:t>↓</w:t>
+      </w:r>
+      <w:r>
+        <w:rPr>
+          <w:rFonts w:ascii="Courier New" w:eastAsia="Times New Roman" w:hAnsi="Courier New" w:cs="Courier New"/>
+          <w:sz w:val="20"/>
+          <w:szCs w:val="20"/>
+          <w:lang w:eastAsia="en-AU"/>
+        </w:rPr>
+        <w:br/>
+        <w:t>Search Community One DB</w:t>
+      </w:r>
+      <w:r>
+        <w:rPr>
+          <w:rFonts w:ascii="Courier New" w:eastAsia="Times New Roman" w:hAnsi="Courier New" w:cs="Courier New"/>
+          <w:sz w:val="20"/>
+          <w:szCs w:val="20"/>
+          <w:lang w:eastAsia="en-AU"/>
+        </w:rPr>
+        <w:br/>
+        <w:t>↓</w:t>
+      </w:r>
+      <w:r>
+        <w:rPr>
+          <w:rFonts w:ascii="Courier New" w:eastAsia="Times New Roman" w:hAnsi="Courier New" w:cs="Courier New"/>
+          <w:sz w:val="20"/>
+          <w:szCs w:val="20"/>
+          <w:lang w:eastAsia="en-AU"/>
+        </w:rPr>
+        <w:br/>
+        <w:t>Search Google</w:t>
+      </w:r>
+      <w:r>
+        <w:rPr>
+          <w:rFonts w:ascii="Courier New" w:eastAsia="Times New Roman" w:hAnsi="Courier New" w:cs="Courier New"/>
+          <w:sz w:val="20"/>
+          <w:szCs w:val="20"/>
+          <w:lang w:eastAsia="en-AU"/>
+        </w:rPr>
+        <w:br/>
+        <w:t>↓</w:t>
+      </w:r>
+      <w:r>
+        <w:rPr>
+          <w:rFonts w:ascii="Courier New" w:eastAsia="Times New Roman" w:hAnsi="Courier New" w:cs="Courier New"/>
+          <w:sz w:val="20"/>
+          <w:szCs w:val="20"/>
+          <w:lang w:eastAsia="en-AU"/>
+        </w:rPr>
+        <w:br/>
+        <w:t>Search OSM</w:t>
+      </w:r>
+      <w:r>
+        <w:rPr>
+          <w:rFonts w:ascii="Courier New" w:eastAsia="Times New Roman" w:hAnsi="Courier New" w:cs="Courier New"/>
+          <w:sz w:val="20"/>
+          <w:szCs w:val="20"/>
+          <w:lang w:eastAsia="en-AU"/>
+        </w:rPr>
+        <w:br/>
+        <w:t>↓</w:t>
+      </w:r>
+      <w:r>
+        <w:rPr>
+          <w:rFonts w:ascii="Courier New" w:eastAsia="Times New Roman" w:hAnsi="Courier New" w:cs="Courier New"/>
+          <w:sz w:val="20"/>
+          <w:szCs w:val="20"/>
+          <w:lang w:eastAsia="en-AU"/>
+        </w:rPr>
+        <w:br/>
+        <w:t>Show matches if found</w:t>
+      </w:r>
+      <w:r>
+        <w:rPr>
+          <w:rFonts w:ascii="Courier New" w:eastAsia="Times New Roman" w:hAnsi="Courier New" w:cs="Courier New"/>
+          <w:sz w:val="20"/>
+          <w:szCs w:val="20"/>
+          <w:lang w:eastAsia="en-AU"/>
+        </w:rPr>
+        <w:br/>
+        <w:t>↓</w:t>
+      </w:r>
+      <w:r>
+        <w:rPr>
+          <w:rFonts w:ascii="Courier New" w:eastAsia="Times New Roman" w:hAnsi="Courier New" w:cs="Courier New"/>
+          <w:sz w:val="20"/>
+          <w:szCs w:val="20"/>
+          <w:lang w:eastAsia="en-AU"/>
+        </w:rPr>
+        <w:br/>
+        <w:t>User selects match OR creates new listing</w:t>
+      </w:r>
+      <w:r>
+        <w:rPr>
+          <w:rFonts w:ascii="Courier New" w:eastAsia="Times New Roman" w:hAnsi="Courier New" w:cs="Courier New"/>
+          <w:sz w:val="20"/>
+          <w:szCs w:val="20"/>
+          <w:lang w:eastAsia="en-AU"/>
+        </w:rPr>
+        <w:br/>
+        <w:t>↓</w:t>
+      </w:r>
+      <w:r>
+        <w:rPr>
+          <w:rFonts w:ascii="Courier New" w:eastAsia="Times New Roman" w:hAnsi="Courier New" w:cs="Courier New"/>
+          <w:sz w:val="20"/>
+          <w:szCs w:val="20"/>
+          <w:lang w:eastAsia="en-AU"/>
+        </w:rPr>
+        <w:br/>
+        <w:t>Address + pin confirmed</w:t>
+      </w:r>
+      <w:r>
+        <w:rPr>
+          <w:rFonts w:ascii="Courier New" w:eastAsia="Times New Roman" w:hAnsi="Courier New" w:cs="Courier New"/>
+          <w:sz w:val="20"/>
+          <w:szCs w:val="20"/>
+          <w:lang w:eastAsia="en-AU"/>
+        </w:rPr>
+        <w:br/>
+        <w:t>↓</w:t>
+      </w:r>
+      <w:r>
+        <w:rPr>
+          <w:rFonts w:ascii="Courier New" w:eastAsia="Times New Roman" w:hAnsi="Courier New" w:cs="Courier New"/>
+          <w:sz w:val="20"/>
+          <w:szCs w:val="20"/>
+          <w:lang w:eastAsia="en-AU"/>
+        </w:rPr>
+        <w:br/>
+        <w:t>Email / phone verified</w:t>
+      </w:r>
+      <w:r>
+        <w:rPr>
+          <w:rFonts w:ascii="Courier New" w:eastAsia="Times New Roman" w:hAnsi="Courier New" w:cs="Courier New"/>
+          <w:sz w:val="20"/>
+          <w:szCs w:val="20"/>
+          <w:lang w:eastAsia="en-AU"/>
+        </w:rPr>
+        <w:br/>
+        <w:t>↓</w:t>
+      </w:r>
+      <w:r>
+        <w:rPr>
+          <w:rFonts w:ascii="Courier New" w:eastAsia="Times New Roman" w:hAnsi="Courier New" w:cs="Courier New"/>
+          <w:sz w:val="20"/>
+          <w:szCs w:val="20"/>
+          <w:lang w:eastAsia="en-AU"/>
+        </w:rPr>
+        <w:br/>
+        <w:t>Import into Profile</w:t>
+      </w:r>
+    </w:p>
+    <w:p>
+      <w:pPr>
+        <w:pStyle w:val="ListParagraph"/>
+        <w:numPr>
+          <w:ilvl w:val="0"/>
+          <w:numId w:val="47"/>
+        </w:numPr>
+        <w:spacing w:before="100" w:beforeAutospacing="1" w:after="100" w:afterAutospacing="1" w:line="240" w:lineRule="auto"/>
+        <w:rPr>
+          <w:rFonts w:ascii="Times New Roman" w:eastAsia="Times New Roman" w:hAnsi="Times New Roman" w:cs="Times New Roman"/>
+          <w:sz w:val="24"/>
+          <w:szCs w:val="24"/>
+          <w:lang w:eastAsia="en-AU"/>
+        </w:rPr>
+      </w:pPr>
+      <w:r>
+        <w:rPr>
+          <w:rFonts w:ascii="Times New Roman" w:eastAsia="Times New Roman" w:hAnsi="Times New Roman" w:cs="Times New Roman"/>
+          <w:sz w:val="24"/>
+          <w:szCs w:val="24"/>
+          <w:lang w:eastAsia="en-AU"/>
+        </w:rPr>
+        <w:t xml:space="preserve">For the </w:t>
+      </w:r>
+      <w:r>
+        <w:rPr>
+          <w:rFonts w:ascii="Times New Roman" w:eastAsia="Times New Roman" w:hAnsi="Times New Roman" w:cs="Times New Roman"/>
+          <w:b/>
+          <w:bCs/>
+          <w:sz w:val="24"/>
+          <w:szCs w:val="24"/>
+          <w:lang w:eastAsia="en-AU"/>
+        </w:rPr>
+        <w:t>no match</w:t>
+      </w:r>
+      <w:r>
+        <w:rPr>
+          <w:rFonts w:ascii="Times New Roman" w:eastAsia="Times New Roman" w:hAnsi="Times New Roman" w:cs="Times New Roman"/>
+          <w:sz w:val="24"/>
+          <w:szCs w:val="24"/>
+          <w:lang w:eastAsia="en-AU"/>
+        </w:rPr>
+        <w:t xml:space="preserve"> path:</w:t>
+      </w:r>
+    </w:p>
+    <w:p>
+      <w:pPr>
+        <w:pStyle w:val="ListParagraph"/>
+        <w:numPr>
+          <w:ilvl w:val="0"/>
+          <w:numId w:val="47"/>
+        </w:numPr>
+        <w:tabs>
+          <w:tab w:val="left" w:pos="916"/>
+          <w:tab w:val="left" w:pos="1832"/>
+          <w:tab w:val="left" w:pos="2748"/>
+          <w:tab w:val="left" w:pos="3664"/>
+          <w:tab w:val="left" w:pos="4580"/>
+          <w:tab w:val="left" w:pos="5496"/>
+          <w:tab w:val="left" w:pos="6412"/>
+          <w:tab w:val="left" w:pos="7328"/>
+          <w:tab w:val="left" w:pos="8244"/>
+          <w:tab w:val="left" w:pos="9160"/>
+          <w:tab w:val="left" w:pos="10076"/>
+          <w:tab w:val="left" w:pos="10992"/>
+          <w:tab w:val="left" w:pos="11908"/>
+          <w:tab w:val="left" w:pos="12824"/>
+          <w:tab w:val="left" w:pos="13740"/>
+          <w:tab w:val="left" w:pos="14656"/>
+        </w:tabs>
+        <w:spacing w:after="0" w:line="240" w:lineRule="auto"/>
+        <w:rPr>
+          <w:rFonts w:ascii="Courier New" w:eastAsia="Times New Roman" w:hAnsi="Courier New" w:cs="Courier New"/>
+          <w:sz w:val="20"/>
+          <w:szCs w:val="20"/>
+          <w:lang w:eastAsia="en-AU"/>
+        </w:rPr>
+      </w:pPr>
+      <w:r>
+        <w:rPr>
+          <w:rFonts w:ascii="Courier New" w:eastAsia="Times New Roman" w:hAnsi="Courier New" w:cs="Courier New"/>
+          <w:sz w:val="20"/>
+          <w:szCs w:val="20"/>
+          <w:lang w:eastAsia="en-AU"/>
+        </w:rPr>
+        <w:t>No Google / OSM / DB match</w:t>
+      </w:r>
+      <w:r>
+        <w:rPr>
+          <w:rFonts w:ascii="Courier New" w:eastAsia="Times New Roman" w:hAnsi="Courier New" w:cs="Courier New"/>
+          <w:sz w:val="20"/>
+          <w:szCs w:val="20"/>
+          <w:lang w:eastAsia="en-AU"/>
+        </w:rPr>
+        <w:br/>
+        <w:t>↓</w:t>
+      </w:r>
+      <w:r>
+        <w:rPr>
+          <w:rFonts w:ascii="Courier New" w:eastAsia="Times New Roman" w:hAnsi="Courier New" w:cs="Courier New"/>
+          <w:sz w:val="20"/>
+          <w:szCs w:val="20"/>
+          <w:lang w:eastAsia="en-AU"/>
+        </w:rPr>
+        <w:br/>
+        <w:t>source = USER_SUBMITTED</w:t>
+      </w:r>
+      <w:r>
+        <w:rPr>
+          <w:rFonts w:ascii="Courier New" w:eastAsia="Times New Roman" w:hAnsi="Courier New" w:cs="Courier New"/>
+          <w:sz w:val="20"/>
+          <w:szCs w:val="20"/>
+          <w:lang w:eastAsia="en-AU"/>
+        </w:rPr>
+        <w:br/>
+        <w:t>↓</w:t>
+      </w:r>
+      <w:r>
+        <w:rPr>
+          <w:rFonts w:ascii="Courier New" w:eastAsia="Times New Roman" w:hAnsi="Courier New" w:cs="Courier New"/>
+          <w:sz w:val="20"/>
+          <w:szCs w:val="20"/>
+          <w:lang w:eastAsia="en-AU"/>
+        </w:rPr>
+        <w:br/>
+      </w:r>
+      <w:proofErr w:type="spellStart"/>
+      <w:r>
+        <w:rPr>
+          <w:rFonts w:ascii="Courier New" w:eastAsia="Times New Roman" w:hAnsi="Courier New" w:cs="Courier New"/>
+          <w:sz w:val="20"/>
+          <w:szCs w:val="20"/>
+          <w:lang w:eastAsia="en-AU"/>
+        </w:rPr>
+        <w:t>location.source</w:t>
+      </w:r>
+      <w:proofErr w:type="spellEnd"/>
+      <w:r>
+        <w:rPr>
+          <w:rFonts w:ascii="Courier New" w:eastAsia="Times New Roman" w:hAnsi="Courier New" w:cs="Courier New"/>
+          <w:sz w:val="20"/>
+          <w:szCs w:val="20"/>
+          <w:lang w:eastAsia="en-AU"/>
+        </w:rPr>
+        <w:t xml:space="preserve"> = USER_PINNED</w:t>
+      </w:r>
+      <w:r>
+        <w:rPr>
+          <w:rFonts w:ascii="Courier New" w:eastAsia="Times New Roman" w:hAnsi="Courier New" w:cs="Courier New"/>
+          <w:sz w:val="20"/>
+          <w:szCs w:val="20"/>
+          <w:lang w:eastAsia="en-AU"/>
+        </w:rPr>
+        <w:br/>
+        <w:t>↓</w:t>
+      </w:r>
+      <w:r>
+        <w:rPr>
+          <w:rFonts w:ascii="Courier New" w:eastAsia="Times New Roman" w:hAnsi="Courier New" w:cs="Courier New"/>
+          <w:sz w:val="20"/>
+          <w:szCs w:val="20"/>
+          <w:lang w:eastAsia="en-AU"/>
+        </w:rPr>
+        <w:br/>
+      </w:r>
+      <w:proofErr w:type="spellStart"/>
+      <w:r>
+        <w:rPr>
+          <w:rFonts w:ascii="Courier New" w:eastAsia="Times New Roman" w:hAnsi="Courier New" w:cs="Courier New"/>
+          <w:sz w:val="20"/>
+          <w:szCs w:val="20"/>
+          <w:lang w:eastAsia="en-AU"/>
+        </w:rPr>
+        <w:t>verificationStatus</w:t>
+      </w:r>
+      <w:proofErr w:type="spellEnd"/>
+      <w:r>
+        <w:rPr>
+          <w:rFonts w:ascii="Courier New" w:eastAsia="Times New Roman" w:hAnsi="Courier New" w:cs="Courier New"/>
+          <w:sz w:val="20"/>
+          <w:szCs w:val="20"/>
+          <w:lang w:eastAsia="en-AU"/>
+        </w:rPr>
+        <w:t xml:space="preserve"> = PENDING</w:t>
+      </w:r>
+      <w:r>
+        <w:rPr>
+          <w:rFonts w:ascii="Courier New" w:eastAsia="Times New Roman" w:hAnsi="Courier New" w:cs="Courier New"/>
+          <w:sz w:val="20"/>
+          <w:szCs w:val="20"/>
+          <w:lang w:eastAsia="en-AU"/>
+        </w:rPr>
+        <w:br/>
+        <w:t>↓</w:t>
+      </w:r>
+      <w:r>
+        <w:rPr>
+          <w:rFonts w:ascii="Courier New" w:eastAsia="Times New Roman" w:hAnsi="Courier New" w:cs="Courier New"/>
+          <w:sz w:val="20"/>
+          <w:szCs w:val="20"/>
+          <w:lang w:eastAsia="en-AU"/>
+        </w:rPr>
+        <w:br/>
+        <w:t>after verification → OWNER_VERIFIED</w:t>
+      </w:r>
+    </w:p>
+    <w:p>
+      <w:pPr>
+        <w:pStyle w:val="ListParagraph"/>
+        <w:numPr>
+          <w:ilvl w:val="0"/>
+          <w:numId w:val="47"/>
+        </w:numPr>
+        <w:spacing w:before="100" w:beforeAutospacing="1" w:after="100" w:afterAutospacing="1" w:line="240" w:lineRule="auto"/>
+        <w:rPr>
+          <w:rFonts w:ascii="Times New Roman" w:eastAsia="Times New Roman" w:hAnsi="Times New Roman" w:cs="Times New Roman"/>
+          <w:sz w:val="24"/>
+          <w:szCs w:val="24"/>
+          <w:lang w:eastAsia="en-AU"/>
+        </w:rPr>
+      </w:pPr>
+      <w:r>
+        <w:rPr>
+          <w:rFonts w:ascii="Times New Roman" w:eastAsia="Times New Roman" w:hAnsi="Times New Roman" w:cs="Times New Roman"/>
+          <w:sz w:val="24"/>
+          <w:szCs w:val="24"/>
+          <w:lang w:eastAsia="en-AU"/>
+        </w:rPr>
+        <w:t>In your component, the key state should be:</w:t>
+      </w:r>
+    </w:p>
+    <w:p>
+      <w:pPr>
+        <w:pStyle w:val="ListParagraph"/>
+        <w:numPr>
+          <w:ilvl w:val="0"/>
+          <w:numId w:val="47"/>
+        </w:numPr>
+        <w:tabs>
+          <w:tab w:val="left" w:pos="916"/>
+          <w:tab w:val="left" w:pos="1832"/>
+          <w:tab w:val="left" w:pos="2748"/>
+          <w:tab w:val="left" w:pos="3664"/>
+          <w:tab w:val="left" w:pos="4580"/>
+          <w:tab w:val="left" w:pos="5496"/>
+          <w:tab w:val="left" w:pos="6412"/>
+          <w:tab w:val="left" w:pos="7328"/>
+          <w:tab w:val="left" w:pos="8244"/>
+          <w:tab w:val="left" w:pos="9160"/>
+          <w:tab w:val="left" w:pos="10076"/>
+          <w:tab w:val="left" w:pos="10992"/>
+          <w:tab w:val="left" w:pos="11908"/>
+          <w:tab w:val="left" w:pos="12824"/>
+          <w:tab w:val="left" w:pos="13740"/>
+          <w:tab w:val="left" w:pos="14656"/>
+        </w:tabs>
+        <w:spacing w:after="0" w:line="240" w:lineRule="auto"/>
+        <w:rPr>
+          <w:rFonts w:ascii="Courier New" w:eastAsia="Times New Roman" w:hAnsi="Courier New" w:cs="Courier New"/>
+          <w:sz w:val="20"/>
+          <w:szCs w:val="20"/>
+          <w:lang w:eastAsia="en-AU"/>
+        </w:rPr>
+      </w:pPr>
+      <w:proofErr w:type="spellStart"/>
+      <w:r>
+        <w:rPr>
+          <w:rFonts w:ascii="Courier New" w:eastAsia="Times New Roman" w:hAnsi="Courier New" w:cs="Courier New"/>
+          <w:sz w:val="20"/>
+          <w:szCs w:val="20"/>
+          <w:lang w:eastAsia="en-AU"/>
+        </w:rPr>
+        <w:t>const</w:t>
+      </w:r>
+      <w:proofErr w:type="spellEnd"/>
+      <w:r>
+        <w:rPr>
+          <w:rFonts w:ascii="Courier New" w:eastAsia="Times New Roman" w:hAnsi="Courier New" w:cs="Courier New"/>
+          <w:sz w:val="20"/>
+          <w:szCs w:val="20"/>
+          <w:lang w:eastAsia="en-AU"/>
+        </w:rPr>
+        <w:t xml:space="preserve"> [</w:t>
+      </w:r>
+      <w:proofErr w:type="spellStart"/>
+      <w:r>
+        <w:rPr>
+          <w:rFonts w:ascii="Courier New" w:eastAsia="Times New Roman" w:hAnsi="Courier New" w:cs="Courier New"/>
+          <w:sz w:val="20"/>
+          <w:szCs w:val="20"/>
+          <w:lang w:eastAsia="en-AU"/>
+        </w:rPr>
+        <w:t>sourceCheck</w:t>
+      </w:r>
+      <w:proofErr w:type="spellEnd"/>
+      <w:r>
+        <w:rPr>
+          <w:rFonts w:ascii="Courier New" w:eastAsia="Times New Roman" w:hAnsi="Courier New" w:cs="Courier New"/>
+          <w:sz w:val="20"/>
+          <w:szCs w:val="20"/>
+          <w:lang w:eastAsia="en-AU"/>
+        </w:rPr>
+        <w:t xml:space="preserve">, </w:t>
+      </w:r>
+      <w:proofErr w:type="spellStart"/>
+      <w:r>
+        <w:rPr>
+          <w:rFonts w:ascii="Courier New" w:eastAsia="Times New Roman" w:hAnsi="Courier New" w:cs="Courier New"/>
+          <w:sz w:val="20"/>
+          <w:szCs w:val="20"/>
+          <w:lang w:eastAsia="en-AU"/>
+        </w:rPr>
+        <w:t>setSourceCheck</w:t>
+      </w:r>
+      <w:proofErr w:type="spellEnd"/>
+      <w:r>
+        <w:rPr>
+          <w:rFonts w:ascii="Courier New" w:eastAsia="Times New Roman" w:hAnsi="Courier New" w:cs="Courier New"/>
+          <w:sz w:val="20"/>
+          <w:szCs w:val="20"/>
+          <w:lang w:eastAsia="en-AU"/>
+        </w:rPr>
+        <w:t xml:space="preserve">] = </w:t>
+      </w:r>
+      <w:proofErr w:type="spellStart"/>
+      <w:r>
+        <w:rPr>
+          <w:rFonts w:ascii="Courier New" w:eastAsia="Times New Roman" w:hAnsi="Courier New" w:cs="Courier New"/>
+          <w:sz w:val="20"/>
+          <w:szCs w:val="20"/>
+          <w:lang w:eastAsia="en-AU"/>
+        </w:rPr>
+        <w:t>useState</w:t>
+      </w:r>
+      <w:proofErr w:type="spellEnd"/>
+      <w:r>
+        <w:rPr>
+          <w:rFonts w:ascii="Courier New" w:eastAsia="Times New Roman" w:hAnsi="Courier New" w:cs="Courier New"/>
+          <w:sz w:val="20"/>
+          <w:szCs w:val="20"/>
+          <w:lang w:eastAsia="en-AU"/>
+        </w:rPr>
+        <w:t>({</w:t>
+      </w:r>
+      <w:r>
+        <w:rPr>
+          <w:rFonts w:ascii="Courier New" w:eastAsia="Times New Roman" w:hAnsi="Courier New" w:cs="Courier New"/>
+          <w:sz w:val="20"/>
+          <w:szCs w:val="20"/>
+          <w:lang w:eastAsia="en-AU"/>
+        </w:rPr>
+        <w:br/>
+        <w:t xml:space="preserve">  status: "idle", // idle | searching | matched | no-match | error</w:t>
+      </w:r>
+      <w:r>
+        <w:rPr>
+          <w:rFonts w:ascii="Courier New" w:eastAsia="Times New Roman" w:hAnsi="Courier New" w:cs="Courier New"/>
+          <w:sz w:val="20"/>
+          <w:szCs w:val="20"/>
+          <w:lang w:eastAsia="en-AU"/>
+        </w:rPr>
+        <w:br/>
+        <w:t xml:space="preserve">  </w:t>
+      </w:r>
+      <w:proofErr w:type="spellStart"/>
+      <w:r>
+        <w:rPr>
+          <w:rFonts w:ascii="Courier New" w:eastAsia="Times New Roman" w:hAnsi="Courier New" w:cs="Courier New"/>
+          <w:sz w:val="20"/>
+          <w:szCs w:val="20"/>
+          <w:lang w:eastAsia="en-AU"/>
+        </w:rPr>
+        <w:t>dbMatches</w:t>
+      </w:r>
+      <w:proofErr w:type="spellEnd"/>
+      <w:r>
+        <w:rPr>
+          <w:rFonts w:ascii="Courier New" w:eastAsia="Times New Roman" w:hAnsi="Courier New" w:cs="Courier New"/>
+          <w:sz w:val="20"/>
+          <w:szCs w:val="20"/>
+          <w:lang w:eastAsia="en-AU"/>
+        </w:rPr>
+        <w:t>: [],</w:t>
+      </w:r>
+      <w:r>
+        <w:rPr>
+          <w:rFonts w:ascii="Courier New" w:eastAsia="Times New Roman" w:hAnsi="Courier New" w:cs="Courier New"/>
+          <w:sz w:val="20"/>
+          <w:szCs w:val="20"/>
+          <w:lang w:eastAsia="en-AU"/>
+        </w:rPr>
+        <w:br/>
+        <w:t xml:space="preserve">  </w:t>
+      </w:r>
+      <w:proofErr w:type="spellStart"/>
+      <w:r>
+        <w:rPr>
+          <w:rFonts w:ascii="Courier New" w:eastAsia="Times New Roman" w:hAnsi="Courier New" w:cs="Courier New"/>
+          <w:sz w:val="20"/>
+          <w:szCs w:val="20"/>
+          <w:lang w:eastAsia="en-AU"/>
+        </w:rPr>
+        <w:t>googleMatches</w:t>
+      </w:r>
+      <w:proofErr w:type="spellEnd"/>
+      <w:r>
+        <w:rPr>
+          <w:rFonts w:ascii="Courier New" w:eastAsia="Times New Roman" w:hAnsi="Courier New" w:cs="Courier New"/>
+          <w:sz w:val="20"/>
+          <w:szCs w:val="20"/>
+          <w:lang w:eastAsia="en-AU"/>
+        </w:rPr>
+        <w:t>: [],</w:t>
+      </w:r>
+      <w:r>
+        <w:rPr>
+          <w:rFonts w:ascii="Courier New" w:eastAsia="Times New Roman" w:hAnsi="Courier New" w:cs="Courier New"/>
+          <w:sz w:val="20"/>
+          <w:szCs w:val="20"/>
+          <w:lang w:eastAsia="en-AU"/>
+        </w:rPr>
+        <w:br/>
+      </w:r>
+      <w:r>
+        <w:rPr>
+          <w:rFonts w:ascii="Courier New" w:eastAsia="Times New Roman" w:hAnsi="Courier New" w:cs="Courier New"/>
+          <w:sz w:val="20"/>
+          <w:szCs w:val="20"/>
+          <w:lang w:eastAsia="en-AU"/>
+        </w:rPr>
+        <w:lastRenderedPageBreak/>
+        <w:t xml:space="preserve">  </w:t>
+      </w:r>
+      <w:proofErr w:type="spellStart"/>
+      <w:r>
+        <w:rPr>
+          <w:rFonts w:ascii="Courier New" w:eastAsia="Times New Roman" w:hAnsi="Courier New" w:cs="Courier New"/>
+          <w:sz w:val="20"/>
+          <w:szCs w:val="20"/>
+          <w:lang w:eastAsia="en-AU"/>
+        </w:rPr>
+        <w:t>osmMatches</w:t>
+      </w:r>
+      <w:proofErr w:type="spellEnd"/>
+      <w:r>
+        <w:rPr>
+          <w:rFonts w:ascii="Courier New" w:eastAsia="Times New Roman" w:hAnsi="Courier New" w:cs="Courier New"/>
+          <w:sz w:val="20"/>
+          <w:szCs w:val="20"/>
+          <w:lang w:eastAsia="en-AU"/>
+        </w:rPr>
+        <w:t>: [],</w:t>
+      </w:r>
+      <w:r>
+        <w:rPr>
+          <w:rFonts w:ascii="Courier New" w:eastAsia="Times New Roman" w:hAnsi="Courier New" w:cs="Courier New"/>
+          <w:sz w:val="20"/>
+          <w:szCs w:val="20"/>
+          <w:lang w:eastAsia="en-AU"/>
+        </w:rPr>
+        <w:br/>
+        <w:t>});</w:t>
+      </w:r>
+    </w:p>
+    <w:p>
+      <w:pPr>
+        <w:pStyle w:val="ListParagraph"/>
+        <w:numPr>
+          <w:ilvl w:val="0"/>
+          <w:numId w:val="47"/>
+        </w:numPr>
+        <w:spacing w:before="100" w:beforeAutospacing="1" w:after="100" w:afterAutospacing="1" w:line="240" w:lineRule="auto"/>
+        <w:rPr>
+          <w:rFonts w:ascii="Times New Roman" w:eastAsia="Times New Roman" w:hAnsi="Times New Roman" w:cs="Times New Roman"/>
+          <w:sz w:val="24"/>
+          <w:szCs w:val="24"/>
+          <w:lang w:eastAsia="en-AU"/>
+        </w:rPr>
+      </w:pPr>
+      <w:r>
+        <w:rPr>
+          <w:rFonts w:ascii="Times New Roman" w:eastAsia="Times New Roman" w:hAnsi="Times New Roman" w:cs="Times New Roman"/>
+          <w:sz w:val="24"/>
+          <w:szCs w:val="24"/>
+          <w:lang w:eastAsia="en-AU"/>
+        </w:rPr>
+        <w:t>Then when the user clicks:</w:t>
+      </w:r>
+    </w:p>
+    <w:p>
+      <w:pPr>
+        <w:pStyle w:val="ListParagraph"/>
+        <w:numPr>
+          <w:ilvl w:val="0"/>
+          <w:numId w:val="47"/>
+        </w:numPr>
+        <w:tabs>
+          <w:tab w:val="left" w:pos="916"/>
+          <w:tab w:val="left" w:pos="1832"/>
+          <w:tab w:val="left" w:pos="2748"/>
+          <w:tab w:val="left" w:pos="3664"/>
+          <w:tab w:val="left" w:pos="4580"/>
+          <w:tab w:val="left" w:pos="5496"/>
+          <w:tab w:val="left" w:pos="6412"/>
+          <w:tab w:val="left" w:pos="7328"/>
+          <w:tab w:val="left" w:pos="8244"/>
+          <w:tab w:val="left" w:pos="9160"/>
+          <w:tab w:val="left" w:pos="10076"/>
+          <w:tab w:val="left" w:pos="10992"/>
+          <w:tab w:val="left" w:pos="11908"/>
+          <w:tab w:val="left" w:pos="12824"/>
+          <w:tab w:val="left" w:pos="13740"/>
+          <w:tab w:val="left" w:pos="14656"/>
+        </w:tabs>
+        <w:spacing w:after="0" w:line="240" w:lineRule="auto"/>
+        <w:rPr>
+          <w:rFonts w:ascii="Courier New" w:eastAsia="Times New Roman" w:hAnsi="Courier New" w:cs="Courier New"/>
+          <w:sz w:val="20"/>
+          <w:szCs w:val="20"/>
+          <w:lang w:eastAsia="en-AU"/>
+        </w:rPr>
+      </w:pPr>
+      <w:r>
+        <w:rPr>
+          <w:rFonts w:ascii="Courier New" w:eastAsia="Times New Roman" w:hAnsi="Courier New" w:cs="Courier New"/>
+          <w:sz w:val="20"/>
+          <w:szCs w:val="20"/>
+          <w:lang w:eastAsia="en-AU"/>
+        </w:rPr>
+        <w:t>Verify / Search Sources</w:t>
+      </w:r>
+    </w:p>
+    <w:p>
+      <w:pPr>
+        <w:pStyle w:val="ListParagraph"/>
+        <w:numPr>
+          <w:ilvl w:val="0"/>
+          <w:numId w:val="47"/>
+        </w:numPr>
+        <w:spacing w:before="100" w:beforeAutospacing="1" w:after="100" w:afterAutospacing="1" w:line="240" w:lineRule="auto"/>
+        <w:rPr>
+          <w:rFonts w:ascii="Times New Roman" w:eastAsia="Times New Roman" w:hAnsi="Times New Roman" w:cs="Times New Roman"/>
+          <w:sz w:val="24"/>
+          <w:szCs w:val="24"/>
+          <w:lang w:eastAsia="en-AU"/>
+        </w:rPr>
+      </w:pPr>
+      <w:r>
+        <w:rPr>
+          <w:rFonts w:ascii="Times New Roman" w:eastAsia="Times New Roman" w:hAnsi="Times New Roman" w:cs="Times New Roman"/>
+          <w:sz w:val="24"/>
+          <w:szCs w:val="24"/>
+          <w:lang w:eastAsia="en-AU"/>
+        </w:rPr>
+        <w:t>call your backend:</w:t>
+      </w:r>
+    </w:p>
+    <w:p>
+      <w:pPr>
+        <w:pStyle w:val="ListParagraph"/>
+        <w:numPr>
+          <w:ilvl w:val="0"/>
+          <w:numId w:val="47"/>
+        </w:numPr>
+        <w:tabs>
+          <w:tab w:val="left" w:pos="916"/>
+          <w:tab w:val="left" w:pos="1832"/>
+          <w:tab w:val="left" w:pos="2748"/>
+          <w:tab w:val="left" w:pos="3664"/>
+          <w:tab w:val="left" w:pos="4580"/>
+          <w:tab w:val="left" w:pos="5496"/>
+          <w:tab w:val="left" w:pos="6412"/>
+          <w:tab w:val="left" w:pos="7328"/>
+          <w:tab w:val="left" w:pos="8244"/>
+          <w:tab w:val="left" w:pos="9160"/>
+          <w:tab w:val="left" w:pos="10076"/>
+          <w:tab w:val="left" w:pos="10992"/>
+          <w:tab w:val="left" w:pos="11908"/>
+          <w:tab w:val="left" w:pos="12824"/>
+          <w:tab w:val="left" w:pos="13740"/>
+          <w:tab w:val="left" w:pos="14656"/>
+        </w:tabs>
+        <w:spacing w:after="0" w:line="240" w:lineRule="auto"/>
+        <w:rPr>
+          <w:rFonts w:ascii="Courier New" w:eastAsia="Times New Roman" w:hAnsi="Courier New" w:cs="Courier New"/>
+          <w:sz w:val="20"/>
+          <w:szCs w:val="20"/>
+          <w:lang w:eastAsia="en-AU"/>
+        </w:rPr>
+      </w:pPr>
+      <w:r>
+        <w:rPr>
+          <w:rFonts w:ascii="Courier New" w:eastAsia="Times New Roman" w:hAnsi="Courier New" w:cs="Courier New"/>
+          <w:sz w:val="20"/>
+          <w:szCs w:val="20"/>
+          <w:lang w:eastAsia="en-AU"/>
+        </w:rPr>
+        <w:t>POST /business/search-sources</w:t>
+      </w:r>
+    </w:p>
+    <w:p>
+      <w:pPr>
+        <w:pStyle w:val="ListParagraph"/>
+        <w:numPr>
+          <w:ilvl w:val="0"/>
+          <w:numId w:val="47"/>
+        </w:numPr>
+        <w:spacing w:before="100" w:beforeAutospacing="1" w:after="100" w:afterAutospacing="1" w:line="240" w:lineRule="auto"/>
+        <w:rPr>
+          <w:rFonts w:ascii="Times New Roman" w:eastAsia="Times New Roman" w:hAnsi="Times New Roman" w:cs="Times New Roman"/>
+          <w:sz w:val="24"/>
+          <w:szCs w:val="24"/>
+          <w:lang w:eastAsia="en-AU"/>
+        </w:rPr>
+      </w:pPr>
+      <w:r>
+        <w:rPr>
+          <w:rFonts w:ascii="Times New Roman" w:eastAsia="Times New Roman" w:hAnsi="Times New Roman" w:cs="Times New Roman"/>
+          <w:sz w:val="24"/>
+          <w:szCs w:val="24"/>
+          <w:lang w:eastAsia="en-AU"/>
+        </w:rPr>
+        <w:t>payload:</w:t>
+      </w:r>
+    </w:p>
+    <w:p>
+      <w:pPr>
+        <w:pStyle w:val="ListParagraph"/>
+        <w:numPr>
+          <w:ilvl w:val="0"/>
+          <w:numId w:val="47"/>
+        </w:numPr>
+        <w:tabs>
+          <w:tab w:val="left" w:pos="916"/>
+          <w:tab w:val="left" w:pos="1832"/>
+          <w:tab w:val="left" w:pos="2748"/>
+          <w:tab w:val="left" w:pos="3664"/>
+          <w:tab w:val="left" w:pos="4580"/>
+          <w:tab w:val="left" w:pos="5496"/>
+          <w:tab w:val="left" w:pos="6412"/>
+          <w:tab w:val="left" w:pos="7328"/>
+          <w:tab w:val="left" w:pos="8244"/>
+          <w:tab w:val="left" w:pos="9160"/>
+          <w:tab w:val="left" w:pos="10076"/>
+          <w:tab w:val="left" w:pos="10992"/>
+          <w:tab w:val="left" w:pos="11908"/>
+          <w:tab w:val="left" w:pos="12824"/>
+          <w:tab w:val="left" w:pos="13740"/>
+          <w:tab w:val="left" w:pos="14656"/>
+        </w:tabs>
+        <w:spacing w:after="0" w:line="240" w:lineRule="auto"/>
+        <w:rPr>
+          <w:rFonts w:ascii="Courier New" w:eastAsia="Times New Roman" w:hAnsi="Courier New" w:cs="Courier New"/>
+          <w:sz w:val="20"/>
+          <w:szCs w:val="20"/>
+          <w:lang w:eastAsia="en-AU"/>
+        </w:rPr>
+      </w:pPr>
+      <w:r>
+        <w:rPr>
+          <w:rFonts w:ascii="Courier New" w:eastAsia="Times New Roman" w:hAnsi="Courier New" w:cs="Courier New"/>
+          <w:sz w:val="20"/>
+          <w:szCs w:val="20"/>
+          <w:lang w:eastAsia="en-AU"/>
+        </w:rPr>
+        <w:t>{</w:t>
+      </w:r>
+      <w:r>
+        <w:rPr>
+          <w:rFonts w:ascii="Courier New" w:eastAsia="Times New Roman" w:hAnsi="Courier New" w:cs="Courier New"/>
+          <w:sz w:val="20"/>
+          <w:szCs w:val="20"/>
+          <w:lang w:eastAsia="en-AU"/>
+        </w:rPr>
+        <w:br/>
+        <w:t xml:space="preserve">  name: business.name,</w:t>
+      </w:r>
+      <w:r>
+        <w:rPr>
+          <w:rFonts w:ascii="Courier New" w:eastAsia="Times New Roman" w:hAnsi="Courier New" w:cs="Courier New"/>
+          <w:sz w:val="20"/>
+          <w:szCs w:val="20"/>
+          <w:lang w:eastAsia="en-AU"/>
+        </w:rPr>
+        <w:br/>
+        <w:t xml:space="preserve">  address: </w:t>
+      </w:r>
+      <w:proofErr w:type="spellStart"/>
+      <w:r>
+        <w:rPr>
+          <w:rFonts w:ascii="Courier New" w:eastAsia="Times New Roman" w:hAnsi="Courier New" w:cs="Courier New"/>
+          <w:sz w:val="20"/>
+          <w:szCs w:val="20"/>
+          <w:lang w:eastAsia="en-AU"/>
+        </w:rPr>
+        <w:t>business.location.fullAddress</w:t>
+      </w:r>
+      <w:proofErr w:type="spellEnd"/>
+      <w:r>
+        <w:rPr>
+          <w:rFonts w:ascii="Courier New" w:eastAsia="Times New Roman" w:hAnsi="Courier New" w:cs="Courier New"/>
+          <w:sz w:val="20"/>
+          <w:szCs w:val="20"/>
+          <w:lang w:eastAsia="en-AU"/>
+        </w:rPr>
+        <w:t>,</w:t>
+      </w:r>
+      <w:r>
+        <w:rPr>
+          <w:rFonts w:ascii="Courier New" w:eastAsia="Times New Roman" w:hAnsi="Courier New" w:cs="Courier New"/>
+          <w:sz w:val="20"/>
+          <w:szCs w:val="20"/>
+          <w:lang w:eastAsia="en-AU"/>
+        </w:rPr>
+        <w:br/>
+        <w:t xml:space="preserve">  </w:t>
+      </w:r>
+      <w:proofErr w:type="spellStart"/>
+      <w:r>
+        <w:rPr>
+          <w:rFonts w:ascii="Courier New" w:eastAsia="Times New Roman" w:hAnsi="Courier New" w:cs="Courier New"/>
+          <w:sz w:val="20"/>
+          <w:szCs w:val="20"/>
+          <w:lang w:eastAsia="en-AU"/>
+        </w:rPr>
+        <w:t>lat</w:t>
+      </w:r>
+      <w:proofErr w:type="spellEnd"/>
+      <w:r>
+        <w:rPr>
+          <w:rFonts w:ascii="Courier New" w:eastAsia="Times New Roman" w:hAnsi="Courier New" w:cs="Courier New"/>
+          <w:sz w:val="20"/>
+          <w:szCs w:val="20"/>
+          <w:lang w:eastAsia="en-AU"/>
+        </w:rPr>
+        <w:t xml:space="preserve">: </w:t>
+      </w:r>
+      <w:proofErr w:type="spellStart"/>
+      <w:r>
+        <w:rPr>
+          <w:rFonts w:ascii="Courier New" w:eastAsia="Times New Roman" w:hAnsi="Courier New" w:cs="Courier New"/>
+          <w:sz w:val="20"/>
+          <w:szCs w:val="20"/>
+          <w:lang w:eastAsia="en-AU"/>
+        </w:rPr>
+        <w:t>business.location.lat</w:t>
+      </w:r>
+      <w:proofErr w:type="spellEnd"/>
+      <w:r>
+        <w:rPr>
+          <w:rFonts w:ascii="Courier New" w:eastAsia="Times New Roman" w:hAnsi="Courier New" w:cs="Courier New"/>
+          <w:sz w:val="20"/>
+          <w:szCs w:val="20"/>
+          <w:lang w:eastAsia="en-AU"/>
+        </w:rPr>
+        <w:t>,</w:t>
+      </w:r>
+      <w:r>
+        <w:rPr>
+          <w:rFonts w:ascii="Courier New" w:eastAsia="Times New Roman" w:hAnsi="Courier New" w:cs="Courier New"/>
+          <w:sz w:val="20"/>
+          <w:szCs w:val="20"/>
+          <w:lang w:eastAsia="en-AU"/>
+        </w:rPr>
+        <w:br/>
+        <w:t xml:space="preserve">  </w:t>
+      </w:r>
+      <w:proofErr w:type="spellStart"/>
+      <w:r>
+        <w:rPr>
+          <w:rFonts w:ascii="Courier New" w:eastAsia="Times New Roman" w:hAnsi="Courier New" w:cs="Courier New"/>
+          <w:sz w:val="20"/>
+          <w:szCs w:val="20"/>
+          <w:lang w:eastAsia="en-AU"/>
+        </w:rPr>
+        <w:t>lng</w:t>
+      </w:r>
+      <w:proofErr w:type="spellEnd"/>
+      <w:r>
+        <w:rPr>
+          <w:rFonts w:ascii="Courier New" w:eastAsia="Times New Roman" w:hAnsi="Courier New" w:cs="Courier New"/>
+          <w:sz w:val="20"/>
+          <w:szCs w:val="20"/>
+          <w:lang w:eastAsia="en-AU"/>
+        </w:rPr>
+        <w:t xml:space="preserve">: </w:t>
+      </w:r>
+      <w:proofErr w:type="spellStart"/>
+      <w:r>
+        <w:rPr>
+          <w:rFonts w:ascii="Courier New" w:eastAsia="Times New Roman" w:hAnsi="Courier New" w:cs="Courier New"/>
+          <w:sz w:val="20"/>
+          <w:szCs w:val="20"/>
+          <w:lang w:eastAsia="en-AU"/>
+        </w:rPr>
+        <w:t>business.location.lng</w:t>
+      </w:r>
+      <w:proofErr w:type="spellEnd"/>
+      <w:r>
+        <w:rPr>
+          <w:rFonts w:ascii="Courier New" w:eastAsia="Times New Roman" w:hAnsi="Courier New" w:cs="Courier New"/>
+          <w:sz w:val="20"/>
+          <w:szCs w:val="20"/>
+          <w:lang w:eastAsia="en-AU"/>
+        </w:rPr>
+        <w:t>,</w:t>
+      </w:r>
+      <w:r>
+        <w:rPr>
+          <w:rFonts w:ascii="Courier New" w:eastAsia="Times New Roman" w:hAnsi="Courier New" w:cs="Courier New"/>
+          <w:sz w:val="20"/>
+          <w:szCs w:val="20"/>
+          <w:lang w:eastAsia="en-AU"/>
+        </w:rPr>
+        <w:br/>
+        <w:t xml:space="preserve">  postcode: </w:t>
+      </w:r>
+      <w:proofErr w:type="spellStart"/>
+      <w:r>
+        <w:rPr>
+          <w:rFonts w:ascii="Courier New" w:eastAsia="Times New Roman" w:hAnsi="Courier New" w:cs="Courier New"/>
+          <w:sz w:val="20"/>
+          <w:szCs w:val="20"/>
+          <w:lang w:eastAsia="en-AU"/>
+        </w:rPr>
+        <w:t>business.postcode</w:t>
+      </w:r>
+      <w:proofErr w:type="spellEnd"/>
+      <w:r>
+        <w:rPr>
+          <w:rFonts w:ascii="Courier New" w:eastAsia="Times New Roman" w:hAnsi="Courier New" w:cs="Courier New"/>
+          <w:sz w:val="20"/>
+          <w:szCs w:val="20"/>
+          <w:lang w:eastAsia="en-AU"/>
+        </w:rPr>
+        <w:t>,</w:t>
+      </w:r>
+      <w:r>
+        <w:rPr>
+          <w:rFonts w:ascii="Courier New" w:eastAsia="Times New Roman" w:hAnsi="Courier New" w:cs="Courier New"/>
+          <w:sz w:val="20"/>
+          <w:szCs w:val="20"/>
+          <w:lang w:eastAsia="en-AU"/>
+        </w:rPr>
+        <w:br/>
+        <w:t>}</w:t>
+      </w:r>
+    </w:p>
+    <w:p>
+      <w:pPr>
+        <w:pStyle w:val="ListParagraph"/>
+        <w:numPr>
+          <w:ilvl w:val="0"/>
+          <w:numId w:val="47"/>
+        </w:numPr>
+        <w:spacing w:before="100" w:beforeAutospacing="1" w:after="100" w:afterAutospacing="1" w:line="240" w:lineRule="auto"/>
+        <w:rPr>
+          <w:rFonts w:ascii="Times New Roman" w:eastAsia="Times New Roman" w:hAnsi="Times New Roman" w:cs="Times New Roman"/>
+          <w:sz w:val="24"/>
+          <w:szCs w:val="24"/>
+          <w:lang w:eastAsia="en-AU"/>
+        </w:rPr>
+      </w:pPr>
+      <w:r>
+        <w:rPr>
+          <w:rFonts w:ascii="Times New Roman" w:eastAsia="Times New Roman" w:hAnsi="Times New Roman" w:cs="Times New Roman"/>
+          <w:sz w:val="24"/>
+          <w:szCs w:val="24"/>
+          <w:lang w:eastAsia="en-AU"/>
+        </w:rPr>
+        <w:t>Backend does:</w:t>
+      </w:r>
+    </w:p>
+    <w:p>
+      <w:pPr>
+        <w:pStyle w:val="ListParagraph"/>
+        <w:numPr>
+          <w:ilvl w:val="0"/>
+          <w:numId w:val="47"/>
+        </w:numPr>
+        <w:tabs>
+          <w:tab w:val="left" w:pos="916"/>
+          <w:tab w:val="left" w:pos="1832"/>
+          <w:tab w:val="left" w:pos="2748"/>
+          <w:tab w:val="left" w:pos="3664"/>
+          <w:tab w:val="left" w:pos="4580"/>
+          <w:tab w:val="left" w:pos="5496"/>
+          <w:tab w:val="left" w:pos="6412"/>
+          <w:tab w:val="left" w:pos="7328"/>
+          <w:tab w:val="left" w:pos="8244"/>
+          <w:tab w:val="left" w:pos="9160"/>
+          <w:tab w:val="left" w:pos="10076"/>
+          <w:tab w:val="left" w:pos="10992"/>
+          <w:tab w:val="left" w:pos="11908"/>
+          <w:tab w:val="left" w:pos="12824"/>
+          <w:tab w:val="left" w:pos="13740"/>
+          <w:tab w:val="left" w:pos="14656"/>
+        </w:tabs>
+        <w:spacing w:after="0" w:line="240" w:lineRule="auto"/>
+        <w:rPr>
+          <w:rFonts w:ascii="Courier New" w:eastAsia="Times New Roman" w:hAnsi="Courier New" w:cs="Courier New"/>
+          <w:sz w:val="20"/>
+          <w:szCs w:val="20"/>
+          <w:lang w:eastAsia="en-AU"/>
+        </w:rPr>
+      </w:pPr>
+      <w:r>
+        <w:rPr>
+          <w:rFonts w:ascii="Courier New" w:eastAsia="Times New Roman" w:hAnsi="Courier New" w:cs="Courier New"/>
+          <w:sz w:val="20"/>
+          <w:szCs w:val="20"/>
+          <w:lang w:eastAsia="en-AU"/>
+        </w:rPr>
+        <w:t>1. Search Community One DB</w:t>
+      </w:r>
+      <w:r>
+        <w:rPr>
+          <w:rFonts w:ascii="Courier New" w:eastAsia="Times New Roman" w:hAnsi="Courier New" w:cs="Courier New"/>
+          <w:sz w:val="20"/>
+          <w:szCs w:val="20"/>
+          <w:lang w:eastAsia="en-AU"/>
+        </w:rPr>
+        <w:br/>
+        <w:t>2. Search Google Places</w:t>
+      </w:r>
+      <w:r>
+        <w:rPr>
+          <w:rFonts w:ascii="Courier New" w:eastAsia="Times New Roman" w:hAnsi="Courier New" w:cs="Courier New"/>
+          <w:sz w:val="20"/>
+          <w:szCs w:val="20"/>
+          <w:lang w:eastAsia="en-AU"/>
+        </w:rPr>
+        <w:br/>
+        <w:t>3. Search OSM</w:t>
+      </w:r>
+      <w:r>
+        <w:rPr>
+          <w:rFonts w:ascii="Courier New" w:eastAsia="Times New Roman" w:hAnsi="Courier New" w:cs="Courier New"/>
+          <w:sz w:val="20"/>
+          <w:szCs w:val="20"/>
+          <w:lang w:eastAsia="en-AU"/>
+        </w:rPr>
+        <w:br/>
+        <w:t>4. Return candidates</w:t>
+      </w:r>
+    </w:p>
+    <w:p>
+      <w:pPr>
+        <w:pStyle w:val="ListParagraph"/>
+        <w:numPr>
+          <w:ilvl w:val="0"/>
+          <w:numId w:val="47"/>
+        </w:numPr>
+        <w:spacing w:before="100" w:beforeAutospacing="1" w:after="100" w:afterAutospacing="1" w:line="240" w:lineRule="auto"/>
+        <w:rPr>
+          <w:rFonts w:ascii="Times New Roman" w:eastAsia="Times New Roman" w:hAnsi="Times New Roman" w:cs="Times New Roman"/>
+          <w:sz w:val="24"/>
+          <w:szCs w:val="24"/>
+          <w:lang w:eastAsia="en-AU"/>
+        </w:rPr>
+      </w:pPr>
+      <w:r>
+        <w:rPr>
+          <w:rFonts w:ascii="Times New Roman" w:eastAsia="Times New Roman" w:hAnsi="Times New Roman" w:cs="Times New Roman"/>
+          <w:sz w:val="24"/>
+          <w:szCs w:val="24"/>
+          <w:lang w:eastAsia="en-AU"/>
+        </w:rPr>
+        <w:t>Frontend receives:</w:t>
+      </w:r>
+    </w:p>
+    <w:p>
+      <w:pPr>
+        <w:pStyle w:val="ListParagraph"/>
+        <w:numPr>
+          <w:ilvl w:val="0"/>
+          <w:numId w:val="47"/>
+        </w:numPr>
+        <w:tabs>
+          <w:tab w:val="left" w:pos="916"/>
+          <w:tab w:val="left" w:pos="1832"/>
+          <w:tab w:val="left" w:pos="2748"/>
+          <w:tab w:val="left" w:pos="3664"/>
+          <w:tab w:val="left" w:pos="4580"/>
+          <w:tab w:val="left" w:pos="5496"/>
+          <w:tab w:val="left" w:pos="6412"/>
+          <w:tab w:val="left" w:pos="7328"/>
+          <w:tab w:val="left" w:pos="8244"/>
+          <w:tab w:val="left" w:pos="9160"/>
+          <w:tab w:val="left" w:pos="10076"/>
+          <w:tab w:val="left" w:pos="10992"/>
+          <w:tab w:val="left" w:pos="11908"/>
+          <w:tab w:val="left" w:pos="12824"/>
+          <w:tab w:val="left" w:pos="13740"/>
+          <w:tab w:val="left" w:pos="14656"/>
+        </w:tabs>
+        <w:spacing w:after="0" w:line="240" w:lineRule="auto"/>
+        <w:rPr>
+          <w:rFonts w:ascii="Courier New" w:eastAsia="Times New Roman" w:hAnsi="Courier New" w:cs="Courier New"/>
+          <w:sz w:val="20"/>
+          <w:szCs w:val="20"/>
+          <w:lang w:eastAsia="en-AU"/>
+        </w:rPr>
+      </w:pPr>
+      <w:r>
+        <w:rPr>
+          <w:rFonts w:ascii="Courier New" w:eastAsia="Times New Roman" w:hAnsi="Courier New" w:cs="Courier New"/>
+          <w:sz w:val="20"/>
+          <w:szCs w:val="20"/>
+          <w:lang w:eastAsia="en-AU"/>
+        </w:rPr>
+        <w:t>{</w:t>
+      </w:r>
+      <w:r>
+        <w:rPr>
+          <w:rFonts w:ascii="Courier New" w:eastAsia="Times New Roman" w:hAnsi="Courier New" w:cs="Courier New"/>
+          <w:sz w:val="20"/>
+          <w:szCs w:val="20"/>
+          <w:lang w:eastAsia="en-AU"/>
+        </w:rPr>
+        <w:br/>
+        <w:t xml:space="preserve">  matches: [],</w:t>
+      </w:r>
+      <w:r>
+        <w:rPr>
+          <w:rFonts w:ascii="Courier New" w:eastAsia="Times New Roman" w:hAnsi="Courier New" w:cs="Courier New"/>
+          <w:sz w:val="20"/>
+          <w:szCs w:val="20"/>
+          <w:lang w:eastAsia="en-AU"/>
+        </w:rPr>
+        <w:br/>
+        <w:t xml:space="preserve">  status: "NO_MATCH"</w:t>
+      </w:r>
+      <w:r>
+        <w:rPr>
+          <w:rFonts w:ascii="Courier New" w:eastAsia="Times New Roman" w:hAnsi="Courier New" w:cs="Courier New"/>
+          <w:sz w:val="20"/>
+          <w:szCs w:val="20"/>
+          <w:lang w:eastAsia="en-AU"/>
+        </w:rPr>
+        <w:br/>
+        <w:t>}</w:t>
+      </w:r>
+    </w:p>
+    <w:p>
+      <w:pPr>
+        <w:pStyle w:val="ListParagraph"/>
+        <w:numPr>
+          <w:ilvl w:val="0"/>
+          <w:numId w:val="47"/>
+        </w:numPr>
+        <w:spacing w:before="100" w:beforeAutospacing="1" w:after="100" w:afterAutospacing="1" w:line="240" w:lineRule="auto"/>
+        <w:rPr>
+          <w:rFonts w:ascii="Times New Roman" w:eastAsia="Times New Roman" w:hAnsi="Times New Roman" w:cs="Times New Roman"/>
+          <w:sz w:val="24"/>
+          <w:szCs w:val="24"/>
+          <w:lang w:eastAsia="en-AU"/>
+        </w:rPr>
+      </w:pPr>
+      <w:r>
+        <w:rPr>
+          <w:rFonts w:ascii="Times New Roman" w:eastAsia="Times New Roman" w:hAnsi="Times New Roman" w:cs="Times New Roman"/>
+          <w:sz w:val="24"/>
+          <w:szCs w:val="24"/>
+          <w:lang w:eastAsia="en-AU"/>
+        </w:rPr>
+        <w:t>Then show:</w:t>
+      </w:r>
+    </w:p>
+    <w:p>
+      <w:pPr>
+        <w:pStyle w:val="ListParagraph"/>
+        <w:numPr>
+          <w:ilvl w:val="0"/>
+          <w:numId w:val="47"/>
+        </w:numPr>
+        <w:tabs>
+          <w:tab w:val="left" w:pos="916"/>
+          <w:tab w:val="left" w:pos="1832"/>
+          <w:tab w:val="left" w:pos="2748"/>
+          <w:tab w:val="left" w:pos="3664"/>
+          <w:tab w:val="left" w:pos="4580"/>
+          <w:tab w:val="left" w:pos="5496"/>
+          <w:tab w:val="left" w:pos="6412"/>
+          <w:tab w:val="left" w:pos="7328"/>
+          <w:tab w:val="left" w:pos="8244"/>
+          <w:tab w:val="left" w:pos="9160"/>
+          <w:tab w:val="left" w:pos="10076"/>
+          <w:tab w:val="left" w:pos="10992"/>
+          <w:tab w:val="left" w:pos="11908"/>
+          <w:tab w:val="left" w:pos="12824"/>
+          <w:tab w:val="left" w:pos="13740"/>
+          <w:tab w:val="left" w:pos="14656"/>
+        </w:tabs>
+        <w:spacing w:after="0" w:line="240" w:lineRule="auto"/>
+        <w:rPr>
+          <w:rFonts w:ascii="Courier New" w:eastAsia="Times New Roman" w:hAnsi="Courier New" w:cs="Courier New"/>
+          <w:sz w:val="20"/>
+          <w:szCs w:val="20"/>
+          <w:lang w:eastAsia="en-AU"/>
+        </w:rPr>
+      </w:pPr>
+      <w:r>
+        <w:rPr>
+          <w:rFonts w:ascii="Courier New" w:eastAsia="Times New Roman" w:hAnsi="Courier New" w:cs="Courier New"/>
+          <w:sz w:val="20"/>
+          <w:szCs w:val="20"/>
+          <w:lang w:eastAsia="en-AU"/>
+        </w:rPr>
+        <w:t>No match found.</w:t>
+      </w:r>
+      <w:r>
+        <w:rPr>
+          <w:rFonts w:ascii="Courier New" w:eastAsia="Times New Roman" w:hAnsi="Courier New" w:cs="Courier New"/>
+          <w:sz w:val="20"/>
+          <w:szCs w:val="20"/>
+          <w:lang w:eastAsia="en-AU"/>
+        </w:rPr>
+        <w:br/>
+        <w:t>Create new Community One listing.</w:t>
+      </w:r>
+    </w:p>
+    <w:p>
+      <w:pPr>
+        <w:pStyle w:val="ListParagraph"/>
+        <w:numPr>
+          <w:ilvl w:val="0"/>
+          <w:numId w:val="47"/>
+        </w:numPr>
+        <w:spacing w:before="100" w:beforeAutospacing="1" w:after="100" w:afterAutospacing="1" w:line="240" w:lineRule="auto"/>
+        <w:rPr>
+          <w:rFonts w:ascii="Times New Roman" w:eastAsia="Times New Roman" w:hAnsi="Times New Roman" w:cs="Times New Roman"/>
+          <w:sz w:val="24"/>
+          <w:szCs w:val="24"/>
+          <w:lang w:eastAsia="en-AU"/>
+        </w:rPr>
+      </w:pPr>
+      <w:r>
+        <w:rPr>
+          <w:rFonts w:ascii="Times New Roman" w:eastAsia="Times New Roman" w:hAnsi="Times New Roman" w:cs="Times New Roman"/>
+          <w:sz w:val="24"/>
+          <w:szCs w:val="24"/>
+          <w:lang w:eastAsia="en-AU"/>
+        </w:rPr>
+        <w:t>The object you import back into the profile should clearly say Community One is the source:</w:t>
+      </w:r>
+    </w:p>
+    <w:p>
+      <w:pPr>
+        <w:pStyle w:val="ListParagraph"/>
+        <w:numPr>
+          <w:ilvl w:val="0"/>
+          <w:numId w:val="47"/>
+        </w:numPr>
+        <w:tabs>
+          <w:tab w:val="left" w:pos="916"/>
+          <w:tab w:val="left" w:pos="1832"/>
+          <w:tab w:val="left" w:pos="2748"/>
+          <w:tab w:val="left" w:pos="3664"/>
+          <w:tab w:val="left" w:pos="4580"/>
+          <w:tab w:val="left" w:pos="5496"/>
+          <w:tab w:val="left" w:pos="6412"/>
+          <w:tab w:val="left" w:pos="7328"/>
+          <w:tab w:val="left" w:pos="8244"/>
+          <w:tab w:val="left" w:pos="9160"/>
+          <w:tab w:val="left" w:pos="10076"/>
+          <w:tab w:val="left" w:pos="10992"/>
+          <w:tab w:val="left" w:pos="11908"/>
+          <w:tab w:val="left" w:pos="12824"/>
+          <w:tab w:val="left" w:pos="13740"/>
+          <w:tab w:val="left" w:pos="14656"/>
+        </w:tabs>
+        <w:spacing w:after="0" w:line="240" w:lineRule="auto"/>
+        <w:rPr>
+          <w:rFonts w:ascii="Courier New" w:eastAsia="Times New Roman" w:hAnsi="Courier New" w:cs="Courier New"/>
+          <w:sz w:val="20"/>
+          <w:szCs w:val="20"/>
+          <w:lang w:eastAsia="en-AU"/>
+        </w:rPr>
+      </w:pPr>
+      <w:r>
+        <w:rPr>
+          <w:rFonts w:ascii="Courier New" w:eastAsia="Times New Roman" w:hAnsi="Courier New" w:cs="Courier New"/>
+          <w:sz w:val="20"/>
+          <w:szCs w:val="20"/>
+          <w:lang w:eastAsia="en-AU"/>
+        </w:rPr>
+        <w:t>{</w:t>
+      </w:r>
+      <w:r>
+        <w:rPr>
+          <w:rFonts w:ascii="Courier New" w:eastAsia="Times New Roman" w:hAnsi="Courier New" w:cs="Courier New"/>
+          <w:sz w:val="20"/>
+          <w:szCs w:val="20"/>
+          <w:lang w:eastAsia="en-AU"/>
+        </w:rPr>
+        <w:br/>
+        <w:t xml:space="preserve">  ...business,</w:t>
+      </w:r>
+      <w:r>
+        <w:rPr>
+          <w:rFonts w:ascii="Courier New" w:eastAsia="Times New Roman" w:hAnsi="Courier New" w:cs="Courier New"/>
+          <w:sz w:val="20"/>
+          <w:szCs w:val="20"/>
+          <w:lang w:eastAsia="en-AU"/>
+        </w:rPr>
+        <w:br/>
+      </w:r>
+      <w:r>
+        <w:rPr>
+          <w:rFonts w:ascii="Courier New" w:eastAsia="Times New Roman" w:hAnsi="Courier New" w:cs="Courier New"/>
+          <w:sz w:val="20"/>
+          <w:szCs w:val="20"/>
+          <w:lang w:eastAsia="en-AU"/>
+        </w:rPr>
+        <w:br/>
+        <w:t xml:space="preserve">  source: "USER_SUBMITTED",</w:t>
+      </w:r>
+      <w:r>
+        <w:rPr>
+          <w:rFonts w:ascii="Courier New" w:eastAsia="Times New Roman" w:hAnsi="Courier New" w:cs="Courier New"/>
+          <w:sz w:val="20"/>
+          <w:szCs w:val="20"/>
+          <w:lang w:eastAsia="en-AU"/>
+        </w:rPr>
+        <w:br/>
+      </w:r>
+      <w:r>
+        <w:rPr>
+          <w:rFonts w:ascii="Courier New" w:eastAsia="Times New Roman" w:hAnsi="Courier New" w:cs="Courier New"/>
+          <w:sz w:val="20"/>
+          <w:szCs w:val="20"/>
+          <w:lang w:eastAsia="en-AU"/>
+        </w:rPr>
+        <w:br/>
+        <w:t xml:space="preserve">  </w:t>
+      </w:r>
+      <w:proofErr w:type="spellStart"/>
+      <w:r>
+        <w:rPr>
+          <w:rFonts w:ascii="Courier New" w:eastAsia="Times New Roman" w:hAnsi="Courier New" w:cs="Courier New"/>
+          <w:sz w:val="20"/>
+          <w:szCs w:val="20"/>
+          <w:lang w:eastAsia="en-AU"/>
+        </w:rPr>
+        <w:t>canonicalStatus</w:t>
+      </w:r>
+      <w:proofErr w:type="spellEnd"/>
+      <w:r>
+        <w:rPr>
+          <w:rFonts w:ascii="Courier New" w:eastAsia="Times New Roman" w:hAnsi="Courier New" w:cs="Courier New"/>
+          <w:sz w:val="20"/>
+          <w:szCs w:val="20"/>
+          <w:lang w:eastAsia="en-AU"/>
+        </w:rPr>
+        <w:t>: "DRAFT",</w:t>
+      </w:r>
+      <w:r>
+        <w:rPr>
+          <w:rFonts w:ascii="Courier New" w:eastAsia="Times New Roman" w:hAnsi="Courier New" w:cs="Courier New"/>
+          <w:sz w:val="20"/>
+          <w:szCs w:val="20"/>
+          <w:lang w:eastAsia="en-AU"/>
+        </w:rPr>
+        <w:br/>
+      </w:r>
+      <w:r>
+        <w:rPr>
+          <w:rFonts w:ascii="Courier New" w:eastAsia="Times New Roman" w:hAnsi="Courier New" w:cs="Courier New"/>
+          <w:sz w:val="20"/>
+          <w:szCs w:val="20"/>
+          <w:lang w:eastAsia="en-AU"/>
+        </w:rPr>
+        <w:br/>
+        <w:t xml:space="preserve">  </w:t>
+      </w:r>
+      <w:proofErr w:type="spellStart"/>
+      <w:r>
+        <w:rPr>
+          <w:rFonts w:ascii="Courier New" w:eastAsia="Times New Roman" w:hAnsi="Courier New" w:cs="Courier New"/>
+          <w:sz w:val="20"/>
+          <w:szCs w:val="20"/>
+          <w:lang w:eastAsia="en-AU"/>
+        </w:rPr>
+        <w:t>sourceConfidence</w:t>
+      </w:r>
+      <w:proofErr w:type="spellEnd"/>
+      <w:r>
+        <w:rPr>
+          <w:rFonts w:ascii="Courier New" w:eastAsia="Times New Roman" w:hAnsi="Courier New" w:cs="Courier New"/>
+          <w:sz w:val="20"/>
+          <w:szCs w:val="20"/>
+          <w:lang w:eastAsia="en-AU"/>
+        </w:rPr>
+        <w:t>: "OWNER_DECLARED",</w:t>
+      </w:r>
+      <w:r>
+        <w:rPr>
+          <w:rFonts w:ascii="Courier New" w:eastAsia="Times New Roman" w:hAnsi="Courier New" w:cs="Courier New"/>
+          <w:sz w:val="20"/>
+          <w:szCs w:val="20"/>
+          <w:lang w:eastAsia="en-AU"/>
+        </w:rPr>
+        <w:br/>
+      </w:r>
+      <w:r>
+        <w:rPr>
+          <w:rFonts w:ascii="Courier New" w:eastAsia="Times New Roman" w:hAnsi="Courier New" w:cs="Courier New"/>
+          <w:sz w:val="20"/>
+          <w:szCs w:val="20"/>
+          <w:lang w:eastAsia="en-AU"/>
+        </w:rPr>
+        <w:br/>
+        <w:t xml:space="preserve">  </w:t>
+      </w:r>
+      <w:proofErr w:type="spellStart"/>
+      <w:r>
+        <w:rPr>
+          <w:rFonts w:ascii="Courier New" w:eastAsia="Times New Roman" w:hAnsi="Courier New" w:cs="Courier New"/>
+          <w:sz w:val="20"/>
+          <w:szCs w:val="20"/>
+          <w:lang w:eastAsia="en-AU"/>
+        </w:rPr>
+        <w:t>verificationStatus</w:t>
+      </w:r>
+      <w:proofErr w:type="spellEnd"/>
+      <w:r>
+        <w:rPr>
+          <w:rFonts w:ascii="Courier New" w:eastAsia="Times New Roman" w:hAnsi="Courier New" w:cs="Courier New"/>
+          <w:sz w:val="20"/>
+          <w:szCs w:val="20"/>
+          <w:lang w:eastAsia="en-AU"/>
+        </w:rPr>
+        <w:t>: "PENDING_VERIFICATION",</w:t>
+      </w:r>
+      <w:r>
+        <w:rPr>
+          <w:rFonts w:ascii="Courier New" w:eastAsia="Times New Roman" w:hAnsi="Courier New" w:cs="Courier New"/>
+          <w:sz w:val="20"/>
+          <w:szCs w:val="20"/>
+          <w:lang w:eastAsia="en-AU"/>
+        </w:rPr>
+        <w:br/>
+      </w:r>
+      <w:r>
+        <w:rPr>
+          <w:rFonts w:ascii="Courier New" w:eastAsia="Times New Roman" w:hAnsi="Courier New" w:cs="Courier New"/>
+          <w:sz w:val="20"/>
+          <w:szCs w:val="20"/>
+          <w:lang w:eastAsia="en-AU"/>
+        </w:rPr>
+        <w:br/>
+        <w:t xml:space="preserve">  </w:t>
+      </w:r>
+      <w:proofErr w:type="spellStart"/>
+      <w:r>
+        <w:rPr>
+          <w:rFonts w:ascii="Courier New" w:eastAsia="Times New Roman" w:hAnsi="Courier New" w:cs="Courier New"/>
+          <w:sz w:val="20"/>
+          <w:szCs w:val="20"/>
+          <w:lang w:eastAsia="en-AU"/>
+        </w:rPr>
+        <w:t>googlePlaceId</w:t>
+      </w:r>
+      <w:proofErr w:type="spellEnd"/>
+      <w:r>
+        <w:rPr>
+          <w:rFonts w:ascii="Courier New" w:eastAsia="Times New Roman" w:hAnsi="Courier New" w:cs="Courier New"/>
+          <w:sz w:val="20"/>
+          <w:szCs w:val="20"/>
+          <w:lang w:eastAsia="en-AU"/>
+        </w:rPr>
+        <w:t>: null,</w:t>
+      </w:r>
+      <w:r>
+        <w:rPr>
+          <w:rFonts w:ascii="Courier New" w:eastAsia="Times New Roman" w:hAnsi="Courier New" w:cs="Courier New"/>
+          <w:sz w:val="20"/>
+          <w:szCs w:val="20"/>
+          <w:lang w:eastAsia="en-AU"/>
+        </w:rPr>
+        <w:br/>
+        <w:t xml:space="preserve">  </w:t>
+      </w:r>
+      <w:proofErr w:type="spellStart"/>
+      <w:r>
+        <w:rPr>
+          <w:rFonts w:ascii="Courier New" w:eastAsia="Times New Roman" w:hAnsi="Courier New" w:cs="Courier New"/>
+          <w:sz w:val="20"/>
+          <w:szCs w:val="20"/>
+          <w:lang w:eastAsia="en-AU"/>
+        </w:rPr>
+        <w:t>osmId</w:t>
+      </w:r>
+      <w:proofErr w:type="spellEnd"/>
+      <w:r>
+        <w:rPr>
+          <w:rFonts w:ascii="Courier New" w:eastAsia="Times New Roman" w:hAnsi="Courier New" w:cs="Courier New"/>
+          <w:sz w:val="20"/>
+          <w:szCs w:val="20"/>
+          <w:lang w:eastAsia="en-AU"/>
+        </w:rPr>
+        <w:t>: null,</w:t>
+      </w:r>
+      <w:r>
+        <w:rPr>
+          <w:rFonts w:ascii="Courier New" w:eastAsia="Times New Roman" w:hAnsi="Courier New" w:cs="Courier New"/>
+          <w:sz w:val="20"/>
+          <w:szCs w:val="20"/>
+          <w:lang w:eastAsia="en-AU"/>
+        </w:rPr>
+        <w:br/>
+      </w:r>
+      <w:r>
+        <w:rPr>
+          <w:rFonts w:ascii="Courier New" w:eastAsia="Times New Roman" w:hAnsi="Courier New" w:cs="Courier New"/>
+          <w:sz w:val="20"/>
+          <w:szCs w:val="20"/>
+          <w:lang w:eastAsia="en-AU"/>
+        </w:rPr>
+        <w:br/>
+        <w:t xml:space="preserve">  location: {</w:t>
+      </w:r>
+      <w:r>
+        <w:rPr>
+          <w:rFonts w:ascii="Courier New" w:eastAsia="Times New Roman" w:hAnsi="Courier New" w:cs="Courier New"/>
+          <w:sz w:val="20"/>
+          <w:szCs w:val="20"/>
+          <w:lang w:eastAsia="en-AU"/>
+        </w:rPr>
+        <w:br/>
+        <w:t xml:space="preserve">    ...</w:t>
+      </w:r>
+      <w:proofErr w:type="spellStart"/>
+      <w:r>
+        <w:rPr>
+          <w:rFonts w:ascii="Courier New" w:eastAsia="Times New Roman" w:hAnsi="Courier New" w:cs="Courier New"/>
+          <w:sz w:val="20"/>
+          <w:szCs w:val="20"/>
+          <w:lang w:eastAsia="en-AU"/>
+        </w:rPr>
+        <w:t>business.location</w:t>
+      </w:r>
+      <w:proofErr w:type="spellEnd"/>
+      <w:r>
+        <w:rPr>
+          <w:rFonts w:ascii="Courier New" w:eastAsia="Times New Roman" w:hAnsi="Courier New" w:cs="Courier New"/>
+          <w:sz w:val="20"/>
+          <w:szCs w:val="20"/>
+          <w:lang w:eastAsia="en-AU"/>
+        </w:rPr>
+        <w:t>,</w:t>
+      </w:r>
+      <w:r>
+        <w:rPr>
+          <w:rFonts w:ascii="Courier New" w:eastAsia="Times New Roman" w:hAnsi="Courier New" w:cs="Courier New"/>
+          <w:sz w:val="20"/>
+          <w:szCs w:val="20"/>
+          <w:lang w:eastAsia="en-AU"/>
+        </w:rPr>
+        <w:br/>
+        <w:t xml:space="preserve">    source: "USER_PINNED",</w:t>
+      </w:r>
+      <w:r>
+        <w:rPr>
+          <w:rFonts w:ascii="Courier New" w:eastAsia="Times New Roman" w:hAnsi="Courier New" w:cs="Courier New"/>
+          <w:sz w:val="20"/>
+          <w:szCs w:val="20"/>
+          <w:lang w:eastAsia="en-AU"/>
+        </w:rPr>
+        <w:br/>
+        <w:t xml:space="preserve">  }</w:t>
+      </w:r>
+      <w:r>
+        <w:rPr>
+          <w:rFonts w:ascii="Courier New" w:eastAsia="Times New Roman" w:hAnsi="Courier New" w:cs="Courier New"/>
+          <w:sz w:val="20"/>
+          <w:szCs w:val="20"/>
+          <w:lang w:eastAsia="en-AU"/>
+        </w:rPr>
+        <w:br/>
+        <w:t>}</w:t>
+      </w:r>
+    </w:p>
+    <w:p>
+      <w:pPr>
+        <w:pStyle w:val="ListParagraph"/>
+        <w:numPr>
+          <w:ilvl w:val="0"/>
+          <w:numId w:val="47"/>
+        </w:numPr>
+        <w:spacing w:before="100" w:beforeAutospacing="1" w:after="100" w:afterAutospacing="1" w:line="240" w:lineRule="auto"/>
+        <w:rPr>
+          <w:rFonts w:ascii="Times New Roman" w:eastAsia="Times New Roman" w:hAnsi="Times New Roman" w:cs="Times New Roman"/>
+          <w:sz w:val="24"/>
+          <w:szCs w:val="24"/>
+          <w:lang w:eastAsia="en-AU"/>
+        </w:rPr>
+      </w:pPr>
+      <w:r>
+        <w:rPr>
+          <w:rFonts w:ascii="Times New Roman" w:eastAsia="Times New Roman" w:hAnsi="Times New Roman" w:cs="Times New Roman"/>
+          <w:sz w:val="24"/>
+          <w:szCs w:val="24"/>
+          <w:lang w:eastAsia="en-AU"/>
+        </w:rPr>
+        <w:t>After email/phone verification:</w:t>
+      </w:r>
+    </w:p>
+    <w:p>
+      <w:pPr>
+        <w:pStyle w:val="ListParagraph"/>
+        <w:numPr>
+          <w:ilvl w:val="0"/>
+          <w:numId w:val="47"/>
+        </w:numPr>
+        <w:tabs>
+          <w:tab w:val="left" w:pos="916"/>
+          <w:tab w:val="left" w:pos="1832"/>
+          <w:tab w:val="left" w:pos="2748"/>
+          <w:tab w:val="left" w:pos="3664"/>
+          <w:tab w:val="left" w:pos="4580"/>
+          <w:tab w:val="left" w:pos="5496"/>
+          <w:tab w:val="left" w:pos="6412"/>
+          <w:tab w:val="left" w:pos="7328"/>
+          <w:tab w:val="left" w:pos="8244"/>
+          <w:tab w:val="left" w:pos="9160"/>
+          <w:tab w:val="left" w:pos="10076"/>
+          <w:tab w:val="left" w:pos="10992"/>
+          <w:tab w:val="left" w:pos="11908"/>
+          <w:tab w:val="left" w:pos="12824"/>
+          <w:tab w:val="left" w:pos="13740"/>
+          <w:tab w:val="left" w:pos="14656"/>
+        </w:tabs>
+        <w:spacing w:after="0" w:line="240" w:lineRule="auto"/>
+        <w:rPr>
+          <w:rFonts w:ascii="Courier New" w:eastAsia="Times New Roman" w:hAnsi="Courier New" w:cs="Courier New"/>
+          <w:sz w:val="20"/>
+          <w:szCs w:val="20"/>
+          <w:lang w:eastAsia="en-AU"/>
+        </w:rPr>
+      </w:pPr>
+      <w:r>
+        <w:rPr>
+          <w:rFonts w:ascii="Courier New" w:eastAsia="Times New Roman" w:hAnsi="Courier New" w:cs="Courier New"/>
+          <w:sz w:val="20"/>
+          <w:szCs w:val="20"/>
+          <w:lang w:eastAsia="en-AU"/>
+        </w:rPr>
+        <w:t>{</w:t>
+      </w:r>
+      <w:r>
+        <w:rPr>
+          <w:rFonts w:ascii="Courier New" w:eastAsia="Times New Roman" w:hAnsi="Courier New" w:cs="Courier New"/>
+          <w:sz w:val="20"/>
+          <w:szCs w:val="20"/>
+          <w:lang w:eastAsia="en-AU"/>
+        </w:rPr>
+        <w:br/>
+        <w:t xml:space="preserve">  </w:t>
+      </w:r>
+      <w:proofErr w:type="spellStart"/>
+      <w:r>
+        <w:rPr>
+          <w:rFonts w:ascii="Courier New" w:eastAsia="Times New Roman" w:hAnsi="Courier New" w:cs="Courier New"/>
+          <w:sz w:val="20"/>
+          <w:szCs w:val="20"/>
+          <w:lang w:eastAsia="en-AU"/>
+        </w:rPr>
+        <w:t>verificationStatus</w:t>
+      </w:r>
+      <w:proofErr w:type="spellEnd"/>
+      <w:r>
+        <w:rPr>
+          <w:rFonts w:ascii="Courier New" w:eastAsia="Times New Roman" w:hAnsi="Courier New" w:cs="Courier New"/>
+          <w:sz w:val="20"/>
+          <w:szCs w:val="20"/>
+          <w:lang w:eastAsia="en-AU"/>
+        </w:rPr>
+        <w:t>: "OWNER_VERIFIED",</w:t>
+      </w:r>
+      <w:r>
+        <w:rPr>
+          <w:rFonts w:ascii="Courier New" w:eastAsia="Times New Roman" w:hAnsi="Courier New" w:cs="Courier New"/>
+          <w:sz w:val="20"/>
+          <w:szCs w:val="20"/>
+          <w:lang w:eastAsia="en-AU"/>
+        </w:rPr>
+        <w:br/>
+        <w:t xml:space="preserve">  </w:t>
+      </w:r>
+      <w:proofErr w:type="spellStart"/>
+      <w:r>
+        <w:rPr>
+          <w:rFonts w:ascii="Courier New" w:eastAsia="Times New Roman" w:hAnsi="Courier New" w:cs="Courier New"/>
+          <w:sz w:val="20"/>
+          <w:szCs w:val="20"/>
+          <w:lang w:eastAsia="en-AU"/>
+        </w:rPr>
+        <w:t>canonicalStatus</w:t>
+      </w:r>
+      <w:proofErr w:type="spellEnd"/>
+      <w:r>
+        <w:rPr>
+          <w:rFonts w:ascii="Courier New" w:eastAsia="Times New Roman" w:hAnsi="Courier New" w:cs="Courier New"/>
+          <w:sz w:val="20"/>
+          <w:szCs w:val="20"/>
+          <w:lang w:eastAsia="en-AU"/>
+        </w:rPr>
+        <w:t>: "ACTIVE"</w:t>
+      </w:r>
+      <w:r>
+        <w:rPr>
+          <w:rFonts w:ascii="Courier New" w:eastAsia="Times New Roman" w:hAnsi="Courier New" w:cs="Courier New"/>
+          <w:sz w:val="20"/>
+          <w:szCs w:val="20"/>
+          <w:lang w:eastAsia="en-AU"/>
+        </w:rPr>
+        <w:br/>
+        <w:t>}</w:t>
+      </w:r>
+    </w:p>
+    <w:p>
+      <w:pPr>
+        <w:pStyle w:val="ListParagraph"/>
+        <w:numPr>
+          <w:ilvl w:val="0"/>
+          <w:numId w:val="47"/>
+        </w:numPr>
+        <w:spacing w:before="100" w:beforeAutospacing="1" w:after="100" w:afterAutospacing="1" w:line="240" w:lineRule="auto"/>
+        <w:rPr>
+          <w:rFonts w:ascii="Times New Roman" w:eastAsia="Times New Roman" w:hAnsi="Times New Roman" w:cs="Times New Roman"/>
+          <w:sz w:val="24"/>
+          <w:szCs w:val="24"/>
+          <w:lang w:eastAsia="en-AU"/>
+        </w:rPr>
+      </w:pPr>
+      <w:r>
+        <w:rPr>
+          <w:rFonts w:ascii="Times New Roman" w:eastAsia="Times New Roman" w:hAnsi="Times New Roman" w:cs="Times New Roman"/>
+          <w:sz w:val="24"/>
+          <w:szCs w:val="24"/>
+          <w:lang w:eastAsia="en-AU"/>
+        </w:rPr>
+        <w:t>This gives you a clean rule:</w:t>
+      </w:r>
+    </w:p>
+    <w:p>
+      <w:pPr>
+        <w:pStyle w:val="ListParagraph"/>
+        <w:numPr>
+          <w:ilvl w:val="0"/>
+          <w:numId w:val="47"/>
+        </w:numPr>
+        <w:tabs>
+          <w:tab w:val="left" w:pos="916"/>
+          <w:tab w:val="left" w:pos="1832"/>
+          <w:tab w:val="left" w:pos="2748"/>
+          <w:tab w:val="left" w:pos="3664"/>
+          <w:tab w:val="left" w:pos="4580"/>
+          <w:tab w:val="left" w:pos="5496"/>
+          <w:tab w:val="left" w:pos="6412"/>
+          <w:tab w:val="left" w:pos="7328"/>
+          <w:tab w:val="left" w:pos="8244"/>
+          <w:tab w:val="left" w:pos="9160"/>
+          <w:tab w:val="left" w:pos="10076"/>
+          <w:tab w:val="left" w:pos="10992"/>
+          <w:tab w:val="left" w:pos="11908"/>
+          <w:tab w:val="left" w:pos="12824"/>
+          <w:tab w:val="left" w:pos="13740"/>
+          <w:tab w:val="left" w:pos="14656"/>
+        </w:tabs>
+        <w:spacing w:after="0" w:line="240" w:lineRule="auto"/>
+        <w:rPr>
+          <w:rFonts w:ascii="Courier New" w:eastAsia="Times New Roman" w:hAnsi="Courier New" w:cs="Courier New"/>
+          <w:sz w:val="20"/>
+          <w:szCs w:val="20"/>
+          <w:lang w:eastAsia="en-AU"/>
+        </w:rPr>
+      </w:pPr>
+      <w:r>
+        <w:rPr>
+          <w:rFonts w:ascii="Courier New" w:eastAsia="Times New Roman" w:hAnsi="Courier New" w:cs="Courier New"/>
+          <w:sz w:val="20"/>
+          <w:szCs w:val="20"/>
+          <w:lang w:eastAsia="en-AU"/>
+        </w:rPr>
+        <w:t>External match found</w:t>
+      </w:r>
+      <w:r>
+        <w:rPr>
+          <w:rFonts w:ascii="Courier New" w:eastAsia="Times New Roman" w:hAnsi="Courier New" w:cs="Courier New"/>
+          <w:sz w:val="20"/>
+          <w:szCs w:val="20"/>
+          <w:lang w:eastAsia="en-AU"/>
+        </w:rPr>
+        <w:br/>
+        <w:t>→ import/enrich/confirm</w:t>
+      </w:r>
+      <w:r>
+        <w:rPr>
+          <w:rFonts w:ascii="Courier New" w:eastAsia="Times New Roman" w:hAnsi="Courier New" w:cs="Courier New"/>
+          <w:sz w:val="20"/>
+          <w:szCs w:val="20"/>
+          <w:lang w:eastAsia="en-AU"/>
+        </w:rPr>
+        <w:br/>
+      </w:r>
+      <w:r>
+        <w:rPr>
+          <w:rFonts w:ascii="Courier New" w:eastAsia="Times New Roman" w:hAnsi="Courier New" w:cs="Courier New"/>
+          <w:sz w:val="20"/>
+          <w:szCs w:val="20"/>
+          <w:lang w:eastAsia="en-AU"/>
+        </w:rPr>
+        <w:br/>
+        <w:t>No external match</w:t>
+      </w:r>
+      <w:r>
+        <w:rPr>
+          <w:rFonts w:ascii="Courier New" w:eastAsia="Times New Roman" w:hAnsi="Courier New" w:cs="Courier New"/>
+          <w:sz w:val="20"/>
+          <w:szCs w:val="20"/>
+          <w:lang w:eastAsia="en-AU"/>
+        </w:rPr>
+        <w:br/>
+      </w:r>
+      <w:r>
+        <w:rPr>
+          <w:rFonts w:ascii="Courier New" w:eastAsia="Times New Roman" w:hAnsi="Courier New" w:cs="Courier New"/>
+          <w:sz w:val="20"/>
+          <w:szCs w:val="20"/>
+          <w:lang w:eastAsia="en-AU"/>
+        </w:rPr>
+        <w:lastRenderedPageBreak/>
+        <w:t>→ user creates canonical source record</w:t>
+      </w:r>
+      <w:r>
+        <w:rPr>
+          <w:rFonts w:ascii="Courier New" w:eastAsia="Times New Roman" w:hAnsi="Courier New" w:cs="Courier New"/>
+          <w:sz w:val="20"/>
+          <w:szCs w:val="20"/>
+          <w:lang w:eastAsia="en-AU"/>
+        </w:rPr>
+        <w:br/>
+      </w:r>
+      <w:r>
+        <w:rPr>
+          <w:rFonts w:ascii="Courier New" w:eastAsia="Times New Roman" w:hAnsi="Courier New" w:cs="Courier New"/>
+          <w:sz w:val="20"/>
+          <w:szCs w:val="20"/>
+          <w:lang w:eastAsia="en-AU"/>
+        </w:rPr>
+        <w:br/>
+        <w:t>Verified owner</w:t>
+      </w:r>
+      <w:r>
+        <w:rPr>
+          <w:rFonts w:ascii="Courier New" w:eastAsia="Times New Roman" w:hAnsi="Courier New" w:cs="Courier New"/>
+          <w:sz w:val="20"/>
+          <w:szCs w:val="20"/>
+          <w:lang w:eastAsia="en-AU"/>
+        </w:rPr>
+        <w:br/>
+        <w:t>→ Community One becomes source of truth</w:t>
+      </w:r>
+    </w:p>
+    <w:p>
+      <w:pPr>
+        <w:pStyle w:val="ListParagraph"/>
+        <w:numPr>
+          <w:ilvl w:val="0"/>
+          <w:numId w:val="47"/>
+        </w:numPr>
+        <w:spacing w:before="100" w:beforeAutospacing="1" w:after="100" w:afterAutospacing="1" w:line="240" w:lineRule="auto"/>
+        <w:rPr>
+          <w:rFonts w:ascii="Times New Roman" w:eastAsia="Times New Roman" w:hAnsi="Times New Roman" w:cs="Times New Roman"/>
+          <w:sz w:val="24"/>
+          <w:szCs w:val="24"/>
+          <w:lang w:eastAsia="en-AU"/>
+        </w:rPr>
+      </w:pPr>
+      <w:r>
+        <w:rPr>
+          <w:rFonts w:ascii="Times New Roman" w:eastAsia="Times New Roman" w:hAnsi="Times New Roman" w:cs="Times New Roman"/>
+          <w:sz w:val="24"/>
+          <w:szCs w:val="24"/>
+          <w:lang w:eastAsia="en-AU"/>
+        </w:rPr>
+        <w:t>That’s the right long-term model.</w:t>
+      </w:r>
+    </w:p>
+    <w:p>
+      <w:pPr>
+        <w:pStyle w:val="NormalWeb"/>
+      </w:pPr>
+    </w:p>
+    <w:p>
+      <w:pPr>
+        <w:pStyle w:val="Heading1"/>
+      </w:pPr>
+      <w:r>
+        <w:t>Community One Business Verification</w:t>
+      </w:r>
+    </w:p>
+    <w:p>
+      <w:pPr>
+        <w:pStyle w:val="HTMLPreformatted"/>
+      </w:pPr>
+      <w:r>
+        <w:rPr>
+          <w:rStyle w:val="HTMLCode"/>
+          <w:rFonts w:eastAsiaTheme="majorEastAsia"/>
+        </w:rPr>
+        <w:t>Business created</w:t>
+      </w:r>
+      <w:r>
+        <w:br/>
+      </w:r>
+      <w:r>
+        <w:rPr>
+          <w:rStyle w:val="HTMLCode"/>
+          <w:rFonts w:eastAsiaTheme="majorEastAsia"/>
+        </w:rPr>
+        <w:t>↓</w:t>
+      </w:r>
+      <w:r>
+        <w:br/>
+      </w:r>
+      <w:r>
+        <w:rPr>
+          <w:rStyle w:val="HTMLCode"/>
+          <w:rFonts w:eastAsiaTheme="majorEastAsia"/>
+        </w:rPr>
+        <w:t>Identity verification</w:t>
+      </w:r>
+      <w:r>
+        <w:br/>
+      </w:r>
+      <w:r>
+        <w:rPr>
+          <w:rStyle w:val="HTMLCode"/>
+          <w:rFonts w:eastAsiaTheme="majorEastAsia"/>
+        </w:rPr>
+        <w:t>↓</w:t>
+      </w:r>
+      <w:r>
+        <w:br/>
+      </w:r>
+      <w:r>
+        <w:rPr>
+          <w:rStyle w:val="HTMLCode"/>
+          <w:rFonts w:eastAsiaTheme="majorEastAsia"/>
+        </w:rPr>
+        <w:t>Contact verification</w:t>
+      </w:r>
+      <w:r>
+        <w:br/>
+      </w:r>
+      <w:r>
+        <w:rPr>
+          <w:rStyle w:val="HTMLCode"/>
+          <w:rFonts w:eastAsiaTheme="majorEastAsia"/>
+        </w:rPr>
+        <w:t>↓</w:t>
+      </w:r>
+      <w:r>
+        <w:br/>
+      </w:r>
+      <w:r>
+        <w:rPr>
+          <w:rStyle w:val="HTMLCode"/>
+          <w:rFonts w:eastAsiaTheme="majorEastAsia"/>
+        </w:rPr>
+        <w:t>Ownership verification</w:t>
+      </w:r>
+      <w:r>
+        <w:br/>
+      </w:r>
+      <w:r>
+        <w:rPr>
+          <w:rStyle w:val="HTMLCode"/>
+          <w:rFonts w:eastAsiaTheme="majorEastAsia"/>
+        </w:rPr>
+        <w:t>↓</w:t>
+      </w:r>
+      <w:r>
+        <w:br/>
+      </w:r>
+      <w:r>
+        <w:rPr>
+          <w:rStyle w:val="HTMLCode"/>
+          <w:rFonts w:eastAsiaTheme="majorEastAsia"/>
+        </w:rPr>
+        <w:t>Trust score</w:t>
+      </w:r>
+      <w:r>
+        <w:br/>
+      </w:r>
+      <w:r>
+        <w:rPr>
+          <w:rStyle w:val="HTMLCode"/>
+          <w:rFonts w:eastAsiaTheme="majorEastAsia"/>
+        </w:rPr>
+        <w:t>↓</w:t>
+      </w:r>
+      <w:r>
+        <w:br/>
+      </w:r>
+      <w:r>
+        <w:rPr>
+          <w:rStyle w:val="HTMLCode"/>
+          <w:rFonts w:eastAsiaTheme="majorEastAsia"/>
+        </w:rPr>
+        <w:t>Verified badge</w:t>
+      </w:r>
+    </w:p>
+    <w:p>
+      <w:r>
+        <w:pict>
+          <v:rect id="_x0000_i1078" style="width:0;height:1.5pt" o:hralign="center" o:hrstd="t" o:hr="t" fillcolor="#a0a0a0" stroked="f"/>
+        </w:pict>
+      </w:r>
+    </w:p>
+    <w:p>
+      <w:pPr>
+        <w:pStyle w:val="Heading1"/>
+      </w:pPr>
+      <w:r>
+        <w:t>LEVEL 0 — Registration (required)</w:t>
+      </w:r>
+    </w:p>
+    <w:p>
+      <w:pPr>
+        <w:pStyle w:val="NormalWeb"/>
+      </w:pPr>
+      <w:r>
+        <w:t>Goal:</w:t>
+      </w:r>
+    </w:p>
+    <w:p>
+      <w:pPr>
+        <w:pStyle w:val="HTMLPreformatted"/>
+      </w:pPr>
+      <w:r>
+        <w:rPr>
+          <w:rStyle w:val="HTMLCode"/>
+          <w:rFonts w:eastAsiaTheme="majorEastAsia"/>
+        </w:rPr>
+        <w:t>Create business record</w:t>
+      </w:r>
+    </w:p>
+    <w:p>
+      <w:pPr>
+        <w:pStyle w:val="NormalWeb"/>
+      </w:pPr>
+      <w:r>
+        <w:t>User supplies:</w:t>
+      </w:r>
+    </w:p>
+    <w:p>
+      <w:pPr>
+        <w:pStyle w:val="HTMLPreformatted"/>
+      </w:pPr>
+      <w:r>
+        <w:rPr>
+          <w:rStyle w:val="HTMLCode"/>
+          <w:rFonts w:eastAsiaTheme="majorEastAsia"/>
+        </w:rPr>
+        <w:t>Business name</w:t>
+      </w:r>
+      <w:r>
+        <w:br/>
+      </w:r>
+      <w:r>
+        <w:rPr>
+          <w:rStyle w:val="HTMLCode"/>
+          <w:rFonts w:eastAsiaTheme="majorEastAsia"/>
+        </w:rPr>
+        <w:t>Address</w:t>
+      </w:r>
+      <w:r>
+        <w:br/>
+      </w:r>
+      <w:r>
+        <w:rPr>
+          <w:rStyle w:val="HTMLCode"/>
+          <w:rFonts w:eastAsiaTheme="majorEastAsia"/>
+        </w:rPr>
+        <w:t>Coordinates (pin)</w:t>
+      </w:r>
+      <w:r>
+        <w:br/>
+      </w:r>
+      <w:r>
+        <w:rPr>
+          <w:rStyle w:val="HTMLCode"/>
+          <w:rFonts w:eastAsiaTheme="majorEastAsia"/>
+        </w:rPr>
+        <w:t>Business email</w:t>
+      </w:r>
+      <w:r>
+        <w:br/>
+      </w:r>
+      <w:r>
+        <w:rPr>
+          <w:rStyle w:val="HTMLCode"/>
+          <w:rFonts w:eastAsiaTheme="majorEastAsia"/>
+        </w:rPr>
+        <w:t>Phone</w:t>
+      </w:r>
+      <w:r>
+        <w:br/>
+      </w:r>
+      <w:r>
+        <w:rPr>
+          <w:rStyle w:val="HTMLCode"/>
+          <w:rFonts w:eastAsiaTheme="majorEastAsia"/>
+        </w:rPr>
+        <w:t>Website (optional)</w:t>
+      </w:r>
+      <w:r>
+        <w:br/>
+      </w:r>
+      <w:r>
+        <w:rPr>
+          <w:rStyle w:val="HTMLCode"/>
+          <w:rFonts w:eastAsiaTheme="majorEastAsia"/>
+        </w:rPr>
+        <w:t>ABN (optional initially)</w:t>
+      </w:r>
+    </w:p>
+    <w:p>
+      <w:pPr>
+        <w:pStyle w:val="NormalWeb"/>
+      </w:pPr>
+      <w:r>
+        <w:t>Save:</w:t>
+      </w:r>
+    </w:p>
+    <w:p>
+      <w:pPr>
+        <w:pStyle w:val="HTMLPreformatted"/>
+      </w:pPr>
+      <w:r>
+        <w:rPr>
+          <w:rStyle w:val="o"/>
+          <w:rFonts w:eastAsiaTheme="majorEastAsia"/>
+        </w:rPr>
+        <w:t>verification</w:t>
+      </w:r>
+      <w:r>
+        <w:rPr>
+          <w:rStyle w:val="HTMLCode"/>
+          <w:rFonts w:eastAsiaTheme="majorEastAsia"/>
+        </w:rPr>
+        <w:t>: {</w:t>
+      </w:r>
+      <w:r>
+        <w:br/>
+      </w:r>
+      <w:r>
+        <w:rPr>
+          <w:rStyle w:val="HTMLCode"/>
+          <w:rFonts w:eastAsiaTheme="majorEastAsia"/>
+        </w:rPr>
+        <w:t xml:space="preserve">  </w:t>
+      </w:r>
+      <w:r>
+        <w:rPr>
+          <w:rStyle w:val="o"/>
+          <w:rFonts w:eastAsiaTheme="majorEastAsia"/>
+        </w:rPr>
+        <w:t>status</w:t>
+      </w:r>
+      <w:r>
+        <w:rPr>
+          <w:rStyle w:val="HTMLCode"/>
+          <w:rFonts w:eastAsiaTheme="majorEastAsia"/>
+        </w:rPr>
+        <w:t xml:space="preserve">: </w:t>
+      </w:r>
+      <w:r>
+        <w:rPr>
+          <w:rStyle w:val="k"/>
+          <w:rFonts w:eastAsiaTheme="majorEastAsia"/>
+        </w:rPr>
+        <w:t>"UNVERIFIED"</w:t>
+      </w:r>
+      <w:r>
+        <w:br/>
+      </w:r>
+      <w:r>
+        <w:rPr>
+          <w:rStyle w:val="HTMLCode"/>
+          <w:rFonts w:eastAsiaTheme="majorEastAsia"/>
+        </w:rPr>
+        <w:t>}</w:t>
+      </w:r>
+    </w:p>
+    <w:p>
+      <w:pPr>
+        <w:pStyle w:val="NormalWeb"/>
+      </w:pPr>
+      <w:r>
+        <w:t>No badge.</w:t>
+      </w:r>
+    </w:p>
+    <w:p>
+      <w:r>
+        <w:pict>
+          <v:rect id="_x0000_i1079" style="width:0;height:1.5pt" o:hralign="center" o:hrstd="t" o:hr="t" fillcolor="#a0a0a0" stroked="f"/>
+        </w:pict>
+      </w:r>
+    </w:p>
+    <w:p>
+      <w:pPr>
+        <w:pStyle w:val="Heading1"/>
+      </w:pPr>
+      <w:r>
+        <w:t>LEVEL 1 — Contact Verification</w:t>
+      </w:r>
+    </w:p>
+    <w:p>
+      <w:pPr>
+        <w:pStyle w:val="NormalWeb"/>
+      </w:pPr>
+      <w:r>
+        <w:t>Goal:</w:t>
+      </w:r>
+    </w:p>
+    <w:p>
+      <w:pPr>
+        <w:pStyle w:val="HTMLPreformatted"/>
+      </w:pPr>
+      <w:r>
+        <w:rPr>
+          <w:rStyle w:val="HTMLCode"/>
+          <w:rFonts w:eastAsiaTheme="majorEastAsia"/>
+        </w:rPr>
+        <w:t>Prove user controls contact points</w:t>
+      </w:r>
+    </w:p>
+    <w:p>
+      <w:pPr>
+        <w:pStyle w:val="NormalWeb"/>
+      </w:pPr>
+      <w:r>
+        <w:lastRenderedPageBreak/>
+        <w:t>Verify:</w:t>
+      </w:r>
+    </w:p>
+    <w:p>
+      <w:pPr>
+        <w:pStyle w:val="Heading3"/>
+      </w:pPr>
+      <w:r>
+        <w:t>Email</w:t>
+      </w:r>
+    </w:p>
+    <w:p>
+      <w:pPr>
+        <w:pStyle w:val="NormalWeb"/>
+      </w:pPr>
+      <w:r>
+        <w:t xml:space="preserve">You already mentioned </w:t>
+      </w:r>
+      <w:proofErr w:type="spellStart"/>
+      <w:r>
+        <w:t>Cognito</w:t>
+      </w:r>
+      <w:proofErr w:type="spellEnd"/>
+      <w:r>
+        <w:t>.</w:t>
+      </w:r>
+    </w:p>
+    <w:p>
+      <w:pPr>
+        <w:pStyle w:val="NormalWeb"/>
+      </w:pPr>
+      <w:r>
+        <w:t>Flow:</w:t>
+      </w:r>
+    </w:p>
+    <w:p>
+      <w:pPr>
+        <w:pStyle w:val="HTMLPreformatted"/>
+      </w:pPr>
+      <w:r>
+        <w:rPr>
+          <w:rStyle w:val="HTMLCode"/>
+          <w:rFonts w:eastAsiaTheme="majorEastAsia"/>
+        </w:rPr>
+        <w:t>Business Email</w:t>
+      </w:r>
+      <w:r>
+        <w:br/>
+      </w:r>
+      <w:r>
+        <w:rPr>
+          <w:rStyle w:val="HTMLCode"/>
+          <w:rFonts w:eastAsiaTheme="majorEastAsia"/>
+        </w:rPr>
+        <w:t>↓</w:t>
+      </w:r>
+      <w:r>
+        <w:br/>
+      </w:r>
+      <w:r>
+        <w:rPr>
+          <w:rStyle w:val="HTMLCode"/>
+          <w:rFonts w:eastAsiaTheme="majorEastAsia"/>
+        </w:rPr>
+        <w:t>Send verification code</w:t>
+      </w:r>
+      <w:r>
+        <w:br/>
+      </w:r>
+      <w:r>
+        <w:rPr>
+          <w:rStyle w:val="HTMLCode"/>
+          <w:rFonts w:eastAsiaTheme="majorEastAsia"/>
+        </w:rPr>
+        <w:t>↓</w:t>
+      </w:r>
+      <w:r>
+        <w:br/>
+      </w:r>
+      <w:r>
+        <w:rPr>
+          <w:rStyle w:val="HTMLCode"/>
+          <w:rFonts w:eastAsiaTheme="majorEastAsia"/>
+        </w:rPr>
+        <w:t>Enter OTP</w:t>
+      </w:r>
+      <w:r>
+        <w:br/>
+      </w:r>
+      <w:r>
+        <w:rPr>
+          <w:rStyle w:val="HTMLCode"/>
+          <w:rFonts w:eastAsiaTheme="majorEastAsia"/>
+        </w:rPr>
+        <w:t>↓</w:t>
+      </w:r>
+      <w:r>
+        <w:br/>
+      </w:r>
+      <w:r>
+        <w:rPr>
+          <w:rStyle w:val="HTMLCode"/>
+          <w:rFonts w:eastAsiaTheme="majorEastAsia"/>
+        </w:rPr>
+        <w:t>Verified</w:t>
+      </w:r>
+    </w:p>
+    <w:p>
+      <w:pPr>
+        <w:pStyle w:val="NormalWeb"/>
+      </w:pPr>
+      <w:r>
+        <w:t>Store:</w:t>
+      </w:r>
+    </w:p>
+    <w:p>
+      <w:pPr>
+        <w:pStyle w:val="HTMLPreformatted"/>
+      </w:pPr>
+      <w:proofErr w:type="spellStart"/>
+      <w:r>
+        <w:rPr>
+          <w:rStyle w:val="o"/>
+          <w:rFonts w:eastAsiaTheme="majorEastAsia"/>
+        </w:rPr>
+        <w:t>emailVerified</w:t>
+      </w:r>
+      <w:proofErr w:type="spellEnd"/>
+      <w:r>
+        <w:rPr>
+          <w:rStyle w:val="HTMLCode"/>
+          <w:rFonts w:eastAsiaTheme="majorEastAsia"/>
+        </w:rPr>
+        <w:t xml:space="preserve">: </w:t>
+      </w:r>
+      <w:r>
+        <w:rPr>
+          <w:rStyle w:val="j"/>
+        </w:rPr>
+        <w:t>true</w:t>
+      </w:r>
+    </w:p>
+    <w:p>
+      <w:r>
+        <w:pict>
+          <v:rect id="_x0000_i1080" style="width:0;height:1.5pt" o:hralign="center" o:hrstd="t" o:hr="t" fillcolor="#a0a0a0" stroked="f"/>
+        </w:pict>
+      </w:r>
+    </w:p>
+    <w:p>
+      <w:pPr>
+        <w:pStyle w:val="Heading3"/>
+      </w:pPr>
+      <w:r>
+        <w:t>Phone</w:t>
+      </w:r>
+    </w:p>
+    <w:p>
+      <w:pPr>
+        <w:pStyle w:val="NormalWeb"/>
+      </w:pPr>
+      <w:r>
+        <w:t>Flow:</w:t>
+      </w:r>
+    </w:p>
+    <w:p>
+      <w:pPr>
+        <w:pStyle w:val="HTMLPreformatted"/>
+      </w:pPr>
+      <w:r>
+        <w:rPr>
+          <w:rStyle w:val="HTMLCode"/>
+          <w:rFonts w:eastAsiaTheme="majorEastAsia"/>
+        </w:rPr>
+        <w:t>Phone</w:t>
+      </w:r>
+      <w:r>
+        <w:br/>
+      </w:r>
+      <w:r>
+        <w:rPr>
+          <w:rStyle w:val="HTMLCode"/>
+          <w:rFonts w:eastAsiaTheme="majorEastAsia"/>
+        </w:rPr>
+        <w:t>↓</w:t>
+      </w:r>
+      <w:r>
+        <w:br/>
+      </w:r>
+      <w:r>
+        <w:rPr>
+          <w:rStyle w:val="HTMLCode"/>
+          <w:rFonts w:eastAsiaTheme="majorEastAsia"/>
+        </w:rPr>
+        <w:t>SMS OTP</w:t>
+      </w:r>
+      <w:r>
+        <w:br/>
+      </w:r>
+      <w:r>
+        <w:rPr>
+          <w:rStyle w:val="HTMLCode"/>
+          <w:rFonts w:eastAsiaTheme="majorEastAsia"/>
+        </w:rPr>
+        <w:t>↓</w:t>
+      </w:r>
+      <w:r>
+        <w:br/>
+      </w:r>
+      <w:r>
+        <w:rPr>
+          <w:rStyle w:val="HTMLCode"/>
+          <w:rFonts w:eastAsiaTheme="majorEastAsia"/>
+        </w:rPr>
+        <w:t>Verified</w:t>
+      </w:r>
+    </w:p>
+    <w:p>
+      <w:pPr>
+        <w:pStyle w:val="NormalWeb"/>
+      </w:pPr>
+      <w:r>
+        <w:t>Store:</w:t>
+      </w:r>
+    </w:p>
+    <w:p>
+      <w:pPr>
+        <w:pStyle w:val="HTMLPreformatted"/>
+      </w:pPr>
+      <w:proofErr w:type="spellStart"/>
+      <w:r>
+        <w:rPr>
+          <w:rStyle w:val="o"/>
+          <w:rFonts w:eastAsiaTheme="majorEastAsia"/>
+        </w:rPr>
+        <w:t>phoneVerified</w:t>
+      </w:r>
+      <w:proofErr w:type="spellEnd"/>
+      <w:r>
+        <w:rPr>
+          <w:rStyle w:val="HTMLCode"/>
+          <w:rFonts w:eastAsiaTheme="majorEastAsia"/>
+        </w:rPr>
+        <w:t xml:space="preserve">: </w:t>
+      </w:r>
+      <w:r>
+        <w:rPr>
+          <w:rStyle w:val="j"/>
+        </w:rPr>
+        <w:t>true</w:t>
+      </w:r>
+    </w:p>
+    <w:p>
+      <w:r>
+        <w:pict>
+          <v:rect id="_x0000_i1081" style="width:0;height:1.5pt" o:hralign="center" o:hrstd="t" o:hr="t" fillcolor="#a0a0a0" stroked="f"/>
+        </w:pict>
+      </w:r>
+    </w:p>
+    <w:p>
+      <w:pPr>
+        <w:pStyle w:val="NormalWeb"/>
+      </w:pPr>
+      <w:r>
+        <w:t>Badge:</w:t>
+      </w:r>
+    </w:p>
+    <w:p>
+      <w:pPr>
+        <w:pStyle w:val="HTMLPreformatted"/>
+      </w:pPr>
+      <w:r>
+        <w:rPr>
+          <w:rStyle w:val="HTMLCode"/>
+          <w:rFonts w:ascii="Segoe UI Symbol" w:eastAsiaTheme="majorEastAsia" w:hAnsi="Segoe UI Symbol" w:cs="Segoe UI Symbol"/>
+        </w:rPr>
+        <w:t>✓</w:t>
+      </w:r>
+      <w:r>
+        <w:rPr>
+          <w:rStyle w:val="HTMLCode"/>
+          <w:rFonts w:eastAsiaTheme="majorEastAsia"/>
+        </w:rPr>
+        <w:t xml:space="preserve"> Contact Verified</w:t>
+      </w:r>
+    </w:p>
+    <w:p>
+      <w:r>
+        <w:pict>
+          <v:rect id="_x0000_i1082" style="width:0;height:1.5pt" o:hralign="center" o:hrstd="t" o:hr="t" fillcolor="#a0a0a0" stroked="f"/>
+        </w:pict>
+      </w:r>
+    </w:p>
+    <w:p>
+      <w:pPr>
+        <w:pStyle w:val="Heading1"/>
+      </w:pPr>
+      <w:r>
+        <w:t>LEVEL 2 — Ownership Verification</w:t>
+      </w:r>
+    </w:p>
+    <w:p>
+      <w:pPr>
+        <w:pStyle w:val="NormalWeb"/>
+      </w:pPr>
+      <w:r>
+        <w:t>Goal:</w:t>
+      </w:r>
+    </w:p>
+    <w:p>
+      <w:pPr>
+        <w:pStyle w:val="HTMLPreformatted"/>
+      </w:pPr>
+      <w:r>
+        <w:rPr>
+          <w:rStyle w:val="HTMLCode"/>
+          <w:rFonts w:eastAsiaTheme="majorEastAsia"/>
+        </w:rPr>
+        <w:t>Prove they own the business</w:t>
+      </w:r>
+    </w:p>
+    <w:p>
+      <w:pPr>
+        <w:pStyle w:val="NormalWeb"/>
+      </w:pPr>
+      <w:r>
+        <w:t>This is your important layer.</w:t>
+      </w:r>
+    </w:p>
+    <w:p>
+      <w:pPr>
+        <w:pStyle w:val="NormalWeb"/>
+      </w:pPr>
+      <w:r>
+        <w:t>Options:</w:t>
+      </w:r>
+    </w:p>
+    <w:p>
+      <w:r>
+        <w:pict>
+          <v:rect id="_x0000_i1083" style="width:0;height:1.5pt" o:hralign="center" o:hrstd="t" o:hr="t" fillcolor="#a0a0a0" stroked="f"/>
+        </w:pict>
+      </w:r>
+    </w:p>
+    <w:p>
+      <w:pPr>
+        <w:pStyle w:val="Heading2"/>
+      </w:pPr>
+      <w:r>
+        <w:lastRenderedPageBreak/>
+        <w:t>Domain Verification (best)</w:t>
+      </w:r>
+    </w:p>
+    <w:p>
+      <w:pPr>
+        <w:pStyle w:val="NormalWeb"/>
+      </w:pPr>
+      <w:r>
+        <w:t>Example:</w:t>
+      </w:r>
+    </w:p>
+    <w:p>
+      <w:pPr>
+        <w:pStyle w:val="HTMLPreformatted"/>
+      </w:pPr>
+      <w:r>
+        <w:rPr>
+          <w:rStyle w:val="HTMLCode"/>
+          <w:rFonts w:eastAsiaTheme="majorEastAsia"/>
+        </w:rPr>
+        <w:t>community.one</w:t>
+      </w:r>
+    </w:p>
+    <w:p>
+      <w:pPr>
+        <w:pStyle w:val="NormalWeb"/>
+      </w:pPr>
+      <w:r>
+        <w:t>Flow:</w:t>
+      </w:r>
+    </w:p>
+    <w:p>
+      <w:pPr>
+        <w:pStyle w:val="HTMLPreformatted"/>
+      </w:pPr>
+      <w:r>
+        <w:rPr>
+          <w:rStyle w:val="HTMLCode"/>
+          <w:rFonts w:eastAsiaTheme="majorEastAsia"/>
+        </w:rPr>
+        <w:t>Enter website</w:t>
+      </w:r>
+      <w:r>
+        <w:br/>
+      </w:r>
+      <w:r>
+        <w:rPr>
+          <w:rStyle w:val="HTMLCode"/>
+          <w:rFonts w:eastAsiaTheme="majorEastAsia"/>
+        </w:rPr>
+        <w:t>↓</w:t>
+      </w:r>
+      <w:r>
+        <w:br/>
+      </w:r>
+      <w:r>
+        <w:rPr>
+          <w:rStyle w:val="HTMLCode"/>
+          <w:rFonts w:eastAsiaTheme="majorEastAsia"/>
+        </w:rPr>
+        <w:t>Extract domain</w:t>
+      </w:r>
+      <w:r>
+        <w:br/>
+      </w:r>
+      <w:r>
+        <w:rPr>
+          <w:rStyle w:val="HTMLCode"/>
+          <w:rFonts w:eastAsiaTheme="majorEastAsia"/>
+        </w:rPr>
+        <w:t>↓</w:t>
+      </w:r>
+      <w:r>
+        <w:br/>
+      </w:r>
+      <w:r>
+        <w:rPr>
+          <w:rStyle w:val="HTMLCode"/>
+          <w:rFonts w:eastAsiaTheme="majorEastAsia"/>
+        </w:rPr>
+        <w:t>Require email:</w:t>
+      </w:r>
+      <w:r>
+        <w:br/>
+      </w:r>
+      <w:r>
+        <w:rPr>
+          <w:rStyle w:val="HTMLCode"/>
+          <w:rFonts w:eastAsiaTheme="majorEastAsia"/>
+        </w:rPr>
+        <w:t>owner@community.one</w:t>
+      </w:r>
+      <w:r>
+        <w:br/>
+      </w:r>
+      <w:r>
+        <w:rPr>
+          <w:rStyle w:val="HTMLCode"/>
+          <w:rFonts w:eastAsiaTheme="majorEastAsia"/>
+        </w:rPr>
+        <w:t>↓</w:t>
+      </w:r>
+      <w:r>
+        <w:br/>
+      </w:r>
+      <w:r>
+        <w:rPr>
+          <w:rStyle w:val="HTMLCode"/>
+          <w:rFonts w:eastAsiaTheme="majorEastAsia"/>
+        </w:rPr>
+        <w:t>Send verification</w:t>
+      </w:r>
+      <w:r>
+        <w:br/>
+      </w:r>
+      <w:r>
+        <w:rPr>
+          <w:rStyle w:val="HTMLCode"/>
+          <w:rFonts w:eastAsiaTheme="majorEastAsia"/>
+        </w:rPr>
+        <w:t>↓</w:t>
+      </w:r>
+      <w:r>
+        <w:br/>
+      </w:r>
+      <w:r>
+        <w:rPr>
+          <w:rStyle w:val="HTMLCode"/>
+          <w:rFonts w:eastAsiaTheme="majorEastAsia"/>
+        </w:rPr>
+        <w:t>Verified</w:t>
+      </w:r>
+    </w:p>
+    <w:p>
+      <w:pPr>
+        <w:pStyle w:val="NormalWeb"/>
+      </w:pPr>
+      <w:r>
+        <w:t>Store:</w:t>
+      </w:r>
+    </w:p>
+    <w:p>
+      <w:pPr>
+        <w:pStyle w:val="HTMLPreformatted"/>
+      </w:pPr>
+      <w:proofErr w:type="spellStart"/>
+      <w:r>
+        <w:rPr>
+          <w:rStyle w:val="o"/>
+          <w:rFonts w:eastAsiaTheme="majorEastAsia"/>
+        </w:rPr>
+        <w:t>domainVerified</w:t>
+      </w:r>
+      <w:proofErr w:type="spellEnd"/>
+      <w:r>
+        <w:rPr>
+          <w:rStyle w:val="HTMLCode"/>
+          <w:rFonts w:eastAsiaTheme="majorEastAsia"/>
+        </w:rPr>
+        <w:t xml:space="preserve">: </w:t>
+      </w:r>
+      <w:r>
+        <w:rPr>
+          <w:rStyle w:val="j"/>
+        </w:rPr>
+        <w:t>true</w:t>
+      </w:r>
+    </w:p>
+    <w:p>
+      <w:r>
+        <w:pict>
+          <v:rect id="_x0000_i1084" style="width:0;height:1.5pt" o:hralign="center" o:hrstd="t" o:hr="t" fillcolor="#a0a0a0" stroked="f"/>
+        </w:pict>
+      </w:r>
+    </w:p>
+    <w:p>
+      <w:pPr>
+        <w:pStyle w:val="Heading2"/>
+      </w:pPr>
+      <w:r>
+        <w:t>Google Business Match</w:t>
+      </w:r>
+    </w:p>
+    <w:p>
+      <w:pPr>
+        <w:pStyle w:val="NormalWeb"/>
+      </w:pPr>
+      <w:r>
+        <w:t>If Google exists:</w:t>
+      </w:r>
+    </w:p>
+    <w:p>
+      <w:pPr>
+        <w:pStyle w:val="HTMLPreformatted"/>
+      </w:pPr>
+      <w:r>
+        <w:rPr>
+          <w:rStyle w:val="HTMLCode"/>
+          <w:rFonts w:eastAsiaTheme="majorEastAsia"/>
+        </w:rPr>
+        <w:t>Search Google</w:t>
+      </w:r>
+      <w:r>
+        <w:br/>
+      </w:r>
+      <w:r>
+        <w:rPr>
+          <w:rStyle w:val="HTMLCode"/>
+          <w:rFonts w:eastAsiaTheme="majorEastAsia"/>
+        </w:rPr>
+        <w:t>↓</w:t>
+      </w:r>
+      <w:r>
+        <w:br/>
+      </w:r>
+      <w:r>
+        <w:rPr>
+          <w:rStyle w:val="HTMLCode"/>
+          <w:rFonts w:eastAsiaTheme="majorEastAsia"/>
+        </w:rPr>
+        <w:t>Select listing</w:t>
+      </w:r>
+      <w:r>
+        <w:br/>
+      </w:r>
+      <w:r>
+        <w:rPr>
+          <w:rStyle w:val="HTMLCode"/>
+          <w:rFonts w:eastAsiaTheme="majorEastAsia"/>
+        </w:rPr>
+        <w:t>↓</w:t>
+      </w:r>
+      <w:r>
+        <w:br/>
+      </w:r>
+      <w:r>
+        <w:rPr>
+          <w:rStyle w:val="HTMLCode"/>
+          <w:rFonts w:eastAsiaTheme="majorEastAsia"/>
+        </w:rPr>
+        <w:t>Confirm website/email</w:t>
+      </w:r>
+      <w:r>
+        <w:br/>
+      </w:r>
+      <w:r>
+        <w:rPr>
+          <w:rStyle w:val="HTMLCode"/>
+          <w:rFonts w:eastAsiaTheme="majorEastAsia"/>
+        </w:rPr>
+        <w:t>↓</w:t>
+      </w:r>
+      <w:r>
+        <w:br/>
+      </w:r>
+      <w:r>
+        <w:rPr>
+          <w:rStyle w:val="HTMLCode"/>
+          <w:rFonts w:eastAsiaTheme="majorEastAsia"/>
+        </w:rPr>
+        <w:t>Ownership confidence ↑</w:t>
+      </w:r>
+    </w:p>
+    <w:p>
+      <w:pPr>
+        <w:pStyle w:val="NormalWeb"/>
+      </w:pPr>
+      <w:r>
+        <w:t>Store:</w:t>
+      </w:r>
+    </w:p>
+    <w:p>
+      <w:pPr>
+        <w:pStyle w:val="HTMLPreformatted"/>
+      </w:pPr>
+      <w:proofErr w:type="spellStart"/>
+      <w:r>
+        <w:rPr>
+          <w:rStyle w:val="o"/>
+          <w:rFonts w:eastAsiaTheme="majorEastAsia"/>
+        </w:rPr>
+        <w:t>googleMatched</w:t>
+      </w:r>
+      <w:proofErr w:type="spellEnd"/>
+      <w:r>
+        <w:rPr>
+          <w:rStyle w:val="HTMLCode"/>
+          <w:rFonts w:eastAsiaTheme="majorEastAsia"/>
+        </w:rPr>
+        <w:t xml:space="preserve">: </w:t>
+      </w:r>
+      <w:r>
+        <w:rPr>
+          <w:rStyle w:val="j"/>
+        </w:rPr>
+        <w:t>true</w:t>
+      </w:r>
+    </w:p>
+    <w:p>
+      <w:r>
+        <w:pict>
+          <v:rect id="_x0000_i1085" style="width:0;height:1.5pt" o:hralign="center" o:hrstd="t" o:hr="t" fillcolor="#a0a0a0" stroked="f"/>
+        </w:pict>
+      </w:r>
+    </w:p>
+    <w:p>
+      <w:pPr>
+        <w:pStyle w:val="Heading2"/>
+      </w:pPr>
+      <w:r>
+        <w:t>ABN Verification (Australia)</w:t>
+      </w:r>
+    </w:p>
+    <w:p>
+      <w:pPr>
+        <w:pStyle w:val="NormalWeb"/>
+      </w:pPr>
+      <w:r>
+        <w:t>Flow:</w:t>
+      </w:r>
+    </w:p>
+    <w:p>
+      <w:pPr>
+        <w:pStyle w:val="HTMLPreformatted"/>
+      </w:pPr>
+      <w:r>
+        <w:rPr>
+          <w:rStyle w:val="HTMLCode"/>
+          <w:rFonts w:eastAsiaTheme="majorEastAsia"/>
+        </w:rPr>
+        <w:t>ABN entered</w:t>
+      </w:r>
+      <w:r>
+        <w:br/>
+      </w:r>
+      <w:r>
+        <w:rPr>
+          <w:rStyle w:val="HTMLCode"/>
+          <w:rFonts w:eastAsiaTheme="majorEastAsia"/>
+        </w:rPr>
+        <w:t>↓</w:t>
+      </w:r>
+      <w:r>
+        <w:br/>
+      </w:r>
+      <w:r>
+        <w:rPr>
+          <w:rStyle w:val="HTMLCode"/>
+          <w:rFonts w:eastAsiaTheme="majorEastAsia"/>
+        </w:rPr>
+        <w:t>Lookup</w:t>
+      </w:r>
+      <w:r>
+        <w:br/>
+      </w:r>
+      <w:r>
+        <w:rPr>
+          <w:rStyle w:val="HTMLCode"/>
+          <w:rFonts w:eastAsiaTheme="majorEastAsia"/>
+        </w:rPr>
+        <w:t>↓</w:t>
+      </w:r>
+      <w:r>
+        <w:br/>
+      </w:r>
+      <w:r>
+        <w:rPr>
+          <w:rStyle w:val="HTMLCode"/>
+          <w:rFonts w:eastAsiaTheme="majorEastAsia"/>
+        </w:rPr>
+        <w:t>Business active?</w:t>
+      </w:r>
+      <w:r>
+        <w:br/>
+      </w:r>
+      <w:r>
+        <w:rPr>
+          <w:rStyle w:val="HTMLCode"/>
+          <w:rFonts w:eastAsiaTheme="majorEastAsia"/>
+        </w:rPr>
+        <w:t>↓</w:t>
+      </w:r>
+      <w:r>
+        <w:br/>
+      </w:r>
+      <w:r>
+        <w:rPr>
+          <w:rStyle w:val="HTMLCode"/>
+          <w:rFonts w:eastAsiaTheme="majorEastAsia"/>
+        </w:rPr>
+        <w:t>Verified</w:t>
+      </w:r>
+    </w:p>
+    <w:p>
+      <w:pPr>
+        <w:pStyle w:val="NormalWeb"/>
+      </w:pPr>
+      <w:r>
+        <w:lastRenderedPageBreak/>
+        <w:t>Store:</w:t>
+      </w:r>
+    </w:p>
+    <w:p>
+      <w:pPr>
+        <w:pStyle w:val="HTMLPreformatted"/>
+      </w:pPr>
+      <w:proofErr w:type="spellStart"/>
+      <w:r>
+        <w:rPr>
+          <w:rStyle w:val="o"/>
+          <w:rFonts w:eastAsiaTheme="majorEastAsia"/>
+        </w:rPr>
+        <w:t>abnVerified</w:t>
+      </w:r>
+      <w:proofErr w:type="spellEnd"/>
+      <w:r>
+        <w:rPr>
+          <w:rStyle w:val="HTMLCode"/>
+          <w:rFonts w:eastAsiaTheme="majorEastAsia"/>
+        </w:rPr>
+        <w:t xml:space="preserve">: </w:t>
+      </w:r>
+      <w:r>
+        <w:rPr>
+          <w:rStyle w:val="j"/>
+        </w:rPr>
+        <w:t>true</w:t>
+      </w:r>
+    </w:p>
+    <w:p>
+      <w:r>
+        <w:pict>
+          <v:rect id="_x0000_i1086" style="width:0;height:1.5pt" o:hralign="center" o:hrstd="t" o:hr="t" fillcolor="#a0a0a0" stroked="f"/>
+        </w:pict>
+      </w:r>
+    </w:p>
+    <w:p>
+      <w:pPr>
+        <w:pStyle w:val="NormalWeb"/>
+      </w:pPr>
+      <w:r>
+        <w:t>Badge:</w:t>
+      </w:r>
+    </w:p>
+    <w:p>
+      <w:pPr>
+        <w:pStyle w:val="HTMLPreformatted"/>
+      </w:pPr>
+      <w:r>
+        <w:rPr>
+          <w:rStyle w:val="HTMLCode"/>
+          <w:rFonts w:ascii="Segoe UI Symbol" w:eastAsiaTheme="majorEastAsia" w:hAnsi="Segoe UI Symbol" w:cs="Segoe UI Symbol"/>
+        </w:rPr>
+        <w:t>✓</w:t>
+      </w:r>
+      <w:r>
+        <w:rPr>
+          <w:rStyle w:val="HTMLCode"/>
+          <w:rFonts w:eastAsiaTheme="majorEastAsia"/>
+        </w:rPr>
+        <w:t xml:space="preserve"> Owner Verified</w:t>
+      </w:r>
+    </w:p>
+    <w:p>
+      <w:r>
+        <w:pict>
+          <v:rect id="_x0000_i1087" style="width:0;height:1.5pt" o:hralign="center" o:hrstd="t" o:hr="t" fillcolor="#a0a0a0" stroked="f"/>
+        </w:pict>
+      </w:r>
+    </w:p>
+    <w:p>
+      <w:pPr>
+        <w:pStyle w:val="Heading1"/>
+      </w:pPr>
+      <w:r>
+        <w:t>LEVEL 3 — Community Verification</w:t>
+      </w:r>
+    </w:p>
+    <w:p>
+      <w:pPr>
+        <w:pStyle w:val="NormalWeb"/>
+      </w:pPr>
+      <w:r>
+        <w:t>This is where Community One becomes unique.</w:t>
+      </w:r>
+    </w:p>
+    <w:p>
+      <w:pPr>
+        <w:pStyle w:val="NormalWeb"/>
+      </w:pPr>
+      <w:r>
+        <w:t>Signals:</w:t>
+      </w:r>
+    </w:p>
+    <w:p>
+      <w:pPr>
+        <w:pStyle w:val="HTMLPreformatted"/>
+      </w:pPr>
+      <w:r>
+        <w:rPr>
+          <w:rStyle w:val="HTMLCode"/>
+          <w:rFonts w:eastAsiaTheme="majorEastAsia"/>
+        </w:rPr>
+        <w:t>Business owner active</w:t>
+      </w:r>
+      <w:r>
+        <w:br/>
+      </w:r>
+      <w:r>
+        <w:rPr>
+          <w:rStyle w:val="HTMLCode"/>
+          <w:rFonts w:eastAsiaTheme="majorEastAsia"/>
+        </w:rPr>
+        <w:t>Users interact</w:t>
+      </w:r>
+      <w:r>
+        <w:br/>
+      </w:r>
+      <w:r>
+        <w:rPr>
+          <w:rStyle w:val="HTMLCode"/>
+          <w:rFonts w:eastAsiaTheme="majorEastAsia"/>
+        </w:rPr>
+        <w:t>Address confirmed</w:t>
+      </w:r>
+      <w:r>
+        <w:br/>
+      </w:r>
+      <w:r>
+        <w:rPr>
+          <w:rStyle w:val="HTMLCode"/>
+          <w:rFonts w:eastAsiaTheme="majorEastAsia"/>
+        </w:rPr>
+        <w:t>Updates accepted</w:t>
+      </w:r>
+      <w:r>
+        <w:br/>
+      </w:r>
+      <w:r>
+        <w:rPr>
+          <w:rStyle w:val="HTMLCode"/>
+          <w:rFonts w:eastAsiaTheme="majorEastAsia"/>
+        </w:rPr>
+        <w:t>Claims approved</w:t>
+      </w:r>
+    </w:p>
+    <w:p>
+      <w:pPr>
+        <w:pStyle w:val="NormalWeb"/>
+      </w:pPr>
+      <w:r>
+        <w:t>Store:</w:t>
+      </w:r>
+    </w:p>
+    <w:p>
+      <w:pPr>
+        <w:pStyle w:val="HTMLPreformatted"/>
+      </w:pPr>
+      <w:proofErr w:type="spellStart"/>
+      <w:r>
+        <w:rPr>
+          <w:rStyle w:val="o"/>
+          <w:rFonts w:eastAsiaTheme="majorEastAsia"/>
+        </w:rPr>
+        <w:t>communityVerified</w:t>
+      </w:r>
+      <w:proofErr w:type="spellEnd"/>
+      <w:r>
+        <w:rPr>
+          <w:rStyle w:val="HTMLCode"/>
+          <w:rFonts w:eastAsiaTheme="majorEastAsia"/>
+        </w:rPr>
+        <w:t xml:space="preserve">: </w:t>
+      </w:r>
+      <w:r>
+        <w:rPr>
+          <w:rStyle w:val="j"/>
+        </w:rPr>
+        <w:t>true</w:t>
+      </w:r>
+    </w:p>
+    <w:p>
+      <w:pPr>
+        <w:pStyle w:val="NormalWeb"/>
+      </w:pPr>
+      <w:r>
+        <w:t>Badge:</w:t>
+      </w:r>
+    </w:p>
+    <w:p>
+      <w:pPr>
+        <w:pStyle w:val="HTMLPreformatted"/>
+      </w:pPr>
+      <w:r>
+        <w:rPr>
+          <w:rStyle w:val="HTMLCode"/>
+          <w:rFonts w:ascii="Segoe UI Symbol" w:eastAsiaTheme="majorEastAsia" w:hAnsi="Segoe UI Symbol" w:cs="Segoe UI Symbol"/>
+        </w:rPr>
+        <w:t>✓</w:t>
+      </w:r>
+      <w:r>
+        <w:rPr>
+          <w:rStyle w:val="HTMLCode"/>
+          <w:rFonts w:eastAsiaTheme="majorEastAsia"/>
+        </w:rPr>
+        <w:t xml:space="preserve"> Community Verified</w:t>
+      </w:r>
+    </w:p>
+    <w:p>
+      <w:r>
+        <w:pict>
+          <v:rect id="_x0000_i1088" style="width:0;height:1.5pt" o:hralign="center" o:hrstd="t" o:hr="t" fillcolor="#a0a0a0" stroked="f"/>
+        </w:pict>
+      </w:r>
+    </w:p>
+    <w:p>
+      <w:pPr>
+        <w:pStyle w:val="Heading1"/>
+      </w:pPr>
+      <w:r>
+        <w:t>Verification object</w:t>
+      </w:r>
+    </w:p>
+    <w:p>
+      <w:pPr>
+        <w:pStyle w:val="HTMLPreformatted"/>
+      </w:pPr>
+      <w:r>
+        <w:rPr>
+          <w:rStyle w:val="o"/>
+          <w:rFonts w:eastAsiaTheme="majorEastAsia"/>
+        </w:rPr>
+        <w:t>verification</w:t>
+      </w:r>
+      <w:r>
+        <w:rPr>
+          <w:rStyle w:val="HTMLCode"/>
+          <w:rFonts w:eastAsiaTheme="majorEastAsia"/>
+        </w:rPr>
+        <w:t>: {</w:t>
+      </w:r>
+      <w:r>
+        <w:br/>
+      </w:r>
+      <w:r>
+        <w:rPr>
+          <w:rStyle w:val="HTMLCode"/>
+          <w:rFonts w:eastAsiaTheme="majorEastAsia"/>
+        </w:rPr>
+        <w:t xml:space="preserve">    </w:t>
+      </w:r>
+      <w:r>
+        <w:rPr>
+          <w:rStyle w:val="o"/>
+          <w:rFonts w:eastAsiaTheme="majorEastAsia"/>
+        </w:rPr>
+        <w:t>email</w:t>
+      </w:r>
+      <w:r>
+        <w:rPr>
+          <w:rStyle w:val="HTMLCode"/>
+          <w:rFonts w:eastAsiaTheme="majorEastAsia"/>
+        </w:rPr>
+        <w:t xml:space="preserve">: </w:t>
+      </w:r>
+      <w:r>
+        <w:rPr>
+          <w:rStyle w:val="j"/>
+        </w:rPr>
+        <w:t>false</w:t>
+      </w:r>
+      <w:r>
+        <w:rPr>
+          <w:rStyle w:val="HTMLCode"/>
+          <w:rFonts w:eastAsiaTheme="majorEastAsia"/>
+        </w:rPr>
+        <w:t>,</w:t>
+      </w:r>
+      <w:r>
+        <w:br/>
+      </w:r>
+      <w:r>
+        <w:br/>
+      </w:r>
+      <w:r>
+        <w:rPr>
+          <w:rStyle w:val="HTMLCode"/>
+          <w:rFonts w:eastAsiaTheme="majorEastAsia"/>
+        </w:rPr>
+        <w:t xml:space="preserve">    </w:t>
+      </w:r>
+      <w:r>
+        <w:rPr>
+          <w:rStyle w:val="m"/>
+        </w:rPr>
+        <w:t>phone</w:t>
+      </w:r>
+      <w:r>
+        <w:rPr>
+          <w:rStyle w:val="HTMLCode"/>
+          <w:rFonts w:eastAsiaTheme="majorEastAsia"/>
+        </w:rPr>
+        <w:t xml:space="preserve">: </w:t>
+      </w:r>
+      <w:r>
+        <w:rPr>
+          <w:rStyle w:val="j"/>
+        </w:rPr>
+        <w:t>false</w:t>
+      </w:r>
+      <w:r>
+        <w:rPr>
+          <w:rStyle w:val="HTMLCode"/>
+          <w:rFonts w:eastAsiaTheme="majorEastAsia"/>
+        </w:rPr>
+        <w:t>,</w:t>
+      </w:r>
+      <w:r>
+        <w:br/>
+      </w:r>
+      <w:r>
+        <w:br/>
+      </w:r>
+      <w:r>
+        <w:rPr>
+          <w:rStyle w:val="HTMLCode"/>
+          <w:rFonts w:eastAsiaTheme="majorEastAsia"/>
+        </w:rPr>
+        <w:t xml:space="preserve">    </w:t>
+      </w:r>
+      <w:r>
+        <w:rPr>
+          <w:rStyle w:val="m"/>
+        </w:rPr>
+        <w:t>domain</w:t>
+      </w:r>
+      <w:r>
+        <w:rPr>
+          <w:rStyle w:val="HTMLCode"/>
+          <w:rFonts w:eastAsiaTheme="majorEastAsia"/>
+        </w:rPr>
+        <w:t xml:space="preserve">: </w:t>
+      </w:r>
+      <w:r>
+        <w:rPr>
+          <w:rStyle w:val="j"/>
+        </w:rPr>
+        <w:t>false</w:t>
+      </w:r>
+      <w:r>
+        <w:rPr>
+          <w:rStyle w:val="HTMLCode"/>
+          <w:rFonts w:eastAsiaTheme="majorEastAsia"/>
+        </w:rPr>
+        <w:t>,</w:t>
+      </w:r>
+      <w:r>
+        <w:br/>
+      </w:r>
+      <w:r>
+        <w:br/>
+      </w:r>
+      <w:r>
+        <w:rPr>
+          <w:rStyle w:val="HTMLCode"/>
+          <w:rFonts w:eastAsiaTheme="majorEastAsia"/>
+        </w:rPr>
+        <w:t xml:space="preserve">    </w:t>
+      </w:r>
+      <w:proofErr w:type="spellStart"/>
+      <w:r>
+        <w:rPr>
+          <w:rStyle w:val="m"/>
+        </w:rPr>
+        <w:t>abn</w:t>
+      </w:r>
+      <w:proofErr w:type="spellEnd"/>
+      <w:r>
+        <w:rPr>
+          <w:rStyle w:val="HTMLCode"/>
+          <w:rFonts w:eastAsiaTheme="majorEastAsia"/>
+        </w:rPr>
+        <w:t xml:space="preserve">: </w:t>
+      </w:r>
+      <w:r>
+        <w:rPr>
+          <w:rStyle w:val="j"/>
+        </w:rPr>
+        <w:t>false</w:t>
+      </w:r>
+      <w:r>
+        <w:rPr>
+          <w:rStyle w:val="HTMLCode"/>
+          <w:rFonts w:eastAsiaTheme="majorEastAsia"/>
+        </w:rPr>
+        <w:t>,</w:t>
+      </w:r>
+      <w:r>
+        <w:br/>
+      </w:r>
+      <w:r>
+        <w:br/>
+      </w:r>
+      <w:r>
+        <w:rPr>
+          <w:rStyle w:val="HTMLCode"/>
+          <w:rFonts w:eastAsiaTheme="majorEastAsia"/>
+        </w:rPr>
+        <w:t xml:space="preserve">    </w:t>
+      </w:r>
+      <w:proofErr w:type="spellStart"/>
+      <w:r>
+        <w:rPr>
+          <w:rStyle w:val="m"/>
+        </w:rPr>
+        <w:t>googleMatched</w:t>
+      </w:r>
+      <w:proofErr w:type="spellEnd"/>
+      <w:r>
+        <w:rPr>
+          <w:rStyle w:val="HTMLCode"/>
+          <w:rFonts w:eastAsiaTheme="majorEastAsia"/>
+        </w:rPr>
+        <w:t xml:space="preserve">: </w:t>
+      </w:r>
+      <w:r>
+        <w:rPr>
+          <w:rStyle w:val="j"/>
+        </w:rPr>
+        <w:t>false</w:t>
+      </w:r>
+      <w:r>
+        <w:rPr>
+          <w:rStyle w:val="HTMLCode"/>
+          <w:rFonts w:eastAsiaTheme="majorEastAsia"/>
+        </w:rPr>
+        <w:t>,</w:t>
+      </w:r>
+      <w:r>
+        <w:br/>
+      </w:r>
+      <w:r>
+        <w:br/>
+      </w:r>
+      <w:r>
+        <w:rPr>
+          <w:rStyle w:val="HTMLCode"/>
+          <w:rFonts w:eastAsiaTheme="majorEastAsia"/>
+        </w:rPr>
+        <w:t xml:space="preserve">    </w:t>
+      </w:r>
+      <w:proofErr w:type="spellStart"/>
+      <w:r>
+        <w:rPr>
+          <w:rStyle w:val="m"/>
+        </w:rPr>
+        <w:t>ownerVerified</w:t>
+      </w:r>
+      <w:proofErr w:type="spellEnd"/>
+      <w:r>
+        <w:rPr>
+          <w:rStyle w:val="HTMLCode"/>
+          <w:rFonts w:eastAsiaTheme="majorEastAsia"/>
+        </w:rPr>
+        <w:t xml:space="preserve">: </w:t>
+      </w:r>
+      <w:r>
+        <w:rPr>
+          <w:rStyle w:val="j"/>
+        </w:rPr>
+        <w:t>false</w:t>
+      </w:r>
+      <w:r>
+        <w:rPr>
+          <w:rStyle w:val="HTMLCode"/>
+          <w:rFonts w:eastAsiaTheme="majorEastAsia"/>
+        </w:rPr>
+        <w:t>,</w:t>
+      </w:r>
+      <w:r>
+        <w:br/>
+      </w:r>
+      <w:r>
+        <w:br/>
+      </w:r>
+      <w:r>
+        <w:rPr>
+          <w:rStyle w:val="HTMLCode"/>
+          <w:rFonts w:eastAsiaTheme="majorEastAsia"/>
+        </w:rPr>
+        <w:t xml:space="preserve">    </w:t>
+      </w:r>
+      <w:proofErr w:type="spellStart"/>
+      <w:r>
+        <w:rPr>
+          <w:rStyle w:val="m"/>
+        </w:rPr>
+        <w:t>communityVerified</w:t>
+      </w:r>
+      <w:proofErr w:type="spellEnd"/>
+      <w:r>
+        <w:rPr>
+          <w:rStyle w:val="HTMLCode"/>
+          <w:rFonts w:eastAsiaTheme="majorEastAsia"/>
+        </w:rPr>
+        <w:t xml:space="preserve">: </w:t>
+      </w:r>
+      <w:r>
+        <w:rPr>
+          <w:rStyle w:val="j"/>
+        </w:rPr>
+        <w:t>false</w:t>
+      </w:r>
+      <w:r>
+        <w:rPr>
+          <w:rStyle w:val="HTMLCode"/>
+          <w:rFonts w:eastAsiaTheme="majorEastAsia"/>
+        </w:rPr>
+        <w:t>,</w:t>
+      </w:r>
+      <w:r>
+        <w:br/>
+      </w:r>
+      <w:r>
+        <w:br/>
+      </w:r>
+      <w:r>
+        <w:rPr>
+          <w:rStyle w:val="HTMLCode"/>
+          <w:rFonts w:eastAsiaTheme="majorEastAsia"/>
+        </w:rPr>
+        <w:t xml:space="preserve">    </w:t>
+      </w:r>
+      <w:proofErr w:type="spellStart"/>
+      <w:r>
+        <w:rPr>
+          <w:rStyle w:val="m"/>
+        </w:rPr>
+        <w:t>trustScore</w:t>
+      </w:r>
+      <w:proofErr w:type="spellEnd"/>
+      <w:r>
+        <w:rPr>
+          <w:rStyle w:val="HTMLCode"/>
+          <w:rFonts w:eastAsiaTheme="majorEastAsia"/>
+        </w:rPr>
+        <w:t xml:space="preserve">: </w:t>
+      </w:r>
+      <w:r>
+        <w:rPr>
+          <w:rStyle w:val="j"/>
+        </w:rPr>
+        <w:t>0</w:t>
+      </w:r>
+      <w:r>
+        <w:br/>
+      </w:r>
+      <w:r>
+        <w:rPr>
+          <w:rStyle w:val="HTMLCode"/>
+          <w:rFonts w:eastAsiaTheme="majorEastAsia"/>
+        </w:rPr>
+        <w:t>}</w:t>
+      </w:r>
+    </w:p>
+    <w:p>
+      <w:r>
+        <w:pict>
+          <v:rect id="_x0000_i1089" style="width:0;height:1.5pt" o:hralign="center" o:hrstd="t" o:hr="t" fillcolor="#a0a0a0" stroked="f"/>
+        </w:pict>
+      </w:r>
+    </w:p>
+    <w:p>
+      <w:pPr>
+        <w:pStyle w:val="Heading1"/>
+      </w:pPr>
+      <w:r>
+        <w:lastRenderedPageBreak/>
+        <w:t>Trust score</w:t>
+      </w:r>
+    </w:p>
+    <w:p>
+      <w:pPr>
+        <w:pStyle w:val="NormalWeb"/>
+      </w:pPr>
+      <w:r>
+        <w:t>Example:</w:t>
+      </w:r>
+    </w:p>
+    <w:p>
+      <w:pPr>
+        <w:pStyle w:val="HTMLPreformatted"/>
+      </w:pPr>
+      <w:r>
+        <w:rPr>
+          <w:rStyle w:val="HTMLCode"/>
+          <w:rFonts w:eastAsiaTheme="majorEastAsia"/>
+        </w:rPr>
+        <w:t>Email = +20</w:t>
+      </w:r>
+      <w:r>
+        <w:br/>
+      </w:r>
+      <w:r>
+        <w:rPr>
+          <w:rStyle w:val="HTMLCode"/>
+          <w:rFonts w:eastAsiaTheme="majorEastAsia"/>
+        </w:rPr>
+        <w:t>Phone = +20</w:t>
+      </w:r>
+      <w:r>
+        <w:br/>
+      </w:r>
+      <w:r>
+        <w:rPr>
+          <w:rStyle w:val="HTMLCode"/>
+          <w:rFonts w:eastAsiaTheme="majorEastAsia"/>
+        </w:rPr>
+        <w:t>Domain = +25</w:t>
+      </w:r>
+      <w:r>
+        <w:br/>
+      </w:r>
+      <w:r>
+        <w:rPr>
+          <w:rStyle w:val="HTMLCode"/>
+          <w:rFonts w:eastAsiaTheme="majorEastAsia"/>
+        </w:rPr>
+        <w:t>ABN = +25</w:t>
+      </w:r>
+      <w:r>
+        <w:br/>
+      </w:r>
+      <w:r>
+        <w:rPr>
+          <w:rStyle w:val="HTMLCode"/>
+          <w:rFonts w:eastAsiaTheme="majorEastAsia"/>
+        </w:rPr>
+        <w:t>Community = +10</w:t>
+      </w:r>
+    </w:p>
+    <w:p>
+      <w:pPr>
+        <w:pStyle w:val="HTMLPreformatted"/>
+      </w:pPr>
+      <w:r>
+        <w:rPr>
+          <w:rStyle w:val="HTMLCode"/>
+          <w:rFonts w:eastAsiaTheme="majorEastAsia"/>
+        </w:rPr>
+        <w:t>0–39 → Unverified</w:t>
+      </w:r>
+      <w:r>
+        <w:br/>
+      </w:r>
+      <w:r>
+        <w:rPr>
+          <w:rStyle w:val="HTMLCode"/>
+          <w:rFonts w:eastAsiaTheme="majorEastAsia"/>
+        </w:rPr>
+        <w:t>40–69 → Verified</w:t>
+      </w:r>
+      <w:r>
+        <w:br/>
+      </w:r>
+      <w:r>
+        <w:rPr>
+          <w:rStyle w:val="HTMLCode"/>
+          <w:rFonts w:eastAsiaTheme="majorEastAsia"/>
+        </w:rPr>
+        <w:t>70–100 → Trusted</w:t>
+      </w:r>
+    </w:p>
+    <w:p>
+      <w:r>
+        <w:pict>
+          <v:rect id="_x0000_i1090" style="width:0;height:1.5pt" o:hralign="center" o:hrstd="t" o:hr="t" fillcolor="#a0a0a0" stroked="f"/>
+        </w:pict>
+      </w:r>
+    </w:p>
+    <w:p>
+      <w:pPr>
+        <w:pStyle w:val="Heading1"/>
+      </w:pPr>
+      <w:r>
+        <w:t>UI inside Business Registration</w:t>
+      </w:r>
+    </w:p>
+    <w:p>
+      <w:pPr>
+        <w:pStyle w:val="NormalWeb"/>
+      </w:pPr>
+      <w:r>
+        <w:t>Add section:</w:t>
+      </w:r>
+    </w:p>
+    <w:p>
+      <w:pPr>
+        <w:pStyle w:val="HTMLPreformatted"/>
+      </w:pPr>
+      <w:r>
+        <w:rPr>
+          <w:rStyle w:val="HTMLCode"/>
+          <w:rFonts w:eastAsiaTheme="majorEastAsia"/>
+        </w:rPr>
+        <w:t>Verification</w:t>
+      </w:r>
+      <w:r>
+        <w:br/>
+      </w:r>
+      <w:r>
+        <w:br/>
+      </w:r>
+      <w:r>
+        <w:rPr>
+          <w:rStyle w:val="HTMLCode"/>
+          <w:rFonts w:ascii="Segoe UI Symbol" w:eastAsiaTheme="majorEastAsia" w:hAnsi="Segoe UI Symbol" w:cs="Segoe UI Symbol"/>
+        </w:rPr>
+        <w:t>☐</w:t>
+      </w:r>
+      <w:r>
+        <w:rPr>
+          <w:rStyle w:val="HTMLCode"/>
+          <w:rFonts w:eastAsiaTheme="majorEastAsia"/>
+        </w:rPr>
+        <w:t xml:space="preserve"> Verify Email</w:t>
+      </w:r>
+      <w:r>
+        <w:br/>
+      </w:r>
+      <w:r>
+        <w:rPr>
+          <w:rStyle w:val="HTMLCode"/>
+          <w:rFonts w:ascii="Segoe UI Symbol" w:eastAsiaTheme="majorEastAsia" w:hAnsi="Segoe UI Symbol" w:cs="Segoe UI Symbol"/>
+        </w:rPr>
+        <w:t>☐</w:t>
+      </w:r>
+      <w:r>
+        <w:rPr>
+          <w:rStyle w:val="HTMLCode"/>
+          <w:rFonts w:eastAsiaTheme="majorEastAsia"/>
+        </w:rPr>
+        <w:t xml:space="preserve"> Verify Phone</w:t>
+      </w:r>
+      <w:r>
+        <w:br/>
+      </w:r>
+      <w:r>
+        <w:rPr>
+          <w:rStyle w:val="HTMLCode"/>
+          <w:rFonts w:ascii="Segoe UI Symbol" w:eastAsiaTheme="majorEastAsia" w:hAnsi="Segoe UI Symbol" w:cs="Segoe UI Symbol"/>
+        </w:rPr>
+        <w:t>☐</w:t>
+      </w:r>
+      <w:r>
+        <w:rPr>
+          <w:rStyle w:val="HTMLCode"/>
+          <w:rFonts w:eastAsiaTheme="majorEastAsia"/>
+        </w:rPr>
+        <w:t xml:space="preserve"> Verify Domain</w:t>
+      </w:r>
+      <w:r>
+        <w:br/>
+      </w:r>
+      <w:r>
+        <w:rPr>
+          <w:rStyle w:val="HTMLCode"/>
+          <w:rFonts w:ascii="Segoe UI Symbol" w:eastAsiaTheme="majorEastAsia" w:hAnsi="Segoe UI Symbol" w:cs="Segoe UI Symbol"/>
+        </w:rPr>
+        <w:t>☐</w:t>
+      </w:r>
+      <w:r>
+        <w:rPr>
+          <w:rStyle w:val="HTMLCode"/>
+          <w:rFonts w:eastAsiaTheme="majorEastAsia"/>
+        </w:rPr>
+        <w:t xml:space="preserve"> Verify ABN</w:t>
+      </w:r>
+      <w:r>
+        <w:br/>
+      </w:r>
+      <w:r>
+        <w:br/>
+      </w:r>
+      <w:r>
+        <w:rPr>
+          <w:rStyle w:val="HTMLCode"/>
+          <w:rFonts w:eastAsiaTheme="majorEastAsia"/>
+        </w:rPr>
+        <w:t>Trust Score: 20/100</w:t>
+      </w:r>
+    </w:p>
+    <w:p>
+      <w:r>
+        <w:pict>
+          <v:rect id="_x0000_i1091" style="width:0;height:1.5pt" o:hralign="center" o:hrstd="t" o:hr="t" fillcolor="#a0a0a0" stroked="f"/>
+        </w:pict>
+      </w:r>
+    </w:p>
+    <w:p>
+      <w:pPr>
+        <w:pStyle w:val="Heading1"/>
+      </w:pPr>
+      <w:r>
+        <w:t>After Save</w:t>
+      </w:r>
+    </w:p>
+    <w:p>
+      <w:pPr>
+        <w:pStyle w:val="HTMLPreformatted"/>
+      </w:pPr>
+      <w:r>
+        <w:rPr>
+          <w:rStyle w:val="HTMLCode"/>
+          <w:rFonts w:eastAsiaTheme="majorEastAsia"/>
+        </w:rPr>
+        <w:t>Save Business</w:t>
+      </w:r>
+      <w:r>
+        <w:br/>
+      </w:r>
+      <w:r>
+        <w:rPr>
+          <w:rStyle w:val="HTMLCode"/>
+          <w:rFonts w:eastAsiaTheme="majorEastAsia"/>
+        </w:rPr>
+        <w:t>↓</w:t>
+      </w:r>
+      <w:r>
+        <w:br/>
+      </w:r>
+      <w:r>
+        <w:rPr>
+          <w:rStyle w:val="HTMLCode"/>
+          <w:rFonts w:eastAsiaTheme="majorEastAsia"/>
+        </w:rPr>
+        <w:t>Verification Queue</w:t>
+      </w:r>
+      <w:r>
+        <w:br/>
+      </w:r>
+      <w:r>
+        <w:rPr>
+          <w:rStyle w:val="HTMLCode"/>
+          <w:rFonts w:eastAsiaTheme="majorEastAsia"/>
+        </w:rPr>
+        <w:t>↓</w:t>
+      </w:r>
+      <w:r>
+        <w:br/>
+      </w:r>
+      <w:r>
+        <w:rPr>
+          <w:rStyle w:val="HTMLCode"/>
+          <w:rFonts w:eastAsiaTheme="majorEastAsia"/>
+        </w:rPr>
+        <w:t>Owner receives notifications</w:t>
+      </w:r>
+      <w:r>
+        <w:br/>
+      </w:r>
+      <w:r>
+        <w:rPr>
+          <w:rStyle w:val="HTMLCode"/>
+          <w:rFonts w:eastAsiaTheme="majorEastAsia"/>
+        </w:rPr>
+        <w:t>↓</w:t>
+      </w:r>
+      <w:r>
+        <w:br/>
+      </w:r>
+      <w:r>
+        <w:rPr>
+          <w:rStyle w:val="HTMLCode"/>
+          <w:rFonts w:eastAsiaTheme="majorEastAsia"/>
+        </w:rPr>
+        <w:t>Business activates</w:t>
+      </w:r>
+    </w:p>
+    <w:p>
+      <w:pPr>
+        <w:pStyle w:val="NormalWeb"/>
+      </w:pPr>
+      <w:r>
+        <w:t>This aligns really well with your earlier rule:</w:t>
+      </w:r>
+    </w:p>
+    <w:p>
+      <w:pPr>
+        <w:pStyle w:val="HTMLPreformatted"/>
+      </w:pPr>
+      <w:r>
+        <w:rPr>
+          <w:rStyle w:val="HTMLCode"/>
+          <w:rFonts w:eastAsiaTheme="majorEastAsia"/>
+        </w:rPr>
+        <w:t>No DB / Google / OSM match</w:t>
+      </w:r>
+      <w:r>
+        <w:br/>
+      </w:r>
+      <w:r>
+        <w:rPr>
+          <w:rStyle w:val="HTMLCode"/>
+          <w:rFonts w:eastAsiaTheme="majorEastAsia"/>
+        </w:rPr>
+        <w:t>↓</w:t>
+      </w:r>
+      <w:r>
+        <w:br/>
+      </w:r>
+      <w:r>
+        <w:rPr>
+          <w:rStyle w:val="HTMLCode"/>
+          <w:rFonts w:eastAsiaTheme="majorEastAsia"/>
+        </w:rPr>
+        <w:t>User creates listing</w:t>
+      </w:r>
+      <w:r>
+        <w:br/>
+      </w:r>
+      <w:r>
+        <w:rPr>
+          <w:rStyle w:val="HTMLCode"/>
+          <w:rFonts w:eastAsiaTheme="majorEastAsia"/>
+        </w:rPr>
+        <w:t>↓</w:t>
+      </w:r>
+      <w:r>
+        <w:br/>
+      </w:r>
+      <w:r>
+        <w:rPr>
+          <w:rStyle w:val="HTMLCode"/>
+          <w:rFonts w:eastAsiaTheme="majorEastAsia"/>
+        </w:rPr>
+        <w:t>User verifies</w:t>
+      </w:r>
+      <w:r>
+        <w:br/>
+      </w:r>
+      <w:r>
+        <w:rPr>
+          <w:rStyle w:val="HTMLCode"/>
+          <w:rFonts w:eastAsiaTheme="majorEastAsia"/>
+        </w:rPr>
+        <w:t>↓</w:t>
+      </w:r>
+      <w:r>
+        <w:br/>
+      </w:r>
+      <w:r>
+        <w:rPr>
+          <w:rStyle w:val="HTMLCode"/>
+          <w:rFonts w:eastAsiaTheme="majorEastAsia"/>
+        </w:rPr>
+        <w:t>Community One becomes source of truth</w:t>
+      </w:r>
+    </w:p>
+    <w:p>
+      <w:pPr>
+        <w:pStyle w:val="NormalWeb"/>
+      </w:pPr>
+      <w:r>
+        <w:t>That’s a very coherent trust model.</w:t>
+      </w:r>
+    </w:p>
+    <w:p>
+      <w:pPr>
+        <w:pStyle w:val="NormalWeb"/>
+      </w:pPr>
+    </w:p>
+    <w:p>
+      <w:pPr>
+        <w:pStyle w:val="NormalWeb"/>
+      </w:pPr>
+      <w:proofErr w:type="spellStart"/>
+      <w:r>
+        <w:t>MondoDB</w:t>
+      </w:r>
+      <w:proofErr w:type="spellEnd"/>
+      <w:r>
+        <w:t xml:space="preserve"> Password</w:t>
+      </w:r>
+    </w:p>
+    <w:p>
+      <w:pPr>
+        <w:pStyle w:val="NormalWeb"/>
+      </w:pPr>
+      <w:r>
+        <w:lastRenderedPageBreak/>
+        <w:t>D4sqH_</w:t>
+      </w:r>
+      <w:proofErr w:type="gramStart"/>
+      <w:r>
+        <w:t>L.BhpUDh</w:t>
+      </w:r>
+      <w:proofErr w:type="gramEnd"/>
+      <w:r>
+        <w:t>2</w:t>
+      </w:r>
+    </w:p>
+    <w:p>
+      <w:pPr>
+        <w:pStyle w:val="NormalWeb"/>
+      </w:pPr>
+    </w:p>
+    <w:p>
+      <w:pPr>
+        <w:pStyle w:val="NormalWeb"/>
+        <w:rPr>
+          <w:rFonts w:ascii="Helvetica" w:hAnsi="Helvetica" w:cs="Helvetica"/>
+          <w:color w:val="5C6C75"/>
+          <w:shd w:val="clear" w:color="auto" w:fill="FFFFFF"/>
+        </w:rPr>
+      </w:pPr>
+      <w:r>
+        <w:rPr>
+          <w:rFonts w:ascii="Helvetica" w:hAnsi="Helvetica" w:cs="Helvetica"/>
+          <w:color w:val="5C6C75"/>
+          <w:shd w:val="clear" w:color="auto" w:fill="FFFFFF"/>
+        </w:rPr>
+        <w:t>ac-wa0m5gt-shard-00-02.ppqkrut.mongodb.net:27017</w:t>
+      </w:r>
+    </w:p>
+    <w:p>
+      <w:pPr>
+        <w:rPr>
+          <w:rFonts w:ascii="Helvetica" w:eastAsia="Times New Roman" w:hAnsi="Helvetica" w:cs="Helvetica"/>
+          <w:color w:val="5C6C75"/>
+          <w:sz w:val="24"/>
+          <w:szCs w:val="24"/>
+          <w:shd w:val="clear" w:color="auto" w:fill="FFFFFF"/>
+          <w:lang w:eastAsia="en-AU"/>
+        </w:rPr>
+      </w:pPr>
+      <w:r>
+        <w:rPr>
+          <w:rFonts w:ascii="Helvetica" w:hAnsi="Helvetica" w:cs="Helvetica"/>
+          <w:color w:val="5C6C75"/>
+          <w:shd w:val="clear" w:color="auto" w:fill="FFFFFF"/>
+        </w:rPr>
+        <w:br w:type="page"/>
+      </w:r>
+    </w:p>
+    <w:p>
+      <w:pPr>
+        <w:rPr>
+          <w:rFonts w:ascii="Times New Roman" w:eastAsia="Times New Roman" w:hAnsi="Times New Roman" w:cs="Times New Roman"/>
+          <w:sz w:val="24"/>
+          <w:szCs w:val="24"/>
+          <w:lang w:eastAsia="en-AU"/>
+        </w:rPr>
+      </w:pPr>
+      <w:r>
+        <w:lastRenderedPageBreak/>
+        <w:br w:type="page"/>
+      </w:r>
+    </w:p>
+    <w:p>
+      <w:pPr>
+        <w:pStyle w:val="NormalWeb"/>
+      </w:pPr>
+      <w:proofErr w:type="spellStart"/>
+      <w:r>
+        <w:lastRenderedPageBreak/>
+        <w:t>mongodb+srv</w:t>
+      </w:r>
+      <w:proofErr w:type="spellEnd"/>
+      <w:r>
+        <w:t>://</w:t>
+      </w:r>
+      <w:proofErr w:type="spellStart"/>
+      <w:r>
+        <w:t>communityplus</w:t>
+      </w:r>
+      <w:proofErr w:type="spellEnd"/>
+      <w:r>
+        <w:t>: D4sqH_</w:t>
+      </w:r>
+      <w:proofErr w:type="gramStart"/>
+      <w:r>
+        <w:t>L.BhpUDh</w:t>
+      </w:r>
+      <w:proofErr w:type="gramEnd"/>
+      <w:r>
+        <w:t>2</w:t>
+      </w:r>
+    </w:p>
+    <w:p>
+      <w:pPr>
+        <w:pStyle w:val="NormalWeb"/>
+      </w:pPr>
+      <w:r>
+        <w:t>@cluster0.ppqkrut.mongodb.net</w:t>
+      </w:r>
+      <w:proofErr w:type="gramStart"/>
+      <w:r>
+        <w:t>/?</w:t>
+      </w:r>
+      <w:proofErr w:type="spellStart"/>
+      <w:r>
+        <w:t>appName</w:t>
+      </w:r>
+      <w:proofErr w:type="spellEnd"/>
+      <w:proofErr w:type="gramEnd"/>
+      <w:r>
+        <w:t>=Cluster0</w:t>
+      </w:r>
+    </w:p>
+    <w:p>
+      <w:pPr>
+        <w:pStyle w:val="NormalWeb"/>
+      </w:pPr>
+    </w:p>
+    <w:p>
+      <w:pPr>
+        <w:pStyle w:val="NormalWeb"/>
+      </w:pPr>
+      <w:r>
+        <w:t>MONGODB_URI=mongodb+srv://communityplus:</w:t>
+      </w:r>
+      <w:r>
+        <w:t>D4sqH_L.BhpUDh2</w:t>
+      </w:r>
+      <w:r>
+        <w:t>@cluster0.ppqkrut.mongodb.net/</w:t>
+      </w:r>
+      <w:proofErr w:type="gramStart"/>
+      <w:r>
+        <w:t>communityone?retryWrites</w:t>
+      </w:r>
+      <w:proofErr w:type="gramEnd"/>
+      <w:r>
+        <w:t>=true&amp;w=majority&amp;appName=Cluster0</w:t>
+      </w:r>
+    </w:p>
+    <w:p>
+      <w:pPr>
+        <w:pStyle w:val="NormalWeb"/>
+      </w:pPr>
+    </w:p>
+    <w:p>
+      <w:pPr>
+        <w:pStyle w:val="NormalWeb"/>
+      </w:pPr>
+      <w:r>
+        <w:t>/</w:t>
+      </w:r>
+      <w:r>
+        <w:br/>
+      </w:r>
+      <w:r>
+        <w:rPr>
+          <w:rFonts w:ascii="Arial" w:hAnsi="Arial" w:cs="Arial"/>
+        </w:rPr>
+        <w:t>├</w:t>
+      </w:r>
+      <w:r>
+        <w:rPr>
+          <w:rFonts w:ascii="Calibri" w:hAnsi="Calibri" w:cs="Calibri"/>
+        </w:rPr>
+        <w:t>──</w:t>
+      </w:r>
+      <w:r>
+        <w:t xml:space="preserve"> Community+</w:t>
+      </w:r>
+      <w:r>
+        <w:br/>
+        <w:t xml:space="preserve">│ </w:t>
+      </w:r>
+      <w:r>
+        <w:rPr>
+          <w:rFonts w:ascii="Arial" w:hAnsi="Arial" w:cs="Arial"/>
+        </w:rPr>
+        <w:t>├</w:t>
+      </w:r>
+      <w:r>
+        <w:rPr>
+          <w:rFonts w:ascii="Calibri" w:hAnsi="Calibri" w:cs="Calibri"/>
+        </w:rPr>
+        <w:t>──</w:t>
+      </w:r>
+      <w:r>
+        <w:t xml:space="preserve"> Home</w:t>
+      </w:r>
+      <w:r>
+        <w:br/>
+        <w:t xml:space="preserve">│ </w:t>
+      </w:r>
+      <w:r>
+        <w:rPr>
+          <w:rFonts w:ascii="Arial" w:hAnsi="Arial" w:cs="Arial"/>
+        </w:rPr>
+        <w:t>├</w:t>
+      </w:r>
+      <w:r>
+        <w:rPr>
+          <w:rFonts w:ascii="Calibri" w:hAnsi="Calibri" w:cs="Calibri"/>
+        </w:rPr>
+        <w:t>──</w:t>
+      </w:r>
+      <w:r>
+        <w:t xml:space="preserve"> </w:t>
+      </w:r>
+      <w:proofErr w:type="spellStart"/>
+      <w:r>
+        <w:t>iVIEW</w:t>
+      </w:r>
+      <w:proofErr w:type="spellEnd"/>
+      <w:r>
+        <w:br/>
+        <w:t xml:space="preserve">│ </w:t>
+      </w:r>
+      <w:r>
+        <w:rPr>
+          <w:rFonts w:ascii="Arial" w:hAnsi="Arial" w:cs="Arial"/>
+        </w:rPr>
+        <w:t>├</w:t>
+      </w:r>
+      <w:r>
+        <w:rPr>
+          <w:rFonts w:ascii="Calibri" w:hAnsi="Calibri" w:cs="Calibri"/>
+        </w:rPr>
+        <w:t>──</w:t>
+      </w:r>
+      <w:r>
+        <w:t xml:space="preserve"> Yellow Pages</w:t>
+      </w:r>
+      <w:r>
+        <w:br/>
+        <w:t xml:space="preserve">│ </w:t>
+      </w:r>
+      <w:r>
+        <w:rPr>
+          <w:rFonts w:ascii="Arial" w:hAnsi="Arial" w:cs="Arial"/>
+        </w:rPr>
+        <w:t>├</w:t>
+      </w:r>
+      <w:r>
+        <w:rPr>
+          <w:rFonts w:ascii="Calibri" w:hAnsi="Calibri" w:cs="Calibri"/>
+        </w:rPr>
+        <w:t>──</w:t>
+      </w:r>
+      <w:r>
+        <w:t xml:space="preserve"> News</w:t>
+      </w:r>
+      <w:r>
+        <w:br/>
+        <w:t xml:space="preserve">│ </w:t>
+      </w:r>
+      <w:r>
+        <w:rPr>
+          <w:rFonts w:ascii="Arial" w:hAnsi="Arial" w:cs="Arial"/>
+        </w:rPr>
+        <w:t>├</w:t>
+      </w:r>
+      <w:r>
+        <w:rPr>
+          <w:rFonts w:ascii="Calibri" w:hAnsi="Calibri" w:cs="Calibri"/>
+        </w:rPr>
+        <w:t>──</w:t>
+      </w:r>
+      <w:r>
+        <w:t xml:space="preserve"> Events</w:t>
+      </w:r>
+      <w:r>
+        <w:br/>
+        <w:t>│ └── About</w:t>
+      </w:r>
+      <w:r>
+        <w:br/>
+        <w:t>│</w:t>
+      </w:r>
+      <w:r>
+        <w:br/>
+        <w:t>└── Community One</w:t>
+      </w:r>
+      <w:r>
+        <w:br/>
+      </w:r>
+      <w:r>
+        <w:rPr>
+          <w:rFonts w:ascii="Arial" w:hAnsi="Arial" w:cs="Arial"/>
+        </w:rPr>
+        <w:t>├</w:t>
+      </w:r>
+      <w:r>
+        <w:rPr>
+          <w:rFonts w:ascii="Calibri" w:hAnsi="Calibri" w:cs="Calibri"/>
+        </w:rPr>
+        <w:t>──</w:t>
+      </w:r>
+      <w:r>
+        <w:t xml:space="preserve"> Dashboard</w:t>
+      </w:r>
+      <w:r>
+        <w:br/>
+      </w:r>
+      <w:r>
+        <w:rPr>
+          <w:rFonts w:ascii="Arial" w:hAnsi="Arial" w:cs="Arial"/>
+        </w:rPr>
+        <w:t>├</w:t>
+      </w:r>
+      <w:r>
+        <w:rPr>
+          <w:rFonts w:ascii="Calibri" w:hAnsi="Calibri" w:cs="Calibri"/>
+        </w:rPr>
+        <w:t>──</w:t>
+      </w:r>
+      <w:r>
+        <w:t xml:space="preserve"> SES</w:t>
+      </w:r>
+      <w:r>
+        <w:br/>
+      </w:r>
+      <w:r>
+        <w:rPr>
+          <w:rFonts w:ascii="Arial" w:hAnsi="Arial" w:cs="Arial"/>
+        </w:rPr>
+        <w:t>├</w:t>
+      </w:r>
+      <w:r>
+        <w:rPr>
+          <w:rFonts w:ascii="Calibri" w:hAnsi="Calibri" w:cs="Calibri"/>
+        </w:rPr>
+        <w:t>──</w:t>
+      </w:r>
+      <w:r>
+        <w:t xml:space="preserve"> SHS</w:t>
+      </w:r>
+      <w:r>
+        <w:br/>
+      </w:r>
+      <w:r>
+        <w:rPr>
+          <w:rFonts w:ascii="Arial" w:hAnsi="Arial" w:cs="Arial"/>
+        </w:rPr>
+        <w:t>├</w:t>
+      </w:r>
+      <w:r>
+        <w:rPr>
+          <w:rFonts w:ascii="Calibri" w:hAnsi="Calibri" w:cs="Calibri"/>
+        </w:rPr>
+        <w:t>──</w:t>
+      </w:r>
+      <w:r>
+        <w:t xml:space="preserve"> </w:t>
+      </w:r>
+      <w:proofErr w:type="spellStart"/>
+      <w:r>
+        <w:t>XChange</w:t>
+      </w:r>
+      <w:proofErr w:type="spellEnd"/>
+      <w:r>
+        <w:br/>
+      </w:r>
+      <w:r>
+        <w:rPr>
+          <w:rFonts w:ascii="Arial" w:hAnsi="Arial" w:cs="Arial"/>
+        </w:rPr>
+        <w:t>├</w:t>
+      </w:r>
+      <w:r>
+        <w:rPr>
+          <w:rFonts w:ascii="Calibri" w:hAnsi="Calibri" w:cs="Calibri"/>
+        </w:rPr>
+        <w:t>──</w:t>
+      </w:r>
+      <w:r>
+        <w:t xml:space="preserve"> Requests</w:t>
+      </w:r>
+      <w:r>
+        <w:br/>
+      </w:r>
+      <w:r>
+        <w:rPr>
+          <w:rFonts w:ascii="Arial" w:hAnsi="Arial" w:cs="Arial"/>
+        </w:rPr>
+        <w:t>├</w:t>
+      </w:r>
+      <w:r>
+        <w:rPr>
+          <w:rFonts w:ascii="Calibri" w:hAnsi="Calibri" w:cs="Calibri"/>
+        </w:rPr>
+        <w:t>──</w:t>
+      </w:r>
+      <w:r>
+        <w:t xml:space="preserve"> Responses</w:t>
+      </w:r>
+      <w:r>
+        <w:br/>
+        <w:t>└── Transactions</w:t>
+      </w:r>
+    </w:p>
+    <w:p>
+      <w:pPr>
+        <w:pStyle w:val="NormalWeb"/>
+      </w:pPr>
+    </w:p>
+    <w:p>
+      <w:pPr>
+        <w:pStyle w:val="NormalWeb"/>
+      </w:pPr>
+    </w:p>
+    <w:p>
+      <w:pPr>
+        <w:pStyle w:val="NormalWeb"/>
+      </w:pPr>
+      <w:proofErr w:type="spellStart"/>
+      <w:r>
+        <w:t>AppDashboardLayout</w:t>
+      </w:r>
+      <w:proofErr w:type="spellEnd"/>
+    </w:p>
+    <w:p>
+      <w:pPr>
+        <w:pStyle w:val="NormalWeb"/>
+      </w:pPr>
+      <w:r>
+        <w:t>├── Header</w:t>
+      </w:r>
+    </w:p>
+    <w:p>
+      <w:pPr>
+        <w:pStyle w:val="NormalWeb"/>
+      </w:pPr>
+      <w:r>
+        <w:t>├── Sidebar</w:t>
+      </w:r>
+    </w:p>
+    <w:p>
+      <w:pPr>
+        <w:pStyle w:val="NormalWeb"/>
+      </w:pPr>
+      <w:r>
+        <w:t>└── Outlet</w:t>
+      </w:r>
+    </w:p>
+    <w:p>
+      <w:pPr>
+        <w:pStyle w:val="NormalWeb"/>
+      </w:pPr>
+      <w:r>
+        <w:t xml:space="preserve">      │</w:t>
+      </w:r>
+    </w:p>
+    <w:p>
+      <w:pPr>
+        <w:pStyle w:val="NormalWeb"/>
+      </w:pPr>
+      <w:r>
+        <w:t xml:space="preserve">      ├── Community+ Pages</w:t>
+      </w:r>
+    </w:p>
+    <w:p>
+      <w:pPr>
+        <w:pStyle w:val="NormalWeb"/>
+      </w:pPr>
+      <w:r>
+        <w:t xml:space="preserve">      │</w:t>
+      </w:r>
+    </w:p>
+    <w:p>
+      <w:pPr>
+        <w:pStyle w:val="NormalWeb"/>
+      </w:pPr>
+      <w:r>
+        <w:t xml:space="preserve">      └── </w:t>
+      </w:r>
+      <w:proofErr w:type="spellStart"/>
+      <w:r>
+        <w:t>CommunityOneDashboard</w:t>
+      </w:r>
+      <w:proofErr w:type="spellEnd"/>
+    </w:p>
+    <w:p>
+      <w:pPr>
+        <w:pStyle w:val="NormalWeb"/>
+      </w:pPr>
+      <w:r>
+        <w:lastRenderedPageBreak/>
+        <w:t xml:space="preserve">             ├── SES Card</w:t>
+      </w:r>
+    </w:p>
+    <w:p>
+      <w:pPr>
+        <w:pStyle w:val="NormalWeb"/>
+      </w:pPr>
+      <w:r>
+        <w:t xml:space="preserve">             ├── SHS Card</w:t>
+      </w:r>
+    </w:p>
+    <w:p>
+      <w:pPr>
+        <w:pStyle w:val="NormalWeb"/>
+      </w:pPr>
+      <w:r>
+        <w:t xml:space="preserve">             ├── </w:t>
+      </w:r>
+      <w:proofErr w:type="spellStart"/>
+      <w:r>
+        <w:t>XChange</w:t>
+      </w:r>
+      <w:proofErr w:type="spellEnd"/>
+      <w:r>
+        <w:t xml:space="preserve"> Card</w:t>
+      </w:r>
+    </w:p>
+    <w:p>
+      <w:pPr>
+        <w:pStyle w:val="NormalWeb"/>
+      </w:pPr>
+      <w:r>
+        <w:t xml:space="preserve">             ├── Requests Card</w:t>
+      </w:r>
+    </w:p>
+    <w:p>
+      <w:pPr>
+        <w:pStyle w:val="NormalWeb"/>
+      </w:pPr>
+      <w:r>
+        <w:t xml:space="preserve">             ├── Responses Card</w:t>
+      </w:r>
+    </w:p>
+    <w:p>
+      <w:pPr>
+        <w:pStyle w:val="NormalWeb"/>
+      </w:pPr>
+      <w:r>
+        <w:t xml:space="preserve">             └── Transactions Card</w:t>
+      </w:r>
+    </w:p>
+    <w:p>
+      <w:pPr>
+        <w:pStyle w:val="NormalWeb"/>
+      </w:pPr>
+    </w:p>
+    <w:p>
+      <w:pPr>
+        <w:pStyle w:val="NormalWeb"/>
+      </w:pPr>
+    </w:p>
+    <w:p>
+      <w:pPr>
+        <w:pStyle w:val="NormalWeb"/>
+      </w:pPr>
+      <w:r>
+        <w:t>User Upload</w:t>
+      </w:r>
+    </w:p>
+    <w:p>
+      <w:pPr>
+        <w:pStyle w:val="NormalWeb"/>
+      </w:pPr>
+      <w:r>
+        <w:t xml:space="preserve">      │</w:t>
+      </w:r>
+    </w:p>
+    <w:p>
+      <w:pPr>
+        <w:pStyle w:val="NormalWeb"/>
+      </w:pPr>
+      <w:r>
+        <w:t xml:space="preserve">      ▼</w:t>
+      </w:r>
+    </w:p>
+    <w:p>
+      <w:pPr>
+        <w:pStyle w:val="NormalWeb"/>
+      </w:pPr>
+      <w:r>
+        <w:t>S3 (quarantine)</w:t>
+      </w:r>
+    </w:p>
+    <w:p>
+      <w:pPr>
+        <w:pStyle w:val="NormalWeb"/>
+      </w:pPr>
+      <w:r>
+        <w:t xml:space="preserve">      │</w:t>
+      </w:r>
+    </w:p>
+    <w:p>
+      <w:pPr>
+        <w:pStyle w:val="NormalWeb"/>
+      </w:pPr>
+      <w:r>
+        <w:t xml:space="preserve">      ▼</w:t>
+      </w:r>
+    </w:p>
+    <w:p>
+      <w:pPr>
+        <w:pStyle w:val="NormalWeb"/>
+      </w:pPr>
+      <w:r>
+        <w:t>Moderation Pipeline</w:t>
+      </w:r>
+    </w:p>
+    <w:p>
+      <w:pPr>
+        <w:pStyle w:val="NormalWeb"/>
+      </w:pPr>
+      <w:r>
+        <w:t xml:space="preserve">      │</w:t>
+      </w:r>
+    </w:p>
+    <w:p>
+      <w:pPr>
+        <w:pStyle w:val="NormalWeb"/>
+      </w:pPr>
+      <w:r>
+        <w:t xml:space="preserve"> ┌────┼────┐</w:t>
+      </w:r>
+    </w:p>
+    <w:p>
+      <w:pPr>
+        <w:pStyle w:val="NormalWeb"/>
+      </w:pPr>
+      <w:r>
+        <w:t xml:space="preserve"> │    │    │</w:t>
+      </w:r>
+    </w:p>
+    <w:p>
+      <w:pPr>
+        <w:pStyle w:val="NormalWeb"/>
+      </w:pPr>
+      <w:r>
+        <w:t xml:space="preserve"> ▼    ▼    ▼</w:t>
+      </w:r>
+    </w:p>
+    <w:p>
+      <w:pPr>
+        <w:pStyle w:val="NormalWeb"/>
+      </w:pPr>
+      <w:r>
+        <w:t>Text Image Video</w:t>
+      </w:r>
+    </w:p>
+    <w:p>
+      <w:pPr>
+        <w:pStyle w:val="NormalWeb"/>
+      </w:pPr>
+      <w:r>
+        <w:t xml:space="preserve"> │    │    │</w:t>
+      </w:r>
+    </w:p>
+    <w:p>
+      <w:pPr>
+        <w:pStyle w:val="NormalWeb"/>
+      </w:pPr>
+      <w:r>
+        <w:t xml:space="preserve"> └────┼────┘</w:t>
+      </w:r>
+    </w:p>
+    <w:p>
+      <w:pPr>
+        <w:pStyle w:val="NormalWeb"/>
+      </w:pPr>
+      <w:r>
+        <w:t xml:space="preserve">      ▼</w:t>
+      </w:r>
+    </w:p>
+    <w:p>
+      <w:pPr>
+        <w:pStyle w:val="NormalWeb"/>
+      </w:pPr>
+      <w:r>
+        <w:t>Decision Engine</w:t>
+      </w:r>
+    </w:p>
+    <w:p>
+      <w:pPr>
+        <w:pStyle w:val="NormalWeb"/>
+      </w:pPr>
+      <w:r>
+        <w:t xml:space="preserve">      │</w:t>
+      </w:r>
+    </w:p>
+    <w:p>
+      <w:pPr>
+        <w:pStyle w:val="NormalWeb"/>
+      </w:pPr>
+      <w:r>
+        <w:lastRenderedPageBreak/>
+        <w:t xml:space="preserve"> ┌────┼────┐</w:t>
+      </w:r>
+    </w:p>
+    <w:p>
+      <w:pPr>
+        <w:pStyle w:val="NormalWeb"/>
+      </w:pPr>
+      <w:r>
+        <w:t xml:space="preserve"> │    │    │</w:t>
+      </w:r>
+    </w:p>
+    <w:p>
+      <w:pPr>
+        <w:pStyle w:val="NormalWeb"/>
+      </w:pPr>
+      <w:r>
+        <w:t xml:space="preserve"> ▼    ▼    ▼</w:t>
+      </w:r>
+    </w:p>
+    <w:p>
+      <w:pPr>
+        <w:pStyle w:val="NormalWeb"/>
+      </w:pPr>
+      <w:r>
+        <w:t>Publish Review Reject</w:t>
+      </w:r>
+    </w:p>
+    <w:p>
+      <w:pPr>
+        <w:pStyle w:val="NormalWeb"/>
+      </w:pPr>
+    </w:p>
+    <w:p>
+      <w:pPr>
+        <w:pStyle w:val="NormalWeb"/>
+      </w:pPr>
+      <w:r>
+        <w:t xml:space="preserve">S3 </w:t>
+      </w:r>
+      <w:proofErr w:type="spellStart"/>
+      <w:r>
+        <w:t>ObjectCreated</w:t>
+      </w:r>
+      <w:proofErr w:type="spellEnd"/>
+      <w:r>
+        <w:br/>
+        <w:t>↓</w:t>
+      </w:r>
+      <w:r>
+        <w:br/>
+      </w:r>
+      <w:proofErr w:type="spellStart"/>
+      <w:r>
+        <w:t>EventBridge</w:t>
+      </w:r>
+      <w:proofErr w:type="spellEnd"/>
+      <w:r>
+        <w:br/>
+        <w:t>↓</w:t>
+      </w:r>
+      <w:r>
+        <w:br/>
+        <w:t>Step Functions</w:t>
+      </w:r>
+      <w:r>
+        <w:br/>
+        <w:t>↓</w:t>
+      </w:r>
+      <w:r>
+        <w:br/>
+        <w:t>Lambda tasks:</w:t>
+      </w:r>
+      <w:r>
+        <w:br/>
+      </w:r>
+      <w:proofErr w:type="spellStart"/>
+      <w:r>
+        <w:t>moderateText</w:t>
+      </w:r>
+      <w:proofErr w:type="spellEnd"/>
+      <w:r>
+        <w:t>()</w:t>
+      </w:r>
+      <w:r>
+        <w:br/>
+      </w:r>
+      <w:proofErr w:type="spellStart"/>
+      <w:r>
+        <w:t>moderateImage</w:t>
+      </w:r>
+      <w:proofErr w:type="spellEnd"/>
+      <w:r>
+        <w:t>()</w:t>
+      </w:r>
+      <w:r>
+        <w:br/>
+      </w:r>
+      <w:proofErr w:type="spellStart"/>
+      <w:r>
+        <w:t>moderateVideo</w:t>
+      </w:r>
+      <w:proofErr w:type="spellEnd"/>
+      <w:r>
+        <w:t>()</w:t>
+      </w:r>
+      <w:r>
+        <w:br/>
+      </w:r>
+      <w:proofErr w:type="spellStart"/>
+      <w:r>
+        <w:t>moderateAudio</w:t>
+      </w:r>
+      <w:proofErr w:type="spellEnd"/>
+      <w:r>
+        <w:t>()</w:t>
+      </w:r>
+      <w:r>
+        <w:br/>
+      </w:r>
+      <w:proofErr w:type="spellStart"/>
+      <w:r>
+        <w:t>moderateDocument</w:t>
+      </w:r>
+      <w:proofErr w:type="spellEnd"/>
+      <w:r>
+        <w:t>()</w:t>
+      </w:r>
+      <w:r>
+        <w:br/>
+        <w:t>↓</w:t>
+      </w:r>
+      <w:r>
+        <w:br/>
+        <w:t xml:space="preserve">Update </w:t>
+      </w:r>
+      <w:proofErr w:type="spellStart"/>
+      <w:r>
+        <w:t>Postgres</w:t>
+      </w:r>
+      <w:proofErr w:type="spellEnd"/>
+      <w:r>
+        <w:t>:</w:t>
+      </w:r>
+      <w:r>
+        <w:br/>
+      </w:r>
+      <w:proofErr w:type="spellStart"/>
+      <w:r>
+        <w:t>moderation_status</w:t>
+      </w:r>
+      <w:proofErr w:type="spellEnd"/>
+      <w:r>
+        <w:br/>
+      </w:r>
+      <w:proofErr w:type="spellStart"/>
+      <w:r>
+        <w:t>moderation_labels</w:t>
+      </w:r>
+      <w:proofErr w:type="spellEnd"/>
+      <w:r>
+        <w:br/>
+      </w:r>
+      <w:proofErr w:type="spellStart"/>
+      <w:r>
+        <w:t>moderation_reason</w:t>
+      </w:r>
+      <w:proofErr w:type="spellEnd"/>
+      <w:r>
+        <w:br/>
+      </w:r>
+      <w:proofErr w:type="spellStart"/>
+      <w:r>
+        <w:t>moderated_at</w:t>
+      </w:r>
+      <w:proofErr w:type="spellEnd"/>
+    </w:p>
+    <w:p>
+      <w:pPr>
+        <w:pStyle w:val="NormalWeb"/>
+      </w:pPr>
+    </w:p>
+    <w:p>
+      <w:pPr>
+        <w:pStyle w:val="Heading2"/>
+      </w:pPr>
+      <w:r>
+        <w:t>Best AWS stack for your MVP</w:t>
+      </w:r>
+    </w:p>
+    <w:tbl>
+      <w:tblPr>
+        <w:tblW w:w="0" w:type="auto"/>
+        <w:tblCellSpacing w:w="15" w:type="dxa"/>
+        <w:tblCellMar>
+          <w:top w:w="15" w:type="dxa"/>
+          <w:left w:w="15" w:type="dxa"/>
+          <w:bottom w:w="15" w:type="dxa"/>
+          <w:right w:w="15" w:type="dxa"/>
+        </w:tblCellMar>
+        <w:tblLook w:val="04A0" w:firstRow="1" w:lastRow="0" w:firstColumn="1" w:lastColumn="0" w:noHBand="0" w:noVBand="1"/>
+      </w:tblPr>
+      <w:tblGrid>
+        <w:gridCol w:w="1221"/>
+        <w:gridCol w:w="2293"/>
+        <w:gridCol w:w="5512"/>
+      </w:tblGrid>
+      <w:tr>
+        <w:trPr>
+          <w:tblHeader/>
+          <w:tblCellSpacing w:w="15" w:type="dxa"/>
+        </w:trPr>
+        <w:tc>
+          <w:tcPr>
+            <w:tcW w:w="0" w:type="auto"/>
+            <w:vAlign w:val="center"/>
+            <w:hideMark/>
+          </w:tcPr>
+          <w:p>
+            <w:pPr>
+              <w:jc w:val="center"/>
+              <w:rPr>
+                <w:b/>
+                <w:bCs/>
+              </w:rPr>
+            </w:pPr>
+            <w:r>
+              <w:rPr>
+                <w:b/>
+                <w:bCs/>
+              </w:rPr>
+              <w:t>Content</w:t>
+            </w:r>
+          </w:p>
+        </w:tc>
+        <w:tc>
+          <w:tcPr>
+            <w:tcW w:w="0" w:type="auto"/>
+            <w:vAlign w:val="center"/>
+            <w:hideMark/>
+          </w:tcPr>
+          <w:p>
+            <w:pPr>
+              <w:jc w:val="center"/>
+              <w:rPr>
+                <w:b/>
+                <w:bCs/>
+              </w:rPr>
+            </w:pPr>
+            <w:r>
+              <w:rPr>
+                <w:b/>
+                <w:bCs/>
+              </w:rPr>
+              <w:t>AWS service</w:t>
+            </w:r>
+          </w:p>
+        </w:tc>
+        <w:tc>
+          <w:tcPr>
+            <w:tcW w:w="0" w:type="auto"/>
+            <w:vAlign w:val="center"/>
+            <w:hideMark/>
+          </w:tcPr>
+          <w:p>
+            <w:pPr>
+              <w:jc w:val="center"/>
+              <w:rPr>
+                <w:b/>
+                <w:bCs/>
+              </w:rPr>
+            </w:pPr>
+            <w:r>
+              <w:rPr>
+                <w:b/>
+                <w:bCs/>
+              </w:rPr>
+              <w:t>What it does</w:t>
+            </w:r>
+          </w:p>
+        </w:tc>
+      </w:tr>
+      <w:tr>
+        <w:trPr>
+          <w:tblCellSpacing w:w="15" w:type="dxa"/>
+        </w:trPr>
+        <w:tc>
+          <w:tcPr>
+            <w:tcW w:w="0" w:type="auto"/>
+            <w:vAlign w:val="center"/>
+            <w:hideMark/>
+          </w:tcPr>
+          <w:p>
+            <w:r>
+              <w:t>Images</w:t>
+            </w:r>
+          </w:p>
+        </w:tc>
+        <w:tc>
+          <w:tcPr>
+            <w:tcW w:w="0" w:type="auto"/>
+            <w:vAlign w:val="center"/>
+            <w:hideMark/>
+          </w:tcPr>
+          <w:p>
+            <w:r>
+              <w:rPr>
+                <w:rStyle w:val="Strong"/>
+              </w:rPr>
+              <w:t xml:space="preserve">Amazon </w:t>
+            </w:r>
+            <w:proofErr w:type="spellStart"/>
+            <w:r>
+              <w:rPr>
+                <w:rStyle w:val="Strong"/>
+              </w:rPr>
+              <w:t>Rekognition</w:t>
+            </w:r>
+            <w:proofErr w:type="spellEnd"/>
+          </w:p>
+        </w:tc>
+        <w:tc>
+          <w:tcPr>
+            <w:tcW w:w="0" w:type="auto"/>
+            <w:vAlign w:val="center"/>
+            <w:hideMark/>
+          </w:tcPr>
+          <w:p>
+            <w:r>
+              <w:t>Detects nudity, violence, weapons, hate symbols, drugs, alcohol, tobacco, graphic content, etc.</w:t>
+            </w:r>
+          </w:p>
+        </w:tc>
+      </w:tr>
+      <w:tr>
+        <w:trPr>
+          <w:tblCellSpacing w:w="15" w:type="dxa"/>
+        </w:trPr>
+        <w:tc>
+          <w:tcPr>
+            <w:tcW w:w="0" w:type="auto"/>
+            <w:vAlign w:val="center"/>
+            <w:hideMark/>
+          </w:tcPr>
+          <w:p>
+            <w:r>
+              <w:t>Video</w:t>
+            </w:r>
+          </w:p>
+        </w:tc>
+        <w:tc>
+          <w:tcPr>
+            <w:tcW w:w="0" w:type="auto"/>
+            <w:vAlign w:val="center"/>
+            <w:hideMark/>
+          </w:tcPr>
+          <w:p>
+            <w:r>
+              <w:rPr>
+                <w:rStyle w:val="Strong"/>
+              </w:rPr>
+              <w:t xml:space="preserve">Amazon </w:t>
+            </w:r>
+            <w:proofErr w:type="spellStart"/>
+            <w:r>
+              <w:rPr>
+                <w:rStyle w:val="Strong"/>
+              </w:rPr>
+              <w:t>Rekognition</w:t>
+            </w:r>
+            <w:proofErr w:type="spellEnd"/>
+            <w:r>
+              <w:rPr>
+                <w:rStyle w:val="Strong"/>
+              </w:rPr>
+              <w:t xml:space="preserve"> Video</w:t>
+            </w:r>
+          </w:p>
+        </w:tc>
+        <w:tc>
+          <w:tcPr>
+            <w:tcW w:w="0" w:type="auto"/>
+            <w:vAlign w:val="center"/>
+            <w:hideMark/>
+          </w:tcPr>
+          <w:p>
+            <w:r>
+              <w:t>Moderates stored videos in S3 and returns timestamped moderation labels.</w:t>
+            </w:r>
+          </w:p>
+        </w:tc>
+      </w:tr>
+      <w:tr>
+        <w:trPr>
+          <w:tblCellSpacing w:w="15" w:type="dxa"/>
+        </w:trPr>
+        <w:tc>
+          <w:tcPr>
+            <w:tcW w:w="0" w:type="auto"/>
+            <w:vAlign w:val="center"/>
+            <w:hideMark/>
+          </w:tcPr>
+          <w:p>
+            <w:r>
+              <w:t>Audio</w:t>
+            </w:r>
+          </w:p>
+        </w:tc>
+        <w:tc>
+          <w:tcPr>
+            <w:tcW w:w="0" w:type="auto"/>
+            <w:vAlign w:val="center"/>
+            <w:hideMark/>
+          </w:tcPr>
+          <w:p>
+            <w:r>
+              <w:rPr>
+                <w:rStyle w:val="Strong"/>
+              </w:rPr>
+              <w:t>Amazon Transcribe Toxicity Detection</w:t>
+            </w:r>
+          </w:p>
+        </w:tc>
+        <w:tc>
+          <w:tcPr>
+            <w:tcW w:w="0" w:type="auto"/>
+            <w:vAlign w:val="center"/>
+            <w:hideMark/>
+          </w:tcPr>
+          <w:p>
+            <w:r>
+              <w:t>Transcribes speech and detects toxicity such as hate speech, threats, abuse, profanity, insults and sexual harassment.</w:t>
+            </w:r>
+          </w:p>
+        </w:tc>
+      </w:tr>
+      <w:tr>
+        <w:trPr>
+          <w:tblCellSpacing w:w="15" w:type="dxa"/>
+        </w:trPr>
+        <w:tc>
+          <w:tcPr>
+            <w:tcW w:w="0" w:type="auto"/>
+            <w:vAlign w:val="center"/>
+            <w:hideMark/>
+          </w:tcPr>
+          <w:p>
+            <w:r>
+              <w:t>Text</w:t>
+            </w:r>
+          </w:p>
+        </w:tc>
+        <w:tc>
+          <w:tcPr>
+            <w:tcW w:w="0" w:type="auto"/>
+            <w:vAlign w:val="center"/>
+            <w:hideMark/>
+          </w:tcPr>
+          <w:p>
+            <w:r>
+              <w:rPr>
+                <w:rStyle w:val="Strong"/>
+              </w:rPr>
+              <w:t>Amazon Bedrock Guardrails</w:t>
+            </w:r>
+          </w:p>
+        </w:tc>
+        <w:tc>
+          <w:tcPr>
+            <w:tcW w:w="0" w:type="auto"/>
+            <w:vAlign w:val="center"/>
+            <w:hideMark/>
+          </w:tcPr>
+          <w:p>
+            <w:r>
+              <w:t>Applies AI safety filters, denied topics, word filters and sensitive-info filters.</w:t>
+            </w:r>
+          </w:p>
+        </w:tc>
+      </w:tr>
+      <w:tr>
+        <w:trPr>
+          <w:tblCellSpacing w:w="15" w:type="dxa"/>
+        </w:trPr>
+        <w:tc>
+          <w:tcPr>
+            <w:tcW w:w="0" w:type="auto"/>
+            <w:vAlign w:val="center"/>
+            <w:hideMark/>
+          </w:tcPr>
+          <w:p>
+            <w:r>
+              <w:t>Documents</w:t>
+            </w:r>
+          </w:p>
+        </w:tc>
+        <w:tc>
+          <w:tcPr>
+            <w:tcW w:w="0" w:type="auto"/>
+            <w:vAlign w:val="center"/>
+            <w:hideMark/>
+          </w:tcPr>
+          <w:p>
+            <w:r>
+              <w:rPr>
+                <w:rStyle w:val="Strong"/>
+              </w:rPr>
+              <w:t xml:space="preserve">Amazon </w:t>
+            </w:r>
+            <w:proofErr w:type="spellStart"/>
+            <w:r>
+              <w:rPr>
+                <w:rStyle w:val="Strong"/>
+              </w:rPr>
+              <w:t>Textract</w:t>
+            </w:r>
+            <w:proofErr w:type="spellEnd"/>
+            <w:r>
+              <w:rPr>
+                <w:rStyle w:val="Strong"/>
+              </w:rPr>
+              <w:t xml:space="preserve"> + Bedrock Guardrails</w:t>
+            </w:r>
+          </w:p>
+        </w:tc>
+        <w:tc>
+          <w:tcPr>
+            <w:tcW w:w="0" w:type="auto"/>
+            <w:vAlign w:val="center"/>
+            <w:hideMark/>
+          </w:tcPr>
+          <w:p>
+            <w:r>
+              <w:t>Extract text from PDFs/docs, then moderate the extracted text.</w:t>
+            </w:r>
+          </w:p>
+        </w:tc>
+      </w:tr>
+      <w:tr>
+        <w:trPr>
+          <w:tblCellSpacing w:w="15" w:type="dxa"/>
+        </w:trPr>
+        <w:tc>
+          <w:tcPr>
+            <w:tcW w:w="0" w:type="auto"/>
+            <w:vAlign w:val="center"/>
+            <w:hideMark/>
+          </w:tcPr>
+          <w:p>
+            <w:r>
+              <w:lastRenderedPageBreak/>
+              <w:t>Human review</w:t>
+            </w:r>
+          </w:p>
+        </w:tc>
+        <w:tc>
+          <w:tcPr>
+            <w:tcW w:w="0" w:type="auto"/>
+            <w:vAlign w:val="center"/>
+            <w:hideMark/>
+          </w:tcPr>
+          <w:p>
+            <w:r>
+              <w:rPr>
+                <w:rStyle w:val="Strong"/>
+              </w:rPr>
+              <w:t>Amazon Augmented AI / internal queue</w:t>
+            </w:r>
+          </w:p>
+        </w:tc>
+        <w:tc>
+          <w:tcPr>
+            <w:tcW w:w="0" w:type="auto"/>
+            <w:vAlign w:val="center"/>
+            <w:hideMark/>
+          </w:tcPr>
+          <w:p>
+            <w:r>
+              <w:t>Only send uncertain/high-risk items to human moderators.</w:t>
+            </w:r>
+          </w:p>
+        </w:tc>
+      </w:tr>
+    </w:tbl>
+    <w:p>
+      <w:pPr>
+        <w:pStyle w:val="NormalWeb"/>
+      </w:pPr>
+      <w:r>
+        <w:t xml:space="preserve">Amazon </w:t>
+      </w:r>
+      <w:proofErr w:type="spellStart"/>
+      <w:r>
+        <w:t>Rekognition</w:t>
+      </w:r>
+      <w:proofErr w:type="spellEnd"/>
+      <w:r>
+        <w:t xml:space="preserve"> is specifically designed for image and video moderation, and AWS notes that human reviewers can focus on a much smaller flagged subset rather than manually reviewing everything. Amazon Transcribe Toxicity Detection can classify spoken toxicity using both audio and text cues across categories such as hate speech, threats, profanity, insults and graphic content. Bedrock Guardrails can block denied topics, filter harmful content, and mask or block sensitive information such as PII.</w:t>
+      </w:r>
+    </w:p>
+    <w:p>
+      <w:pPr>
+        <w:pStyle w:val="NormalWeb"/>
+      </w:pPr>
+    </w:p>
+    <w:p>
+      <w:pPr>
+        <w:pStyle w:val="NormalWeb"/>
+      </w:pPr>
+      <w:r>
+        <w:t>You now have the complete Phase 1 moderation workflow:</w:t>
+      </w:r>
+    </w:p>
+    <w:p>
+      <w:pPr>
+        <w:pStyle w:val="HTMLPreformatted"/>
+      </w:pPr>
+      <w:r>
+        <w:rPr>
+          <w:rStyle w:val="HTMLCode"/>
+          <w:rFonts w:eastAsiaTheme="majorEastAsia"/>
+        </w:rPr>
+        <w:t>User submits post</w:t>
+      </w:r>
+      <w:r>
+        <w:br/>
+      </w:r>
+      <w:r>
+        <w:rPr>
+          <w:rStyle w:val="HTMLCode"/>
+          <w:rFonts w:eastAsiaTheme="majorEastAsia"/>
+        </w:rPr>
+        <w:t xml:space="preserve">        │</w:t>
+      </w:r>
+      <w:r>
+        <w:br/>
+      </w:r>
+      <w:r>
+        <w:rPr>
+          <w:rStyle w:val="HTMLCode"/>
+          <w:rFonts w:eastAsiaTheme="majorEastAsia"/>
+        </w:rPr>
+        <w:t xml:space="preserve">        ▼</w:t>
+      </w:r>
+      <w:r>
+        <w:br/>
+      </w:r>
+      <w:r>
+        <w:rPr>
+          <w:rStyle w:val="HTMLCode"/>
+          <w:rFonts w:eastAsiaTheme="majorEastAsia"/>
+        </w:rPr>
+        <w:t>Text Moderation</w:t>
+      </w:r>
+      <w:r>
+        <w:br/>
+      </w:r>
+      <w:r>
+        <w:rPr>
+          <w:rStyle w:val="HTMLCode"/>
+          <w:rFonts w:eastAsiaTheme="majorEastAsia"/>
+        </w:rPr>
+        <w:t xml:space="preserve">        │</w:t>
+      </w:r>
+      <w:r>
+        <w:br/>
+      </w:r>
+      <w:r>
+        <w:rPr>
+          <w:rStyle w:val="HTMLCode"/>
+          <w:rFonts w:eastAsiaTheme="majorEastAsia"/>
+        </w:rPr>
+        <w:t xml:space="preserve"> ┌──────┼──────┐</w:t>
+      </w:r>
+      <w:r>
+        <w:br/>
+      </w:r>
+      <w:r>
+        <w:rPr>
+          <w:rStyle w:val="HTMLCode"/>
+          <w:rFonts w:eastAsiaTheme="majorEastAsia"/>
+        </w:rPr>
+        <w:t xml:space="preserve"> │      │      │</w:t>
+      </w:r>
+      <w:r>
+        <w:br/>
+      </w:r>
+      <w:r>
+        <w:rPr>
+          <w:rStyle w:val="HTMLCode"/>
+          <w:rFonts w:eastAsiaTheme="majorEastAsia"/>
+        </w:rPr>
+        <w:t xml:space="preserve"> ▼      ▼      ▼</w:t>
+      </w:r>
+      <w:r>
+        <w:br/>
+      </w:r>
+      <w:r>
+        <w:rPr>
+          <w:rStyle w:val="HTMLCode"/>
+          <w:rFonts w:eastAsiaTheme="majorEastAsia"/>
+        </w:rPr>
+        <w:t>Approved Review Rejected</w:t>
+      </w:r>
+      <w:r>
+        <w:br/>
+      </w:r>
+      <w:r>
+        <w:rPr>
+          <w:rStyle w:val="HTMLCode"/>
+          <w:rFonts w:eastAsiaTheme="majorEastAsia"/>
+        </w:rPr>
+        <w:t xml:space="preserve"> │      │</w:t>
+      </w:r>
+      <w:r>
+        <w:br/>
+      </w:r>
+      <w:r>
+        <w:rPr>
+          <w:rStyle w:val="HTMLCode"/>
+          <w:rFonts w:eastAsiaTheme="majorEastAsia"/>
+        </w:rPr>
+        <w:t xml:space="preserve"> ▼      ▼</w:t>
+      </w:r>
+      <w:r>
+        <w:br/>
+      </w:r>
+      <w:r>
+        <w:rPr>
+          <w:rStyle w:val="HTMLCode"/>
+          <w:rFonts w:eastAsiaTheme="majorEastAsia"/>
+        </w:rPr>
+        <w:t xml:space="preserve">Published </w:t>
+      </w:r>
+      <w:proofErr w:type="spellStart"/>
+      <w:r>
+        <w:rPr>
+          <w:rStyle w:val="HTMLCode"/>
+          <w:rFonts w:eastAsiaTheme="majorEastAsia"/>
+        </w:rPr>
+        <w:t>Pending_Review</w:t>
+      </w:r>
+      <w:proofErr w:type="spellEnd"/>
+      <w:r>
+        <w:br/>
+      </w:r>
+      <w:r>
+        <w:rPr>
+          <w:rStyle w:val="HTMLCode"/>
+          <w:rFonts w:eastAsiaTheme="majorEastAsia"/>
+        </w:rPr>
+        <w:t xml:space="preserve">                │</w:t>
+      </w:r>
+      <w:r>
+        <w:br/>
+      </w:r>
+      <w:r>
+        <w:rPr>
+          <w:rStyle w:val="HTMLCode"/>
+          <w:rFonts w:eastAsiaTheme="majorEastAsia"/>
+        </w:rPr>
+        <w:t xml:space="preserve">                ▼</w:t>
+      </w:r>
+      <w:r>
+        <w:br/>
+      </w:r>
+      <w:r>
+        <w:rPr>
+          <w:rStyle w:val="HTMLCode"/>
+          <w:rFonts w:eastAsiaTheme="majorEastAsia"/>
+        </w:rPr>
+        <w:t xml:space="preserve">      GET /</w:t>
+      </w:r>
+      <w:proofErr w:type="spellStart"/>
+      <w:r>
+        <w:rPr>
+          <w:rStyle w:val="HTMLCode"/>
+          <w:rFonts w:eastAsiaTheme="majorEastAsia"/>
+        </w:rPr>
+        <w:t>api</w:t>
+      </w:r>
+      <w:proofErr w:type="spellEnd"/>
+      <w:r>
+        <w:rPr>
+          <w:rStyle w:val="HTMLCode"/>
+          <w:rFonts w:eastAsiaTheme="majorEastAsia"/>
+        </w:rPr>
+        <w:t>/moderation/posts</w:t>
+      </w:r>
+    </w:p>
+    <w:p>
+      <w:pPr>
+        <w:pStyle w:val="Heading2"/>
+      </w:pPr>
+      <w:r>
+        <w:t>Test it now</w:t>
+      </w:r>
+    </w:p>
+    <w:p>
+      <w:pPr>
+        <w:pStyle w:val="Heading3"/>
+      </w:pPr>
+      <w:r>
+        <w:t>Approved post</w:t>
+      </w:r>
+    </w:p>
+    <w:p>
+      <w:pPr>
+        <w:pStyle w:val="NormalWeb"/>
+      </w:pPr>
+      <w:r>
+        <w:t>Submit:</w:t>
+      </w:r>
+    </w:p>
+    <w:p>
+      <w:pPr>
+        <w:pStyle w:val="HTMLPreformatted"/>
+      </w:pPr>
+      <w:r>
+        <w:rPr>
+          <w:rStyle w:val="HTMLCode"/>
+          <w:rFonts w:eastAsiaTheme="majorEastAsia"/>
+        </w:rPr>
+        <w:t xml:space="preserve">Community </w:t>
+      </w:r>
+      <w:proofErr w:type="spellStart"/>
+      <w:r>
+        <w:rPr>
+          <w:rStyle w:val="HTMLCode"/>
+          <w:rFonts w:eastAsiaTheme="majorEastAsia"/>
+        </w:rPr>
+        <w:t>cleanup</w:t>
+      </w:r>
+      <w:proofErr w:type="spellEnd"/>
+      <w:r>
+        <w:rPr>
+          <w:rStyle w:val="HTMLCode"/>
+          <w:rFonts w:eastAsiaTheme="majorEastAsia"/>
+        </w:rPr>
+        <w:t xml:space="preserve"> event this Saturday.</w:t>
+      </w:r>
+    </w:p>
+    <w:p>
+      <w:pPr>
+        <w:pStyle w:val="NormalWeb"/>
+      </w:pPr>
+      <w:r>
+        <w:t>Expected:</w:t>
+      </w:r>
+    </w:p>
+    <w:p>
+      <w:pPr>
+        <w:pStyle w:val="HTMLPreformatted"/>
+      </w:pPr>
+      <w:r>
+        <w:rPr>
+          <w:rStyle w:val="HTMLCode"/>
+          <w:rFonts w:eastAsiaTheme="majorEastAsia"/>
+        </w:rPr>
+        <w:t>{</w:t>
+      </w:r>
+      <w:r>
+        <w:br/>
+      </w:r>
+      <w:r>
+        <w:rPr>
+          <w:rStyle w:val="HTMLCode"/>
+          <w:rFonts w:eastAsiaTheme="majorEastAsia"/>
+        </w:rPr>
+        <w:t xml:space="preserve">  "status": </w:t>
+      </w:r>
+      <w:r>
+        <w:rPr>
+          <w:rStyle w:val="k"/>
+          <w:rFonts w:eastAsiaTheme="majorEastAsia"/>
+        </w:rPr>
+        <w:t>"published"</w:t>
+      </w:r>
+      <w:r>
+        <w:br/>
+      </w:r>
+      <w:r>
+        <w:rPr>
+          <w:rStyle w:val="HTMLCode"/>
+          <w:rFonts w:eastAsiaTheme="majorEastAsia"/>
+        </w:rPr>
+        <w:t>}</w:t>
+      </w:r>
+    </w:p>
+    <w:p>
+      <w:pPr>
+        <w:pStyle w:val="NormalWeb"/>
+      </w:pPr>
+      <w:r>
+        <w:t>Should appear in:</w:t>
+      </w:r>
+    </w:p>
+    <w:p>
+      <w:pPr>
+        <w:pStyle w:val="HTMLPreformatted"/>
+      </w:pPr>
+      <w:r>
+        <w:rPr>
+          <w:rStyle w:val="HTMLCode"/>
+          <w:rFonts w:eastAsiaTheme="majorEastAsia"/>
+        </w:rPr>
+        <w:t>GET /</w:t>
+      </w:r>
+      <w:proofErr w:type="spellStart"/>
+      <w:r>
+        <w:rPr>
+          <w:rStyle w:val="HTMLCode"/>
+          <w:rFonts w:eastAsiaTheme="majorEastAsia"/>
+        </w:rPr>
+        <w:t>api</w:t>
+      </w:r>
+      <w:proofErr w:type="spellEnd"/>
+      <w:r>
+        <w:rPr>
+          <w:rStyle w:val="HTMLCode"/>
+          <w:rFonts w:eastAsiaTheme="majorEastAsia"/>
+        </w:rPr>
+        <w:t>/posts</w:t>
+      </w:r>
+    </w:p>
+    <w:p>
+      <w:pPr>
+        <w:pStyle w:val="NormalWeb"/>
+      </w:pPr>
+      <w:r>
+        <w:t>and therefore in the feed.</w:t>
+      </w:r>
+    </w:p>
+    <w:p>
+      <w:r>
+        <w:pict>
+          <v:rect id="_x0000_i1104" style="width:0;height:1.5pt" o:hralign="center" o:hrstd="t" o:hr="t" fillcolor="#a0a0a0" stroked="f"/>
+        </w:pict>
+      </w:r>
+    </w:p>
+    <w:p>
+      <w:pPr>
+        <w:pStyle w:val="Heading3"/>
+      </w:pPr>
+      <w:r>
+        <w:lastRenderedPageBreak/>
+        <w:t>Review post</w:t>
+      </w:r>
+    </w:p>
+    <w:p>
+      <w:pPr>
+        <w:pStyle w:val="NormalWeb"/>
+      </w:pPr>
+      <w:r>
+        <w:t>Submit:</w:t>
+      </w:r>
+    </w:p>
+    <w:p>
+      <w:pPr>
+        <w:pStyle w:val="HTMLPreformatted"/>
+      </w:pPr>
+      <w:r>
+        <w:rPr>
+          <w:rStyle w:val="HTMLCode"/>
+          <w:rFonts w:eastAsiaTheme="majorEastAsia"/>
+        </w:rPr>
+        <w:t>Guaranteed profit.</w:t>
+      </w:r>
+      <w:r>
+        <w:br/>
+      </w:r>
+      <w:r>
+        <w:rPr>
+          <w:rStyle w:val="HTMLCode"/>
+          <w:rFonts w:eastAsiaTheme="majorEastAsia"/>
+        </w:rPr>
+        <w:t>Send deposit before inspection.</w:t>
+      </w:r>
+    </w:p>
+    <w:p>
+      <w:pPr>
+        <w:pStyle w:val="NormalWeb"/>
+      </w:pPr>
+      <w:r>
+        <w:t>Expected:</w:t>
+      </w:r>
+    </w:p>
+    <w:p>
+      <w:pPr>
+        <w:pStyle w:val="HTMLPreformatted"/>
+      </w:pPr>
+      <w:r>
+        <w:rPr>
+          <w:rStyle w:val="HTMLCode"/>
+          <w:rFonts w:eastAsiaTheme="majorEastAsia"/>
+        </w:rPr>
+        <w:t>{</w:t>
+      </w:r>
+      <w:r>
+        <w:br/>
+      </w:r>
+      <w:r>
+        <w:rPr>
+          <w:rStyle w:val="HTMLCode"/>
+          <w:rFonts w:eastAsiaTheme="majorEastAsia"/>
+        </w:rPr>
+        <w:t xml:space="preserve">  "status": </w:t>
+      </w:r>
+      <w:r>
+        <w:rPr>
+          <w:rStyle w:val="k"/>
+          <w:rFonts w:eastAsiaTheme="majorEastAsia"/>
+        </w:rPr>
+        <w:t>"</w:t>
+      </w:r>
+      <w:proofErr w:type="spellStart"/>
+      <w:r>
+        <w:rPr>
+          <w:rStyle w:val="k"/>
+          <w:rFonts w:eastAsiaTheme="majorEastAsia"/>
+        </w:rPr>
+        <w:t>pending_review</w:t>
+      </w:r>
+      <w:proofErr w:type="spellEnd"/>
+      <w:r>
+        <w:rPr>
+          <w:rStyle w:val="k"/>
+          <w:rFonts w:eastAsiaTheme="majorEastAsia"/>
+        </w:rPr>
+        <w:t>"</w:t>
+      </w:r>
+      <w:r>
+        <w:br/>
+      </w:r>
+      <w:r>
+        <w:rPr>
+          <w:rStyle w:val="HTMLCode"/>
+          <w:rFonts w:eastAsiaTheme="majorEastAsia"/>
+        </w:rPr>
+        <w:t>}</w:t>
+      </w:r>
+    </w:p>
+    <w:p>
+      <w:pPr>
+        <w:pStyle w:val="NormalWeb"/>
+      </w:pPr>
+      <w:r>
+        <w:t>Should:</w:t>
+      </w:r>
+    </w:p>
+    <w:p>
+      <w:pPr>
+        <w:pStyle w:val="HTMLPreformatted"/>
+      </w:pPr>
+      <w:r>
+        <w:rPr>
+          <w:rStyle w:val="HTMLCode"/>
+          <w:rFonts w:eastAsiaTheme="majorEastAsia"/>
+        </w:rPr>
+        <w:t>NOT appear in feed</w:t>
+      </w:r>
+    </w:p>
+    <w:p>
+      <w:pPr>
+        <w:pStyle w:val="NormalWeb"/>
+      </w:pPr>
+      <w:r>
+        <w:t>but should appear in:</w:t>
+      </w:r>
+    </w:p>
+    <w:p>
+      <w:pPr>
+        <w:pStyle w:val="HTMLPreformatted"/>
+      </w:pPr>
+      <w:r>
+        <w:rPr>
+          <w:rStyle w:val="HTMLCode"/>
+          <w:rFonts w:eastAsiaTheme="majorEastAsia"/>
+        </w:rPr>
+        <w:t>GET /</w:t>
+      </w:r>
+      <w:proofErr w:type="spellStart"/>
+      <w:r>
+        <w:rPr>
+          <w:rStyle w:val="HTMLCode"/>
+          <w:rFonts w:eastAsiaTheme="majorEastAsia"/>
+        </w:rPr>
+        <w:t>api</w:t>
+      </w:r>
+      <w:proofErr w:type="spellEnd"/>
+      <w:r>
+        <w:rPr>
+          <w:rStyle w:val="HTMLCode"/>
+          <w:rFonts w:eastAsiaTheme="majorEastAsia"/>
+        </w:rPr>
+        <w:t>/moderation/posts</w:t>
+      </w:r>
+    </w:p>
+    <w:p>
+      <w:r>
+        <w:pict>
+          <v:rect id="_x0000_i1105" style="width:0;height:1.5pt" o:hralign="center" o:hrstd="t" o:hr="t" fillcolor="#a0a0a0" stroked="f"/>
+        </w:pict>
+      </w:r>
+    </w:p>
+    <w:p>
+      <w:pPr>
+        <w:pStyle w:val="Heading3"/>
+      </w:pPr>
+      <w:r>
+        <w:t>Rejected post</w:t>
+      </w:r>
+    </w:p>
+    <w:p>
+      <w:pPr>
+        <w:pStyle w:val="NormalWeb"/>
+      </w:pPr>
+      <w:r>
+        <w:t>Submit:</w:t>
+      </w:r>
+    </w:p>
+    <w:p>
+      <w:pPr>
+        <w:pStyle w:val="HTMLPreformatted"/>
+      </w:pPr>
+      <w:bookmarkStart w:id="2" w:name="_GoBack"/>
+      <w:r>
+        <w:rPr>
+          <w:rStyle w:val="HTMLCode"/>
+          <w:rFonts w:eastAsiaTheme="majorEastAsia"/>
+        </w:rPr>
+        <w:t>kill yourself</w:t>
+      </w:r>
+    </w:p>
+    <w:bookmarkEnd w:id="2"/>
+    <w:p>
+      <w:pPr>
+        <w:pStyle w:val="NormalWeb"/>
+      </w:pPr>
+      <w:r>
+        <w:t>Expected:</w:t>
+      </w:r>
+    </w:p>
+    <w:p>
+      <w:pPr>
+        <w:pStyle w:val="HTMLPreformatted"/>
+      </w:pPr>
+      <w:r>
+        <w:rPr>
+          <w:rStyle w:val="HTMLCode"/>
+          <w:rFonts w:eastAsiaTheme="majorEastAsia"/>
+        </w:rPr>
+        <w:t>{</w:t>
+      </w:r>
+      <w:r>
+        <w:br/>
+      </w:r>
+      <w:r>
+        <w:rPr>
+          <w:rStyle w:val="HTMLCode"/>
+          <w:rFonts w:eastAsiaTheme="majorEastAsia"/>
+        </w:rPr>
+        <w:t xml:space="preserve">  "error": </w:t>
+      </w:r>
+      <w:r>
+        <w:rPr>
+          <w:rStyle w:val="k"/>
+          <w:rFonts w:eastAsiaTheme="majorEastAsia"/>
+        </w:rPr>
+        <w:t>"Post rejected by moderation."</w:t>
+      </w:r>
+      <w:r>
+        <w:br/>
+      </w:r>
+      <w:r>
+        <w:rPr>
+          <w:rStyle w:val="HTMLCode"/>
+          <w:rFonts w:eastAsiaTheme="majorEastAsia"/>
+        </w:rPr>
+        <w:t>}</w:t>
+      </w:r>
+    </w:p>
+    <w:p>
+      <w:pPr>
+        <w:pStyle w:val="NormalWeb"/>
+      </w:pPr>
+      <w:r>
+        <w:t>Should not be saved.</w:t>
+      </w:r>
+    </w:p>
+    <w:p>
+      <w:r>
+        <w:pict>
+          <v:rect id="_x0000_i1106" style="width:0;height:1.5pt" o:hralign="center" o:hrstd="t" o:hr="t" fillcolor="#a0a0a0" stroked="f"/>
+        </w:pict>
+      </w:r>
+    </w:p>
+    <w:p>
+      <w:pPr>
+        <w:pStyle w:val="Heading2"/>
+      </w:pPr>
+      <w:r>
+        <w:t>Next endpoint</w:t>
+      </w:r>
+    </w:p>
+    <w:p>
+      <w:pPr>
+        <w:pStyle w:val="NormalWeb"/>
+      </w:pPr>
+      <w:r>
+        <w:t>Add:</w:t>
+      </w:r>
+    </w:p>
+    <w:p>
+      <w:pPr>
+        <w:pStyle w:val="HTMLPreformatted"/>
+      </w:pPr>
+      <w:r>
+        <w:rPr>
+          <w:rStyle w:val="HTMLCode"/>
+          <w:rFonts w:eastAsiaTheme="majorEastAsia"/>
+        </w:rPr>
+        <w:t>POST /</w:t>
+      </w:r>
+      <w:proofErr w:type="spellStart"/>
+      <w:r>
+        <w:rPr>
+          <w:rStyle w:val="HTMLCode"/>
+          <w:rFonts w:eastAsiaTheme="majorEastAsia"/>
+        </w:rPr>
+        <w:t>api</w:t>
+      </w:r>
+      <w:proofErr w:type="spellEnd"/>
+      <w:r>
+        <w:rPr>
+          <w:rStyle w:val="HTMLCode"/>
+          <w:rFonts w:eastAsiaTheme="majorEastAsia"/>
+        </w:rPr>
+        <w:t>/moderation/posts/:id/approve</w:t>
+      </w:r>
+    </w:p>
+    <w:p>
+      <w:pPr>
+        <w:pStyle w:val="NormalWeb"/>
+      </w:pPr>
+      <w:r>
+        <w:t>and:</w:t>
+      </w:r>
+    </w:p>
+    <w:p>
+      <w:pPr>
+        <w:pStyle w:val="HTMLPreformatted"/>
+      </w:pPr>
+      <w:r>
+        <w:rPr>
+          <w:rStyle w:val="HTMLCode"/>
+          <w:rFonts w:eastAsiaTheme="majorEastAsia"/>
+        </w:rPr>
+        <w:t>POST /</w:t>
+      </w:r>
+      <w:proofErr w:type="spellStart"/>
+      <w:r>
+        <w:rPr>
+          <w:rStyle w:val="HTMLCode"/>
+          <w:rFonts w:eastAsiaTheme="majorEastAsia"/>
+        </w:rPr>
+        <w:t>api</w:t>
+      </w:r>
+      <w:proofErr w:type="spellEnd"/>
+      <w:r>
+        <w:rPr>
+          <w:rStyle w:val="HTMLCode"/>
+          <w:rFonts w:eastAsiaTheme="majorEastAsia"/>
+        </w:rPr>
+        <w:t>/moderation/posts/:id/reject</w:t>
+      </w:r>
+    </w:p>
+    <w:p>
+      <w:pPr>
+        <w:pStyle w:val="NormalWeb"/>
+      </w:pPr>
+      <w:r>
+        <w:t>Example:</w:t>
+      </w:r>
+    </w:p>
+    <w:p>
+      <w:pPr>
+        <w:pStyle w:val="Heading3"/>
+      </w:pPr>
+      <w:r>
+        <w:t>Approve</w:t>
+      </w:r>
+    </w:p>
+    <w:p>
+      <w:pPr>
+        <w:pStyle w:val="HTMLPreformatted"/>
+      </w:pPr>
+      <w:r>
+        <w:rPr>
+          <w:rStyle w:val="g"/>
+          <w:rFonts w:eastAsiaTheme="majorEastAsia"/>
+        </w:rPr>
+        <w:lastRenderedPageBreak/>
+        <w:t>UPDATE</w:t>
+      </w:r>
+      <w:r>
+        <w:rPr>
+          <w:rStyle w:val="HTMLCode"/>
+          <w:rFonts w:eastAsiaTheme="majorEastAsia"/>
+        </w:rPr>
+        <w:t xml:space="preserve"> posts</w:t>
+      </w:r>
+      <w:r>
+        <w:br/>
+      </w:r>
+      <w:r>
+        <w:rPr>
+          <w:rStyle w:val="g"/>
+          <w:rFonts w:eastAsiaTheme="majorEastAsia"/>
+        </w:rPr>
+        <w:t>SET</w:t>
+      </w:r>
+      <w:r>
+        <w:br/>
+      </w:r>
+      <w:r>
+        <w:rPr>
+          <w:rStyle w:val="HTMLCode"/>
+          <w:rFonts w:eastAsiaTheme="majorEastAsia"/>
+        </w:rPr>
+        <w:t xml:space="preserve">  status </w:t>
+      </w:r>
+      <w:r>
+        <w:rPr>
+          <w:rStyle w:val="g"/>
+          <w:rFonts w:eastAsiaTheme="majorEastAsia"/>
+        </w:rPr>
+        <w:t>=</w:t>
+      </w:r>
+      <w:r>
+        <w:rPr>
+          <w:rStyle w:val="HTMLCode"/>
+          <w:rFonts w:eastAsiaTheme="majorEastAsia"/>
+        </w:rPr>
+        <w:t xml:space="preserve"> </w:t>
+      </w:r>
+      <w:r>
+        <w:rPr>
+          <w:rStyle w:val="k"/>
+          <w:rFonts w:eastAsiaTheme="majorEastAsia"/>
+        </w:rPr>
+        <w:t>'published'</w:t>
+      </w:r>
+      <w:r>
+        <w:rPr>
+          <w:rStyle w:val="HTMLCode"/>
+          <w:rFonts w:eastAsiaTheme="majorEastAsia"/>
+        </w:rPr>
+        <w:t>,</w:t>
+      </w:r>
+      <w:r>
+        <w:br/>
+      </w:r>
+      <w:r>
+        <w:rPr>
+          <w:rStyle w:val="HTMLCode"/>
+          <w:rFonts w:eastAsiaTheme="majorEastAsia"/>
+        </w:rPr>
+        <w:t xml:space="preserve">  </w:t>
+      </w:r>
+      <w:proofErr w:type="spellStart"/>
+      <w:r>
+        <w:rPr>
+          <w:rStyle w:val="HTMLCode"/>
+          <w:rFonts w:eastAsiaTheme="majorEastAsia"/>
+        </w:rPr>
+        <w:t>requires_review</w:t>
+      </w:r>
+      <w:proofErr w:type="spellEnd"/>
+      <w:r>
+        <w:rPr>
+          <w:rStyle w:val="HTMLCode"/>
+          <w:rFonts w:eastAsiaTheme="majorEastAsia"/>
+        </w:rPr>
+        <w:t xml:space="preserve"> </w:t>
+      </w:r>
+      <w:r>
+        <w:rPr>
+          <w:rStyle w:val="g"/>
+          <w:rFonts w:eastAsiaTheme="majorEastAsia"/>
+        </w:rPr>
+        <w:t>=</w:t>
+      </w:r>
+      <w:r>
+        <w:rPr>
+          <w:rStyle w:val="HTMLCode"/>
+          <w:rFonts w:eastAsiaTheme="majorEastAsia"/>
+        </w:rPr>
+        <w:t xml:space="preserve"> </w:t>
+      </w:r>
+      <w:r>
+        <w:rPr>
+          <w:rStyle w:val="j"/>
+        </w:rPr>
+        <w:t>false</w:t>
+      </w:r>
+      <w:r>
+        <w:br/>
+      </w:r>
+      <w:r>
+        <w:rPr>
+          <w:rStyle w:val="g"/>
+          <w:rFonts w:eastAsiaTheme="majorEastAsia"/>
+        </w:rPr>
+        <w:t>WHERE</w:t>
+      </w:r>
+      <w:r>
+        <w:rPr>
+          <w:rStyle w:val="HTMLCode"/>
+          <w:rFonts w:eastAsiaTheme="majorEastAsia"/>
+        </w:rPr>
+        <w:t xml:space="preserve"> id </w:t>
+      </w:r>
+      <w:r>
+        <w:rPr>
+          <w:rStyle w:val="g"/>
+          <w:rFonts w:eastAsiaTheme="majorEastAsia"/>
+        </w:rPr>
+        <w:t>=</w:t>
+      </w:r>
+      <w:r>
+        <w:rPr>
+          <w:rStyle w:val="HTMLCode"/>
+          <w:rFonts w:eastAsiaTheme="majorEastAsia"/>
+        </w:rPr>
+        <w:t xml:space="preserve"> $</w:t>
+      </w:r>
+      <w:r>
+        <w:rPr>
+          <w:rStyle w:val="j"/>
+        </w:rPr>
+        <w:t>1</w:t>
+      </w:r>
+    </w:p>
+    <w:p>
+      <w:pPr>
+        <w:pStyle w:val="Heading3"/>
+      </w:pPr>
+      <w:r>
+        <w:t>Reject</w:t>
+      </w:r>
+    </w:p>
+    <w:p>
+      <w:pPr>
+        <w:pStyle w:val="HTMLPreformatted"/>
+      </w:pPr>
+      <w:r>
+        <w:rPr>
+          <w:rStyle w:val="g"/>
+          <w:rFonts w:eastAsiaTheme="majorEastAsia"/>
+        </w:rPr>
+        <w:t>UPDATE</w:t>
+      </w:r>
+      <w:r>
+        <w:rPr>
+          <w:rStyle w:val="HTMLCode"/>
+          <w:rFonts w:eastAsiaTheme="majorEastAsia"/>
+        </w:rPr>
+        <w:t xml:space="preserve"> posts</w:t>
+      </w:r>
+      <w:r>
+        <w:br/>
+      </w:r>
+      <w:r>
+        <w:rPr>
+          <w:rStyle w:val="g"/>
+          <w:rFonts w:eastAsiaTheme="majorEastAsia"/>
+        </w:rPr>
+        <w:t>SET</w:t>
+      </w:r>
+      <w:r>
+        <w:br/>
+      </w:r>
+      <w:r>
+        <w:rPr>
+          <w:rStyle w:val="HTMLCode"/>
+          <w:rFonts w:eastAsiaTheme="majorEastAsia"/>
+        </w:rPr>
+        <w:t xml:space="preserve">  status </w:t>
+      </w:r>
+      <w:r>
+        <w:rPr>
+          <w:rStyle w:val="g"/>
+          <w:rFonts w:eastAsiaTheme="majorEastAsia"/>
+        </w:rPr>
+        <w:t>=</w:t>
+      </w:r>
+      <w:r>
+        <w:rPr>
+          <w:rStyle w:val="HTMLCode"/>
+          <w:rFonts w:eastAsiaTheme="majorEastAsia"/>
+        </w:rPr>
+        <w:t xml:space="preserve"> </w:t>
+      </w:r>
+      <w:r>
+        <w:rPr>
+          <w:rStyle w:val="k"/>
+          <w:rFonts w:eastAsiaTheme="majorEastAsia"/>
+        </w:rPr>
+        <w:t>'rejected'</w:t>
+      </w:r>
+      <w:r>
+        <w:rPr>
+          <w:rStyle w:val="HTMLCode"/>
+          <w:rFonts w:eastAsiaTheme="majorEastAsia"/>
+        </w:rPr>
+        <w:t>,</w:t>
+      </w:r>
+      <w:r>
+        <w:br/>
+      </w:r>
+      <w:r>
+        <w:rPr>
+          <w:rStyle w:val="HTMLCode"/>
+          <w:rFonts w:eastAsiaTheme="majorEastAsia"/>
+        </w:rPr>
+        <w:t xml:space="preserve">  </w:t>
+      </w:r>
+      <w:proofErr w:type="spellStart"/>
+      <w:r>
+        <w:rPr>
+          <w:rStyle w:val="HTMLCode"/>
+          <w:rFonts w:eastAsiaTheme="majorEastAsia"/>
+        </w:rPr>
+        <w:t>requires_review</w:t>
+      </w:r>
+      <w:proofErr w:type="spellEnd"/>
+      <w:r>
+        <w:rPr>
+          <w:rStyle w:val="HTMLCode"/>
+          <w:rFonts w:eastAsiaTheme="majorEastAsia"/>
+        </w:rPr>
+        <w:t xml:space="preserve"> </w:t>
+      </w:r>
+      <w:r>
+        <w:rPr>
+          <w:rStyle w:val="g"/>
+          <w:rFonts w:eastAsiaTheme="majorEastAsia"/>
+        </w:rPr>
+        <w:t>=</w:t>
+      </w:r>
+      <w:r>
+        <w:rPr>
+          <w:rStyle w:val="HTMLCode"/>
+          <w:rFonts w:eastAsiaTheme="majorEastAsia"/>
+        </w:rPr>
+        <w:t xml:space="preserve"> </w:t>
+      </w:r>
+      <w:r>
+        <w:rPr>
+          <w:rStyle w:val="j"/>
+        </w:rPr>
+        <w:t>false</w:t>
+      </w:r>
+      <w:r>
+        <w:br/>
+      </w:r>
+      <w:r>
+        <w:rPr>
+          <w:rStyle w:val="g"/>
+          <w:rFonts w:eastAsiaTheme="majorEastAsia"/>
+        </w:rPr>
+        <w:t>WHERE</w:t>
+      </w:r>
+      <w:r>
+        <w:rPr>
+          <w:rStyle w:val="HTMLCode"/>
+          <w:rFonts w:eastAsiaTheme="majorEastAsia"/>
+        </w:rPr>
+        <w:t xml:space="preserve"> id </w:t>
+      </w:r>
+      <w:r>
+        <w:rPr>
+          <w:rStyle w:val="g"/>
+          <w:rFonts w:eastAsiaTheme="majorEastAsia"/>
+        </w:rPr>
+        <w:t>=</w:t>
+      </w:r>
+      <w:r>
+        <w:rPr>
+          <w:rStyle w:val="HTMLCode"/>
+          <w:rFonts w:eastAsiaTheme="majorEastAsia"/>
+        </w:rPr>
+        <w:t xml:space="preserve"> $</w:t>
+      </w:r>
+      <w:r>
+        <w:rPr>
+          <w:rStyle w:val="j"/>
+        </w:rPr>
+        <w:t>1</w:t>
+      </w:r>
+    </w:p>
+    <w:p>
+      <w:pPr>
+        <w:pStyle w:val="NormalWeb"/>
+      </w:pPr>
+      <w:r>
+        <w:t>Now moderators can clear the queue.</w:t>
+      </w:r>
+    </w:p>
+    <w:p>
+      <w:r>
+        <w:pict>
+          <v:rect id="_x0000_i1107" style="width:0;height:1.5pt" o:hralign="center" o:hrstd="t" o:hr="t" fillcolor="#a0a0a0" stroked="f"/>
+        </w:pict>
+      </w:r>
+    </w:p>
+    <w:p>
+      <w:pPr>
+        <w:pStyle w:val="Heading2"/>
+      </w:pPr>
+      <w:r>
+        <w:t>Then build the UI</w:t>
+      </w:r>
+    </w:p>
+    <w:p>
+      <w:pPr>
+        <w:pStyle w:val="NormalWeb"/>
+      </w:pPr>
+      <w:r>
+        <w:t>New page:</w:t>
+      </w:r>
+    </w:p>
+    <w:p>
+      <w:pPr>
+        <w:pStyle w:val="HTMLPreformatted"/>
+      </w:pPr>
+      <w:r>
+        <w:rPr>
+          <w:rStyle w:val="HTMLCode"/>
+          <w:rFonts w:eastAsiaTheme="majorEastAsia"/>
+        </w:rPr>
+        <w:t>/</w:t>
+      </w:r>
+      <w:proofErr w:type="spellStart"/>
+      <w:r>
+        <w:rPr>
+          <w:rStyle w:val="HTMLCode"/>
+          <w:rFonts w:eastAsiaTheme="majorEastAsia"/>
+        </w:rPr>
+        <w:t>communityplus</w:t>
+      </w:r>
+      <w:proofErr w:type="spellEnd"/>
+      <w:r>
+        <w:rPr>
+          <w:rStyle w:val="HTMLCode"/>
+          <w:rFonts w:eastAsiaTheme="majorEastAsia"/>
+        </w:rPr>
+        <w:t>/moderation</w:t>
+      </w:r>
+    </w:p>
+    <w:p>
+      <w:pPr>
+        <w:pStyle w:val="NormalWeb"/>
+      </w:pPr>
+      <w:r>
+        <w:t>Query:</w:t>
+      </w:r>
+    </w:p>
+    <w:p>
+      <w:pPr>
+        <w:pStyle w:val="HTMLPreformatted"/>
+      </w:pPr>
+      <w:r>
+        <w:rPr>
+          <w:rStyle w:val="HTMLCode"/>
+          <w:rFonts w:eastAsiaTheme="majorEastAsia"/>
+        </w:rPr>
+        <w:t>GET /</w:t>
+      </w:r>
+      <w:proofErr w:type="spellStart"/>
+      <w:r>
+        <w:rPr>
+          <w:rStyle w:val="HTMLCode"/>
+          <w:rFonts w:eastAsiaTheme="majorEastAsia"/>
+        </w:rPr>
+        <w:t>api</w:t>
+      </w:r>
+      <w:proofErr w:type="spellEnd"/>
+      <w:r>
+        <w:rPr>
+          <w:rStyle w:val="HTMLCode"/>
+          <w:rFonts w:eastAsiaTheme="majorEastAsia"/>
+        </w:rPr>
+        <w:t>/moderation/posts</w:t>
+      </w:r>
+    </w:p>
+    <w:p>
+      <w:pPr>
+        <w:pStyle w:val="NormalWeb"/>
+      </w:pPr>
+      <w:r>
+        <w:t>Render:</w:t>
+      </w:r>
+    </w:p>
+    <w:p>
+      <w:pPr>
+        <w:pStyle w:val="HTMLPreformatted"/>
+      </w:pPr>
+      <w:r>
+        <w:rPr>
+          <w:rStyle w:val="HTMLCode"/>
+          <w:rFonts w:eastAsiaTheme="majorEastAsia"/>
+        </w:rPr>
+        <w:t>------------------------------------------------</w:t>
+      </w:r>
+      <w:r>
+        <w:br/>
+      </w:r>
+      <w:r>
+        <w:rPr>
+          <w:rStyle w:val="HTMLCode"/>
+          <w:rFonts w:eastAsiaTheme="majorEastAsia"/>
+        </w:rPr>
+        <w:t>Title</w:t>
+      </w:r>
+      <w:r>
+        <w:br/>
+      </w:r>
+      <w:r>
+        <w:rPr>
+          <w:rStyle w:val="HTMLCode"/>
+          <w:rFonts w:eastAsiaTheme="majorEastAsia"/>
+        </w:rPr>
+        <w:t>Reason</w:t>
+      </w:r>
+      <w:r>
+        <w:br/>
+      </w:r>
+      <w:r>
+        <w:rPr>
+          <w:rStyle w:val="HTMLCode"/>
+          <w:rFonts w:eastAsiaTheme="majorEastAsia"/>
+        </w:rPr>
+        <w:t>Labels</w:t>
+      </w:r>
+      <w:r>
+        <w:br/>
+      </w:r>
+      <w:r>
+        <w:rPr>
+          <w:rStyle w:val="HTMLCode"/>
+          <w:rFonts w:eastAsiaTheme="majorEastAsia"/>
+        </w:rPr>
+        <w:t>Created</w:t>
+      </w:r>
+      <w:r>
+        <w:br/>
+      </w:r>
+      <w:r>
+        <w:rPr>
+          <w:rStyle w:val="HTMLCode"/>
+          <w:rFonts w:eastAsiaTheme="majorEastAsia"/>
+        </w:rPr>
+        <w:t>[Approve] [Reject]</w:t>
+      </w:r>
+      <w:r>
+        <w:br/>
+      </w:r>
+      <w:r>
+        <w:rPr>
+          <w:rStyle w:val="HTMLCode"/>
+          <w:rFonts w:eastAsiaTheme="majorEastAsia"/>
+        </w:rPr>
+        <w:t>------------------------------------------------</w:t>
+      </w:r>
+    </w:p>
+    <w:p>
+      <w:pPr>
+        <w:pStyle w:val="NormalWeb"/>
+      </w:pPr>
+      <w:r>
+        <w:t>At MVP stage that's enough.</w:t>
+      </w:r>
+    </w:p>
+    <w:p>
+      <w:r>
+        <w:pict>
+          <v:rect id="_x0000_i1108" style="width:0;height:1.5pt" o:hralign="center" o:hrstd="t" o:hr="t" fillcolor="#a0a0a0" stroked="f"/>
+        </w:pict>
+      </w:r>
+    </w:p>
+    <w:p>
+      <w:pPr>
+        <w:pStyle w:val="Heading2"/>
+      </w:pPr>
+      <w:r>
+        <w:t>After that</w:t>
+      </w:r>
+    </w:p>
+    <w:p>
+      <w:pPr>
+        <w:pStyle w:val="NormalWeb"/>
+      </w:pPr>
+      <w:r>
+        <w:t>Your next AWS milestone is:</w:t>
+      </w:r>
+    </w:p>
+    <w:p>
+      <w:pPr>
+        <w:pStyle w:val="HTMLPreformatted"/>
+      </w:pPr>
+      <w:r>
+        <w:rPr>
+          <w:rStyle w:val="HTMLCode"/>
+          <w:rFonts w:eastAsiaTheme="majorEastAsia"/>
+        </w:rPr>
+        <w:t>Phase 2</w:t>
+      </w:r>
+      <w:r>
+        <w:br/>
+      </w:r>
+      <w:r>
+        <w:rPr>
+          <w:rStyle w:val="HTMLCode"/>
+          <w:rFonts w:eastAsiaTheme="majorEastAsia"/>
+        </w:rPr>
+        <w:t>────────────</w:t>
+      </w:r>
+      <w:r>
+        <w:br/>
+      </w:r>
+      <w:r>
+        <w:rPr>
+          <w:rStyle w:val="HTMLCode"/>
+          <w:rFonts w:eastAsiaTheme="majorEastAsia"/>
+        </w:rPr>
+        <w:t>S3 Upload</w:t>
+      </w:r>
+      <w:r>
+        <w:br/>
+      </w:r>
+      <w:r>
+        <w:rPr>
+          <w:rStyle w:val="HTMLCode"/>
+          <w:rFonts w:eastAsiaTheme="majorEastAsia"/>
+        </w:rPr>
+        <w:t>↓</w:t>
+      </w:r>
+      <w:r>
+        <w:br/>
+      </w:r>
+      <w:r>
+        <w:rPr>
+          <w:rStyle w:val="HTMLCode"/>
+          <w:rFonts w:eastAsiaTheme="majorEastAsia"/>
+        </w:rPr>
+        <w:t>Lambda</w:t>
+      </w:r>
+      <w:r>
+        <w:br/>
+      </w:r>
+      <w:r>
+        <w:rPr>
+          <w:rStyle w:val="HTMLCode"/>
+          <w:rFonts w:eastAsiaTheme="majorEastAsia"/>
+        </w:rPr>
+        <w:t>↓</w:t>
+      </w:r>
+      <w:r>
+        <w:br/>
+      </w:r>
+      <w:proofErr w:type="spellStart"/>
+      <w:r>
+        <w:rPr>
+          <w:rStyle w:val="HTMLCode"/>
+          <w:rFonts w:eastAsiaTheme="majorEastAsia"/>
+        </w:rPr>
+        <w:t>Rekognition</w:t>
+      </w:r>
+      <w:proofErr w:type="spellEnd"/>
+      <w:r>
+        <w:br/>
+      </w:r>
+      <w:r>
+        <w:rPr>
+          <w:rStyle w:val="HTMLCode"/>
+          <w:rFonts w:eastAsiaTheme="majorEastAsia"/>
+        </w:rPr>
+        <w:lastRenderedPageBreak/>
+        <w:t>↓</w:t>
+      </w:r>
+      <w:r>
+        <w:br/>
+      </w:r>
+      <w:r>
+        <w:rPr>
+          <w:rStyle w:val="HTMLCode"/>
+          <w:rFonts w:eastAsiaTheme="majorEastAsia"/>
+        </w:rPr>
+        <w:t>Update moderation status</w:t>
+      </w:r>
+    </w:p>
+    <w:p>
+      <w:pPr>
+        <w:pStyle w:val="NormalWeb"/>
+      </w:pPr>
+      <w:r>
+        <w:t>for:</w:t>
+      </w:r>
+    </w:p>
+    <w:p>
+      <w:pPr>
+        <w:pStyle w:val="HTMLPreformatted"/>
+      </w:pPr>
+      <w:r>
+        <w:rPr>
+          <w:rStyle w:val="HTMLCode"/>
+          <w:rFonts w:eastAsiaTheme="majorEastAsia"/>
+        </w:rPr>
+        <w:t>Images</w:t>
+      </w:r>
+    </w:p>
+    <w:p>
+      <w:pPr>
+        <w:pStyle w:val="NormalWeb"/>
+      </w:pPr>
+      <w:r>
+        <w:t>before moving on to:</w:t>
+      </w:r>
+    </w:p>
+    <w:p>
+      <w:pPr>
+        <w:pStyle w:val="HTMLPreformatted"/>
+      </w:pPr>
+      <w:r>
+        <w:rPr>
+          <w:rStyle w:val="HTMLCode"/>
+          <w:rFonts w:eastAsiaTheme="majorEastAsia"/>
+        </w:rPr>
+        <w:t>Video</w:t>
+      </w:r>
+      <w:r>
+        <w:br/>
+      </w:r>
+      <w:r>
+        <w:rPr>
+          <w:rStyle w:val="HTMLCode"/>
+          <w:rFonts w:eastAsiaTheme="majorEastAsia"/>
+        </w:rPr>
+        <w:t>Audio</w:t>
+      </w:r>
+      <w:r>
+        <w:br/>
+      </w:r>
+      <w:r>
+        <w:rPr>
+          <w:rStyle w:val="HTMLCode"/>
+          <w:rFonts w:eastAsiaTheme="majorEastAsia"/>
+        </w:rPr>
+        <w:t>Documents</w:t>
       </w:r>
     </w:p>
     <w:p>
@@ -31380,6 +38179,11 @@
     <w:basedOn w:val="DefaultParagraphFont"/>
     <w:rsid w:val="00495916"/>
   </w:style>
+  <w:style w:type="character" w:customStyle="1" w:styleId="e">
+    <w:name w:val="ͼe"/>
+    <w:basedOn w:val="DefaultParagraphFont"/>
+    <w:rsid w:val="00401974"/>
+  </w:style>
 </w:styles>
 </file>
 
@@ -31657,7 +38461,7 @@
 </file>
 
 <file path=customXml/itemProps1.xml><?xml version="1.0" encoding="utf-8"?>
-<ds:datastoreItem xmlns:ds="http://schemas.openxmlformats.org/officeDocument/2006/customXml" ds:itemID="{304575CA-F4D4-443F-9B9B-03FAF2EBA176}">
+<ds:datastoreItem xmlns:ds="http://schemas.openxmlformats.org/officeDocument/2006/customXml" ds:itemID="{41D3976F-37B6-4B8A-8A74-A815E4EDBC38}">
   <ds:schemaRefs>
     <ds:schemaRef ds:uri="http://schemas.openxmlformats.org/officeDocument/2006/bibliography"/>
   </ds:schemaRefs>

--- a/Design Documents/Community One UI Design.docx
+++ b/Design Documents/Community One UI Design.docx
@@ -11688,10 +11688,10 @@
             <v:path o:extrusionok="f" gradientshapeok="t" o:connecttype="rect"/>
             <o:lock v:ext="edit" aspectratio="t"/>
           </v:shapetype>
-          <v:shape id="_x0000_i1093" type="#_x0000_t75" style="width:18pt;height:15.6pt" o:ole="">
+          <v:shape id="_x0000_i1115" type="#_x0000_t75" style="width:18pt;height:15.45pt" o:ole="">
             <v:imagedata r:id="rId13" o:title=""/>
           </v:shape>
-          <w:control r:id="rId14" w:name="DefaultOcxName" w:shapeid="_x0000_i1093"/>
+          <w:control r:id="rId14" w:name="DefaultOcxName" w:shapeid="_x0000_i1115"/>
         </w:object>
       </w:r>
     </w:p>
@@ -13574,10 +13574,10 @@
       </w:pPr>
       <w:r>
         <w:object w:dxaOrig="0" w:dyaOrig="0">
-          <v:shape id="_x0000_i1096" type="#_x0000_t75" style="width:18pt;height:15.6pt" o:ole="">
+          <v:shape id="_x0000_i1118" type="#_x0000_t75" style="width:18pt;height:15.45pt" o:ole="">
             <v:imagedata r:id="rId13" o:title=""/>
           </v:shape>
-          <w:control r:id="rId15" w:name="DefaultOcxName1" w:shapeid="_x0000_i1096"/>
+          <w:control r:id="rId15" w:name="DefaultOcxName1" w:shapeid="_x0000_i1118"/>
         </w:object>
       </w:r>
     </w:p>
@@ -29276,17 +29276,1907 @@
     <w:p>
       <w:r>
         <w:pict>
+          <v:rect id="_x0000_i1092" style="width:0;height:1.5pt" o:hralign="center" o:hrstd="t" o:hr="t" fillcolor="#a0a0a0" stroked="f"/>
+        </w:pict>
+      </w:r>
+    </w:p>
+    <w:p>
+      <w:pPr>
+        <w:pStyle w:val="Heading3"/>
+      </w:pPr>
+      <w:r>
+        <w:lastRenderedPageBreak/>
+        <w:t>Review post</w:t>
+      </w:r>
+    </w:p>
+    <w:p>
+      <w:pPr>
+        <w:pStyle w:val="NormalWeb"/>
+      </w:pPr>
+      <w:r>
+        <w:t>Submit:</w:t>
+      </w:r>
+    </w:p>
+    <w:p>
+      <w:pPr>
+        <w:pStyle w:val="HTMLPreformatted"/>
+      </w:pPr>
+      <w:r>
+        <w:rPr>
+          <w:rStyle w:val="HTMLCode"/>
+          <w:rFonts w:eastAsiaTheme="majorEastAsia"/>
+        </w:rPr>
+        <w:t>Guaranteed profit.</w:t>
+      </w:r>
+      <w:r>
+        <w:br/>
+      </w:r>
+      <w:r>
+        <w:rPr>
+          <w:rStyle w:val="HTMLCode"/>
+          <w:rFonts w:eastAsiaTheme="majorEastAsia"/>
+        </w:rPr>
+        <w:t>Send deposit before inspection.</w:t>
+      </w:r>
+    </w:p>
+    <w:p>
+      <w:pPr>
+        <w:pStyle w:val="NormalWeb"/>
+      </w:pPr>
+      <w:r>
+        <w:t>Expected:</w:t>
+      </w:r>
+    </w:p>
+    <w:p>
+      <w:pPr>
+        <w:pStyle w:val="HTMLPreformatted"/>
+      </w:pPr>
+      <w:r>
+        <w:rPr>
+          <w:rStyle w:val="HTMLCode"/>
+          <w:rFonts w:eastAsiaTheme="majorEastAsia"/>
+        </w:rPr>
+        <w:t>{</w:t>
+      </w:r>
+      <w:r>
+        <w:br/>
+      </w:r>
+      <w:r>
+        <w:rPr>
+          <w:rStyle w:val="HTMLCode"/>
+          <w:rFonts w:eastAsiaTheme="majorEastAsia"/>
+        </w:rPr>
+        <w:t xml:space="preserve">  "status": </w:t>
+      </w:r>
+      <w:r>
+        <w:rPr>
+          <w:rStyle w:val="k"/>
+          <w:rFonts w:eastAsiaTheme="majorEastAsia"/>
+        </w:rPr>
+        <w:t>"</w:t>
+      </w:r>
+      <w:proofErr w:type="spellStart"/>
+      <w:r>
+        <w:rPr>
+          <w:rStyle w:val="k"/>
+          <w:rFonts w:eastAsiaTheme="majorEastAsia"/>
+        </w:rPr>
+        <w:t>pending_review</w:t>
+      </w:r>
+      <w:proofErr w:type="spellEnd"/>
+      <w:r>
+        <w:rPr>
+          <w:rStyle w:val="k"/>
+          <w:rFonts w:eastAsiaTheme="majorEastAsia"/>
+        </w:rPr>
+        <w:t>"</w:t>
+      </w:r>
+      <w:r>
+        <w:br/>
+      </w:r>
+      <w:r>
+        <w:rPr>
+          <w:rStyle w:val="HTMLCode"/>
+          <w:rFonts w:eastAsiaTheme="majorEastAsia"/>
+        </w:rPr>
+        <w:t>}</w:t>
+      </w:r>
+    </w:p>
+    <w:p>
+      <w:pPr>
+        <w:pStyle w:val="NormalWeb"/>
+      </w:pPr>
+      <w:r>
+        <w:t>Should:</w:t>
+      </w:r>
+    </w:p>
+    <w:p>
+      <w:pPr>
+        <w:pStyle w:val="HTMLPreformatted"/>
+      </w:pPr>
+      <w:r>
+        <w:rPr>
+          <w:rStyle w:val="HTMLCode"/>
+          <w:rFonts w:eastAsiaTheme="majorEastAsia"/>
+        </w:rPr>
+        <w:t>NOT appear in feed</w:t>
+      </w:r>
+    </w:p>
+    <w:p>
+      <w:pPr>
+        <w:pStyle w:val="NormalWeb"/>
+      </w:pPr>
+      <w:r>
+        <w:t>but should appear in:</w:t>
+      </w:r>
+    </w:p>
+    <w:p>
+      <w:pPr>
+        <w:pStyle w:val="HTMLPreformatted"/>
+      </w:pPr>
+      <w:r>
+        <w:rPr>
+          <w:rStyle w:val="HTMLCode"/>
+          <w:rFonts w:eastAsiaTheme="majorEastAsia"/>
+        </w:rPr>
+        <w:t>GET /</w:t>
+      </w:r>
+      <w:proofErr w:type="spellStart"/>
+      <w:r>
+        <w:rPr>
+          <w:rStyle w:val="HTMLCode"/>
+          <w:rFonts w:eastAsiaTheme="majorEastAsia"/>
+        </w:rPr>
+        <w:t>api</w:t>
+      </w:r>
+      <w:proofErr w:type="spellEnd"/>
+      <w:r>
+        <w:rPr>
+          <w:rStyle w:val="HTMLCode"/>
+          <w:rFonts w:eastAsiaTheme="majorEastAsia"/>
+        </w:rPr>
+        <w:t>/moderation/posts</w:t>
+      </w:r>
+    </w:p>
+    <w:p>
+      <w:r>
+        <w:pict>
+          <v:rect id="_x0000_i1093" style="width:0;height:1.5pt" o:hralign="center" o:hrstd="t" o:hr="t" fillcolor="#a0a0a0" stroked="f"/>
+        </w:pict>
+      </w:r>
+    </w:p>
+    <w:p>
+      <w:pPr>
+        <w:pStyle w:val="Heading3"/>
+      </w:pPr>
+      <w:r>
+        <w:t>Rejected post</w:t>
+      </w:r>
+    </w:p>
+    <w:p>
+      <w:pPr>
+        <w:pStyle w:val="NormalWeb"/>
+      </w:pPr>
+      <w:r>
+        <w:t>Submit:</w:t>
+      </w:r>
+    </w:p>
+    <w:p>
+      <w:pPr>
+        <w:pStyle w:val="HTMLPreformatted"/>
+      </w:pPr>
+      <w:r>
+        <w:rPr>
+          <w:rStyle w:val="HTMLCode"/>
+          <w:rFonts w:eastAsiaTheme="majorEastAsia"/>
+        </w:rPr>
+        <w:t>kill yourself</w:t>
+      </w:r>
+    </w:p>
+    <w:p>
+      <w:pPr>
+        <w:pStyle w:val="NormalWeb"/>
+      </w:pPr>
+      <w:r>
+        <w:t>Expected:</w:t>
+      </w:r>
+    </w:p>
+    <w:p>
+      <w:pPr>
+        <w:pStyle w:val="HTMLPreformatted"/>
+      </w:pPr>
+      <w:r>
+        <w:rPr>
+          <w:rStyle w:val="HTMLCode"/>
+          <w:rFonts w:eastAsiaTheme="majorEastAsia"/>
+        </w:rPr>
+        <w:t>{</w:t>
+      </w:r>
+      <w:r>
+        <w:br/>
+      </w:r>
+      <w:r>
+        <w:rPr>
+          <w:rStyle w:val="HTMLCode"/>
+          <w:rFonts w:eastAsiaTheme="majorEastAsia"/>
+        </w:rPr>
+        <w:t xml:space="preserve">  "error": </w:t>
+      </w:r>
+      <w:r>
+        <w:rPr>
+          <w:rStyle w:val="k"/>
+          <w:rFonts w:eastAsiaTheme="majorEastAsia"/>
+        </w:rPr>
+        <w:t>"Post rejected by moderation."</w:t>
+      </w:r>
+      <w:r>
+        <w:br/>
+      </w:r>
+      <w:r>
+        <w:rPr>
+          <w:rStyle w:val="HTMLCode"/>
+          <w:rFonts w:eastAsiaTheme="majorEastAsia"/>
+        </w:rPr>
+        <w:t>}</w:t>
+      </w:r>
+    </w:p>
+    <w:p>
+      <w:pPr>
+        <w:pStyle w:val="NormalWeb"/>
+      </w:pPr>
+      <w:r>
+        <w:t>Should not be saved.</w:t>
+      </w:r>
+    </w:p>
+    <w:p>
+      <w:r>
+        <w:pict>
+          <v:rect id="_x0000_i1094" style="width:0;height:1.5pt" o:hralign="center" o:hrstd="t" o:hr="t" fillcolor="#a0a0a0" stroked="f"/>
+        </w:pict>
+      </w:r>
+    </w:p>
+    <w:p>
+      <w:pPr>
+        <w:pStyle w:val="Heading2"/>
+      </w:pPr>
+      <w:r>
+        <w:t>Next endpoint</w:t>
+      </w:r>
+    </w:p>
+    <w:p>
+      <w:pPr>
+        <w:pStyle w:val="NormalWeb"/>
+      </w:pPr>
+      <w:r>
+        <w:t>Add:</w:t>
+      </w:r>
+    </w:p>
+    <w:p>
+      <w:pPr>
+        <w:pStyle w:val="HTMLPreformatted"/>
+      </w:pPr>
+      <w:r>
+        <w:rPr>
+          <w:rStyle w:val="HTMLCode"/>
+          <w:rFonts w:eastAsiaTheme="majorEastAsia"/>
+        </w:rPr>
+        <w:t>POST /</w:t>
+      </w:r>
+      <w:proofErr w:type="spellStart"/>
+      <w:r>
+        <w:rPr>
+          <w:rStyle w:val="HTMLCode"/>
+          <w:rFonts w:eastAsiaTheme="majorEastAsia"/>
+        </w:rPr>
+        <w:t>api</w:t>
+      </w:r>
+      <w:proofErr w:type="spellEnd"/>
+      <w:r>
+        <w:rPr>
+          <w:rStyle w:val="HTMLCode"/>
+          <w:rFonts w:eastAsiaTheme="majorEastAsia"/>
+        </w:rPr>
+        <w:t>/moderation/posts/:id/approve</w:t>
+      </w:r>
+    </w:p>
+    <w:p>
+      <w:pPr>
+        <w:pStyle w:val="NormalWeb"/>
+      </w:pPr>
+      <w:r>
+        <w:t>and:</w:t>
+      </w:r>
+    </w:p>
+    <w:p>
+      <w:pPr>
+        <w:pStyle w:val="HTMLPreformatted"/>
+      </w:pPr>
+      <w:r>
+        <w:rPr>
+          <w:rStyle w:val="HTMLCode"/>
+          <w:rFonts w:eastAsiaTheme="majorEastAsia"/>
+        </w:rPr>
+        <w:t>POST /</w:t>
+      </w:r>
+      <w:proofErr w:type="spellStart"/>
+      <w:r>
+        <w:rPr>
+          <w:rStyle w:val="HTMLCode"/>
+          <w:rFonts w:eastAsiaTheme="majorEastAsia"/>
+        </w:rPr>
+        <w:t>api</w:t>
+      </w:r>
+      <w:proofErr w:type="spellEnd"/>
+      <w:r>
+        <w:rPr>
+          <w:rStyle w:val="HTMLCode"/>
+          <w:rFonts w:eastAsiaTheme="majorEastAsia"/>
+        </w:rPr>
+        <w:t>/moderation/posts/:id/reject</w:t>
+      </w:r>
+    </w:p>
+    <w:p>
+      <w:pPr>
+        <w:pStyle w:val="NormalWeb"/>
+      </w:pPr>
+      <w:r>
+        <w:t>Example:</w:t>
+      </w:r>
+    </w:p>
+    <w:p>
+      <w:pPr>
+        <w:pStyle w:val="Heading3"/>
+      </w:pPr>
+      <w:r>
+        <w:t>Approve</w:t>
+      </w:r>
+    </w:p>
+    <w:p>
+      <w:pPr>
+        <w:pStyle w:val="HTMLPreformatted"/>
+      </w:pPr>
+      <w:r>
+        <w:rPr>
+          <w:rStyle w:val="g"/>
+          <w:rFonts w:eastAsiaTheme="majorEastAsia"/>
+        </w:rPr>
+        <w:lastRenderedPageBreak/>
+        <w:t>UPDATE</w:t>
+      </w:r>
+      <w:r>
+        <w:rPr>
+          <w:rStyle w:val="HTMLCode"/>
+          <w:rFonts w:eastAsiaTheme="majorEastAsia"/>
+        </w:rPr>
+        <w:t xml:space="preserve"> posts</w:t>
+      </w:r>
+      <w:r>
+        <w:br/>
+      </w:r>
+      <w:r>
+        <w:rPr>
+          <w:rStyle w:val="g"/>
+          <w:rFonts w:eastAsiaTheme="majorEastAsia"/>
+        </w:rPr>
+        <w:t>SET</w:t>
+      </w:r>
+      <w:r>
+        <w:br/>
+      </w:r>
+      <w:r>
+        <w:rPr>
+          <w:rStyle w:val="HTMLCode"/>
+          <w:rFonts w:eastAsiaTheme="majorEastAsia"/>
+        </w:rPr>
+        <w:t xml:space="preserve">  status </w:t>
+      </w:r>
+      <w:r>
+        <w:rPr>
+          <w:rStyle w:val="g"/>
+          <w:rFonts w:eastAsiaTheme="majorEastAsia"/>
+        </w:rPr>
+        <w:t>=</w:t>
+      </w:r>
+      <w:r>
+        <w:rPr>
+          <w:rStyle w:val="HTMLCode"/>
+          <w:rFonts w:eastAsiaTheme="majorEastAsia"/>
+        </w:rPr>
+        <w:t xml:space="preserve"> </w:t>
+      </w:r>
+      <w:r>
+        <w:rPr>
+          <w:rStyle w:val="k"/>
+          <w:rFonts w:eastAsiaTheme="majorEastAsia"/>
+        </w:rPr>
+        <w:t>'published'</w:t>
+      </w:r>
+      <w:r>
+        <w:rPr>
+          <w:rStyle w:val="HTMLCode"/>
+          <w:rFonts w:eastAsiaTheme="majorEastAsia"/>
+        </w:rPr>
+        <w:t>,</w:t>
+      </w:r>
+      <w:r>
+        <w:br/>
+      </w:r>
+      <w:r>
+        <w:rPr>
+          <w:rStyle w:val="HTMLCode"/>
+          <w:rFonts w:eastAsiaTheme="majorEastAsia"/>
+        </w:rPr>
+        <w:t xml:space="preserve">  </w:t>
+      </w:r>
+      <w:proofErr w:type="spellStart"/>
+      <w:r>
+        <w:rPr>
+          <w:rStyle w:val="HTMLCode"/>
+          <w:rFonts w:eastAsiaTheme="majorEastAsia"/>
+        </w:rPr>
+        <w:t>requires_review</w:t>
+      </w:r>
+      <w:proofErr w:type="spellEnd"/>
+      <w:r>
+        <w:rPr>
+          <w:rStyle w:val="HTMLCode"/>
+          <w:rFonts w:eastAsiaTheme="majorEastAsia"/>
+        </w:rPr>
+        <w:t xml:space="preserve"> </w:t>
+      </w:r>
+      <w:r>
+        <w:rPr>
+          <w:rStyle w:val="g"/>
+          <w:rFonts w:eastAsiaTheme="majorEastAsia"/>
+        </w:rPr>
+        <w:t>=</w:t>
+      </w:r>
+      <w:r>
+        <w:rPr>
+          <w:rStyle w:val="HTMLCode"/>
+          <w:rFonts w:eastAsiaTheme="majorEastAsia"/>
+        </w:rPr>
+        <w:t xml:space="preserve"> </w:t>
+      </w:r>
+      <w:r>
+        <w:rPr>
+          <w:rStyle w:val="j"/>
+        </w:rPr>
+        <w:t>false</w:t>
+      </w:r>
+      <w:r>
+        <w:br/>
+      </w:r>
+      <w:r>
+        <w:rPr>
+          <w:rStyle w:val="g"/>
+          <w:rFonts w:eastAsiaTheme="majorEastAsia"/>
+        </w:rPr>
+        <w:t>WHERE</w:t>
+      </w:r>
+      <w:r>
+        <w:rPr>
+          <w:rStyle w:val="HTMLCode"/>
+          <w:rFonts w:eastAsiaTheme="majorEastAsia"/>
+        </w:rPr>
+        <w:t xml:space="preserve"> id </w:t>
+      </w:r>
+      <w:r>
+        <w:rPr>
+          <w:rStyle w:val="g"/>
+          <w:rFonts w:eastAsiaTheme="majorEastAsia"/>
+        </w:rPr>
+        <w:t>=</w:t>
+      </w:r>
+      <w:r>
+        <w:rPr>
+          <w:rStyle w:val="HTMLCode"/>
+          <w:rFonts w:eastAsiaTheme="majorEastAsia"/>
+        </w:rPr>
+        <w:t xml:space="preserve"> $</w:t>
+      </w:r>
+      <w:r>
+        <w:rPr>
+          <w:rStyle w:val="j"/>
+        </w:rPr>
+        <w:t>1</w:t>
+      </w:r>
+    </w:p>
+    <w:p>
+      <w:pPr>
+        <w:pStyle w:val="Heading3"/>
+      </w:pPr>
+      <w:r>
+        <w:t>Reject</w:t>
+      </w:r>
+    </w:p>
+    <w:p>
+      <w:pPr>
+        <w:pStyle w:val="HTMLPreformatted"/>
+      </w:pPr>
+      <w:r>
+        <w:rPr>
+          <w:rStyle w:val="g"/>
+          <w:rFonts w:eastAsiaTheme="majorEastAsia"/>
+        </w:rPr>
+        <w:t>UPDATE</w:t>
+      </w:r>
+      <w:r>
+        <w:rPr>
+          <w:rStyle w:val="HTMLCode"/>
+          <w:rFonts w:eastAsiaTheme="majorEastAsia"/>
+        </w:rPr>
+        <w:t xml:space="preserve"> posts</w:t>
+      </w:r>
+      <w:r>
+        <w:br/>
+      </w:r>
+      <w:r>
+        <w:rPr>
+          <w:rStyle w:val="g"/>
+          <w:rFonts w:eastAsiaTheme="majorEastAsia"/>
+        </w:rPr>
+        <w:t>SET</w:t>
+      </w:r>
+      <w:r>
+        <w:br/>
+      </w:r>
+      <w:r>
+        <w:rPr>
+          <w:rStyle w:val="HTMLCode"/>
+          <w:rFonts w:eastAsiaTheme="majorEastAsia"/>
+        </w:rPr>
+        <w:t xml:space="preserve">  status </w:t>
+      </w:r>
+      <w:r>
+        <w:rPr>
+          <w:rStyle w:val="g"/>
+          <w:rFonts w:eastAsiaTheme="majorEastAsia"/>
+        </w:rPr>
+        <w:t>=</w:t>
+      </w:r>
+      <w:r>
+        <w:rPr>
+          <w:rStyle w:val="HTMLCode"/>
+          <w:rFonts w:eastAsiaTheme="majorEastAsia"/>
+        </w:rPr>
+        <w:t xml:space="preserve"> </w:t>
+      </w:r>
+      <w:r>
+        <w:rPr>
+          <w:rStyle w:val="k"/>
+          <w:rFonts w:eastAsiaTheme="majorEastAsia"/>
+        </w:rPr>
+        <w:t>'rejected'</w:t>
+      </w:r>
+      <w:r>
+        <w:rPr>
+          <w:rStyle w:val="HTMLCode"/>
+          <w:rFonts w:eastAsiaTheme="majorEastAsia"/>
+        </w:rPr>
+        <w:t>,</w:t>
+      </w:r>
+      <w:r>
+        <w:br/>
+      </w:r>
+      <w:r>
+        <w:rPr>
+          <w:rStyle w:val="HTMLCode"/>
+          <w:rFonts w:eastAsiaTheme="majorEastAsia"/>
+        </w:rPr>
+        <w:t xml:space="preserve">  </w:t>
+      </w:r>
+      <w:proofErr w:type="spellStart"/>
+      <w:r>
+        <w:rPr>
+          <w:rStyle w:val="HTMLCode"/>
+          <w:rFonts w:eastAsiaTheme="majorEastAsia"/>
+        </w:rPr>
+        <w:t>requires_review</w:t>
+      </w:r>
+      <w:proofErr w:type="spellEnd"/>
+      <w:r>
+        <w:rPr>
+          <w:rStyle w:val="HTMLCode"/>
+          <w:rFonts w:eastAsiaTheme="majorEastAsia"/>
+        </w:rPr>
+        <w:t xml:space="preserve"> </w:t>
+      </w:r>
+      <w:r>
+        <w:rPr>
+          <w:rStyle w:val="g"/>
+          <w:rFonts w:eastAsiaTheme="majorEastAsia"/>
+        </w:rPr>
+        <w:t>=</w:t>
+      </w:r>
+      <w:r>
+        <w:rPr>
+          <w:rStyle w:val="HTMLCode"/>
+          <w:rFonts w:eastAsiaTheme="majorEastAsia"/>
+        </w:rPr>
+        <w:t xml:space="preserve"> </w:t>
+      </w:r>
+      <w:r>
+        <w:rPr>
+          <w:rStyle w:val="j"/>
+        </w:rPr>
+        <w:t>false</w:t>
+      </w:r>
+      <w:r>
+        <w:br/>
+      </w:r>
+      <w:r>
+        <w:rPr>
+          <w:rStyle w:val="g"/>
+          <w:rFonts w:eastAsiaTheme="majorEastAsia"/>
+        </w:rPr>
+        <w:t>WHERE</w:t>
+      </w:r>
+      <w:r>
+        <w:rPr>
+          <w:rStyle w:val="HTMLCode"/>
+          <w:rFonts w:eastAsiaTheme="majorEastAsia"/>
+        </w:rPr>
+        <w:t xml:space="preserve"> id </w:t>
+      </w:r>
+      <w:r>
+        <w:rPr>
+          <w:rStyle w:val="g"/>
+          <w:rFonts w:eastAsiaTheme="majorEastAsia"/>
+        </w:rPr>
+        <w:t>=</w:t>
+      </w:r>
+      <w:r>
+        <w:rPr>
+          <w:rStyle w:val="HTMLCode"/>
+          <w:rFonts w:eastAsiaTheme="majorEastAsia"/>
+        </w:rPr>
+        <w:t xml:space="preserve"> $</w:t>
+      </w:r>
+      <w:r>
+        <w:rPr>
+          <w:rStyle w:val="j"/>
+        </w:rPr>
+        <w:t>1</w:t>
+      </w:r>
+    </w:p>
+    <w:p>
+      <w:pPr>
+        <w:pStyle w:val="NormalWeb"/>
+      </w:pPr>
+      <w:r>
+        <w:t>Now moderators can clear the queue.</w:t>
+      </w:r>
+    </w:p>
+    <w:p>
+      <w:r>
+        <w:pict>
+          <v:rect id="_x0000_i1095" style="width:0;height:1.5pt" o:hralign="center" o:hrstd="t" o:hr="t" fillcolor="#a0a0a0" stroked="f"/>
+        </w:pict>
+      </w:r>
+    </w:p>
+    <w:p>
+      <w:pPr>
+        <w:pStyle w:val="Heading2"/>
+      </w:pPr>
+      <w:r>
+        <w:t>Then build the UI</w:t>
+      </w:r>
+    </w:p>
+    <w:p>
+      <w:pPr>
+        <w:pStyle w:val="NormalWeb"/>
+      </w:pPr>
+      <w:r>
+        <w:t>New page:</w:t>
+      </w:r>
+    </w:p>
+    <w:p>
+      <w:pPr>
+        <w:pStyle w:val="HTMLPreformatted"/>
+      </w:pPr>
+      <w:r>
+        <w:rPr>
+          <w:rStyle w:val="HTMLCode"/>
+          <w:rFonts w:eastAsiaTheme="majorEastAsia"/>
+        </w:rPr>
+        <w:t>/</w:t>
+      </w:r>
+      <w:proofErr w:type="spellStart"/>
+      <w:r>
+        <w:rPr>
+          <w:rStyle w:val="HTMLCode"/>
+          <w:rFonts w:eastAsiaTheme="majorEastAsia"/>
+        </w:rPr>
+        <w:t>communityplus</w:t>
+      </w:r>
+      <w:proofErr w:type="spellEnd"/>
+      <w:r>
+        <w:rPr>
+          <w:rStyle w:val="HTMLCode"/>
+          <w:rFonts w:eastAsiaTheme="majorEastAsia"/>
+        </w:rPr>
+        <w:t>/moderation</w:t>
+      </w:r>
+    </w:p>
+    <w:p>
+      <w:pPr>
+        <w:pStyle w:val="NormalWeb"/>
+      </w:pPr>
+      <w:r>
+        <w:t>Query:</w:t>
+      </w:r>
+    </w:p>
+    <w:p>
+      <w:pPr>
+        <w:pStyle w:val="HTMLPreformatted"/>
+      </w:pPr>
+      <w:r>
+        <w:rPr>
+          <w:rStyle w:val="HTMLCode"/>
+          <w:rFonts w:eastAsiaTheme="majorEastAsia"/>
+        </w:rPr>
+        <w:t>GET /</w:t>
+      </w:r>
+      <w:proofErr w:type="spellStart"/>
+      <w:r>
+        <w:rPr>
+          <w:rStyle w:val="HTMLCode"/>
+          <w:rFonts w:eastAsiaTheme="majorEastAsia"/>
+        </w:rPr>
+        <w:t>api</w:t>
+      </w:r>
+      <w:proofErr w:type="spellEnd"/>
+      <w:r>
+        <w:rPr>
+          <w:rStyle w:val="HTMLCode"/>
+          <w:rFonts w:eastAsiaTheme="majorEastAsia"/>
+        </w:rPr>
+        <w:t>/moderation/posts</w:t>
+      </w:r>
+    </w:p>
+    <w:p>
+      <w:pPr>
+        <w:pStyle w:val="NormalWeb"/>
+      </w:pPr>
+      <w:r>
+        <w:t>Render:</w:t>
+      </w:r>
+    </w:p>
+    <w:p>
+      <w:pPr>
+        <w:pStyle w:val="HTMLPreformatted"/>
+      </w:pPr>
+      <w:r>
+        <w:rPr>
+          <w:rStyle w:val="HTMLCode"/>
+          <w:rFonts w:eastAsiaTheme="majorEastAsia"/>
+        </w:rPr>
+        <w:t>------------------------------------------------</w:t>
+      </w:r>
+      <w:r>
+        <w:br/>
+      </w:r>
+      <w:r>
+        <w:rPr>
+          <w:rStyle w:val="HTMLCode"/>
+          <w:rFonts w:eastAsiaTheme="majorEastAsia"/>
+        </w:rPr>
+        <w:t>Title</w:t>
+      </w:r>
+      <w:r>
+        <w:br/>
+      </w:r>
+      <w:r>
+        <w:rPr>
+          <w:rStyle w:val="HTMLCode"/>
+          <w:rFonts w:eastAsiaTheme="majorEastAsia"/>
+        </w:rPr>
+        <w:t>Reason</w:t>
+      </w:r>
+      <w:r>
+        <w:br/>
+      </w:r>
+      <w:r>
+        <w:rPr>
+          <w:rStyle w:val="HTMLCode"/>
+          <w:rFonts w:eastAsiaTheme="majorEastAsia"/>
+        </w:rPr>
+        <w:t>Labels</w:t>
+      </w:r>
+      <w:r>
+        <w:br/>
+      </w:r>
+      <w:r>
+        <w:rPr>
+          <w:rStyle w:val="HTMLCode"/>
+          <w:rFonts w:eastAsiaTheme="majorEastAsia"/>
+        </w:rPr>
+        <w:t>Created</w:t>
+      </w:r>
+      <w:r>
+        <w:br/>
+      </w:r>
+      <w:r>
+        <w:rPr>
+          <w:rStyle w:val="HTMLCode"/>
+          <w:rFonts w:eastAsiaTheme="majorEastAsia"/>
+        </w:rPr>
+        <w:t>[Approve] [Reject]</w:t>
+      </w:r>
+      <w:r>
+        <w:br/>
+      </w:r>
+      <w:r>
+        <w:rPr>
+          <w:rStyle w:val="HTMLCode"/>
+          <w:rFonts w:eastAsiaTheme="majorEastAsia"/>
+        </w:rPr>
+        <w:t>------------------------------------------------</w:t>
+      </w:r>
+    </w:p>
+    <w:p>
+      <w:pPr>
+        <w:pStyle w:val="NormalWeb"/>
+      </w:pPr>
+      <w:r>
+        <w:t>At MVP stage that's enough.</w:t>
+      </w:r>
+    </w:p>
+    <w:p>
+      <w:r>
+        <w:pict>
+          <v:rect id="_x0000_i1096" style="width:0;height:1.5pt" o:hralign="center" o:hrstd="t" o:hr="t" fillcolor="#a0a0a0" stroked="f"/>
+        </w:pict>
+      </w:r>
+    </w:p>
+    <w:p>
+      <w:pPr>
+        <w:pStyle w:val="Heading2"/>
+      </w:pPr>
+      <w:r>
+        <w:t>After that</w:t>
+      </w:r>
+    </w:p>
+    <w:p>
+      <w:pPr>
+        <w:pStyle w:val="NormalWeb"/>
+      </w:pPr>
+      <w:r>
+        <w:t>Your next AWS milestone is:</w:t>
+      </w:r>
+    </w:p>
+    <w:p>
+      <w:pPr>
+        <w:pStyle w:val="HTMLPreformatted"/>
+      </w:pPr>
+      <w:r>
+        <w:rPr>
+          <w:rStyle w:val="HTMLCode"/>
+          <w:rFonts w:eastAsiaTheme="majorEastAsia"/>
+        </w:rPr>
+        <w:t>Phase 2</w:t>
+      </w:r>
+      <w:r>
+        <w:br/>
+      </w:r>
+      <w:r>
+        <w:rPr>
+          <w:rStyle w:val="HTMLCode"/>
+          <w:rFonts w:eastAsiaTheme="majorEastAsia"/>
+        </w:rPr>
+        <w:t>────────────</w:t>
+      </w:r>
+      <w:r>
+        <w:br/>
+      </w:r>
+      <w:r>
+        <w:rPr>
+          <w:rStyle w:val="HTMLCode"/>
+          <w:rFonts w:eastAsiaTheme="majorEastAsia"/>
+        </w:rPr>
+        <w:t>S3 Upload</w:t>
+      </w:r>
+      <w:r>
+        <w:br/>
+      </w:r>
+      <w:r>
+        <w:rPr>
+          <w:rStyle w:val="HTMLCode"/>
+          <w:rFonts w:eastAsiaTheme="majorEastAsia"/>
+        </w:rPr>
+        <w:t>↓</w:t>
+      </w:r>
+      <w:r>
+        <w:br/>
+      </w:r>
+      <w:r>
+        <w:rPr>
+          <w:rStyle w:val="HTMLCode"/>
+          <w:rFonts w:eastAsiaTheme="majorEastAsia"/>
+        </w:rPr>
+        <w:t>Lambda</w:t>
+      </w:r>
+      <w:r>
+        <w:br/>
+      </w:r>
+      <w:r>
+        <w:rPr>
+          <w:rStyle w:val="HTMLCode"/>
+          <w:rFonts w:eastAsiaTheme="majorEastAsia"/>
+        </w:rPr>
+        <w:t>↓</w:t>
+      </w:r>
+      <w:r>
+        <w:br/>
+      </w:r>
+      <w:proofErr w:type="spellStart"/>
+      <w:r>
+        <w:rPr>
+          <w:rStyle w:val="HTMLCode"/>
+          <w:rFonts w:eastAsiaTheme="majorEastAsia"/>
+        </w:rPr>
+        <w:t>Rekognition</w:t>
+      </w:r>
+      <w:proofErr w:type="spellEnd"/>
+      <w:r>
+        <w:br/>
+      </w:r>
+      <w:r>
+        <w:rPr>
+          <w:rStyle w:val="HTMLCode"/>
+          <w:rFonts w:eastAsiaTheme="majorEastAsia"/>
+        </w:rPr>
+        <w:lastRenderedPageBreak/>
+        <w:t>↓</w:t>
+      </w:r>
+      <w:r>
+        <w:br/>
+      </w:r>
+      <w:r>
+        <w:rPr>
+          <w:rStyle w:val="HTMLCode"/>
+          <w:rFonts w:eastAsiaTheme="majorEastAsia"/>
+        </w:rPr>
+        <w:t>Update moderation status</w:t>
+      </w:r>
+    </w:p>
+    <w:p>
+      <w:pPr>
+        <w:pStyle w:val="NormalWeb"/>
+      </w:pPr>
+      <w:r>
+        <w:t>for:</w:t>
+      </w:r>
+    </w:p>
+    <w:p>
+      <w:pPr>
+        <w:pStyle w:val="HTMLPreformatted"/>
+      </w:pPr>
+      <w:r>
+        <w:rPr>
+          <w:rStyle w:val="HTMLCode"/>
+          <w:rFonts w:eastAsiaTheme="majorEastAsia"/>
+        </w:rPr>
+        <w:t>Images</w:t>
+      </w:r>
+    </w:p>
+    <w:p>
+      <w:pPr>
+        <w:pStyle w:val="NormalWeb"/>
+      </w:pPr>
+      <w:r>
+        <w:t>before moving on to:</w:t>
+      </w:r>
+    </w:p>
+    <w:p>
+      <w:pPr>
+        <w:pStyle w:val="HTMLPreformatted"/>
+      </w:pPr>
+      <w:r>
+        <w:rPr>
+          <w:rStyle w:val="HTMLCode"/>
+          <w:rFonts w:eastAsiaTheme="majorEastAsia"/>
+        </w:rPr>
+        <w:t>Video</w:t>
+      </w:r>
+      <w:r>
+        <w:br/>
+      </w:r>
+      <w:r>
+        <w:rPr>
+          <w:rStyle w:val="HTMLCode"/>
+          <w:rFonts w:eastAsiaTheme="majorEastAsia"/>
+        </w:rPr>
+        <w:t>Audio</w:t>
+      </w:r>
+      <w:r>
+        <w:br/>
+      </w:r>
+      <w:r>
+        <w:rPr>
+          <w:rStyle w:val="HTMLCode"/>
+          <w:rFonts w:eastAsiaTheme="majorEastAsia"/>
+        </w:rPr>
+        <w:t>Documents</w:t>
+      </w:r>
+    </w:p>
+    <w:p>
+      <w:pPr>
+        <w:pStyle w:val="Heading1"/>
+      </w:pPr>
+      <w:r>
+        <w:t>Phase 1 — Complete the Profile System (Finish It)</w:t>
+      </w:r>
+    </w:p>
+    <w:p>
+      <w:pPr>
+        <w:pStyle w:val="NormalWeb"/>
+      </w:pPr>
+      <w:r>
+        <w:t xml:space="preserve">You're about </w:t>
+      </w:r>
+      <w:r>
+        <w:rPr>
+          <w:rStyle w:val="Strong"/>
+          <w:rFonts w:eastAsiaTheme="majorEastAsia"/>
+        </w:rPr>
+        <w:t>90–95%</w:t>
+      </w:r>
+      <w:r>
+        <w:t xml:space="preserve"> done.</w:t>
+      </w:r>
+    </w:p>
+    <w:p>
+      <w:pPr>
+        <w:pStyle w:val="NormalWeb"/>
+      </w:pPr>
+      <w:r>
+        <w:t>I'd finish it completely before moving on.</w:t>
+      </w:r>
+    </w:p>
+    <w:p>
+      <w:pPr>
+        <w:pStyle w:val="Heading2"/>
+      </w:pPr>
+      <w:r>
+        <w:t xml:space="preserve">1. Read-only / Edit Mode </w:t>
+      </w:r>
+      <w:r>
+        <w:rPr>
+          <w:rFonts w:ascii="Segoe UI Symbol" w:hAnsi="Segoe UI Symbol" w:cs="Segoe UI Symbol"/>
+        </w:rPr>
+        <w:t>⭐⭐⭐⭐⭐</w:t>
+      </w:r>
+    </w:p>
+    <w:p>
+      <w:pPr>
+        <w:pStyle w:val="NormalWeb"/>
+      </w:pPr>
+      <w:r>
+        <w:t>This is the biggest remaining UX improvement.</w:t>
+      </w:r>
+    </w:p>
+    <w:p>
+      <w:pPr>
+        <w:pStyle w:val="HTMLPreformatted"/>
+      </w:pPr>
+      <w:r>
+        <w:rPr>
+          <w:rStyle w:val="HTMLCode"/>
+          <w:rFonts w:eastAsiaTheme="majorEastAsia"/>
+        </w:rPr>
+        <w:t>Open Profile</w:t>
+      </w:r>
+      <w:r>
+        <w:br/>
+      </w:r>
+      <w:r>
+        <w:br/>
+      </w:r>
+      <w:r>
+        <w:rPr>
+          <w:rStyle w:val="HTMLCode"/>
+          <w:rFonts w:eastAsiaTheme="majorEastAsia"/>
+        </w:rPr>
+        <w:t>↓</w:t>
+      </w:r>
+      <w:r>
+        <w:br/>
+      </w:r>
+      <w:r>
+        <w:br/>
+      </w:r>
+      <w:r>
+        <w:rPr>
+          <w:rStyle w:val="HTMLCode"/>
+          <w:rFonts w:eastAsiaTheme="majorEastAsia"/>
+        </w:rPr>
+        <w:t>Read-only</w:t>
+      </w:r>
+      <w:r>
+        <w:br/>
+      </w:r>
+      <w:r>
+        <w:br/>
+      </w:r>
+      <w:r>
+        <w:rPr>
+          <w:rStyle w:val="HTMLCode"/>
+          <w:rFonts w:eastAsiaTheme="majorEastAsia"/>
+        </w:rPr>
+        <w:t>↓</w:t>
+      </w:r>
+      <w:r>
+        <w:br/>
+      </w:r>
+      <w:r>
+        <w:br/>
+      </w:r>
+      <w:r>
+        <w:rPr>
+          <w:rStyle w:val="HTMLCode"/>
+          <w:rFonts w:eastAsiaTheme="majorEastAsia"/>
+        </w:rPr>
+        <w:t>Edit</w:t>
+      </w:r>
+      <w:r>
+        <w:br/>
+      </w:r>
+      <w:r>
+        <w:br/>
+      </w:r>
+      <w:r>
+        <w:rPr>
+          <w:rStyle w:val="HTMLCode"/>
+          <w:rFonts w:eastAsiaTheme="majorEastAsia"/>
+        </w:rPr>
+        <w:t>↓</w:t>
+      </w:r>
+      <w:r>
+        <w:br/>
+      </w:r>
+      <w:r>
+        <w:br/>
+      </w:r>
+      <w:r>
+        <w:rPr>
+          <w:rStyle w:val="HTMLCode"/>
+          <w:rFonts w:eastAsiaTheme="majorEastAsia"/>
+        </w:rPr>
+        <w:t>Save / Cancel</w:t>
+      </w:r>
+      <w:r>
+        <w:br/>
+      </w:r>
+      <w:r>
+        <w:br/>
+      </w:r>
+      <w:r>
+        <w:rPr>
+          <w:rStyle w:val="HTMLCode"/>
+          <w:rFonts w:eastAsiaTheme="majorEastAsia"/>
+        </w:rPr>
+        <w:t>↓</w:t>
+      </w:r>
+      <w:r>
+        <w:br/>
+      </w:r>
+      <w:r>
+        <w:br/>
+      </w:r>
+      <w:r>
+        <w:rPr>
+          <w:rStyle w:val="HTMLCode"/>
+          <w:rFonts w:eastAsiaTheme="majorEastAsia"/>
+        </w:rPr>
+        <w:t>Read-only</w:t>
+      </w:r>
+    </w:p>
+    <w:p>
+      <w:r>
+        <w:pict>
+          <v:rect id="_x0000_i1097" style="width:0;height:1.5pt" o:hralign="center" o:hrstd="t" o:hr="t" fillcolor="#a0a0a0" stroked="f"/>
+        </w:pict>
+      </w:r>
+    </w:p>
+    <w:p>
+      <w:pPr>
+        <w:pStyle w:val="Heading2"/>
+      </w:pPr>
+      <w:r>
+        <w:t xml:space="preserve">2. Dynamic Personal / Organisation Profile </w:t>
+      </w:r>
+      <w:r>
+        <w:rPr>
+          <w:rFonts w:ascii="Segoe UI Symbol" w:hAnsi="Segoe UI Symbol" w:cs="Segoe UI Symbol"/>
+        </w:rPr>
+        <w:t>⭐⭐⭐⭐⭐</w:t>
+      </w:r>
+    </w:p>
+    <w:p>
+      <w:pPr>
+        <w:pStyle w:val="NormalWeb"/>
+      </w:pPr>
+      <w:r>
+        <w:t>One component.</w:t>
+      </w:r>
+    </w:p>
+    <w:p>
+      <w:pPr>
+        <w:pStyle w:val="HTMLPreformatted"/>
+      </w:pPr>
+      <w:r>
+        <w:rPr>
+          <w:rStyle w:val="HTMLCode"/>
+          <w:rFonts w:eastAsiaTheme="majorEastAsia"/>
+        </w:rPr>
+        <w:t>PROFILE</w:t>
+      </w:r>
+      <w:r>
+        <w:br/>
+      </w:r>
+      <w:r>
+        <w:br/>
+      </w:r>
+      <w:r>
+        <w:rPr>
+          <w:rStyle w:val="HTMLCode"/>
+          <w:rFonts w:eastAsiaTheme="majorEastAsia"/>
+        </w:rPr>
+        <w:t>Personal Account</w:t>
+      </w:r>
+    </w:p>
+    <w:p>
+      <w:pPr>
+        <w:pStyle w:val="NormalWeb"/>
+      </w:pPr>
+      <w:r>
+        <w:t>or</w:t>
+      </w:r>
+    </w:p>
+    <w:p>
+      <w:pPr>
+        <w:pStyle w:val="HTMLPreformatted"/>
+      </w:pPr>
+      <w:r>
+        <w:rPr>
+          <w:rStyle w:val="HTMLCode"/>
+          <w:rFonts w:eastAsiaTheme="majorEastAsia"/>
+        </w:rPr>
+        <w:lastRenderedPageBreak/>
+        <w:t>PROFILE</w:t>
+      </w:r>
+      <w:r>
+        <w:br/>
+      </w:r>
+      <w:r>
+        <w:br/>
+      </w:r>
+      <w:r>
+        <w:rPr>
+          <w:rStyle w:val="HTMLCode"/>
+          <w:rFonts w:eastAsiaTheme="majorEastAsia"/>
+        </w:rPr>
+        <w:t>Organisation Account</w:t>
+      </w:r>
+    </w:p>
+    <w:p>
+      <w:pPr>
+        <w:pStyle w:val="NormalWeb"/>
+      </w:pPr>
+      <w:r>
+        <w:t>Same tabs.</w:t>
+      </w:r>
+    </w:p>
+    <w:p>
+      <w:pPr>
+        <w:pStyle w:val="NormalWeb"/>
+      </w:pPr>
+      <w:r>
+        <w:t>Different fields.</w:t>
+      </w:r>
+    </w:p>
+    <w:p>
+      <w:r>
+        <w:pict>
+          <v:rect id="_x0000_i1098" style="width:0;height:1.5pt" o:hralign="center" o:hrstd="t" o:hr="t" fillcolor="#a0a0a0" stroked="f"/>
+        </w:pict>
+      </w:r>
+    </w:p>
+    <w:p>
+      <w:pPr>
+        <w:pStyle w:val="Heading2"/>
+      </w:pPr>
+      <w:r>
+        <w:t xml:space="preserve">3. Hide Save on Social &amp; Payment </w:t>
+      </w:r>
+      <w:r>
+        <w:rPr>
+          <w:rFonts w:ascii="Segoe UI Symbol" w:hAnsi="Segoe UI Symbol" w:cs="Segoe UI Symbol"/>
+        </w:rPr>
+        <w:t>⭐⭐⭐⭐⭐</w:t>
+      </w:r>
+    </w:p>
+    <w:p>
+      <w:pPr>
+        <w:pStyle w:val="NormalWeb"/>
+      </w:pPr>
+      <w:r>
+        <w:t>These sections save immediately.</w:t>
+      </w:r>
+    </w:p>
+    <w:p>
+      <w:pPr>
+        <w:pStyle w:val="NormalWeb"/>
+      </w:pPr>
+      <w:r>
+        <w:t>No Save button.</w:t>
+      </w:r>
+    </w:p>
+    <w:p>
+      <w:r>
+        <w:pict>
+          <v:rect id="_x0000_i1099" style="width:0;height:1.5pt" o:hralign="center" o:hrstd="t" o:hr="t" fillcolor="#a0a0a0" stroked="f"/>
+        </w:pict>
+      </w:r>
+    </w:p>
+    <w:p>
+      <w:pPr>
+        <w:pStyle w:val="Heading2"/>
+      </w:pPr>
+      <w:r>
+        <w:t xml:space="preserve">4. Better Progress Logic </w:t>
+      </w:r>
+      <w:r>
+        <w:rPr>
+          <w:rFonts w:ascii="Segoe UI Symbol" w:hAnsi="Segoe UI Symbol" w:cs="Segoe UI Symbol"/>
+        </w:rPr>
+        <w:t>⭐⭐⭐⭐☆</w:t>
+      </w:r>
+    </w:p>
+    <w:p>
+      <w:pPr>
+        <w:pStyle w:val="NormalWeb"/>
+      </w:pPr>
+      <w:r>
+        <w:t>Instead of</w:t>
+      </w:r>
+    </w:p>
+    <w:p>
+      <w:pPr>
+        <w:pStyle w:val="HTMLPreformatted"/>
+      </w:pPr>
+      <w:r>
+        <w:rPr>
+          <w:rStyle w:val="HTMLCode"/>
+          <w:rFonts w:eastAsiaTheme="majorEastAsia"/>
+        </w:rPr>
+        <w:t>20%</w:t>
+      </w:r>
+      <w:r>
+        <w:br/>
+      </w:r>
+      <w:r>
+        <w:rPr>
+          <w:rStyle w:val="HTMLCode"/>
+          <w:rFonts w:eastAsiaTheme="majorEastAsia"/>
+        </w:rPr>
+        <w:t>40%</w:t>
+      </w:r>
+      <w:r>
+        <w:br/>
+      </w:r>
+      <w:r>
+        <w:rPr>
+          <w:rStyle w:val="HTMLCode"/>
+          <w:rFonts w:eastAsiaTheme="majorEastAsia"/>
+        </w:rPr>
+        <w:t>60%</w:t>
+      </w:r>
+    </w:p>
+    <w:p>
+      <w:pPr>
+        <w:pStyle w:val="NormalWeb"/>
+      </w:pPr>
+      <w:r>
+        <w:t>calculate from actual completed fields.</w:t>
+      </w:r>
+    </w:p>
+    <w:p>
+      <w:pPr>
+        <w:pStyle w:val="NormalWeb"/>
+      </w:pPr>
+      <w:r>
+        <w:t>Example</w:t>
+      </w:r>
+    </w:p>
+    <w:p>
+      <w:pPr>
+        <w:pStyle w:val="HTMLPreformatted"/>
+      </w:pPr>
+      <w:r>
+        <w:rPr>
+          <w:rStyle w:val="HTMLCode"/>
+          <w:rFonts w:eastAsiaTheme="majorEastAsia"/>
+        </w:rPr>
+        <w:t xml:space="preserve">Display Name </w:t>
+      </w:r>
+      <w:r>
+        <w:rPr>
+          <w:rStyle w:val="HTMLCode"/>
+          <w:rFonts w:ascii="Segoe UI Symbol" w:eastAsiaTheme="majorEastAsia" w:hAnsi="Segoe UI Symbol" w:cs="Segoe UI Symbol"/>
+        </w:rPr>
+        <w:t>✔</w:t>
+      </w:r>
+      <w:r>
+        <w:br/>
+      </w:r>
+      <w:r>
+        <w:br/>
+      </w:r>
+      <w:r>
+        <w:rPr>
+          <w:rStyle w:val="HTMLCode"/>
+          <w:rFonts w:eastAsiaTheme="majorEastAsia"/>
+        </w:rPr>
+        <w:t xml:space="preserve">Username </w:t>
+      </w:r>
+      <w:r>
+        <w:rPr>
+          <w:rStyle w:val="HTMLCode"/>
+          <w:rFonts w:ascii="Segoe UI Symbol" w:eastAsiaTheme="majorEastAsia" w:hAnsi="Segoe UI Symbol" w:cs="Segoe UI Symbol"/>
+        </w:rPr>
+        <w:t>✔</w:t>
+      </w:r>
+      <w:r>
+        <w:br/>
+      </w:r>
+      <w:r>
+        <w:br/>
+      </w:r>
+      <w:r>
+        <w:rPr>
+          <w:rStyle w:val="HTMLCode"/>
+          <w:rFonts w:eastAsiaTheme="majorEastAsia"/>
+        </w:rPr>
+        <w:t xml:space="preserve">Phone </w:t>
+      </w:r>
+      <w:r>
+        <w:rPr>
+          <w:rStyle w:val="HTMLCode"/>
+          <w:rFonts w:ascii="Segoe UI Symbol" w:eastAsiaTheme="majorEastAsia" w:hAnsi="Segoe UI Symbol" w:cs="Segoe UI Symbol"/>
+        </w:rPr>
+        <w:t>✔</w:t>
+      </w:r>
+      <w:r>
+        <w:br/>
+      </w:r>
+      <w:r>
+        <w:br/>
+      </w:r>
+      <w:r>
+        <w:rPr>
+          <w:rStyle w:val="HTMLCode"/>
+          <w:rFonts w:eastAsiaTheme="majorEastAsia"/>
+        </w:rPr>
+        <w:t xml:space="preserve">Address </w:t>
+      </w:r>
+      <w:r>
+        <w:rPr>
+          <w:rStyle w:val="HTMLCode"/>
+          <w:rFonts w:ascii="Segoe UI Symbol" w:eastAsiaTheme="majorEastAsia" w:hAnsi="Segoe UI Symbol" w:cs="Segoe UI Symbol"/>
+        </w:rPr>
+        <w:t>✘</w:t>
+      </w:r>
+      <w:r>
+        <w:br/>
+      </w:r>
+      <w:r>
+        <w:br/>
+      </w:r>
+      <w:r>
+        <w:rPr>
+          <w:rStyle w:val="HTMLCode"/>
+          <w:rFonts w:eastAsiaTheme="majorEastAsia"/>
+        </w:rPr>
+        <w:t xml:space="preserve">Website </w:t>
+      </w:r>
+      <w:r>
+        <w:rPr>
+          <w:rStyle w:val="HTMLCode"/>
+          <w:rFonts w:ascii="Segoe UI Symbol" w:eastAsiaTheme="majorEastAsia" w:hAnsi="Segoe UI Symbol" w:cs="Segoe UI Symbol"/>
+        </w:rPr>
+        <w:t>✘</w:t>
+      </w:r>
+      <w:r>
+        <w:br/>
+      </w:r>
+      <w:r>
+        <w:br/>
+      </w:r>
+      <w:r>
+        <w:rPr>
+          <w:rStyle w:val="HTMLCode"/>
+          <w:rFonts w:eastAsiaTheme="majorEastAsia"/>
+        </w:rPr>
+        <w:t xml:space="preserve">Social </w:t>
+      </w:r>
+      <w:r>
+        <w:rPr>
+          <w:rStyle w:val="HTMLCode"/>
+          <w:rFonts w:ascii="Segoe UI Symbol" w:eastAsiaTheme="majorEastAsia" w:hAnsi="Segoe UI Symbol" w:cs="Segoe UI Symbol"/>
+        </w:rPr>
+        <w:t>✔</w:t>
+      </w:r>
+      <w:r>
+        <w:br/>
+      </w:r>
+      <w:r>
+        <w:br/>
+      </w:r>
+      <w:r>
+        <w:rPr>
+          <w:rStyle w:val="HTMLCode"/>
+          <w:rFonts w:eastAsiaTheme="majorEastAsia"/>
+        </w:rPr>
+        <w:t xml:space="preserve">Payment </w:t>
+      </w:r>
+      <w:r>
+        <w:rPr>
+          <w:rStyle w:val="HTMLCode"/>
+          <w:rFonts w:ascii="Segoe UI Symbol" w:eastAsiaTheme="majorEastAsia" w:hAnsi="Segoe UI Symbol" w:cs="Segoe UI Symbol"/>
+        </w:rPr>
+        <w:t>✘</w:t>
+      </w:r>
+    </w:p>
+    <w:p>
+      <w:pPr>
+        <w:pStyle w:val="NormalWeb"/>
+      </w:pPr>
+      <w:r>
+        <w:t>Progress becomes meaningful.</w:t>
+      </w:r>
+    </w:p>
+    <w:p>
+      <w:r>
+        <w:pict>
+          <v:rect id="_x0000_i1100" style="width:0;height:1.5pt" o:hralign="center" o:hrstd="t" o:hr="t" fillcolor="#a0a0a0" stroked="f"/>
+        </w:pict>
+      </w:r>
+    </w:p>
+    <w:p>
+      <w:pPr>
+        <w:pStyle w:val="Heading1"/>
+      </w:pPr>
+      <w:r>
+        <w:lastRenderedPageBreak/>
+        <w:t>Phase 2 — Organisation Profiles</w:t>
+      </w:r>
+    </w:p>
+    <w:p>
+      <w:pPr>
+        <w:pStyle w:val="NormalWeb"/>
+      </w:pPr>
+      <w:r>
+        <w:t>This is where Community One becomes unique.</w:t>
+      </w:r>
+    </w:p>
+    <w:p>
+      <w:r>
+        <w:pict>
+          <v:rect id="_x0000_i1101" style="width:0;height:1.5pt" o:hralign="center" o:hrstd="t" o:hr="t" fillcolor="#a0a0a0" stroked="f"/>
+        </w:pict>
+      </w:r>
+    </w:p>
+    <w:p>
+      <w:pPr>
+        <w:pStyle w:val="NormalWeb"/>
+      </w:pPr>
+      <w:r>
+        <w:t>Organisation tab</w:t>
+      </w:r>
+    </w:p>
+    <w:p>
+      <w:pPr>
+        <w:pStyle w:val="HTMLPreformatted"/>
+      </w:pPr>
+      <w:r>
+        <w:rPr>
+          <w:rStyle w:val="HTMLCode"/>
+          <w:rFonts w:eastAsiaTheme="majorEastAsia"/>
+        </w:rPr>
+        <w:t>Organisation Name</w:t>
+      </w:r>
+      <w:r>
+        <w:br/>
+      </w:r>
+      <w:r>
+        <w:br/>
+      </w:r>
+      <w:r>
+        <w:rPr>
+          <w:rStyle w:val="HTMLCode"/>
+          <w:rFonts w:eastAsiaTheme="majorEastAsia"/>
+        </w:rPr>
+        <w:t>Category</w:t>
+      </w:r>
+      <w:r>
+        <w:br/>
+      </w:r>
+      <w:r>
+        <w:br/>
+      </w:r>
+      <w:r>
+        <w:rPr>
+          <w:rStyle w:val="HTMLCode"/>
+          <w:rFonts w:eastAsiaTheme="majorEastAsia"/>
+        </w:rPr>
+        <w:t>Description</w:t>
+      </w:r>
+      <w:r>
+        <w:br/>
+      </w:r>
+      <w:r>
+        <w:br/>
+      </w:r>
+      <w:r>
+        <w:rPr>
+          <w:rStyle w:val="HTMLCode"/>
+          <w:rFonts w:eastAsiaTheme="majorEastAsia"/>
+        </w:rPr>
+        <w:t>Website</w:t>
+      </w:r>
+      <w:r>
+        <w:br/>
+      </w:r>
+      <w:r>
+        <w:br/>
+      </w:r>
+      <w:r>
+        <w:rPr>
+          <w:rStyle w:val="HTMLCode"/>
+          <w:rFonts w:eastAsiaTheme="majorEastAsia"/>
+        </w:rPr>
+        <w:t>ABN</w:t>
+      </w:r>
+      <w:r>
+        <w:br/>
+      </w:r>
+      <w:r>
+        <w:br/>
+      </w:r>
+      <w:r>
+        <w:rPr>
+          <w:rStyle w:val="HTMLCode"/>
+          <w:rFonts w:eastAsiaTheme="majorEastAsia"/>
+        </w:rPr>
+        <w:t>Phone</w:t>
+      </w:r>
+      <w:r>
+        <w:br/>
+      </w:r>
+      <w:r>
+        <w:br/>
+      </w:r>
+      <w:r>
+        <w:rPr>
+          <w:rStyle w:val="HTMLCode"/>
+          <w:rFonts w:eastAsiaTheme="majorEastAsia"/>
+        </w:rPr>
+        <w:t>Email</w:t>
+      </w:r>
+      <w:r>
+        <w:br/>
+      </w:r>
+      <w:r>
+        <w:br/>
+      </w:r>
+      <w:r>
+        <w:rPr>
+          <w:rStyle w:val="HTMLCode"/>
+          <w:rFonts w:eastAsiaTheme="majorEastAsia"/>
+        </w:rPr>
+        <w:t>Address</w:t>
+      </w:r>
+    </w:p>
+    <w:p>
+      <w:r>
+        <w:pict>
+          <v:rect id="_x0000_i1102" style="width:0;height:1.5pt" o:hralign="center" o:hrstd="t" o:hr="t" fillcolor="#a0a0a0" stroked="f"/>
+        </w:pict>
+      </w:r>
+    </w:p>
+    <w:p>
+      <w:pPr>
+        <w:pStyle w:val="NormalWeb"/>
+      </w:pPr>
+      <w:r>
+        <w:t>Organisation verification</w:t>
+      </w:r>
+    </w:p>
+    <w:p>
+      <w:pPr>
+        <w:pStyle w:val="HTMLPreformatted"/>
+      </w:pPr>
+      <w:r>
+        <w:rPr>
+          <w:rStyle w:val="HTMLCode"/>
+          <w:rFonts w:eastAsiaTheme="majorEastAsia"/>
+        </w:rPr>
+        <w:t xml:space="preserve">Facebook </w:t>
+      </w:r>
+      <w:r>
+        <w:rPr>
+          <w:rStyle w:val="HTMLCode"/>
+          <w:rFonts w:ascii="Segoe UI Symbol" w:eastAsiaTheme="majorEastAsia" w:hAnsi="Segoe UI Symbol" w:cs="Segoe UI Symbol"/>
+        </w:rPr>
+        <w:t>✔</w:t>
+      </w:r>
+      <w:r>
+        <w:br/>
+      </w:r>
+      <w:r>
+        <w:br/>
+      </w:r>
+      <w:r>
+        <w:rPr>
+          <w:rStyle w:val="HTMLCode"/>
+          <w:rFonts w:eastAsiaTheme="majorEastAsia"/>
+        </w:rPr>
+        <w:t xml:space="preserve">Instagram </w:t>
+      </w:r>
+      <w:r>
+        <w:rPr>
+          <w:rStyle w:val="HTMLCode"/>
+          <w:rFonts w:ascii="Segoe UI Symbol" w:eastAsiaTheme="majorEastAsia" w:hAnsi="Segoe UI Symbol" w:cs="Segoe UI Symbol"/>
+        </w:rPr>
+        <w:t>✔</w:t>
+      </w:r>
+      <w:r>
+        <w:br/>
+      </w:r>
+      <w:r>
+        <w:br/>
+      </w:r>
+      <w:r>
+        <w:rPr>
+          <w:rStyle w:val="HTMLCode"/>
+          <w:rFonts w:eastAsiaTheme="majorEastAsia"/>
+        </w:rPr>
+        <w:t xml:space="preserve">Google Business </w:t>
+      </w:r>
+      <w:r>
+        <w:rPr>
+          <w:rStyle w:val="HTMLCode"/>
+          <w:rFonts w:ascii="Segoe UI Symbol" w:eastAsiaTheme="majorEastAsia" w:hAnsi="Segoe UI Symbol" w:cs="Segoe UI Symbol"/>
+        </w:rPr>
+        <w:t>✔</w:t>
+      </w:r>
+      <w:r>
+        <w:br/>
+      </w:r>
+      <w:r>
+        <w:br/>
+      </w:r>
+      <w:r>
+        <w:rPr>
+          <w:rStyle w:val="HTMLCode"/>
+          <w:rFonts w:eastAsiaTheme="majorEastAsia"/>
+        </w:rPr>
+        <w:t xml:space="preserve">Website </w:t>
+      </w:r>
+      <w:r>
+        <w:rPr>
+          <w:rStyle w:val="HTMLCode"/>
+          <w:rFonts w:ascii="Segoe UI Symbol" w:eastAsiaTheme="majorEastAsia" w:hAnsi="Segoe UI Symbol" w:cs="Segoe UI Symbol"/>
+        </w:rPr>
+        <w:t>✔</w:t>
+      </w:r>
+      <w:r>
+        <w:br/>
+      </w:r>
+      <w:r>
+        <w:br/>
+      </w:r>
+      <w:r>
+        <w:rPr>
+          <w:rStyle w:val="HTMLCode"/>
+          <w:rFonts w:eastAsiaTheme="majorEastAsia"/>
+        </w:rPr>
+        <w:t xml:space="preserve">Business Documents </w:t>
+      </w:r>
+      <w:r>
+        <w:rPr>
+          <w:rStyle w:val="HTMLCode"/>
+          <w:rFonts w:ascii="Segoe UI Symbol" w:eastAsiaTheme="majorEastAsia" w:hAnsi="Segoe UI Symbol" w:cs="Segoe UI Symbol"/>
+        </w:rPr>
+        <w:t>✔</w:t>
+      </w:r>
+    </w:p>
+    <w:p>
+      <w:r>
+        <w:pict>
+          <v:rect id="_x0000_i1103" style="width:0;height:1.5pt" o:hralign="center" o:hrstd="t" o:hr="t" fillcolor="#a0a0a0" stroked="f"/>
+        </w:pict>
+      </w:r>
+    </w:p>
+    <w:p>
+      <w:pPr>
+        <w:pStyle w:val="NormalWeb"/>
+      </w:pPr>
+      <w:r>
+        <w:t>Trust score</w:t>
+      </w:r>
+    </w:p>
+    <w:p>
+      <w:pPr>
+        <w:pStyle w:val="HTMLPreformatted"/>
+      </w:pPr>
+      <w:r>
+        <w:rPr>
+          <w:rStyle w:val="HTMLCode"/>
+          <w:rFonts w:eastAsiaTheme="majorEastAsia"/>
+        </w:rPr>
+        <w:t>97%</w:t>
+      </w:r>
+      <w:r>
+        <w:br/>
+      </w:r>
+      <w:r>
+        <w:rPr>
+          <w:rStyle w:val="HTMLCode"/>
+          <w:rFonts w:eastAsiaTheme="majorEastAsia"/>
+        </w:rPr>
+        <w:t>Verified Organisation</w:t>
+      </w:r>
+    </w:p>
+    <w:p>
+      <w:pPr>
+        <w:pStyle w:val="NormalWeb"/>
+      </w:pPr>
+      <w:r>
+        <w:t>This will become one of the strongest parts of Community One.</w:t>
+      </w:r>
+    </w:p>
+    <w:p>
+      <w:r>
+        <w:pict>
           <v:rect id="_x0000_i1104" style="width:0;height:1.5pt" o:hralign="center" o:hrstd="t" o:hr="t" fillcolor="#a0a0a0" stroked="f"/>
         </w:pict>
       </w:r>
     </w:p>
     <w:p>
       <w:pPr>
-        <w:pStyle w:val="Heading3"/>
+        <w:pStyle w:val="Heading1"/>
+      </w:pPr>
+      <w:r>
+        <w:t>Phase 3 — Feed</w:t>
+      </w:r>
+    </w:p>
+    <w:p>
+      <w:pPr>
+        <w:pStyle w:val="NormalWeb"/>
+      </w:pPr>
+      <w:r>
+        <w:t>Once profiles are finished...</w:t>
+      </w:r>
+    </w:p>
+    <w:p>
+      <w:pPr>
+        <w:pStyle w:val="NormalWeb"/>
+      </w:pPr>
+      <w:r>
+        <w:t>I'd move immediately to the feed.</w:t>
+      </w:r>
+    </w:p>
+    <w:p>
+      <w:pPr>
+        <w:pStyle w:val="NormalWeb"/>
       </w:pPr>
       <w:r>
         <w:lastRenderedPageBreak/>
-        <w:t>Review post</w:t>
+        <w:t>The feed is the heart of the product.</w:t>
       </w:r>
     </w:p>
     <w:p>
@@ -29294,7 +31184,7 @@
         <w:pStyle w:val="NormalWeb"/>
       </w:pPr>
       <w:r>
-        <w:t>Submit:</w:t>
+        <w:t>Things I'd build:</w:t>
       </w:r>
     </w:p>
     <w:p>
@@ -29306,136 +31196,98 @@
           <w:rStyle w:val="HTMLCode"/>
           <w:rFonts w:eastAsiaTheme="majorEastAsia"/>
         </w:rPr>
-        <w:t>Guaranteed profit.</w:t>
-      </w:r>
-      <w:r>
-        <w:br/>
-      </w:r>
-      <w:r>
-        <w:rPr>
-          <w:rStyle w:val="HTMLCode"/>
-          <w:rFonts w:eastAsiaTheme="majorEastAsia"/>
-        </w:rPr>
-        <w:t>Send deposit before inspection.</w:t>
-      </w:r>
-    </w:p>
-    <w:p>
-      <w:pPr>
-        <w:pStyle w:val="NormalWeb"/>
-      </w:pPr>
-      <w:r>
-        <w:t>Expected:</w:t>
-      </w:r>
-    </w:p>
-    <w:p>
-      <w:pPr>
-        <w:pStyle w:val="HTMLPreformatted"/>
-      </w:pPr>
-      <w:r>
-        <w:rPr>
-          <w:rStyle w:val="HTMLCode"/>
-          <w:rFonts w:eastAsiaTheme="majorEastAsia"/>
-        </w:rPr>
-        <w:t>{</w:t>
-      </w:r>
-      <w:r>
-        <w:br/>
-      </w:r>
-      <w:r>
-        <w:rPr>
-          <w:rStyle w:val="HTMLCode"/>
-          <w:rFonts w:eastAsiaTheme="majorEastAsia"/>
-        </w:rPr>
-        <w:t xml:space="preserve">  "status": </w:t>
-      </w:r>
-      <w:r>
-        <w:rPr>
-          <w:rStyle w:val="k"/>
-          <w:rFonts w:eastAsiaTheme="majorEastAsia"/>
-        </w:rPr>
-        <w:t>"</w:t>
-      </w:r>
-      <w:proofErr w:type="spellStart"/>
-      <w:r>
-        <w:rPr>
-          <w:rStyle w:val="k"/>
-          <w:rFonts w:eastAsiaTheme="majorEastAsia"/>
-        </w:rPr>
-        <w:t>pending_review</w:t>
-      </w:r>
-      <w:proofErr w:type="spellEnd"/>
-      <w:r>
-        <w:rPr>
-          <w:rStyle w:val="k"/>
-          <w:rFonts w:eastAsiaTheme="majorEastAsia"/>
-        </w:rPr>
-        <w:t>"</w:t>
-      </w:r>
-      <w:r>
-        <w:br/>
-      </w:r>
-      <w:r>
-        <w:rPr>
-          <w:rStyle w:val="HTMLCode"/>
-          <w:rFonts w:eastAsiaTheme="majorEastAsia"/>
-        </w:rPr>
-        <w:t>}</w:t>
-      </w:r>
-    </w:p>
-    <w:p>
-      <w:pPr>
-        <w:pStyle w:val="NormalWeb"/>
-      </w:pPr>
-      <w:r>
-        <w:t>Should:</w:t>
-      </w:r>
-    </w:p>
-    <w:p>
-      <w:pPr>
-        <w:pStyle w:val="HTMLPreformatted"/>
-      </w:pPr>
-      <w:r>
-        <w:rPr>
-          <w:rStyle w:val="HTMLCode"/>
-          <w:rFonts w:eastAsiaTheme="majorEastAsia"/>
-        </w:rPr>
-        <w:t>NOT appear in feed</w:t>
-      </w:r>
-    </w:p>
-    <w:p>
-      <w:pPr>
-        <w:pStyle w:val="NormalWeb"/>
-      </w:pPr>
-      <w:r>
-        <w:t>but should appear in:</w:t>
-      </w:r>
-    </w:p>
-    <w:p>
-      <w:pPr>
-        <w:pStyle w:val="HTMLPreformatted"/>
-      </w:pPr>
-      <w:r>
-        <w:rPr>
-          <w:rStyle w:val="HTMLCode"/>
-          <w:rFonts w:eastAsiaTheme="majorEastAsia"/>
-        </w:rPr>
-        <w:t>GET /</w:t>
-      </w:r>
-      <w:proofErr w:type="spellStart"/>
-      <w:r>
-        <w:rPr>
-          <w:rStyle w:val="HTMLCode"/>
-          <w:rFonts w:eastAsiaTheme="majorEastAsia"/>
-        </w:rPr>
-        <w:t>api</w:t>
-      </w:r>
-      <w:proofErr w:type="spellEnd"/>
-      <w:r>
-        <w:rPr>
-          <w:rStyle w:val="HTMLCode"/>
-          <w:rFonts w:eastAsiaTheme="majorEastAsia"/>
-        </w:rPr>
-        <w:t>/moderation/posts</w:t>
+        <w:t>Posts</w:t>
+      </w:r>
+      <w:r>
+        <w:br/>
+      </w:r>
+      <w:r>
+        <w:br/>
+      </w:r>
+      <w:r>
+        <w:rPr>
+          <w:rStyle w:val="HTMLCode"/>
+          <w:rFonts w:eastAsiaTheme="majorEastAsia"/>
+        </w:rPr>
+        <w:t>Images</w:t>
+      </w:r>
+      <w:r>
+        <w:br/>
+      </w:r>
+      <w:r>
+        <w:br/>
+      </w:r>
+      <w:r>
+        <w:rPr>
+          <w:rStyle w:val="HTMLCode"/>
+          <w:rFonts w:eastAsiaTheme="majorEastAsia"/>
+        </w:rPr>
+        <w:t>Videos</w:t>
+      </w:r>
+      <w:r>
+        <w:br/>
+      </w:r>
+      <w:r>
+        <w:br/>
+      </w:r>
+      <w:r>
+        <w:rPr>
+          <w:rStyle w:val="HTMLCode"/>
+          <w:rFonts w:eastAsiaTheme="majorEastAsia"/>
+        </w:rPr>
+        <w:t>Events</w:t>
+      </w:r>
+      <w:r>
+        <w:br/>
+      </w:r>
+      <w:r>
+        <w:br/>
+      </w:r>
+      <w:r>
+        <w:rPr>
+          <w:rStyle w:val="HTMLCode"/>
+          <w:rFonts w:eastAsiaTheme="majorEastAsia"/>
+        </w:rPr>
+        <w:t>Business posts</w:t>
+      </w:r>
+      <w:r>
+        <w:br/>
+      </w:r>
+      <w:r>
+        <w:br/>
+      </w:r>
+      <w:r>
+        <w:rPr>
+          <w:rStyle w:val="HTMLCode"/>
+          <w:rFonts w:eastAsiaTheme="majorEastAsia"/>
+        </w:rPr>
+        <w:t>Sponsored posts</w:t>
+      </w:r>
+      <w:r>
+        <w:br/>
+      </w:r>
+      <w:r>
+        <w:br/>
+      </w:r>
+      <w:r>
+        <w:rPr>
+          <w:rStyle w:val="HTMLCode"/>
+          <w:rFonts w:eastAsiaTheme="majorEastAsia"/>
+        </w:rPr>
+        <w:t>Incident reports</w:t>
+      </w:r>
+      <w:r>
+        <w:br/>
+      </w:r>
+      <w:r>
+        <w:br/>
+      </w:r>
+      <w:r>
+        <w:rPr>
+          <w:rStyle w:val="HTMLCode"/>
+          <w:rFonts w:eastAsiaTheme="majorEastAsia"/>
+        </w:rPr>
+        <w:t>Emergency posts</w:t>
       </w:r>
     </w:p>
     <w:p>
@@ -29447,10 +31299,10 @@
     </w:p>
     <w:p>
       <w:pPr>
-        <w:pStyle w:val="Heading3"/>
-      </w:pPr>
-      <w:r>
-        <w:t>Rejected post</w:t>
+        <w:pStyle w:val="Heading1"/>
+      </w:pPr>
+      <w:r>
+        <w:t>Phase 4 — Business Pages</w:t>
       </w:r>
     </w:p>
     <w:p>
@@ -29458,76 +31310,123 @@
         <w:pStyle w:val="NormalWeb"/>
       </w:pPr>
       <w:r>
-        <w:t>Submit:</w:t>
+        <w:t>Businesses should have</w:t>
       </w:r>
     </w:p>
     <w:p>
       <w:pPr>
         <w:pStyle w:val="HTMLPreformatted"/>
       </w:pPr>
-      <w:bookmarkStart w:id="2" w:name="_GoBack"/>
-      <w:r>
-        <w:rPr>
-          <w:rStyle w:val="HTMLCode"/>
-          <w:rFonts w:eastAsiaTheme="majorEastAsia"/>
-        </w:rPr>
-        <w:t>kill yourself</w:t>
-      </w:r>
-    </w:p>
-    <w:bookmarkEnd w:id="2"/>
-    <w:p>
-      <w:pPr>
-        <w:pStyle w:val="NormalWeb"/>
-      </w:pPr>
-      <w:r>
-        <w:t>Expected:</w:t>
-      </w:r>
-    </w:p>
-    <w:p>
-      <w:pPr>
-        <w:pStyle w:val="HTMLPreformatted"/>
-      </w:pPr>
-      <w:r>
-        <w:rPr>
-          <w:rStyle w:val="HTMLCode"/>
-          <w:rFonts w:eastAsiaTheme="majorEastAsia"/>
-        </w:rPr>
-        <w:t>{</w:t>
-      </w:r>
-      <w:r>
-        <w:br/>
-      </w:r>
-      <w:r>
-        <w:rPr>
-          <w:rStyle w:val="HTMLCode"/>
-          <w:rFonts w:eastAsiaTheme="majorEastAsia"/>
-        </w:rPr>
-        <w:t xml:space="preserve">  "error": </w:t>
-      </w:r>
-      <w:r>
-        <w:rPr>
-          <w:rStyle w:val="k"/>
-          <w:rFonts w:eastAsiaTheme="majorEastAsia"/>
-        </w:rPr>
-        <w:t>"Post rejected by moderation."</w:t>
-      </w:r>
-      <w:r>
-        <w:br/>
-      </w:r>
-      <w:r>
-        <w:rPr>
-          <w:rStyle w:val="HTMLCode"/>
-          <w:rFonts w:eastAsiaTheme="majorEastAsia"/>
-        </w:rPr>
-        <w:t>}</w:t>
-      </w:r>
-    </w:p>
-    <w:p>
-      <w:pPr>
-        <w:pStyle w:val="NormalWeb"/>
-      </w:pPr>
-      <w:r>
-        <w:t>Should not be saved.</w:t>
+      <w:r>
+        <w:rPr>
+          <w:rStyle w:val="HTMLCode"/>
+          <w:rFonts w:eastAsiaTheme="majorEastAsia"/>
+        </w:rPr>
+        <w:t>About</w:t>
+      </w:r>
+      <w:r>
+        <w:br/>
+      </w:r>
+      <w:r>
+        <w:br/>
+      </w:r>
+      <w:r>
+        <w:rPr>
+          <w:rStyle w:val="HTMLCode"/>
+          <w:rFonts w:eastAsiaTheme="majorEastAsia"/>
+        </w:rPr>
+        <w:t>Posts</w:t>
+      </w:r>
+      <w:r>
+        <w:br/>
+      </w:r>
+      <w:r>
+        <w:br/>
+      </w:r>
+      <w:r>
+        <w:rPr>
+          <w:rStyle w:val="HTMLCode"/>
+          <w:rFonts w:eastAsiaTheme="majorEastAsia"/>
+        </w:rPr>
+        <w:t>Opening hours</w:t>
+      </w:r>
+      <w:r>
+        <w:br/>
+      </w:r>
+      <w:r>
+        <w:br/>
+      </w:r>
+      <w:r>
+        <w:rPr>
+          <w:rStyle w:val="HTMLCode"/>
+          <w:rFonts w:eastAsiaTheme="majorEastAsia"/>
+        </w:rPr>
+        <w:t>Map</w:t>
+      </w:r>
+      <w:r>
+        <w:br/>
+      </w:r>
+      <w:r>
+        <w:br/>
+      </w:r>
+      <w:r>
+        <w:rPr>
+          <w:rStyle w:val="HTMLCode"/>
+          <w:rFonts w:eastAsiaTheme="majorEastAsia"/>
+        </w:rPr>
+        <w:t>Phone</w:t>
+      </w:r>
+      <w:r>
+        <w:br/>
+      </w:r>
+      <w:r>
+        <w:br/>
+      </w:r>
+      <w:r>
+        <w:rPr>
+          <w:rStyle w:val="HTMLCode"/>
+          <w:rFonts w:eastAsiaTheme="majorEastAsia"/>
+        </w:rPr>
+        <w:t>Website</w:t>
+      </w:r>
+      <w:r>
+        <w:br/>
+      </w:r>
+      <w:r>
+        <w:br/>
+      </w:r>
+      <w:r>
+        <w:rPr>
+          <w:rStyle w:val="HTMLCode"/>
+          <w:rFonts w:eastAsiaTheme="majorEastAsia"/>
+        </w:rPr>
+        <w:t>Directions</w:t>
+      </w:r>
+      <w:r>
+        <w:br/>
+      </w:r>
+      <w:r>
+        <w:br/>
+      </w:r>
+      <w:r>
+        <w:rPr>
+          <w:rStyle w:val="HTMLCode"/>
+          <w:rFonts w:eastAsiaTheme="majorEastAsia"/>
+        </w:rPr>
+        <w:t>Reviews (future)</w:t>
+      </w:r>
+      <w:r>
+        <w:br/>
+      </w:r>
+      <w:r>
+        <w:br/>
+      </w:r>
+      <w:r>
+        <w:rPr>
+          <w:rStyle w:val="HTMLCode"/>
+          <w:rFonts w:eastAsiaTheme="majorEastAsia"/>
+        </w:rPr>
+        <w:t>Followers</w:t>
       </w:r>
     </w:p>
     <w:p>
@@ -29539,10 +31438,10 @@
     </w:p>
     <w:p>
       <w:pPr>
-        <w:pStyle w:val="Heading2"/>
-      </w:pPr>
-      <w:r>
-        <w:t>Next endpoint</w:t>
+        <w:pStyle w:val="Heading1"/>
+      </w:pPr>
+      <w:r>
+        <w:t>Phase 5 — Messaging</w:t>
       </w:r>
     </w:p>
     <w:p>
@@ -29550,7 +31449,15 @@
         <w:pStyle w:val="NormalWeb"/>
       </w:pPr>
       <w:r>
-        <w:t>Add:</w:t>
+        <w:t>Not Messenger.</w:t>
+      </w:r>
+    </w:p>
+    <w:p>
+      <w:pPr>
+        <w:pStyle w:val="NormalWeb"/>
+      </w:pPr>
+      <w:r>
+        <w:t>More like</w:t>
       </w:r>
     </w:p>
     <w:p>
@@ -29562,23 +31469,33 @@
           <w:rStyle w:val="HTMLCode"/>
           <w:rFonts w:eastAsiaTheme="majorEastAsia"/>
         </w:rPr>
-        <w:t>POST /</w:t>
-      </w:r>
-      <w:proofErr w:type="spellStart"/>
-      <w:r>
-        <w:rPr>
-          <w:rStyle w:val="HTMLCode"/>
-          <w:rFonts w:eastAsiaTheme="majorEastAsia"/>
-        </w:rPr>
-        <w:t>api</w:t>
-      </w:r>
-      <w:proofErr w:type="spellEnd"/>
-      <w:r>
-        <w:rPr>
-          <w:rStyle w:val="HTMLCode"/>
-          <w:rFonts w:eastAsiaTheme="majorEastAsia"/>
-        </w:rPr>
-        <w:t>/moderation/posts/:id/approve</w:t>
+        <w:t>Business Inbox</w:t>
+      </w:r>
+      <w:r>
+        <w:br/>
+      </w:r>
+      <w:r>
+        <w:br/>
+      </w:r>
+      <w:r>
+        <w:rPr>
+          <w:rStyle w:val="HTMLCode"/>
+          <w:rFonts w:eastAsiaTheme="majorEastAsia"/>
+        </w:rPr>
+        <w:t>Community Inbox</w:t>
+      </w:r>
+      <w:r>
+        <w:br/>
+      </w:r>
+      <w:r>
+        <w:br/>
+      </w:r>
+      <w:r>
+        <w:rPr>
+          <w:rStyle w:val="HTMLCode"/>
+          <w:rFonts w:eastAsiaTheme="majorEastAsia"/>
+        </w:rPr>
+        <w:t>Government Inbox</w:t>
       </w:r>
     </w:p>
     <w:p>
@@ -29586,368 +31503,8 @@
         <w:pStyle w:val="NormalWeb"/>
       </w:pPr>
       <w:r>
-        <w:t>and:</w:t>
-      </w:r>
-    </w:p>
-    <w:p>
-      <w:pPr>
-        <w:pStyle w:val="HTMLPreformatted"/>
-      </w:pPr>
-      <w:r>
-        <w:rPr>
-          <w:rStyle w:val="HTMLCode"/>
-          <w:rFonts w:eastAsiaTheme="majorEastAsia"/>
-        </w:rPr>
-        <w:t>POST /</w:t>
-      </w:r>
-      <w:proofErr w:type="spellStart"/>
-      <w:r>
-        <w:rPr>
-          <w:rStyle w:val="HTMLCode"/>
-          <w:rFonts w:eastAsiaTheme="majorEastAsia"/>
-        </w:rPr>
-        <w:t>api</w:t>
-      </w:r>
-      <w:proofErr w:type="spellEnd"/>
-      <w:r>
-        <w:rPr>
-          <w:rStyle w:val="HTMLCode"/>
-          <w:rFonts w:eastAsiaTheme="majorEastAsia"/>
-        </w:rPr>
-        <w:t>/moderation/posts/:id/reject</w:t>
-      </w:r>
-    </w:p>
-    <w:p>
-      <w:pPr>
-        <w:pStyle w:val="NormalWeb"/>
-      </w:pPr>
-      <w:r>
-        <w:t>Example:</w:t>
-      </w:r>
-    </w:p>
-    <w:p>
-      <w:pPr>
-        <w:pStyle w:val="Heading3"/>
-      </w:pPr>
-      <w:r>
-        <w:t>Approve</w:t>
-      </w:r>
-    </w:p>
-    <w:p>
-      <w:pPr>
-        <w:pStyle w:val="HTMLPreformatted"/>
-      </w:pPr>
-      <w:r>
-        <w:rPr>
-          <w:rStyle w:val="g"/>
-          <w:rFonts w:eastAsiaTheme="majorEastAsia"/>
-        </w:rPr>
         <w:lastRenderedPageBreak/>
-        <w:t>UPDATE</w:t>
-      </w:r>
-      <w:r>
-        <w:rPr>
-          <w:rStyle w:val="HTMLCode"/>
-          <w:rFonts w:eastAsiaTheme="majorEastAsia"/>
-        </w:rPr>
-        <w:t xml:space="preserve"> posts</w:t>
-      </w:r>
-      <w:r>
-        <w:br/>
-      </w:r>
-      <w:r>
-        <w:rPr>
-          <w:rStyle w:val="g"/>
-          <w:rFonts w:eastAsiaTheme="majorEastAsia"/>
-        </w:rPr>
-        <w:t>SET</w:t>
-      </w:r>
-      <w:r>
-        <w:br/>
-      </w:r>
-      <w:r>
-        <w:rPr>
-          <w:rStyle w:val="HTMLCode"/>
-          <w:rFonts w:eastAsiaTheme="majorEastAsia"/>
-        </w:rPr>
-        <w:t xml:space="preserve">  status </w:t>
-      </w:r>
-      <w:r>
-        <w:rPr>
-          <w:rStyle w:val="g"/>
-          <w:rFonts w:eastAsiaTheme="majorEastAsia"/>
-        </w:rPr>
-        <w:t>=</w:t>
-      </w:r>
-      <w:r>
-        <w:rPr>
-          <w:rStyle w:val="HTMLCode"/>
-          <w:rFonts w:eastAsiaTheme="majorEastAsia"/>
-        </w:rPr>
-        <w:t xml:space="preserve"> </w:t>
-      </w:r>
-      <w:r>
-        <w:rPr>
-          <w:rStyle w:val="k"/>
-          <w:rFonts w:eastAsiaTheme="majorEastAsia"/>
-        </w:rPr>
-        <w:t>'published'</w:t>
-      </w:r>
-      <w:r>
-        <w:rPr>
-          <w:rStyle w:val="HTMLCode"/>
-          <w:rFonts w:eastAsiaTheme="majorEastAsia"/>
-        </w:rPr>
-        <w:t>,</w:t>
-      </w:r>
-      <w:r>
-        <w:br/>
-      </w:r>
-      <w:r>
-        <w:rPr>
-          <w:rStyle w:val="HTMLCode"/>
-          <w:rFonts w:eastAsiaTheme="majorEastAsia"/>
-        </w:rPr>
-        <w:t xml:space="preserve">  </w:t>
-      </w:r>
-      <w:proofErr w:type="spellStart"/>
-      <w:r>
-        <w:rPr>
-          <w:rStyle w:val="HTMLCode"/>
-          <w:rFonts w:eastAsiaTheme="majorEastAsia"/>
-        </w:rPr>
-        <w:t>requires_review</w:t>
-      </w:r>
-      <w:proofErr w:type="spellEnd"/>
-      <w:r>
-        <w:rPr>
-          <w:rStyle w:val="HTMLCode"/>
-          <w:rFonts w:eastAsiaTheme="majorEastAsia"/>
-        </w:rPr>
-        <w:t xml:space="preserve"> </w:t>
-      </w:r>
-      <w:r>
-        <w:rPr>
-          <w:rStyle w:val="g"/>
-          <w:rFonts w:eastAsiaTheme="majorEastAsia"/>
-        </w:rPr>
-        <w:t>=</w:t>
-      </w:r>
-      <w:r>
-        <w:rPr>
-          <w:rStyle w:val="HTMLCode"/>
-          <w:rFonts w:eastAsiaTheme="majorEastAsia"/>
-        </w:rPr>
-        <w:t xml:space="preserve"> </w:t>
-      </w:r>
-      <w:r>
-        <w:rPr>
-          <w:rStyle w:val="j"/>
-        </w:rPr>
-        <w:t>false</w:t>
-      </w:r>
-      <w:r>
-        <w:br/>
-      </w:r>
-      <w:r>
-        <w:rPr>
-          <w:rStyle w:val="g"/>
-          <w:rFonts w:eastAsiaTheme="majorEastAsia"/>
-        </w:rPr>
-        <w:t>WHERE</w:t>
-      </w:r>
-      <w:r>
-        <w:rPr>
-          <w:rStyle w:val="HTMLCode"/>
-          <w:rFonts w:eastAsiaTheme="majorEastAsia"/>
-        </w:rPr>
-        <w:t xml:space="preserve"> id </w:t>
-      </w:r>
-      <w:r>
-        <w:rPr>
-          <w:rStyle w:val="g"/>
-          <w:rFonts w:eastAsiaTheme="majorEastAsia"/>
-        </w:rPr>
-        <w:t>=</w:t>
-      </w:r>
-      <w:r>
-        <w:rPr>
-          <w:rStyle w:val="HTMLCode"/>
-          <w:rFonts w:eastAsiaTheme="majorEastAsia"/>
-        </w:rPr>
-        <w:t xml:space="preserve"> $</w:t>
-      </w:r>
-      <w:r>
-        <w:rPr>
-          <w:rStyle w:val="j"/>
-        </w:rPr>
-        <w:t>1</w:t>
-      </w:r>
-    </w:p>
-    <w:p>
-      <w:pPr>
-        <w:pStyle w:val="Heading3"/>
-      </w:pPr>
-      <w:r>
-        <w:t>Reject</w:t>
-      </w:r>
-    </w:p>
-    <w:p>
-      <w:pPr>
-        <w:pStyle w:val="HTMLPreformatted"/>
-      </w:pPr>
-      <w:r>
-        <w:rPr>
-          <w:rStyle w:val="g"/>
-          <w:rFonts w:eastAsiaTheme="majorEastAsia"/>
-        </w:rPr>
-        <w:t>UPDATE</w:t>
-      </w:r>
-      <w:r>
-        <w:rPr>
-          <w:rStyle w:val="HTMLCode"/>
-          <w:rFonts w:eastAsiaTheme="majorEastAsia"/>
-        </w:rPr>
-        <w:t xml:space="preserve"> posts</w:t>
-      </w:r>
-      <w:r>
-        <w:br/>
-      </w:r>
-      <w:r>
-        <w:rPr>
-          <w:rStyle w:val="g"/>
-          <w:rFonts w:eastAsiaTheme="majorEastAsia"/>
-        </w:rPr>
-        <w:t>SET</w:t>
-      </w:r>
-      <w:r>
-        <w:br/>
-      </w:r>
-      <w:r>
-        <w:rPr>
-          <w:rStyle w:val="HTMLCode"/>
-          <w:rFonts w:eastAsiaTheme="majorEastAsia"/>
-        </w:rPr>
-        <w:t xml:space="preserve">  status </w:t>
-      </w:r>
-      <w:r>
-        <w:rPr>
-          <w:rStyle w:val="g"/>
-          <w:rFonts w:eastAsiaTheme="majorEastAsia"/>
-        </w:rPr>
-        <w:t>=</w:t>
-      </w:r>
-      <w:r>
-        <w:rPr>
-          <w:rStyle w:val="HTMLCode"/>
-          <w:rFonts w:eastAsiaTheme="majorEastAsia"/>
-        </w:rPr>
-        <w:t xml:space="preserve"> </w:t>
-      </w:r>
-      <w:r>
-        <w:rPr>
-          <w:rStyle w:val="k"/>
-          <w:rFonts w:eastAsiaTheme="majorEastAsia"/>
-        </w:rPr>
-        <w:t>'rejected'</w:t>
-      </w:r>
-      <w:r>
-        <w:rPr>
-          <w:rStyle w:val="HTMLCode"/>
-          <w:rFonts w:eastAsiaTheme="majorEastAsia"/>
-        </w:rPr>
-        <w:t>,</w:t>
-      </w:r>
-      <w:r>
-        <w:br/>
-      </w:r>
-      <w:r>
-        <w:rPr>
-          <w:rStyle w:val="HTMLCode"/>
-          <w:rFonts w:eastAsiaTheme="majorEastAsia"/>
-        </w:rPr>
-        <w:t xml:space="preserve">  </w:t>
-      </w:r>
-      <w:proofErr w:type="spellStart"/>
-      <w:r>
-        <w:rPr>
-          <w:rStyle w:val="HTMLCode"/>
-          <w:rFonts w:eastAsiaTheme="majorEastAsia"/>
-        </w:rPr>
-        <w:t>requires_review</w:t>
-      </w:r>
-      <w:proofErr w:type="spellEnd"/>
-      <w:r>
-        <w:rPr>
-          <w:rStyle w:val="HTMLCode"/>
-          <w:rFonts w:eastAsiaTheme="majorEastAsia"/>
-        </w:rPr>
-        <w:t xml:space="preserve"> </w:t>
-      </w:r>
-      <w:r>
-        <w:rPr>
-          <w:rStyle w:val="g"/>
-          <w:rFonts w:eastAsiaTheme="majorEastAsia"/>
-        </w:rPr>
-        <w:t>=</w:t>
-      </w:r>
-      <w:r>
-        <w:rPr>
-          <w:rStyle w:val="HTMLCode"/>
-          <w:rFonts w:eastAsiaTheme="majorEastAsia"/>
-        </w:rPr>
-        <w:t xml:space="preserve"> </w:t>
-      </w:r>
-      <w:r>
-        <w:rPr>
-          <w:rStyle w:val="j"/>
-        </w:rPr>
-        <w:t>false</w:t>
-      </w:r>
-      <w:r>
-        <w:br/>
-      </w:r>
-      <w:r>
-        <w:rPr>
-          <w:rStyle w:val="g"/>
-          <w:rFonts w:eastAsiaTheme="majorEastAsia"/>
-        </w:rPr>
-        <w:t>WHERE</w:t>
-      </w:r>
-      <w:r>
-        <w:rPr>
-          <w:rStyle w:val="HTMLCode"/>
-          <w:rFonts w:eastAsiaTheme="majorEastAsia"/>
-        </w:rPr>
-        <w:t xml:space="preserve"> id </w:t>
-      </w:r>
-      <w:r>
-        <w:rPr>
-          <w:rStyle w:val="g"/>
-          <w:rFonts w:eastAsiaTheme="majorEastAsia"/>
-        </w:rPr>
-        <w:t>=</w:t>
-      </w:r>
-      <w:r>
-        <w:rPr>
-          <w:rStyle w:val="HTMLCode"/>
-          <w:rFonts w:eastAsiaTheme="majorEastAsia"/>
-        </w:rPr>
-        <w:t xml:space="preserve"> $</w:t>
-      </w:r>
-      <w:r>
-        <w:rPr>
-          <w:rStyle w:val="j"/>
-        </w:rPr>
-        <w:t>1</w:t>
-      </w:r>
-    </w:p>
-    <w:p>
-      <w:pPr>
-        <w:pStyle w:val="NormalWeb"/>
-      </w:pPr>
-      <w:r>
-        <w:t>Now moderators can clear the queue.</w:t>
+        <w:t>Very lightweight.</w:t>
       </w:r>
     </w:p>
     <w:p>
@@ -29959,18 +31516,10 @@
     </w:p>
     <w:p>
       <w:pPr>
-        <w:pStyle w:val="Heading2"/>
-      </w:pPr>
-      <w:r>
-        <w:t>Then build the UI</w:t>
-      </w:r>
-    </w:p>
-    <w:p>
-      <w:pPr>
-        <w:pStyle w:val="NormalWeb"/>
-      </w:pPr>
-      <w:r>
-        <w:t>New page:</w:t>
+        <w:pStyle w:val="Heading1"/>
+      </w:pPr>
+      <w:r>
+        <w:t>Phase 6 — Notifications</w:t>
       </w:r>
     </w:p>
     <w:p>
@@ -29982,147 +31531,59 @@
           <w:rStyle w:val="HTMLCode"/>
           <w:rFonts w:eastAsiaTheme="majorEastAsia"/>
         </w:rPr>
-        <w:t>/</w:t>
-      </w:r>
-      <w:proofErr w:type="spellStart"/>
-      <w:r>
-        <w:rPr>
-          <w:rStyle w:val="HTMLCode"/>
-          <w:rFonts w:eastAsiaTheme="majorEastAsia"/>
-        </w:rPr>
-        <w:t>communityplus</w:t>
-      </w:r>
-      <w:proofErr w:type="spellEnd"/>
-      <w:r>
-        <w:rPr>
-          <w:rStyle w:val="HTMLCode"/>
-          <w:rFonts w:eastAsiaTheme="majorEastAsia"/>
-        </w:rPr>
-        <w:t>/moderation</w:t>
-      </w:r>
-    </w:p>
-    <w:p>
-      <w:pPr>
-        <w:pStyle w:val="NormalWeb"/>
-      </w:pPr>
-      <w:r>
-        <w:t>Query:</w:t>
-      </w:r>
-    </w:p>
-    <w:p>
-      <w:pPr>
-        <w:pStyle w:val="HTMLPreformatted"/>
-      </w:pPr>
-      <w:r>
-        <w:rPr>
-          <w:rStyle w:val="HTMLCode"/>
-          <w:rFonts w:eastAsiaTheme="majorEastAsia"/>
-        </w:rPr>
-        <w:t>GET /</w:t>
-      </w:r>
-      <w:proofErr w:type="spellStart"/>
-      <w:r>
-        <w:rPr>
-          <w:rStyle w:val="HTMLCode"/>
-          <w:rFonts w:eastAsiaTheme="majorEastAsia"/>
-        </w:rPr>
-        <w:t>api</w:t>
-      </w:r>
-      <w:proofErr w:type="spellEnd"/>
-      <w:r>
-        <w:rPr>
-          <w:rStyle w:val="HTMLCode"/>
-          <w:rFonts w:eastAsiaTheme="majorEastAsia"/>
-        </w:rPr>
-        <w:t>/moderation/posts</w:t>
-      </w:r>
-    </w:p>
-    <w:p>
-      <w:pPr>
-        <w:pStyle w:val="NormalWeb"/>
-      </w:pPr>
-      <w:r>
-        <w:t>Render:</w:t>
-      </w:r>
-    </w:p>
-    <w:p>
-      <w:pPr>
-        <w:pStyle w:val="HTMLPreformatted"/>
-      </w:pPr>
-      <w:r>
-        <w:rPr>
-          <w:rStyle w:val="HTMLCode"/>
-          <w:rFonts w:eastAsiaTheme="majorEastAsia"/>
-        </w:rPr>
-        <w:t>------------------------------------------------</w:t>
-      </w:r>
-      <w:r>
-        <w:br/>
-      </w:r>
-      <w:r>
-        <w:rPr>
-          <w:rStyle w:val="HTMLCode"/>
-          <w:rFonts w:eastAsiaTheme="majorEastAsia"/>
-        </w:rPr>
-        <w:t>Title</w:t>
-      </w:r>
-      <w:r>
-        <w:br/>
-      </w:r>
-      <w:r>
-        <w:rPr>
-          <w:rStyle w:val="HTMLCode"/>
-          <w:rFonts w:eastAsiaTheme="majorEastAsia"/>
-        </w:rPr>
-        <w:t>Reason</w:t>
-      </w:r>
-      <w:r>
-        <w:br/>
-      </w:r>
-      <w:r>
-        <w:rPr>
-          <w:rStyle w:val="HTMLCode"/>
-          <w:rFonts w:eastAsiaTheme="majorEastAsia"/>
-        </w:rPr>
-        <w:t>Labels</w:t>
-      </w:r>
-      <w:r>
-        <w:br/>
-      </w:r>
-      <w:r>
-        <w:rPr>
-          <w:rStyle w:val="HTMLCode"/>
-          <w:rFonts w:eastAsiaTheme="majorEastAsia"/>
-        </w:rPr>
-        <w:t>Created</w:t>
-      </w:r>
-      <w:r>
-        <w:br/>
-      </w:r>
-      <w:r>
-        <w:rPr>
-          <w:rStyle w:val="HTMLCode"/>
-          <w:rFonts w:eastAsiaTheme="majorEastAsia"/>
-        </w:rPr>
-        <w:t>[Approve] [Reject]</w:t>
-      </w:r>
-      <w:r>
-        <w:br/>
-      </w:r>
-      <w:r>
-        <w:rPr>
-          <w:rStyle w:val="HTMLCode"/>
-          <w:rFonts w:eastAsiaTheme="majorEastAsia"/>
-        </w:rPr>
-        <w:t>------------------------------------------------</w:t>
-      </w:r>
-    </w:p>
-    <w:p>
-      <w:pPr>
-        <w:pStyle w:val="NormalWeb"/>
-      </w:pPr>
-      <w:r>
-        <w:t>At MVP stage that's enough.</w:t>
+        <w:t>Someone replied</w:t>
+      </w:r>
+      <w:r>
+        <w:br/>
+      </w:r>
+      <w:r>
+        <w:br/>
+      </w:r>
+      <w:r>
+        <w:rPr>
+          <w:rStyle w:val="HTMLCode"/>
+          <w:rFonts w:eastAsiaTheme="majorEastAsia"/>
+        </w:rPr>
+        <w:t>Nearby incident</w:t>
+      </w:r>
+      <w:r>
+        <w:br/>
+      </w:r>
+      <w:r>
+        <w:br/>
+      </w:r>
+      <w:r>
+        <w:rPr>
+          <w:rStyle w:val="HTMLCode"/>
+          <w:rFonts w:eastAsiaTheme="majorEastAsia"/>
+        </w:rPr>
+        <w:t>Business responded</w:t>
+      </w:r>
+      <w:r>
+        <w:br/>
+      </w:r>
+      <w:r>
+        <w:br/>
+      </w:r>
+      <w:r>
+        <w:rPr>
+          <w:rStyle w:val="HTMLCode"/>
+          <w:rFonts w:eastAsiaTheme="majorEastAsia"/>
+        </w:rPr>
+        <w:t>Emergency nearby</w:t>
+      </w:r>
+      <w:r>
+        <w:br/>
+      </w:r>
+      <w:r>
+        <w:br/>
+      </w:r>
+      <w:r>
+        <w:rPr>
+          <w:rStyle w:val="HTMLCode"/>
+          <w:rFonts w:eastAsiaTheme="majorEastAsia"/>
+        </w:rPr>
+        <w:t>Verification approved</w:t>
       </w:r>
     </w:p>
     <w:p>
@@ -30134,10 +31595,613 @@
     </w:p>
     <w:p>
       <w:pPr>
+        <w:pStyle w:val="Heading1"/>
+      </w:pPr>
+      <w:r>
+        <w:t>Phase 7 — Wallet</w:t>
+      </w:r>
+    </w:p>
+    <w:p>
+      <w:pPr>
+        <w:pStyle w:val="NormalWeb"/>
+      </w:pPr>
+      <w:r>
+        <w:t>You already designed this.</w:t>
+      </w:r>
+    </w:p>
+    <w:p>
+      <w:pPr>
+        <w:pStyle w:val="HTMLPreformatted"/>
+      </w:pPr>
+      <w:r>
+        <w:rPr>
+          <w:rStyle w:val="HTMLCode"/>
+          <w:rFonts w:eastAsiaTheme="majorEastAsia"/>
+        </w:rPr>
+        <w:t>Points</w:t>
+      </w:r>
+      <w:r>
+        <w:br/>
+      </w:r>
+      <w:r>
+        <w:br/>
+      </w:r>
+      <w:r>
+        <w:rPr>
+          <w:rStyle w:val="HTMLCode"/>
+          <w:rFonts w:eastAsiaTheme="majorEastAsia"/>
+        </w:rPr>
+        <w:t>Community Tokens</w:t>
+      </w:r>
+      <w:r>
+        <w:br/>
+      </w:r>
+      <w:r>
+        <w:br/>
+      </w:r>
+      <w:r>
+        <w:rPr>
+          <w:rStyle w:val="HTMLCode"/>
+          <w:rFonts w:eastAsiaTheme="majorEastAsia"/>
+        </w:rPr>
+        <w:t>Rewards</w:t>
+      </w:r>
+      <w:r>
+        <w:br/>
+      </w:r>
+      <w:r>
+        <w:br/>
+      </w:r>
+      <w:r>
+        <w:rPr>
+          <w:rStyle w:val="HTMLCode"/>
+          <w:rFonts w:eastAsiaTheme="majorEastAsia"/>
+        </w:rPr>
+        <w:t>Subscriptions</w:t>
+      </w:r>
+    </w:p>
+    <w:p>
+      <w:r>
+        <w:pict>
+          <v:rect id="_x0000_i1109" style="width:0;height:1.5pt" o:hralign="center" o:hrstd="t" o:hr="t" fillcolor="#a0a0a0" stroked="f"/>
+        </w:pict>
+      </w:r>
+    </w:p>
+    <w:p>
+      <w:pPr>
+        <w:pStyle w:val="Heading1"/>
+      </w:pPr>
+      <w:r>
+        <w:t>Phase 8 — Beacon</w:t>
+      </w:r>
+    </w:p>
+    <w:p>
+      <w:pPr>
+        <w:pStyle w:val="NormalWeb"/>
+      </w:pPr>
+      <w:r>
+        <w:t>One of the features I'm most excited about.</w:t>
+      </w:r>
+    </w:p>
+    <w:p>
+      <w:pPr>
+        <w:pStyle w:val="NormalWeb"/>
+      </w:pPr>
+      <w:r>
+        <w:t>Imagine</w:t>
+      </w:r>
+    </w:p>
+    <w:p>
+      <w:pPr>
+        <w:pStyle w:val="HTMLPreformatted"/>
+      </w:pPr>
+      <w:r>
+        <w:rPr>
+          <w:rStyle w:val="HTMLCode"/>
+          <w:rFonts w:eastAsiaTheme="majorEastAsia"/>
+        </w:rPr>
+        <w:t>Emergency Beacon</w:t>
+      </w:r>
+      <w:r>
+        <w:br/>
+      </w:r>
+      <w:r>
+        <w:br/>
+      </w:r>
+      <w:r>
+        <w:rPr>
+          <w:rStyle w:val="HTMLCode"/>
+          <w:rFonts w:eastAsiaTheme="majorEastAsia"/>
+        </w:rPr>
+        <w:t>Verified</w:t>
+      </w:r>
+      <w:r>
+        <w:br/>
+      </w:r>
+      <w:r>
+        <w:br/>
+      </w:r>
+      <w:r>
+        <w:rPr>
+          <w:rStyle w:val="HTMLCode"/>
+          <w:rFonts w:eastAsiaTheme="majorEastAsia"/>
+        </w:rPr>
+        <w:t>GPS</w:t>
+      </w:r>
+      <w:r>
+        <w:br/>
+      </w:r>
+      <w:r>
+        <w:br/>
+      </w:r>
+      <w:r>
+        <w:rPr>
+          <w:rStyle w:val="HTMLCode"/>
+          <w:rFonts w:eastAsiaTheme="majorEastAsia"/>
+        </w:rPr>
+        <w:t>Live updates</w:t>
+      </w:r>
+      <w:r>
+        <w:br/>
+      </w:r>
+      <w:r>
+        <w:br/>
+      </w:r>
+      <w:r>
+        <w:rPr>
+          <w:rStyle w:val="HTMLCode"/>
+          <w:rFonts w:eastAsiaTheme="majorEastAsia"/>
+        </w:rPr>
+        <w:t>Police</w:t>
+      </w:r>
+      <w:r>
+        <w:br/>
+      </w:r>
+      <w:r>
+        <w:br/>
+      </w:r>
+      <w:r>
+        <w:rPr>
+          <w:rStyle w:val="HTMLCode"/>
+          <w:rFonts w:eastAsiaTheme="majorEastAsia"/>
+        </w:rPr>
+        <w:t>SES</w:t>
+      </w:r>
+      <w:r>
+        <w:br/>
+      </w:r>
+      <w:r>
+        <w:br/>
+      </w:r>
+      <w:r>
+        <w:rPr>
+          <w:rStyle w:val="HTMLCode"/>
+          <w:rFonts w:eastAsiaTheme="majorEastAsia"/>
+        </w:rPr>
+        <w:t>Fire</w:t>
+      </w:r>
+      <w:r>
+        <w:br/>
+      </w:r>
+      <w:r>
+        <w:br/>
+      </w:r>
+      <w:r>
+        <w:rPr>
+          <w:rStyle w:val="HTMLCode"/>
+          <w:rFonts w:eastAsiaTheme="majorEastAsia"/>
+        </w:rPr>
+        <w:t>Ambulance</w:t>
+      </w:r>
+    </w:p>
+    <w:p>
+      <w:pPr>
+        <w:pStyle w:val="NormalWeb"/>
+      </w:pPr>
+      <w:r>
+        <w:t>That could become a signature feature.</w:t>
+      </w:r>
+    </w:p>
+    <w:p>
+      <w:r>
+        <w:pict>
+          <v:rect id="_x0000_i1110" style="width:0;height:1.5pt" o:hralign="center" o:hrstd="t" o:hr="t" fillcolor="#a0a0a0" stroked="f"/>
+        </w:pict>
+      </w:r>
+    </w:p>
+    <w:p>
+      <w:pPr>
+        <w:pStyle w:val="Heading1"/>
+      </w:pPr>
+      <w:r>
+        <w:lastRenderedPageBreak/>
+        <w:t>Phase 9 — Business Advertising</w:t>
+      </w:r>
+    </w:p>
+    <w:p>
+      <w:pPr>
+        <w:pStyle w:val="NormalWeb"/>
+      </w:pPr>
+      <w:r>
+        <w:t>Your PAYG model.</w:t>
+      </w:r>
+    </w:p>
+    <w:p>
+      <w:pPr>
+        <w:pStyle w:val="HTMLPreformatted"/>
+      </w:pPr>
+      <w:r>
+        <w:rPr>
+          <w:rStyle w:val="HTMLCode"/>
+          <w:rFonts w:eastAsiaTheme="majorEastAsia"/>
+        </w:rPr>
+        <w:t>Create Ad</w:t>
+      </w:r>
+      <w:r>
+        <w:br/>
+      </w:r>
+      <w:r>
+        <w:br/>
+      </w:r>
+      <w:r>
+        <w:rPr>
+          <w:rStyle w:val="HTMLCode"/>
+          <w:rFonts w:eastAsiaTheme="majorEastAsia"/>
+        </w:rPr>
+        <w:t>Radius</w:t>
+      </w:r>
+      <w:r>
+        <w:br/>
+      </w:r>
+      <w:r>
+        <w:br/>
+      </w:r>
+      <w:r>
+        <w:rPr>
+          <w:rStyle w:val="HTMLCode"/>
+          <w:rFonts w:eastAsiaTheme="majorEastAsia"/>
+        </w:rPr>
+        <w:t>Budget</w:t>
+      </w:r>
+      <w:r>
+        <w:br/>
+      </w:r>
+      <w:r>
+        <w:br/>
+      </w:r>
+      <w:r>
+        <w:rPr>
+          <w:rStyle w:val="HTMLCode"/>
+          <w:rFonts w:eastAsiaTheme="majorEastAsia"/>
+        </w:rPr>
+        <w:t>Duration</w:t>
+      </w:r>
+      <w:r>
+        <w:br/>
+      </w:r>
+      <w:r>
+        <w:br/>
+      </w:r>
+      <w:r>
+        <w:rPr>
+          <w:rStyle w:val="HTMLCode"/>
+          <w:rFonts w:eastAsiaTheme="majorEastAsia"/>
+        </w:rPr>
+        <w:t>Preview</w:t>
+      </w:r>
+      <w:r>
+        <w:br/>
+      </w:r>
+      <w:r>
+        <w:br/>
+      </w:r>
+      <w:r>
+        <w:rPr>
+          <w:rStyle w:val="HTMLCode"/>
+          <w:rFonts w:eastAsiaTheme="majorEastAsia"/>
+        </w:rPr>
+        <w:t>Publish</w:t>
+      </w:r>
+    </w:p>
+    <w:p>
+      <w:pPr>
+        <w:pStyle w:val="NormalWeb"/>
+      </w:pPr>
+      <w:r>
+        <w:t>Very simple.</w:t>
+      </w:r>
+    </w:p>
+    <w:p>
+      <w:r>
+        <w:pict>
+          <v:rect id="_x0000_i1111" style="width:0;height:1.5pt" o:hralign="center" o:hrstd="t" o:hr="t" fillcolor="#a0a0a0" stroked="f"/>
+        </w:pict>
+      </w:r>
+    </w:p>
+    <w:p>
+      <w:pPr>
+        <w:pStyle w:val="Heading1"/>
+      </w:pPr>
+      <w:r>
+        <w:t>Phase 10 — Yellow Pages</w:t>
+      </w:r>
+    </w:p>
+    <w:p>
+      <w:pPr>
+        <w:pStyle w:val="NormalWeb"/>
+      </w:pPr>
+      <w:r>
+        <w:t>Eventually</w:t>
+      </w:r>
+    </w:p>
+    <w:p>
+      <w:pPr>
+        <w:pStyle w:val="HTMLPreformatted"/>
+      </w:pPr>
+      <w:r>
+        <w:rPr>
+          <w:rStyle w:val="HTMLCode"/>
+          <w:rFonts w:eastAsiaTheme="majorEastAsia"/>
+        </w:rPr>
+        <w:t>Verified businesses</w:t>
+      </w:r>
+      <w:r>
+        <w:br/>
+      </w:r>
+      <w:r>
+        <w:br/>
+      </w:r>
+      <w:r>
+        <w:rPr>
+          <w:rStyle w:val="HTMLCode"/>
+          <w:rFonts w:eastAsiaTheme="majorEastAsia"/>
+        </w:rPr>
+        <w:t>Opening hours</w:t>
+      </w:r>
+      <w:r>
+        <w:br/>
+      </w:r>
+      <w:r>
+        <w:br/>
+      </w:r>
+      <w:r>
+        <w:rPr>
+          <w:rStyle w:val="HTMLCode"/>
+          <w:rFonts w:eastAsiaTheme="majorEastAsia"/>
+        </w:rPr>
+        <w:t>Directions</w:t>
+      </w:r>
+      <w:r>
+        <w:br/>
+      </w:r>
+      <w:r>
+        <w:br/>
+      </w:r>
+      <w:r>
+        <w:rPr>
+          <w:rStyle w:val="HTMLCode"/>
+          <w:rFonts w:eastAsiaTheme="majorEastAsia"/>
+        </w:rPr>
+        <w:t>Nearby</w:t>
+      </w:r>
+      <w:r>
+        <w:br/>
+      </w:r>
+      <w:r>
+        <w:br/>
+      </w:r>
+      <w:r>
+        <w:rPr>
+          <w:rStyle w:val="HTMLCode"/>
+          <w:rFonts w:eastAsiaTheme="majorEastAsia"/>
+        </w:rPr>
+        <w:t>Categories</w:t>
+      </w:r>
+      <w:r>
+        <w:br/>
+      </w:r>
+      <w:r>
+        <w:br/>
+      </w:r>
+      <w:r>
+        <w:rPr>
+          <w:rStyle w:val="HTMLCode"/>
+          <w:rFonts w:eastAsiaTheme="majorEastAsia"/>
+        </w:rPr>
+        <w:t>Government</w:t>
+      </w:r>
+      <w:r>
+        <w:br/>
+      </w:r>
+      <w:r>
+        <w:br/>
+      </w:r>
+      <w:r>
+        <w:rPr>
+          <w:rStyle w:val="HTMLCode"/>
+          <w:rFonts w:eastAsiaTheme="majorEastAsia"/>
+        </w:rPr>
+        <w:t>Community Services</w:t>
+      </w:r>
+    </w:p>
+    <w:p>
+      <w:r>
+        <w:pict>
+          <v:rect id="_x0000_i1112" style="width:0;height:1.5pt" o:hralign="center" o:hrstd="t" o:hr="t" fillcolor="#a0a0a0" stroked="f"/>
+        </w:pict>
+      </w:r>
+    </w:p>
+    <w:p>
+      <w:pPr>
+        <w:pStyle w:val="Heading1"/>
+      </w:pPr>
+      <w:proofErr w:type="gramStart"/>
+      <w:r>
+        <w:t>Finally</w:t>
+      </w:r>
+      <w:proofErr w:type="gramEnd"/>
+      <w:r>
+        <w:t>...</w:t>
+      </w:r>
+    </w:p>
+    <w:p>
+      <w:pPr>
+        <w:pStyle w:val="NormalWeb"/>
+      </w:pPr>
+      <w:r>
+        <w:t>When the MVP is feature complete, I'd spend a week doing nothing but polish.</w:t>
+      </w:r>
+    </w:p>
+    <w:p>
+      <w:pPr>
+        <w:pStyle w:val="NormalWeb"/>
+      </w:pPr>
+      <w:r>
+        <w:t>Examples:</w:t>
+      </w:r>
+    </w:p>
+    <w:p>
+      <w:pPr>
+        <w:numPr>
+          <w:ilvl w:val="0"/>
+          <w:numId w:val="48"/>
+        </w:numPr>
+        <w:spacing w:before="100" w:beforeAutospacing="1" w:after="100" w:afterAutospacing="1" w:line="240" w:lineRule="auto"/>
+      </w:pPr>
+      <w:r>
+        <w:t xml:space="preserve">consistent spacing </w:t>
+      </w:r>
+    </w:p>
+    <w:p>
+      <w:pPr>
+        <w:numPr>
+          <w:ilvl w:val="0"/>
+          <w:numId w:val="48"/>
+        </w:numPr>
+        <w:spacing w:before="100" w:beforeAutospacing="1" w:after="100" w:afterAutospacing="1" w:line="240" w:lineRule="auto"/>
+      </w:pPr>
+      <w:r>
+        <w:t xml:space="preserve">typography </w:t>
+      </w:r>
+    </w:p>
+    <w:p>
+      <w:pPr>
+        <w:numPr>
+          <w:ilvl w:val="0"/>
+          <w:numId w:val="48"/>
+        </w:numPr>
+        <w:spacing w:before="100" w:beforeAutospacing="1" w:after="100" w:afterAutospacing="1" w:line="240" w:lineRule="auto"/>
+      </w:pPr>
+      <w:r>
+        <w:t xml:space="preserve">transitions </w:t>
+      </w:r>
+    </w:p>
+    <w:p>
+      <w:pPr>
+        <w:numPr>
+          <w:ilvl w:val="0"/>
+          <w:numId w:val="48"/>
+        </w:numPr>
+        <w:spacing w:before="100" w:beforeAutospacing="1" w:after="100" w:afterAutospacing="1" w:line="240" w:lineRule="auto"/>
+      </w:pPr>
+      <w:r>
+        <w:t xml:space="preserve">skeleton loading </w:t>
+      </w:r>
+    </w:p>
+    <w:p>
+      <w:pPr>
+        <w:numPr>
+          <w:ilvl w:val="0"/>
+          <w:numId w:val="48"/>
+        </w:numPr>
+        <w:spacing w:before="100" w:beforeAutospacing="1" w:after="100" w:afterAutospacing="1" w:line="240" w:lineRule="auto"/>
+      </w:pPr>
+      <w:r>
+        <w:t xml:space="preserve">empty states </w:t>
+      </w:r>
+    </w:p>
+    <w:p>
+      <w:pPr>
+        <w:numPr>
+          <w:ilvl w:val="0"/>
+          <w:numId w:val="48"/>
+        </w:numPr>
+        <w:spacing w:before="100" w:beforeAutospacing="1" w:after="100" w:afterAutospacing="1" w:line="240" w:lineRule="auto"/>
+      </w:pPr>
+      <w:r>
+        <w:t xml:space="preserve">error states </w:t>
+      </w:r>
+    </w:p>
+    <w:p>
+      <w:pPr>
+        <w:numPr>
+          <w:ilvl w:val="0"/>
+          <w:numId w:val="48"/>
+        </w:numPr>
+        <w:spacing w:before="100" w:beforeAutospacing="1" w:after="100" w:afterAutospacing="1" w:line="240" w:lineRule="auto"/>
+      </w:pPr>
+      <w:r>
+        <w:t xml:space="preserve">animations </w:t>
+      </w:r>
+    </w:p>
+    <w:p>
+      <w:pPr>
+        <w:numPr>
+          <w:ilvl w:val="0"/>
+          <w:numId w:val="48"/>
+        </w:numPr>
+        <w:spacing w:before="100" w:beforeAutospacing="1" w:after="100" w:afterAutospacing="1" w:line="240" w:lineRule="auto"/>
+      </w:pPr>
+      <w:r>
+        <w:t xml:space="preserve">keyboard shortcuts </w:t>
+      </w:r>
+    </w:p>
+    <w:p>
+      <w:pPr>
+        <w:numPr>
+          <w:ilvl w:val="0"/>
+          <w:numId w:val="48"/>
+        </w:numPr>
+        <w:spacing w:before="100" w:beforeAutospacing="1" w:after="100" w:afterAutospacing="1" w:line="240" w:lineRule="auto"/>
+      </w:pPr>
+      <w:r>
+        <w:lastRenderedPageBreak/>
+        <w:t xml:space="preserve">accessibility </w:t>
+      </w:r>
+    </w:p>
+    <w:p>
+      <w:pPr>
+        <w:numPr>
+          <w:ilvl w:val="0"/>
+          <w:numId w:val="48"/>
+        </w:numPr>
+        <w:spacing w:before="100" w:beforeAutospacing="1" w:after="100" w:afterAutospacing="1" w:line="240" w:lineRule="auto"/>
+      </w:pPr>
+      <w:r>
+        <w:t xml:space="preserve">responsive layouts </w:t>
+      </w:r>
+    </w:p>
+    <w:p>
+      <w:pPr>
+        <w:pStyle w:val="NormalWeb"/>
+      </w:pPr>
+      <w:r>
+        <w:t>Those details are what make an app feel premium.</w:t>
+      </w:r>
+    </w:p>
+    <w:p>
+      <w:r>
+        <w:pict>
+          <v:rect id="_x0000_i1113" style="width:0;height:1.5pt" o:hralign="center" o:hrstd="t" o:hr="t" fillcolor="#a0a0a0" stroked="f"/>
+        </w:pict>
+      </w:r>
+    </w:p>
+    <w:p>
+      <w:pPr>
         <w:pStyle w:val="Heading2"/>
       </w:pPr>
       <w:r>
-        <w:t>After that</w:t>
+        <w:t>Where I think you are today</w:t>
       </w:r>
     </w:p>
     <w:p>
@@ -30145,7 +32209,7 @@
         <w:pStyle w:val="NormalWeb"/>
       </w:pPr>
       <w:r>
-        <w:t>Your next AWS milestone is:</w:t>
+        <w:t>If I had to estimate:</w:t>
       </w:r>
     </w:p>
     <w:p>
@@ -30157,156 +32221,806 @@
           <w:rStyle w:val="HTMLCode"/>
           <w:rFonts w:eastAsiaTheme="majorEastAsia"/>
         </w:rPr>
-        <w:t>Phase 2</w:t>
-      </w:r>
-      <w:r>
-        <w:br/>
-      </w:r>
-      <w:r>
-        <w:rPr>
-          <w:rStyle w:val="HTMLCode"/>
-          <w:rFonts w:eastAsiaTheme="majorEastAsia"/>
-        </w:rPr>
-        <w:t>────────────</w:t>
-      </w:r>
-      <w:r>
-        <w:br/>
-      </w:r>
-      <w:r>
-        <w:rPr>
-          <w:rStyle w:val="HTMLCode"/>
-          <w:rFonts w:eastAsiaTheme="majorEastAsia"/>
-        </w:rPr>
-        <w:t>S3 Upload</w:t>
-      </w:r>
-      <w:r>
-        <w:br/>
-      </w:r>
-      <w:r>
-        <w:rPr>
-          <w:rStyle w:val="HTMLCode"/>
-          <w:rFonts w:eastAsiaTheme="majorEastAsia"/>
-        </w:rPr>
+        <w:t>Infrastructure        ██████████ 100%</w:t>
+      </w:r>
+      <w:r>
+        <w:br/>
+      </w:r>
+      <w:r>
+        <w:br/>
+      </w:r>
+      <w:r>
+        <w:rPr>
+          <w:rStyle w:val="HTMLCode"/>
+          <w:rFonts w:eastAsiaTheme="majorEastAsia"/>
+        </w:rPr>
+        <w:t>Authentication        ██████████ 100%</w:t>
+      </w:r>
+      <w:r>
+        <w:br/>
+      </w:r>
+      <w:r>
+        <w:br/>
+      </w:r>
+      <w:r>
+        <w:rPr>
+          <w:rStyle w:val="HTMLCode"/>
+          <w:rFonts w:eastAsiaTheme="majorEastAsia"/>
+        </w:rPr>
+        <w:t>Profile               █████████░  95%</w:t>
+      </w:r>
+      <w:r>
+        <w:br/>
+      </w:r>
+      <w:r>
+        <w:br/>
+      </w:r>
+      <w:r>
+        <w:rPr>
+          <w:rStyle w:val="HTMLCode"/>
+          <w:rFonts w:eastAsiaTheme="majorEastAsia"/>
+        </w:rPr>
+        <w:t>Payments              ████████░░  80%</w:t>
+      </w:r>
+      <w:r>
+        <w:br/>
+      </w:r>
+      <w:r>
+        <w:br/>
+      </w:r>
+      <w:r>
+        <w:rPr>
+          <w:rStyle w:val="HTMLCode"/>
+          <w:rFonts w:eastAsiaTheme="majorEastAsia"/>
+        </w:rPr>
+        <w:t>Social Verification   ██████████ 100%</w:t>
+      </w:r>
+      <w:r>
+        <w:br/>
+      </w:r>
+      <w:r>
+        <w:br/>
+      </w:r>
+      <w:r>
+        <w:rPr>
+          <w:rStyle w:val="HTMLCode"/>
+          <w:rFonts w:eastAsiaTheme="majorEastAsia"/>
+        </w:rPr>
+        <w:t>Maps                  █████████░  90%</w:t>
+      </w:r>
+      <w:r>
+        <w:br/>
+      </w:r>
+      <w:r>
+        <w:br/>
+      </w:r>
+      <w:r>
+        <w:rPr>
+          <w:rStyle w:val="HTMLCode"/>
+          <w:rFonts w:eastAsiaTheme="majorEastAsia"/>
+        </w:rPr>
+        <w:t>Business Directory    ████████░░  80%</w:t>
+      </w:r>
+      <w:r>
+        <w:br/>
+      </w:r>
+      <w:r>
+        <w:br/>
+      </w:r>
+      <w:r>
+        <w:rPr>
+          <w:rStyle w:val="HTMLCode"/>
+          <w:rFonts w:eastAsiaTheme="majorEastAsia"/>
+        </w:rPr>
+        <w:t>Feed                  ███░░░░░░░  30%</w:t>
+      </w:r>
+      <w:r>
+        <w:br/>
+      </w:r>
+      <w:r>
+        <w:br/>
+      </w:r>
+      <w:r>
+        <w:rPr>
+          <w:rStyle w:val="HTMLCode"/>
+          <w:rFonts w:eastAsiaTheme="majorEastAsia"/>
+        </w:rPr>
+        <w:t>Messaging             ░░░░░░░░░░   0%</w:t>
+      </w:r>
+      <w:r>
+        <w:br/>
+      </w:r>
+      <w:r>
+        <w:br/>
+      </w:r>
+      <w:r>
+        <w:rPr>
+          <w:rStyle w:val="HTMLCode"/>
+          <w:rFonts w:eastAsiaTheme="majorEastAsia"/>
+        </w:rPr>
+        <w:t>Beacon                ░░░░░░░░░░   0%</w:t>
+      </w:r>
+    </w:p>
+    <w:p>
+      <w:pPr>
+        <w:pStyle w:val="NormalWeb"/>
+      </w:pPr>
+      <w:proofErr w:type="spellStart"/>
+      <w:r>
+        <w:t>src</w:t>
+      </w:r>
+      <w:proofErr w:type="spellEnd"/>
+      <w:r>
+        <w:t>/</w:t>
+      </w:r>
+    </w:p>
+    <w:p>
+      <w:pPr>
+        <w:pStyle w:val="NormalWeb"/>
+      </w:pPr>
+      <w:r>
+        <w:t xml:space="preserve"> ├── controllers/</w:t>
+      </w:r>
+    </w:p>
+    <w:p>
+      <w:pPr>
+        <w:pStyle w:val="NormalWeb"/>
+      </w:pPr>
+      <w:r>
+        <w:t xml:space="preserve"> │      profileController.js        &lt;-- HTTP only</w:t>
+      </w:r>
+    </w:p>
+    <w:p>
+      <w:pPr>
+        <w:pStyle w:val="NormalWeb"/>
+      </w:pPr>
+      <w:r>
+        <w:t xml:space="preserve"> │</w:t>
+      </w:r>
+    </w:p>
+    <w:p>
+      <w:pPr>
+        <w:pStyle w:val="NormalWeb"/>
+      </w:pPr>
+      <w:r>
+        <w:t xml:space="preserve"> ├── services/</w:t>
+      </w:r>
+    </w:p>
+    <w:p>
+      <w:pPr>
+        <w:pStyle w:val="NormalWeb"/>
+      </w:pPr>
+      <w:r>
+        <w:t xml:space="preserve"> │      profileService.js           &lt;-- business logic</w:t>
+      </w:r>
+    </w:p>
+    <w:p>
+      <w:pPr>
+        <w:pStyle w:val="NormalWeb"/>
+      </w:pPr>
+      <w:r>
+        <w:t xml:space="preserve"> │</w:t>
+      </w:r>
+    </w:p>
+    <w:p>
+      <w:pPr>
+        <w:pStyle w:val="NormalWeb"/>
+      </w:pPr>
+      <w:r>
+        <w:t xml:space="preserve"> ├── repositories/</w:t>
+      </w:r>
+    </w:p>
+    <w:p>
+      <w:pPr>
+        <w:pStyle w:val="NormalWeb"/>
+      </w:pPr>
+      <w:r>
+        <w:t xml:space="preserve"> │      profileRepository.js        &lt;-- SQL only</w:t>
+      </w:r>
+    </w:p>
+    <w:p>
+      <w:pPr>
+        <w:pStyle w:val="NormalWeb"/>
+      </w:pPr>
+      <w:r>
+        <w:t xml:space="preserve"> │      organisationRepository.js</w:t>
+      </w:r>
+    </w:p>
+    <w:p>
+      <w:pPr>
+        <w:pStyle w:val="NormalWeb"/>
+      </w:pPr>
+      <w:r>
+        <w:t xml:space="preserve"> │</w:t>
+      </w:r>
+    </w:p>
+    <w:p>
+      <w:pPr>
+        <w:pStyle w:val="NormalWeb"/>
+      </w:pPr>
+      <w:r>
+        <w:lastRenderedPageBreak/>
+        <w:t xml:space="preserve"> ├── mappers/</w:t>
+      </w:r>
+    </w:p>
+    <w:p>
+      <w:pPr>
+        <w:pStyle w:val="NormalWeb"/>
+      </w:pPr>
+      <w:r>
+        <w:t xml:space="preserve"> │      rowToProfile.js</w:t>
+      </w:r>
+    </w:p>
+    <w:p>
+      <w:pPr>
+        <w:pStyle w:val="NormalWeb"/>
+      </w:pPr>
+      <w:r>
+        <w:t xml:space="preserve"> │      profileToRow.js</w:t>
+      </w:r>
+    </w:p>
+    <w:p>
+      <w:pPr>
+        <w:pStyle w:val="NormalWeb"/>
+      </w:pPr>
+      <w:r>
+        <w:t xml:space="preserve"> │      normalizeProfile.js</w:t>
+      </w:r>
+    </w:p>
+    <w:p>
+      <w:pPr>
+        <w:pStyle w:val="NormalWeb"/>
+      </w:pPr>
+      <w:r>
+        <w:t xml:space="preserve"> │</w:t>
+      </w:r>
+    </w:p>
+    <w:p>
+      <w:pPr>
+        <w:pStyle w:val="NormalWeb"/>
+      </w:pPr>
+      <w:r>
+        <w:t xml:space="preserve"> └── </w:t>
+      </w:r>
+      <w:proofErr w:type="spellStart"/>
+      <w:r>
+        <w:t>utils</w:t>
+      </w:r>
+      <w:proofErr w:type="spellEnd"/>
+      <w:r>
+        <w:t>/</w:t>
+      </w:r>
+    </w:p>
+    <w:p>
+      <w:pPr>
+        <w:pStyle w:val="NormalWeb"/>
+      </w:pPr>
+      <w:r>
+        <w:t xml:space="preserve">        profileHelpers.js</w:t>
+      </w:r>
+    </w:p>
+    <w:p>
+      <w:pPr>
+        <w:pStyle w:val="NormalWeb"/>
+      </w:pPr>
+    </w:p>
+    <w:p>
+      <w:pPr>
+        <w:pStyle w:val="NormalWeb"/>
+      </w:pPr>
+      <w:r>
+        <w:t>backend/</w:t>
+      </w:r>
+    </w:p>
+    <w:p>
+      <w:pPr>
+        <w:pStyle w:val="NormalWeb"/>
+      </w:pPr>
+      <w:r>
+        <w:t>│</w:t>
+      </w:r>
+    </w:p>
+    <w:p>
+      <w:pPr>
+        <w:pStyle w:val="NormalWeb"/>
+      </w:pPr>
+      <w:r>
+        <w:t>├── controllers/</w:t>
+      </w:r>
+    </w:p>
+    <w:p>
+      <w:pPr>
+        <w:pStyle w:val="NormalWeb"/>
+      </w:pPr>
+      <w:r>
+        <w:t>│     profileController.js</w:t>
+      </w:r>
+    </w:p>
+    <w:p>
+      <w:pPr>
+        <w:pStyle w:val="NormalWeb"/>
+      </w:pPr>
+      <w:r>
+        <w:t>│</w:t>
+      </w:r>
+    </w:p>
+    <w:p>
+      <w:pPr>
+        <w:pStyle w:val="NormalWeb"/>
+      </w:pPr>
+      <w:r>
+        <w:t>├── services/</w:t>
+      </w:r>
+    </w:p>
+    <w:p>
+      <w:pPr>
+        <w:pStyle w:val="NormalWeb"/>
+      </w:pPr>
+      <w:r>
+        <w:t>│     profileService.js</w:t>
+      </w:r>
+    </w:p>
+    <w:p>
+      <w:pPr>
+        <w:pStyle w:val="NormalWeb"/>
+      </w:pPr>
+      <w:r>
+        <w:t>│     organisationService.js</w:t>
+      </w:r>
+    </w:p>
+    <w:p>
+      <w:pPr>
+        <w:pStyle w:val="NormalWeb"/>
+      </w:pPr>
+      <w:r>
+        <w:t>│</w:t>
+      </w:r>
+    </w:p>
+    <w:p>
+      <w:pPr>
+        <w:pStyle w:val="NormalWeb"/>
+      </w:pPr>
+      <w:r>
+        <w:t>├── repositories/</w:t>
+      </w:r>
+    </w:p>
+    <w:p>
+      <w:pPr>
+        <w:pStyle w:val="NormalWeb"/>
+      </w:pPr>
+      <w:r>
+        <w:t>│     profileRepository.js</w:t>
+      </w:r>
+    </w:p>
+    <w:p>
+      <w:pPr>
+        <w:pStyle w:val="NormalWeb"/>
+      </w:pPr>
+      <w:r>
+        <w:t>│     organisationRepository.js</w:t>
+      </w:r>
+    </w:p>
+    <w:p>
+      <w:pPr>
+        <w:pStyle w:val="NormalWeb"/>
+      </w:pPr>
+      <w:r>
+        <w:t>│</w:t>
+      </w:r>
+    </w:p>
+    <w:p>
+      <w:pPr>
+        <w:pStyle w:val="NormalWeb"/>
+      </w:pPr>
+      <w:r>
+        <w:t>├── mappers/</w:t>
+      </w:r>
+    </w:p>
+    <w:p>
+      <w:pPr>
+        <w:pStyle w:val="NormalWeb"/>
+      </w:pPr>
+      <w:r>
+        <w:t>│     profileMapper.js</w:t>
+      </w:r>
+    </w:p>
+    <w:p>
+      <w:pPr>
+        <w:pStyle w:val="NormalWeb"/>
+      </w:pPr>
+      <w:r>
+        <w:t>│     organisationMapper.js</w:t>
+      </w:r>
+    </w:p>
+    <w:p>
+      <w:pPr>
+        <w:pStyle w:val="NormalWeb"/>
+      </w:pPr>
+      <w:r>
+        <w:t>│</w:t>
+      </w:r>
+    </w:p>
+    <w:p>
+      <w:pPr>
+        <w:pStyle w:val="NormalWeb"/>
+      </w:pPr>
+      <w:r>
+        <w:lastRenderedPageBreak/>
+        <w:t>├── helpers/</w:t>
+      </w:r>
+    </w:p>
+    <w:p>
+      <w:pPr>
+        <w:pStyle w:val="NormalWeb"/>
+      </w:pPr>
+      <w:r>
+        <w:t>│     profileHelpers.js</w:t>
+      </w:r>
+    </w:p>
+    <w:p>
+      <w:pPr>
+        <w:pStyle w:val="NormalWeb"/>
+      </w:pPr>
+      <w:r>
+        <w:t>│</w:t>
+      </w:r>
+    </w:p>
+    <w:p>
+      <w:pPr>
+        <w:pStyle w:val="NormalWeb"/>
+      </w:pPr>
+      <w:r>
+        <w:t>└── validation/</w:t>
+      </w:r>
+    </w:p>
+    <w:p>
+      <w:pPr>
+        <w:pStyle w:val="NormalWeb"/>
+      </w:pPr>
+      <w:r>
+        <w:t xml:space="preserve">      profileValidation.js</w:t>
+      </w:r>
+    </w:p>
+    <w:p>
+      <w:pPr>
+        <w:pStyle w:val="NormalWeb"/>
+      </w:pPr>
+    </w:p>
+    <w:p>
+      <w:pPr>
+        <w:pStyle w:val="NormalWeb"/>
+      </w:pPr>
+      <w:r>
+        <w:t>Profile, Organisation, Identity, Business, Messaging</w:t>
+      </w:r>
+    </w:p>
+    <w:p>
+      <w:pPr>
+        <w:pStyle w:val="NormalWeb"/>
+      </w:pPr>
+    </w:p>
+    <w:p>
+      <w:pPr>
+        <w:pStyle w:val="NormalWeb"/>
+      </w:pPr>
+      <w:r>
+        <w:rPr>
+          <w:rFonts w:ascii="Segoe UI Symbol" w:hAnsi="Segoe UI Symbol" w:cs="Segoe UI Symbol"/>
+        </w:rPr>
+        <w:t>✅</w:t>
+      </w:r>
+      <w:r>
+        <w:t xml:space="preserve"> Profile Domain</w:t>
+      </w:r>
+    </w:p>
+    <w:p>
+      <w:pPr>
+        <w:pStyle w:val="NormalWeb"/>
+      </w:pPr>
+    </w:p>
+    <w:p>
+      <w:pPr>
+        <w:pStyle w:val="NormalWeb"/>
+      </w:pPr>
+      <w:r>
         <w:t>↓</w:t>
       </w:r>
-      <w:r>
-        <w:br/>
-      </w:r>
-      <w:r>
-        <w:rPr>
-          <w:rStyle w:val="HTMLCode"/>
-          <w:rFonts w:eastAsiaTheme="majorEastAsia"/>
-        </w:rPr>
-        <w:t>Lambda</w:t>
-      </w:r>
-      <w:r>
-        <w:br/>
-      </w:r>
-      <w:r>
-        <w:rPr>
-          <w:rStyle w:val="HTMLCode"/>
-          <w:rFonts w:eastAsiaTheme="majorEastAsia"/>
-        </w:rPr>
+    </w:p>
+    <w:p>
+      <w:pPr>
+        <w:pStyle w:val="NormalWeb"/>
+      </w:pPr>
+    </w:p>
+    <w:p>
+      <w:pPr>
+        <w:pStyle w:val="NormalWeb"/>
+      </w:pPr>
+      <w:r>
+        <w:t>Organisation Domain</w:t>
+      </w:r>
+    </w:p>
+    <w:p>
+      <w:pPr>
+        <w:pStyle w:val="NormalWeb"/>
+      </w:pPr>
+    </w:p>
+    <w:p>
+      <w:pPr>
+        <w:pStyle w:val="NormalWeb"/>
+      </w:pPr>
+      <w:r>
         <w:t>↓</w:t>
       </w:r>
-      <w:r>
-        <w:br/>
-      </w:r>
-      <w:proofErr w:type="spellStart"/>
-      <w:r>
-        <w:rPr>
-          <w:rStyle w:val="HTMLCode"/>
-          <w:rFonts w:eastAsiaTheme="majorEastAsia"/>
-        </w:rPr>
-        <w:t>Rekognition</w:t>
-      </w:r>
-      <w:proofErr w:type="spellEnd"/>
-      <w:r>
-        <w:br/>
-      </w:r>
-      <w:r>
-        <w:rPr>
-          <w:rStyle w:val="HTMLCode"/>
-          <w:rFonts w:eastAsiaTheme="majorEastAsia"/>
-        </w:rPr>
-        <w:lastRenderedPageBreak/>
+    </w:p>
+    <w:p>
+      <w:pPr>
+        <w:pStyle w:val="NormalWeb"/>
+      </w:pPr>
+    </w:p>
+    <w:p>
+      <w:pPr>
+        <w:pStyle w:val="NormalWeb"/>
+      </w:pPr>
+      <w:r>
+        <w:t>Identity Domain</w:t>
+      </w:r>
+    </w:p>
+    <w:p>
+      <w:pPr>
+        <w:pStyle w:val="NormalWeb"/>
+      </w:pPr>
+    </w:p>
+    <w:p>
+      <w:pPr>
+        <w:pStyle w:val="NormalWeb"/>
+      </w:pPr>
+      <w:r>
         <w:t>↓</w:t>
       </w:r>
-      <w:r>
-        <w:br/>
-      </w:r>
-      <w:r>
-        <w:rPr>
-          <w:rStyle w:val="HTMLCode"/>
-          <w:rFonts w:eastAsiaTheme="majorEastAsia"/>
-        </w:rPr>
-        <w:t>Update moderation status</w:t>
-      </w:r>
     </w:p>
     <w:p>
       <w:pPr>
         <w:pStyle w:val="NormalWeb"/>
       </w:pPr>
-      <w:r>
-        <w:t>for:</w:t>
-      </w:r>
-    </w:p>
-    <w:p>
-      <w:pPr>
-        <w:pStyle w:val="HTMLPreformatted"/>
-      </w:pPr>
-      <w:r>
-        <w:rPr>
-          <w:rStyle w:val="HTMLCode"/>
-          <w:rFonts w:eastAsiaTheme="majorEastAsia"/>
-        </w:rPr>
-        <w:t>Images</w:t>
-      </w:r>
     </w:p>
     <w:p>
       <w:pPr>
         <w:pStyle w:val="NormalWeb"/>
       </w:pPr>
       <w:r>
-        <w:t>before moving on to:</w:t>
-      </w:r>
-    </w:p>
-    <w:p>
-      <w:pPr>
-        <w:pStyle w:val="HTMLPreformatted"/>
-      </w:pPr>
-      <w:r>
-        <w:rPr>
-          <w:rStyle w:val="HTMLCode"/>
-          <w:rFonts w:eastAsiaTheme="majorEastAsia"/>
-        </w:rPr>
-        <w:t>Video</w:t>
-      </w:r>
-      <w:r>
-        <w:br/>
-      </w:r>
-      <w:r>
-        <w:rPr>
-          <w:rStyle w:val="HTMLCode"/>
-          <w:rFonts w:eastAsiaTheme="majorEastAsia"/>
-        </w:rPr>
-        <w:t>Audio</w:t>
-      </w:r>
-      <w:r>
-        <w:br/>
-      </w:r>
-      <w:r>
-        <w:rPr>
-          <w:rStyle w:val="HTMLCode"/>
-          <w:rFonts w:eastAsiaTheme="majorEastAsia"/>
-        </w:rPr>
-        <w:t>Documents</w:t>
+        <w:t>Business Dashboard</w:t>
       </w:r>
     </w:p>
     <w:p>
       <w:pPr>
         <w:pStyle w:val="NormalWeb"/>
       </w:pPr>
+    </w:p>
+    <w:p>
+      <w:pPr>
+        <w:pStyle w:val="NormalWeb"/>
+      </w:pPr>
+      <w:r>
+        <w:t>↓</w:t>
+      </w:r>
+    </w:p>
+    <w:p>
+      <w:pPr>
+        <w:pStyle w:val="NormalWeb"/>
+      </w:pPr>
+    </w:p>
+    <w:p>
+      <w:pPr>
+        <w:pStyle w:val="NormalWeb"/>
+      </w:pPr>
+      <w:r>
+        <w:t>Advertising</w:t>
+      </w:r>
+    </w:p>
+    <w:p>
+      <w:pPr>
+        <w:pStyle w:val="NormalWeb"/>
+      </w:pPr>
+    </w:p>
+    <w:p>
+      <w:pPr>
+        <w:pStyle w:val="NormalWeb"/>
+      </w:pPr>
+      <w:r>
+        <w:t>↓</w:t>
+      </w:r>
+    </w:p>
+    <w:p>
+      <w:pPr>
+        <w:pStyle w:val="NormalWeb"/>
+      </w:pPr>
+    </w:p>
+    <w:p>
+      <w:pPr>
+        <w:pStyle w:val="NormalWeb"/>
+      </w:pPr>
+      <w:r>
+        <w:t>Messaging</w:t>
+      </w:r>
+    </w:p>
+    <w:p>
+      <w:pPr>
+        <w:pStyle w:val="NormalWeb"/>
+      </w:pPr>
+    </w:p>
+    <w:p>
+      <w:pPr>
+        <w:pStyle w:val="NormalWeb"/>
+      </w:pPr>
+      <w:r>
+        <w:t>↓</w:t>
+      </w:r>
+    </w:p>
+    <w:p>
+      <w:pPr>
+        <w:pStyle w:val="NormalWeb"/>
+      </w:pPr>
+    </w:p>
+    <w:p>
+      <w:pPr>
+        <w:pStyle w:val="NormalWeb"/>
+      </w:pPr>
+      <w:r>
+        <w:t>Wallet</w:t>
+      </w:r>
+    </w:p>
+    <w:p>
+      <w:pPr>
+        <w:pStyle w:val="NormalWeb"/>
+      </w:pPr>
+    </w:p>
+    <w:p>
+      <w:pPr>
+        <w:pStyle w:val="NormalWeb"/>
+      </w:pPr>
+      <w:r>
+        <w:t>↓</w:t>
+      </w:r>
+    </w:p>
+    <w:p>
+      <w:pPr>
+        <w:pStyle w:val="NormalWeb"/>
+      </w:pPr>
+    </w:p>
+    <w:p>
+      <w:pPr>
+        <w:pStyle w:val="NormalWeb"/>
+      </w:pPr>
+      <w:r>
+        <w:t>Community Points</w:t>
+      </w:r>
+    </w:p>
+    <w:p>
+      <w:pPr>
+        <w:pStyle w:val="NormalWeb"/>
+      </w:pPr>
+    </w:p>
+    <w:p>
+      <w:pPr>
+        <w:pStyle w:val="NormalWeb"/>
+      </w:pPr>
+      <w:r>
+        <w:t>↓</w:t>
+      </w:r>
+    </w:p>
+    <w:p>
+      <w:pPr>
+        <w:pStyle w:val="NormalWeb"/>
+      </w:pPr>
+    </w:p>
+    <w:p>
+      <w:pPr>
+        <w:pStyle w:val="NormalWeb"/>
+      </w:pPr>
+      <w:r>
+        <w:t>AI</w:t>
+      </w:r>
+    </w:p>
+    <w:p>
+      <w:pPr>
+        <w:pStyle w:val="NormalWeb"/>
+      </w:pPr>
+    </w:p>
+    <w:p>
+      <w:pPr>
+        <w:pStyle w:val="NormalWeb"/>
+      </w:pPr>
+      <w:r>
+        <w:t>profileHelpers.js</w:t>
+      </w:r>
+    </w:p>
+    <w:p>
+      <w:pPr>
+        <w:pStyle w:val="NormalWeb"/>
+      </w:pPr>
+      <w:r>
+        <w:t xml:space="preserve">├── exports </w:t>
+      </w:r>
+      <w:proofErr w:type="spellStart"/>
+      <w:r>
+        <w:t>cleanString</w:t>
+      </w:r>
+      <w:proofErr w:type="spellEnd"/>
+    </w:p>
+    <w:p>
+      <w:pPr>
+        <w:pStyle w:val="NormalWeb"/>
+      </w:pPr>
+      <w:r>
+        <w:t xml:space="preserve">├── exports </w:t>
+      </w:r>
+      <w:proofErr w:type="spellStart"/>
+      <w:r>
+        <w:t>normaliseAccountType</w:t>
+      </w:r>
+      <w:proofErr w:type="spellEnd"/>
+    </w:p>
+    <w:p>
+      <w:pPr>
+        <w:pStyle w:val="NormalWeb"/>
+      </w:pPr>
+      <w:r>
+        <w:t xml:space="preserve">├── exports </w:t>
+      </w:r>
+      <w:proofErr w:type="spellStart"/>
+      <w:r>
+        <w:t>getUserId</w:t>
+      </w:r>
+      <w:proofErr w:type="spellEnd"/>
+    </w:p>
+    <w:p>
+      <w:pPr>
+        <w:pStyle w:val="NormalWeb"/>
+      </w:pPr>
+      <w:r>
+        <w:t xml:space="preserve">├── exports </w:t>
+      </w:r>
+      <w:proofErr w:type="spellStart"/>
+      <w:r>
+        <w:t>isBusinessType</w:t>
+      </w:r>
+      <w:proofErr w:type="spellEnd"/>
+    </w:p>
+    <w:p>
+      <w:pPr>
+        <w:pStyle w:val="NormalWeb"/>
+      </w:pPr>
+      <w:r>
+        <w:t xml:space="preserve">├── exports </w:t>
+      </w:r>
+      <w:proofErr w:type="spellStart"/>
+      <w:r>
+        <w:t>pickProfileFields</w:t>
+      </w:r>
+      <w:proofErr w:type="spellEnd"/>
+    </w:p>
+    <w:p>
+      <w:pPr>
+        <w:pStyle w:val="NormalWeb"/>
+      </w:pPr>
+      <w:r>
+        <w:t xml:space="preserve">├── exports </w:t>
+      </w:r>
+      <w:proofErr w:type="spellStart"/>
+      <w:r>
+        <w:t>pickOrganisationFields</w:t>
+      </w:r>
+      <w:proofErr w:type="spellEnd"/>
+    </w:p>
+    <w:p>
+      <w:pPr>
+        <w:pStyle w:val="NormalWeb"/>
+      </w:pPr>
+      <w:r>
+        <w:t>└── imports ACCOUNT_TYPES</w:t>
+      </w:r>
+      <w:bookmarkStart w:id="2" w:name="_GoBack"/>
+      <w:bookmarkEnd w:id="2"/>
     </w:p>
     <w:sectPr>
       <w:pgSz w:w="11906" w:h="16838"/>
@@ -31004,9 +33718,9 @@
     </w:lvl>
   </w:abstractNum>
   <w:abstractNum w:abstractNumId="5" w15:restartNumberingAfterBreak="0">
-    <w:nsid w:val="0D2E402D"/>
+    <w:nsid w:val="0C6661B4"/>
     <w:multiLevelType w:val="multilevel"/>
-    <w:tmpl w:val="839EBC22"/>
+    <w:tmpl w:val="0D6432DC"/>
     <w:lvl w:ilvl="0">
       <w:start w:val="1"/>
       <w:numFmt w:val="bullet"/>
@@ -31153,9 +33867,9 @@
     </w:lvl>
   </w:abstractNum>
   <w:abstractNum w:abstractNumId="6" w15:restartNumberingAfterBreak="0">
-    <w:nsid w:val="0E0C212E"/>
+    <w:nsid w:val="0D2E402D"/>
     <w:multiLevelType w:val="multilevel"/>
-    <w:tmpl w:val="29FC282E"/>
+    <w:tmpl w:val="839EBC22"/>
     <w:lvl w:ilvl="0">
       <w:start w:val="1"/>
       <w:numFmt w:val="bullet"/>
@@ -31302,6 +34016,155 @@
     </w:lvl>
   </w:abstractNum>
   <w:abstractNum w:abstractNumId="7" w15:restartNumberingAfterBreak="0">
+    <w:nsid w:val="0E0C212E"/>
+    <w:multiLevelType w:val="multilevel"/>
+    <w:tmpl w:val="29FC282E"/>
+    <w:lvl w:ilvl="0">
+      <w:start w:val="1"/>
+      <w:numFmt w:val="bullet"/>
+      <w:lvlText w:val=""/>
+      <w:lvlJc w:val="left"/>
+      <w:pPr>
+        <w:tabs>
+          <w:tab w:val="num" w:pos="720"/>
+        </w:tabs>
+        <w:ind w:left="720" w:hanging="360"/>
+      </w:pPr>
+      <w:rPr>
+        <w:rFonts w:ascii="Symbol" w:hAnsi="Symbol" w:hint="default"/>
+        <w:sz w:val="20"/>
+      </w:rPr>
+    </w:lvl>
+    <w:lvl w:ilvl="1" w:tentative="1">
+      <w:start w:val="1"/>
+      <w:numFmt w:val="bullet"/>
+      <w:lvlText w:val="o"/>
+      <w:lvlJc w:val="left"/>
+      <w:pPr>
+        <w:tabs>
+          <w:tab w:val="num" w:pos="1440"/>
+        </w:tabs>
+        <w:ind w:left="1440" w:hanging="360"/>
+      </w:pPr>
+      <w:rPr>
+        <w:rFonts w:ascii="Courier New" w:hAnsi="Courier New" w:hint="default"/>
+        <w:sz w:val="20"/>
+      </w:rPr>
+    </w:lvl>
+    <w:lvl w:ilvl="2" w:tentative="1">
+      <w:start w:val="1"/>
+      <w:numFmt w:val="bullet"/>
+      <w:lvlText w:val=""/>
+      <w:lvlJc w:val="left"/>
+      <w:pPr>
+        <w:tabs>
+          <w:tab w:val="num" w:pos="2160"/>
+        </w:tabs>
+        <w:ind w:left="2160" w:hanging="360"/>
+      </w:pPr>
+      <w:rPr>
+        <w:rFonts w:ascii="Wingdings" w:hAnsi="Wingdings" w:hint="default"/>
+        <w:sz w:val="20"/>
+      </w:rPr>
+    </w:lvl>
+    <w:lvl w:ilvl="3" w:tentative="1">
+      <w:start w:val="1"/>
+      <w:numFmt w:val="bullet"/>
+      <w:lvlText w:val=""/>
+      <w:lvlJc w:val="left"/>
+      <w:pPr>
+        <w:tabs>
+          <w:tab w:val="num" w:pos="2880"/>
+        </w:tabs>
+        <w:ind w:left="2880" w:hanging="360"/>
+      </w:pPr>
+      <w:rPr>
+        <w:rFonts w:ascii="Wingdings" w:hAnsi="Wingdings" w:hint="default"/>
+        <w:sz w:val="20"/>
+      </w:rPr>
+    </w:lvl>
+    <w:lvl w:ilvl="4" w:tentative="1">
+      <w:start w:val="1"/>
+      <w:numFmt w:val="bullet"/>
+      <w:lvlText w:val=""/>
+      <w:lvlJc w:val="left"/>
+      <w:pPr>
+        <w:tabs>
+          <w:tab w:val="num" w:pos="3600"/>
+        </w:tabs>
+        <w:ind w:left="3600" w:hanging="360"/>
+      </w:pPr>
+      <w:rPr>
+        <w:rFonts w:ascii="Wingdings" w:hAnsi="Wingdings" w:hint="default"/>
+        <w:sz w:val="20"/>
+      </w:rPr>
+    </w:lvl>
+    <w:lvl w:ilvl="5" w:tentative="1">
+      <w:start w:val="1"/>
+      <w:numFmt w:val="bullet"/>
+      <w:lvlText w:val=""/>
+      <w:lvlJc w:val="left"/>
+      <w:pPr>
+        <w:tabs>
+          <w:tab w:val="num" w:pos="4320"/>
+        </w:tabs>
+        <w:ind w:left="4320" w:hanging="360"/>
+      </w:pPr>
+      <w:rPr>
+        <w:rFonts w:ascii="Wingdings" w:hAnsi="Wingdings" w:hint="default"/>
+        <w:sz w:val="20"/>
+      </w:rPr>
+    </w:lvl>
+    <w:lvl w:ilvl="6" w:tentative="1">
+      <w:start w:val="1"/>
+      <w:numFmt w:val="bullet"/>
+      <w:lvlText w:val=""/>
+      <w:lvlJc w:val="left"/>
+      <w:pPr>
+        <w:tabs>
+          <w:tab w:val="num" w:pos="5040"/>
+        </w:tabs>
+        <w:ind w:left="5040" w:hanging="360"/>
+      </w:pPr>
+      <w:rPr>
+        <w:rFonts w:ascii="Wingdings" w:hAnsi="Wingdings" w:hint="default"/>
+        <w:sz w:val="20"/>
+      </w:rPr>
+    </w:lvl>
+    <w:lvl w:ilvl="7" w:tentative="1">
+      <w:start w:val="1"/>
+      <w:numFmt w:val="bullet"/>
+      <w:lvlText w:val=""/>
+      <w:lvlJc w:val="left"/>
+      <w:pPr>
+        <w:tabs>
+          <w:tab w:val="num" w:pos="5760"/>
+        </w:tabs>
+        <w:ind w:left="5760" w:hanging="360"/>
+      </w:pPr>
+      <w:rPr>
+        <w:rFonts w:ascii="Wingdings" w:hAnsi="Wingdings" w:hint="default"/>
+        <w:sz w:val="20"/>
+      </w:rPr>
+    </w:lvl>
+    <w:lvl w:ilvl="8" w:tentative="1">
+      <w:start w:val="1"/>
+      <w:numFmt w:val="bullet"/>
+      <w:lvlText w:val=""/>
+      <w:lvlJc w:val="left"/>
+      <w:pPr>
+        <w:tabs>
+          <w:tab w:val="num" w:pos="6480"/>
+        </w:tabs>
+        <w:ind w:left="6480" w:hanging="360"/>
+      </w:pPr>
+      <w:rPr>
+        <w:rFonts w:ascii="Wingdings" w:hAnsi="Wingdings" w:hint="default"/>
+        <w:sz w:val="20"/>
+      </w:rPr>
+    </w:lvl>
+  </w:abstractNum>
+  <w:abstractNum w:abstractNumId="8" w15:restartNumberingAfterBreak="0">
     <w:nsid w:val="0E6032D8"/>
     <w:multiLevelType w:val="multilevel"/>
     <w:tmpl w:val="AA84F95E"/>
@@ -31418,7 +34281,7 @@
       </w:pPr>
     </w:lvl>
   </w:abstractNum>
-  <w:abstractNum w:abstractNumId="8" w15:restartNumberingAfterBreak="0">
+  <w:abstractNum w:abstractNumId="9" w15:restartNumberingAfterBreak="0">
     <w:nsid w:val="0F3E6182"/>
     <w:multiLevelType w:val="multilevel"/>
     <w:tmpl w:val="0880776C"/>
@@ -31567,7 +34430,7 @@
       </w:rPr>
     </w:lvl>
   </w:abstractNum>
-  <w:abstractNum w:abstractNumId="9" w15:restartNumberingAfterBreak="0">
+  <w:abstractNum w:abstractNumId="10" w15:restartNumberingAfterBreak="0">
     <w:nsid w:val="143D0B6D"/>
     <w:multiLevelType w:val="multilevel"/>
     <w:tmpl w:val="237A4D46"/>
@@ -31716,7 +34579,7 @@
       </w:rPr>
     </w:lvl>
   </w:abstractNum>
-  <w:abstractNum w:abstractNumId="10" w15:restartNumberingAfterBreak="0">
+  <w:abstractNum w:abstractNumId="11" w15:restartNumberingAfterBreak="0">
     <w:nsid w:val="18692765"/>
     <w:multiLevelType w:val="multilevel"/>
     <w:tmpl w:val="1E341E4E"/>
@@ -31865,7 +34728,7 @@
       </w:rPr>
     </w:lvl>
   </w:abstractNum>
-  <w:abstractNum w:abstractNumId="11" w15:restartNumberingAfterBreak="0">
+  <w:abstractNum w:abstractNumId="12" w15:restartNumberingAfterBreak="0">
     <w:nsid w:val="188A11B3"/>
     <w:multiLevelType w:val="multilevel"/>
     <w:tmpl w:val="6568CCCA"/>
@@ -32014,7 +34877,7 @@
       </w:rPr>
     </w:lvl>
   </w:abstractNum>
-  <w:abstractNum w:abstractNumId="12" w15:restartNumberingAfterBreak="0">
+  <w:abstractNum w:abstractNumId="13" w15:restartNumberingAfterBreak="0">
     <w:nsid w:val="1A091444"/>
     <w:multiLevelType w:val="multilevel"/>
     <w:tmpl w:val="5568EF80"/>
@@ -32163,7 +35026,7 @@
       </w:rPr>
     </w:lvl>
   </w:abstractNum>
-  <w:abstractNum w:abstractNumId="13" w15:restartNumberingAfterBreak="0">
+  <w:abstractNum w:abstractNumId="14" w15:restartNumberingAfterBreak="0">
     <w:nsid w:val="1F1342C5"/>
     <w:multiLevelType w:val="multilevel"/>
     <w:tmpl w:val="8AA07CE2"/>
@@ -32312,7 +35175,7 @@
       </w:rPr>
     </w:lvl>
   </w:abstractNum>
-  <w:abstractNum w:abstractNumId="14" w15:restartNumberingAfterBreak="0">
+  <w:abstractNum w:abstractNumId="15" w15:restartNumberingAfterBreak="0">
     <w:nsid w:val="212D0495"/>
     <w:multiLevelType w:val="multilevel"/>
     <w:tmpl w:val="F8269396"/>
@@ -32461,7 +35324,7 @@
       </w:rPr>
     </w:lvl>
   </w:abstractNum>
-  <w:abstractNum w:abstractNumId="15" w15:restartNumberingAfterBreak="0">
+  <w:abstractNum w:abstractNumId="16" w15:restartNumberingAfterBreak="0">
     <w:nsid w:val="244A60C5"/>
     <w:multiLevelType w:val="multilevel"/>
     <w:tmpl w:val="55DA0978"/>
@@ -32610,7 +35473,7 @@
       </w:rPr>
     </w:lvl>
   </w:abstractNum>
-  <w:abstractNum w:abstractNumId="16" w15:restartNumberingAfterBreak="0">
+  <w:abstractNum w:abstractNumId="17" w15:restartNumberingAfterBreak="0">
     <w:nsid w:val="246B4538"/>
     <w:multiLevelType w:val="multilevel"/>
     <w:tmpl w:val="93BE4ECE"/>
@@ -32759,7 +35622,7 @@
       </w:rPr>
     </w:lvl>
   </w:abstractNum>
-  <w:abstractNum w:abstractNumId="17" w15:restartNumberingAfterBreak="0">
+  <w:abstractNum w:abstractNumId="18" w15:restartNumberingAfterBreak="0">
     <w:nsid w:val="27C277E4"/>
     <w:multiLevelType w:val="multilevel"/>
     <w:tmpl w:val="6B5AEF76"/>
@@ -32908,7 +35771,7 @@
       </w:rPr>
     </w:lvl>
   </w:abstractNum>
-  <w:abstractNum w:abstractNumId="18" w15:restartNumberingAfterBreak="0">
+  <w:abstractNum w:abstractNumId="19" w15:restartNumberingAfterBreak="0">
     <w:nsid w:val="2BE80B7F"/>
     <w:multiLevelType w:val="multilevel"/>
     <w:tmpl w:val="94AAA9BE"/>
@@ -33057,7 +35920,7 @@
       </w:rPr>
     </w:lvl>
   </w:abstractNum>
-  <w:abstractNum w:abstractNumId="19" w15:restartNumberingAfterBreak="0">
+  <w:abstractNum w:abstractNumId="20" w15:restartNumberingAfterBreak="0">
     <w:nsid w:val="2DCF2D30"/>
     <w:multiLevelType w:val="multilevel"/>
     <w:tmpl w:val="6EC635EA"/>
@@ -33206,7 +36069,7 @@
       </w:rPr>
     </w:lvl>
   </w:abstractNum>
-  <w:abstractNum w:abstractNumId="20" w15:restartNumberingAfterBreak="0">
+  <w:abstractNum w:abstractNumId="21" w15:restartNumberingAfterBreak="0">
     <w:nsid w:val="3CE90A22"/>
     <w:multiLevelType w:val="hybridMultilevel"/>
     <w:tmpl w:val="B246982C"/>
@@ -33319,7 +36182,7 @@
       </w:rPr>
     </w:lvl>
   </w:abstractNum>
-  <w:abstractNum w:abstractNumId="21" w15:restartNumberingAfterBreak="0">
+  <w:abstractNum w:abstractNumId="22" w15:restartNumberingAfterBreak="0">
     <w:nsid w:val="3CEA0C1C"/>
     <w:multiLevelType w:val="multilevel"/>
     <w:tmpl w:val="5F606204"/>
@@ -33468,7 +36331,7 @@
       </w:rPr>
     </w:lvl>
   </w:abstractNum>
-  <w:abstractNum w:abstractNumId="22" w15:restartNumberingAfterBreak="0">
+  <w:abstractNum w:abstractNumId="23" w15:restartNumberingAfterBreak="0">
     <w:nsid w:val="41FA5DFA"/>
     <w:multiLevelType w:val="multilevel"/>
     <w:tmpl w:val="25D83A64"/>
@@ -33617,7 +36480,7 @@
       </w:rPr>
     </w:lvl>
   </w:abstractNum>
-  <w:abstractNum w:abstractNumId="23" w15:restartNumberingAfterBreak="0">
+  <w:abstractNum w:abstractNumId="24" w15:restartNumberingAfterBreak="0">
     <w:nsid w:val="43206AC7"/>
     <w:multiLevelType w:val="multilevel"/>
     <w:tmpl w:val="0C090025"/>
@@ -33712,7 +36575,7 @@
       </w:pPr>
     </w:lvl>
   </w:abstractNum>
-  <w:abstractNum w:abstractNumId="24" w15:restartNumberingAfterBreak="0">
+  <w:abstractNum w:abstractNumId="25" w15:restartNumberingAfterBreak="0">
     <w:nsid w:val="4AB135D5"/>
     <w:multiLevelType w:val="multilevel"/>
     <w:tmpl w:val="DB20D2AC"/>
@@ -33861,7 +36724,7 @@
       </w:rPr>
     </w:lvl>
   </w:abstractNum>
-  <w:abstractNum w:abstractNumId="25" w15:restartNumberingAfterBreak="0">
+  <w:abstractNum w:abstractNumId="26" w15:restartNumberingAfterBreak="0">
     <w:nsid w:val="4D6F7327"/>
     <w:multiLevelType w:val="multilevel"/>
     <w:tmpl w:val="F13E5DBA"/>
@@ -34010,7 +36873,7 @@
       </w:rPr>
     </w:lvl>
   </w:abstractNum>
-  <w:abstractNum w:abstractNumId="26" w15:restartNumberingAfterBreak="0">
+  <w:abstractNum w:abstractNumId="27" w15:restartNumberingAfterBreak="0">
     <w:nsid w:val="54BD10E9"/>
     <w:multiLevelType w:val="multilevel"/>
     <w:tmpl w:val="FDE62520"/>
@@ -34159,7 +37022,7 @@
       </w:rPr>
     </w:lvl>
   </w:abstractNum>
-  <w:abstractNum w:abstractNumId="27" w15:restartNumberingAfterBreak="0">
+  <w:abstractNum w:abstractNumId="28" w15:restartNumberingAfterBreak="0">
     <w:nsid w:val="56966EA8"/>
     <w:multiLevelType w:val="multilevel"/>
     <w:tmpl w:val="C3BEC8CC"/>
@@ -34308,7 +37171,7 @@
       </w:rPr>
     </w:lvl>
   </w:abstractNum>
-  <w:abstractNum w:abstractNumId="28" w15:restartNumberingAfterBreak="0">
+  <w:abstractNum w:abstractNumId="29" w15:restartNumberingAfterBreak="0">
     <w:nsid w:val="56B35FA2"/>
     <w:multiLevelType w:val="multilevel"/>
     <w:tmpl w:val="3BBADA1E"/>
@@ -34457,7 +37320,7 @@
       </w:rPr>
     </w:lvl>
   </w:abstractNum>
-  <w:abstractNum w:abstractNumId="29" w15:restartNumberingAfterBreak="0">
+  <w:abstractNum w:abstractNumId="30" w15:restartNumberingAfterBreak="0">
     <w:nsid w:val="587D7A36"/>
     <w:multiLevelType w:val="multilevel"/>
     <w:tmpl w:val="385EFD08"/>
@@ -34577,7 +37440,7 @@
       </w:pPr>
     </w:lvl>
   </w:abstractNum>
-  <w:abstractNum w:abstractNumId="30" w15:restartNumberingAfterBreak="0">
+  <w:abstractNum w:abstractNumId="31" w15:restartNumberingAfterBreak="0">
     <w:nsid w:val="596665DB"/>
     <w:multiLevelType w:val="multilevel"/>
     <w:tmpl w:val="9594E122"/>
@@ -34726,7 +37589,7 @@
       </w:rPr>
     </w:lvl>
   </w:abstractNum>
-  <w:abstractNum w:abstractNumId="31" w15:restartNumberingAfterBreak="0">
+  <w:abstractNum w:abstractNumId="32" w15:restartNumberingAfterBreak="0">
     <w:nsid w:val="5CB42C72"/>
     <w:multiLevelType w:val="multilevel"/>
     <w:tmpl w:val="A9BC40D2"/>
@@ -34875,7 +37738,7 @@
       </w:rPr>
     </w:lvl>
   </w:abstractNum>
-  <w:abstractNum w:abstractNumId="32" w15:restartNumberingAfterBreak="0">
+  <w:abstractNum w:abstractNumId="33" w15:restartNumberingAfterBreak="0">
     <w:nsid w:val="644C0B61"/>
     <w:multiLevelType w:val="multilevel"/>
     <w:tmpl w:val="889C3C2E"/>
@@ -35024,7 +37887,7 @@
       </w:rPr>
     </w:lvl>
   </w:abstractNum>
-  <w:abstractNum w:abstractNumId="33" w15:restartNumberingAfterBreak="0">
+  <w:abstractNum w:abstractNumId="34" w15:restartNumberingAfterBreak="0">
     <w:nsid w:val="653F5CEB"/>
     <w:multiLevelType w:val="multilevel"/>
     <w:tmpl w:val="CAD83A6C"/>
@@ -35173,7 +38036,7 @@
       </w:rPr>
     </w:lvl>
   </w:abstractNum>
-  <w:abstractNum w:abstractNumId="34" w15:restartNumberingAfterBreak="0">
+  <w:abstractNum w:abstractNumId="35" w15:restartNumberingAfterBreak="0">
     <w:nsid w:val="666A3ECD"/>
     <w:multiLevelType w:val="multilevel"/>
     <w:tmpl w:val="033ECD7E"/>
@@ -35290,7 +38153,7 @@
       </w:pPr>
     </w:lvl>
   </w:abstractNum>
-  <w:abstractNum w:abstractNumId="35" w15:restartNumberingAfterBreak="0">
+  <w:abstractNum w:abstractNumId="36" w15:restartNumberingAfterBreak="0">
     <w:nsid w:val="6B014983"/>
     <w:multiLevelType w:val="multilevel"/>
     <w:tmpl w:val="BD281662"/>
@@ -35439,7 +38302,7 @@
       </w:rPr>
     </w:lvl>
   </w:abstractNum>
-  <w:abstractNum w:abstractNumId="36" w15:restartNumberingAfterBreak="0">
+  <w:abstractNum w:abstractNumId="37" w15:restartNumberingAfterBreak="0">
     <w:nsid w:val="6B6437BD"/>
     <w:multiLevelType w:val="multilevel"/>
     <w:tmpl w:val="0F36F03C"/>
@@ -35588,7 +38451,7 @@
       </w:rPr>
     </w:lvl>
   </w:abstractNum>
-  <w:abstractNum w:abstractNumId="37" w15:restartNumberingAfterBreak="0">
+  <w:abstractNum w:abstractNumId="38" w15:restartNumberingAfterBreak="0">
     <w:nsid w:val="6D581C68"/>
     <w:multiLevelType w:val="multilevel"/>
     <w:tmpl w:val="01AC8002"/>
@@ -35737,7 +38600,7 @@
       </w:rPr>
     </w:lvl>
   </w:abstractNum>
-  <w:abstractNum w:abstractNumId="38" w15:restartNumberingAfterBreak="0">
+  <w:abstractNum w:abstractNumId="39" w15:restartNumberingAfterBreak="0">
     <w:nsid w:val="6FA71D75"/>
     <w:multiLevelType w:val="multilevel"/>
     <w:tmpl w:val="71A412A0"/>
@@ -35886,7 +38749,7 @@
       </w:rPr>
     </w:lvl>
   </w:abstractNum>
-  <w:abstractNum w:abstractNumId="39" w15:restartNumberingAfterBreak="0">
+  <w:abstractNum w:abstractNumId="40" w15:restartNumberingAfterBreak="0">
     <w:nsid w:val="73612462"/>
     <w:multiLevelType w:val="multilevel"/>
     <w:tmpl w:val="DE0AA6DA"/>
@@ -36035,7 +38898,7 @@
       </w:rPr>
     </w:lvl>
   </w:abstractNum>
-  <w:abstractNum w:abstractNumId="40" w15:restartNumberingAfterBreak="0">
+  <w:abstractNum w:abstractNumId="41" w15:restartNumberingAfterBreak="0">
     <w:nsid w:val="75DB171A"/>
     <w:multiLevelType w:val="multilevel"/>
     <w:tmpl w:val="DEC0F406"/>
@@ -36184,7 +39047,7 @@
       </w:rPr>
     </w:lvl>
   </w:abstractNum>
-  <w:abstractNum w:abstractNumId="41" w15:restartNumberingAfterBreak="0">
+  <w:abstractNum w:abstractNumId="42" w15:restartNumberingAfterBreak="0">
     <w:nsid w:val="799232AA"/>
     <w:multiLevelType w:val="hybridMultilevel"/>
     <w:tmpl w:val="B186D42E"/>
@@ -36297,7 +39160,7 @@
       </w:rPr>
     </w:lvl>
   </w:abstractNum>
-  <w:abstractNum w:abstractNumId="42" w15:restartNumberingAfterBreak="0">
+  <w:abstractNum w:abstractNumId="43" w15:restartNumberingAfterBreak="0">
     <w:nsid w:val="79ED5AEF"/>
     <w:multiLevelType w:val="multilevel"/>
     <w:tmpl w:val="7756B51E"/>
@@ -36446,7 +39309,7 @@
       </w:rPr>
     </w:lvl>
   </w:abstractNum>
-  <w:abstractNum w:abstractNumId="43" w15:restartNumberingAfterBreak="0">
+  <w:abstractNum w:abstractNumId="44" w15:restartNumberingAfterBreak="0">
     <w:nsid w:val="7BF83775"/>
     <w:multiLevelType w:val="multilevel"/>
     <w:tmpl w:val="A7B2C670"/>
@@ -36595,7 +39458,7 @@
       </w:rPr>
     </w:lvl>
   </w:abstractNum>
-  <w:abstractNum w:abstractNumId="44" w15:restartNumberingAfterBreak="0">
+  <w:abstractNum w:abstractNumId="45" w15:restartNumberingAfterBreak="0">
     <w:nsid w:val="7FB34699"/>
     <w:multiLevelType w:val="multilevel"/>
     <w:tmpl w:val="5440B5CA"/>
@@ -36748,142 +39611,145 @@
     <w:abstractNumId w:val="2"/>
   </w:num>
   <w:num w:numId="2">
-    <w:abstractNumId w:val="37"/>
+    <w:abstractNumId w:val="38"/>
   </w:num>
   <w:num w:numId="3">
-    <w:abstractNumId w:val="17"/>
+    <w:abstractNumId w:val="18"/>
   </w:num>
   <w:num w:numId="4">
-    <w:abstractNumId w:val="11"/>
+    <w:abstractNumId w:val="12"/>
   </w:num>
   <w:num w:numId="5">
     <w:abstractNumId w:val="4"/>
   </w:num>
   <w:num w:numId="6">
+    <w:abstractNumId w:val="24"/>
+  </w:num>
+  <w:num w:numId="7">
+    <w:abstractNumId w:val="29"/>
+  </w:num>
+  <w:num w:numId="8">
+    <w:abstractNumId w:val="21"/>
+  </w:num>
+  <w:num w:numId="9">
+    <w:abstractNumId w:val="42"/>
+  </w:num>
+  <w:num w:numId="10">
+    <w:abstractNumId w:val="8"/>
+  </w:num>
+  <w:num w:numId="11">
     <w:abstractNumId w:val="23"/>
   </w:num>
-  <w:num w:numId="7">
-    <w:abstractNumId w:val="28"/>
-  </w:num>
-  <w:num w:numId="8">
-    <w:abstractNumId w:val="20"/>
-  </w:num>
-  <w:num w:numId="9">
-    <w:abstractNumId w:val="41"/>
-  </w:num>
-  <w:num w:numId="10">
-    <w:abstractNumId w:val="7"/>
-  </w:num>
-  <w:num w:numId="11">
-    <w:abstractNumId w:val="22"/>
-  </w:num>
   <w:num w:numId="12">
-    <w:abstractNumId w:val="9"/>
+    <w:abstractNumId w:val="10"/>
   </w:num>
   <w:num w:numId="13">
-    <w:abstractNumId w:val="29"/>
+    <w:abstractNumId w:val="30"/>
   </w:num>
   <w:num w:numId="14">
-    <w:abstractNumId w:val="44"/>
+    <w:abstractNumId w:val="45"/>
   </w:num>
   <w:num w:numId="15">
     <w:abstractNumId w:val="2"/>
   </w:num>
   <w:num w:numId="16">
-    <w:abstractNumId w:val="12"/>
+    <w:abstractNumId w:val="13"/>
   </w:num>
   <w:num w:numId="17">
+    <w:abstractNumId w:val="25"/>
+  </w:num>
+  <w:num w:numId="18">
+    <w:abstractNumId w:val="37"/>
+  </w:num>
+  <w:num w:numId="19">
+    <w:abstractNumId w:val="28"/>
+  </w:num>
+  <w:num w:numId="20">
     <w:abstractNumId w:val="24"/>
   </w:num>
-  <w:num w:numId="18">
-    <w:abstractNumId w:val="36"/>
-  </w:num>
-  <w:num w:numId="19">
-    <w:abstractNumId w:val="27"/>
-  </w:num>
-  <w:num w:numId="20">
-    <w:abstractNumId w:val="23"/>
-  </w:num>
   <w:num w:numId="21">
-    <w:abstractNumId w:val="8"/>
+    <w:abstractNumId w:val="9"/>
   </w:num>
   <w:num w:numId="22">
-    <w:abstractNumId w:val="6"/>
+    <w:abstractNumId w:val="7"/>
   </w:num>
   <w:num w:numId="23">
-    <w:abstractNumId w:val="43"/>
+    <w:abstractNumId w:val="44"/>
   </w:num>
   <w:num w:numId="24">
-    <w:abstractNumId w:val="34"/>
+    <w:abstractNumId w:val="35"/>
   </w:num>
   <w:num w:numId="25">
-    <w:abstractNumId w:val="40"/>
+    <w:abstractNumId w:val="41"/>
   </w:num>
   <w:num w:numId="26">
-    <w:abstractNumId w:val="5"/>
+    <w:abstractNumId w:val="6"/>
   </w:num>
   <w:num w:numId="27">
     <w:abstractNumId w:val="0"/>
   </w:num>
   <w:num w:numId="28">
-    <w:abstractNumId w:val="42"/>
+    <w:abstractNumId w:val="43"/>
   </w:num>
   <w:num w:numId="29">
-    <w:abstractNumId w:val="35"/>
+    <w:abstractNumId w:val="36"/>
   </w:num>
   <w:num w:numId="30">
-    <w:abstractNumId w:val="30"/>
+    <w:abstractNumId w:val="31"/>
   </w:num>
   <w:num w:numId="31">
-    <w:abstractNumId w:val="13"/>
+    <w:abstractNumId w:val="14"/>
   </w:num>
   <w:num w:numId="32">
     <w:abstractNumId w:val="1"/>
   </w:num>
   <w:num w:numId="33">
-    <w:abstractNumId w:val="14"/>
+    <w:abstractNumId w:val="15"/>
   </w:num>
   <w:num w:numId="34">
-    <w:abstractNumId w:val="18"/>
+    <w:abstractNumId w:val="19"/>
   </w:num>
   <w:num w:numId="35">
-    <w:abstractNumId w:val="38"/>
+    <w:abstractNumId w:val="39"/>
   </w:num>
   <w:num w:numId="36">
+    <w:abstractNumId w:val="17"/>
+  </w:num>
+  <w:num w:numId="37">
     <w:abstractNumId w:val="16"/>
   </w:num>
-  <w:num w:numId="37">
-    <w:abstractNumId w:val="15"/>
-  </w:num>
   <w:num w:numId="38">
-    <w:abstractNumId w:val="10"/>
+    <w:abstractNumId w:val="11"/>
   </w:num>
   <w:num w:numId="39">
-    <w:abstractNumId w:val="21"/>
+    <w:abstractNumId w:val="22"/>
   </w:num>
   <w:num w:numId="40">
     <w:abstractNumId w:val="3"/>
   </w:num>
   <w:num w:numId="41">
-    <w:abstractNumId w:val="39"/>
+    <w:abstractNumId w:val="40"/>
   </w:num>
   <w:num w:numId="42">
-    <w:abstractNumId w:val="25"/>
+    <w:abstractNumId w:val="26"/>
   </w:num>
   <w:num w:numId="43">
-    <w:abstractNumId w:val="26"/>
+    <w:abstractNumId w:val="27"/>
   </w:num>
   <w:num w:numId="44">
-    <w:abstractNumId w:val="31"/>
+    <w:abstractNumId w:val="32"/>
   </w:num>
   <w:num w:numId="45">
-    <w:abstractNumId w:val="32"/>
+    <w:abstractNumId w:val="33"/>
   </w:num>
   <w:num w:numId="46">
-    <w:abstractNumId w:val="19"/>
+    <w:abstractNumId w:val="20"/>
   </w:num>
   <w:num w:numId="47">
-    <w:abstractNumId w:val="33"/>
+    <w:abstractNumId w:val="34"/>
+  </w:num>
+  <w:num w:numId="48">
+    <w:abstractNumId w:val="5"/>
   </w:num>
   <w:numIdMacAtCleanup w:val="13"/>
 </w:numbering>
@@ -38461,7 +41327,7 @@
 </file>
 
 <file path=customXml/itemProps1.xml><?xml version="1.0" encoding="utf-8"?>
-<ds:datastoreItem xmlns:ds="http://schemas.openxmlformats.org/officeDocument/2006/customXml" ds:itemID="{41D3976F-37B6-4B8A-8A74-A815E4EDBC38}">
+<ds:datastoreItem xmlns:ds="http://schemas.openxmlformats.org/officeDocument/2006/customXml" ds:itemID="{3D037E01-AC37-4B6A-9434-459A6B9F2934}">
   <ds:schemaRefs>
     <ds:schemaRef ds:uri="http://schemas.openxmlformats.org/officeDocument/2006/bibliography"/>
   </ds:schemaRefs>
